--- a/Denisenko_Dmitry_CV.docx
+++ b/Denisenko_Dmitry_CV.docx
@@ -511,7 +511,23 @@
         <w:br/>
         <w:t>• 15+ years of professional experience in the IT industry - proficient developer on popular web and backend platforms (Spring Boot, Symfony, Magento, React, etc);</w:t>
         <w:br/>
-        <w:t>• Domain expert in e-commerce, retail, and  travel industries;</w:t>
+        <w:t>• Domain expert</w:t>
+      </w:r>
+      <w:r>
+        <w:rPr/>
+        <w:t>ise</w:t>
+      </w:r>
+      <w:r>
+        <w:rPr/>
+        <w:t xml:space="preserve"> in e-commerce, </w:t>
+      </w:r>
+      <w:r>
+        <w:rPr/>
+        <w:t>finance,</w:t>
+      </w:r>
+      <w:r>
+        <w:rPr/>
+        <w:t xml:space="preserve"> retail, and  travel industries;</w:t>
         <w:br/>
         <w:t>• Consulted global retail, investment companies as an IT industry expert in digital transformation and cloud computing;</w:t>
         <w:br/>
@@ -562,15 +578,7 @@
         <w:br/>
         <w:t>- team motivation, assistance on team member technical growth;</w:t>
         <w:br/>
-        <w:t xml:space="preserve">- </w:t>
-      </w:r>
-      <w:r>
-        <w:rPr/>
-        <w:t>f</w:t>
-      </w:r>
-      <w:r>
-        <w:rPr/>
-        <w:t xml:space="preserve">ollowing development methodology and processes (Agile, Scrum, SAFe, Kanban); </w:t>
+        <w:t xml:space="preserve">- following development methodology and processes (Agile, Scrum, SAFe, Kanban); </w:t>
       </w:r>
     </w:p>
     <w:p>
@@ -4702,15 +4710,15 @@
       <w:u w:val="single"/>
     </w:rPr>
   </w:style>
-  <w:style w:type="character" w:styleId="Bulletsuser">
-    <w:name w:val="Bullets (user)"/>
+  <w:style w:type="character" w:styleId="Bullets">
+    <w:name w:val="Bullets"/>
     <w:qFormat/>
     <w:rPr>
       <w:rFonts w:ascii="OpenSymbol" w:hAnsi="OpenSymbol" w:eastAsia="OpenSymbol" w:cs="OpenSymbol"/>
     </w:rPr>
   </w:style>
-  <w:style w:type="character" w:styleId="Bullets">
-    <w:name w:val="Bullets"/>
+  <w:style w:type="character" w:styleId="Bulletsuser">
+    <w:name w:val="Bullets (user)"/>
     <w:qFormat/>
     <w:rPr>
       <w:rFonts w:ascii="OpenSymbol" w:hAnsi="OpenSymbol" w:eastAsia="OpenSymbol" w:cs="OpenSymbol"/>

--- a/Denisenko_Dmitry_CV.docx
+++ b/Denisenko_Dmitry_CV.docx
@@ -511,25 +511,16 @@
         <w:br/>
         <w:t>• 15+ years of professional experience in the IT industry - proficient developer on popular web and backend platforms (Spring Boot, Symfony, Magento, React, etc);</w:t>
         <w:br/>
-        <w:t>• Domain expert</w:t>
-      </w:r>
-      <w:r>
-        <w:rPr/>
-        <w:t>ise</w:t>
-      </w:r>
-      <w:r>
-        <w:rPr/>
-        <w:t xml:space="preserve"> in e-commerce, </w:t>
-      </w:r>
-      <w:r>
-        <w:rPr/>
-        <w:t>finance,</w:t>
-      </w:r>
-      <w:r>
-        <w:rPr/>
-        <w:t xml:space="preserve"> retail, and  travel industries;</w:t>
+        <w:t>• Domain expertise in e-commerce, finance, retail, and  travel industries;</w:t>
         <w:br/>
         <w:t>• Consulted global retail, investment companies as an IT industry expert in digital transformation and cloud computing;</w:t>
+        <w:br/>
+        <w:t>• Experienced in building software development, QA/QA Automation, DevOps processes from scratch, and optimizing existing ones;</w:t>
+        <w:br/>
+        <w:t>• Business-oriented: I know how to balance between business needs and tech efforts to maximize the business value;</w:t>
+        <w:br/>
+        <w:t>• I am passionate about sharing some nice and suitable solutions to open source;</w:t>
+        <w:br/>
         <w:br/>
         <w:t>• Solid knowledge and hands-on experience in development for the Java platform and related technologies;</w:t>
         <w:br/>
@@ -556,19 +547,6 @@
         <w:t>• Deep understanding and hands-on experience with microservice architecture (autonomy, deployability, load balancing, fault tolerance, monitoring, etc.);</w:t>
         <w:br/>
         <w:t>• Experience with CI/CD (Jenkins, GitLab pipelines, Drone CI, GitHub Actions, etc.);</w:t>
-      </w:r>
-      <w:r>
-        <w:br w:type="page"/>
-      </w:r>
-    </w:p>
-    <w:p>
-      <w:pPr>
-        <w:pStyle w:val="Normal"/>
-        <w:spacing w:before="0" w:after="160"/>
-        <w:rPr/>
-      </w:pPr>
-      <w:r>
-        <w:rPr/>
         <w:br/>
         <w:t>• Team management skills:</w:t>
         <w:br/>
@@ -4710,15 +4688,15 @@
       <w:u w:val="single"/>
     </w:rPr>
   </w:style>
-  <w:style w:type="character" w:styleId="Bullets">
-    <w:name w:val="Bullets"/>
+  <w:style w:type="character" w:styleId="Bulletsuser">
+    <w:name w:val="Bullets (user)"/>
     <w:qFormat/>
     <w:rPr>
       <w:rFonts w:ascii="OpenSymbol" w:hAnsi="OpenSymbol" w:eastAsia="OpenSymbol" w:cs="OpenSymbol"/>
     </w:rPr>
   </w:style>
-  <w:style w:type="character" w:styleId="Bulletsuser">
-    <w:name w:val="Bullets (user)"/>
+  <w:style w:type="character" w:styleId="Bullets">
+    <w:name w:val="Bullets"/>
     <w:qFormat/>
     <w:rPr>
       <w:rFonts w:ascii="OpenSymbol" w:hAnsi="OpenSymbol" w:eastAsia="OpenSymbol" w:cs="OpenSymbol"/>

--- a/Denisenko_Dmitry_CV.docx
+++ b/Denisenko_Dmitry_CV.docx
@@ -534,7 +534,7 @@
         <w:br/>
         <w:t>• Experience in gathering requirements, establishing development goals, estimating tasks and projects;</w:t>
         <w:br/>
-        <w:t>• Experience with DB abstraction layers and messaging services (Apache Kafka, RabbitMQ, JMS, etc.);</w:t>
+        <w:t>• Experience with DB abstraction layers (JDBC, Hibernate, JOOQ, + Liquibase, Flyway) and messaging services (Apache Kafka, RabbitMQ, JMS), etc.;</w:t>
         <w:br/>
         <w:t>• Experience with different modules of Spring Framework like Web, Webflux, Batch, JDBC, Data Couchbase, REST, Security, Spring Cloud (Task, Gateway, Config, Vault, Sleuth);</w:t>
         <w:br/>
@@ -4688,15 +4688,15 @@
       <w:u w:val="single"/>
     </w:rPr>
   </w:style>
-  <w:style w:type="character" w:styleId="Bulletsuser">
-    <w:name w:val="Bullets (user)"/>
+  <w:style w:type="character" w:styleId="Bullets">
+    <w:name w:val="Bullets"/>
     <w:qFormat/>
     <w:rPr>
       <w:rFonts w:ascii="OpenSymbol" w:hAnsi="OpenSymbol" w:eastAsia="OpenSymbol" w:cs="OpenSymbol"/>
     </w:rPr>
   </w:style>
-  <w:style w:type="character" w:styleId="Bullets">
-    <w:name w:val="Bullets"/>
+  <w:style w:type="character" w:styleId="Bulletsuser">
+    <w:name w:val="Bullets (user)"/>
     <w:qFormat/>
     <w:rPr>
       <w:rFonts w:ascii="OpenSymbol" w:hAnsi="OpenSymbol" w:eastAsia="OpenSymbol" w:cs="OpenSymbol"/>

--- a/Denisenko_Dmitry_CV.docx
+++ b/Denisenko_Dmitry_CV.docx
@@ -540,7 +540,15 @@
         <w:br/>
         <w:t>• Working experience in building ELT using Spring Boot, Kafka Streams, Apache Camel 4, Mapstruct, Commons HttpClient;</w:t>
         <w:br/>
-        <w:t>• Designing and implementing various REST API using best practices like idempotence, security, content negotiation, HATEOAS, versioning, etc.</w:t>
+        <w:t>• Designing and implementing various REST API</w:t>
+      </w:r>
+      <w:r>
+        <w:rPr/>
+        <w:t>s</w:t>
+      </w:r>
+      <w:r>
+        <w:rPr/>
+        <w:t xml:space="preserve"> using best practices like idempotence, security, content negotiation, HATEOAS, versioning, etc.</w:t>
         <w:br/>
         <w:t>• Experience with Kubernetes, OpenShift environments, AWS cloud services like EC2, S3, Cloudfront, EKS, and Fargate, and a capability with Google Cloud Run for multi-cloud;</w:t>
         <w:br/>
@@ -4688,15 +4696,15 @@
       <w:u w:val="single"/>
     </w:rPr>
   </w:style>
-  <w:style w:type="character" w:styleId="Bullets">
-    <w:name w:val="Bullets"/>
+  <w:style w:type="character" w:styleId="Bulletsuser">
+    <w:name w:val="Bullets (user)"/>
     <w:qFormat/>
     <w:rPr>
       <w:rFonts w:ascii="OpenSymbol" w:hAnsi="OpenSymbol" w:eastAsia="OpenSymbol" w:cs="OpenSymbol"/>
     </w:rPr>
   </w:style>
-  <w:style w:type="character" w:styleId="Bulletsuser">
-    <w:name w:val="Bullets (user)"/>
+  <w:style w:type="character" w:styleId="Bullets">
+    <w:name w:val="Bullets"/>
     <w:qFormat/>
     <w:rPr>
       <w:rFonts w:ascii="OpenSymbol" w:hAnsi="OpenSymbol" w:eastAsia="OpenSymbol" w:cs="OpenSymbol"/>
@@ -4771,6 +4779,23 @@
       <w:rFonts w:ascii="Liberation Mono" w:hAnsi="Liberation Mono" w:eastAsia="Liberation Mono" w:cs="Liberation Mono"/>
       <w:sz w:val="20"/>
       <w:szCs w:val="20"/>
+    </w:rPr>
+  </w:style>
+  <w:style w:type="paragraph" w:styleId="HorizontalLine">
+    <w:name w:val="Horizontal Line"/>
+    <w:basedOn w:val="Normal"/>
+    <w:next w:val="BodyText"/>
+    <w:qFormat/>
+    <w:pPr>
+      <w:suppressLineNumbers/>
+      <w:pBdr>
+        <w:bottom w:val="double" w:sz="2" w:space="0" w:color="808080"/>
+      </w:pBdr>
+      <w:spacing w:before="0" w:after="283"/>
+    </w:pPr>
+    <w:rPr>
+      <w:sz w:val="12"/>
+      <w:szCs w:val="12"/>
     </w:rPr>
   </w:style>
   <w:style w:type="numbering" w:styleId="NoList" w:default="1">

--- a/Denisenko_Dmitry_CV.docx
+++ b/Denisenko_Dmitry_CV.docx
@@ -540,15 +540,7 @@
         <w:br/>
         <w:t>• Working experience in building ELT using Spring Boot, Kafka Streams, Apache Camel 4, Mapstruct, Commons HttpClient;</w:t>
         <w:br/>
-        <w:t>• Designing and implementing various REST API</w:t>
-      </w:r>
-      <w:r>
-        <w:rPr/>
-        <w:t>s</w:t>
-      </w:r>
-      <w:r>
-        <w:rPr/>
-        <w:t xml:space="preserve"> using best practices like idempotence, security, content negotiation, HATEOAS, versioning, etc.</w:t>
+        <w:t>• Designing and implementing various REST APIs using best practices like idempotence, security, content negotiation, HATEOAS, versioning, etc.</w:t>
         <w:br/>
         <w:t>• Experience with Kubernetes, OpenShift environments, AWS cloud services like EC2, S3, Cloudfront, EKS, and Fargate, and a capability with Google Cloud Run for multi-cloud;</w:t>
         <w:br/>
@@ -1250,6 +1242,81 @@
           <w:sz w:val="20"/>
         </w:rPr>
         <w:t>Analyzing, designing, and developing the in-house ETL engine and its modules;</w:t>
+      </w:r>
+    </w:p>
+    <w:p>
+      <w:pPr>
+        <w:pStyle w:val="Normal"/>
+        <w:numPr>
+          <w:ilvl w:val="0"/>
+          <w:numId w:val="1"/>
+        </w:numPr>
+        <w:spacing w:lineRule="auto" w:line="264" w:before="0" w:after="0"/>
+        <w:contextualSpacing/>
+        <w:jc w:val="both"/>
+        <w:rPr>
+          <w:rFonts w:ascii="Arial" w:hAnsi="Arial" w:eastAsia="Arial" w:cs="Arial"/>
+          <w:color w:val="231F20"/>
+          <w:sz w:val="20"/>
+        </w:rPr>
+      </w:pPr>
+      <w:r>
+        <w:rPr>
+          <w:rFonts w:eastAsia="Arial" w:cs="Arial" w:ascii="Arial" w:hAnsi="Arial"/>
+          <w:color w:val="231F20"/>
+          <w:sz w:val="20"/>
+        </w:rPr>
+        <w:t>Migrated 20+ applications from legacy Kubernetes instances to OpenShift 4, improving system scalability and reducing server costs</w:t>
+      </w:r>
+    </w:p>
+    <w:p>
+      <w:pPr>
+        <w:pStyle w:val="Normal"/>
+        <w:numPr>
+          <w:ilvl w:val="0"/>
+          <w:numId w:val="1"/>
+        </w:numPr>
+        <w:spacing w:lineRule="auto" w:line="264" w:before="0" w:after="0"/>
+        <w:contextualSpacing/>
+        <w:jc w:val="both"/>
+        <w:rPr>
+          <w:rFonts w:ascii="Arial" w:hAnsi="Arial" w:eastAsia="Arial" w:cs="Arial"/>
+          <w:color w:val="231F20"/>
+          <w:sz w:val="20"/>
+        </w:rPr>
+      </w:pPr>
+      <w:r>
+        <w:rPr>
+          <w:rFonts w:eastAsia="Arial" w:cs="Arial" w:ascii="Arial" w:hAnsi="Arial"/>
+          <w:color w:val="231F20"/>
+          <w:sz w:val="20"/>
+        </w:rPr>
+        <w:t>Implemented containerization strategies with a variety of Jenkinsfiles, Dockerfiles, podman</w:t>
+      </w:r>
+    </w:p>
+    <w:p>
+      <w:pPr>
+        <w:pStyle w:val="Normal"/>
+        <w:numPr>
+          <w:ilvl w:val="0"/>
+          <w:numId w:val="1"/>
+        </w:numPr>
+        <w:spacing w:lineRule="auto" w:line="264" w:before="0" w:after="0"/>
+        <w:contextualSpacing/>
+        <w:jc w:val="both"/>
+        <w:rPr>
+          <w:rFonts w:ascii="Arial" w:hAnsi="Arial" w:eastAsia="Arial" w:cs="Arial"/>
+          <w:color w:val="231F20"/>
+          <w:sz w:val="20"/>
+        </w:rPr>
+      </w:pPr>
+      <w:r>
+        <w:rPr>
+          <w:rFonts w:eastAsia="Arial" w:cs="Arial" w:ascii="Arial" w:hAnsi="Arial"/>
+          <w:color w:val="231F20"/>
+          <w:sz w:val="20"/>
+        </w:rPr>
+        <w:t>Developed monitoring and logging systems with Prometheus+Grafana+Loki+Promtail</w:t>
       </w:r>
     </w:p>
     <w:p>
@@ -4696,6 +4763,13 @@
       <w:u w:val="single"/>
     </w:rPr>
   </w:style>
+  <w:style w:type="character" w:styleId="Bullets">
+    <w:name w:val="Bullets"/>
+    <w:qFormat/>
+    <w:rPr>
+      <w:rFonts w:ascii="OpenSymbol" w:hAnsi="OpenSymbol" w:eastAsia="OpenSymbol" w:cs="OpenSymbol"/>
+    </w:rPr>
+  </w:style>
   <w:style w:type="character" w:styleId="Bulletsuser">
     <w:name w:val="Bullets (user)"/>
     <w:qFormat/>
@@ -4703,11 +4777,12 @@
       <w:rFonts w:ascii="OpenSymbol" w:hAnsi="OpenSymbol" w:eastAsia="OpenSymbol" w:cs="OpenSymbol"/>
     </w:rPr>
   </w:style>
-  <w:style w:type="character" w:styleId="Bullets">
-    <w:name w:val="Bullets"/>
+  <w:style w:type="character" w:styleId="Emphasis">
+    <w:name w:val="Emphasis"/>
     <w:qFormat/>
     <w:rPr>
-      <w:rFonts w:ascii="OpenSymbol" w:hAnsi="OpenSymbol" w:eastAsia="OpenSymbol" w:cs="OpenSymbol"/>
+      <w:i/>
+      <w:iCs/>
     </w:rPr>
   </w:style>
   <w:style w:type="paragraph" w:styleId="Heading">

--- a/Denisenko_Dmitry_CV.docx
+++ b/Denisenko_Dmitry_CV.docx
@@ -1,46 +1,62 @@
 
 <file path=word/document.xml><?xml version="1.0" encoding="utf-8"?>
-<w:document xmlns:o="urn:schemas-microsoft-com:office:office" xmlns:r="http://schemas.openxmlformats.org/officeDocument/2006/relationships" xmlns:v="urn:schemas-microsoft-com:vml" xmlns:w="http://schemas.openxmlformats.org/wordprocessingml/2006/main" xmlns:w10="urn:schemas-microsoft-com:office:word" xmlns:wp="http://schemas.openxmlformats.org/drawingml/2006/wordprocessingDrawing" xmlns:pic="http://schemas.openxmlformats.org/drawingml/2006/picture" xmlns:wps="http://schemas.microsoft.com/office/word/2010/wordprocessingShape" xmlns:wpg="http://schemas.microsoft.com/office/word/2010/wordprocessingGroup" xmlns:mc="http://schemas.openxmlformats.org/markup-compatibility/2006" xmlns:wp14="http://schemas.microsoft.com/office/word/2010/wordprocessingDrawing" xmlns:w14="http://schemas.microsoft.com/office/word/2010/wordml" xmlns:w15="http://schemas.microsoft.com/office/word/2012/wordml" mc:Ignorable="w14 wp14 w15">
+<w:document xmlns:wpc="http://schemas.microsoft.com/office/word/2010/wordprocessingCanvas" xmlns:cx="http://schemas.microsoft.com/office/drawing/2014/chartex" xmlns:cx1="http://schemas.microsoft.com/office/drawing/2015/9/8/chartex" xmlns:cx2="http://schemas.microsoft.com/office/drawing/2015/10/21/chartex" xmlns:cx3="http://schemas.microsoft.com/office/drawing/2016/5/9/chartex" xmlns:cx4="http://schemas.microsoft.com/office/drawing/2016/5/10/chartex" xmlns:cx5="http://schemas.microsoft.com/office/drawing/2016/5/11/chartex" xmlns:cx6="http://schemas.microsoft.com/office/drawing/2016/5/12/chartex" xmlns:cx7="http://schemas.microsoft.com/office/drawing/2016/5/13/chartex" xmlns:cx8="http://schemas.microsoft.com/office/drawing/2016/5/14/chartex" xmlns:mc="http://schemas.openxmlformats.org/markup-compatibility/2006" xmlns:aink="http://schemas.microsoft.com/office/drawing/2016/ink" xmlns:am3d="http://schemas.microsoft.com/office/drawing/2017/model3d" xmlns:o="urn:schemas-microsoft-com:office:office" xmlns:oel="http://schemas.microsoft.com/office/2019/extlst" xmlns:r="http://schemas.openxmlformats.org/officeDocument/2006/relationships" xmlns:m="http://schemas.openxmlformats.org/officeDocument/2006/math" xmlns:v="urn:schemas-microsoft-com:vml" xmlns:wp14="http://schemas.microsoft.com/office/word/2010/wordprocessingDrawing" xmlns:wp="http://schemas.openxmlformats.org/drawingml/2006/wordprocessingDrawing" xmlns:w10="urn:schemas-microsoft-com:office:word" xmlns:w="http://schemas.openxmlformats.org/wordprocessingml/2006/main" xmlns:w14="http://schemas.microsoft.com/office/word/2010/wordml" xmlns:w15="http://schemas.microsoft.com/office/word/2012/wordml" xmlns:w16cex="http://schemas.microsoft.com/office/word/2018/wordml/cex" xmlns:w16cid="http://schemas.microsoft.com/office/word/2016/wordml/cid" xmlns:w16="http://schemas.microsoft.com/office/word/2018/wordml" xmlns:w16du="http://schemas.microsoft.com/office/word/2023/wordml/word16du" xmlns:w16sdtdh="http://schemas.microsoft.com/office/word/2020/wordml/sdtdatahash" xmlns:w16sdtfl="http://schemas.microsoft.com/office/word/2024/wordml/sdtformatlock" xmlns:w16se="http://schemas.microsoft.com/office/word/2015/wordml/symex" xmlns:wpg="http://schemas.microsoft.com/office/word/2010/wordprocessingGroup" xmlns:wpi="http://schemas.microsoft.com/office/word/2010/wordprocessingInk" xmlns:wne="http://schemas.microsoft.com/office/word/2006/wordml" xmlns:wps="http://schemas.microsoft.com/office/word/2010/wordprocessingShape" mc:Ignorable="w14 w15 w16se w16cid w16 w16cex w16sdtdh w16sdtfl w16du wp14">
   <w:body>
     <w:p>
       <w:pPr>
-        <w:pStyle w:val="Normal"/>
-        <w:spacing w:lineRule="atLeast" w:line="260" w:before="0" w:after="0"/>
-        <w:jc w:val="both"/>
-        <w:rPr>
-          <w:rFonts w:ascii="Arial" w:hAnsi="Arial" w:eastAsia="Arial" w:cs="Arial"/>
+        <w:spacing w:after="0" w:line="260" w:lineRule="atLeast"/>
+        <w:jc w:val="both"/>
+        <w:rPr>
+          <w:rFonts w:ascii="Arial" w:eastAsia="Arial" w:hAnsi="Arial" w:cs="Arial"/>
           <w:b/>
           <w:color w:val="231F20"/>
           <w:sz w:val="40"/>
           <w:szCs w:val="40"/>
         </w:rPr>
       </w:pPr>
-      <w:bookmarkStart w:id="0" w:name="_GoBack"/>
-      <w:bookmarkEnd w:id="0"/>
-      <w:r>
-        <w:rPr>
-          <w:rFonts w:eastAsia="Arial" w:cs="Arial" w:ascii="Arial" w:hAnsi="Arial"/>
+      <w:r>
+        <w:rPr>
+          <w:rFonts w:ascii="Arial" w:eastAsia="Arial" w:hAnsi="Arial" w:cs="Arial"/>
           <w:b/>
           <w:color w:val="231F20"/>
           <w:sz w:val="40"/>
           <w:szCs w:val="40"/>
         </w:rPr>
-        <w:t>Dmitry DENISENKO</w:t>
-      </w:r>
-    </w:p>
-    <w:p>
-      <w:pPr>
-        <w:pStyle w:val="Normal"/>
-        <w:spacing w:lineRule="atLeast" w:line="260" w:before="0" w:after="0"/>
-        <w:jc w:val="both"/>
-        <w:rPr>
-          <w:rFonts w:ascii="Arial" w:hAnsi="Arial" w:eastAsia="Arial" w:cs="Arial"/>
+        <w:t>D</w:t>
+      </w:r>
+      <w:r>
+        <w:rPr>
+          <w:rFonts w:ascii="Arial" w:eastAsia="Arial" w:hAnsi="Arial" w:cs="Arial"/>
+          <w:b/>
+          <w:color w:val="231F20"/>
+          <w:sz w:val="40"/>
+          <w:szCs w:val="40"/>
+        </w:rPr>
+        <w:t>ima</w:t>
+      </w:r>
+      <w:r>
+        <w:rPr>
+          <w:rFonts w:ascii="Arial" w:eastAsia="Arial" w:hAnsi="Arial" w:cs="Arial"/>
+          <w:b/>
+          <w:color w:val="231F20"/>
+          <w:sz w:val="40"/>
+          <w:szCs w:val="40"/>
+        </w:rPr>
+        <w:t xml:space="preserve"> DENISENKO</w:t>
+      </w:r>
+    </w:p>
+    <w:p>
+      <w:pPr>
+        <w:spacing w:after="0" w:line="260" w:lineRule="atLeast"/>
+        <w:jc w:val="both"/>
+        <w:rPr>
+          <w:rFonts w:ascii="Arial" w:eastAsia="Arial" w:hAnsi="Arial" w:cs="Arial"/>
           <w:color w:val="999997"/>
         </w:rPr>
       </w:pPr>
       <w:r>
         <w:rPr>
-          <w:rFonts w:eastAsia="Arial" w:cs="Arial" w:ascii="Arial" w:hAnsi="Arial"/>
+          <w:rFonts w:ascii="Arial" w:eastAsia="Arial" w:hAnsi="Arial" w:cs="Arial"/>
           <w:color w:val="999997"/>
         </w:rPr>
         <w:t>Java Developer (API Integration/Development, eCommerce, ETL, SOA)</w:t>
@@ -48,52 +64,37 @@
     </w:p>
     <w:p>
       <w:pPr>
-        <w:pStyle w:val="Normal"/>
-        <w:spacing w:lineRule="atLeast" w:line="260" w:before="0" w:after="0"/>
-        <w:jc w:val="both"/>
-        <w:rPr>
-          <w:rFonts w:ascii="Arial" w:hAnsi="Arial" w:eastAsia="Arial" w:cs="Arial"/>
+        <w:spacing w:after="0" w:line="260" w:lineRule="atLeast"/>
+        <w:jc w:val="both"/>
+        <w:rPr>
+          <w:rFonts w:ascii="Arial" w:eastAsia="Arial" w:hAnsi="Arial" w:cs="Arial"/>
           <w:color w:val="999997"/>
         </w:rPr>
       </w:pPr>
-      <w:r>
-        <w:rPr>
-          <w:rFonts w:eastAsia="Arial" w:cs="Arial" w:ascii="Arial" w:hAnsi="Arial"/>
-          <w:color w:val="999997"/>
-        </w:rPr>
-      </w:r>
-    </w:p>
-    <w:p>
-      <w:pPr>
-        <w:pStyle w:val="Normal"/>
+    </w:p>
+    <w:p>
+      <w:pPr>
         <w:pBdr>
           <w:top w:val="single" w:sz="2" w:space="1" w:color="000000"/>
         </w:pBdr>
-        <w:spacing w:lineRule="auto" w:line="264" w:before="0" w:after="0"/>
-        <w:rPr>
-          <w:rFonts w:ascii="Arial" w:hAnsi="Arial" w:eastAsia="Arial" w:cs="Arial"/>
-          <w:color w:val="231F20"/>
-        </w:rPr>
-      </w:pPr>
-      <w:r>
-        <w:rPr>
-          <w:rFonts w:eastAsia="Arial" w:cs="Arial" w:ascii="Arial" w:hAnsi="Arial"/>
-          <w:color w:val="231F20"/>
-        </w:rPr>
-      </w:r>
-    </w:p>
-    <w:p>
-      <w:pPr>
-        <w:pStyle w:val="Normal"/>
-        <w:spacing w:lineRule="auto" w:line="264" w:before="0" w:after="0"/>
-        <w:rPr>
-          <w:rFonts w:ascii="Arial" w:hAnsi="Arial" w:eastAsia="Arial" w:cs="Arial"/>
-          <w:color w:val="231F20"/>
-        </w:rPr>
-      </w:pPr>
-      <w:r>
-        <w:rPr>
-          <w:rFonts w:eastAsia="Arial" w:cs="Arial" w:ascii="Arial" w:hAnsi="Arial"/>
+        <w:spacing w:after="0" w:line="264" w:lineRule="auto"/>
+        <w:rPr>
+          <w:rFonts w:ascii="Arial" w:eastAsia="Arial" w:hAnsi="Arial" w:cs="Arial"/>
+          <w:color w:val="231F20"/>
+        </w:rPr>
+      </w:pPr>
+    </w:p>
+    <w:p>
+      <w:pPr>
+        <w:spacing w:after="0" w:line="264" w:lineRule="auto"/>
+        <w:rPr>
+          <w:rFonts w:ascii="Arial" w:eastAsia="Arial" w:hAnsi="Arial" w:cs="Arial"/>
+          <w:color w:val="231F20"/>
+        </w:rPr>
+      </w:pPr>
+      <w:r>
+        <w:rPr>
+          <w:rFonts w:ascii="Arial" w:eastAsia="Arial" w:hAnsi="Arial" w:cs="Arial"/>
           <w:color w:val="231F20"/>
         </w:rPr>
         <w:t>I'm a web developer interested in full-stack, event-driven microservices, DevOps, K8s architecture, and more</w:t>
@@ -101,16 +102,15 @@
     </w:p>
     <w:p>
       <w:pPr>
-        <w:pStyle w:val="Normal"/>
-        <w:spacing w:lineRule="auto" w:line="264" w:before="0" w:after="0"/>
-        <w:rPr>
-          <w:rFonts w:ascii="Arial" w:hAnsi="Arial" w:eastAsia="Arial" w:cs="Arial"/>
-          <w:color w:val="231F20"/>
-        </w:rPr>
-      </w:pPr>
-      <w:r>
-        <w:rPr>
-          <w:rFonts w:eastAsia="Arial" w:cs="Arial" w:ascii="Arial" w:hAnsi="Arial"/>
+        <w:spacing w:after="0" w:line="264" w:lineRule="auto"/>
+        <w:rPr>
+          <w:rFonts w:ascii="Arial" w:eastAsia="Arial" w:hAnsi="Arial" w:cs="Arial"/>
+          <w:color w:val="231F20"/>
+        </w:rPr>
+      </w:pPr>
+      <w:r>
+        <w:rPr>
+          <w:rFonts w:ascii="Arial" w:eastAsia="Arial" w:hAnsi="Arial" w:cs="Arial"/>
           <w:color w:val="231F20"/>
         </w:rPr>
         <w:br/>
@@ -119,44 +119,29 @@
     </w:p>
     <w:p>
       <w:pPr>
-        <w:pStyle w:val="Normal"/>
-        <w:spacing w:lineRule="auto" w:line="264" w:before="0" w:after="0"/>
-        <w:rPr>
-          <w:rFonts w:ascii="Arial" w:hAnsi="Arial" w:eastAsia="Arial" w:cs="Arial"/>
-          <w:color w:val="231F20"/>
-          <w:sz w:val="20"/>
-        </w:rPr>
-      </w:pPr>
-      <w:r>
-        <w:rPr>
-          <w:rFonts w:eastAsia="Arial" w:cs="Arial" w:ascii="Arial" w:hAnsi="Arial"/>
-          <w:color w:val="231F20"/>
-          <w:sz w:val="20"/>
-        </w:rPr>
-      </w:r>
+        <w:spacing w:after="0" w:line="264" w:lineRule="auto"/>
+        <w:rPr>
+          <w:rFonts w:ascii="Arial" w:eastAsia="Arial" w:hAnsi="Arial" w:cs="Arial"/>
+          <w:color w:val="231F20"/>
+          <w:sz w:val="20"/>
+        </w:rPr>
+      </w:pPr>
     </w:p>
     <w:tbl>
       <w:tblPr>
         <w:tblW w:w="7602" w:type="dxa"/>
-        <w:jc w:val="left"/>
         <w:tblInd w:w="-109" w:type="dxa"/>
         <w:tblLayout w:type="fixed"/>
-        <w:tblCellMar>
-          <w:top w:w="0" w:type="dxa"/>
-          <w:left w:w="108" w:type="dxa"/>
-          <w:bottom w:w="0" w:type="dxa"/>
-          <w:right w:w="108" w:type="dxa"/>
-        </w:tblCellMar>
-        <w:tblLook w:firstRow="1" w:noVBand="1" w:lastRow="0" w:firstColumn="0" w:lastColumn="0" w:noHBand="0" w:val="0420"/>
+        <w:tblLook w:val="0420" w:firstRow="1" w:lastRow="0" w:firstColumn="0" w:lastColumn="0" w:noHBand="0" w:noVBand="1"/>
       </w:tblPr>
       <w:tblGrid>
         <w:gridCol w:w="2519"/>
-        <w:gridCol w:w="5082"/>
+        <w:gridCol w:w="5083"/>
       </w:tblGrid>
       <w:tr>
         <w:trPr>
-          <w:tblHeader w:val="true"/>
-          <w:trHeight w:val="719" w:hRule="atLeast"/>
+          <w:trHeight w:val="719"/>
+          <w:tblHeader/>
         </w:trPr>
         <w:tc>
           <w:tcPr>
@@ -164,28 +149,21 @@
             <w:tcBorders>
               <w:bottom w:val="single" w:sz="2" w:space="0" w:color="999997"/>
             </w:tcBorders>
-            <w:shd w:color="auto" w:fill="auto" w:val="clear"/>
             <w:vAlign w:val="bottom"/>
           </w:tcPr>
           <w:p>
             <w:pPr>
-              <w:pStyle w:val="Normal"/>
-              <w:numPr>
-                <w:ilvl w:val="0"/>
-                <w:numId w:val="0"/>
-              </w:numPr>
-              <w:spacing w:lineRule="auto" w:line="480" w:before="0" w:after="0"/>
-              <w:ind w:hanging="0" w:left="0"/>
+              <w:spacing w:after="0" w:line="480" w:lineRule="auto"/>
               <w:jc w:val="both"/>
               <w:outlineLvl w:val="1"/>
               <w:rPr>
-                <w:rFonts w:ascii="Arial" w:hAnsi="Arial" w:eastAsia="Quattrocento Sans" w:cs="Arial"/>
+                <w:rFonts w:ascii="Arial" w:eastAsia="Quattrocento Sans" w:hAnsi="Arial" w:cs="Arial"/>
                 <w:color w:val="000000"/>
               </w:rPr>
             </w:pPr>
             <w:r>
               <w:rPr>
-                <w:rFonts w:eastAsia="Quattrocento Sans" w:cs="Arial" w:ascii="Arial" w:hAnsi="Arial"/>
+                <w:rFonts w:ascii="Arial" w:eastAsia="Quattrocento Sans" w:hAnsi="Arial" w:cs="Arial"/>
                 <w:color w:val="000000"/>
               </w:rPr>
               <w:t>Email:</w:t>
@@ -198,32 +176,24 @@
             <w:tcBorders>
               <w:bottom w:val="single" w:sz="2" w:space="0" w:color="999997"/>
             </w:tcBorders>
-            <w:shd w:color="auto" w:fill="auto" w:val="clear"/>
             <w:vAlign w:val="bottom"/>
           </w:tcPr>
           <w:p>
             <w:pPr>
-              <w:pStyle w:val="Normal"/>
-              <w:numPr>
-                <w:ilvl w:val="0"/>
-                <w:numId w:val="0"/>
-              </w:numPr>
-              <w:spacing w:lineRule="auto" w:line="480" w:before="0" w:after="0"/>
-              <w:ind w:hanging="0" w:left="0"/>
+              <w:spacing w:after="0" w:line="480" w:lineRule="auto"/>
               <w:jc w:val="both"/>
               <w:outlineLvl w:val="1"/>
               <w:rPr>
-                <w:rFonts w:ascii="Arial" w:hAnsi="Arial" w:eastAsia="Arial" w:cs="Arial"/>
+                <w:rFonts w:ascii="Arial" w:eastAsia="Arial" w:hAnsi="Arial" w:cs="Arial"/>
                 <w:b/>
                 <w:bCs/>
                 <w:color w:val="1F4E79"/>
               </w:rPr>
             </w:pPr>
-            <w:hyperlink r:id="rId2">
+            <w:hyperlink r:id="rId5">
               <w:r>
                 <w:rPr>
-                  <w:rStyle w:val="Style9"/>
-                  <w:rFonts w:eastAsia="Arial" w:cs="Arial" w:ascii="Arial" w:hAnsi="Arial"/>
+                  <w:rFonts w:ascii="Arial" w:eastAsia="Arial" w:hAnsi="Arial" w:cs="Arial"/>
                   <w:b/>
                   <w:bCs/>
                   <w:color w:val="1F4E79"/>
@@ -236,8 +206,8 @@
       </w:tr>
       <w:tr>
         <w:trPr>
-          <w:tblHeader w:val="true"/>
-          <w:trHeight w:val="737" w:hRule="atLeast"/>
+          <w:trHeight w:val="737"/>
+          <w:tblHeader/>
         </w:trPr>
         <w:tc>
           <w:tcPr>
@@ -246,28 +216,22 @@
               <w:top w:val="single" w:sz="2" w:space="0" w:color="999997"/>
               <w:bottom w:val="single" w:sz="2" w:space="0" w:color="999997"/>
             </w:tcBorders>
-            <w:shd w:color="auto" w:fill="F2F2F2" w:val="clear"/>
+            <w:shd w:val="clear" w:color="auto" w:fill="F2F2F2"/>
             <w:vAlign w:val="bottom"/>
           </w:tcPr>
           <w:p>
             <w:pPr>
-              <w:pStyle w:val="Normal"/>
-              <w:numPr>
-                <w:ilvl w:val="0"/>
-                <w:numId w:val="0"/>
-              </w:numPr>
-              <w:spacing w:lineRule="auto" w:line="480" w:before="0" w:after="0"/>
-              <w:ind w:hanging="0" w:left="0"/>
+              <w:spacing w:after="0" w:line="480" w:lineRule="auto"/>
               <w:jc w:val="both"/>
               <w:outlineLvl w:val="1"/>
               <w:rPr>
-                <w:rFonts w:ascii="Arial" w:hAnsi="Arial" w:eastAsia="Quattrocento Sans" w:cs="Arial"/>
+                <w:rFonts w:ascii="Arial" w:eastAsia="Quattrocento Sans" w:hAnsi="Arial" w:cs="Arial"/>
                 <w:color w:val="000000"/>
               </w:rPr>
             </w:pPr>
             <w:r>
               <w:rPr>
-                <w:rFonts w:eastAsia="Quattrocento Sans" w:cs="Arial" w:ascii="Arial" w:hAnsi="Arial"/>
+                <w:rFonts w:ascii="Arial" w:eastAsia="Quattrocento Sans" w:hAnsi="Arial" w:cs="Arial"/>
                 <w:color w:val="000000"/>
               </w:rPr>
               <w:t>Website:</w:t>
@@ -281,31 +245,24 @@
               <w:top w:val="single" w:sz="2" w:space="0" w:color="999997"/>
               <w:bottom w:val="single" w:sz="2" w:space="0" w:color="999997"/>
             </w:tcBorders>
-            <w:shd w:color="auto" w:fill="F2F2F2" w:val="clear"/>
+            <w:shd w:val="clear" w:color="auto" w:fill="F2F2F2"/>
             <w:vAlign w:val="bottom"/>
           </w:tcPr>
           <w:p>
             <w:pPr>
-              <w:pStyle w:val="Normal"/>
-              <w:numPr>
-                <w:ilvl w:val="0"/>
-                <w:numId w:val="0"/>
-              </w:numPr>
-              <w:spacing w:lineRule="auto" w:line="480" w:before="0" w:after="0"/>
-              <w:ind w:hanging="0" w:left="0"/>
+              <w:spacing w:after="0" w:line="480" w:lineRule="auto"/>
               <w:jc w:val="both"/>
               <w:outlineLvl w:val="1"/>
               <w:rPr>
-                <w:rFonts w:ascii="Arial" w:hAnsi="Arial" w:eastAsia="Quattrocento Sans" w:cs="Arial"/>
+                <w:rFonts w:ascii="Arial" w:eastAsia="Quattrocento Sans" w:hAnsi="Arial" w:cs="Arial"/>
                 <w:b/>
                 <w:color w:val="000000"/>
               </w:rPr>
             </w:pPr>
-            <w:hyperlink r:id="rId3">
+            <w:hyperlink r:id="rId6">
               <w:r>
                 <w:rPr>
-                  <w:rStyle w:val="Style9"/>
-                  <w:rFonts w:eastAsia="Arial" w:cs="Arial" w:ascii="Arial" w:hAnsi="Arial"/>
+                  <w:rFonts w:ascii="Arial" w:eastAsia="Arial" w:hAnsi="Arial" w:cs="Arial"/>
                   <w:b/>
                   <w:bCs/>
                   <w:color w:val="1F4E79"/>
@@ -318,8 +275,8 @@
       </w:tr>
       <w:tr>
         <w:trPr>
-          <w:tblHeader w:val="true"/>
-          <w:trHeight w:val="719" w:hRule="atLeast"/>
+          <w:trHeight w:val="719"/>
+          <w:tblHeader/>
         </w:trPr>
         <w:tc>
           <w:tcPr>
@@ -332,23 +289,17 @@
           </w:tcPr>
           <w:p>
             <w:pPr>
-              <w:pStyle w:val="Normal"/>
-              <w:numPr>
-                <w:ilvl w:val="0"/>
-                <w:numId w:val="0"/>
-              </w:numPr>
-              <w:spacing w:lineRule="auto" w:line="480" w:before="0" w:after="0"/>
-              <w:ind w:hanging="0" w:left="0"/>
+              <w:spacing w:after="0" w:line="480" w:lineRule="auto"/>
               <w:jc w:val="both"/>
               <w:outlineLvl w:val="1"/>
               <w:rPr>
-                <w:rFonts w:ascii="Arial" w:hAnsi="Arial" w:eastAsia="Quattrocento Sans" w:cs="Arial"/>
+                <w:rFonts w:ascii="Arial" w:eastAsia="Quattrocento Sans" w:hAnsi="Arial" w:cs="Arial"/>
                 <w:color w:val="000000"/>
               </w:rPr>
             </w:pPr>
             <w:r>
               <w:rPr>
-                <w:rFonts w:eastAsia="Quattrocento Sans" w:cs="Arial" w:ascii="Arial" w:hAnsi="Arial"/>
+                <w:rFonts w:ascii="Arial" w:eastAsia="Quattrocento Sans" w:hAnsi="Arial" w:cs="Arial"/>
                 <w:color w:val="000000"/>
               </w:rPr>
               <w:t>GitHub Profile:</w:t>
@@ -366,40 +317,44 @@
           </w:tcPr>
           <w:p>
             <w:pPr>
-              <w:pStyle w:val="Normal"/>
-              <w:numPr>
-                <w:ilvl w:val="0"/>
-                <w:numId w:val="0"/>
-              </w:numPr>
-              <w:spacing w:lineRule="auto" w:line="480" w:before="0" w:after="0"/>
-              <w:ind w:hanging="0" w:left="0"/>
+              <w:spacing w:after="0" w:line="480" w:lineRule="auto"/>
               <w:jc w:val="both"/>
               <w:outlineLvl w:val="1"/>
               <w:rPr>
-                <w:rFonts w:ascii="Arial" w:hAnsi="Arial" w:eastAsia="Quattrocento Sans" w:cs="Arial"/>
+                <w:rFonts w:ascii="Arial" w:eastAsia="Quattrocento Sans" w:hAnsi="Arial" w:cs="Arial"/>
                 <w:b/>
                 <w:color w:val="000000"/>
               </w:rPr>
             </w:pPr>
-            <w:hyperlink r:id="rId4">
+            <w:hyperlink r:id="rId7">
               <w:r>
                 <w:rPr>
-                  <w:rStyle w:val="Style9"/>
-                  <w:rFonts w:eastAsia="Arial" w:cs="Arial" w:ascii="Arial" w:hAnsi="Arial"/>
+                  <w:rFonts w:ascii="Arial" w:eastAsia="Arial" w:hAnsi="Arial" w:cs="Arial"/>
                   <w:b/>
                   <w:bCs/>
                   <w:color w:val="1F4E79"/>
                 </w:rPr>
-                <w:t>github.com/dmitriidenisenko</w:t>
+                <w:t>github.com/</w:t>
               </w:r>
+              <w:proofErr w:type="spellStart"/>
+              <w:r>
+                <w:rPr>
+                  <w:rFonts w:ascii="Arial" w:eastAsia="Arial" w:hAnsi="Arial" w:cs="Arial"/>
+                  <w:b/>
+                  <w:bCs/>
+                  <w:color w:val="1F4E79"/>
+                </w:rPr>
+                <w:t>dimdnk</w:t>
+              </w:r>
+              <w:proofErr w:type="spellEnd"/>
             </w:hyperlink>
           </w:p>
         </w:tc>
       </w:tr>
       <w:tr>
         <w:trPr>
-          <w:tblHeader w:val="true"/>
-          <w:trHeight w:val="737" w:hRule="atLeast"/>
+          <w:trHeight w:val="737"/>
+          <w:tblHeader/>
         </w:trPr>
         <w:tc>
           <w:tcPr>
@@ -407,28 +362,22 @@
             <w:tcBorders>
               <w:top w:val="single" w:sz="2" w:space="0" w:color="999997"/>
             </w:tcBorders>
-            <w:shd w:color="auto" w:fill="F2F2F2" w:val="clear"/>
+            <w:shd w:val="clear" w:color="auto" w:fill="F2F2F2"/>
             <w:vAlign w:val="bottom"/>
           </w:tcPr>
           <w:p>
             <w:pPr>
-              <w:pStyle w:val="Normal"/>
-              <w:numPr>
-                <w:ilvl w:val="0"/>
-                <w:numId w:val="0"/>
-              </w:numPr>
-              <w:spacing w:lineRule="auto" w:line="480" w:before="0" w:after="0"/>
-              <w:ind w:hanging="0" w:left="0"/>
+              <w:spacing w:after="0" w:line="480" w:lineRule="auto"/>
               <w:jc w:val="both"/>
               <w:outlineLvl w:val="1"/>
               <w:rPr>
-                <w:rFonts w:ascii="Arial" w:hAnsi="Arial" w:eastAsia="Quattrocento Sans" w:cs="Arial"/>
+                <w:rFonts w:ascii="Arial" w:eastAsia="Quattrocento Sans" w:hAnsi="Arial" w:cs="Arial"/>
                 <w:color w:val="000000"/>
               </w:rPr>
             </w:pPr>
             <w:r>
               <w:rPr>
-                <w:rFonts w:eastAsia="Quattrocento Sans" w:cs="Arial" w:ascii="Arial" w:hAnsi="Arial"/>
+                <w:rFonts w:ascii="Arial" w:eastAsia="Quattrocento Sans" w:hAnsi="Arial" w:cs="Arial"/>
                 <w:color w:val="000000"/>
               </w:rPr>
               <w:t>LinkedIn:</w:t>
@@ -441,37 +390,41 @@
             <w:tcBorders>
               <w:top w:val="single" w:sz="2" w:space="0" w:color="999997"/>
             </w:tcBorders>
-            <w:shd w:color="auto" w:fill="F2F2F2" w:val="clear"/>
+            <w:shd w:val="clear" w:color="auto" w:fill="F2F2F2"/>
             <w:vAlign w:val="bottom"/>
           </w:tcPr>
           <w:p>
             <w:pPr>
-              <w:pStyle w:val="Normal"/>
-              <w:numPr>
-                <w:ilvl w:val="0"/>
-                <w:numId w:val="0"/>
-              </w:numPr>
-              <w:spacing w:lineRule="auto" w:line="480" w:before="0" w:after="0"/>
-              <w:ind w:hanging="0" w:left="0"/>
+              <w:spacing w:after="0" w:line="480" w:lineRule="auto"/>
               <w:jc w:val="both"/>
               <w:outlineLvl w:val="1"/>
               <w:rPr>
-                <w:rFonts w:ascii="Arial" w:hAnsi="Arial" w:eastAsia="Quattrocento Sans" w:cs="Arial"/>
+                <w:rFonts w:ascii="Arial" w:eastAsia="Quattrocento Sans" w:hAnsi="Arial" w:cs="Arial"/>
                 <w:b/>
                 <w:color w:val="000000"/>
               </w:rPr>
             </w:pPr>
-            <w:hyperlink r:id="rId5">
+            <w:hyperlink r:id="rId8">
               <w:r>
                 <w:rPr>
-                  <w:rStyle w:val="Style9"/>
-                  <w:rFonts w:eastAsia="Arial" w:cs="Arial" w:ascii="Arial" w:hAnsi="Arial"/>
+                  <w:rFonts w:ascii="Arial" w:eastAsia="Arial" w:hAnsi="Arial" w:cs="Arial"/>
                   <w:b/>
                   <w:bCs/>
                   <w:color w:val="1F4E79"/>
                 </w:rPr>
-                <w:t>linkedin.com/in/dmitriidenisenko</w:t>
+                <w:t>linkedin.com/in/</w:t>
               </w:r>
+              <w:proofErr w:type="spellStart"/>
+              <w:r>
+                <w:rPr>
+                  <w:rFonts w:ascii="Arial" w:eastAsia="Arial" w:hAnsi="Arial" w:cs="Arial"/>
+                  <w:b/>
+                  <w:bCs/>
+                  <w:color w:val="1F4E79"/>
+                </w:rPr>
+                <w:t>dimdnk</w:t>
+              </w:r>
+              <w:proofErr w:type="spellEnd"/>
             </w:hyperlink>
           </w:p>
         </w:tc>
@@ -479,11 +432,10 @@
     </w:tbl>
     <w:p>
       <w:pPr>
-        <w:pStyle w:val="Normal"/>
-        <w:spacing w:lineRule="atLeast" w:line="260" w:before="360" w:after="120"/>
-        <w:jc w:val="both"/>
-        <w:rPr>
-          <w:rFonts w:ascii="Arial" w:hAnsi="Arial" w:eastAsia="Arial" w:cs="Arial"/>
+        <w:spacing w:before="360" w:after="120" w:line="260" w:lineRule="atLeast"/>
+        <w:jc w:val="both"/>
+        <w:rPr>
+          <w:rFonts w:ascii="Arial" w:eastAsia="Arial" w:hAnsi="Arial" w:cs="Arial"/>
           <w:b/>
           <w:color w:val="231F20"/>
           <w:sz w:val="28"/>
@@ -492,7 +444,7 @@
       </w:pPr>
       <w:r>
         <w:rPr>
-          <w:rFonts w:eastAsia="Arial" w:cs="Arial" w:ascii="Arial" w:hAnsi="Arial"/>
+          <w:rFonts w:ascii="Arial" w:eastAsia="Arial" w:hAnsi="Arial" w:cs="Arial"/>
           <w:b/>
           <w:color w:val="231F20"/>
           <w:sz w:val="28"/>
@@ -502,70 +454,196 @@
       </w:r>
     </w:p>
     <w:p>
-      <w:pPr>
-        <w:pStyle w:val="Normal"/>
-        <w:rPr/>
-      </w:pPr>
-      <w:r>
-        <w:rPr/>
+      <w:r>
         <w:br/>
-        <w:t>• 15+ years of professional experience in the IT industry - proficient developer on popular web and backend platforms (Spring Boot, Symfony, Magento, React, etc);</w:t>
+        <w:t xml:space="preserve">• 15+ years of professional experience in the IT industry - proficient developer on popular web and backend platforms (Spring Boot, Symfony, Magento, React, </w:t>
+      </w:r>
+      <w:proofErr w:type="spellStart"/>
+      <w:r>
+        <w:t>etc</w:t>
+      </w:r>
+      <w:proofErr w:type="spellEnd"/>
+      <w:r>
+        <w:t>);</w:t>
+      </w:r>
+      <w:r>
         <w:br/>
         <w:t>• Domain expertise in e-commerce, finance, retail, and  travel industries;</w:t>
+      </w:r>
+      <w:r>
         <w:br/>
         <w:t>• Consulted global retail, investment companies as an IT industry expert in digital transformation and cloud computing;</w:t>
+      </w:r>
+      <w:r>
         <w:br/>
         <w:t>• Experienced in building software development, QA/QA Automation, DevOps processes from scratch, and optimizing existing ones;</w:t>
+      </w:r>
+      <w:r>
         <w:br/>
         <w:t>• Business-oriented: I know how to balance between business needs and tech efforts to maximize the business value;</w:t>
+      </w:r>
+      <w:r>
         <w:br/>
         <w:t>• I am passionate about sharing some nice and suitable solutions to open source;</w:t>
+      </w:r>
+      <w:r>
         <w:br/>
+      </w:r>
+      <w:r>
         <w:br/>
         <w:t>• Solid knowledge and hands-on experience in development for the Java platform and related technologies;</w:t>
+      </w:r>
+      <w:r>
         <w:br/>
         <w:t>• Proficient knowledge of modern PHP, JavaScript, and popular JavaScript-based libraries, and frameworks;</w:t>
+      </w:r>
+      <w:r>
         <w:br/>
-        <w:t>• Experience with Spring, Quarkus, Vaadin, Angular, Zend, and other MVC frameworks;</w:t>
+        <w:t xml:space="preserve">• Experience with Spring, </w:t>
+      </w:r>
+      <w:proofErr w:type="spellStart"/>
+      <w:r>
+        <w:t>Quarkus</w:t>
+      </w:r>
+      <w:proofErr w:type="spellEnd"/>
+      <w:r>
+        <w:t xml:space="preserve">, </w:t>
+      </w:r>
+      <w:proofErr w:type="spellStart"/>
+      <w:r>
+        <w:t>Vaadin</w:t>
+      </w:r>
+      <w:proofErr w:type="spellEnd"/>
+      <w:r>
+        <w:t>, Angular, Zend, and other MVC frameworks;</w:t>
+      </w:r>
+      <w:r>
         <w:br/>
         <w:t>• Strong understanding of design patterns, OOP, and development methodologies;</w:t>
+      </w:r>
+      <w:r>
         <w:br/>
         <w:t>• Experienced in software architecture design and development planning, business analysis, and requirements definition;</w:t>
+      </w:r>
+      <w:r>
         <w:br/>
         <w:t>• Experience in gathering requirements, establishing development goals, estimating tasks and projects;</w:t>
+      </w:r>
+      <w:r>
         <w:br/>
         <w:t>• Experience with DB abstraction layers (JDBC, Hibernate, JOOQ, + Liquibase, Flyway) and messaging services (Apache Kafka, RabbitMQ, JMS), etc.;</w:t>
+      </w:r>
+      <w:r>
         <w:br/>
-        <w:t>• Experience with different modules of Spring Framework like Web, Webflux, Batch, JDBC, Data Couchbase, REST, Security, Spring Cloud (Task, Gateway, Config, Vault, Sleuth);</w:t>
+        <w:t xml:space="preserve">• Experience with different modules of Spring Framework like Web, </w:t>
+      </w:r>
+      <w:proofErr w:type="spellStart"/>
+      <w:r>
+        <w:t>Webflux</w:t>
+      </w:r>
+      <w:proofErr w:type="spellEnd"/>
+      <w:r>
+        <w:t>, Batch, JDBC, Data Couchbase, REST, Security, Spring Cloud (Task, Gateway, Config, Vault, Sleuth);</w:t>
+      </w:r>
+      <w:r>
         <w:br/>
-        <w:t>• Working experience in building ELT using Spring Boot, Kafka Streams, Apache Camel 4, Mapstruct, Commons HttpClient;</w:t>
+        <w:t xml:space="preserve">• Working experience in building ELT using Spring Boot, Kafka Streams, Apache Camel 4, </w:t>
+      </w:r>
+      <w:proofErr w:type="spellStart"/>
+      <w:r>
+        <w:t>Mapstruct</w:t>
+      </w:r>
+      <w:proofErr w:type="spellEnd"/>
+      <w:r>
+        <w:t xml:space="preserve">, Commons </w:t>
+      </w:r>
+      <w:proofErr w:type="spellStart"/>
+      <w:r>
+        <w:t>HttpClient</w:t>
+      </w:r>
+      <w:proofErr w:type="spellEnd"/>
+      <w:r>
+        <w:t>;</w:t>
+      </w:r>
+      <w:r>
         <w:br/>
         <w:t>• Designing and implementing various REST APIs using best practices like idempotence, security, content negotiation, HATEOAS, versioning, etc.</w:t>
+      </w:r>
+      <w:r>
         <w:br/>
-        <w:t>• Experience with Kubernetes, OpenShift environments, AWS cloud services like EC2, S3, Cloudfront, EKS, and Fargate, and a capability with Google Cloud Run for multi-cloud;</w:t>
+        <w:t xml:space="preserve">• Experience with Kubernetes, OpenShift environments, AWS cloud services like EC2, S3, </w:t>
+      </w:r>
+      <w:proofErr w:type="spellStart"/>
+      <w:r>
+        <w:t>Cloudfront</w:t>
+      </w:r>
+      <w:proofErr w:type="spellEnd"/>
+      <w:r>
+        <w:t xml:space="preserve">, EKS, and </w:t>
+      </w:r>
+      <w:proofErr w:type="spellStart"/>
+      <w:r>
+        <w:t>Fargate</w:t>
+      </w:r>
+      <w:proofErr w:type="spellEnd"/>
+      <w:r>
+        <w:t>, and a capability with Google Cloud Run for multi-cloud;</w:t>
+      </w:r>
+      <w:r>
         <w:br/>
-        <w:t>• Deep understanding and hands-on experience with microservice architecture (autonomy, deployability, load balancing, fault tolerance, monitoring, etc.);</w:t>
+        <w:t xml:space="preserve">• Deep understanding and hands-on experience with microservice architecture (autonomy, </w:t>
+      </w:r>
+      <w:proofErr w:type="spellStart"/>
+      <w:r>
+        <w:t>deployability</w:t>
+      </w:r>
+      <w:proofErr w:type="spellEnd"/>
+      <w:r>
+        <w:t xml:space="preserve">, load </w:t>
+      </w:r>
+      <w:r>
+        <w:lastRenderedPageBreak/>
+        <w:t>balancing, fault tolerance, monitoring, etc.);</w:t>
+      </w:r>
+      <w:r>
         <w:br/>
         <w:t>• Experience with CI/CD (Jenkins, GitLab pipelines, Drone CI, GitHub Actions, etc.);</w:t>
+      </w:r>
+      <w:r>
         <w:br/>
         <w:t>• Team management skills:</w:t>
+      </w:r>
+      <w:r>
         <w:br/>
         <w:t>- project coordination, guidance, planning, and tasks distribution;</w:t>
+      </w:r>
+      <w:r>
         <w:br/>
         <w:t>- building development processes as a tech leader, code review, and code audit;</w:t>
+      </w:r>
+      <w:r>
         <w:br/>
         <w:t>- team motivation, assistance on team member technical growth;</w:t>
+      </w:r>
+      <w:r>
         <w:br/>
-        <w:t xml:space="preserve">- following development methodology and processes (Agile, Scrum, SAFe, Kanban); </w:t>
-      </w:r>
-    </w:p>
-    <w:p>
-      <w:pPr>
-        <w:pStyle w:val="Normal"/>
-        <w:spacing w:lineRule="atLeast" w:line="260" w:before="360" w:after="120"/>
-        <w:jc w:val="both"/>
-        <w:rPr>
-          <w:rFonts w:ascii="Arial" w:hAnsi="Arial" w:eastAsia="Arial" w:cs="Arial"/>
+        <w:t xml:space="preserve">- following development methodology and processes (Agile, Scrum, </w:t>
+      </w:r>
+      <w:proofErr w:type="spellStart"/>
+      <w:r>
+        <w:t>SAFe</w:t>
+      </w:r>
+      <w:proofErr w:type="spellEnd"/>
+      <w:r>
+        <w:t xml:space="preserve">, Kanban); </w:t>
+      </w:r>
+    </w:p>
+    <w:p>
+      <w:pPr>
+        <w:spacing w:before="360" w:after="120" w:line="260" w:lineRule="atLeast"/>
+        <w:jc w:val="both"/>
+        <w:rPr>
+          <w:rFonts w:ascii="Arial" w:eastAsia="Arial" w:hAnsi="Arial" w:cs="Arial"/>
           <w:b/>
           <w:color w:val="231F20"/>
           <w:sz w:val="28"/>
@@ -574,30 +652,38 @@
       </w:pPr>
       <w:r>
         <w:rPr>
-          <w:rFonts w:eastAsia="Arial" w:cs="Arial" w:ascii="Arial" w:hAnsi="Arial"/>
+          <w:rFonts w:ascii="Arial" w:eastAsia="Arial" w:hAnsi="Arial" w:cs="Arial"/>
           <w:b/>
           <w:color w:val="231F20"/>
           <w:sz w:val="28"/>
           <w:szCs w:val="28"/>
         </w:rPr>
         <w:t xml:space="preserve">Work Experience: </w:t>
+      </w:r>
+      <w:r>
+        <w:rPr>
+          <w:rFonts w:ascii="Arial" w:eastAsia="Arial" w:hAnsi="Arial" w:cs="Arial"/>
+          <w:b/>
+          <w:color w:val="231F20"/>
+          <w:sz w:val="28"/>
+          <w:szCs w:val="28"/>
+        </w:rPr>
         <w:tab/>
       </w:r>
     </w:p>
     <w:p>
       <w:pPr>
-        <w:pStyle w:val="Normal"/>
-        <w:spacing w:lineRule="atLeast" w:line="260" w:before="0" w:after="0"/>
-        <w:jc w:val="both"/>
-        <w:rPr>
-          <w:rFonts w:ascii="Arial" w:hAnsi="Arial" w:eastAsia="Arial" w:cs="Arial"/>
-          <w:color w:val="231F20"/>
-          <w:sz w:val="20"/>
-        </w:rPr>
-      </w:pPr>
-      <w:r>
-        <w:rPr>
-          <w:rFonts w:eastAsia="Arial" w:cs="Arial" w:ascii="Arial" w:hAnsi="Arial"/>
+        <w:spacing w:after="0" w:line="260" w:lineRule="atLeast"/>
+        <w:jc w:val="both"/>
+        <w:rPr>
+          <w:rFonts w:ascii="Arial" w:eastAsia="Arial" w:hAnsi="Arial" w:cs="Arial"/>
+          <w:color w:val="231F20"/>
+          <w:sz w:val="20"/>
+        </w:rPr>
+      </w:pPr>
+      <w:r>
+        <w:rPr>
+          <w:rFonts w:ascii="Arial" w:eastAsia="Arial" w:hAnsi="Arial" w:cs="Arial"/>
           <w:b/>
           <w:bCs/>
           <w:color w:val="231F20"/>
@@ -608,60 +694,120 @@
     </w:p>
     <w:p>
       <w:pPr>
-        <w:pStyle w:val="Normal"/>
-        <w:widowControl w:val="false"/>
-        <w:spacing w:lineRule="atLeast" w:line="260" w:before="0" w:after="0"/>
-        <w:jc w:val="both"/>
-        <w:rPr>
-          <w:rFonts w:ascii="Arial" w:hAnsi="Arial" w:eastAsia="Arial" w:cs="Arial"/>
-          <w:color w:val="231F20"/>
-          <w:sz w:val="20"/>
-        </w:rPr>
-      </w:pPr>
-      <w:r>
-        <w:rPr>
-          <w:rFonts w:eastAsia="Arial" w:cs="Arial" w:ascii="Arial" w:hAnsi="Arial"/>
+        <w:widowControl w:val="0"/>
+        <w:spacing w:after="0" w:line="260" w:lineRule="atLeast"/>
+        <w:jc w:val="both"/>
+        <w:rPr>
+          <w:rFonts w:ascii="Arial" w:eastAsia="Arial" w:hAnsi="Arial" w:cs="Arial"/>
+          <w:color w:val="231F20"/>
+          <w:sz w:val="20"/>
+        </w:rPr>
+      </w:pPr>
+      <w:r>
+        <w:rPr>
+          <w:rFonts w:ascii="Arial" w:eastAsia="Arial" w:hAnsi="Arial" w:cs="Arial"/>
           <w:color w:val="231F20"/>
           <w:sz w:val="18"/>
           <w:szCs w:val="18"/>
         </w:rPr>
         <w:t>Senior Software Developer</w:t>
+      </w:r>
+      <w:r>
+        <w:rPr>
+          <w:rFonts w:ascii="Arial" w:eastAsia="Arial" w:hAnsi="Arial" w:cs="Arial"/>
+          <w:color w:val="231F20"/>
+          <w:sz w:val="18"/>
+          <w:szCs w:val="18"/>
+        </w:rPr>
         <w:tab/>
+      </w:r>
+      <w:r>
+        <w:rPr>
+          <w:rFonts w:ascii="Arial" w:eastAsia="Arial" w:hAnsi="Arial" w:cs="Arial"/>
+          <w:color w:val="231F20"/>
+          <w:sz w:val="18"/>
+          <w:szCs w:val="18"/>
+        </w:rPr>
         <w:tab/>
+      </w:r>
+      <w:r>
+        <w:rPr>
+          <w:rFonts w:ascii="Arial" w:eastAsia="Arial" w:hAnsi="Arial" w:cs="Arial"/>
+          <w:color w:val="231F20"/>
+          <w:sz w:val="18"/>
+          <w:szCs w:val="18"/>
+        </w:rPr>
         <w:tab/>
+      </w:r>
+      <w:r>
+        <w:rPr>
+          <w:rFonts w:ascii="Arial" w:eastAsia="Arial" w:hAnsi="Arial" w:cs="Arial"/>
+          <w:color w:val="231F20"/>
+          <w:sz w:val="18"/>
+          <w:szCs w:val="18"/>
+        </w:rPr>
         <w:tab/>
+      </w:r>
+      <w:r>
+        <w:rPr>
+          <w:rFonts w:ascii="Arial" w:eastAsia="Arial" w:hAnsi="Arial" w:cs="Arial"/>
+          <w:color w:val="231F20"/>
+          <w:sz w:val="18"/>
+          <w:szCs w:val="18"/>
+        </w:rPr>
         <w:tab/>
+      </w:r>
+      <w:r>
+        <w:rPr>
+          <w:rFonts w:ascii="Arial" w:eastAsia="Arial" w:hAnsi="Arial" w:cs="Arial"/>
+          <w:color w:val="231F20"/>
+          <w:sz w:val="18"/>
+          <w:szCs w:val="18"/>
+        </w:rPr>
         <w:tab/>
       </w:r>
       <w:r>
         <w:rPr>
-          <w:rFonts w:eastAsia="Arial" w:cs="Arial" w:ascii="Arial" w:hAnsi="Arial"/>
+          <w:rFonts w:ascii="Arial" w:eastAsia="Arial" w:hAnsi="Arial" w:cs="Arial"/>
           <w:color w:val="231F20"/>
           <w:sz w:val="20"/>
         </w:rPr>
         <w:tab/>
+      </w:r>
+      <w:r>
+        <w:rPr>
+          <w:rFonts w:ascii="Arial" w:eastAsia="Arial" w:hAnsi="Arial" w:cs="Arial"/>
+          <w:color w:val="231F20"/>
+          <w:sz w:val="20"/>
+        </w:rPr>
         <w:tab/>
+      </w:r>
+      <w:r>
+        <w:rPr>
+          <w:rFonts w:ascii="Arial" w:eastAsia="Arial" w:hAnsi="Arial" w:cs="Arial"/>
+          <w:color w:val="231F20"/>
+          <w:sz w:val="20"/>
+        </w:rPr>
         <w:tab/>
         <w:t>2021 – Present</w:t>
       </w:r>
     </w:p>
     <w:p>
       <w:pPr>
-        <w:pStyle w:val="Normal"/>
-        <w:widowControl w:val="false"/>
-        <w:spacing w:lineRule="atLeast" w:line="260" w:before="0" w:after="0"/>
-        <w:jc w:val="both"/>
-        <w:rPr>
-          <w:rFonts w:ascii="Arial" w:hAnsi="Arial" w:eastAsia="Arial" w:cs="Arial"/>
-          <w:b/>
-          <w:bCs/>
-          <w:color w:val="231F20"/>
-          <w:sz w:val="20"/>
-        </w:rPr>
-      </w:pPr>
-      <w:r>
-        <w:rPr>
-          <w:rFonts w:eastAsia="Arial" w:cs="Arial" w:ascii="Arial" w:hAnsi="Arial"/>
+        <w:widowControl w:val="0"/>
+        <w:spacing w:after="0" w:line="260" w:lineRule="atLeast"/>
+        <w:jc w:val="both"/>
+        <w:rPr>
+          <w:rFonts w:ascii="Arial" w:eastAsia="Arial" w:hAnsi="Arial" w:cs="Arial"/>
+          <w:b/>
+          <w:bCs/>
+          <w:color w:val="231F20"/>
+          <w:sz w:val="20"/>
+        </w:rPr>
+      </w:pPr>
+      <w:r>
+        <w:rPr>
+          <w:rFonts w:ascii="Arial" w:eastAsia="Arial" w:hAnsi="Arial" w:cs="Arial"/>
           <w:b/>
           <w:bCs/>
           <w:color w:val="231F20"/>
@@ -672,60 +818,117 @@
     </w:p>
     <w:p>
       <w:pPr>
-        <w:pStyle w:val="Normal"/>
-        <w:widowControl w:val="false"/>
-        <w:spacing w:lineRule="atLeast" w:line="260" w:before="0" w:after="0"/>
-        <w:jc w:val="both"/>
-        <w:rPr>
-          <w:rFonts w:ascii="Arial" w:hAnsi="Arial" w:eastAsia="Arial" w:cs="Arial"/>
-          <w:color w:val="231F20"/>
-          <w:sz w:val="20"/>
-        </w:rPr>
-      </w:pPr>
-      <w:r>
-        <w:rPr>
-          <w:rFonts w:eastAsia="Arial" w:cs="Arial" w:ascii="Arial" w:hAnsi="Arial"/>
+        <w:widowControl w:val="0"/>
+        <w:spacing w:after="0" w:line="260" w:lineRule="atLeast"/>
+        <w:jc w:val="both"/>
+        <w:rPr>
+          <w:rFonts w:ascii="Arial" w:eastAsia="Arial" w:hAnsi="Arial" w:cs="Arial"/>
+          <w:color w:val="231F20"/>
+          <w:sz w:val="20"/>
+        </w:rPr>
+      </w:pPr>
+      <w:r>
+        <w:rPr>
+          <w:rFonts w:ascii="Arial" w:eastAsia="Arial" w:hAnsi="Arial" w:cs="Arial"/>
           <w:color w:val="231F20"/>
           <w:sz w:val="18"/>
           <w:szCs w:val="18"/>
         </w:rPr>
         <w:t>Software Engineer</w:t>
+      </w:r>
+      <w:r>
+        <w:rPr>
+          <w:rFonts w:ascii="Arial" w:eastAsia="Arial" w:hAnsi="Arial" w:cs="Arial"/>
+          <w:color w:val="231F20"/>
+          <w:sz w:val="18"/>
+          <w:szCs w:val="18"/>
+        </w:rPr>
         <w:tab/>
+      </w:r>
+      <w:r>
+        <w:rPr>
+          <w:rFonts w:ascii="Arial" w:eastAsia="Arial" w:hAnsi="Arial" w:cs="Arial"/>
+          <w:color w:val="231F20"/>
+          <w:sz w:val="18"/>
+          <w:szCs w:val="18"/>
+        </w:rPr>
         <w:tab/>
       </w:r>
       <w:r>
         <w:rPr>
-          <w:rFonts w:eastAsia="Arial" w:cs="Arial" w:ascii="Arial" w:hAnsi="Arial"/>
+          <w:rFonts w:ascii="Arial" w:eastAsia="Arial" w:hAnsi="Arial" w:cs="Arial"/>
           <w:color w:val="231F20"/>
           <w:sz w:val="20"/>
         </w:rPr>
         <w:tab/>
+      </w:r>
+      <w:r>
+        <w:rPr>
+          <w:rFonts w:ascii="Arial" w:eastAsia="Arial" w:hAnsi="Arial" w:cs="Arial"/>
+          <w:color w:val="231F20"/>
+          <w:sz w:val="20"/>
+        </w:rPr>
         <w:tab/>
+      </w:r>
+      <w:r>
+        <w:rPr>
+          <w:rFonts w:ascii="Arial" w:eastAsia="Arial" w:hAnsi="Arial" w:cs="Arial"/>
+          <w:color w:val="231F20"/>
+          <w:sz w:val="20"/>
+        </w:rPr>
         <w:tab/>
+      </w:r>
+      <w:r>
+        <w:rPr>
+          <w:rFonts w:ascii="Arial" w:eastAsia="Arial" w:hAnsi="Arial" w:cs="Arial"/>
+          <w:color w:val="231F20"/>
+          <w:sz w:val="20"/>
+        </w:rPr>
         <w:tab/>
+      </w:r>
+      <w:r>
+        <w:rPr>
+          <w:rFonts w:ascii="Arial" w:eastAsia="Arial" w:hAnsi="Arial" w:cs="Arial"/>
+          <w:color w:val="231F20"/>
+          <w:sz w:val="20"/>
+        </w:rPr>
         <w:tab/>
+      </w:r>
+      <w:r>
+        <w:rPr>
+          <w:rFonts w:ascii="Arial" w:eastAsia="Arial" w:hAnsi="Arial" w:cs="Arial"/>
+          <w:color w:val="231F20"/>
+          <w:sz w:val="20"/>
+        </w:rPr>
         <w:tab/>
+      </w:r>
+      <w:r>
+        <w:rPr>
+          <w:rFonts w:ascii="Arial" w:eastAsia="Arial" w:hAnsi="Arial" w:cs="Arial"/>
+          <w:color w:val="231F20"/>
+          <w:sz w:val="20"/>
+        </w:rPr>
         <w:tab/>
         <w:t>2016 – 2021</w:t>
       </w:r>
     </w:p>
     <w:p>
       <w:pPr>
-        <w:pStyle w:val="Normal"/>
-        <w:widowControl w:val="false"/>
-        <w:spacing w:lineRule="atLeast" w:line="260" w:before="0" w:after="0"/>
-        <w:jc w:val="both"/>
-        <w:rPr>
-          <w:rFonts w:ascii="Arial" w:hAnsi="Arial" w:eastAsia="Arial" w:cs="Arial"/>
-          <w:b/>
-          <w:bCs/>
-          <w:color w:val="231F20"/>
-          <w:sz w:val="20"/>
-        </w:rPr>
-      </w:pPr>
-      <w:r>
-        <w:rPr>
-          <w:rFonts w:eastAsia="Arial" w:cs="Arial" w:ascii="Arial" w:hAnsi="Arial"/>
+        <w:widowControl w:val="0"/>
+        <w:spacing w:after="0" w:line="260" w:lineRule="atLeast"/>
+        <w:jc w:val="both"/>
+        <w:rPr>
+          <w:rFonts w:ascii="Arial" w:eastAsia="Arial" w:hAnsi="Arial" w:cs="Arial"/>
+          <w:b/>
+          <w:bCs/>
+          <w:color w:val="231F20"/>
+          <w:sz w:val="20"/>
+        </w:rPr>
+      </w:pPr>
+      <w:proofErr w:type="spellStart"/>
+      <w:r>
+        <w:rPr>
+          <w:rFonts w:ascii="Arial" w:eastAsia="Arial" w:hAnsi="Arial" w:cs="Arial"/>
           <w:b/>
           <w:bCs/>
           <w:color w:val="231F20"/>
@@ -733,64 +936,120 @@
         </w:rPr>
         <w:t>WellCart</w:t>
       </w:r>
-    </w:p>
-    <w:p>
-      <w:pPr>
-        <w:pStyle w:val="Normal"/>
-        <w:widowControl w:val="false"/>
-        <w:spacing w:lineRule="atLeast" w:line="260" w:before="0" w:after="0"/>
-        <w:jc w:val="both"/>
-        <w:rPr>
-          <w:rFonts w:ascii="Arial" w:hAnsi="Arial" w:eastAsia="Arial" w:cs="Arial"/>
-          <w:color w:val="231F20"/>
-          <w:sz w:val="20"/>
-        </w:rPr>
-      </w:pPr>
-      <w:r>
-        <w:rPr>
-          <w:rFonts w:eastAsia="Arial" w:cs="Arial" w:ascii="Arial" w:hAnsi="Arial"/>
+      <w:proofErr w:type="spellEnd"/>
+    </w:p>
+    <w:p>
+      <w:pPr>
+        <w:widowControl w:val="0"/>
+        <w:spacing w:after="0" w:line="260" w:lineRule="atLeast"/>
+        <w:jc w:val="both"/>
+        <w:rPr>
+          <w:rFonts w:ascii="Arial" w:eastAsia="Arial" w:hAnsi="Arial" w:cs="Arial"/>
+          <w:color w:val="231F20"/>
+          <w:sz w:val="20"/>
+        </w:rPr>
+      </w:pPr>
+      <w:r>
+        <w:rPr>
+          <w:rFonts w:ascii="Arial" w:eastAsia="Arial" w:hAnsi="Arial" w:cs="Arial"/>
           <w:color w:val="231F20"/>
           <w:sz w:val="18"/>
           <w:szCs w:val="18"/>
         </w:rPr>
         <w:t>Tech Lead/Co-founder</w:t>
+      </w:r>
+      <w:r>
+        <w:rPr>
+          <w:rFonts w:ascii="Arial" w:eastAsia="Arial" w:hAnsi="Arial" w:cs="Arial"/>
+          <w:color w:val="231F20"/>
+          <w:sz w:val="18"/>
+          <w:szCs w:val="18"/>
+        </w:rPr>
         <w:tab/>
       </w:r>
       <w:r>
         <w:rPr>
-          <w:rFonts w:eastAsia="Arial" w:cs="Arial" w:ascii="Arial" w:hAnsi="Arial"/>
+          <w:rFonts w:ascii="Arial" w:eastAsia="Arial" w:hAnsi="Arial" w:cs="Arial"/>
           <w:color w:val="231F20"/>
           <w:sz w:val="20"/>
         </w:rPr>
         <w:tab/>
+      </w:r>
+      <w:r>
+        <w:rPr>
+          <w:rFonts w:ascii="Arial" w:eastAsia="Arial" w:hAnsi="Arial" w:cs="Arial"/>
+          <w:color w:val="231F20"/>
+          <w:sz w:val="20"/>
+        </w:rPr>
         <w:tab/>
+      </w:r>
+      <w:r>
+        <w:rPr>
+          <w:rFonts w:ascii="Arial" w:eastAsia="Arial" w:hAnsi="Arial" w:cs="Arial"/>
+          <w:color w:val="231F20"/>
+          <w:sz w:val="20"/>
+        </w:rPr>
         <w:tab/>
+      </w:r>
+      <w:r>
+        <w:rPr>
+          <w:rFonts w:ascii="Arial" w:eastAsia="Arial" w:hAnsi="Arial" w:cs="Arial"/>
+          <w:color w:val="231F20"/>
+          <w:sz w:val="20"/>
+        </w:rPr>
         <w:tab/>
+      </w:r>
+      <w:r>
+        <w:rPr>
+          <w:rFonts w:ascii="Arial" w:eastAsia="Arial" w:hAnsi="Arial" w:cs="Arial"/>
+          <w:color w:val="231F20"/>
+          <w:sz w:val="20"/>
+        </w:rPr>
         <w:tab/>
+      </w:r>
+      <w:r>
+        <w:rPr>
+          <w:rFonts w:ascii="Arial" w:eastAsia="Arial" w:hAnsi="Arial" w:cs="Arial"/>
+          <w:color w:val="231F20"/>
+          <w:sz w:val="20"/>
+        </w:rPr>
         <w:tab/>
         <w:t xml:space="preserve">      </w:t>
+      </w:r>
+      <w:r>
+        <w:rPr>
+          <w:rFonts w:ascii="Arial" w:eastAsia="Arial" w:hAnsi="Arial" w:cs="Arial"/>
+          <w:color w:val="231F20"/>
+          <w:sz w:val="20"/>
+        </w:rPr>
         <w:tab/>
+      </w:r>
+      <w:r>
+        <w:rPr>
+          <w:rFonts w:ascii="Arial" w:eastAsia="Arial" w:hAnsi="Arial" w:cs="Arial"/>
+          <w:color w:val="231F20"/>
+          <w:sz w:val="20"/>
+        </w:rPr>
         <w:tab/>
         <w:t>2012 – 2016</w:t>
       </w:r>
     </w:p>
     <w:p>
       <w:pPr>
-        <w:pStyle w:val="Normal"/>
-        <w:widowControl w:val="false"/>
-        <w:spacing w:lineRule="atLeast" w:line="260" w:before="0" w:after="0"/>
-        <w:jc w:val="both"/>
-        <w:rPr>
-          <w:rFonts w:ascii="Arial" w:hAnsi="Arial" w:eastAsia="Arial" w:cs="Arial"/>
-          <w:b/>
-          <w:bCs/>
-          <w:color w:val="231F20"/>
-          <w:sz w:val="20"/>
-        </w:rPr>
-      </w:pPr>
-      <w:r>
-        <w:rPr>
-          <w:rFonts w:eastAsia="Arial" w:cs="Arial" w:ascii="Arial" w:hAnsi="Arial"/>
+        <w:widowControl w:val="0"/>
+        <w:spacing w:after="0" w:line="260" w:lineRule="atLeast"/>
+        <w:jc w:val="both"/>
+        <w:rPr>
+          <w:rFonts w:ascii="Arial" w:eastAsia="Arial" w:hAnsi="Arial" w:cs="Arial"/>
+          <w:b/>
+          <w:bCs/>
+          <w:color w:val="231F20"/>
+          <w:sz w:val="20"/>
+        </w:rPr>
+      </w:pPr>
+      <w:r>
+        <w:rPr>
+          <w:rFonts w:ascii="Arial" w:eastAsia="Arial" w:hAnsi="Arial" w:cs="Arial"/>
           <w:b/>
           <w:bCs/>
           <w:color w:val="231F20"/>
@@ -801,78 +1060,125 @@
     </w:p>
     <w:p>
       <w:pPr>
-        <w:pStyle w:val="Normal"/>
-        <w:widowControl w:val="false"/>
-        <w:spacing w:lineRule="atLeast" w:line="260" w:before="0" w:after="0"/>
-        <w:jc w:val="both"/>
-        <w:rPr>
-          <w:rFonts w:ascii="Arial" w:hAnsi="Arial" w:eastAsia="Arial" w:cs="Arial"/>
-          <w:color w:val="231F20"/>
-          <w:sz w:val="20"/>
-        </w:rPr>
-      </w:pPr>
-      <w:r>
-        <w:rPr>
-          <w:rFonts w:eastAsia="Arial" w:cs="Arial" w:ascii="Arial" w:hAnsi="Arial"/>
+        <w:widowControl w:val="0"/>
+        <w:spacing w:after="0" w:line="260" w:lineRule="atLeast"/>
+        <w:jc w:val="both"/>
+        <w:rPr>
+          <w:rFonts w:ascii="Arial" w:eastAsia="Arial" w:hAnsi="Arial" w:cs="Arial"/>
+          <w:color w:val="231F20"/>
+          <w:sz w:val="20"/>
+        </w:rPr>
+      </w:pPr>
+      <w:r>
+        <w:rPr>
+          <w:rFonts w:ascii="Arial" w:eastAsia="Arial" w:hAnsi="Arial" w:cs="Arial"/>
           <w:color w:val="231F20"/>
           <w:sz w:val="18"/>
           <w:szCs w:val="18"/>
         </w:rPr>
         <w:t>Software Developer</w:t>
+      </w:r>
+      <w:r>
+        <w:rPr>
+          <w:rFonts w:ascii="Arial" w:eastAsia="Arial" w:hAnsi="Arial" w:cs="Arial"/>
+          <w:color w:val="231F20"/>
+          <w:sz w:val="18"/>
+          <w:szCs w:val="18"/>
+        </w:rPr>
         <w:tab/>
       </w:r>
       <w:r>
         <w:rPr>
-          <w:rFonts w:eastAsia="Arial" w:cs="Arial" w:ascii="Arial" w:hAnsi="Arial"/>
+          <w:rFonts w:ascii="Arial" w:eastAsia="Arial" w:hAnsi="Arial" w:cs="Arial"/>
           <w:color w:val="231F20"/>
           <w:sz w:val="20"/>
         </w:rPr>
         <w:tab/>
+      </w:r>
+      <w:r>
+        <w:rPr>
+          <w:rFonts w:ascii="Arial" w:eastAsia="Arial" w:hAnsi="Arial" w:cs="Arial"/>
+          <w:color w:val="231F20"/>
+          <w:sz w:val="20"/>
+        </w:rPr>
         <w:tab/>
+      </w:r>
+      <w:r>
+        <w:rPr>
+          <w:rFonts w:ascii="Arial" w:eastAsia="Arial" w:hAnsi="Arial" w:cs="Arial"/>
+          <w:color w:val="231F20"/>
+          <w:sz w:val="20"/>
+        </w:rPr>
         <w:tab/>
+      </w:r>
+      <w:r>
+        <w:rPr>
+          <w:rFonts w:ascii="Arial" w:eastAsia="Arial" w:hAnsi="Arial" w:cs="Arial"/>
+          <w:color w:val="231F20"/>
+          <w:sz w:val="20"/>
+        </w:rPr>
         <w:tab/>
+      </w:r>
+      <w:r>
+        <w:rPr>
+          <w:rFonts w:ascii="Arial" w:eastAsia="Arial" w:hAnsi="Arial" w:cs="Arial"/>
+          <w:color w:val="231F20"/>
+          <w:sz w:val="20"/>
+        </w:rPr>
         <w:tab/>
+      </w:r>
+      <w:r>
+        <w:rPr>
+          <w:rFonts w:ascii="Arial" w:eastAsia="Arial" w:hAnsi="Arial" w:cs="Arial"/>
+          <w:color w:val="231F20"/>
+          <w:sz w:val="20"/>
+        </w:rPr>
         <w:tab/>
+      </w:r>
+      <w:r>
+        <w:rPr>
+          <w:rFonts w:ascii="Arial" w:eastAsia="Arial" w:hAnsi="Arial" w:cs="Arial"/>
+          <w:color w:val="231F20"/>
+          <w:sz w:val="20"/>
+        </w:rPr>
         <w:tab/>
+      </w:r>
+      <w:r>
+        <w:rPr>
+          <w:rFonts w:ascii="Arial" w:eastAsia="Arial" w:hAnsi="Arial" w:cs="Arial"/>
+          <w:color w:val="231F20"/>
+          <w:sz w:val="20"/>
+        </w:rPr>
         <w:tab/>
         <w:t>2009 – 2011</w:t>
       </w:r>
     </w:p>
     <w:p>
       <w:pPr>
-        <w:pStyle w:val="Normal"/>
-        <w:widowControl w:val="false"/>
-        <w:spacing w:lineRule="atLeast" w:line="260" w:before="0" w:after="0"/>
-        <w:jc w:val="both"/>
-        <w:rPr>
-          <w:rFonts w:ascii="Arial" w:hAnsi="Arial" w:eastAsia="Arial" w:cs="Arial"/>
-          <w:color w:val="231F20"/>
-          <w:sz w:val="20"/>
-        </w:rPr>
-      </w:pPr>
-      <w:r>
-        <w:rPr>
-          <w:rFonts w:eastAsia="Arial" w:cs="Arial" w:ascii="Arial" w:hAnsi="Arial"/>
-          <w:color w:val="231F20"/>
-          <w:sz w:val="20"/>
-        </w:rPr>
-      </w:r>
-    </w:p>
-    <w:p>
-      <w:pPr>
-        <w:pStyle w:val="Normal"/>
-        <w:widowControl w:val="false"/>
-        <w:spacing w:lineRule="atLeast" w:line="260" w:before="0" w:after="0"/>
-        <w:jc w:val="both"/>
-        <w:rPr>
-          <w:rFonts w:ascii="Arial" w:hAnsi="Arial" w:eastAsia="Arial" w:cs="Arial"/>
-          <w:color w:val="231F20"/>
-          <w:sz w:val="20"/>
-        </w:rPr>
-      </w:pPr>
-      <w:r>
-        <w:rPr>
-          <w:rFonts w:eastAsia="Arial" w:cs="Arial" w:ascii="Arial" w:hAnsi="Arial"/>
+        <w:widowControl w:val="0"/>
+        <w:spacing w:after="0" w:line="260" w:lineRule="atLeast"/>
+        <w:jc w:val="both"/>
+        <w:rPr>
+          <w:rFonts w:ascii="Arial" w:eastAsia="Arial" w:hAnsi="Arial" w:cs="Arial"/>
+          <w:color w:val="231F20"/>
+          <w:sz w:val="20"/>
+        </w:rPr>
+      </w:pPr>
+    </w:p>
+    <w:p>
+      <w:pPr>
+        <w:widowControl w:val="0"/>
+        <w:spacing w:after="0" w:line="260" w:lineRule="atLeast"/>
+        <w:jc w:val="both"/>
+        <w:rPr>
+          <w:rFonts w:ascii="Arial" w:eastAsia="Arial" w:hAnsi="Arial" w:cs="Arial"/>
+          <w:color w:val="231F20"/>
+          <w:sz w:val="20"/>
+        </w:rPr>
+      </w:pPr>
+      <w:r>
+        <w:rPr>
+          <w:rFonts w:ascii="Arial" w:eastAsia="Arial" w:hAnsi="Arial" w:cs="Arial"/>
           <w:b/>
           <w:color w:val="231F20"/>
           <w:sz w:val="28"/>
@@ -883,11 +1189,10 @@
     </w:p>
     <w:p>
       <w:pPr>
-        <w:pStyle w:val="Normal"/>
-        <w:spacing w:lineRule="atLeast" w:line="260" w:before="240" w:after="120"/>
-        <w:jc w:val="both"/>
-        <w:rPr>
-          <w:rFonts w:ascii="Arial" w:hAnsi="Arial" w:eastAsia="Arial" w:cs="Arial"/>
+        <w:spacing w:before="240" w:after="120" w:line="260" w:lineRule="atLeast"/>
+        <w:jc w:val="both"/>
+        <w:rPr>
+          <w:rFonts w:ascii="Arial" w:eastAsia="Arial" w:hAnsi="Arial" w:cs="Arial"/>
           <w:b/>
           <w:color w:val="333332"/>
           <w:sz w:val="24"/>
@@ -896,7 +1201,7 @@
       </w:pPr>
       <w:r>
         <w:rPr>
-          <w:rFonts w:eastAsia="Arial" w:cs="Arial" w:ascii="Arial" w:hAnsi="Arial"/>
+          <w:rFonts w:ascii="Arial" w:eastAsia="Arial" w:hAnsi="Arial" w:cs="Arial"/>
           <w:b/>
           <w:color w:val="333332"/>
           <w:sz w:val="24"/>
@@ -907,124 +1212,196 @@
     </w:p>
     <w:p>
       <w:pPr>
-        <w:pStyle w:val="Normal"/>
-        <w:tabs>
-          <w:tab w:val="clear" w:pos="720"/>
-          <w:tab w:val="left" w:pos="1730" w:leader="none"/>
-        </w:tabs>
-        <w:spacing w:lineRule="atLeast" w:line="260" w:before="0" w:after="0"/>
-        <w:jc w:val="both"/>
-        <w:rPr>
-          <w:rFonts w:ascii="Arial" w:hAnsi="Arial" w:eastAsia="Arial" w:cs="Arial"/>
-          <w:color w:val="231F20"/>
-          <w:sz w:val="20"/>
-        </w:rPr>
-      </w:pPr>
-      <w:r>
-        <w:rPr>
-          <w:rFonts w:eastAsia="Arial" w:cs="Arial" w:ascii="Arial" w:hAnsi="Arial"/>
-          <w:b/>
-          <w:bCs/>
-          <w:color w:val="231F20"/>
-          <w:sz w:val="20"/>
-        </w:rPr>
-        <w:t xml:space="preserve">Client: </w:t>
+        <w:tabs>
+          <w:tab w:val="left" w:pos="1730"/>
+        </w:tabs>
+        <w:spacing w:after="0" w:line="260" w:lineRule="atLeast"/>
+        <w:jc w:val="both"/>
+        <w:rPr>
+          <w:rFonts w:ascii="Arial" w:eastAsia="Arial" w:hAnsi="Arial" w:cs="Arial"/>
+          <w:color w:val="231F20"/>
+          <w:sz w:val="20"/>
+        </w:rPr>
+      </w:pPr>
+      <w:r>
+        <w:rPr>
+          <w:rFonts w:ascii="Arial" w:eastAsia="Arial" w:hAnsi="Arial" w:cs="Arial"/>
+          <w:b/>
+          <w:bCs/>
+          <w:color w:val="231F20"/>
+          <w:sz w:val="20"/>
+        </w:rPr>
+        <w:t>Client</w:t>
+      </w:r>
+      <w:proofErr w:type="gramStart"/>
+      <w:r>
+        <w:rPr>
+          <w:rFonts w:ascii="Arial" w:eastAsia="Arial" w:hAnsi="Arial" w:cs="Arial"/>
+          <w:b/>
+          <w:bCs/>
+          <w:color w:val="231F20"/>
+          <w:sz w:val="20"/>
+        </w:rPr>
+        <w:t xml:space="preserve">: </w:t>
+      </w:r>
+      <w:r>
+        <w:rPr>
+          <w:rFonts w:ascii="Arial" w:eastAsia="Arial" w:hAnsi="Arial" w:cs="Arial"/>
+          <w:b/>
+          <w:bCs/>
+          <w:color w:val="231F20"/>
+          <w:sz w:val="20"/>
+        </w:rPr>
         <w:tab/>
       </w:r>
       <w:r>
         <w:rPr>
-          <w:rFonts w:eastAsia="Arial" w:cs="Arial" w:ascii="Arial" w:hAnsi="Arial"/>
-          <w:bCs/>
-          <w:color w:val="231F20"/>
-          <w:sz w:val="20"/>
-        </w:rPr>
-        <w:t>One of Europe's largest asset managers</w:t>
-      </w:r>
-    </w:p>
-    <w:p>
-      <w:pPr>
-        <w:pStyle w:val="Normal"/>
-        <w:tabs>
-          <w:tab w:val="clear" w:pos="720"/>
-          <w:tab w:val="left" w:pos="1730" w:leader="none"/>
-        </w:tabs>
-        <w:spacing w:lineRule="atLeast" w:line="260" w:before="0" w:after="0"/>
-        <w:ind w:hanging="1730" w:left="1730"/>
-        <w:rPr>
-          <w:rFonts w:ascii="Arial" w:hAnsi="Arial" w:eastAsia="Arial" w:cs="Arial"/>
-          <w:color w:val="231F20"/>
-          <w:sz w:val="20"/>
-        </w:rPr>
-      </w:pPr>
-      <w:r>
-        <w:rPr>
-          <w:rFonts w:eastAsia="Arial" w:cs="Arial" w:ascii="Arial" w:hAnsi="Arial"/>
-          <w:b/>
-          <w:bCs/>
-          <w:color w:val="231F20"/>
-          <w:sz w:val="20"/>
-        </w:rPr>
-        <w:t xml:space="preserve">Overview: </w:t>
+          <w:rFonts w:ascii="Arial" w:eastAsia="Arial" w:hAnsi="Arial" w:cs="Arial"/>
+          <w:bCs/>
+          <w:color w:val="231F20"/>
+          <w:sz w:val="20"/>
+        </w:rPr>
+        <w:t>One</w:t>
+      </w:r>
+      <w:proofErr w:type="gramEnd"/>
+      <w:r>
+        <w:rPr>
+          <w:rFonts w:ascii="Arial" w:eastAsia="Arial" w:hAnsi="Arial" w:cs="Arial"/>
+          <w:bCs/>
+          <w:color w:val="231F20"/>
+          <w:sz w:val="20"/>
+        </w:rPr>
+        <w:t xml:space="preserve"> of Europe's largest asset managers</w:t>
+      </w:r>
+    </w:p>
+    <w:p>
+      <w:pPr>
+        <w:tabs>
+          <w:tab w:val="left" w:pos="1730"/>
+        </w:tabs>
+        <w:spacing w:after="0" w:line="260" w:lineRule="atLeast"/>
+        <w:ind w:left="1730" w:hanging="1730"/>
+        <w:rPr>
+          <w:rFonts w:ascii="Arial" w:eastAsia="Arial" w:hAnsi="Arial" w:cs="Arial"/>
+          <w:color w:val="231F20"/>
+          <w:sz w:val="20"/>
+        </w:rPr>
+      </w:pPr>
+      <w:r>
+        <w:rPr>
+          <w:rFonts w:ascii="Arial" w:eastAsia="Arial" w:hAnsi="Arial" w:cs="Arial"/>
+          <w:b/>
+          <w:bCs/>
+          <w:color w:val="231F20"/>
+          <w:sz w:val="20"/>
+        </w:rPr>
+        <w:t>Overview</w:t>
+      </w:r>
+      <w:proofErr w:type="gramStart"/>
+      <w:r>
+        <w:rPr>
+          <w:rFonts w:ascii="Arial" w:eastAsia="Arial" w:hAnsi="Arial" w:cs="Arial"/>
+          <w:b/>
+          <w:bCs/>
+          <w:color w:val="231F20"/>
+          <w:sz w:val="20"/>
+        </w:rPr>
+        <w:t xml:space="preserve">: </w:t>
+      </w:r>
+      <w:r>
+        <w:rPr>
+          <w:rFonts w:ascii="Arial" w:eastAsia="Arial" w:hAnsi="Arial" w:cs="Arial"/>
+          <w:b/>
+          <w:bCs/>
+          <w:color w:val="231F20"/>
+          <w:sz w:val="20"/>
+        </w:rPr>
         <w:tab/>
       </w:r>
       <w:r>
         <w:rPr>
-          <w:rFonts w:eastAsia="Arial" w:cs="Arial" w:ascii="Arial" w:hAnsi="Arial"/>
-          <w:bCs/>
-          <w:color w:val="231F20"/>
-          <w:sz w:val="20"/>
-        </w:rPr>
-        <w:t>The project’s goal was to build, test, and maintain event-driven microservices using the Apache Camel framework, Kafka Streams, and Hibernate.</w:t>
-      </w:r>
-    </w:p>
-    <w:p>
-      <w:pPr>
-        <w:pStyle w:val="Normal"/>
-        <w:tabs>
-          <w:tab w:val="clear" w:pos="720"/>
-          <w:tab w:val="left" w:pos="1730" w:leader="none"/>
-        </w:tabs>
-        <w:spacing w:lineRule="atLeast" w:line="260" w:before="0" w:after="0"/>
-        <w:jc w:val="both"/>
-        <w:rPr>
-          <w:rFonts w:ascii="Arial" w:hAnsi="Arial" w:eastAsia="Arial" w:cs="Arial"/>
-          <w:bCs/>
-          <w:color w:val="231F20"/>
-          <w:sz w:val="20"/>
-        </w:rPr>
-      </w:pPr>
-      <w:r>
-        <w:rPr>
-          <w:rFonts w:eastAsia="Arial" w:cs="Arial" w:ascii="Arial" w:hAnsi="Arial"/>
+          <w:rFonts w:ascii="Arial" w:eastAsia="Arial" w:hAnsi="Arial" w:cs="Arial"/>
+          <w:bCs/>
+          <w:color w:val="231F20"/>
+          <w:sz w:val="20"/>
+        </w:rPr>
+        <w:t>The</w:t>
+      </w:r>
+      <w:proofErr w:type="gramEnd"/>
+      <w:r>
+        <w:rPr>
+          <w:rFonts w:ascii="Arial" w:eastAsia="Arial" w:hAnsi="Arial" w:cs="Arial"/>
+          <w:bCs/>
+          <w:color w:val="231F20"/>
+          <w:sz w:val="20"/>
+        </w:rPr>
+        <w:t xml:space="preserve"> project’s goal was to build, test, and maintain event-driven microservices using the Apache Camel framework, Kafka Streams, and Hibernate.</w:t>
+      </w:r>
+    </w:p>
+    <w:p>
+      <w:pPr>
+        <w:tabs>
+          <w:tab w:val="left" w:pos="1730"/>
+        </w:tabs>
+        <w:spacing w:after="0" w:line="260" w:lineRule="atLeast"/>
+        <w:jc w:val="both"/>
+        <w:rPr>
+          <w:rFonts w:ascii="Arial" w:eastAsia="Arial" w:hAnsi="Arial" w:cs="Arial"/>
+          <w:bCs/>
+          <w:color w:val="231F20"/>
+          <w:sz w:val="20"/>
+        </w:rPr>
+      </w:pPr>
+      <w:r>
+        <w:rPr>
+          <w:rFonts w:ascii="Arial" w:eastAsia="Arial" w:hAnsi="Arial" w:cs="Arial"/>
           <w:b/>
           <w:bCs/>
           <w:color w:val="231F20"/>
           <w:sz w:val="20"/>
         </w:rPr>
         <w:t xml:space="preserve">Languages: </w:t>
+      </w:r>
+      <w:r>
+        <w:rPr>
+          <w:rFonts w:ascii="Arial" w:eastAsia="Arial" w:hAnsi="Arial" w:cs="Arial"/>
+          <w:b/>
+          <w:bCs/>
+          <w:color w:val="231F20"/>
+          <w:sz w:val="20"/>
+        </w:rPr>
         <w:tab/>
       </w:r>
-      <w:r>
-        <w:rPr>
-          <w:rFonts w:eastAsia="Arial" w:cs="Arial" w:ascii="Arial" w:hAnsi="Arial"/>
-          <w:bCs/>
-          <w:color w:val="231F20"/>
-          <w:sz w:val="20"/>
-        </w:rPr>
-        <w:t>Java,  PL\SQL</w:t>
-      </w:r>
-    </w:p>
-    <w:p>
-      <w:pPr>
-        <w:pStyle w:val="Normal"/>
-        <w:tabs>
-          <w:tab w:val="clear" w:pos="720"/>
-          <w:tab w:val="left" w:pos="1730" w:leader="none"/>
-        </w:tabs>
-        <w:spacing w:lineRule="atLeast" w:line="260" w:before="0" w:after="0"/>
-        <w:ind w:hanging="1728" w:left="1728"/>
-        <w:rPr>
-          <w:rFonts w:ascii="Arial" w:hAnsi="Arial" w:eastAsia="Arial" w:cs="Arial"/>
+      <w:proofErr w:type="gramStart"/>
+      <w:r>
+        <w:rPr>
+          <w:rFonts w:ascii="Arial" w:eastAsia="Arial" w:hAnsi="Arial" w:cs="Arial"/>
+          <w:bCs/>
+          <w:color w:val="231F20"/>
+          <w:sz w:val="20"/>
+        </w:rPr>
+        <w:t>Java,  PL</w:t>
+      </w:r>
+      <w:proofErr w:type="gramEnd"/>
+      <w:r>
+        <w:rPr>
+          <w:rFonts w:ascii="Arial" w:eastAsia="Arial" w:hAnsi="Arial" w:cs="Arial"/>
+          <w:bCs/>
+          <w:color w:val="231F20"/>
+          <w:sz w:val="20"/>
+        </w:rPr>
+        <w:t>\SQL</w:t>
+      </w:r>
+    </w:p>
+    <w:p>
+      <w:pPr>
+        <w:tabs>
+          <w:tab w:val="left" w:pos="1730"/>
+        </w:tabs>
+        <w:spacing w:after="0" w:line="260" w:lineRule="atLeast"/>
+        <w:ind w:left="1728" w:hanging="1728"/>
+        <w:rPr>
+          <w:rFonts w:ascii="Arial" w:eastAsia="Arial" w:hAnsi="Arial" w:cs="Arial"/>
           <w:bCs/>
           <w:iCs/>
           <w:color w:val="231F20"/>
@@ -1034,80 +1411,143 @@
       </w:pPr>
       <w:r>
         <w:rPr>
-          <w:rFonts w:eastAsia="Arial" w:cs="Arial" w:ascii="Arial" w:hAnsi="Arial"/>
-          <w:b/>
-          <w:bCs/>
-          <w:color w:val="231F20"/>
-          <w:sz w:val="20"/>
-          <w:u w:val="none" w:color="231F20"/>
-          <w14:textOutline w14:w="0" w14:cap="flat" w14:cmpd="sng" w14:algn="ctr">
-            <w14:noFill/>
-            <w14:prstDash w14:val="solid"/>
-            <w14:bevel/>
-          </w14:textOutline>
+          <w:rFonts w:ascii="Arial" w:eastAsia="Arial" w:hAnsi="Arial" w:cs="Arial"/>
+          <w:b/>
+          <w:bCs/>
+          <w:color w:val="231F20"/>
+          <w:sz w:val="20"/>
+          <w:u w:color="231F20"/>
         </w:rPr>
         <w:t>Technologies</w:t>
       </w:r>
       <w:r>
         <w:rPr>
-          <w:rFonts w:eastAsia="Arial" w:cs="Arial" w:ascii="Arial" w:hAnsi="Arial"/>
+          <w:rFonts w:ascii="Arial" w:eastAsia="Arial" w:hAnsi="Arial" w:cs="Arial"/>
           <w:b/>
           <w:bCs/>
           <w:color w:val="231F20"/>
           <w:sz w:val="20"/>
         </w:rPr>
         <w:t xml:space="preserve">: </w:t>
+      </w:r>
+      <w:r>
+        <w:rPr>
+          <w:rFonts w:ascii="Arial" w:eastAsia="Arial" w:hAnsi="Arial" w:cs="Arial"/>
+          <w:b/>
+          <w:bCs/>
+          <w:color w:val="231F20"/>
+          <w:sz w:val="20"/>
+        </w:rPr>
         <w:tab/>
       </w:r>
       <w:r>
         <w:rPr>
-          <w:rFonts w:eastAsia="Arial" w:cs="Arial" w:ascii="Arial" w:hAnsi="Arial"/>
-          <w:bCs/>
-          <w:color w:val="231F20"/>
-          <w:sz w:val="20"/>
-        </w:rPr>
-        <w:t>Spring Framework (Boot, Data), PostgreSQL, Hibernate, Apache Kafka, Mapstruct, Apache Camel, JUnit, Mockito, Docker (Compose), OpenShift, Jenkins, SonarQube, SpotBugs, PMD, Maven, etc.</w:t>
-      </w:r>
-    </w:p>
-    <w:p>
-      <w:pPr>
-        <w:pStyle w:val="Normal"/>
-        <w:tabs>
-          <w:tab w:val="clear" w:pos="720"/>
-          <w:tab w:val="left" w:pos="1730" w:leader="none"/>
-        </w:tabs>
-        <w:spacing w:lineRule="atLeast" w:line="260" w:before="0" w:after="0"/>
-        <w:jc w:val="both"/>
-        <w:rPr>
-          <w:rFonts w:ascii="Arial" w:hAnsi="Arial" w:eastAsia="Arial" w:cs="Arial"/>
-          <w:bCs/>
-          <w:color w:val="231F20"/>
-          <w:sz w:val="20"/>
-        </w:rPr>
-      </w:pPr>
-      <w:r>
-        <w:rPr>
-          <w:rFonts w:eastAsia="Arial" w:cs="Arial" w:ascii="Arial" w:hAnsi="Arial"/>
-          <w:b/>
-          <w:bCs/>
-          <w:color w:val="231F20"/>
-          <w:sz w:val="20"/>
-        </w:rPr>
-        <w:t xml:space="preserve">Position: </w:t>
+          <w:rFonts w:ascii="Arial" w:eastAsia="Arial" w:hAnsi="Arial" w:cs="Arial"/>
+          <w:bCs/>
+          <w:color w:val="231F20"/>
+          <w:sz w:val="20"/>
+        </w:rPr>
+        <w:t xml:space="preserve">Spring Framework (Boot, Data), PostgreSQL, Hibernate, Apache Kafka, </w:t>
+      </w:r>
+      <w:proofErr w:type="spellStart"/>
+      <w:r>
+        <w:rPr>
+          <w:rFonts w:ascii="Arial" w:eastAsia="Arial" w:hAnsi="Arial" w:cs="Arial"/>
+          <w:bCs/>
+          <w:color w:val="231F20"/>
+          <w:sz w:val="20"/>
+        </w:rPr>
+        <w:t>Mapstruct</w:t>
+      </w:r>
+      <w:proofErr w:type="spellEnd"/>
+      <w:r>
+        <w:rPr>
+          <w:rFonts w:ascii="Arial" w:eastAsia="Arial" w:hAnsi="Arial" w:cs="Arial"/>
+          <w:bCs/>
+          <w:color w:val="231F20"/>
+          <w:sz w:val="20"/>
+        </w:rPr>
+        <w:t xml:space="preserve">, Apache Camel, JUnit, Mockito, Docker (Compose), OpenShift, Jenkins, SonarQube, </w:t>
+      </w:r>
+      <w:proofErr w:type="spellStart"/>
+      <w:r>
+        <w:rPr>
+          <w:rFonts w:ascii="Arial" w:eastAsia="Arial" w:hAnsi="Arial" w:cs="Arial"/>
+          <w:bCs/>
+          <w:color w:val="231F20"/>
+          <w:sz w:val="20"/>
+        </w:rPr>
+        <w:t>SpotBugs</w:t>
+      </w:r>
+      <w:proofErr w:type="spellEnd"/>
+      <w:r>
+        <w:rPr>
+          <w:rFonts w:ascii="Arial" w:eastAsia="Arial" w:hAnsi="Arial" w:cs="Arial"/>
+          <w:bCs/>
+          <w:color w:val="231F20"/>
+          <w:sz w:val="20"/>
+        </w:rPr>
+        <w:t>, PMD, Maven, etc.</w:t>
+      </w:r>
+    </w:p>
+    <w:p>
+      <w:pPr>
+        <w:tabs>
+          <w:tab w:val="left" w:pos="1730"/>
+        </w:tabs>
+        <w:spacing w:after="0" w:line="260" w:lineRule="atLeast"/>
+        <w:jc w:val="both"/>
+        <w:rPr>
+          <w:rFonts w:ascii="Arial" w:eastAsia="Arial" w:hAnsi="Arial" w:cs="Arial"/>
+          <w:bCs/>
+          <w:color w:val="231F20"/>
+          <w:sz w:val="20"/>
+        </w:rPr>
+      </w:pPr>
+      <w:r>
+        <w:rPr>
+          <w:rFonts w:ascii="Arial" w:eastAsia="Arial" w:hAnsi="Arial" w:cs="Arial"/>
+          <w:b/>
+          <w:bCs/>
+          <w:color w:val="231F20"/>
+          <w:sz w:val="20"/>
+        </w:rPr>
+        <w:t>Position</w:t>
+      </w:r>
+      <w:proofErr w:type="gramStart"/>
+      <w:r>
+        <w:rPr>
+          <w:rFonts w:ascii="Arial" w:eastAsia="Arial" w:hAnsi="Arial" w:cs="Arial"/>
+          <w:b/>
+          <w:bCs/>
+          <w:color w:val="231F20"/>
+          <w:sz w:val="20"/>
+        </w:rPr>
+        <w:t xml:space="preserve">: </w:t>
+      </w:r>
+      <w:r>
+        <w:rPr>
+          <w:rFonts w:ascii="Arial" w:eastAsia="Arial" w:hAnsi="Arial" w:cs="Arial"/>
+          <w:b/>
+          <w:bCs/>
+          <w:color w:val="231F20"/>
+          <w:sz w:val="20"/>
+        </w:rPr>
         <w:tab/>
       </w:r>
       <w:r>
         <w:rPr>
-          <w:rFonts w:eastAsia="Arial" w:cs="Arial" w:ascii="Arial" w:hAnsi="Arial"/>
+          <w:rFonts w:ascii="Arial" w:eastAsia="Arial" w:hAnsi="Arial" w:cs="Arial"/>
           <w:bCs/>
           <w:color w:val="231F20"/>
           <w:sz w:val="20"/>
         </w:rPr>
         <w:t>Senior</w:t>
       </w:r>
-      <w:r>
-        <w:rPr>
-          <w:rFonts w:eastAsia="Arial" w:cs="Arial" w:ascii="Arial" w:hAnsi="Arial"/>
+      <w:proofErr w:type="gramEnd"/>
+      <w:r>
+        <w:rPr>
+          <w:rFonts w:ascii="Arial" w:eastAsia="Arial" w:hAnsi="Arial" w:cs="Arial"/>
           <w:b/>
           <w:bCs/>
           <w:color w:val="231F20"/>
@@ -1117,7 +1557,7 @@
       </w:r>
       <w:r>
         <w:rPr>
-          <w:rFonts w:eastAsia="Arial" w:cs="Arial" w:ascii="Arial" w:hAnsi="Arial"/>
+          <w:rFonts w:ascii="Arial" w:eastAsia="Arial" w:hAnsi="Arial" w:cs="Arial"/>
           <w:bCs/>
           <w:color w:val="231F20"/>
           <w:sz w:val="20"/>
@@ -1127,23 +1567,21 @@
     </w:p>
     <w:p>
       <w:pPr>
-        <w:pStyle w:val="Normal"/>
-        <w:tabs>
-          <w:tab w:val="clear" w:pos="720"/>
-          <w:tab w:val="left" w:pos="1730" w:leader="none"/>
-        </w:tabs>
-        <w:spacing w:lineRule="atLeast" w:line="260" w:before="0" w:after="0"/>
-        <w:jc w:val="both"/>
-        <w:rPr>
-          <w:rFonts w:ascii="Arial" w:hAnsi="Arial" w:eastAsia="Arial" w:cs="Arial"/>
-          <w:bCs/>
-          <w:color w:val="231F20"/>
-          <w:sz w:val="20"/>
-        </w:rPr>
-      </w:pPr>
-      <w:r>
-        <w:rPr>
-          <w:rFonts w:eastAsia="Arial" w:cs="Arial" w:ascii="Arial" w:hAnsi="Arial"/>
+        <w:tabs>
+          <w:tab w:val="left" w:pos="1730"/>
+        </w:tabs>
+        <w:spacing w:after="0" w:line="260" w:lineRule="atLeast"/>
+        <w:jc w:val="both"/>
+        <w:rPr>
+          <w:rFonts w:ascii="Arial" w:eastAsia="Arial" w:hAnsi="Arial" w:cs="Arial"/>
+          <w:bCs/>
+          <w:color w:val="231F20"/>
+          <w:sz w:val="20"/>
+        </w:rPr>
+      </w:pPr>
+      <w:r>
+        <w:rPr>
+          <w:rFonts w:ascii="Arial" w:eastAsia="Arial" w:hAnsi="Arial" w:cs="Arial"/>
           <w:b/>
           <w:bCs/>
           <w:color w:val="231F20"/>
@@ -1154,23 +1592,22 @@
     </w:p>
     <w:p>
       <w:pPr>
-        <w:pStyle w:val="Normal"/>
         <w:numPr>
           <w:ilvl w:val="0"/>
           <w:numId w:val="1"/>
         </w:numPr>
-        <w:spacing w:lineRule="auto" w:line="264" w:before="0" w:after="0"/>
+        <w:spacing w:after="0" w:line="264" w:lineRule="auto"/>
         <w:contextualSpacing/>
         <w:jc w:val="both"/>
         <w:rPr>
-          <w:rFonts w:ascii="Arial" w:hAnsi="Arial" w:eastAsia="Arial" w:cs="Arial"/>
-          <w:color w:val="231F20"/>
-          <w:sz w:val="20"/>
-        </w:rPr>
-      </w:pPr>
-      <w:r>
-        <w:rPr>
-          <w:rFonts w:eastAsia="Arial" w:cs="Arial" w:ascii="Arial" w:hAnsi="Arial"/>
+          <w:rFonts w:ascii="Arial" w:eastAsia="Arial" w:hAnsi="Arial" w:cs="Arial"/>
+          <w:color w:val="231F20"/>
+          <w:sz w:val="20"/>
+        </w:rPr>
+      </w:pPr>
+      <w:r>
+        <w:rPr>
+          <w:rFonts w:ascii="Arial" w:eastAsia="Arial" w:hAnsi="Arial" w:cs="Arial"/>
           <w:color w:val="231F20"/>
           <w:sz w:val="20"/>
         </w:rPr>
@@ -1178,91 +1615,118 @@
       </w:r>
       <w:r>
         <w:rPr>
-          <w:rFonts w:eastAsia="Arial" w:cs="Arial" w:ascii="Arial" w:hAnsi="Arial"/>
+          <w:rFonts w:ascii="Arial" w:eastAsia="Arial" w:hAnsi="Arial" w:cs="Arial"/>
           <w:color w:val="000000"/>
           <w:sz w:val="20"/>
-          <w:shd w:fill="FFFFFF" w:val="clear"/>
+          <w:shd w:val="clear" w:color="auto" w:fill="FFFFFF"/>
         </w:rPr>
         <w:t> investment management</w:t>
       </w:r>
       <w:r>
         <w:rPr>
-          <w:rFonts w:eastAsia="Arial" w:cs="Arial" w:ascii="Arial" w:hAnsi="Arial"/>
-          <w:color w:val="231F20"/>
-          <w:sz w:val="20"/>
-        </w:rPr>
-        <w:t xml:space="preserve"> specifics;</w:t>
-      </w:r>
-    </w:p>
-    <w:p>
-      <w:pPr>
-        <w:pStyle w:val="Normal"/>
+          <w:rFonts w:ascii="Arial" w:eastAsia="Arial" w:hAnsi="Arial" w:cs="Arial"/>
+          <w:color w:val="231F20"/>
+          <w:sz w:val="20"/>
+        </w:rPr>
+        <w:t xml:space="preserve"> </w:t>
+      </w:r>
+      <w:proofErr w:type="gramStart"/>
+      <w:r>
+        <w:rPr>
+          <w:rFonts w:ascii="Arial" w:eastAsia="Arial" w:hAnsi="Arial" w:cs="Arial"/>
+          <w:color w:val="231F20"/>
+          <w:sz w:val="20"/>
+        </w:rPr>
+        <w:t>specifics;</w:t>
+      </w:r>
+      <w:proofErr w:type="gramEnd"/>
+    </w:p>
+    <w:p>
+      <w:pPr>
         <w:numPr>
           <w:ilvl w:val="0"/>
           <w:numId w:val="1"/>
         </w:numPr>
-        <w:spacing w:lineRule="auto" w:line="264" w:before="0" w:after="0"/>
+        <w:spacing w:after="0" w:line="264" w:lineRule="auto"/>
         <w:contextualSpacing/>
         <w:jc w:val="both"/>
         <w:rPr>
-          <w:rFonts w:ascii="Arial" w:hAnsi="Arial" w:eastAsia="Arial" w:cs="Arial"/>
-          <w:color w:val="231F20"/>
-          <w:sz w:val="20"/>
-        </w:rPr>
-      </w:pPr>
-      <w:r>
-        <w:rPr>
-          <w:rFonts w:eastAsia="Arial" w:cs="Arial" w:ascii="Arial" w:hAnsi="Arial"/>
-          <w:color w:val="231F20"/>
-          <w:sz w:val="20"/>
-        </w:rPr>
-        <w:t>Constructing a business rules system from scratch;</w:t>
-      </w:r>
-    </w:p>
-    <w:p>
-      <w:pPr>
-        <w:pStyle w:val="Normal"/>
+          <w:rFonts w:ascii="Arial" w:eastAsia="Arial" w:hAnsi="Arial" w:cs="Arial"/>
+          <w:color w:val="231F20"/>
+          <w:sz w:val="20"/>
+        </w:rPr>
+      </w:pPr>
+      <w:r>
+        <w:rPr>
+          <w:rFonts w:ascii="Arial" w:eastAsia="Arial" w:hAnsi="Arial" w:cs="Arial"/>
+          <w:color w:val="231F20"/>
+          <w:sz w:val="20"/>
+        </w:rPr>
+        <w:t xml:space="preserve">Constructing a business rules system from </w:t>
+      </w:r>
+      <w:proofErr w:type="gramStart"/>
+      <w:r>
+        <w:rPr>
+          <w:rFonts w:ascii="Arial" w:eastAsia="Arial" w:hAnsi="Arial" w:cs="Arial"/>
+          <w:color w:val="231F20"/>
+          <w:sz w:val="20"/>
+        </w:rPr>
+        <w:t>scratch;</w:t>
+      </w:r>
+      <w:proofErr w:type="gramEnd"/>
+    </w:p>
+    <w:p>
+      <w:pPr>
         <w:numPr>
           <w:ilvl w:val="0"/>
           <w:numId w:val="1"/>
         </w:numPr>
-        <w:spacing w:lineRule="auto" w:line="264" w:before="0" w:after="0"/>
+        <w:spacing w:after="0" w:line="264" w:lineRule="auto"/>
         <w:contextualSpacing/>
         <w:jc w:val="both"/>
         <w:rPr>
-          <w:rFonts w:ascii="Arial" w:hAnsi="Arial" w:eastAsia="Arial" w:cs="Arial"/>
-          <w:color w:val="231F20"/>
-          <w:sz w:val="20"/>
-        </w:rPr>
-      </w:pPr>
-      <w:r>
-        <w:rPr>
-          <w:rFonts w:eastAsia="Arial" w:cs="Arial" w:ascii="Arial" w:hAnsi="Arial"/>
-          <w:color w:val="231F20"/>
-          <w:sz w:val="20"/>
-        </w:rPr>
-        <w:t>Analyzing, designing, and developing the in-house ETL engine and its modules;</w:t>
-      </w:r>
-    </w:p>
-    <w:p>
-      <w:pPr>
-        <w:pStyle w:val="Normal"/>
+          <w:rFonts w:ascii="Arial" w:eastAsia="Arial" w:hAnsi="Arial" w:cs="Arial"/>
+          <w:color w:val="231F20"/>
+          <w:sz w:val="20"/>
+        </w:rPr>
+      </w:pPr>
+      <w:r>
+        <w:rPr>
+          <w:rFonts w:ascii="Arial" w:eastAsia="Arial" w:hAnsi="Arial" w:cs="Arial"/>
+          <w:color w:val="231F20"/>
+          <w:sz w:val="20"/>
+        </w:rPr>
+        <w:t xml:space="preserve">Analyzing, designing, and developing the in-house ETL engine and its </w:t>
+      </w:r>
+      <w:proofErr w:type="gramStart"/>
+      <w:r>
+        <w:rPr>
+          <w:rFonts w:ascii="Arial" w:eastAsia="Arial" w:hAnsi="Arial" w:cs="Arial"/>
+          <w:color w:val="231F20"/>
+          <w:sz w:val="20"/>
+        </w:rPr>
+        <w:t>modules;</w:t>
+      </w:r>
+      <w:proofErr w:type="gramEnd"/>
+    </w:p>
+    <w:p>
+      <w:pPr>
         <w:numPr>
           <w:ilvl w:val="0"/>
           <w:numId w:val="1"/>
         </w:numPr>
-        <w:spacing w:lineRule="auto" w:line="264" w:before="0" w:after="0"/>
+        <w:spacing w:after="0" w:line="264" w:lineRule="auto"/>
         <w:contextualSpacing/>
         <w:jc w:val="both"/>
         <w:rPr>
-          <w:rFonts w:ascii="Arial" w:hAnsi="Arial" w:eastAsia="Arial" w:cs="Arial"/>
-          <w:color w:val="231F20"/>
-          <w:sz w:val="20"/>
-        </w:rPr>
-      </w:pPr>
-      <w:r>
-        <w:rPr>
-          <w:rFonts w:eastAsia="Arial" w:cs="Arial" w:ascii="Arial" w:hAnsi="Arial"/>
+          <w:rFonts w:ascii="Arial" w:eastAsia="Arial" w:hAnsi="Arial" w:cs="Arial"/>
+          <w:color w:val="231F20"/>
+          <w:sz w:val="20"/>
+        </w:rPr>
+      </w:pPr>
+      <w:r>
+        <w:rPr>
+          <w:rFonts w:ascii="Arial" w:eastAsia="Arial" w:hAnsi="Arial" w:cs="Arial"/>
           <w:color w:val="231F20"/>
           <w:sz w:val="20"/>
         </w:rPr>
@@ -1271,148 +1735,228 @@
     </w:p>
     <w:p>
       <w:pPr>
-        <w:pStyle w:val="Normal"/>
         <w:numPr>
           <w:ilvl w:val="0"/>
           <w:numId w:val="1"/>
         </w:numPr>
-        <w:spacing w:lineRule="auto" w:line="264" w:before="0" w:after="0"/>
+        <w:spacing w:after="0" w:line="264" w:lineRule="auto"/>
         <w:contextualSpacing/>
         <w:jc w:val="both"/>
         <w:rPr>
-          <w:rFonts w:ascii="Arial" w:hAnsi="Arial" w:eastAsia="Arial" w:cs="Arial"/>
-          <w:color w:val="231F20"/>
-          <w:sz w:val="20"/>
-        </w:rPr>
-      </w:pPr>
-      <w:r>
-        <w:rPr>
-          <w:rFonts w:eastAsia="Arial" w:cs="Arial" w:ascii="Arial" w:hAnsi="Arial"/>
-          <w:color w:val="231F20"/>
-          <w:sz w:val="20"/>
-        </w:rPr>
-        <w:t>Implemented containerization strategies with a variety of Jenkinsfiles, Dockerfiles, podman</w:t>
-      </w:r>
-    </w:p>
-    <w:p>
-      <w:pPr>
-        <w:pStyle w:val="Normal"/>
+          <w:rFonts w:ascii="Arial" w:eastAsia="Arial" w:hAnsi="Arial" w:cs="Arial"/>
+          <w:color w:val="231F20"/>
+          <w:sz w:val="20"/>
+        </w:rPr>
+      </w:pPr>
+      <w:r>
+        <w:rPr>
+          <w:rFonts w:ascii="Arial" w:eastAsia="Arial" w:hAnsi="Arial" w:cs="Arial"/>
+          <w:color w:val="231F20"/>
+          <w:sz w:val="20"/>
+        </w:rPr>
+        <w:t xml:space="preserve">Implemented containerization strategies with a variety of </w:t>
+      </w:r>
+      <w:proofErr w:type="spellStart"/>
+      <w:r>
+        <w:rPr>
+          <w:rFonts w:ascii="Arial" w:eastAsia="Arial" w:hAnsi="Arial" w:cs="Arial"/>
+          <w:color w:val="231F20"/>
+          <w:sz w:val="20"/>
+        </w:rPr>
+        <w:t>Jenkinsfiles</w:t>
+      </w:r>
+      <w:proofErr w:type="spellEnd"/>
+      <w:r>
+        <w:rPr>
+          <w:rFonts w:ascii="Arial" w:eastAsia="Arial" w:hAnsi="Arial" w:cs="Arial"/>
+          <w:color w:val="231F20"/>
+          <w:sz w:val="20"/>
+        </w:rPr>
+        <w:t xml:space="preserve">, </w:t>
+      </w:r>
+      <w:proofErr w:type="spellStart"/>
+      <w:r>
+        <w:rPr>
+          <w:rFonts w:ascii="Arial" w:eastAsia="Arial" w:hAnsi="Arial" w:cs="Arial"/>
+          <w:color w:val="231F20"/>
+          <w:sz w:val="20"/>
+        </w:rPr>
+        <w:t>Dockerfiles</w:t>
+      </w:r>
+      <w:proofErr w:type="spellEnd"/>
+      <w:r>
+        <w:rPr>
+          <w:rFonts w:ascii="Arial" w:eastAsia="Arial" w:hAnsi="Arial" w:cs="Arial"/>
+          <w:color w:val="231F20"/>
+          <w:sz w:val="20"/>
+        </w:rPr>
+        <w:t xml:space="preserve">, </w:t>
+      </w:r>
+      <w:proofErr w:type="spellStart"/>
+      <w:r>
+        <w:rPr>
+          <w:rFonts w:ascii="Arial" w:eastAsia="Arial" w:hAnsi="Arial" w:cs="Arial"/>
+          <w:color w:val="231F20"/>
+          <w:sz w:val="20"/>
+        </w:rPr>
+        <w:t>podman</w:t>
+      </w:r>
+      <w:proofErr w:type="spellEnd"/>
+    </w:p>
+    <w:p>
+      <w:pPr>
         <w:numPr>
           <w:ilvl w:val="0"/>
           <w:numId w:val="1"/>
         </w:numPr>
-        <w:spacing w:lineRule="auto" w:line="264" w:before="0" w:after="0"/>
+        <w:spacing w:after="0" w:line="264" w:lineRule="auto"/>
         <w:contextualSpacing/>
         <w:jc w:val="both"/>
         <w:rPr>
-          <w:rFonts w:ascii="Arial" w:hAnsi="Arial" w:eastAsia="Arial" w:cs="Arial"/>
-          <w:color w:val="231F20"/>
-          <w:sz w:val="20"/>
-        </w:rPr>
-      </w:pPr>
-      <w:r>
-        <w:rPr>
-          <w:rFonts w:eastAsia="Arial" w:cs="Arial" w:ascii="Arial" w:hAnsi="Arial"/>
-          <w:color w:val="231F20"/>
-          <w:sz w:val="20"/>
-        </w:rPr>
-        <w:t>Developed monitoring and logging systems with Prometheus+Grafana+Loki+Promtail</w:t>
-      </w:r>
-    </w:p>
-    <w:p>
-      <w:pPr>
-        <w:pStyle w:val="Normal"/>
+          <w:rFonts w:ascii="Arial" w:eastAsia="Arial" w:hAnsi="Arial" w:cs="Arial"/>
+          <w:color w:val="231F20"/>
+          <w:sz w:val="20"/>
+        </w:rPr>
+      </w:pPr>
+      <w:r>
+        <w:rPr>
+          <w:rFonts w:ascii="Arial" w:eastAsia="Arial" w:hAnsi="Arial" w:cs="Arial"/>
+          <w:color w:val="231F20"/>
+          <w:sz w:val="20"/>
+        </w:rPr>
+        <w:t xml:space="preserve">Developed monitoring and logging systems with </w:t>
+      </w:r>
+      <w:proofErr w:type="spellStart"/>
+      <w:r>
+        <w:rPr>
+          <w:rFonts w:ascii="Arial" w:eastAsia="Arial" w:hAnsi="Arial" w:cs="Arial"/>
+          <w:color w:val="231F20"/>
+          <w:sz w:val="20"/>
+        </w:rPr>
+        <w:t>Prometheus+Grafana+Loki+Promtail</w:t>
+      </w:r>
+      <w:proofErr w:type="spellEnd"/>
+    </w:p>
+    <w:p>
+      <w:pPr>
         <w:numPr>
           <w:ilvl w:val="0"/>
           <w:numId w:val="1"/>
         </w:numPr>
-        <w:spacing w:lineRule="auto" w:line="264" w:before="0" w:after="0"/>
+        <w:spacing w:after="0" w:line="264" w:lineRule="auto"/>
         <w:contextualSpacing/>
         <w:jc w:val="both"/>
         <w:rPr>
-          <w:rFonts w:ascii="Arial" w:hAnsi="Arial" w:eastAsia="Arial" w:cs="Arial"/>
-          <w:color w:val="231F20"/>
-          <w:sz w:val="20"/>
-        </w:rPr>
-      </w:pPr>
-      <w:r>
-        <w:rPr>
-          <w:rFonts w:eastAsia="Arial" w:cs="Arial" w:ascii="Arial" w:hAnsi="Arial"/>
-          <w:color w:val="231F20"/>
-          <w:sz w:val="20"/>
-        </w:rPr>
-        <w:t>Keeping compliance with the code quality measurements and industry best practices;</w:t>
-      </w:r>
-    </w:p>
-    <w:p>
-      <w:pPr>
-        <w:pStyle w:val="Normal"/>
+          <w:rFonts w:ascii="Arial" w:eastAsia="Arial" w:hAnsi="Arial" w:cs="Arial"/>
+          <w:color w:val="231F20"/>
+          <w:sz w:val="20"/>
+        </w:rPr>
+      </w:pPr>
+      <w:r>
+        <w:rPr>
+          <w:rFonts w:ascii="Arial" w:eastAsia="Arial" w:hAnsi="Arial" w:cs="Arial"/>
+          <w:color w:val="231F20"/>
+          <w:sz w:val="20"/>
+        </w:rPr>
+        <w:t xml:space="preserve">Keeping compliance with the code quality measurements and industry best </w:t>
+      </w:r>
+      <w:proofErr w:type="gramStart"/>
+      <w:r>
+        <w:rPr>
+          <w:rFonts w:ascii="Arial" w:eastAsia="Arial" w:hAnsi="Arial" w:cs="Arial"/>
+          <w:color w:val="231F20"/>
+          <w:sz w:val="20"/>
+        </w:rPr>
+        <w:t>practices;</w:t>
+      </w:r>
+      <w:proofErr w:type="gramEnd"/>
+    </w:p>
+    <w:p>
+      <w:pPr>
         <w:numPr>
           <w:ilvl w:val="0"/>
           <w:numId w:val="1"/>
         </w:numPr>
-        <w:spacing w:lineRule="auto" w:line="264" w:before="0" w:after="0"/>
+        <w:spacing w:after="0" w:line="264" w:lineRule="auto"/>
         <w:contextualSpacing/>
         <w:jc w:val="both"/>
         <w:rPr>
-          <w:rFonts w:ascii="Arial" w:hAnsi="Arial" w:eastAsia="Arial" w:cs="Arial"/>
-          <w:color w:val="231F20"/>
-          <w:sz w:val="20"/>
-        </w:rPr>
-      </w:pPr>
-      <w:r>
-        <w:rPr>
-          <w:rFonts w:eastAsia="Arial" w:cs="Arial" w:ascii="Arial" w:hAnsi="Arial"/>
-          <w:color w:val="231F20"/>
-          <w:sz w:val="20"/>
-        </w:rPr>
-        <w:t>Documenting of practice, processes, and software;</w:t>
-      </w:r>
-    </w:p>
-    <w:p>
-      <w:pPr>
-        <w:pStyle w:val="Normal"/>
+          <w:rFonts w:ascii="Arial" w:eastAsia="Arial" w:hAnsi="Arial" w:cs="Arial"/>
+          <w:color w:val="231F20"/>
+          <w:sz w:val="20"/>
+        </w:rPr>
+      </w:pPr>
+      <w:r>
+        <w:rPr>
+          <w:rFonts w:ascii="Arial" w:eastAsia="Arial" w:hAnsi="Arial" w:cs="Arial"/>
+          <w:color w:val="231F20"/>
+          <w:sz w:val="20"/>
+        </w:rPr>
+        <w:t xml:space="preserve">Documenting of practice, processes, and </w:t>
+      </w:r>
+      <w:proofErr w:type="gramStart"/>
+      <w:r>
+        <w:rPr>
+          <w:rFonts w:ascii="Arial" w:eastAsia="Arial" w:hAnsi="Arial" w:cs="Arial"/>
+          <w:color w:val="231F20"/>
+          <w:sz w:val="20"/>
+        </w:rPr>
+        <w:t>software;</w:t>
+      </w:r>
+      <w:proofErr w:type="gramEnd"/>
+    </w:p>
+    <w:p>
+      <w:pPr>
         <w:numPr>
           <w:ilvl w:val="0"/>
           <w:numId w:val="1"/>
         </w:numPr>
-        <w:spacing w:lineRule="auto" w:line="264" w:before="0" w:after="0"/>
+        <w:spacing w:after="0" w:line="264" w:lineRule="auto"/>
         <w:contextualSpacing/>
         <w:jc w:val="both"/>
         <w:rPr>
-          <w:rFonts w:ascii="Arial" w:hAnsi="Arial" w:eastAsia="Arial" w:cs="Arial"/>
-          <w:color w:val="231F20"/>
-          <w:sz w:val="20"/>
-        </w:rPr>
-      </w:pPr>
-      <w:r>
-        <w:rPr>
-          <w:rFonts w:eastAsia="Arial" w:cs="Arial" w:ascii="Arial" w:hAnsi="Arial"/>
-          <w:color w:val="231F20"/>
-          <w:sz w:val="20"/>
-        </w:rPr>
-        <w:t>Ensuring proper implementation of changes in accordance with agreed Change Management procedures;</w:t>
-      </w:r>
-    </w:p>
-    <w:p>
-      <w:pPr>
-        <w:pStyle w:val="Normal"/>
+          <w:rFonts w:ascii="Arial" w:eastAsia="Arial" w:hAnsi="Arial" w:cs="Arial"/>
+          <w:color w:val="231F20"/>
+          <w:sz w:val="20"/>
+        </w:rPr>
+      </w:pPr>
+      <w:r>
+        <w:rPr>
+          <w:rFonts w:ascii="Arial" w:eastAsia="Arial" w:hAnsi="Arial" w:cs="Arial"/>
+          <w:color w:val="231F20"/>
+          <w:sz w:val="20"/>
+        </w:rPr>
+        <w:t xml:space="preserve">Ensuring proper implementation of changes in accordance with agreed Change Management </w:t>
+      </w:r>
+      <w:proofErr w:type="gramStart"/>
+      <w:r>
+        <w:rPr>
+          <w:rFonts w:ascii="Arial" w:eastAsia="Arial" w:hAnsi="Arial" w:cs="Arial"/>
+          <w:color w:val="231F20"/>
+          <w:sz w:val="20"/>
+        </w:rPr>
+        <w:t>procedures;</w:t>
+      </w:r>
+      <w:proofErr w:type="gramEnd"/>
+    </w:p>
+    <w:p>
+      <w:pPr>
         <w:numPr>
           <w:ilvl w:val="0"/>
           <w:numId w:val="1"/>
         </w:numPr>
-        <w:spacing w:lineRule="auto" w:line="264" w:before="0" w:after="0"/>
+        <w:spacing w:after="0" w:line="264" w:lineRule="auto"/>
         <w:contextualSpacing/>
         <w:jc w:val="both"/>
         <w:rPr>
-          <w:rFonts w:ascii="Arial" w:hAnsi="Arial" w:eastAsia="Arial" w:cs="Arial"/>
-          <w:color w:val="231F20"/>
-          <w:sz w:val="20"/>
-        </w:rPr>
-      </w:pPr>
-      <w:r>
-        <w:rPr>
-          <w:rFonts w:eastAsia="Arial" w:cs="Arial" w:ascii="Arial" w:hAnsi="Arial"/>
+          <w:rFonts w:ascii="Arial" w:eastAsia="Arial" w:hAnsi="Arial" w:cs="Arial"/>
+          <w:color w:val="231F20"/>
+          <w:sz w:val="20"/>
+        </w:rPr>
+      </w:pPr>
+      <w:r>
+        <w:rPr>
+          <w:rFonts w:ascii="Arial" w:eastAsia="Arial" w:hAnsi="Arial" w:cs="Arial"/>
           <w:color w:val="231F20"/>
           <w:sz w:val="20"/>
         </w:rPr>
@@ -1421,108 +1965,117 @@
     </w:p>
     <w:p>
       <w:pPr>
-        <w:pStyle w:val="Normal"/>
-        <w:spacing w:lineRule="auto" w:line="264" w:before="0" w:after="0"/>
-        <w:rPr>
-          <w:rFonts w:ascii="Arial" w:hAnsi="Arial" w:eastAsia="Arial" w:cs="Arial"/>
-          <w:color w:val="231F20"/>
-          <w:sz w:val="20"/>
-        </w:rPr>
-      </w:pPr>
-      <w:r>
-        <w:rPr>
-          <w:rFonts w:eastAsia="Arial" w:cs="Arial" w:ascii="Arial" w:hAnsi="Arial"/>
-          <w:color w:val="231F20"/>
-          <w:sz w:val="20"/>
-        </w:rPr>
-      </w:r>
-    </w:p>
-    <w:p>
-      <w:pPr>
-        <w:pStyle w:val="Normal"/>
-        <w:spacing w:lineRule="atLeast" w:line="260" w:before="240" w:after="120"/>
-        <w:jc w:val="both"/>
-        <w:rPr>
-          <w:rFonts w:ascii="Arial" w:hAnsi="Arial" w:eastAsia="Arial" w:cs="Arial"/>
+        <w:spacing w:after="0" w:line="264" w:lineRule="auto"/>
+        <w:rPr>
+          <w:rFonts w:ascii="Arial" w:eastAsia="Arial" w:hAnsi="Arial" w:cs="Arial"/>
+          <w:color w:val="231F20"/>
+          <w:sz w:val="20"/>
+        </w:rPr>
+      </w:pPr>
+    </w:p>
+    <w:p>
+      <w:pPr>
+        <w:spacing w:before="240" w:after="120" w:line="260" w:lineRule="atLeast"/>
+        <w:jc w:val="both"/>
+        <w:rPr>
+          <w:rFonts w:ascii="Arial" w:eastAsia="Arial" w:hAnsi="Arial" w:cs="Arial"/>
           <w:b/>
           <w:color w:val="333332"/>
           <w:sz w:val="24"/>
           <w:szCs w:val="24"/>
         </w:rPr>
       </w:pPr>
-      <w:r>
-        <w:rPr>
-          <w:rFonts w:eastAsia="Arial" w:cs="Arial" w:ascii="Arial" w:hAnsi="Arial"/>
+    </w:p>
+    <w:p>
+      <w:pPr>
+        <w:spacing w:before="240" w:after="120" w:line="260" w:lineRule="atLeast"/>
+        <w:jc w:val="both"/>
+        <w:rPr>
+          <w:rFonts w:ascii="Arial" w:eastAsia="Arial" w:hAnsi="Arial" w:cs="Arial"/>
           <w:b/>
           <w:color w:val="333332"/>
           <w:sz w:val="24"/>
           <w:szCs w:val="24"/>
         </w:rPr>
-      </w:r>
-    </w:p>
-    <w:p>
-      <w:pPr>
-        <w:pStyle w:val="Normal"/>
-        <w:spacing w:lineRule="atLeast" w:line="260" w:before="240" w:after="120"/>
-        <w:jc w:val="both"/>
-        <w:rPr>
-          <w:rFonts w:ascii="Arial" w:hAnsi="Arial" w:eastAsia="Arial" w:cs="Arial"/>
+      </w:pPr>
+      <w:r>
+        <w:rPr>
+          <w:rFonts w:ascii="Arial" w:eastAsia="Arial" w:hAnsi="Arial" w:cs="Arial"/>
           <w:b/>
           <w:color w:val="333332"/>
           <w:sz w:val="24"/>
           <w:szCs w:val="24"/>
         </w:rPr>
-      </w:pPr>
-      <w:r>
-        <w:rPr>
-          <w:rFonts w:eastAsia="Arial" w:cs="Arial" w:ascii="Arial" w:hAnsi="Arial"/>
-          <w:b/>
-          <w:color w:val="333332"/>
-          <w:sz w:val="24"/>
-          <w:szCs w:val="24"/>
-        </w:rPr>
         <w:t>Product Information Management Solution</w:t>
       </w:r>
     </w:p>
     <w:p>
       <w:pPr>
-        <w:pStyle w:val="Normal"/>
-        <w:tabs>
-          <w:tab w:val="clear" w:pos="720"/>
-          <w:tab w:val="left" w:pos="1730" w:leader="none"/>
-        </w:tabs>
-        <w:spacing w:lineRule="atLeast" w:line="260" w:before="0" w:after="0"/>
-        <w:jc w:val="both"/>
-        <w:rPr>
-          <w:rFonts w:ascii="Arial" w:hAnsi="Arial" w:eastAsia="Arial" w:cs="Arial"/>
-          <w:bCs/>
-          <w:color w:val="231F20"/>
-          <w:sz w:val="20"/>
-        </w:rPr>
-      </w:pPr>
-      <w:r>
-        <w:rPr>
-          <w:rFonts w:eastAsia="Arial" w:cs="Arial" w:ascii="Arial" w:hAnsi="Arial"/>
-          <w:b/>
-          <w:bCs/>
-          <w:color w:val="231F20"/>
-          <w:sz w:val="20"/>
-        </w:rPr>
-        <w:t xml:space="preserve">Client: </w:t>
+        <w:tabs>
+          <w:tab w:val="left" w:pos="1730"/>
+        </w:tabs>
+        <w:spacing w:after="0" w:line="260" w:lineRule="atLeast"/>
+        <w:jc w:val="both"/>
+        <w:rPr>
+          <w:rFonts w:ascii="Arial" w:eastAsia="Arial" w:hAnsi="Arial" w:cs="Arial"/>
+          <w:bCs/>
+          <w:color w:val="231F20"/>
+          <w:sz w:val="20"/>
+        </w:rPr>
+      </w:pPr>
+      <w:r>
+        <w:rPr>
+          <w:rFonts w:ascii="Arial" w:eastAsia="Arial" w:hAnsi="Arial" w:cs="Arial"/>
+          <w:b/>
+          <w:bCs/>
+          <w:color w:val="231F20"/>
+          <w:sz w:val="20"/>
+        </w:rPr>
+        <w:t>Client</w:t>
+      </w:r>
+      <w:proofErr w:type="gramStart"/>
+      <w:r>
+        <w:rPr>
+          <w:rFonts w:ascii="Arial" w:eastAsia="Arial" w:hAnsi="Arial" w:cs="Arial"/>
+          <w:b/>
+          <w:bCs/>
+          <w:color w:val="231F20"/>
+          <w:sz w:val="20"/>
+        </w:rPr>
+        <w:t xml:space="preserve">: </w:t>
+      </w:r>
+      <w:r>
+        <w:rPr>
+          <w:rFonts w:ascii="Arial" w:eastAsia="Arial" w:hAnsi="Arial" w:cs="Arial"/>
+          <w:b/>
+          <w:bCs/>
+          <w:color w:val="231F20"/>
+          <w:sz w:val="20"/>
+        </w:rPr>
         <w:tab/>
       </w:r>
       <w:r>
         <w:rPr>
-          <w:rFonts w:eastAsia="Arial" w:cs="Arial" w:ascii="Arial" w:hAnsi="Arial"/>
-          <w:bCs/>
-          <w:color w:val="231F20"/>
-          <w:sz w:val="20"/>
-        </w:rPr>
-        <w:t>Home improvement and gardening retailer</w:t>
-      </w:r>
-      <w:r>
-        <w:rPr>
-          <w:rFonts w:eastAsia="Arial" w:cs="Arial" w:ascii="Arial" w:hAnsi="Arial"/>
+          <w:rFonts w:ascii="Arial" w:eastAsia="Arial" w:hAnsi="Arial" w:cs="Arial"/>
+          <w:bCs/>
+          <w:color w:val="231F20"/>
+          <w:sz w:val="20"/>
+        </w:rPr>
+        <w:t>Home</w:t>
+      </w:r>
+      <w:proofErr w:type="gramEnd"/>
+      <w:r>
+        <w:rPr>
+          <w:rFonts w:ascii="Arial" w:eastAsia="Arial" w:hAnsi="Arial" w:cs="Arial"/>
+          <w:bCs/>
+          <w:color w:val="231F20"/>
+          <w:sz w:val="20"/>
+        </w:rPr>
+        <w:t xml:space="preserve"> improvement and gardening retailer</w:t>
+      </w:r>
+      <w:r>
+        <w:rPr>
+          <w:rFonts w:ascii="Arial" w:eastAsia="Arial" w:hAnsi="Arial" w:cs="Arial"/>
           <w:b/>
           <w:bCs/>
           <w:color w:val="231F20"/>
@@ -1533,15 +2086,13 @@
     </w:p>
     <w:p>
       <w:pPr>
-        <w:pStyle w:val="Normal"/>
-        <w:tabs>
-          <w:tab w:val="clear" w:pos="720"/>
-          <w:tab w:val="left" w:pos="1730" w:leader="none"/>
-        </w:tabs>
-        <w:spacing w:lineRule="atLeast" w:line="260" w:before="0" w:after="0"/>
-        <w:ind w:hanging="1730" w:left="1730"/>
-        <w:rPr>
-          <w:rFonts w:ascii="Arial" w:hAnsi="Arial" w:eastAsia="Arial" w:cs="Arial"/>
+        <w:tabs>
+          <w:tab w:val="left" w:pos="1730"/>
+        </w:tabs>
+        <w:spacing w:after="0" w:line="260" w:lineRule="atLeast"/>
+        <w:ind w:left="1730" w:hanging="1730"/>
+        <w:rPr>
+          <w:rFonts w:ascii="Arial" w:eastAsia="Arial" w:hAnsi="Arial" w:cs="Arial"/>
           <w:bCs/>
           <w:color w:val="231F20"/>
           <w:sz w:val="20"/>
@@ -1550,93 +2101,140 @@
       </w:pPr>
       <w:r>
         <w:rPr>
-          <w:rFonts w:eastAsia="Arial" w:cs="Arial" w:ascii="Arial" w:hAnsi="Arial"/>
-          <w:b/>
-          <w:bCs/>
-          <w:color w:val="231F20"/>
-          <w:sz w:val="20"/>
-        </w:rPr>
-        <w:t xml:space="preserve">Overview: </w:t>
+          <w:rFonts w:ascii="Arial" w:eastAsia="Arial" w:hAnsi="Arial" w:cs="Arial"/>
+          <w:b/>
+          <w:bCs/>
+          <w:color w:val="231F20"/>
+          <w:sz w:val="20"/>
+        </w:rPr>
+        <w:t>Overview</w:t>
+      </w:r>
+      <w:proofErr w:type="gramStart"/>
+      <w:r>
+        <w:rPr>
+          <w:rFonts w:ascii="Arial" w:eastAsia="Arial" w:hAnsi="Arial" w:cs="Arial"/>
+          <w:b/>
+          <w:bCs/>
+          <w:color w:val="231F20"/>
+          <w:sz w:val="20"/>
+        </w:rPr>
+        <w:t xml:space="preserve">: </w:t>
+      </w:r>
+      <w:r>
+        <w:rPr>
+          <w:rFonts w:ascii="Arial" w:eastAsia="Arial" w:hAnsi="Arial" w:cs="Arial"/>
+          <w:b/>
+          <w:bCs/>
+          <w:color w:val="231F20"/>
+          <w:sz w:val="20"/>
+        </w:rPr>
         <w:tab/>
       </w:r>
       <w:r>
         <w:rPr>
-          <w:rFonts w:eastAsia="Arial" w:cs="Arial" w:ascii="Arial" w:hAnsi="Arial"/>
-          <w:bCs/>
-          <w:color w:val="231F20"/>
-          <w:sz w:val="20"/>
-        </w:rPr>
-        <w:t xml:space="preserve">Enterprise product information management (PIM) software provides a single place to collect, manage, and enrich product information, create a product catalog, and distribute it to sales and eCommerce channels. </w:t>
-      </w:r>
-      <w:r>
-        <w:rPr>
-          <w:rFonts w:eastAsia="Arial" w:cs="Arial" w:ascii="Arial" w:hAnsi="Arial"/>
+          <w:rFonts w:ascii="Arial" w:eastAsia="Arial" w:hAnsi="Arial" w:cs="Arial"/>
+          <w:bCs/>
+          <w:color w:val="231F20"/>
+          <w:sz w:val="20"/>
+        </w:rPr>
+        <w:t>Enterprise</w:t>
+      </w:r>
+      <w:proofErr w:type="gramEnd"/>
+      <w:r>
+        <w:rPr>
+          <w:rFonts w:ascii="Arial" w:eastAsia="Arial" w:hAnsi="Arial" w:cs="Arial"/>
+          <w:bCs/>
+          <w:color w:val="231F20"/>
+          <w:sz w:val="20"/>
+        </w:rPr>
+        <w:t xml:space="preserve"> product information management (PIM) software provides a single place to collect, manage, and enrich product information, create a product catalog, and distribute it to sales and eCommerce channels. </w:t>
+      </w:r>
+      <w:r>
+        <w:rPr>
+          <w:rFonts w:ascii="Arial" w:eastAsia="Arial" w:hAnsi="Arial" w:cs="Arial"/>
           <w:color w:val="231F20"/>
           <w:sz w:val="20"/>
           <w:szCs w:val="20"/>
-          <w:shd w:fill="FFFFFF" w:val="clear"/>
+          <w:shd w:val="clear" w:color="auto" w:fill="FFFFFF"/>
         </w:rPr>
         <w:t xml:space="preserve">The solution consists of a set of microservices and has event-driven architecture using a Kafka broker, in combination with REST API endpoints for internal/external consumers, Angular UI for admin proposes, etc. Basically, the application </w:t>
       </w:r>
       <w:r>
         <w:rPr>
-          <w:rFonts w:eastAsia="Arial" w:cs="Arial" w:ascii="Arial" w:hAnsi="Arial"/>
+          <w:rFonts w:ascii="Arial" w:eastAsia="Arial" w:hAnsi="Arial" w:cs="Arial"/>
           <w:color w:val="061018"/>
           <w:sz w:val="20"/>
           <w:szCs w:val="20"/>
-          <w:shd w:fill="FFFFFF" w:val="clear"/>
+          <w:shd w:val="clear" w:color="auto" w:fill="FFFFFF"/>
         </w:rPr>
         <w:t>implements event-sourcing &amp; saga design patterns to manage distributed transactions across microservices. Also, a key point in development is that the application must be ready for a multi-cloud environment, so we have a restricted list of infrastructure tools &amp; instruments.</w:t>
       </w:r>
     </w:p>
     <w:p>
       <w:pPr>
-        <w:pStyle w:val="Normal"/>
-        <w:tabs>
-          <w:tab w:val="clear" w:pos="720"/>
-          <w:tab w:val="left" w:pos="1730" w:leader="none"/>
-        </w:tabs>
-        <w:spacing w:lineRule="atLeast" w:line="260" w:before="0" w:after="0"/>
-        <w:jc w:val="both"/>
-        <w:rPr>
-          <w:rFonts w:ascii="Arial" w:hAnsi="Arial" w:eastAsia="Arial" w:cs="Arial"/>
-          <w:bCs/>
-          <w:color w:val="231F20"/>
-          <w:sz w:val="20"/>
-        </w:rPr>
-      </w:pPr>
-      <w:r>
-        <w:rPr>
-          <w:rFonts w:eastAsia="Arial" w:cs="Arial" w:ascii="Arial" w:hAnsi="Arial"/>
-          <w:b/>
-          <w:bCs/>
-          <w:color w:val="231F20"/>
-          <w:sz w:val="20"/>
-        </w:rPr>
+        <w:tabs>
+          <w:tab w:val="left" w:pos="1730"/>
+        </w:tabs>
+        <w:spacing w:after="0" w:line="260" w:lineRule="atLeast"/>
+        <w:jc w:val="both"/>
+        <w:rPr>
+          <w:rFonts w:ascii="Arial" w:eastAsia="Arial" w:hAnsi="Arial" w:cs="Arial"/>
+          <w:bCs/>
+          <w:color w:val="231F20"/>
+          <w:sz w:val="20"/>
+        </w:rPr>
+      </w:pPr>
+      <w:r>
+        <w:rPr>
+          <w:rFonts w:ascii="Arial" w:eastAsia="Arial" w:hAnsi="Arial" w:cs="Arial"/>
+          <w:b/>
+          <w:bCs/>
+          <w:color w:val="231F20"/>
+          <w:sz w:val="20"/>
+        </w:rPr>
+        <w:lastRenderedPageBreak/>
         <w:t xml:space="preserve">Languages: </w:t>
+      </w:r>
+      <w:r>
+        <w:rPr>
+          <w:rFonts w:ascii="Arial" w:eastAsia="Arial" w:hAnsi="Arial" w:cs="Arial"/>
+          <w:b/>
+          <w:bCs/>
+          <w:color w:val="231F20"/>
+          <w:sz w:val="20"/>
+        </w:rPr>
         <w:tab/>
       </w:r>
-      <w:r>
-        <w:rPr>
-          <w:rFonts w:eastAsia="Arial" w:cs="Arial" w:ascii="Arial" w:hAnsi="Arial"/>
-          <w:bCs/>
-          <w:color w:val="231F20"/>
-          <w:sz w:val="20"/>
-        </w:rPr>
-        <w:t>Java,  PL\SQL, Node, JavaScript, TypeScript</w:t>
-      </w:r>
-    </w:p>
-    <w:p>
-      <w:pPr>
-        <w:pStyle w:val="Normal"/>
-        <w:tabs>
-          <w:tab w:val="clear" w:pos="720"/>
-          <w:tab w:val="left" w:pos="1730" w:leader="none"/>
-        </w:tabs>
-        <w:spacing w:lineRule="atLeast" w:line="260" w:before="0" w:after="0"/>
-        <w:ind w:hanging="1728" w:left="1728"/>
-        <w:rPr>
-          <w:rFonts w:ascii="Arial" w:hAnsi="Arial" w:eastAsia="Arial" w:cs="Arial"/>
+      <w:proofErr w:type="gramStart"/>
+      <w:r>
+        <w:rPr>
+          <w:rFonts w:ascii="Arial" w:eastAsia="Arial" w:hAnsi="Arial" w:cs="Arial"/>
+          <w:bCs/>
+          <w:color w:val="231F20"/>
+          <w:sz w:val="20"/>
+        </w:rPr>
+        <w:t>Java,  PL</w:t>
+      </w:r>
+      <w:proofErr w:type="gramEnd"/>
+      <w:r>
+        <w:rPr>
+          <w:rFonts w:ascii="Arial" w:eastAsia="Arial" w:hAnsi="Arial" w:cs="Arial"/>
+          <w:bCs/>
+          <w:color w:val="231F20"/>
+          <w:sz w:val="20"/>
+        </w:rPr>
+        <w:t>\SQL, Node, JavaScript, TypeScript</w:t>
+      </w:r>
+    </w:p>
+    <w:p>
+      <w:pPr>
+        <w:tabs>
+          <w:tab w:val="left" w:pos="1730"/>
+        </w:tabs>
+        <w:spacing w:after="0" w:line="260" w:lineRule="atLeast"/>
+        <w:ind w:left="1728" w:hanging="1728"/>
+        <w:rPr>
+          <w:rFonts w:ascii="Arial" w:eastAsia="Arial" w:hAnsi="Arial" w:cs="Arial"/>
           <w:bCs/>
           <w:iCs/>
           <w:color w:val="231F20"/>
@@ -1646,97 +2244,198 @@
       </w:pPr>
       <w:r>
         <w:rPr>
-          <w:rFonts w:eastAsia="Arial" w:cs="Arial" w:ascii="Arial" w:hAnsi="Arial"/>
-          <w:b/>
-          <w:bCs/>
-          <w:color w:val="231F20"/>
-          <w:sz w:val="20"/>
-          <w:u w:val="none" w:color="231F20"/>
-          <w14:textOutline w14:w="0" w14:cap="flat" w14:cmpd="sng" w14:algn="ctr">
-            <w14:noFill/>
-            <w14:prstDash w14:val="solid"/>
-            <w14:bevel/>
-          </w14:textOutline>
+          <w:rFonts w:ascii="Arial" w:eastAsia="Arial" w:hAnsi="Arial" w:cs="Arial"/>
+          <w:b/>
+          <w:bCs/>
+          <w:color w:val="231F20"/>
+          <w:sz w:val="20"/>
+          <w:u w:color="231F20"/>
         </w:rPr>
         <w:t>Technologies</w:t>
       </w:r>
-      <w:r>
-        <w:rPr>
-          <w:rFonts w:eastAsia="Arial" w:cs="Arial" w:ascii="Arial" w:hAnsi="Arial"/>
+      <w:proofErr w:type="gramStart"/>
+      <w:r>
+        <w:rPr>
+          <w:rFonts w:ascii="Arial" w:eastAsia="Arial" w:hAnsi="Arial" w:cs="Arial"/>
           <w:b/>
           <w:bCs/>
           <w:color w:val="231F20"/>
           <w:sz w:val="20"/>
         </w:rPr>
         <w:t xml:space="preserve">: </w:t>
+      </w:r>
+      <w:r>
+        <w:rPr>
+          <w:rFonts w:ascii="Arial" w:eastAsia="Arial" w:hAnsi="Arial" w:cs="Arial"/>
+          <w:b/>
+          <w:bCs/>
+          <w:color w:val="231F20"/>
+          <w:sz w:val="20"/>
+        </w:rPr>
         <w:tab/>
       </w:r>
       <w:r>
         <w:rPr>
-          <w:rFonts w:eastAsia="Arial" w:cs="Arial" w:ascii="Arial" w:hAnsi="Arial"/>
-          <w:bCs/>
-          <w:color w:val="231F20"/>
-          <w:sz w:val="20"/>
-        </w:rPr>
-        <w:t>Spring Framework (Boot, Security, Data), PostgreSQL, Hibernate, Apache Kafka, Apache Avro, ElasticSearch, Kibana, JUnit, Mockito, WireMock, Docker (Compose), Kubernetes, Jenkins, Helm, Vault, SonarQube, SpotBugs, PMD, Maven, etc.</w:t>
-      </w:r>
-    </w:p>
-    <w:p>
-      <w:pPr>
-        <w:pStyle w:val="Normal"/>
-        <w:tabs>
-          <w:tab w:val="clear" w:pos="720"/>
-          <w:tab w:val="left" w:pos="1730" w:leader="none"/>
-        </w:tabs>
-        <w:spacing w:lineRule="atLeast" w:line="260" w:before="0" w:after="0"/>
-        <w:jc w:val="both"/>
-        <w:rPr>
-          <w:rFonts w:ascii="Arial" w:hAnsi="Arial" w:eastAsia="Arial" w:cs="Arial"/>
-          <w:bCs/>
-          <w:color w:val="231F20"/>
-          <w:sz w:val="20"/>
-        </w:rPr>
-      </w:pPr>
-      <w:r>
-        <w:rPr>
-          <w:rFonts w:eastAsia="Arial" w:cs="Arial" w:ascii="Arial" w:hAnsi="Arial"/>
-          <w:b/>
-          <w:bCs/>
-          <w:color w:val="231F20"/>
-          <w:sz w:val="20"/>
-        </w:rPr>
-        <w:t xml:space="preserve">Position: </w:t>
+          <w:rFonts w:ascii="Arial" w:eastAsia="Arial" w:hAnsi="Arial" w:cs="Arial"/>
+          <w:bCs/>
+          <w:color w:val="231F20"/>
+          <w:sz w:val="20"/>
+        </w:rPr>
+        <w:t>Spring</w:t>
+      </w:r>
+      <w:proofErr w:type="gramEnd"/>
+      <w:r>
+        <w:rPr>
+          <w:rFonts w:ascii="Arial" w:eastAsia="Arial" w:hAnsi="Arial" w:cs="Arial"/>
+          <w:bCs/>
+          <w:color w:val="231F20"/>
+          <w:sz w:val="20"/>
+        </w:rPr>
+        <w:t xml:space="preserve"> Framework (Boot, Security, Data), PostgreSQL, Hibernate, Apache Kafka, Apache Avro, </w:t>
+      </w:r>
+      <w:proofErr w:type="spellStart"/>
+      <w:r>
+        <w:rPr>
+          <w:rFonts w:ascii="Arial" w:eastAsia="Arial" w:hAnsi="Arial" w:cs="Arial"/>
+          <w:bCs/>
+          <w:color w:val="231F20"/>
+          <w:sz w:val="20"/>
+        </w:rPr>
+        <w:t>ElasticSearch</w:t>
+      </w:r>
+      <w:proofErr w:type="spellEnd"/>
+      <w:r>
+        <w:rPr>
+          <w:rFonts w:ascii="Arial" w:eastAsia="Arial" w:hAnsi="Arial" w:cs="Arial"/>
+          <w:bCs/>
+          <w:color w:val="231F20"/>
+          <w:sz w:val="20"/>
+        </w:rPr>
+        <w:t xml:space="preserve">, Kibana, JUnit, Mockito, </w:t>
+      </w:r>
+      <w:proofErr w:type="spellStart"/>
+      <w:r>
+        <w:rPr>
+          <w:rFonts w:ascii="Arial" w:eastAsia="Arial" w:hAnsi="Arial" w:cs="Arial"/>
+          <w:bCs/>
+          <w:color w:val="231F20"/>
+          <w:sz w:val="20"/>
+        </w:rPr>
+        <w:t>WireMock</w:t>
+      </w:r>
+      <w:proofErr w:type="spellEnd"/>
+      <w:r>
+        <w:rPr>
+          <w:rFonts w:ascii="Arial" w:eastAsia="Arial" w:hAnsi="Arial" w:cs="Arial"/>
+          <w:bCs/>
+          <w:color w:val="231F20"/>
+          <w:sz w:val="20"/>
+        </w:rPr>
+        <w:t xml:space="preserve">, Docker (Compose), Kubernetes, Jenkins, Helm, Vault, SonarQube, </w:t>
+      </w:r>
+      <w:proofErr w:type="spellStart"/>
+      <w:r>
+        <w:rPr>
+          <w:rFonts w:ascii="Arial" w:eastAsia="Arial" w:hAnsi="Arial" w:cs="Arial"/>
+          <w:bCs/>
+          <w:color w:val="231F20"/>
+          <w:sz w:val="20"/>
+        </w:rPr>
+        <w:t>SpotBugs</w:t>
+      </w:r>
+      <w:proofErr w:type="spellEnd"/>
+      <w:r>
+        <w:rPr>
+          <w:rFonts w:ascii="Arial" w:eastAsia="Arial" w:hAnsi="Arial" w:cs="Arial"/>
+          <w:bCs/>
+          <w:color w:val="231F20"/>
+          <w:sz w:val="20"/>
+        </w:rPr>
+        <w:t>, PMD, Maven, etc.</w:t>
+      </w:r>
+    </w:p>
+    <w:p>
+      <w:pPr>
+        <w:tabs>
+          <w:tab w:val="left" w:pos="1730"/>
+        </w:tabs>
+        <w:spacing w:after="0" w:line="260" w:lineRule="atLeast"/>
+        <w:jc w:val="both"/>
+        <w:rPr>
+          <w:rFonts w:ascii="Arial" w:eastAsia="Arial" w:hAnsi="Arial" w:cs="Arial"/>
+          <w:bCs/>
+          <w:color w:val="231F20"/>
+          <w:sz w:val="20"/>
+        </w:rPr>
+      </w:pPr>
+      <w:r>
+        <w:rPr>
+          <w:rFonts w:ascii="Arial" w:eastAsia="Arial" w:hAnsi="Arial" w:cs="Arial"/>
+          <w:b/>
+          <w:bCs/>
+          <w:color w:val="231F20"/>
+          <w:sz w:val="20"/>
+        </w:rPr>
+        <w:t>Position</w:t>
+      </w:r>
+      <w:proofErr w:type="gramStart"/>
+      <w:r>
+        <w:rPr>
+          <w:rFonts w:ascii="Arial" w:eastAsia="Arial" w:hAnsi="Arial" w:cs="Arial"/>
+          <w:b/>
+          <w:bCs/>
+          <w:color w:val="231F20"/>
+          <w:sz w:val="20"/>
+        </w:rPr>
+        <w:t xml:space="preserve">: </w:t>
+      </w:r>
+      <w:r>
+        <w:rPr>
+          <w:rFonts w:ascii="Arial" w:eastAsia="Arial" w:hAnsi="Arial" w:cs="Arial"/>
+          <w:b/>
+          <w:bCs/>
+          <w:color w:val="231F20"/>
+          <w:sz w:val="20"/>
+        </w:rPr>
         <w:tab/>
       </w:r>
       <w:r>
         <w:rPr>
-          <w:rFonts w:eastAsia="Arial" w:cs="Arial" w:ascii="Arial" w:hAnsi="Arial"/>
-          <w:bCs/>
-          <w:color w:val="231F20"/>
-          <w:sz w:val="20"/>
-        </w:rPr>
-        <w:t>Software Developer</w:t>
-      </w:r>
-    </w:p>
-    <w:p>
-      <w:pPr>
-        <w:pStyle w:val="Normal"/>
-        <w:tabs>
-          <w:tab w:val="clear" w:pos="720"/>
-          <w:tab w:val="left" w:pos="1730" w:leader="none"/>
-        </w:tabs>
-        <w:spacing w:lineRule="atLeast" w:line="260" w:before="0" w:after="0"/>
-        <w:jc w:val="both"/>
-        <w:rPr>
-          <w:rFonts w:ascii="Arial" w:hAnsi="Arial" w:eastAsia="Arial" w:cs="Arial"/>
-          <w:bCs/>
-          <w:color w:val="231F20"/>
-          <w:sz w:val="20"/>
-        </w:rPr>
-      </w:pPr>
-      <w:r>
-        <w:rPr>
-          <w:rFonts w:eastAsia="Arial" w:cs="Arial" w:ascii="Arial" w:hAnsi="Arial"/>
+          <w:rFonts w:ascii="Arial" w:eastAsia="Arial" w:hAnsi="Arial" w:cs="Arial"/>
+          <w:bCs/>
+          <w:color w:val="231F20"/>
+          <w:sz w:val="20"/>
+        </w:rPr>
+        <w:t>Software</w:t>
+      </w:r>
+      <w:proofErr w:type="gramEnd"/>
+      <w:r>
+        <w:rPr>
+          <w:rFonts w:ascii="Arial" w:eastAsia="Arial" w:hAnsi="Arial" w:cs="Arial"/>
+          <w:bCs/>
+          <w:color w:val="231F20"/>
+          <w:sz w:val="20"/>
+        </w:rPr>
+        <w:t xml:space="preserve"> Developer</w:t>
+      </w:r>
+    </w:p>
+    <w:p>
+      <w:pPr>
+        <w:tabs>
+          <w:tab w:val="left" w:pos="1730"/>
+        </w:tabs>
+        <w:spacing w:after="0" w:line="260" w:lineRule="atLeast"/>
+        <w:jc w:val="both"/>
+        <w:rPr>
+          <w:rFonts w:ascii="Arial" w:eastAsia="Arial" w:hAnsi="Arial" w:cs="Arial"/>
+          <w:bCs/>
+          <w:color w:val="231F20"/>
+          <w:sz w:val="20"/>
+        </w:rPr>
+      </w:pPr>
+      <w:r>
+        <w:rPr>
+          <w:rFonts w:ascii="Arial" w:eastAsia="Arial" w:hAnsi="Arial" w:cs="Arial"/>
           <w:b/>
           <w:bCs/>
           <w:color w:val="231F20"/>
@@ -1748,123 +2447,158 @@
     </w:p>
     <w:p>
       <w:pPr>
-        <w:pStyle w:val="Normal"/>
         <w:numPr>
           <w:ilvl w:val="0"/>
           <w:numId w:val="1"/>
         </w:numPr>
-        <w:spacing w:lineRule="auto" w:line="264" w:before="0" w:after="0"/>
+        <w:spacing w:after="0" w:line="264" w:lineRule="auto"/>
         <w:contextualSpacing/>
         <w:jc w:val="both"/>
         <w:rPr>
-          <w:rFonts w:ascii="Arial" w:hAnsi="Arial" w:eastAsia="Arial" w:cs="Arial"/>
-          <w:color w:val="231F20"/>
-          <w:sz w:val="20"/>
-        </w:rPr>
-      </w:pPr>
-      <w:r>
-        <w:rPr>
-          <w:rFonts w:eastAsia="Arial" w:cs="Arial" w:ascii="Arial" w:hAnsi="Arial"/>
-          <w:color w:val="231F20"/>
-          <w:sz w:val="20"/>
-        </w:rPr>
-        <w:t>Designing, implementing, and maintaining Java microservices that follow corporate standards of quality, 12 factors, well-tested by JUnit;</w:t>
-      </w:r>
-    </w:p>
-    <w:p>
-      <w:pPr>
-        <w:pStyle w:val="Normal"/>
+          <w:rFonts w:ascii="Arial" w:eastAsia="Arial" w:hAnsi="Arial" w:cs="Arial"/>
+          <w:color w:val="231F20"/>
+          <w:sz w:val="20"/>
+        </w:rPr>
+      </w:pPr>
+      <w:r>
+        <w:rPr>
+          <w:rFonts w:ascii="Arial" w:eastAsia="Arial" w:hAnsi="Arial" w:cs="Arial"/>
+          <w:color w:val="231F20"/>
+          <w:sz w:val="20"/>
+        </w:rPr>
+        <w:t xml:space="preserve">Designing, implementing, and maintaining Java microservices that follow corporate standards of quality, 12 factors, well-tested by </w:t>
+      </w:r>
+      <w:proofErr w:type="gramStart"/>
+      <w:r>
+        <w:rPr>
+          <w:rFonts w:ascii="Arial" w:eastAsia="Arial" w:hAnsi="Arial" w:cs="Arial"/>
+          <w:color w:val="231F20"/>
+          <w:sz w:val="20"/>
+        </w:rPr>
+        <w:t>JUnit;</w:t>
+      </w:r>
+      <w:proofErr w:type="gramEnd"/>
+    </w:p>
+    <w:p>
+      <w:pPr>
         <w:numPr>
           <w:ilvl w:val="0"/>
           <w:numId w:val="1"/>
         </w:numPr>
-        <w:spacing w:lineRule="auto" w:line="264" w:before="0" w:after="0"/>
+        <w:spacing w:after="0" w:line="264" w:lineRule="auto"/>
         <w:contextualSpacing/>
         <w:jc w:val="both"/>
         <w:rPr>
-          <w:rFonts w:ascii="Arial" w:hAnsi="Arial" w:eastAsia="Arial" w:cs="Arial"/>
-          <w:color w:val="231F20"/>
-          <w:sz w:val="20"/>
-        </w:rPr>
-      </w:pPr>
-      <w:r>
-        <w:rPr>
-          <w:rFonts w:eastAsia="Arial" w:cs="Arial" w:ascii="Arial" w:hAnsi="Arial"/>
-          <w:color w:val="231F20"/>
-          <w:sz w:val="20"/>
-        </w:rPr>
-        <w:t>Correcting assessment of the customer’s requirements;</w:t>
-      </w:r>
-    </w:p>
-    <w:p>
-      <w:pPr>
-        <w:pStyle w:val="Normal"/>
+          <w:rFonts w:ascii="Arial" w:eastAsia="Arial" w:hAnsi="Arial" w:cs="Arial"/>
+          <w:color w:val="231F20"/>
+          <w:sz w:val="20"/>
+        </w:rPr>
+      </w:pPr>
+      <w:r>
+        <w:rPr>
+          <w:rFonts w:ascii="Arial" w:eastAsia="Arial" w:hAnsi="Arial" w:cs="Arial"/>
+          <w:color w:val="231F20"/>
+          <w:sz w:val="20"/>
+        </w:rPr>
+        <w:t xml:space="preserve">Correcting assessment of the customer’s </w:t>
+      </w:r>
+      <w:proofErr w:type="gramStart"/>
+      <w:r>
+        <w:rPr>
+          <w:rFonts w:ascii="Arial" w:eastAsia="Arial" w:hAnsi="Arial" w:cs="Arial"/>
+          <w:color w:val="231F20"/>
+          <w:sz w:val="20"/>
+        </w:rPr>
+        <w:t>requirements;</w:t>
+      </w:r>
+      <w:proofErr w:type="gramEnd"/>
+    </w:p>
+    <w:p>
+      <w:pPr>
         <w:numPr>
           <w:ilvl w:val="0"/>
           <w:numId w:val="1"/>
         </w:numPr>
-        <w:spacing w:lineRule="auto" w:line="264" w:before="0" w:after="0"/>
+        <w:spacing w:after="0" w:line="264" w:lineRule="auto"/>
         <w:contextualSpacing/>
         <w:jc w:val="both"/>
         <w:rPr>
-          <w:rFonts w:ascii="Arial" w:hAnsi="Arial" w:eastAsia="Arial" w:cs="Arial"/>
-          <w:color w:val="231F20"/>
-          <w:sz w:val="20"/>
-        </w:rPr>
-      </w:pPr>
-      <w:r>
-        <w:rPr>
-          <w:rFonts w:eastAsia="Arial" w:cs="Arial" w:ascii="Arial" w:hAnsi="Arial"/>
-          <w:color w:val="231F20"/>
-          <w:sz w:val="20"/>
-        </w:rPr>
-        <w:t>Ensuring application designs conform to business goals;</w:t>
-      </w:r>
-    </w:p>
-    <w:p>
-      <w:pPr>
-        <w:pStyle w:val="Normal"/>
+          <w:rFonts w:ascii="Arial" w:eastAsia="Arial" w:hAnsi="Arial" w:cs="Arial"/>
+          <w:color w:val="231F20"/>
+          <w:sz w:val="20"/>
+        </w:rPr>
+      </w:pPr>
+      <w:r>
+        <w:rPr>
+          <w:rFonts w:ascii="Arial" w:eastAsia="Arial" w:hAnsi="Arial" w:cs="Arial"/>
+          <w:color w:val="231F20"/>
+          <w:sz w:val="20"/>
+        </w:rPr>
+        <w:t xml:space="preserve">Ensuring application designs conform to business </w:t>
+      </w:r>
+      <w:proofErr w:type="gramStart"/>
+      <w:r>
+        <w:rPr>
+          <w:rFonts w:ascii="Arial" w:eastAsia="Arial" w:hAnsi="Arial" w:cs="Arial"/>
+          <w:color w:val="231F20"/>
+          <w:sz w:val="20"/>
+        </w:rPr>
+        <w:t>goals;</w:t>
+      </w:r>
+      <w:proofErr w:type="gramEnd"/>
+    </w:p>
+    <w:p>
+      <w:pPr>
         <w:numPr>
           <w:ilvl w:val="0"/>
           <w:numId w:val="1"/>
         </w:numPr>
-        <w:spacing w:lineRule="auto" w:line="264" w:before="0" w:after="0"/>
+        <w:spacing w:after="0" w:line="264" w:lineRule="auto"/>
         <w:contextualSpacing/>
         <w:jc w:val="both"/>
         <w:rPr>
-          <w:rFonts w:ascii="Arial" w:hAnsi="Arial" w:eastAsia="Arial" w:cs="Arial"/>
-          <w:color w:val="231F20"/>
-          <w:sz w:val="20"/>
-        </w:rPr>
-      </w:pPr>
-      <w:r>
-        <w:rPr>
-          <w:rFonts w:eastAsia="Arial" w:cs="Arial" w:ascii="Arial" w:hAnsi="Arial"/>
-          <w:color w:val="231F20"/>
-          <w:sz w:val="20"/>
-        </w:rPr>
-        <w:t>Contributing to all phases of the development lifecycle - writing, testing &amp; reviewing code;</w:t>
-      </w:r>
-    </w:p>
-    <w:p>
-      <w:pPr>
-        <w:pStyle w:val="Normal"/>
+          <w:rFonts w:ascii="Arial" w:eastAsia="Arial" w:hAnsi="Arial" w:cs="Arial"/>
+          <w:color w:val="231F20"/>
+          <w:sz w:val="20"/>
+        </w:rPr>
+      </w:pPr>
+      <w:r>
+        <w:rPr>
+          <w:rFonts w:ascii="Arial" w:eastAsia="Arial" w:hAnsi="Arial" w:cs="Arial"/>
+          <w:color w:val="231F20"/>
+          <w:sz w:val="20"/>
+        </w:rPr>
+        <w:t xml:space="preserve">Contributing to all phases of the development lifecycle - writing, testing &amp; reviewing </w:t>
+      </w:r>
+      <w:proofErr w:type="gramStart"/>
+      <w:r>
+        <w:rPr>
+          <w:rFonts w:ascii="Arial" w:eastAsia="Arial" w:hAnsi="Arial" w:cs="Arial"/>
+          <w:color w:val="231F20"/>
+          <w:sz w:val="20"/>
+        </w:rPr>
+        <w:t>code;</w:t>
+      </w:r>
+      <w:proofErr w:type="gramEnd"/>
+    </w:p>
+    <w:p>
+      <w:pPr>
         <w:numPr>
           <w:ilvl w:val="0"/>
           <w:numId w:val="1"/>
         </w:numPr>
-        <w:spacing w:lineRule="auto" w:line="264" w:before="0" w:after="0"/>
+        <w:spacing w:after="0" w:line="264" w:lineRule="auto"/>
         <w:contextualSpacing/>
         <w:jc w:val="both"/>
         <w:rPr>
-          <w:rFonts w:ascii="Arial" w:hAnsi="Arial" w:eastAsia="Arial" w:cs="Arial"/>
-          <w:color w:val="231F20"/>
-          <w:sz w:val="20"/>
-        </w:rPr>
-      </w:pPr>
-      <w:r>
-        <w:rPr>
-          <w:rFonts w:eastAsia="Arial" w:cs="Arial" w:ascii="Arial" w:hAnsi="Arial"/>
+          <w:rFonts w:ascii="Arial" w:eastAsia="Arial" w:hAnsi="Arial" w:cs="Arial"/>
+          <w:color w:val="231F20"/>
+          <w:sz w:val="20"/>
+        </w:rPr>
+      </w:pPr>
+      <w:r>
+        <w:rPr>
+          <w:rFonts w:ascii="Arial" w:eastAsia="Arial" w:hAnsi="Arial" w:cs="Arial"/>
           <w:color w:val="231F20"/>
           <w:sz w:val="20"/>
         </w:rPr>
@@ -1873,90 +2607,107 @@
     </w:p>
     <w:p>
       <w:pPr>
-        <w:pStyle w:val="Normal"/>
-        <w:spacing w:lineRule="atLeast" w:line="260" w:before="240" w:after="120"/>
-        <w:jc w:val="both"/>
-        <w:rPr>
-          <w:rFonts w:ascii="Arial" w:hAnsi="Arial" w:eastAsia="Arial" w:cs="Arial"/>
+        <w:spacing w:before="240" w:after="120" w:line="260" w:lineRule="atLeast"/>
+        <w:jc w:val="both"/>
+        <w:rPr>
+          <w:rFonts w:ascii="Arial" w:eastAsia="Arial" w:hAnsi="Arial" w:cs="Arial"/>
           <w:b/>
           <w:color w:val="333332"/>
           <w:sz w:val="24"/>
           <w:szCs w:val="24"/>
         </w:rPr>
       </w:pPr>
-      <w:r>
-        <w:rPr>
-          <w:rFonts w:eastAsia="Arial" w:cs="Arial" w:ascii="Arial" w:hAnsi="Arial"/>
+    </w:p>
+    <w:p>
+      <w:pPr>
+        <w:spacing w:before="240" w:after="120" w:line="260" w:lineRule="atLeast"/>
+        <w:jc w:val="both"/>
+        <w:rPr>
+          <w:rFonts w:ascii="Arial" w:eastAsia="Arial" w:hAnsi="Arial" w:cs="Arial"/>
           <w:b/>
           <w:color w:val="333332"/>
           <w:sz w:val="24"/>
           <w:szCs w:val="24"/>
         </w:rPr>
-      </w:r>
-    </w:p>
-    <w:p>
-      <w:pPr>
-        <w:pStyle w:val="Normal"/>
-        <w:spacing w:lineRule="atLeast" w:line="260" w:before="240" w:after="120"/>
-        <w:jc w:val="both"/>
-        <w:rPr>
-          <w:rFonts w:ascii="Arial" w:hAnsi="Arial" w:eastAsia="Arial" w:cs="Arial"/>
+      </w:pPr>
+      <w:r>
+        <w:rPr>
+          <w:rFonts w:ascii="Arial" w:eastAsia="Arial" w:hAnsi="Arial" w:cs="Arial"/>
           <w:b/>
           <w:color w:val="333332"/>
           <w:sz w:val="24"/>
           <w:szCs w:val="24"/>
         </w:rPr>
-      </w:pPr>
-      <w:r>
-        <w:rPr>
-          <w:rFonts w:eastAsia="Arial" w:cs="Arial" w:ascii="Arial" w:hAnsi="Arial"/>
-          <w:b/>
-          <w:color w:val="333332"/>
-          <w:sz w:val="24"/>
-          <w:szCs w:val="24"/>
-        </w:rPr>
         <w:t>ETL Engine for Processing Hotel Content</w:t>
       </w:r>
     </w:p>
     <w:p>
       <w:pPr>
-        <w:pStyle w:val="Normal"/>
-        <w:tabs>
-          <w:tab w:val="clear" w:pos="720"/>
-          <w:tab w:val="left" w:pos="1730" w:leader="none"/>
-        </w:tabs>
-        <w:spacing w:lineRule="atLeast" w:line="260" w:before="0" w:after="0"/>
-        <w:jc w:val="both"/>
-        <w:rPr>
-          <w:rFonts w:ascii="Arial" w:hAnsi="Arial" w:eastAsia="Arial" w:cs="Arial"/>
-          <w:bCs/>
-          <w:color w:val="231F20"/>
-          <w:sz w:val="20"/>
-        </w:rPr>
-      </w:pPr>
-      <w:r>
-        <w:rPr>
-          <w:rFonts w:eastAsia="Arial" w:cs="Arial" w:ascii="Arial" w:hAnsi="Arial"/>
-          <w:b/>
-          <w:bCs/>
-          <w:color w:val="231F20"/>
-          <w:sz w:val="20"/>
-        </w:rPr>
-        <w:t xml:space="preserve">Client: </w:t>
+        <w:tabs>
+          <w:tab w:val="left" w:pos="1730"/>
+        </w:tabs>
+        <w:spacing w:after="0" w:line="260" w:lineRule="atLeast"/>
+        <w:jc w:val="both"/>
+        <w:rPr>
+          <w:rFonts w:ascii="Arial" w:eastAsia="Arial" w:hAnsi="Arial" w:cs="Arial"/>
+          <w:bCs/>
+          <w:color w:val="231F20"/>
+          <w:sz w:val="20"/>
+        </w:rPr>
+      </w:pPr>
+      <w:r>
+        <w:rPr>
+          <w:rFonts w:ascii="Arial" w:eastAsia="Arial" w:hAnsi="Arial" w:cs="Arial"/>
+          <w:b/>
+          <w:bCs/>
+          <w:color w:val="231F20"/>
+          <w:sz w:val="20"/>
+        </w:rPr>
+        <w:t>Client</w:t>
+      </w:r>
+      <w:proofErr w:type="gramStart"/>
+      <w:r>
+        <w:rPr>
+          <w:rFonts w:ascii="Arial" w:eastAsia="Arial" w:hAnsi="Arial" w:cs="Arial"/>
+          <w:b/>
+          <w:bCs/>
+          <w:color w:val="231F20"/>
+          <w:sz w:val="20"/>
+        </w:rPr>
+        <w:t xml:space="preserve">: </w:t>
+      </w:r>
+      <w:r>
+        <w:rPr>
+          <w:rFonts w:ascii="Arial" w:eastAsia="Arial" w:hAnsi="Arial" w:cs="Arial"/>
+          <w:b/>
+          <w:bCs/>
+          <w:color w:val="231F20"/>
+          <w:sz w:val="20"/>
+        </w:rPr>
         <w:tab/>
       </w:r>
       <w:r>
         <w:rPr>
-          <w:rFonts w:eastAsia="Arial" w:cs="Arial" w:ascii="Arial" w:hAnsi="Arial"/>
-          <w:bCs/>
-          <w:color w:val="231F20"/>
-          <w:sz w:val="20"/>
-        </w:rPr>
-        <w:t>Global IT solutions provider in the travel industry</w:t>
-      </w:r>
-      <w:r>
-        <w:rPr>
-          <w:rFonts w:eastAsia="Arial" w:cs="Arial" w:ascii="Arial" w:hAnsi="Arial"/>
+          <w:rFonts w:ascii="Arial" w:eastAsia="Arial" w:hAnsi="Arial" w:cs="Arial"/>
+          <w:bCs/>
+          <w:color w:val="231F20"/>
+          <w:sz w:val="20"/>
+        </w:rPr>
+        <w:t>Global</w:t>
+      </w:r>
+      <w:proofErr w:type="gramEnd"/>
+      <w:r>
+        <w:rPr>
+          <w:rFonts w:ascii="Arial" w:eastAsia="Arial" w:hAnsi="Arial" w:cs="Arial"/>
+          <w:bCs/>
+          <w:color w:val="231F20"/>
+          <w:sz w:val="20"/>
+        </w:rPr>
+        <w:t xml:space="preserve"> IT solutions provider in the travel industry</w:t>
+      </w:r>
+      <w:r>
+        <w:rPr>
+          <w:rFonts w:ascii="Arial" w:eastAsia="Arial" w:hAnsi="Arial" w:cs="Arial"/>
           <w:b/>
           <w:bCs/>
           <w:color w:val="231F20"/>
@@ -1967,15 +2718,13 @@
     </w:p>
     <w:p>
       <w:pPr>
-        <w:pStyle w:val="Normal"/>
-        <w:tabs>
-          <w:tab w:val="clear" w:pos="720"/>
-          <w:tab w:val="left" w:pos="1730" w:leader="none"/>
-        </w:tabs>
-        <w:spacing w:lineRule="atLeast" w:line="260" w:before="0" w:after="0"/>
-        <w:ind w:hanging="1728" w:left="1728"/>
-        <w:rPr>
-          <w:rFonts w:ascii="Arial" w:hAnsi="Arial" w:eastAsia="Arial" w:cs="Arial"/>
+        <w:tabs>
+          <w:tab w:val="left" w:pos="1730"/>
+        </w:tabs>
+        <w:spacing w:after="0" w:line="260" w:lineRule="atLeast"/>
+        <w:ind w:left="1728" w:hanging="1728"/>
+        <w:rPr>
+          <w:rFonts w:ascii="Arial" w:eastAsia="Arial" w:hAnsi="Arial" w:cs="Arial"/>
           <w:bCs/>
           <w:iCs/>
           <w:color w:val="231F20"/>
@@ -1984,83 +2733,161 @@
       </w:pPr>
       <w:r>
         <w:rPr>
-          <w:rFonts w:eastAsia="Arial" w:cs="Arial" w:ascii="Arial" w:hAnsi="Arial"/>
-          <w:b/>
-          <w:bCs/>
-          <w:color w:val="231F20"/>
-          <w:sz w:val="20"/>
-        </w:rPr>
-        <w:t xml:space="preserve">Overview: </w:t>
+          <w:rFonts w:ascii="Arial" w:eastAsia="Arial" w:hAnsi="Arial" w:cs="Arial"/>
+          <w:b/>
+          <w:bCs/>
+          <w:color w:val="231F20"/>
+          <w:sz w:val="20"/>
+        </w:rPr>
+        <w:t>Overview</w:t>
+      </w:r>
+      <w:proofErr w:type="gramStart"/>
+      <w:r>
+        <w:rPr>
+          <w:rFonts w:ascii="Arial" w:eastAsia="Arial" w:hAnsi="Arial" w:cs="Arial"/>
+          <w:b/>
+          <w:bCs/>
+          <w:color w:val="231F20"/>
+          <w:sz w:val="20"/>
+        </w:rPr>
+        <w:t xml:space="preserve">: </w:t>
+      </w:r>
+      <w:r>
+        <w:rPr>
+          <w:rFonts w:ascii="Arial" w:eastAsia="Arial" w:hAnsi="Arial" w:cs="Arial"/>
+          <w:b/>
+          <w:bCs/>
+          <w:color w:val="231F20"/>
+          <w:sz w:val="20"/>
+        </w:rPr>
         <w:tab/>
       </w:r>
       <w:r>
         <w:rPr>
-          <w:rFonts w:eastAsia="Arial" w:cs="Arial" w:ascii="Arial" w:hAnsi="Arial"/>
-          <w:bCs/>
-          <w:color w:val="231F20"/>
-          <w:sz w:val="20"/>
-        </w:rPr>
-        <w:t xml:space="preserve">Internal </w:t>
-      </w:r>
-      <w:r>
-        <w:rPr>
-          <w:rFonts w:eastAsia="Arial" w:cs="Arial" w:ascii="Arial" w:hAnsi="Arial"/>
+          <w:rFonts w:ascii="Arial" w:eastAsia="Arial" w:hAnsi="Arial" w:cs="Arial"/>
+          <w:bCs/>
+          <w:color w:val="231F20"/>
+          <w:sz w:val="20"/>
+        </w:rPr>
+        <w:t>Internal</w:t>
+      </w:r>
+      <w:proofErr w:type="gramEnd"/>
+      <w:r>
+        <w:rPr>
+          <w:rFonts w:ascii="Arial" w:eastAsia="Arial" w:hAnsi="Arial" w:cs="Arial"/>
+          <w:bCs/>
+          <w:color w:val="231F20"/>
+          <w:sz w:val="20"/>
+        </w:rPr>
+        <w:t xml:space="preserve"> </w:t>
+      </w:r>
+      <w:r>
+        <w:rPr>
+          <w:rFonts w:ascii="Arial" w:eastAsia="Arial" w:hAnsi="Arial" w:cs="Arial"/>
           <w:bCs/>
           <w:iCs/>
           <w:color w:val="231F20"/>
           <w:sz w:val="20"/>
         </w:rPr>
-        <w:t>extract-transform-load tool that ran in batch mode to gather descriptive static content from different sources (like REST APIs, sFTP, SOAP servers), transform it using XQuery and finally load it to the third-party consumer.</w:t>
-      </w:r>
-    </w:p>
-    <w:p>
-      <w:pPr>
-        <w:pStyle w:val="Normal"/>
-        <w:tabs>
-          <w:tab w:val="clear" w:pos="720"/>
-          <w:tab w:val="left" w:pos="1730" w:leader="none"/>
-        </w:tabs>
-        <w:spacing w:lineRule="atLeast" w:line="260" w:before="0" w:after="0"/>
-        <w:ind w:hanging="1728" w:left="1728"/>
-        <w:rPr>
-          <w:rFonts w:ascii="Arial" w:hAnsi="Arial" w:eastAsia="Arial" w:cs="Arial"/>
-          <w:bCs/>
-          <w:color w:val="231F20"/>
-          <w:sz w:val="20"/>
-        </w:rPr>
-      </w:pPr>
-      <w:r>
-        <w:rPr>
-          <w:rFonts w:eastAsia="Arial" w:cs="Arial" w:ascii="Arial" w:hAnsi="Arial"/>
-          <w:b/>
-          <w:bCs/>
-          <w:color w:val="231F20"/>
-          <w:sz w:val="20"/>
-        </w:rPr>
-        <w:t xml:space="preserve">Languages: </w:t>
+        <w:t xml:space="preserve">extract-transform-load tool that ran in batch mode to gather descriptive static content from different sources (like REST APIs, </w:t>
+      </w:r>
+      <w:proofErr w:type="spellStart"/>
+      <w:r>
+        <w:rPr>
+          <w:rFonts w:ascii="Arial" w:eastAsia="Arial" w:hAnsi="Arial" w:cs="Arial"/>
+          <w:bCs/>
+          <w:iCs/>
+          <w:color w:val="231F20"/>
+          <w:sz w:val="20"/>
+        </w:rPr>
+        <w:t>sFTP</w:t>
+      </w:r>
+      <w:proofErr w:type="spellEnd"/>
+      <w:r>
+        <w:rPr>
+          <w:rFonts w:ascii="Arial" w:eastAsia="Arial" w:hAnsi="Arial" w:cs="Arial"/>
+          <w:bCs/>
+          <w:iCs/>
+          <w:color w:val="231F20"/>
+          <w:sz w:val="20"/>
+        </w:rPr>
+        <w:t>, SOAP servers), transform it using XQuery and finally load it to the third-party consumer.</w:t>
+      </w:r>
+    </w:p>
+    <w:p>
+      <w:pPr>
+        <w:tabs>
+          <w:tab w:val="left" w:pos="1730"/>
+        </w:tabs>
+        <w:spacing w:after="0" w:line="260" w:lineRule="atLeast"/>
+        <w:ind w:left="1728" w:hanging="1728"/>
+        <w:rPr>
+          <w:rFonts w:ascii="Arial" w:eastAsia="Arial" w:hAnsi="Arial" w:cs="Arial"/>
+          <w:bCs/>
+          <w:color w:val="231F20"/>
+          <w:sz w:val="20"/>
+        </w:rPr>
+      </w:pPr>
+      <w:r>
+        <w:rPr>
+          <w:rFonts w:ascii="Arial" w:eastAsia="Arial" w:hAnsi="Arial" w:cs="Arial"/>
+          <w:b/>
+          <w:bCs/>
+          <w:color w:val="231F20"/>
+          <w:sz w:val="20"/>
+        </w:rPr>
+        <w:t>Languages</w:t>
+      </w:r>
+      <w:proofErr w:type="gramStart"/>
+      <w:r>
+        <w:rPr>
+          <w:rFonts w:ascii="Arial" w:eastAsia="Arial" w:hAnsi="Arial" w:cs="Arial"/>
+          <w:b/>
+          <w:bCs/>
+          <w:color w:val="231F20"/>
+          <w:sz w:val="20"/>
+        </w:rPr>
+        <w:t xml:space="preserve">: </w:t>
+      </w:r>
+      <w:r>
+        <w:rPr>
+          <w:rFonts w:ascii="Arial" w:eastAsia="Arial" w:hAnsi="Arial" w:cs="Arial"/>
+          <w:b/>
+          <w:bCs/>
+          <w:color w:val="231F20"/>
+          <w:sz w:val="20"/>
+        </w:rPr>
         <w:tab/>
       </w:r>
       <w:r>
         <w:rPr>
-          <w:rFonts w:eastAsia="Arial" w:cs="Arial" w:ascii="Arial" w:hAnsi="Arial"/>
-          <w:bCs/>
-          <w:color w:val="231F20"/>
-          <w:sz w:val="20"/>
-        </w:rPr>
-        <w:t>Java, PL\SQL, Node, JavaScript</w:t>
-      </w:r>
-    </w:p>
-    <w:p>
-      <w:pPr>
-        <w:pStyle w:val="Normal"/>
-        <w:tabs>
-          <w:tab w:val="clear" w:pos="720"/>
-          <w:tab w:val="left" w:pos="1730" w:leader="none"/>
-        </w:tabs>
-        <w:spacing w:lineRule="atLeast" w:line="260" w:before="0" w:after="0"/>
-        <w:ind w:hanging="1728" w:left="1728"/>
-        <w:rPr>
-          <w:rFonts w:ascii="Arial" w:hAnsi="Arial" w:eastAsia="Arial" w:cs="Arial"/>
+          <w:rFonts w:ascii="Arial" w:eastAsia="Arial" w:hAnsi="Arial" w:cs="Arial"/>
+          <w:bCs/>
+          <w:color w:val="231F20"/>
+          <w:sz w:val="20"/>
+        </w:rPr>
+        <w:t>Java</w:t>
+      </w:r>
+      <w:proofErr w:type="gramEnd"/>
+      <w:r>
+        <w:rPr>
+          <w:rFonts w:ascii="Arial" w:eastAsia="Arial" w:hAnsi="Arial" w:cs="Arial"/>
+          <w:bCs/>
+          <w:color w:val="231F20"/>
+          <w:sz w:val="20"/>
+        </w:rPr>
+        <w:t>, PL\SQL, Node, JavaScript</w:t>
+      </w:r>
+    </w:p>
+    <w:p>
+      <w:pPr>
+        <w:tabs>
+          <w:tab w:val="left" w:pos="1730"/>
+        </w:tabs>
+        <w:spacing w:after="0" w:line="260" w:lineRule="atLeast"/>
+        <w:ind w:left="1728" w:hanging="1728"/>
+        <w:rPr>
+          <w:rFonts w:ascii="Arial" w:eastAsia="Arial" w:hAnsi="Arial" w:cs="Arial"/>
           <w:bCs/>
           <w:iCs/>
           <w:color w:val="231F20"/>
@@ -2070,44 +2897,92 @@
       </w:pPr>
       <w:r>
         <w:rPr>
-          <w:rFonts w:eastAsia="Arial" w:cs="Arial" w:ascii="Arial" w:hAnsi="Arial"/>
-          <w:b/>
-          <w:bCs/>
-          <w:color w:val="231F20"/>
-          <w:sz w:val="20"/>
-          <w:u w:val="none" w:color="231F20"/>
-          <w14:textOutline w14:w="0" w14:cap="flat" w14:cmpd="sng" w14:algn="ctr">
-            <w14:noFill/>
-            <w14:prstDash w14:val="solid"/>
-            <w14:bevel/>
-          </w14:textOutline>
+          <w:rFonts w:ascii="Arial" w:eastAsia="Arial" w:hAnsi="Arial" w:cs="Arial"/>
+          <w:b/>
+          <w:bCs/>
+          <w:color w:val="231F20"/>
+          <w:sz w:val="20"/>
+          <w:u w:color="231F20"/>
         </w:rPr>
         <w:t>Technologies</w:t>
       </w:r>
       <w:r>
         <w:rPr>
-          <w:rFonts w:eastAsia="Arial" w:cs="Arial" w:ascii="Arial" w:hAnsi="Arial"/>
+          <w:rFonts w:ascii="Arial" w:eastAsia="Arial" w:hAnsi="Arial" w:cs="Arial"/>
           <w:b/>
           <w:bCs/>
           <w:color w:val="231F20"/>
           <w:sz w:val="20"/>
         </w:rPr>
         <w:t xml:space="preserve">: </w:t>
+      </w:r>
+      <w:r>
+        <w:rPr>
+          <w:rFonts w:ascii="Arial" w:eastAsia="Arial" w:hAnsi="Arial" w:cs="Arial"/>
+          <w:b/>
+          <w:bCs/>
+          <w:color w:val="231F20"/>
+          <w:sz w:val="20"/>
+        </w:rPr>
         <w:tab/>
       </w:r>
       <w:r>
         <w:rPr>
-          <w:rFonts w:eastAsia="Arial" w:cs="Arial" w:ascii="Arial" w:hAnsi="Arial"/>
+          <w:rFonts w:ascii="Arial" w:eastAsia="Arial" w:hAnsi="Arial" w:cs="Arial"/>
           <w:bCs/>
           <w:iCs/>
           <w:color w:val="231F20"/>
           <w:sz w:val="20"/>
         </w:rPr>
-        <w:t xml:space="preserve">Spring – Core / Batch / MVC / Data, Hibernate, various HTTP/sFTP/SOAP clients, JUnit, Mockito, AssertJ, Kafka, Apache Camel, Karaf, Couchbase, MariaDB, Maven, Consul, Docker, Kubernetes, OpenShift, </w:t>
-      </w:r>
-      <w:r>
-        <w:rPr>
-          <w:rFonts w:eastAsia="Arial" w:cs="Arial" w:ascii="Arial" w:hAnsi="Arial"/>
+        <w:t>Spring – Core / Batch / MVC / Data, Hibernate, various HTTP/</w:t>
+      </w:r>
+      <w:proofErr w:type="spellStart"/>
+      <w:r>
+        <w:rPr>
+          <w:rFonts w:ascii="Arial" w:eastAsia="Arial" w:hAnsi="Arial" w:cs="Arial"/>
+          <w:bCs/>
+          <w:iCs/>
+          <w:color w:val="231F20"/>
+          <w:sz w:val="20"/>
+        </w:rPr>
+        <w:t>sFTP</w:t>
+      </w:r>
+      <w:proofErr w:type="spellEnd"/>
+      <w:r>
+        <w:rPr>
+          <w:rFonts w:ascii="Arial" w:eastAsia="Arial" w:hAnsi="Arial" w:cs="Arial"/>
+          <w:bCs/>
+          <w:iCs/>
+          <w:color w:val="231F20"/>
+          <w:sz w:val="20"/>
+        </w:rPr>
+        <w:t xml:space="preserve">/SOAP clients, JUnit, Mockito, </w:t>
+      </w:r>
+      <w:proofErr w:type="spellStart"/>
+      <w:r>
+        <w:rPr>
+          <w:rFonts w:ascii="Arial" w:eastAsia="Arial" w:hAnsi="Arial" w:cs="Arial"/>
+          <w:bCs/>
+          <w:iCs/>
+          <w:color w:val="231F20"/>
+          <w:sz w:val="20"/>
+        </w:rPr>
+        <w:t>AssertJ</w:t>
+      </w:r>
+      <w:proofErr w:type="spellEnd"/>
+      <w:r>
+        <w:rPr>
+          <w:rFonts w:ascii="Arial" w:eastAsia="Arial" w:hAnsi="Arial" w:cs="Arial"/>
+          <w:bCs/>
+          <w:iCs/>
+          <w:color w:val="231F20"/>
+          <w:sz w:val="20"/>
+        </w:rPr>
+        <w:t xml:space="preserve">, Kafka, Apache Camel, Karaf, Couchbase, MariaDB, Maven, Consul, Docker, Kubernetes, OpenShift, </w:t>
+      </w:r>
+      <w:r>
+        <w:rPr>
+          <w:rFonts w:ascii="Arial" w:eastAsia="Arial" w:hAnsi="Arial" w:cs="Arial"/>
           <w:bCs/>
           <w:color w:val="231F20"/>
           <w:sz w:val="20"/>
@@ -2117,87 +2992,121 @@
     </w:p>
     <w:p>
       <w:pPr>
-        <w:pStyle w:val="Normal"/>
-        <w:tabs>
-          <w:tab w:val="clear" w:pos="720"/>
-          <w:tab w:val="left" w:pos="1730" w:leader="none"/>
-        </w:tabs>
-        <w:spacing w:lineRule="atLeast" w:line="260" w:before="0" w:after="0"/>
-        <w:jc w:val="both"/>
-        <w:rPr>
-          <w:rFonts w:ascii="Arial" w:hAnsi="Arial" w:eastAsia="Arial" w:cs="Arial"/>
-          <w:color w:val="231F20"/>
-          <w:sz w:val="20"/>
-        </w:rPr>
-      </w:pPr>
-      <w:r>
-        <w:rPr>
-          <w:rFonts w:eastAsia="Arial" w:cs="Arial" w:ascii="Arial" w:hAnsi="Arial"/>
-          <w:b/>
-          <w:bCs/>
-          <w:color w:val="231F20"/>
-          <w:sz w:val="20"/>
-        </w:rPr>
-        <w:t xml:space="preserve">Position: </w:t>
+        <w:tabs>
+          <w:tab w:val="left" w:pos="1730"/>
+        </w:tabs>
+        <w:spacing w:after="0" w:line="260" w:lineRule="atLeast"/>
+        <w:jc w:val="both"/>
+        <w:rPr>
+          <w:rFonts w:ascii="Arial" w:eastAsia="Arial" w:hAnsi="Arial" w:cs="Arial"/>
+          <w:color w:val="231F20"/>
+          <w:sz w:val="20"/>
+        </w:rPr>
+      </w:pPr>
+      <w:r>
+        <w:rPr>
+          <w:rFonts w:ascii="Arial" w:eastAsia="Arial" w:hAnsi="Arial" w:cs="Arial"/>
+          <w:b/>
+          <w:bCs/>
+          <w:color w:val="231F20"/>
+          <w:sz w:val="20"/>
+        </w:rPr>
+        <w:t>Position</w:t>
+      </w:r>
+      <w:proofErr w:type="gramStart"/>
+      <w:r>
+        <w:rPr>
+          <w:rFonts w:ascii="Arial" w:eastAsia="Arial" w:hAnsi="Arial" w:cs="Arial"/>
+          <w:b/>
+          <w:bCs/>
+          <w:color w:val="231F20"/>
+          <w:sz w:val="20"/>
+        </w:rPr>
+        <w:t xml:space="preserve">: </w:t>
+      </w:r>
+      <w:r>
+        <w:rPr>
+          <w:rFonts w:ascii="Arial" w:eastAsia="Arial" w:hAnsi="Arial" w:cs="Arial"/>
+          <w:b/>
+          <w:bCs/>
+          <w:color w:val="231F20"/>
+          <w:sz w:val="20"/>
+        </w:rPr>
         <w:tab/>
       </w:r>
       <w:r>
         <w:rPr>
-          <w:rFonts w:eastAsia="Arial" w:cs="Arial" w:ascii="Arial" w:hAnsi="Arial"/>
-          <w:bCs/>
-          <w:color w:val="231F20"/>
-          <w:sz w:val="20"/>
-        </w:rPr>
-        <w:t>Software Developer</w:t>
-      </w:r>
-    </w:p>
-    <w:p>
-      <w:pPr>
-        <w:pStyle w:val="Normal"/>
-        <w:tabs>
-          <w:tab w:val="clear" w:pos="720"/>
-          <w:tab w:val="left" w:pos="1730" w:leader="none"/>
-        </w:tabs>
-        <w:spacing w:lineRule="atLeast" w:line="260" w:before="0" w:after="0"/>
-        <w:jc w:val="both"/>
-        <w:rPr>
-          <w:rFonts w:ascii="Arial" w:hAnsi="Arial" w:eastAsia="Arial" w:cs="Arial"/>
-          <w:bCs/>
-          <w:color w:val="231F20"/>
-          <w:sz w:val="20"/>
-        </w:rPr>
-      </w:pPr>
-      <w:r>
-        <w:rPr>
-          <w:rFonts w:eastAsia="Arial" w:cs="Arial" w:ascii="Arial" w:hAnsi="Arial"/>
+          <w:rFonts w:ascii="Arial" w:eastAsia="Arial" w:hAnsi="Arial" w:cs="Arial"/>
+          <w:bCs/>
+          <w:color w:val="231F20"/>
+          <w:sz w:val="20"/>
+        </w:rPr>
+        <w:t>Software</w:t>
+      </w:r>
+      <w:proofErr w:type="gramEnd"/>
+      <w:r>
+        <w:rPr>
+          <w:rFonts w:ascii="Arial" w:eastAsia="Arial" w:hAnsi="Arial" w:cs="Arial"/>
+          <w:bCs/>
+          <w:color w:val="231F20"/>
+          <w:sz w:val="20"/>
+        </w:rPr>
+        <w:t xml:space="preserve"> Developer</w:t>
+      </w:r>
+    </w:p>
+    <w:p>
+      <w:pPr>
+        <w:tabs>
+          <w:tab w:val="left" w:pos="1730"/>
+        </w:tabs>
+        <w:spacing w:after="0" w:line="260" w:lineRule="atLeast"/>
+        <w:jc w:val="both"/>
+        <w:rPr>
+          <w:rFonts w:ascii="Arial" w:eastAsia="Arial" w:hAnsi="Arial" w:cs="Arial"/>
+          <w:bCs/>
+          <w:color w:val="231F20"/>
+          <w:sz w:val="20"/>
+        </w:rPr>
+      </w:pPr>
+      <w:r>
+        <w:rPr>
+          <w:rFonts w:ascii="Arial" w:eastAsia="Arial" w:hAnsi="Arial" w:cs="Arial"/>
           <w:b/>
           <w:bCs/>
           <w:color w:val="231F20"/>
           <w:sz w:val="20"/>
         </w:rPr>
         <w:t xml:space="preserve">Responsibilities: </w:t>
+      </w:r>
+      <w:r>
+        <w:rPr>
+          <w:rFonts w:ascii="Arial" w:eastAsia="Arial" w:hAnsi="Arial" w:cs="Arial"/>
+          <w:b/>
+          <w:bCs/>
+          <w:color w:val="231F20"/>
+          <w:sz w:val="20"/>
+        </w:rPr>
         <w:tab/>
       </w:r>
     </w:p>
     <w:p>
       <w:pPr>
-        <w:pStyle w:val="Normal"/>
         <w:numPr>
           <w:ilvl w:val="0"/>
           <w:numId w:val="2"/>
         </w:numPr>
-        <w:spacing w:lineRule="auto" w:line="264" w:before="0" w:after="0"/>
+        <w:spacing w:after="0" w:line="264" w:lineRule="auto"/>
         <w:contextualSpacing/>
         <w:jc w:val="both"/>
         <w:rPr>
-          <w:rFonts w:ascii="Arial" w:hAnsi="Arial" w:eastAsia="Arial" w:cs="Arial"/>
-          <w:color w:val="231F20"/>
-          <w:sz w:val="20"/>
-        </w:rPr>
-      </w:pPr>
-      <w:r>
-        <w:rPr>
-          <w:rFonts w:eastAsia="Arial" w:cs="Arial" w:ascii="Arial" w:hAnsi="Arial"/>
+          <w:rFonts w:ascii="Arial" w:eastAsia="Arial" w:hAnsi="Arial" w:cs="Arial"/>
+          <w:color w:val="231F20"/>
+          <w:sz w:val="20"/>
+        </w:rPr>
+      </w:pPr>
+      <w:r>
+        <w:rPr>
+          <w:rFonts w:ascii="Arial" w:eastAsia="Arial" w:hAnsi="Arial" w:cs="Arial"/>
           <w:color w:val="231F20"/>
           <w:sz w:val="20"/>
         </w:rPr>
@@ -2206,23 +3115,22 @@
     </w:p>
     <w:p>
       <w:pPr>
-        <w:pStyle w:val="Normal"/>
         <w:numPr>
           <w:ilvl w:val="0"/>
           <w:numId w:val="2"/>
         </w:numPr>
-        <w:spacing w:lineRule="auto" w:line="264" w:before="0" w:after="0"/>
+        <w:spacing w:after="0" w:line="264" w:lineRule="auto"/>
         <w:contextualSpacing/>
         <w:jc w:val="both"/>
         <w:rPr>
-          <w:rFonts w:ascii="Arial" w:hAnsi="Arial" w:eastAsia="Arial" w:cs="Arial"/>
-          <w:color w:val="231F20"/>
-          <w:sz w:val="20"/>
-        </w:rPr>
-      </w:pPr>
-      <w:r>
-        <w:rPr>
-          <w:rFonts w:eastAsia="Arial" w:cs="Arial" w:ascii="Arial" w:hAnsi="Arial"/>
+          <w:rFonts w:ascii="Arial" w:eastAsia="Arial" w:hAnsi="Arial" w:cs="Arial"/>
+          <w:color w:val="231F20"/>
+          <w:sz w:val="20"/>
+        </w:rPr>
+      </w:pPr>
+      <w:r>
+        <w:rPr>
+          <w:rFonts w:ascii="Arial" w:eastAsia="Arial" w:hAnsi="Arial" w:cs="Arial"/>
           <w:color w:val="231F20"/>
           <w:sz w:val="20"/>
         </w:rPr>
@@ -2231,23 +3139,22 @@
     </w:p>
     <w:p>
       <w:pPr>
-        <w:pStyle w:val="Normal"/>
         <w:numPr>
           <w:ilvl w:val="0"/>
           <w:numId w:val="2"/>
         </w:numPr>
-        <w:spacing w:lineRule="auto" w:line="264" w:before="0" w:after="0"/>
+        <w:spacing w:after="0" w:line="264" w:lineRule="auto"/>
         <w:contextualSpacing/>
         <w:jc w:val="both"/>
         <w:rPr>
-          <w:rFonts w:ascii="Arial" w:hAnsi="Arial" w:eastAsia="Arial" w:cs="Arial"/>
-          <w:color w:val="231F20"/>
-          <w:sz w:val="20"/>
-        </w:rPr>
-      </w:pPr>
-      <w:r>
-        <w:rPr>
-          <w:rFonts w:eastAsia="Arial" w:cs="Arial" w:ascii="Arial" w:hAnsi="Arial"/>
+          <w:rFonts w:ascii="Arial" w:eastAsia="Arial" w:hAnsi="Arial" w:cs="Arial"/>
+          <w:color w:val="231F20"/>
+          <w:sz w:val="20"/>
+        </w:rPr>
+      </w:pPr>
+      <w:r>
+        <w:rPr>
+          <w:rFonts w:ascii="Arial" w:eastAsia="Arial" w:hAnsi="Arial" w:cs="Arial"/>
           <w:color w:val="231F20"/>
           <w:sz w:val="20"/>
         </w:rPr>
@@ -2256,23 +3163,22 @@
     </w:p>
     <w:p>
       <w:pPr>
-        <w:pStyle w:val="Normal"/>
         <w:numPr>
           <w:ilvl w:val="0"/>
           <w:numId w:val="2"/>
         </w:numPr>
-        <w:spacing w:lineRule="auto" w:line="264" w:before="0" w:after="0"/>
+        <w:spacing w:after="0" w:line="264" w:lineRule="auto"/>
         <w:contextualSpacing/>
         <w:jc w:val="both"/>
         <w:rPr>
-          <w:rFonts w:ascii="Arial" w:hAnsi="Arial" w:eastAsia="Arial" w:cs="Arial"/>
-          <w:color w:val="231F20"/>
-          <w:sz w:val="20"/>
-        </w:rPr>
-      </w:pPr>
-      <w:r>
-        <w:rPr>
-          <w:rFonts w:eastAsia="Arial" w:cs="Arial" w:ascii="Arial" w:hAnsi="Arial"/>
+          <w:rFonts w:ascii="Arial" w:eastAsia="Arial" w:hAnsi="Arial" w:cs="Arial"/>
+          <w:color w:val="231F20"/>
+          <w:sz w:val="20"/>
+        </w:rPr>
+      </w:pPr>
+      <w:r>
+        <w:rPr>
+          <w:rFonts w:ascii="Arial" w:eastAsia="Arial" w:hAnsi="Arial" w:cs="Arial"/>
           <w:color w:val="231F20"/>
           <w:sz w:val="20"/>
         </w:rPr>
@@ -2281,23 +3187,22 @@
     </w:p>
     <w:p>
       <w:pPr>
-        <w:pStyle w:val="Normal"/>
         <w:numPr>
           <w:ilvl w:val="0"/>
           <w:numId w:val="2"/>
         </w:numPr>
-        <w:spacing w:lineRule="auto" w:line="264" w:before="0" w:after="0"/>
+        <w:spacing w:after="0" w:line="264" w:lineRule="auto"/>
         <w:contextualSpacing/>
         <w:jc w:val="both"/>
         <w:rPr>
-          <w:rFonts w:ascii="Arial" w:hAnsi="Arial" w:eastAsia="Arial" w:cs="Arial"/>
-          <w:color w:val="231F20"/>
-          <w:sz w:val="20"/>
-        </w:rPr>
-      </w:pPr>
-      <w:r>
-        <w:rPr>
-          <w:rFonts w:eastAsia="Arial" w:cs="Arial" w:ascii="Arial" w:hAnsi="Arial"/>
+          <w:rFonts w:ascii="Arial" w:eastAsia="Arial" w:hAnsi="Arial" w:cs="Arial"/>
+          <w:color w:val="231F20"/>
+          <w:sz w:val="20"/>
+        </w:rPr>
+      </w:pPr>
+      <w:r>
+        <w:rPr>
+          <w:rFonts w:ascii="Arial" w:eastAsia="Arial" w:hAnsi="Arial" w:cs="Arial"/>
           <w:color w:val="231F20"/>
           <w:sz w:val="20"/>
         </w:rPr>
@@ -2306,23 +3211,22 @@
     </w:p>
     <w:p>
       <w:pPr>
-        <w:pStyle w:val="Normal"/>
         <w:numPr>
           <w:ilvl w:val="0"/>
           <w:numId w:val="2"/>
         </w:numPr>
-        <w:spacing w:lineRule="auto" w:line="264" w:before="0" w:after="0"/>
+        <w:spacing w:after="0" w:line="264" w:lineRule="auto"/>
         <w:contextualSpacing/>
         <w:jc w:val="both"/>
         <w:rPr>
-          <w:rFonts w:ascii="Arial" w:hAnsi="Arial" w:eastAsia="Arial" w:cs="Arial"/>
-          <w:color w:val="231F20"/>
-          <w:sz w:val="20"/>
-        </w:rPr>
-      </w:pPr>
-      <w:r>
-        <w:rPr>
-          <w:rFonts w:eastAsia="Arial" w:cs="Arial" w:ascii="Arial" w:hAnsi="Arial"/>
+          <w:rFonts w:ascii="Arial" w:eastAsia="Arial" w:hAnsi="Arial" w:cs="Arial"/>
+          <w:color w:val="231F20"/>
+          <w:sz w:val="20"/>
+        </w:rPr>
+      </w:pPr>
+      <w:r>
+        <w:rPr>
+          <w:rFonts w:ascii="Arial" w:eastAsia="Arial" w:hAnsi="Arial" w:cs="Arial"/>
           <w:color w:val="231F20"/>
           <w:sz w:val="20"/>
         </w:rPr>
@@ -2331,23 +3235,22 @@
     </w:p>
     <w:p>
       <w:pPr>
-        <w:pStyle w:val="Normal"/>
         <w:numPr>
           <w:ilvl w:val="0"/>
           <w:numId w:val="2"/>
         </w:numPr>
-        <w:spacing w:lineRule="auto" w:line="264" w:before="0" w:after="0"/>
+        <w:spacing w:after="0" w:line="264" w:lineRule="auto"/>
         <w:contextualSpacing/>
         <w:jc w:val="both"/>
         <w:rPr>
-          <w:rFonts w:ascii="Arial" w:hAnsi="Arial" w:eastAsia="Arial" w:cs="Arial"/>
-          <w:color w:val="231F20"/>
-          <w:sz w:val="20"/>
-        </w:rPr>
-      </w:pPr>
-      <w:r>
-        <w:rPr>
-          <w:rFonts w:eastAsia="Arial" w:cs="Arial" w:ascii="Arial" w:hAnsi="Arial"/>
+          <w:rFonts w:ascii="Arial" w:eastAsia="Arial" w:hAnsi="Arial" w:cs="Arial"/>
+          <w:color w:val="231F20"/>
+          <w:sz w:val="20"/>
+        </w:rPr>
+      </w:pPr>
+      <w:r>
+        <w:rPr>
+          <w:rFonts w:ascii="Arial" w:eastAsia="Arial" w:hAnsi="Arial" w:cs="Arial"/>
           <w:color w:val="231F20"/>
           <w:sz w:val="20"/>
         </w:rPr>
@@ -2356,23 +3259,22 @@
     </w:p>
     <w:p>
       <w:pPr>
-        <w:pStyle w:val="Normal"/>
         <w:numPr>
           <w:ilvl w:val="0"/>
           <w:numId w:val="2"/>
         </w:numPr>
-        <w:spacing w:lineRule="auto" w:line="264" w:before="0" w:after="0"/>
+        <w:spacing w:after="0" w:line="264" w:lineRule="auto"/>
         <w:contextualSpacing/>
         <w:jc w:val="both"/>
         <w:rPr>
-          <w:rFonts w:ascii="Arial" w:hAnsi="Arial" w:eastAsia="Arial" w:cs="Arial"/>
-          <w:color w:val="231F20"/>
-          <w:sz w:val="20"/>
-        </w:rPr>
-      </w:pPr>
-      <w:r>
-        <w:rPr>
-          <w:rFonts w:eastAsia="Arial" w:cs="Arial" w:ascii="Arial" w:hAnsi="Arial"/>
+          <w:rFonts w:ascii="Arial" w:eastAsia="Arial" w:hAnsi="Arial" w:cs="Arial"/>
+          <w:color w:val="231F20"/>
+          <w:sz w:val="20"/>
+        </w:rPr>
+      </w:pPr>
+      <w:r>
+        <w:rPr>
+          <w:rFonts w:ascii="Arial" w:eastAsia="Arial" w:hAnsi="Arial" w:cs="Arial"/>
           <w:color w:val="231F20"/>
           <w:sz w:val="20"/>
         </w:rPr>
@@ -2381,23 +3283,22 @@
     </w:p>
     <w:p>
       <w:pPr>
-        <w:pStyle w:val="Normal"/>
         <w:numPr>
           <w:ilvl w:val="0"/>
           <w:numId w:val="2"/>
         </w:numPr>
-        <w:spacing w:lineRule="auto" w:line="264" w:before="0" w:after="0"/>
+        <w:spacing w:after="0" w:line="264" w:lineRule="auto"/>
         <w:contextualSpacing/>
         <w:jc w:val="both"/>
         <w:rPr>
-          <w:rFonts w:ascii="Arial" w:hAnsi="Arial" w:eastAsia="Arial" w:cs="Arial"/>
-          <w:color w:val="231F20"/>
-          <w:sz w:val="20"/>
-        </w:rPr>
-      </w:pPr>
-      <w:r>
-        <w:rPr>
-          <w:rFonts w:eastAsia="Arial" w:cs="Arial" w:ascii="Arial" w:hAnsi="Arial"/>
+          <w:rFonts w:ascii="Arial" w:eastAsia="Arial" w:hAnsi="Arial" w:cs="Arial"/>
+          <w:color w:val="231F20"/>
+          <w:sz w:val="20"/>
+        </w:rPr>
+      </w:pPr>
+      <w:r>
+        <w:rPr>
+          <w:rFonts w:ascii="Arial" w:eastAsia="Arial" w:hAnsi="Arial" w:cs="Arial"/>
           <w:color w:val="231F20"/>
           <w:sz w:val="20"/>
         </w:rPr>
@@ -2406,23 +3307,22 @@
     </w:p>
     <w:p>
       <w:pPr>
-        <w:pStyle w:val="Normal"/>
         <w:numPr>
           <w:ilvl w:val="0"/>
           <w:numId w:val="2"/>
         </w:numPr>
-        <w:spacing w:lineRule="auto" w:line="264" w:before="0" w:after="0"/>
+        <w:spacing w:after="0" w:line="264" w:lineRule="auto"/>
         <w:contextualSpacing/>
         <w:jc w:val="both"/>
         <w:rPr>
-          <w:rFonts w:ascii="Arial" w:hAnsi="Arial" w:eastAsia="Arial" w:cs="Arial"/>
-          <w:color w:val="231F20"/>
-          <w:sz w:val="20"/>
-        </w:rPr>
-      </w:pPr>
-      <w:r>
-        <w:rPr>
-          <w:rFonts w:eastAsia="Arial" w:cs="Arial" w:ascii="Arial" w:hAnsi="Arial"/>
+          <w:rFonts w:ascii="Arial" w:eastAsia="Arial" w:hAnsi="Arial" w:cs="Arial"/>
+          <w:color w:val="231F20"/>
+          <w:sz w:val="20"/>
+        </w:rPr>
+      </w:pPr>
+      <w:r>
+        <w:rPr>
+          <w:rFonts w:ascii="Arial" w:eastAsia="Arial" w:hAnsi="Arial" w:cs="Arial"/>
           <w:color w:val="231F20"/>
           <w:sz w:val="20"/>
         </w:rPr>
@@ -2431,23 +3331,22 @@
     </w:p>
     <w:p>
       <w:pPr>
-        <w:pStyle w:val="Normal"/>
         <w:numPr>
           <w:ilvl w:val="0"/>
           <w:numId w:val="2"/>
         </w:numPr>
-        <w:spacing w:lineRule="auto" w:line="264" w:before="0" w:after="0"/>
+        <w:spacing w:after="0" w:line="264" w:lineRule="auto"/>
         <w:contextualSpacing/>
         <w:jc w:val="both"/>
         <w:rPr>
-          <w:rFonts w:ascii="Arial" w:hAnsi="Arial" w:eastAsia="Arial" w:cs="Arial"/>
-          <w:color w:val="231F20"/>
-          <w:sz w:val="20"/>
-        </w:rPr>
-      </w:pPr>
-      <w:r>
-        <w:rPr>
-          <w:rFonts w:eastAsia="Arial" w:cs="Arial" w:ascii="Arial" w:hAnsi="Arial"/>
+          <w:rFonts w:ascii="Arial" w:eastAsia="Arial" w:hAnsi="Arial" w:cs="Arial"/>
+          <w:color w:val="231F20"/>
+          <w:sz w:val="20"/>
+        </w:rPr>
+      </w:pPr>
+      <w:r>
+        <w:rPr>
+          <w:rFonts w:ascii="Arial" w:eastAsia="Arial" w:hAnsi="Arial" w:cs="Arial"/>
           <w:color w:val="231F20"/>
           <w:sz w:val="20"/>
         </w:rPr>
@@ -2456,121 +3355,135 @@
     </w:p>
     <w:p>
       <w:pPr>
-        <w:pStyle w:val="Normal"/>
-        <w:spacing w:lineRule="auto" w:line="264" w:before="0" w:after="0"/>
+        <w:spacing w:after="0" w:line="264" w:lineRule="auto"/>
         <w:ind w:left="1778"/>
         <w:rPr>
-          <w:rFonts w:ascii="Arial" w:hAnsi="Arial" w:eastAsia="Arial" w:cs="Arial"/>
-          <w:color w:val="231F20"/>
-          <w:sz w:val="20"/>
-        </w:rPr>
-      </w:pPr>
-      <w:r>
-        <w:rPr>
-          <w:rFonts w:eastAsia="Arial" w:cs="Arial" w:ascii="Arial" w:hAnsi="Arial"/>
-          <w:color w:val="231F20"/>
-          <w:sz w:val="20"/>
-        </w:rPr>
-      </w:r>
-    </w:p>
-    <w:p>
-      <w:pPr>
-        <w:pStyle w:val="Normal"/>
-        <w:tabs>
-          <w:tab w:val="clear" w:pos="720"/>
-          <w:tab w:val="left" w:pos="-382" w:leader="none"/>
-        </w:tabs>
-        <w:spacing w:lineRule="auto" w:line="264" w:before="0" w:after="0"/>
-        <w:ind w:hanging="360" w:left="1778"/>
+          <w:rFonts w:ascii="Arial" w:eastAsia="Arial" w:hAnsi="Arial" w:cs="Arial"/>
+          <w:color w:val="231F20"/>
+          <w:sz w:val="20"/>
+        </w:rPr>
+      </w:pPr>
+    </w:p>
+    <w:p>
+      <w:pPr>
+        <w:tabs>
+          <w:tab w:val="left" w:pos="-382"/>
+        </w:tabs>
+        <w:spacing w:after="0" w:line="264" w:lineRule="auto"/>
+        <w:ind w:left="1778" w:hanging="360"/>
         <w:contextualSpacing/>
         <w:jc w:val="both"/>
         <w:rPr>
-          <w:rFonts w:ascii="Arial" w:hAnsi="Arial" w:eastAsia="Arial" w:cs="Arial"/>
-          <w:color w:val="231F20"/>
-          <w:sz w:val="20"/>
-        </w:rPr>
-      </w:pPr>
-      <w:r>
-        <w:rPr>
-          <w:rFonts w:eastAsia="Arial" w:cs="Arial" w:ascii="Arial" w:hAnsi="Arial"/>
-          <w:color w:val="231F20"/>
-          <w:sz w:val="20"/>
-        </w:rPr>
-        <w:t>Creating a cloud-native platform from scratch using Java/Spring-stack technologies;</w:t>
-      </w:r>
-    </w:p>
-    <w:p>
-      <w:pPr>
-        <w:pStyle w:val="Normal"/>
-        <w:tabs>
-          <w:tab w:val="clear" w:pos="720"/>
-          <w:tab w:val="left" w:pos="-382" w:leader="none"/>
-        </w:tabs>
-        <w:spacing w:lineRule="auto" w:line="264" w:before="0" w:after="0"/>
-        <w:ind w:hanging="360" w:left="1778"/>
+          <w:rFonts w:ascii="Arial" w:eastAsia="Arial" w:hAnsi="Arial" w:cs="Arial"/>
+          <w:color w:val="231F20"/>
+          <w:sz w:val="20"/>
+        </w:rPr>
+      </w:pPr>
+      <w:r>
+        <w:rPr>
+          <w:rFonts w:ascii="Arial" w:eastAsia="Arial" w:hAnsi="Arial" w:cs="Arial"/>
+          <w:color w:val="231F20"/>
+          <w:sz w:val="20"/>
+        </w:rPr>
+        <w:t xml:space="preserve">Creating a cloud-native platform from scratch using Java/Spring-stack </w:t>
+      </w:r>
+      <w:proofErr w:type="gramStart"/>
+      <w:r>
+        <w:rPr>
+          <w:rFonts w:ascii="Arial" w:eastAsia="Arial" w:hAnsi="Arial" w:cs="Arial"/>
+          <w:color w:val="231F20"/>
+          <w:sz w:val="20"/>
+        </w:rPr>
+        <w:t>technologies;</w:t>
+      </w:r>
+      <w:proofErr w:type="gramEnd"/>
+    </w:p>
+    <w:p>
+      <w:pPr>
+        <w:tabs>
+          <w:tab w:val="left" w:pos="-382"/>
+        </w:tabs>
+        <w:spacing w:after="0" w:line="264" w:lineRule="auto"/>
+        <w:ind w:left="1778" w:hanging="360"/>
         <w:contextualSpacing/>
         <w:jc w:val="both"/>
         <w:rPr>
-          <w:rFonts w:ascii="Arial" w:hAnsi="Arial" w:eastAsia="Arial" w:cs="Arial"/>
-          <w:color w:val="231F20"/>
-          <w:sz w:val="20"/>
-        </w:rPr>
-      </w:pPr>
-      <w:r>
-        <w:rPr>
-          <w:rFonts w:eastAsia="Arial" w:cs="Arial" w:ascii="Arial" w:hAnsi="Arial"/>
-          <w:color w:val="231F20"/>
-          <w:sz w:val="20"/>
-        </w:rPr>
-        <w:t>Leading in the technical content of the system/functional/design specifications;</w:t>
-      </w:r>
-    </w:p>
-    <w:p>
-      <w:pPr>
-        <w:pStyle w:val="Normal"/>
-        <w:tabs>
-          <w:tab w:val="clear" w:pos="720"/>
-          <w:tab w:val="left" w:pos="-382" w:leader="none"/>
-        </w:tabs>
-        <w:spacing w:lineRule="auto" w:line="264" w:before="0" w:after="0"/>
-        <w:ind w:hanging="360" w:left="1778"/>
+          <w:rFonts w:ascii="Arial" w:eastAsia="Arial" w:hAnsi="Arial" w:cs="Arial"/>
+          <w:color w:val="231F20"/>
+          <w:sz w:val="20"/>
+        </w:rPr>
+      </w:pPr>
+      <w:r>
+        <w:rPr>
+          <w:rFonts w:ascii="Arial" w:eastAsia="Arial" w:hAnsi="Arial" w:cs="Arial"/>
+          <w:color w:val="231F20"/>
+          <w:sz w:val="20"/>
+        </w:rPr>
+        <w:t xml:space="preserve">Leading in the technical content of the system/functional/design </w:t>
+      </w:r>
+      <w:proofErr w:type="gramStart"/>
+      <w:r>
+        <w:rPr>
+          <w:rFonts w:ascii="Arial" w:eastAsia="Arial" w:hAnsi="Arial" w:cs="Arial"/>
+          <w:color w:val="231F20"/>
+          <w:sz w:val="20"/>
+        </w:rPr>
+        <w:t>specifications;</w:t>
+      </w:r>
+      <w:proofErr w:type="gramEnd"/>
+    </w:p>
+    <w:p>
+      <w:pPr>
+        <w:tabs>
+          <w:tab w:val="left" w:pos="-382"/>
+        </w:tabs>
+        <w:spacing w:after="0" w:line="264" w:lineRule="auto"/>
+        <w:ind w:left="1778" w:hanging="360"/>
         <w:contextualSpacing/>
         <w:jc w:val="both"/>
         <w:rPr>
-          <w:rFonts w:ascii="Arial" w:hAnsi="Arial" w:eastAsia="Arial" w:cs="Arial"/>
-          <w:color w:val="231F20"/>
-          <w:sz w:val="20"/>
-        </w:rPr>
-      </w:pPr>
-      <w:r>
-        <w:rPr>
-          <w:rFonts w:eastAsia="Arial" w:cs="Arial" w:ascii="Arial" w:hAnsi="Arial"/>
-          <w:color w:val="231F20"/>
-          <w:sz w:val="20"/>
-        </w:rPr>
-        <w:t>Building an ETL platform on top of the Spring Batch framework;</w:t>
-      </w:r>
-    </w:p>
-    <w:p>
-      <w:pPr>
-        <w:pStyle w:val="Normal"/>
-        <w:tabs>
-          <w:tab w:val="clear" w:pos="720"/>
-          <w:tab w:val="left" w:pos="-382" w:leader="none"/>
-        </w:tabs>
-        <w:spacing w:lineRule="auto" w:line="264" w:before="0" w:after="0"/>
-        <w:ind w:hanging="360" w:left="1778"/>
+          <w:rFonts w:ascii="Arial" w:eastAsia="Arial" w:hAnsi="Arial" w:cs="Arial"/>
+          <w:color w:val="231F20"/>
+          <w:sz w:val="20"/>
+        </w:rPr>
+      </w:pPr>
+      <w:r>
+        <w:rPr>
+          <w:rFonts w:ascii="Arial" w:eastAsia="Arial" w:hAnsi="Arial" w:cs="Arial"/>
+          <w:color w:val="231F20"/>
+          <w:sz w:val="20"/>
+        </w:rPr>
+        <w:t xml:space="preserve">Building an ETL platform on top of the Spring Batch </w:t>
+      </w:r>
+      <w:proofErr w:type="gramStart"/>
+      <w:r>
+        <w:rPr>
+          <w:rFonts w:ascii="Arial" w:eastAsia="Arial" w:hAnsi="Arial" w:cs="Arial"/>
+          <w:color w:val="231F20"/>
+          <w:sz w:val="20"/>
+        </w:rPr>
+        <w:t>framework;</w:t>
+      </w:r>
+      <w:proofErr w:type="gramEnd"/>
+    </w:p>
+    <w:p>
+      <w:pPr>
+        <w:tabs>
+          <w:tab w:val="left" w:pos="-382"/>
+        </w:tabs>
+        <w:spacing w:after="0" w:line="264" w:lineRule="auto"/>
+        <w:ind w:left="1778" w:hanging="360"/>
         <w:contextualSpacing/>
         <w:jc w:val="both"/>
         <w:rPr>
-          <w:rFonts w:ascii="Arial" w:hAnsi="Arial" w:eastAsia="Arial" w:cs="Arial"/>
-          <w:color w:val="231F20"/>
-          <w:sz w:val="20"/>
-        </w:rPr>
-      </w:pPr>
-      <w:r>
-        <w:rPr>
-          <w:rFonts w:eastAsia="Arial" w:cs="Arial" w:ascii="Arial" w:hAnsi="Arial"/>
+          <w:rFonts w:ascii="Arial" w:eastAsia="Arial" w:hAnsi="Arial" w:cs="Arial"/>
+          <w:color w:val="231F20"/>
+          <w:sz w:val="20"/>
+        </w:rPr>
+      </w:pPr>
+      <w:r>
+        <w:rPr>
+          <w:rFonts w:ascii="Arial" w:eastAsia="Arial" w:hAnsi="Arial" w:cs="Arial"/>
           <w:color w:val="231F20"/>
           <w:sz w:val="20"/>
         </w:rPr>
@@ -2579,24 +3492,22 @@
     </w:p>
     <w:p>
       <w:pPr>
-        <w:pStyle w:val="Normal"/>
-        <w:tabs>
-          <w:tab w:val="clear" w:pos="720"/>
-          <w:tab w:val="left" w:pos="-382" w:leader="none"/>
-        </w:tabs>
-        <w:spacing w:lineRule="auto" w:line="264" w:before="0" w:after="0"/>
-        <w:ind w:hanging="360" w:left="1778"/>
+        <w:tabs>
+          <w:tab w:val="left" w:pos="-382"/>
+        </w:tabs>
+        <w:spacing w:after="0" w:line="264" w:lineRule="auto"/>
+        <w:ind w:left="1778" w:hanging="360"/>
         <w:contextualSpacing/>
         <w:jc w:val="both"/>
         <w:rPr>
-          <w:rFonts w:ascii="Arial" w:hAnsi="Arial" w:eastAsia="Arial" w:cs="Arial"/>
-          <w:color w:val="231F20"/>
-          <w:sz w:val="20"/>
-        </w:rPr>
-      </w:pPr>
-      <w:r>
-        <w:rPr>
-          <w:rFonts w:eastAsia="Arial" w:cs="Arial" w:ascii="Arial" w:hAnsi="Arial"/>
+          <w:rFonts w:ascii="Arial" w:eastAsia="Arial" w:hAnsi="Arial" w:cs="Arial"/>
+          <w:color w:val="231F20"/>
+          <w:sz w:val="20"/>
+        </w:rPr>
+      </w:pPr>
+      <w:r>
+        <w:rPr>
+          <w:rFonts w:ascii="Arial" w:eastAsia="Arial" w:hAnsi="Arial" w:cs="Arial"/>
           <w:color w:val="231F20"/>
           <w:sz w:val="20"/>
         </w:rPr>
@@ -2605,19 +3516,18 @@
     </w:p>
     <w:p>
       <w:pPr>
-        <w:pStyle w:val="Normal"/>
-        <w:spacing w:lineRule="auto" w:line="264" w:before="0" w:after="0"/>
-        <w:rPr>
-          <w:rFonts w:ascii="Arial" w:hAnsi="Arial" w:eastAsia="Arial" w:cs="Arial"/>
-          <w:b/>
-          <w:bCs/>
-          <w:color w:val="231F20"/>
-          <w:sz w:val="20"/>
-        </w:rPr>
-      </w:pPr>
-      <w:r>
-        <w:rPr>
-          <w:rFonts w:eastAsia="Arial" w:cs="Arial" w:ascii="Arial" w:hAnsi="Arial"/>
+        <w:spacing w:after="0" w:line="264" w:lineRule="auto"/>
+        <w:rPr>
+          <w:rFonts w:ascii="Arial" w:eastAsia="Arial" w:hAnsi="Arial" w:cs="Arial"/>
+          <w:b/>
+          <w:bCs/>
+          <w:color w:val="231F20"/>
+          <w:sz w:val="20"/>
+        </w:rPr>
+      </w:pPr>
+      <w:r>
+        <w:rPr>
+          <w:rFonts w:ascii="Arial" w:eastAsia="Arial" w:hAnsi="Arial" w:cs="Arial"/>
           <w:b/>
           <w:bCs/>
           <w:color w:val="231F20"/>
@@ -2628,23 +3538,22 @@
     </w:p>
     <w:p>
       <w:pPr>
-        <w:pStyle w:val="Normal"/>
         <w:numPr>
           <w:ilvl w:val="0"/>
           <w:numId w:val="3"/>
         </w:numPr>
-        <w:spacing w:lineRule="auto" w:line="264" w:before="0" w:after="0"/>
+        <w:spacing w:after="0" w:line="264" w:lineRule="auto"/>
         <w:contextualSpacing/>
         <w:jc w:val="both"/>
         <w:rPr>
-          <w:rFonts w:ascii="Arial" w:hAnsi="Arial" w:eastAsia="Arial" w:cs="Arial"/>
-          <w:color w:val="231F20"/>
-          <w:sz w:val="20"/>
-        </w:rPr>
-      </w:pPr>
-      <w:r>
-        <w:rPr>
-          <w:rFonts w:eastAsia="Arial" w:cs="Arial" w:ascii="Arial" w:hAnsi="Arial"/>
+          <w:rFonts w:ascii="Arial" w:eastAsia="Arial" w:hAnsi="Arial" w:cs="Arial"/>
+          <w:color w:val="231F20"/>
+          <w:sz w:val="20"/>
+        </w:rPr>
+      </w:pPr>
+      <w:r>
+        <w:rPr>
+          <w:rFonts w:ascii="Arial" w:eastAsia="Arial" w:hAnsi="Arial" w:cs="Arial"/>
           <w:color w:val="231F20"/>
           <w:sz w:val="20"/>
         </w:rPr>
@@ -2653,23 +3562,22 @@
     </w:p>
     <w:p>
       <w:pPr>
-        <w:pStyle w:val="Normal"/>
         <w:numPr>
           <w:ilvl w:val="0"/>
           <w:numId w:val="3"/>
         </w:numPr>
-        <w:spacing w:lineRule="auto" w:line="264" w:before="0" w:after="0"/>
+        <w:spacing w:after="0" w:line="264" w:lineRule="auto"/>
         <w:contextualSpacing/>
         <w:jc w:val="both"/>
         <w:rPr>
-          <w:rFonts w:ascii="Arial" w:hAnsi="Arial" w:eastAsia="Arial" w:cs="Arial"/>
-          <w:color w:val="231F20"/>
-          <w:sz w:val="20"/>
-        </w:rPr>
-      </w:pPr>
-      <w:r>
-        <w:rPr>
-          <w:rFonts w:eastAsia="Arial" w:cs="Arial" w:ascii="Arial" w:hAnsi="Arial"/>
+          <w:rFonts w:ascii="Arial" w:eastAsia="Arial" w:hAnsi="Arial" w:cs="Arial"/>
+          <w:color w:val="231F20"/>
+          <w:sz w:val="20"/>
+        </w:rPr>
+      </w:pPr>
+      <w:r>
+        <w:rPr>
+          <w:rFonts w:ascii="Arial" w:eastAsia="Arial" w:hAnsi="Arial" w:cs="Arial"/>
           <w:color w:val="231F20"/>
           <w:sz w:val="20"/>
         </w:rPr>
@@ -2678,23 +3586,22 @@
     </w:p>
     <w:p>
       <w:pPr>
-        <w:pStyle w:val="Normal"/>
         <w:numPr>
           <w:ilvl w:val="0"/>
           <w:numId w:val="3"/>
         </w:numPr>
-        <w:spacing w:lineRule="auto" w:line="264" w:before="0" w:after="0"/>
+        <w:spacing w:after="0" w:line="264" w:lineRule="auto"/>
         <w:contextualSpacing/>
         <w:jc w:val="both"/>
         <w:rPr>
-          <w:rFonts w:ascii="Arial" w:hAnsi="Arial" w:eastAsia="Arial" w:cs="Arial"/>
-          <w:color w:val="231F20"/>
-          <w:sz w:val="20"/>
-        </w:rPr>
-      </w:pPr>
-      <w:r>
-        <w:rPr>
-          <w:rFonts w:eastAsia="Arial" w:cs="Arial" w:ascii="Arial" w:hAnsi="Arial"/>
+          <w:rFonts w:ascii="Arial" w:eastAsia="Arial" w:hAnsi="Arial" w:cs="Arial"/>
+          <w:color w:val="231F20"/>
+          <w:sz w:val="20"/>
+        </w:rPr>
+      </w:pPr>
+      <w:r>
+        <w:rPr>
+          <w:rFonts w:ascii="Arial" w:eastAsia="Arial" w:hAnsi="Arial" w:cs="Arial"/>
           <w:color w:val="231F20"/>
           <w:sz w:val="20"/>
         </w:rPr>
@@ -2703,23 +3610,22 @@
     </w:p>
     <w:p>
       <w:pPr>
-        <w:pStyle w:val="Normal"/>
         <w:numPr>
           <w:ilvl w:val="0"/>
           <w:numId w:val="3"/>
         </w:numPr>
-        <w:spacing w:lineRule="auto" w:line="264" w:before="0" w:after="0"/>
+        <w:spacing w:after="0" w:line="264" w:lineRule="auto"/>
         <w:contextualSpacing/>
         <w:jc w:val="both"/>
         <w:rPr>
-          <w:rFonts w:ascii="Arial" w:hAnsi="Arial" w:eastAsia="Arial" w:cs="Arial"/>
-          <w:color w:val="231F20"/>
-          <w:sz w:val="20"/>
-        </w:rPr>
-      </w:pPr>
-      <w:r>
-        <w:rPr>
-          <w:rFonts w:eastAsia="Arial" w:cs="Arial" w:ascii="Arial" w:hAnsi="Arial"/>
+          <w:rFonts w:ascii="Arial" w:eastAsia="Arial" w:hAnsi="Arial" w:cs="Arial"/>
+          <w:color w:val="231F20"/>
+          <w:sz w:val="20"/>
+        </w:rPr>
+      </w:pPr>
+      <w:r>
+        <w:rPr>
+          <w:rFonts w:ascii="Arial" w:eastAsia="Arial" w:hAnsi="Arial" w:cs="Arial"/>
           <w:color w:val="231F20"/>
           <w:sz w:val="20"/>
         </w:rPr>
@@ -2728,23 +3634,22 @@
     </w:p>
     <w:p>
       <w:pPr>
-        <w:pStyle w:val="Normal"/>
         <w:numPr>
           <w:ilvl w:val="0"/>
           <w:numId w:val="3"/>
         </w:numPr>
-        <w:spacing w:lineRule="auto" w:line="264" w:before="0" w:after="0"/>
+        <w:spacing w:after="0" w:line="264" w:lineRule="auto"/>
         <w:contextualSpacing/>
         <w:jc w:val="both"/>
         <w:rPr>
-          <w:rFonts w:ascii="Arial" w:hAnsi="Arial" w:eastAsia="Arial" w:cs="Arial"/>
-          <w:color w:val="231F20"/>
-          <w:sz w:val="20"/>
-        </w:rPr>
-      </w:pPr>
-      <w:r>
-        <w:rPr>
-          <w:rFonts w:eastAsia="Arial" w:cs="Arial" w:ascii="Arial" w:hAnsi="Arial"/>
+          <w:rFonts w:ascii="Arial" w:eastAsia="Arial" w:hAnsi="Arial" w:cs="Arial"/>
+          <w:color w:val="231F20"/>
+          <w:sz w:val="20"/>
+        </w:rPr>
+      </w:pPr>
+      <w:r>
+        <w:rPr>
+          <w:rFonts w:ascii="Arial" w:eastAsia="Arial" w:hAnsi="Arial" w:cs="Arial"/>
           <w:color w:val="231F20"/>
           <w:sz w:val="20"/>
         </w:rPr>
@@ -2753,81 +3658,78 @@
     </w:p>
     <w:p>
       <w:pPr>
-        <w:pStyle w:val="Normal"/>
-        <w:spacing w:lineRule="atLeast" w:line="260" w:before="240" w:after="120"/>
-        <w:jc w:val="both"/>
-        <w:rPr>
-          <w:rFonts w:ascii="Arial" w:hAnsi="Arial" w:eastAsia="Arial" w:cs="Arial"/>
+        <w:spacing w:before="240" w:after="120" w:line="260" w:lineRule="atLeast"/>
+        <w:jc w:val="both"/>
+        <w:rPr>
+          <w:rFonts w:ascii="Arial" w:eastAsia="Arial" w:hAnsi="Arial" w:cs="Arial"/>
           <w:b/>
           <w:color w:val="333332"/>
           <w:sz w:val="24"/>
           <w:szCs w:val="24"/>
         </w:rPr>
       </w:pPr>
-      <w:r>
-        <w:rPr>
-          <w:rFonts w:eastAsia="Arial" w:cs="Arial" w:ascii="Arial" w:hAnsi="Arial"/>
+    </w:p>
+    <w:p>
+      <w:pPr>
+        <w:spacing w:before="240" w:after="120" w:line="260" w:lineRule="atLeast"/>
+        <w:jc w:val="both"/>
+        <w:rPr>
+          <w:rFonts w:ascii="Arial" w:eastAsia="Arial" w:hAnsi="Arial" w:cs="Arial"/>
           <w:b/>
           <w:color w:val="333332"/>
           <w:sz w:val="24"/>
           <w:szCs w:val="24"/>
         </w:rPr>
-      </w:r>
-    </w:p>
-    <w:p>
-      <w:pPr>
-        <w:pStyle w:val="Normal"/>
-        <w:spacing w:lineRule="atLeast" w:line="260" w:before="240" w:after="120"/>
-        <w:jc w:val="both"/>
-        <w:rPr>
-          <w:rFonts w:ascii="Arial" w:hAnsi="Arial" w:eastAsia="Arial" w:cs="Arial"/>
+      </w:pPr>
+      <w:r>
+        <w:rPr>
+          <w:rFonts w:ascii="Arial" w:eastAsia="Arial" w:hAnsi="Arial" w:cs="Arial"/>
           <w:b/>
           <w:color w:val="333332"/>
           <w:sz w:val="24"/>
           <w:szCs w:val="24"/>
         </w:rPr>
-      </w:pPr>
-      <w:r>
-        <w:rPr>
-          <w:rFonts w:eastAsia="Arial" w:cs="Arial" w:ascii="Arial" w:hAnsi="Arial"/>
-          <w:b/>
-          <w:color w:val="333332"/>
-          <w:sz w:val="24"/>
-          <w:szCs w:val="24"/>
-        </w:rPr>
         <w:t>B2B Hotel Booking Platform</w:t>
       </w:r>
     </w:p>
     <w:p>
       <w:pPr>
-        <w:pStyle w:val="Normal"/>
-        <w:tabs>
-          <w:tab w:val="clear" w:pos="720"/>
-          <w:tab w:val="left" w:pos="1730" w:leader="none"/>
-        </w:tabs>
-        <w:spacing w:lineRule="atLeast" w:line="260" w:before="0" w:after="0"/>
-        <w:jc w:val="both"/>
-        <w:rPr>
-          <w:rFonts w:ascii="Arial" w:hAnsi="Arial" w:eastAsia="Arial" w:cs="Arial"/>
-          <w:bCs/>
-          <w:color w:val="231F20"/>
-          <w:sz w:val="20"/>
-        </w:rPr>
-      </w:pPr>
-      <w:r>
-        <w:rPr>
-          <w:rFonts w:eastAsia="Arial" w:cs="Arial" w:ascii="Arial" w:hAnsi="Arial"/>
-          <w:b/>
-          <w:bCs/>
-          <w:color w:val="231F20"/>
-          <w:sz w:val="20"/>
-        </w:rPr>
+        <w:tabs>
+          <w:tab w:val="left" w:pos="1730"/>
+        </w:tabs>
+        <w:spacing w:after="0" w:line="260" w:lineRule="atLeast"/>
+        <w:jc w:val="both"/>
+        <w:rPr>
+          <w:rFonts w:ascii="Arial" w:eastAsia="Arial" w:hAnsi="Arial" w:cs="Arial"/>
+          <w:bCs/>
+          <w:color w:val="231F20"/>
+          <w:sz w:val="20"/>
+        </w:rPr>
+      </w:pPr>
+      <w:r>
+        <w:rPr>
+          <w:rFonts w:ascii="Arial" w:eastAsia="Arial" w:hAnsi="Arial" w:cs="Arial"/>
+          <w:b/>
+          <w:bCs/>
+          <w:color w:val="231F20"/>
+          <w:sz w:val="20"/>
+        </w:rPr>
+        <w:lastRenderedPageBreak/>
         <w:t>Client:</w:t>
+      </w:r>
+      <w:r>
+        <w:rPr>
+          <w:rFonts w:ascii="Arial" w:eastAsia="Arial" w:hAnsi="Arial" w:cs="Arial"/>
+          <w:b/>
+          <w:bCs/>
+          <w:color w:val="231F20"/>
+          <w:sz w:val="20"/>
+        </w:rPr>
         <w:tab/>
       </w:r>
       <w:r>
         <w:rPr>
-          <w:rFonts w:eastAsia="Arial" w:cs="Arial" w:ascii="Arial" w:hAnsi="Arial"/>
+          <w:rFonts w:ascii="Arial" w:eastAsia="Arial" w:hAnsi="Arial" w:cs="Arial"/>
           <w:bCs/>
           <w:color w:val="231F20"/>
           <w:sz w:val="20"/>
@@ -2836,7 +3738,7 @@
       </w:r>
       <w:r>
         <w:rPr>
-          <w:rFonts w:eastAsia="Arial" w:cs="Arial" w:ascii="Arial" w:hAnsi="Arial"/>
+          <w:rFonts w:ascii="Arial" w:eastAsia="Arial" w:hAnsi="Arial" w:cs="Arial"/>
           <w:b/>
           <w:bCs/>
           <w:color w:val="231F20"/>
@@ -2847,34 +3749,41 @@
     </w:p>
     <w:p>
       <w:pPr>
-        <w:pStyle w:val="Normal"/>
-        <w:tabs>
-          <w:tab w:val="clear" w:pos="720"/>
-          <w:tab w:val="left" w:pos="1730" w:leader="none"/>
-        </w:tabs>
-        <w:spacing w:lineRule="atLeast" w:line="260" w:before="0" w:after="0"/>
-        <w:ind w:hanging="1728" w:left="1728"/>
-        <w:jc w:val="both"/>
-        <w:rPr>
-          <w:rFonts w:ascii="Arial" w:hAnsi="Arial" w:eastAsia="Arial" w:cs="Arial"/>
-          <w:color w:val="231F20"/>
-          <w:sz w:val="20"/>
-        </w:rPr>
-      </w:pPr>
-      <w:r>
-        <w:rPr>
-          <w:rFonts w:eastAsia="Arial" w:cs="Arial" w:ascii="Arial" w:hAnsi="Arial"/>
+        <w:tabs>
+          <w:tab w:val="left" w:pos="1730"/>
+        </w:tabs>
+        <w:spacing w:after="0" w:line="260" w:lineRule="atLeast"/>
+        <w:ind w:left="1728" w:hanging="1728"/>
+        <w:jc w:val="both"/>
+        <w:rPr>
+          <w:rFonts w:ascii="Arial" w:eastAsia="Arial" w:hAnsi="Arial" w:cs="Arial"/>
+          <w:color w:val="231F20"/>
+          <w:sz w:val="20"/>
+        </w:rPr>
+      </w:pPr>
+      <w:r>
+        <w:rPr>
+          <w:rFonts w:ascii="Arial" w:eastAsia="Arial" w:hAnsi="Arial" w:cs="Arial"/>
           <w:b/>
           <w:bCs/>
           <w:color w:val="231F20"/>
           <w:sz w:val="20"/>
         </w:rPr>
         <w:t>Overview:</w:t>
+      </w:r>
+      <w:r>
+        <w:rPr>
+          <w:rFonts w:ascii="Arial" w:eastAsia="Arial" w:hAnsi="Arial" w:cs="Arial"/>
+          <w:b/>
+          <w:bCs/>
+          <w:color w:val="231F20"/>
+          <w:sz w:val="20"/>
+        </w:rPr>
         <w:tab/>
       </w:r>
       <w:r>
         <w:rPr>
-          <w:rFonts w:eastAsia="Arial" w:cs="Arial" w:ascii="Arial" w:hAnsi="Arial"/>
+          <w:rFonts w:ascii="Arial" w:eastAsia="Arial" w:hAnsi="Arial" w:cs="Arial"/>
           <w:bCs/>
           <w:color w:val="231F20"/>
           <w:sz w:val="20"/>
@@ -2884,36 +3793,43 @@
     </w:p>
     <w:p>
       <w:pPr>
-        <w:pStyle w:val="Normal"/>
-        <w:tabs>
-          <w:tab w:val="clear" w:pos="720"/>
-          <w:tab w:val="left" w:pos="1730" w:leader="none"/>
-        </w:tabs>
-        <w:spacing w:lineRule="atLeast" w:line="260" w:before="0" w:after="0"/>
-        <w:ind w:hanging="1728" w:left="1728"/>
-        <w:jc w:val="both"/>
-        <w:rPr>
-          <w:rFonts w:ascii="Arial" w:hAnsi="Arial" w:eastAsia="Arial" w:cs="Arial"/>
-          <w:b/>
-          <w:bCs/>
-          <w:color w:val="231F20"/>
-          <w:sz w:val="20"/>
-        </w:rPr>
-      </w:pPr>
-      <w:r>
-        <w:rPr>
-          <w:rFonts w:eastAsia="Arial" w:cs="Arial" w:ascii="Arial" w:hAnsi="Arial"/>
+        <w:tabs>
+          <w:tab w:val="left" w:pos="1730"/>
+        </w:tabs>
+        <w:spacing w:after="0" w:line="260" w:lineRule="atLeast"/>
+        <w:ind w:left="1728" w:hanging="1728"/>
+        <w:jc w:val="both"/>
+        <w:rPr>
+          <w:rFonts w:ascii="Arial" w:eastAsia="Arial" w:hAnsi="Arial" w:cs="Arial"/>
+          <w:b/>
+          <w:bCs/>
+          <w:color w:val="231F20"/>
+          <w:sz w:val="20"/>
+        </w:rPr>
+      </w:pPr>
+      <w:r>
+        <w:rPr>
+          <w:rFonts w:ascii="Arial" w:eastAsia="Arial" w:hAnsi="Arial" w:cs="Arial"/>
           <w:b/>
           <w:bCs/>
           <w:color w:val="231F20"/>
           <w:sz w:val="20"/>
         </w:rPr>
         <w:t>Platform:</w:t>
+      </w:r>
+      <w:r>
+        <w:rPr>
+          <w:rFonts w:ascii="Arial" w:eastAsia="Arial" w:hAnsi="Arial" w:cs="Arial"/>
+          <w:b/>
+          <w:bCs/>
+          <w:color w:val="231F20"/>
+          <w:sz w:val="20"/>
+        </w:rPr>
         <w:tab/>
       </w:r>
       <w:r>
         <w:rPr>
-          <w:rFonts w:eastAsia="Arial" w:cs="Arial" w:ascii="Arial" w:hAnsi="Arial"/>
+          <w:rFonts w:ascii="Arial" w:eastAsia="Arial" w:hAnsi="Arial" w:cs="Arial"/>
           <w:bCs/>
           <w:color w:val="231F20"/>
           <w:sz w:val="20"/>
@@ -2923,35 +3839,42 @@
     </w:p>
     <w:p>
       <w:pPr>
-        <w:pStyle w:val="Normal"/>
-        <w:tabs>
-          <w:tab w:val="clear" w:pos="720"/>
-          <w:tab w:val="left" w:pos="1730" w:leader="none"/>
-        </w:tabs>
-        <w:spacing w:lineRule="atLeast" w:line="260" w:before="0" w:after="0"/>
-        <w:jc w:val="both"/>
-        <w:rPr>
-          <w:rFonts w:ascii="Arial" w:hAnsi="Arial" w:eastAsia="Arial" w:cs="Arial"/>
-          <w:b/>
-          <w:bCs/>
-          <w:color w:val="231F20"/>
-          <w:sz w:val="20"/>
-        </w:rPr>
-      </w:pPr>
-      <w:r>
-        <w:rPr>
-          <w:rFonts w:eastAsia="Arial" w:cs="Arial" w:ascii="Arial" w:hAnsi="Arial"/>
+        <w:tabs>
+          <w:tab w:val="left" w:pos="1730"/>
+        </w:tabs>
+        <w:spacing w:after="0" w:line="260" w:lineRule="atLeast"/>
+        <w:jc w:val="both"/>
+        <w:rPr>
+          <w:rFonts w:ascii="Arial" w:eastAsia="Arial" w:hAnsi="Arial" w:cs="Arial"/>
+          <w:b/>
+          <w:bCs/>
+          <w:color w:val="231F20"/>
+          <w:sz w:val="20"/>
+        </w:rPr>
+      </w:pPr>
+      <w:r>
+        <w:rPr>
+          <w:rFonts w:ascii="Arial" w:eastAsia="Arial" w:hAnsi="Arial" w:cs="Arial"/>
           <w:b/>
           <w:bCs/>
           <w:color w:val="231F20"/>
           <w:sz w:val="20"/>
         </w:rPr>
         <w:t>Languages:</w:t>
+      </w:r>
+      <w:r>
+        <w:rPr>
+          <w:rFonts w:ascii="Arial" w:eastAsia="Arial" w:hAnsi="Arial" w:cs="Arial"/>
+          <w:b/>
+          <w:bCs/>
+          <w:color w:val="231F20"/>
+          <w:sz w:val="20"/>
+        </w:rPr>
         <w:tab/>
       </w:r>
       <w:r>
         <w:rPr>
-          <w:rFonts w:eastAsia="Arial" w:cs="Arial" w:ascii="Arial" w:hAnsi="Arial"/>
+          <w:rFonts w:ascii="Arial" w:eastAsia="Arial" w:hAnsi="Arial" w:cs="Arial"/>
           <w:bCs/>
           <w:color w:val="231F20"/>
           <w:sz w:val="20"/>
@@ -2960,7 +3883,7 @@
       </w:r>
       <w:r>
         <w:rPr>
-          <w:rFonts w:eastAsia="Arial" w:cs="Arial" w:ascii="Arial" w:hAnsi="Arial"/>
+          <w:rFonts w:ascii="Arial" w:eastAsia="Arial" w:hAnsi="Arial" w:cs="Arial"/>
           <w:b/>
           <w:bCs/>
           <w:color w:val="231F20"/>
@@ -2971,90 +3894,130 @@
     </w:p>
     <w:p>
       <w:pPr>
-        <w:pStyle w:val="Normal"/>
-        <w:tabs>
-          <w:tab w:val="clear" w:pos="720"/>
-          <w:tab w:val="left" w:pos="1730" w:leader="none"/>
-        </w:tabs>
-        <w:spacing w:lineRule="atLeast" w:line="260" w:before="0" w:after="0"/>
-        <w:ind w:hanging="1728" w:left="1728"/>
-        <w:jc w:val="both"/>
-        <w:rPr>
-          <w:rFonts w:ascii="Arial" w:hAnsi="Arial" w:eastAsia="Arial" w:cs="Arial"/>
-          <w:bCs/>
-          <w:color w:val="231F20"/>
-          <w:sz w:val="20"/>
-        </w:rPr>
-      </w:pPr>
-      <w:r>
-        <w:rPr>
-          <w:rFonts w:eastAsia="Arial" w:cs="Arial" w:ascii="Arial" w:hAnsi="Arial"/>
-          <w:b/>
-          <w:bCs/>
-          <w:color w:val="231F20"/>
-          <w:sz w:val="20"/>
-          <w:u w:val="none" w:color="231F20"/>
-          <w14:textOutline w14:w="0" w14:cap="flat" w14:cmpd="sng" w14:algn="ctr">
-            <w14:noFill/>
-            <w14:prstDash w14:val="solid"/>
-            <w14:bevel/>
-          </w14:textOutline>
+        <w:tabs>
+          <w:tab w:val="left" w:pos="1730"/>
+        </w:tabs>
+        <w:spacing w:after="0" w:line="260" w:lineRule="atLeast"/>
+        <w:ind w:left="1728" w:hanging="1728"/>
+        <w:jc w:val="both"/>
+        <w:rPr>
+          <w:rFonts w:ascii="Arial" w:eastAsia="Arial" w:hAnsi="Arial" w:cs="Arial"/>
+          <w:bCs/>
+          <w:color w:val="231F20"/>
+          <w:sz w:val="20"/>
+        </w:rPr>
+      </w:pPr>
+      <w:r>
+        <w:rPr>
+          <w:rFonts w:ascii="Arial" w:eastAsia="Arial" w:hAnsi="Arial" w:cs="Arial"/>
+          <w:b/>
+          <w:bCs/>
+          <w:color w:val="231F20"/>
+          <w:sz w:val="20"/>
+          <w:u w:color="231F20"/>
         </w:rPr>
         <w:t>Technologies</w:t>
       </w:r>
       <w:r>
         <w:rPr>
-          <w:rFonts w:eastAsia="Arial" w:cs="Arial" w:ascii="Arial" w:hAnsi="Arial"/>
+          <w:rFonts w:ascii="Arial" w:eastAsia="Arial" w:hAnsi="Arial" w:cs="Arial"/>
           <w:b/>
           <w:bCs/>
           <w:color w:val="231F20"/>
           <w:sz w:val="20"/>
         </w:rPr>
         <w:t>:</w:t>
+      </w:r>
+      <w:r>
+        <w:rPr>
+          <w:rFonts w:ascii="Arial" w:eastAsia="Arial" w:hAnsi="Arial" w:cs="Arial"/>
+          <w:b/>
+          <w:bCs/>
+          <w:color w:val="231F20"/>
+          <w:sz w:val="20"/>
+        </w:rPr>
         <w:tab/>
       </w:r>
       <w:r>
         <w:rPr>
-          <w:rFonts w:eastAsia="Arial" w:cs="Arial" w:ascii="Arial" w:hAnsi="Arial"/>
-          <w:bCs/>
-          <w:color w:val="231F20"/>
-          <w:sz w:val="20"/>
-        </w:rPr>
-        <w:t>MariaDB, Docker, Composer, RabbitMQ, Redis, sockets, streams, ElasticSearch, MongoDB, Memcached, Cassandra, CouchDB, InfluxDB</w:t>
-      </w:r>
-    </w:p>
-    <w:p>
-      <w:pPr>
-        <w:pStyle w:val="Normal"/>
-        <w:tabs>
-          <w:tab w:val="clear" w:pos="720"/>
-          <w:tab w:val="left" w:pos="1730" w:leader="none"/>
-        </w:tabs>
-        <w:spacing w:lineRule="atLeast" w:line="260" w:before="0" w:after="0"/>
-        <w:ind w:hanging="1728" w:left="1728"/>
-        <w:jc w:val="both"/>
-        <w:rPr>
-          <w:rFonts w:ascii="Arial" w:hAnsi="Arial" w:eastAsia="Arial" w:cs="Arial"/>
-          <w:b/>
-          <w:bCs/>
-          <w:color w:val="231F20"/>
-          <w:sz w:val="20"/>
-        </w:rPr>
-      </w:pPr>
-      <w:r>
-        <w:rPr>
-          <w:rFonts w:eastAsia="Arial" w:cs="Arial" w:ascii="Arial" w:hAnsi="Arial"/>
+          <w:rFonts w:ascii="Arial" w:eastAsia="Arial" w:hAnsi="Arial" w:cs="Arial"/>
+          <w:bCs/>
+          <w:color w:val="231F20"/>
+          <w:sz w:val="20"/>
+        </w:rPr>
+        <w:t xml:space="preserve">MariaDB, Docker, Composer, RabbitMQ, Redis, sockets, streams, </w:t>
+      </w:r>
+      <w:proofErr w:type="spellStart"/>
+      <w:r>
+        <w:rPr>
+          <w:rFonts w:ascii="Arial" w:eastAsia="Arial" w:hAnsi="Arial" w:cs="Arial"/>
+          <w:bCs/>
+          <w:color w:val="231F20"/>
+          <w:sz w:val="20"/>
+        </w:rPr>
+        <w:t>ElasticSearch</w:t>
+      </w:r>
+      <w:proofErr w:type="spellEnd"/>
+      <w:r>
+        <w:rPr>
+          <w:rFonts w:ascii="Arial" w:eastAsia="Arial" w:hAnsi="Arial" w:cs="Arial"/>
+          <w:bCs/>
+          <w:color w:val="231F20"/>
+          <w:sz w:val="20"/>
+        </w:rPr>
+        <w:t xml:space="preserve">, MongoDB, Memcached, Cassandra, CouchDB, </w:t>
+      </w:r>
+      <w:proofErr w:type="spellStart"/>
+      <w:r>
+        <w:rPr>
+          <w:rFonts w:ascii="Arial" w:eastAsia="Arial" w:hAnsi="Arial" w:cs="Arial"/>
+          <w:bCs/>
+          <w:color w:val="231F20"/>
+          <w:sz w:val="20"/>
+        </w:rPr>
+        <w:t>InfluxDB</w:t>
+      </w:r>
+      <w:proofErr w:type="spellEnd"/>
+    </w:p>
+    <w:p>
+      <w:pPr>
+        <w:tabs>
+          <w:tab w:val="left" w:pos="1730"/>
+        </w:tabs>
+        <w:spacing w:after="0" w:line="260" w:lineRule="atLeast"/>
+        <w:ind w:left="1728" w:hanging="1728"/>
+        <w:jc w:val="both"/>
+        <w:rPr>
+          <w:rFonts w:ascii="Arial" w:eastAsia="Arial" w:hAnsi="Arial" w:cs="Arial"/>
+          <w:b/>
+          <w:bCs/>
+          <w:color w:val="231F20"/>
+          <w:sz w:val="20"/>
+        </w:rPr>
+      </w:pPr>
+      <w:r>
+        <w:rPr>
+          <w:rFonts w:ascii="Arial" w:eastAsia="Arial" w:hAnsi="Arial" w:cs="Arial"/>
           <w:b/>
           <w:bCs/>
           <w:color w:val="231F20"/>
           <w:sz w:val="20"/>
         </w:rPr>
         <w:t>Position:</w:t>
+      </w:r>
+      <w:r>
+        <w:rPr>
+          <w:rFonts w:ascii="Arial" w:eastAsia="Arial" w:hAnsi="Arial" w:cs="Arial"/>
+          <w:b/>
+          <w:bCs/>
+          <w:color w:val="231F20"/>
+          <w:sz w:val="20"/>
+        </w:rPr>
         <w:tab/>
       </w:r>
       <w:r>
         <w:rPr>
-          <w:rFonts w:eastAsia="Arial" w:cs="Arial" w:ascii="Arial" w:hAnsi="Arial"/>
+          <w:rFonts w:ascii="Arial" w:eastAsia="Arial" w:hAnsi="Arial" w:cs="Arial"/>
           <w:bCs/>
           <w:color w:val="231F20"/>
           <w:sz w:val="20"/>
@@ -3064,155 +4027,202 @@
     </w:p>
     <w:p>
       <w:pPr>
-        <w:pStyle w:val="Normal"/>
-        <w:tabs>
-          <w:tab w:val="clear" w:pos="720"/>
-          <w:tab w:val="left" w:pos="1730" w:leader="none"/>
-        </w:tabs>
-        <w:spacing w:lineRule="atLeast" w:line="260" w:before="0" w:after="0"/>
-        <w:ind w:hanging="1728" w:left="1728"/>
-        <w:jc w:val="both"/>
-        <w:rPr>
-          <w:rFonts w:ascii="Arial" w:hAnsi="Arial" w:eastAsia="Arial" w:cs="Arial"/>
-          <w:b/>
-          <w:bCs/>
-          <w:color w:val="231F20"/>
-          <w:sz w:val="20"/>
-        </w:rPr>
-      </w:pPr>
-      <w:r>
-        <w:rPr>
-          <w:rFonts w:eastAsia="Arial" w:cs="Arial" w:ascii="Arial" w:hAnsi="Arial"/>
+        <w:tabs>
+          <w:tab w:val="left" w:pos="1730"/>
+        </w:tabs>
+        <w:spacing w:after="0" w:line="260" w:lineRule="atLeast"/>
+        <w:ind w:left="1728" w:hanging="1728"/>
+        <w:jc w:val="both"/>
+        <w:rPr>
+          <w:rFonts w:ascii="Arial" w:eastAsia="Arial" w:hAnsi="Arial" w:cs="Arial"/>
+          <w:b/>
+          <w:bCs/>
+          <w:color w:val="231F20"/>
+          <w:sz w:val="20"/>
+        </w:rPr>
+      </w:pPr>
+      <w:r>
+        <w:rPr>
+          <w:rFonts w:ascii="Arial" w:eastAsia="Arial" w:hAnsi="Arial" w:cs="Arial"/>
           <w:b/>
           <w:bCs/>
           <w:color w:val="231F20"/>
           <w:sz w:val="20"/>
         </w:rPr>
         <w:t>Responsibilities:</w:t>
+      </w:r>
+      <w:r>
+        <w:rPr>
+          <w:rFonts w:ascii="Arial" w:eastAsia="Arial" w:hAnsi="Arial" w:cs="Arial"/>
+          <w:b/>
+          <w:bCs/>
+          <w:color w:val="231F20"/>
+          <w:sz w:val="20"/>
+        </w:rPr>
         <w:tab/>
         <w:t xml:space="preserve"> </w:t>
       </w:r>
     </w:p>
     <w:p>
       <w:pPr>
-        <w:pStyle w:val="Normal"/>
         <w:numPr>
           <w:ilvl w:val="0"/>
           <w:numId w:val="1"/>
         </w:numPr>
-        <w:spacing w:lineRule="auto" w:line="264" w:before="0" w:after="0"/>
+        <w:spacing w:after="0" w:line="264" w:lineRule="auto"/>
         <w:contextualSpacing/>
-        <w:jc w:val="left"/>
-        <w:rPr/>
-      </w:pPr>
-      <w:r>
-        <w:rPr>
-          <w:rFonts w:eastAsia="Arial" w:cs="Arial" w:ascii="Arial" w:hAnsi="Arial"/>
-          <w:color w:val="231F20"/>
-          <w:sz w:val="20"/>
-        </w:rPr>
-        <w:t xml:space="preserve">Supporting technology versatility and high technical skills;  </w:t>
-      </w:r>
-    </w:p>
-    <w:p>
-      <w:pPr>
-        <w:pStyle w:val="Normal"/>
+      </w:pPr>
+      <w:r>
+        <w:rPr>
+          <w:rFonts w:ascii="Arial" w:eastAsia="Arial" w:hAnsi="Arial" w:cs="Arial"/>
+          <w:color w:val="231F20"/>
+          <w:sz w:val="20"/>
+        </w:rPr>
+        <w:t xml:space="preserve">Supporting technology versatility and high technical </w:t>
+      </w:r>
+      <w:proofErr w:type="gramStart"/>
+      <w:r>
+        <w:rPr>
+          <w:rFonts w:ascii="Arial" w:eastAsia="Arial" w:hAnsi="Arial" w:cs="Arial"/>
+          <w:color w:val="231F20"/>
+          <w:sz w:val="20"/>
+        </w:rPr>
+        <w:t>skills;</w:t>
+      </w:r>
+      <w:proofErr w:type="gramEnd"/>
+      <w:r>
+        <w:rPr>
+          <w:rFonts w:ascii="Arial" w:eastAsia="Arial" w:hAnsi="Arial" w:cs="Arial"/>
+          <w:color w:val="231F20"/>
+          <w:sz w:val="20"/>
+        </w:rPr>
+        <w:t xml:space="preserve">  </w:t>
+      </w:r>
+    </w:p>
+    <w:p>
+      <w:pPr>
         <w:numPr>
           <w:ilvl w:val="0"/>
           <w:numId w:val="1"/>
         </w:numPr>
-        <w:spacing w:lineRule="auto" w:line="264" w:before="0" w:after="0"/>
+        <w:spacing w:after="0" w:line="264" w:lineRule="auto"/>
         <w:contextualSpacing/>
-        <w:jc w:val="left"/>
-        <w:rPr/>
-      </w:pPr>
-      <w:r>
-        <w:rPr>
-          <w:rFonts w:eastAsia="Arial" w:cs="Arial" w:ascii="Arial" w:hAnsi="Arial"/>
-          <w:color w:val="231F20"/>
-          <w:sz w:val="20"/>
-        </w:rPr>
-        <w:t>Software design, technical and architectural solutions;</w:t>
-      </w:r>
-    </w:p>
-    <w:p>
-      <w:pPr>
-        <w:pStyle w:val="Normal"/>
+      </w:pPr>
+      <w:r>
+        <w:rPr>
+          <w:rFonts w:ascii="Arial" w:eastAsia="Arial" w:hAnsi="Arial" w:cs="Arial"/>
+          <w:color w:val="231F20"/>
+          <w:sz w:val="20"/>
+        </w:rPr>
+        <w:t xml:space="preserve">Software design, technical and architectural </w:t>
+      </w:r>
+      <w:proofErr w:type="gramStart"/>
+      <w:r>
+        <w:rPr>
+          <w:rFonts w:ascii="Arial" w:eastAsia="Arial" w:hAnsi="Arial" w:cs="Arial"/>
+          <w:color w:val="231F20"/>
+          <w:sz w:val="20"/>
+        </w:rPr>
+        <w:t>solutions;</w:t>
+      </w:r>
+      <w:proofErr w:type="gramEnd"/>
+    </w:p>
+    <w:p>
+      <w:pPr>
         <w:numPr>
           <w:ilvl w:val="0"/>
           <w:numId w:val="1"/>
         </w:numPr>
-        <w:spacing w:lineRule="auto" w:line="264" w:before="0" w:after="0"/>
+        <w:spacing w:after="0" w:line="264" w:lineRule="auto"/>
         <w:contextualSpacing/>
-        <w:jc w:val="left"/>
-        <w:rPr/>
-      </w:pPr>
-      <w:r>
-        <w:rPr>
-          <w:rFonts w:eastAsia="Arial" w:cs="Arial" w:ascii="Arial" w:hAnsi="Arial"/>
-          <w:color w:val="231F20"/>
-          <w:sz w:val="20"/>
-        </w:rPr>
-        <w:t>Developing new features and maintaining existing extensions;</w:t>
-      </w:r>
-    </w:p>
-    <w:p>
-      <w:pPr>
-        <w:pStyle w:val="Normal"/>
+      </w:pPr>
+      <w:r>
+        <w:rPr>
+          <w:rFonts w:ascii="Arial" w:eastAsia="Arial" w:hAnsi="Arial" w:cs="Arial"/>
+          <w:color w:val="231F20"/>
+          <w:sz w:val="20"/>
+        </w:rPr>
+        <w:t xml:space="preserve">Developing new features and maintaining existing </w:t>
+      </w:r>
+      <w:proofErr w:type="gramStart"/>
+      <w:r>
+        <w:rPr>
+          <w:rFonts w:ascii="Arial" w:eastAsia="Arial" w:hAnsi="Arial" w:cs="Arial"/>
+          <w:color w:val="231F20"/>
+          <w:sz w:val="20"/>
+        </w:rPr>
+        <w:t>extensions;</w:t>
+      </w:r>
+      <w:proofErr w:type="gramEnd"/>
+    </w:p>
+    <w:p>
+      <w:pPr>
         <w:numPr>
           <w:ilvl w:val="0"/>
           <w:numId w:val="1"/>
         </w:numPr>
-        <w:spacing w:lineRule="auto" w:line="264" w:before="0" w:after="0"/>
+        <w:spacing w:after="0" w:line="264" w:lineRule="auto"/>
         <w:contextualSpacing/>
-        <w:jc w:val="left"/>
-        <w:rPr/>
-      </w:pPr>
-      <w:r>
-        <w:rPr>
-          <w:rFonts w:eastAsia="Arial" w:cs="Arial" w:ascii="Arial" w:hAnsi="Arial"/>
-          <w:color w:val="231F20"/>
-          <w:sz w:val="20"/>
-        </w:rPr>
-        <w:t>Designing and estimating solutions;</w:t>
-      </w:r>
-    </w:p>
-    <w:p>
-      <w:pPr>
-        <w:pStyle w:val="Normal"/>
+      </w:pPr>
+      <w:r>
+        <w:rPr>
+          <w:rFonts w:ascii="Arial" w:eastAsia="Arial" w:hAnsi="Arial" w:cs="Arial"/>
+          <w:color w:val="231F20"/>
+          <w:sz w:val="20"/>
+        </w:rPr>
+        <w:t xml:space="preserve">Designing and estimating </w:t>
+      </w:r>
+      <w:proofErr w:type="gramStart"/>
+      <w:r>
+        <w:rPr>
+          <w:rFonts w:ascii="Arial" w:eastAsia="Arial" w:hAnsi="Arial" w:cs="Arial"/>
+          <w:color w:val="231F20"/>
+          <w:sz w:val="20"/>
+        </w:rPr>
+        <w:t>solutions;</w:t>
+      </w:r>
+      <w:proofErr w:type="gramEnd"/>
+    </w:p>
+    <w:p>
+      <w:pPr>
         <w:numPr>
           <w:ilvl w:val="0"/>
           <w:numId w:val="1"/>
         </w:numPr>
-        <w:spacing w:lineRule="auto" w:line="264" w:before="0" w:after="0"/>
+        <w:spacing w:after="0" w:line="264" w:lineRule="auto"/>
         <w:contextualSpacing/>
-        <w:jc w:val="left"/>
-        <w:rPr/>
-      </w:pPr>
-      <w:r>
-        <w:rPr>
-          <w:rFonts w:eastAsia="Arial" w:cs="Arial" w:ascii="Arial" w:hAnsi="Arial"/>
-          <w:color w:val="231F20"/>
-          <w:sz w:val="20"/>
-        </w:rPr>
-        <w:t>Writing unit tests and working with CI tools;</w:t>
-      </w:r>
-    </w:p>
-    <w:p>
-      <w:pPr>
-        <w:pStyle w:val="Normal"/>
+      </w:pPr>
+      <w:r>
+        <w:rPr>
+          <w:rFonts w:ascii="Arial" w:eastAsia="Arial" w:hAnsi="Arial" w:cs="Arial"/>
+          <w:color w:val="231F20"/>
+          <w:sz w:val="20"/>
+        </w:rPr>
+        <w:t xml:space="preserve">Writing unit tests and working with CI </w:t>
+      </w:r>
+      <w:proofErr w:type="gramStart"/>
+      <w:r>
+        <w:rPr>
+          <w:rFonts w:ascii="Arial" w:eastAsia="Arial" w:hAnsi="Arial" w:cs="Arial"/>
+          <w:color w:val="231F20"/>
+          <w:sz w:val="20"/>
+        </w:rPr>
+        <w:t>tools;</w:t>
+      </w:r>
+      <w:proofErr w:type="gramEnd"/>
+    </w:p>
+    <w:p>
+      <w:pPr>
         <w:numPr>
           <w:ilvl w:val="0"/>
           <w:numId w:val="1"/>
         </w:numPr>
-        <w:spacing w:lineRule="auto" w:line="264" w:before="0" w:after="0"/>
+        <w:spacing w:after="0" w:line="264" w:lineRule="auto"/>
         <w:contextualSpacing/>
-        <w:jc w:val="left"/>
-        <w:rPr/>
-      </w:pPr>
-      <w:r>
-        <w:rPr>
-          <w:rFonts w:eastAsia="Arial" w:cs="Arial" w:ascii="Arial" w:hAnsi="Arial"/>
+      </w:pPr>
+      <w:r>
+        <w:rPr>
+          <w:rFonts w:ascii="Arial" w:eastAsia="Arial" w:hAnsi="Arial" w:cs="Arial"/>
           <w:color w:val="231F20"/>
           <w:sz w:val="20"/>
         </w:rPr>
@@ -3221,40 +4231,52 @@
     </w:p>
     <w:p>
       <w:pPr>
-        <w:pStyle w:val="Normal"/>
         <w:numPr>
           <w:ilvl w:val="0"/>
           <w:numId w:val="1"/>
         </w:numPr>
-        <w:spacing w:lineRule="auto" w:line="264" w:before="0" w:after="0"/>
+        <w:spacing w:after="0" w:line="264" w:lineRule="auto"/>
         <w:contextualSpacing/>
-        <w:jc w:val="left"/>
-        <w:rPr/>
-      </w:pPr>
-      <w:r>
-        <w:rPr>
-          <w:rFonts w:eastAsia="Arial" w:cs="Arial" w:ascii="Arial" w:hAnsi="Arial"/>
-          <w:color w:val="231F20"/>
-          <w:sz w:val="20"/>
-        </w:rPr>
-        <w:t>Facilitated the transition of 8+ engineers, moved a full-scale project, and increased resource utilisation by 90%.</w:t>
-      </w:r>
-    </w:p>
-    <w:p>
-      <w:pPr>
-        <w:pStyle w:val="Normal"/>
+      </w:pPr>
+      <w:r>
+        <w:rPr>
+          <w:rFonts w:ascii="Arial" w:eastAsia="Arial" w:hAnsi="Arial" w:cs="Arial"/>
+          <w:color w:val="231F20"/>
+          <w:sz w:val="20"/>
+        </w:rPr>
+        <w:t xml:space="preserve">Facilitated the transition of 8+ engineers, moved a full-scale project, and increased resource </w:t>
+      </w:r>
+      <w:proofErr w:type="spellStart"/>
+      <w:r>
+        <w:rPr>
+          <w:rFonts w:ascii="Arial" w:eastAsia="Arial" w:hAnsi="Arial" w:cs="Arial"/>
+          <w:color w:val="231F20"/>
+          <w:sz w:val="20"/>
+        </w:rPr>
+        <w:t>utilisation</w:t>
+      </w:r>
+      <w:proofErr w:type="spellEnd"/>
+      <w:r>
+        <w:rPr>
+          <w:rFonts w:ascii="Arial" w:eastAsia="Arial" w:hAnsi="Arial" w:cs="Arial"/>
+          <w:color w:val="231F20"/>
+          <w:sz w:val="20"/>
+        </w:rPr>
+        <w:t xml:space="preserve"> by 90%.</w:t>
+      </w:r>
+    </w:p>
+    <w:p>
+      <w:pPr>
         <w:numPr>
           <w:ilvl w:val="0"/>
           <w:numId w:val="1"/>
         </w:numPr>
-        <w:spacing w:lineRule="auto" w:line="264" w:before="0" w:after="0"/>
+        <w:spacing w:after="0" w:line="264" w:lineRule="auto"/>
         <w:contextualSpacing/>
-        <w:jc w:val="left"/>
-        <w:rPr/>
-      </w:pPr>
-      <w:r>
-        <w:rPr>
-          <w:rFonts w:eastAsia="Arial" w:cs="Arial" w:ascii="Arial" w:hAnsi="Arial"/>
+      </w:pPr>
+      <w:r>
+        <w:rPr>
+          <w:rFonts w:ascii="Arial" w:eastAsia="Arial" w:hAnsi="Arial" w:cs="Arial"/>
           <w:color w:val="231F20"/>
           <w:sz w:val="20"/>
         </w:rPr>
@@ -3263,23 +4285,21 @@
     </w:p>
     <w:p>
       <w:pPr>
-        <w:pStyle w:val="Normal"/>
         <w:numPr>
           <w:ilvl w:val="0"/>
           <w:numId w:val="1"/>
         </w:numPr>
-        <w:spacing w:lineRule="auto" w:line="264" w:before="0" w:after="0"/>
+        <w:spacing w:after="0" w:line="264" w:lineRule="auto"/>
         <w:contextualSpacing/>
-        <w:jc w:val="left"/>
-        <w:rPr>
-          <w:rFonts w:ascii="Arial" w:hAnsi="Arial" w:eastAsia="Arial" w:cs="Arial"/>
-          <w:color w:val="231F20"/>
-          <w:sz w:val="20"/>
-        </w:rPr>
-      </w:pPr>
-      <w:r>
-        <w:rPr>
-          <w:rFonts w:eastAsia="Arial" w:cs="Arial" w:ascii="Arial" w:hAnsi="Arial"/>
+        <w:rPr>
+          <w:rFonts w:ascii="Arial" w:eastAsia="Arial" w:hAnsi="Arial" w:cs="Arial"/>
+          <w:color w:val="231F20"/>
+          <w:sz w:val="20"/>
+        </w:rPr>
+      </w:pPr>
+      <w:r>
+        <w:rPr>
+          <w:rFonts w:ascii="Arial" w:eastAsia="Arial" w:hAnsi="Arial" w:cs="Arial"/>
           <w:color w:val="231F20"/>
           <w:sz w:val="20"/>
         </w:rPr>
@@ -3288,40 +4308,29 @@
     </w:p>
     <w:p>
       <w:pPr>
-        <w:pStyle w:val="Normal"/>
         <w:pBdr>
           <w:top w:val="single" w:sz="2" w:space="1" w:color="000000"/>
         </w:pBdr>
-        <w:spacing w:lineRule="atLeast" w:line="260" w:before="360" w:after="120"/>
-        <w:jc w:val="both"/>
-        <w:rPr>
-          <w:rFonts w:ascii="Arial" w:hAnsi="Arial" w:eastAsia="Arial" w:cs="Arial"/>
+        <w:spacing w:before="360" w:after="120" w:line="260" w:lineRule="atLeast"/>
+        <w:jc w:val="both"/>
+        <w:rPr>
+          <w:rFonts w:ascii="Arial" w:eastAsia="Arial" w:hAnsi="Arial" w:cs="Arial"/>
           <w:b/>
           <w:color w:val="231F20"/>
           <w:sz w:val="28"/>
           <w:szCs w:val="28"/>
         </w:rPr>
       </w:pPr>
-      <w:r>
-        <w:rPr>
-          <w:rFonts w:eastAsia="Arial" w:cs="Arial" w:ascii="Arial" w:hAnsi="Arial"/>
-          <w:b/>
-          <w:color w:val="231F20"/>
-          <w:sz w:val="28"/>
-          <w:szCs w:val="28"/>
-        </w:rPr>
-      </w:r>
-    </w:p>
-    <w:p>
-      <w:pPr>
-        <w:pStyle w:val="Normal"/>
+    </w:p>
+    <w:p>
+      <w:pPr>
         <w:pBdr>
           <w:top w:val="single" w:sz="2" w:space="1" w:color="000000"/>
         </w:pBdr>
-        <w:spacing w:lineRule="atLeast" w:line="260" w:before="360" w:after="120"/>
-        <w:jc w:val="both"/>
-        <w:rPr>
-          <w:rFonts w:ascii="Arial" w:hAnsi="Arial" w:eastAsia="Arial" w:cs="Arial"/>
+        <w:spacing w:before="360" w:after="120" w:line="260" w:lineRule="atLeast"/>
+        <w:jc w:val="both"/>
+        <w:rPr>
+          <w:rFonts w:ascii="Arial" w:eastAsia="Arial" w:hAnsi="Arial" w:cs="Arial"/>
           <w:b/>
           <w:color w:val="231F20"/>
           <w:sz w:val="28"/>
@@ -3330,7 +4339,7 @@
       </w:pPr>
       <w:r>
         <w:rPr>
-          <w:rFonts w:eastAsia="Arial" w:cs="Arial" w:ascii="Arial" w:hAnsi="Arial"/>
+          <w:rFonts w:ascii="Arial" w:eastAsia="Arial" w:hAnsi="Arial" w:cs="Arial"/>
           <w:b/>
           <w:color w:val="231F20"/>
           <w:sz w:val="28"/>
@@ -3341,20 +4350,19 @@
     </w:p>
     <w:p>
       <w:pPr>
-        <w:pStyle w:val="Normal"/>
-        <w:spacing w:lineRule="atLeast" w:line="260" w:before="240" w:after="0"/>
-        <w:jc w:val="both"/>
-        <w:rPr>
-          <w:rFonts w:ascii="Arial" w:hAnsi="Arial" w:eastAsia="Arial" w:cs="Arial"/>
-          <w:b/>
-          <w:bCs/>
-          <w:color w:val="231F20"/>
-          <w:sz w:val="20"/>
-        </w:rPr>
-      </w:pPr>
-      <w:r>
-        <w:rPr>
-          <w:rFonts w:eastAsia="Arial" w:cs="Arial" w:ascii="Arial" w:hAnsi="Arial"/>
+        <w:spacing w:before="240" w:after="0" w:line="260" w:lineRule="atLeast"/>
+        <w:jc w:val="both"/>
+        <w:rPr>
+          <w:rFonts w:ascii="Arial" w:eastAsia="Arial" w:hAnsi="Arial" w:cs="Arial"/>
+          <w:b/>
+          <w:bCs/>
+          <w:color w:val="231F20"/>
+          <w:sz w:val="20"/>
+        </w:rPr>
+      </w:pPr>
+      <w:r>
+        <w:rPr>
+          <w:rFonts w:ascii="Arial" w:eastAsia="Arial" w:hAnsi="Arial" w:cs="Arial"/>
           <w:b/>
           <w:bCs/>
           <w:color w:val="231F20"/>
@@ -3365,11 +4373,10 @@
     </w:p>
     <w:p>
       <w:pPr>
-        <w:pStyle w:val="Normal"/>
-        <w:spacing w:lineRule="atLeast" w:line="260" w:before="0" w:after="0"/>
-        <w:jc w:val="both"/>
-        <w:rPr>
-          <w:rFonts w:ascii="Arial" w:hAnsi="Arial" w:eastAsia="Arial" w:cs="Arial"/>
+        <w:spacing w:after="0" w:line="260" w:lineRule="atLeast"/>
+        <w:jc w:val="both"/>
+        <w:rPr>
+          <w:rFonts w:ascii="Arial" w:eastAsia="Arial" w:hAnsi="Arial" w:cs="Arial"/>
           <w:color w:val="231F20"/>
           <w:sz w:val="20"/>
           <w:szCs w:val="20"/>
@@ -3377,7 +4384,7 @@
       </w:pPr>
       <w:r>
         <w:rPr>
-          <w:rFonts w:eastAsia="Arial" w:cs="Arial" w:ascii="Arial" w:hAnsi="Arial"/>
+          <w:rFonts w:ascii="Arial" w:eastAsia="Arial" w:hAnsi="Arial" w:cs="Arial"/>
           <w:color w:val="231F20"/>
           <w:sz w:val="20"/>
           <w:szCs w:val="20"/>
@@ -3387,20 +4394,19 @@
     </w:p>
     <w:p>
       <w:pPr>
-        <w:pStyle w:val="Normal"/>
-        <w:spacing w:lineRule="atLeast" w:line="260" w:before="240" w:after="0"/>
-        <w:jc w:val="both"/>
-        <w:rPr>
-          <w:rFonts w:ascii="Arial" w:hAnsi="Arial" w:eastAsia="Arial" w:cs="Arial"/>
-          <w:b/>
-          <w:bCs/>
-          <w:color w:val="231F20"/>
-          <w:sz w:val="20"/>
-        </w:rPr>
-      </w:pPr>
-      <w:r>
-        <w:rPr>
-          <w:rFonts w:eastAsia="Arial" w:cs="Arial" w:ascii="Arial" w:hAnsi="Arial"/>
+        <w:spacing w:before="240" w:after="0" w:line="260" w:lineRule="atLeast"/>
+        <w:jc w:val="both"/>
+        <w:rPr>
+          <w:rFonts w:ascii="Arial" w:eastAsia="Arial" w:hAnsi="Arial" w:cs="Arial"/>
+          <w:b/>
+          <w:bCs/>
+          <w:color w:val="231F20"/>
+          <w:sz w:val="20"/>
+        </w:rPr>
+      </w:pPr>
+      <w:r>
+        <w:rPr>
+          <w:rFonts w:ascii="Arial" w:eastAsia="Arial" w:hAnsi="Arial" w:cs="Arial"/>
           <w:b/>
           <w:bCs/>
           <w:color w:val="231F20"/>
@@ -3411,18 +4417,17 @@
     </w:p>
     <w:p>
       <w:pPr>
-        <w:pStyle w:val="Normal"/>
-        <w:spacing w:lineRule="atLeast" w:line="260" w:before="0" w:after="0"/>
-        <w:jc w:val="both"/>
-        <w:rPr>
-          <w:rFonts w:ascii="Arial" w:hAnsi="Arial" w:eastAsia="Arial" w:cs="Arial"/>
-          <w:color w:val="231F20"/>
-          <w:sz w:val="20"/>
-        </w:rPr>
-      </w:pPr>
-      <w:r>
-        <w:rPr>
-          <w:rFonts w:eastAsia="Arial" w:cs="Arial" w:ascii="Arial" w:hAnsi="Arial"/>
+        <w:spacing w:after="0" w:line="260" w:lineRule="atLeast"/>
+        <w:jc w:val="both"/>
+        <w:rPr>
+          <w:rFonts w:ascii="Arial" w:eastAsia="Arial" w:hAnsi="Arial" w:cs="Arial"/>
+          <w:color w:val="231F20"/>
+          <w:sz w:val="20"/>
+        </w:rPr>
+      </w:pPr>
+      <w:r>
+        <w:rPr>
+          <w:rFonts w:ascii="Arial" w:eastAsia="Arial" w:hAnsi="Arial" w:cs="Arial"/>
           <w:color w:val="000000"/>
           <w:sz w:val="20"/>
         </w:rPr>
@@ -3430,7 +4435,7 @@
       </w:r>
       <w:r>
         <w:rPr>
-          <w:rFonts w:eastAsia="Arial" w:cs="Arial" w:ascii="Arial" w:hAnsi="Arial"/>
+          <w:rFonts w:ascii="Arial" w:eastAsia="Arial" w:hAnsi="Arial" w:cs="Arial"/>
           <w:b/>
           <w:bCs/>
           <w:color w:val="000000"/>
@@ -3440,7 +4445,7 @@
       </w:r>
       <w:r>
         <w:rPr>
-          <w:rFonts w:eastAsia="Arial" w:cs="Arial" w:ascii="Arial" w:hAnsi="Arial"/>
+          <w:rFonts w:ascii="Arial" w:eastAsia="Arial" w:hAnsi="Arial" w:cs="Arial"/>
           <w:bCs/>
           <w:color w:val="000000"/>
           <w:sz w:val="20"/>
@@ -3449,29 +4454,46 @@
       </w:r>
       <w:r>
         <w:rPr>
-          <w:rFonts w:eastAsia="Arial" w:cs="Arial" w:ascii="Arial" w:hAnsi="Arial"/>
-          <w:color w:val="231F20"/>
-          <w:sz w:val="20"/>
-        </w:rPr>
-        <w:t>Angular13+, Bootstrap, Apache Camel, Apache Karaf, Jackson, MapStruct, Swagger 2, Flyway, Liquibase, Symfony 4+, Zend, Laravel, Kafka (with Avro), RabbitMQ</w:t>
-      </w:r>
-    </w:p>
-    <w:p>
-      <w:pPr>
-        <w:pStyle w:val="Normal"/>
-        <w:spacing w:lineRule="atLeast" w:line="260" w:before="240" w:after="0"/>
-        <w:jc w:val="both"/>
-        <w:rPr>
-          <w:rFonts w:ascii="Arial" w:hAnsi="Arial" w:eastAsia="Arial" w:cs="Arial"/>
-          <w:b/>
-          <w:bCs/>
-          <w:color w:val="231F20"/>
-          <w:sz w:val="20"/>
-        </w:rPr>
-      </w:pPr>
-      <w:r>
-        <w:rPr>
-          <w:rFonts w:eastAsia="Arial" w:cs="Arial" w:ascii="Arial" w:hAnsi="Arial"/>
+          <w:rFonts w:ascii="Arial" w:eastAsia="Arial" w:hAnsi="Arial" w:cs="Arial"/>
+          <w:color w:val="231F20"/>
+          <w:sz w:val="20"/>
+        </w:rPr>
+        <w:t xml:space="preserve">Angular13+, Bootstrap, Apache Camel, Apache Karaf, Jackson, </w:t>
+      </w:r>
+      <w:proofErr w:type="spellStart"/>
+      <w:r>
+        <w:rPr>
+          <w:rFonts w:ascii="Arial" w:eastAsia="Arial" w:hAnsi="Arial" w:cs="Arial"/>
+          <w:color w:val="231F20"/>
+          <w:sz w:val="20"/>
+        </w:rPr>
+        <w:t>MapStruct</w:t>
+      </w:r>
+      <w:proofErr w:type="spellEnd"/>
+      <w:r>
+        <w:rPr>
+          <w:rFonts w:ascii="Arial" w:eastAsia="Arial" w:hAnsi="Arial" w:cs="Arial"/>
+          <w:color w:val="231F20"/>
+          <w:sz w:val="20"/>
+        </w:rPr>
+        <w:t>, Swagger 2, Flyway, Liquibase, Symfony 4+, Zend, Laravel, Kafka (with Avro), RabbitMQ</w:t>
+      </w:r>
+    </w:p>
+    <w:p>
+      <w:pPr>
+        <w:spacing w:before="240" w:after="0" w:line="260" w:lineRule="atLeast"/>
+        <w:jc w:val="both"/>
+        <w:rPr>
+          <w:rFonts w:ascii="Arial" w:eastAsia="Arial" w:hAnsi="Arial" w:cs="Arial"/>
+          <w:b/>
+          <w:bCs/>
+          <w:color w:val="231F20"/>
+          <w:sz w:val="20"/>
+        </w:rPr>
+      </w:pPr>
+      <w:r>
+        <w:rPr>
+          <w:rFonts w:ascii="Arial" w:eastAsia="Arial" w:hAnsi="Arial" w:cs="Arial"/>
           <w:b/>
           <w:bCs/>
           <w:color w:val="231F20"/>
@@ -3482,54 +4504,39 @@
     </w:p>
     <w:p>
       <w:pPr>
-        <w:pStyle w:val="Normal"/>
-        <w:numPr>
-          <w:ilvl w:val="0"/>
-          <w:numId w:val="0"/>
-        </w:numPr>
-        <w:spacing w:lineRule="atLeast" w:line="260" w:before="0" w:after="0"/>
-        <w:ind w:hanging="0" w:left="0"/>
+        <w:spacing w:after="0" w:line="260" w:lineRule="atLeast"/>
         <w:jc w:val="both"/>
         <w:outlineLvl w:val="0"/>
         <w:rPr>
-          <w:rFonts w:ascii="Arial" w:hAnsi="Arial" w:eastAsia="Arial" w:cs="Arial"/>
-          <w:color w:val="231F20"/>
-          <w:sz w:val="20"/>
-        </w:rPr>
-      </w:pPr>
-      <w:r>
-        <w:rPr>
-          <w:rFonts w:eastAsia="Arial" w:cs="Arial" w:ascii="Arial" w:hAnsi="Arial"/>
-          <w:color w:val="231F20"/>
-          <w:sz w:val="20"/>
-        </w:rPr>
-        <w:t xml:space="preserve"> </w:t>
-      </w:r>
-      <w:r>
-        <w:rPr>
-          <w:rFonts w:eastAsia="Arial" w:cs="Arial" w:ascii="Arial" w:hAnsi="Arial"/>
-          <w:color w:val="231F20"/>
-          <w:sz w:val="20"/>
-        </w:rPr>
-        <w:t>MySQL, PostgreSQL, Couchbase, MongoDB</w:t>
-      </w:r>
-    </w:p>
-    <w:p>
-      <w:pPr>
-        <w:pStyle w:val="Normal"/>
-        <w:spacing w:lineRule="atLeast" w:line="260" w:before="240" w:after="0"/>
-        <w:jc w:val="both"/>
-        <w:rPr>
-          <w:rFonts w:ascii="Arial" w:hAnsi="Arial" w:eastAsia="Arial" w:cs="Arial"/>
-          <w:b/>
-          <w:bCs/>
-          <w:color w:val="231F20"/>
-          <w:sz w:val="20"/>
-        </w:rPr>
-      </w:pPr>
-      <w:r>
-        <w:rPr>
-          <w:rFonts w:eastAsia="Arial" w:cs="Arial" w:ascii="Arial" w:hAnsi="Arial"/>
+          <w:rFonts w:ascii="Arial" w:eastAsia="Arial" w:hAnsi="Arial" w:cs="Arial"/>
+          <w:color w:val="231F20"/>
+          <w:sz w:val="20"/>
+        </w:rPr>
+      </w:pPr>
+      <w:r>
+        <w:rPr>
+          <w:rFonts w:ascii="Arial" w:eastAsia="Arial" w:hAnsi="Arial" w:cs="Arial"/>
+          <w:color w:val="231F20"/>
+          <w:sz w:val="20"/>
+        </w:rPr>
+        <w:t xml:space="preserve"> MySQL, PostgreSQL, Couchbase, MongoDB</w:t>
+      </w:r>
+    </w:p>
+    <w:p>
+      <w:pPr>
+        <w:spacing w:before="240" w:after="0" w:line="260" w:lineRule="atLeast"/>
+        <w:jc w:val="both"/>
+        <w:rPr>
+          <w:rFonts w:ascii="Arial" w:eastAsia="Arial" w:hAnsi="Arial" w:cs="Arial"/>
+          <w:b/>
+          <w:bCs/>
+          <w:color w:val="231F20"/>
+          <w:sz w:val="20"/>
+        </w:rPr>
+      </w:pPr>
+      <w:r>
+        <w:rPr>
+          <w:rFonts w:ascii="Arial" w:eastAsia="Arial" w:hAnsi="Arial" w:cs="Arial"/>
           <w:b/>
           <w:bCs/>
           <w:color w:val="231F20"/>
@@ -3540,18 +4547,17 @@
     </w:p>
     <w:p>
       <w:pPr>
-        <w:pStyle w:val="Normal"/>
-        <w:spacing w:lineRule="atLeast" w:line="260" w:before="0" w:after="0"/>
-        <w:jc w:val="both"/>
-        <w:rPr>
-          <w:rFonts w:ascii="Arial" w:hAnsi="Arial" w:eastAsia="Arial" w:cs="Arial"/>
-          <w:color w:val="231F20"/>
-          <w:sz w:val="20"/>
-        </w:rPr>
-      </w:pPr>
-      <w:r>
-        <w:rPr>
-          <w:rFonts w:eastAsia="Arial" w:cs="Arial" w:ascii="Arial" w:hAnsi="Arial"/>
+        <w:spacing w:after="0" w:line="260" w:lineRule="atLeast"/>
+        <w:jc w:val="both"/>
+        <w:rPr>
+          <w:rFonts w:ascii="Arial" w:eastAsia="Arial" w:hAnsi="Arial" w:cs="Arial"/>
+          <w:color w:val="231F20"/>
+          <w:sz w:val="20"/>
+        </w:rPr>
+      </w:pPr>
+      <w:r>
+        <w:rPr>
+          <w:rFonts w:ascii="Arial" w:eastAsia="Arial" w:hAnsi="Arial" w:cs="Arial"/>
           <w:color w:val="231F20"/>
           <w:sz w:val="20"/>
         </w:rPr>
@@ -3560,20 +4566,19 @@
     </w:p>
     <w:p>
       <w:pPr>
-        <w:pStyle w:val="Normal"/>
-        <w:spacing w:lineRule="atLeast" w:line="260" w:before="240" w:after="0"/>
-        <w:jc w:val="both"/>
-        <w:rPr>
-          <w:rFonts w:ascii="Arial" w:hAnsi="Arial" w:eastAsia="Arial" w:cs="Arial"/>
-          <w:b/>
-          <w:bCs/>
-          <w:color w:val="231F20"/>
-          <w:sz w:val="20"/>
-        </w:rPr>
-      </w:pPr>
-      <w:r>
-        <w:rPr>
-          <w:rFonts w:eastAsia="Arial" w:cs="Arial" w:ascii="Arial" w:hAnsi="Arial"/>
+        <w:spacing w:before="240" w:after="0" w:line="260" w:lineRule="atLeast"/>
+        <w:jc w:val="both"/>
+        <w:rPr>
+          <w:rFonts w:ascii="Arial" w:eastAsia="Arial" w:hAnsi="Arial" w:cs="Arial"/>
+          <w:b/>
+          <w:bCs/>
+          <w:color w:val="231F20"/>
+          <w:sz w:val="20"/>
+        </w:rPr>
+      </w:pPr>
+      <w:r>
+        <w:rPr>
+          <w:rFonts w:ascii="Arial" w:eastAsia="Arial" w:hAnsi="Arial" w:cs="Arial"/>
           <w:b/>
           <w:bCs/>
           <w:color w:val="231F20"/>
@@ -3584,40 +4589,66 @@
     </w:p>
     <w:p>
       <w:pPr>
-        <w:pStyle w:val="Normal"/>
-        <w:spacing w:lineRule="atLeast" w:line="260" w:before="0" w:after="0"/>
-        <w:jc w:val="both"/>
-        <w:rPr>
-          <w:rFonts w:ascii="Arial" w:hAnsi="Arial" w:eastAsia="Arial" w:cs="Arial"/>
-          <w:color w:val="231F20"/>
-          <w:sz w:val="20"/>
-        </w:rPr>
-      </w:pPr>
-      <w:r>
-        <w:rPr>
-          <w:rFonts w:eastAsia="Arial" w:cs="Arial" w:ascii="Arial" w:hAnsi="Arial"/>
-          <w:color w:val="231F20"/>
-          <w:sz w:val="20"/>
-        </w:rPr>
-        <w:t>IntelliJ IDEA, PHPStorm, WebStorm, VSCode</w:t>
-      </w:r>
-    </w:p>
-    <w:p>
-      <w:pPr>
-        <w:pStyle w:val="Normal"/>
-        <w:spacing w:lineRule="atLeast" w:line="260" w:before="240" w:after="0"/>
-        <w:jc w:val="both"/>
-        <w:rPr>
-          <w:rFonts w:ascii="Arial" w:hAnsi="Arial" w:eastAsia="Arial" w:cs="Arial"/>
-          <w:b/>
-          <w:bCs/>
-          <w:color w:val="231F20"/>
-          <w:sz w:val="20"/>
-        </w:rPr>
-      </w:pPr>
-      <w:r>
-        <w:rPr>
-          <w:rFonts w:eastAsia="Arial" w:cs="Arial" w:ascii="Arial" w:hAnsi="Arial"/>
+        <w:spacing w:after="0" w:line="260" w:lineRule="atLeast"/>
+        <w:jc w:val="both"/>
+        <w:rPr>
+          <w:rFonts w:ascii="Arial" w:eastAsia="Arial" w:hAnsi="Arial" w:cs="Arial"/>
+          <w:color w:val="231F20"/>
+          <w:sz w:val="20"/>
+        </w:rPr>
+      </w:pPr>
+      <w:r>
+        <w:rPr>
+          <w:rFonts w:ascii="Arial" w:eastAsia="Arial" w:hAnsi="Arial" w:cs="Arial"/>
+          <w:color w:val="231F20"/>
+          <w:sz w:val="20"/>
+        </w:rPr>
+        <w:t xml:space="preserve">IntelliJ IDEA, </w:t>
+      </w:r>
+      <w:proofErr w:type="spellStart"/>
+      <w:r>
+        <w:rPr>
+          <w:rFonts w:ascii="Arial" w:eastAsia="Arial" w:hAnsi="Arial" w:cs="Arial"/>
+          <w:color w:val="231F20"/>
+          <w:sz w:val="20"/>
+        </w:rPr>
+        <w:t>PHPStorm</w:t>
+      </w:r>
+      <w:proofErr w:type="spellEnd"/>
+      <w:r>
+        <w:rPr>
+          <w:rFonts w:ascii="Arial" w:eastAsia="Arial" w:hAnsi="Arial" w:cs="Arial"/>
+          <w:color w:val="231F20"/>
+          <w:sz w:val="20"/>
+        </w:rPr>
+        <w:t xml:space="preserve">, WebStorm, </w:t>
+      </w:r>
+      <w:proofErr w:type="spellStart"/>
+      <w:r>
+        <w:rPr>
+          <w:rFonts w:ascii="Arial" w:eastAsia="Arial" w:hAnsi="Arial" w:cs="Arial"/>
+          <w:color w:val="231F20"/>
+          <w:sz w:val="20"/>
+        </w:rPr>
+        <w:t>VSCode</w:t>
+      </w:r>
+      <w:proofErr w:type="spellEnd"/>
+    </w:p>
+    <w:p>
+      <w:pPr>
+        <w:spacing w:before="240" w:after="0" w:line="260" w:lineRule="atLeast"/>
+        <w:jc w:val="both"/>
+        <w:rPr>
+          <w:rFonts w:ascii="Arial" w:eastAsia="Arial" w:hAnsi="Arial" w:cs="Arial"/>
+          <w:b/>
+          <w:bCs/>
+          <w:color w:val="231F20"/>
+          <w:sz w:val="20"/>
+        </w:rPr>
+      </w:pPr>
+      <w:r>
+        <w:rPr>
+          <w:rFonts w:ascii="Arial" w:eastAsia="Arial" w:hAnsi="Arial" w:cs="Arial"/>
           <w:b/>
           <w:bCs/>
           <w:color w:val="231F20"/>
@@ -3628,49 +4659,98 @@
     </w:p>
     <w:p>
       <w:pPr>
-        <w:pStyle w:val="Normal"/>
-        <w:spacing w:lineRule="atLeast" w:line="260" w:before="0" w:after="0"/>
-        <w:jc w:val="both"/>
-        <w:rPr>
-          <w:rFonts w:ascii="Arial" w:hAnsi="Arial" w:eastAsia="Arial" w:cs="Arial"/>
-          <w:color w:val="231F20"/>
-          <w:sz w:val="20"/>
-        </w:rPr>
-      </w:pPr>
-      <w:r>
-        <w:rPr>
-          <w:rFonts w:eastAsia="Arial" w:cs="Arial" w:ascii="Arial" w:hAnsi="Arial"/>
+        <w:spacing w:after="0" w:line="260" w:lineRule="atLeast"/>
+        <w:jc w:val="both"/>
+        <w:rPr>
+          <w:rFonts w:ascii="Arial" w:eastAsia="Arial" w:hAnsi="Arial" w:cs="Arial"/>
+          <w:color w:val="231F20"/>
+          <w:sz w:val="20"/>
+        </w:rPr>
+      </w:pPr>
+      <w:r>
+        <w:rPr>
+          <w:rFonts w:ascii="Arial" w:eastAsia="Arial" w:hAnsi="Arial" w:cs="Arial"/>
           <w:color w:val="231F20"/>
           <w:sz w:val="20"/>
         </w:rPr>
         <w:t xml:space="preserve">JUnit, Mockito, </w:t>
       </w:r>
-      <w:r>
-        <w:rPr>
-          <w:rFonts w:eastAsia="Arial" w:cs="Arial" w:ascii="Arial" w:hAnsi="Arial"/>
-          <w:bCs/>
-          <w:color w:val="231F20"/>
-          <w:sz w:val="20"/>
-        </w:rPr>
-        <w:t>WireMock, Cucumber, Vitest, Cypress, PHPUnit, Mockery</w:t>
-      </w:r>
-    </w:p>
-    <w:p>
-      <w:pPr>
-        <w:pStyle w:val="Normal"/>
-        <w:spacing w:lineRule="atLeast" w:line="260" w:before="240" w:after="0"/>
-        <w:jc w:val="both"/>
-        <w:rPr>
-          <w:rFonts w:ascii="Arial" w:hAnsi="Arial" w:eastAsia="Arial" w:cs="Arial"/>
-          <w:b/>
-          <w:bCs/>
-          <w:color w:val="231F20"/>
-          <w:sz w:val="20"/>
-        </w:rPr>
-      </w:pPr>
-      <w:r>
-        <w:rPr>
-          <w:rFonts w:eastAsia="Arial" w:cs="Arial" w:ascii="Arial" w:hAnsi="Arial"/>
+      <w:proofErr w:type="spellStart"/>
+      <w:r>
+        <w:rPr>
+          <w:rFonts w:ascii="Arial" w:eastAsia="Arial" w:hAnsi="Arial" w:cs="Arial"/>
+          <w:bCs/>
+          <w:color w:val="231F20"/>
+          <w:sz w:val="20"/>
+        </w:rPr>
+        <w:t>WireMock</w:t>
+      </w:r>
+      <w:proofErr w:type="spellEnd"/>
+      <w:r>
+        <w:rPr>
+          <w:rFonts w:ascii="Arial" w:eastAsia="Arial" w:hAnsi="Arial" w:cs="Arial"/>
+          <w:bCs/>
+          <w:color w:val="231F20"/>
+          <w:sz w:val="20"/>
+        </w:rPr>
+        <w:t xml:space="preserve">, Cucumber, </w:t>
+      </w:r>
+      <w:proofErr w:type="spellStart"/>
+      <w:r>
+        <w:rPr>
+          <w:rFonts w:ascii="Arial" w:eastAsia="Arial" w:hAnsi="Arial" w:cs="Arial"/>
+          <w:bCs/>
+          <w:color w:val="231F20"/>
+          <w:sz w:val="20"/>
+        </w:rPr>
+        <w:t>Vitest</w:t>
+      </w:r>
+      <w:proofErr w:type="spellEnd"/>
+      <w:r>
+        <w:rPr>
+          <w:rFonts w:ascii="Arial" w:eastAsia="Arial" w:hAnsi="Arial" w:cs="Arial"/>
+          <w:bCs/>
+          <w:color w:val="231F20"/>
+          <w:sz w:val="20"/>
+        </w:rPr>
+        <w:t xml:space="preserve">, Cypress, </w:t>
+      </w:r>
+      <w:proofErr w:type="spellStart"/>
+      <w:r>
+        <w:rPr>
+          <w:rFonts w:ascii="Arial" w:eastAsia="Arial" w:hAnsi="Arial" w:cs="Arial"/>
+          <w:bCs/>
+          <w:color w:val="231F20"/>
+          <w:sz w:val="20"/>
+        </w:rPr>
+        <w:t>PHPUnit</w:t>
+      </w:r>
+      <w:proofErr w:type="spellEnd"/>
+      <w:r>
+        <w:rPr>
+          <w:rFonts w:ascii="Arial" w:eastAsia="Arial" w:hAnsi="Arial" w:cs="Arial"/>
+          <w:bCs/>
+          <w:color w:val="231F20"/>
+          <w:sz w:val="20"/>
+        </w:rPr>
+        <w:t>, Mockery</w:t>
+      </w:r>
+    </w:p>
+    <w:p>
+      <w:pPr>
+        <w:spacing w:before="240" w:after="0" w:line="260" w:lineRule="atLeast"/>
+        <w:jc w:val="both"/>
+        <w:rPr>
+          <w:rFonts w:ascii="Arial" w:eastAsia="Arial" w:hAnsi="Arial" w:cs="Arial"/>
+          <w:b/>
+          <w:bCs/>
+          <w:color w:val="231F20"/>
+          <w:sz w:val="20"/>
+        </w:rPr>
+      </w:pPr>
+      <w:r>
+        <w:rPr>
+          <w:rFonts w:ascii="Arial" w:eastAsia="Arial" w:hAnsi="Arial" w:cs="Arial"/>
           <w:b/>
           <w:bCs/>
           <w:color w:val="231F20"/>
@@ -3681,20 +4761,19 @@
     </w:p>
     <w:p>
       <w:pPr>
-        <w:pStyle w:val="Normal"/>
-        <w:spacing w:lineRule="atLeast" w:line="260" w:before="0" w:after="0"/>
-        <w:jc w:val="both"/>
-        <w:rPr>
-          <w:rFonts w:ascii="Arial" w:hAnsi="Arial" w:eastAsia="Arial" w:cs="Arial"/>
-          <w:b/>
-          <w:bCs/>
-          <w:color w:val="231F20"/>
-          <w:sz w:val="20"/>
-        </w:rPr>
-      </w:pPr>
-      <w:r>
-        <w:rPr>
-          <w:rFonts w:eastAsia="Arial" w:cs="Arial" w:ascii="Arial" w:hAnsi="Arial"/>
+        <w:spacing w:after="0" w:line="260" w:lineRule="atLeast"/>
+        <w:jc w:val="both"/>
+        <w:rPr>
+          <w:rFonts w:ascii="Arial" w:eastAsia="Arial" w:hAnsi="Arial" w:cs="Arial"/>
+          <w:b/>
+          <w:bCs/>
+          <w:color w:val="231F20"/>
+          <w:sz w:val="20"/>
+        </w:rPr>
+      </w:pPr>
+      <w:r>
+        <w:rPr>
+          <w:rFonts w:ascii="Arial" w:eastAsia="Arial" w:hAnsi="Arial" w:cs="Arial"/>
           <w:color w:val="231F20"/>
           <w:sz w:val="20"/>
         </w:rPr>
@@ -3703,20 +4782,19 @@
     </w:p>
     <w:p>
       <w:pPr>
-        <w:pStyle w:val="Normal"/>
-        <w:spacing w:lineRule="atLeast" w:line="260" w:before="240" w:after="0"/>
-        <w:jc w:val="both"/>
-        <w:rPr>
-          <w:rFonts w:ascii="Arial" w:hAnsi="Arial" w:eastAsia="Arial" w:cs="Arial"/>
-          <w:b/>
-          <w:bCs/>
-          <w:color w:val="231F20"/>
-          <w:sz w:val="20"/>
-        </w:rPr>
-      </w:pPr>
-      <w:r>
-        <w:rPr>
-          <w:rFonts w:eastAsia="Arial" w:cs="Arial" w:ascii="Arial" w:hAnsi="Arial"/>
+        <w:spacing w:before="240" w:after="0" w:line="260" w:lineRule="atLeast"/>
+        <w:jc w:val="both"/>
+        <w:rPr>
+          <w:rFonts w:ascii="Arial" w:eastAsia="Arial" w:hAnsi="Arial" w:cs="Arial"/>
+          <w:b/>
+          <w:bCs/>
+          <w:color w:val="231F20"/>
+          <w:sz w:val="20"/>
+        </w:rPr>
+      </w:pPr>
+      <w:r>
+        <w:rPr>
+          <w:rFonts w:ascii="Arial" w:eastAsia="Arial" w:hAnsi="Arial" w:cs="Arial"/>
           <w:b/>
           <w:bCs/>
           <w:color w:val="231F20"/>
@@ -3727,18 +4805,17 @@
     </w:p>
     <w:p>
       <w:pPr>
-        <w:pStyle w:val="Normal"/>
-        <w:spacing w:lineRule="atLeast" w:line="260" w:before="0" w:after="0"/>
-        <w:jc w:val="both"/>
-        <w:rPr>
-          <w:rFonts w:ascii="Arial" w:hAnsi="Arial" w:eastAsia="Arial" w:cs="Arial"/>
-          <w:color w:val="231F20"/>
-          <w:sz w:val="20"/>
-        </w:rPr>
-      </w:pPr>
-      <w:r>
-        <w:rPr>
-          <w:rFonts w:eastAsia="Arial" w:cs="Arial" w:ascii="Arial" w:hAnsi="Arial"/>
+        <w:spacing w:after="0" w:line="260" w:lineRule="atLeast"/>
+        <w:jc w:val="both"/>
+        <w:rPr>
+          <w:rFonts w:ascii="Arial" w:eastAsia="Arial" w:hAnsi="Arial" w:cs="Arial"/>
+          <w:color w:val="231F20"/>
+          <w:sz w:val="20"/>
+        </w:rPr>
+      </w:pPr>
+      <w:r>
+        <w:rPr>
+          <w:rFonts w:ascii="Arial" w:eastAsia="Arial" w:hAnsi="Arial" w:cs="Arial"/>
           <w:color w:val="231F20"/>
           <w:sz w:val="20"/>
         </w:rPr>
@@ -3747,20 +4824,19 @@
     </w:p>
     <w:p>
       <w:pPr>
-        <w:pStyle w:val="Normal"/>
-        <w:spacing w:lineRule="atLeast" w:line="260" w:before="240" w:after="0"/>
-        <w:jc w:val="both"/>
-        <w:rPr>
-          <w:rFonts w:ascii="Arial" w:hAnsi="Arial" w:eastAsia="Arial" w:cs="Arial"/>
-          <w:b/>
-          <w:bCs/>
-          <w:color w:val="231F20"/>
-          <w:sz w:val="20"/>
-        </w:rPr>
-      </w:pPr>
-      <w:r>
-        <w:rPr>
-          <w:rFonts w:eastAsia="Arial" w:cs="Arial" w:ascii="Arial" w:hAnsi="Arial"/>
+        <w:spacing w:before="240" w:after="0" w:line="260" w:lineRule="atLeast"/>
+        <w:jc w:val="both"/>
+        <w:rPr>
+          <w:rFonts w:ascii="Arial" w:eastAsia="Arial" w:hAnsi="Arial" w:cs="Arial"/>
+          <w:b/>
+          <w:bCs/>
+          <w:color w:val="231F20"/>
+          <w:sz w:val="20"/>
+        </w:rPr>
+      </w:pPr>
+      <w:r>
+        <w:rPr>
+          <w:rFonts w:ascii="Arial" w:eastAsia="Arial" w:hAnsi="Arial" w:cs="Arial"/>
           <w:b/>
           <w:bCs/>
           <w:color w:val="231F20"/>
@@ -3770,29 +4846,180 @@
       </w:r>
       <w:r>
         <w:rPr>
-          <w:rFonts w:eastAsia="Arial" w:cs="Arial" w:ascii="Arial" w:hAnsi="Arial"/>
-          <w:color w:val="231F20"/>
-          <w:sz w:val="20"/>
-        </w:rPr>
-        <w:t>Maven, Gradle, Jenkins, Drone CI, Composer PHP, npm, WebPack</w:t>
-      </w:r>
+          <w:rFonts w:ascii="Arial" w:eastAsia="Arial" w:hAnsi="Arial" w:cs="Arial"/>
+          <w:color w:val="231F20"/>
+          <w:sz w:val="20"/>
+        </w:rPr>
+        <w:t xml:space="preserve">Maven, Gradle, Jenkins, Drone CI, Composer PHP, </w:t>
+      </w:r>
+      <w:proofErr w:type="spellStart"/>
+      <w:r>
+        <w:rPr>
+          <w:rFonts w:ascii="Arial" w:eastAsia="Arial" w:hAnsi="Arial" w:cs="Arial"/>
+          <w:color w:val="231F20"/>
+          <w:sz w:val="20"/>
+        </w:rPr>
+        <w:t>npm</w:t>
+      </w:r>
+      <w:proofErr w:type="spellEnd"/>
+      <w:r>
+        <w:rPr>
+          <w:rFonts w:ascii="Arial" w:eastAsia="Arial" w:hAnsi="Arial" w:cs="Arial"/>
+          <w:color w:val="231F20"/>
+          <w:sz w:val="20"/>
+        </w:rPr>
+        <w:t xml:space="preserve">, </w:t>
+      </w:r>
+      <w:proofErr w:type="spellStart"/>
+      <w:r>
+        <w:rPr>
+          <w:rFonts w:ascii="Arial" w:eastAsia="Arial" w:hAnsi="Arial" w:cs="Arial"/>
+          <w:color w:val="231F20"/>
+          <w:sz w:val="20"/>
+        </w:rPr>
+        <w:t>WebPack</w:t>
+      </w:r>
+      <w:proofErr w:type="spellEnd"/>
     </w:p>
     <w:sectPr>
-      <w:type w:val="nextPage"/>
       <w:pgSz w:w="11906" w:h="16838"/>
-      <w:pgMar w:left="720" w:right="720" w:gutter="0" w:header="0" w:top="720" w:footer="0" w:bottom="720"/>
-      <w:pgNumType w:fmt="decimal"/>
-      <w:formProt w:val="false"/>
-      <w:textDirection w:val="lrTb"/>
-      <w:docGrid w:type="default" w:linePitch="360" w:charSpace="4096"/>
+      <w:pgMar w:top="720" w:right="720" w:bottom="720" w:left="720" w:header="0" w:footer="0" w:gutter="0"/>
+      <w:cols w:space="720"/>
+      <w:formProt w:val="0"/>
+      <w:docGrid w:linePitch="360" w:charSpace="4096"/>
     </w:sectPr>
   </w:body>
 </w:document>
 </file>
 
 <file path=word/numbering.xml><?xml version="1.0" encoding="utf-8"?>
-<w:numbering xmlns:w="http://schemas.openxmlformats.org/wordprocessingml/2006/main" xmlns:o="urn:schemas-microsoft-com:office:office" xmlns:r="http://schemas.openxmlformats.org/officeDocument/2006/relationships" xmlns:v="urn:schemas-microsoft-com:vml" xmlns:mc="http://schemas.openxmlformats.org/markup-compatibility/2006" xmlns:w14="http://schemas.microsoft.com/office/word/2010/wordml" mc:Ignorable="w14">
-  <w:abstractNum w:abstractNumId="1">
+<w:numbering xmlns:wpc="http://schemas.microsoft.com/office/word/2010/wordprocessingCanvas" xmlns:cx="http://schemas.microsoft.com/office/drawing/2014/chartex" xmlns:cx1="http://schemas.microsoft.com/office/drawing/2015/9/8/chartex" xmlns:cx2="http://schemas.microsoft.com/office/drawing/2015/10/21/chartex" xmlns:cx3="http://schemas.microsoft.com/office/drawing/2016/5/9/chartex" xmlns:cx4="http://schemas.microsoft.com/office/drawing/2016/5/10/chartex" xmlns:cx5="http://schemas.microsoft.com/office/drawing/2016/5/11/chartex" xmlns:cx6="http://schemas.microsoft.com/office/drawing/2016/5/12/chartex" xmlns:cx7="http://schemas.microsoft.com/office/drawing/2016/5/13/chartex" xmlns:cx8="http://schemas.microsoft.com/office/drawing/2016/5/14/chartex" xmlns:mc="http://schemas.openxmlformats.org/markup-compatibility/2006" xmlns:aink="http://schemas.microsoft.com/office/drawing/2016/ink" xmlns:am3d="http://schemas.microsoft.com/office/drawing/2017/model3d" xmlns:o="urn:schemas-microsoft-com:office:office" xmlns:oel="http://schemas.microsoft.com/office/2019/extlst" xmlns:r="http://schemas.openxmlformats.org/officeDocument/2006/relationships" xmlns:m="http://schemas.openxmlformats.org/officeDocument/2006/math" xmlns:v="urn:schemas-microsoft-com:vml" xmlns:wp14="http://schemas.microsoft.com/office/word/2010/wordprocessingDrawing" xmlns:wp="http://schemas.openxmlformats.org/drawingml/2006/wordprocessingDrawing" xmlns:w10="urn:schemas-microsoft-com:office:word" xmlns:w="http://schemas.openxmlformats.org/wordprocessingml/2006/main" xmlns:w14="http://schemas.microsoft.com/office/word/2010/wordml" xmlns:w15="http://schemas.microsoft.com/office/word/2012/wordml" xmlns:w16cex="http://schemas.microsoft.com/office/word/2018/wordml/cex" xmlns:w16cid="http://schemas.microsoft.com/office/word/2016/wordml/cid" xmlns:w16="http://schemas.microsoft.com/office/word/2018/wordml" xmlns:w16du="http://schemas.microsoft.com/office/word/2023/wordml/word16du" xmlns:w16sdtdh="http://schemas.microsoft.com/office/word/2020/wordml/sdtdatahash" xmlns:w16sdtfl="http://schemas.microsoft.com/office/word/2024/wordml/sdtformatlock" xmlns:w16se="http://schemas.microsoft.com/office/word/2015/wordml/symex" xmlns:wpg="http://schemas.microsoft.com/office/word/2010/wordprocessingGroup" xmlns:wpi="http://schemas.microsoft.com/office/word/2010/wordprocessingInk" xmlns:wne="http://schemas.microsoft.com/office/word/2006/wordml" xmlns:wps="http://schemas.microsoft.com/office/word/2010/wordprocessingShape" mc:Ignorable="w14 w15 w16se w16cid w16 w16cex w16sdtdh w16sdtfl w16du wp14">
+  <w:abstractNum w:abstractNumId="0" w15:restartNumberingAfterBreak="0">
+    <w:nsid w:val="07BE3D43"/>
+    <w:multiLevelType w:val="multilevel"/>
+    <w:tmpl w:val="E9E479E0"/>
+    <w:lvl w:ilvl="0">
+      <w:start w:val="1"/>
+      <w:numFmt w:val="none"/>
+      <w:suff w:val="nothing"/>
+      <w:lvlText w:val=""/>
+      <w:lvlJc w:val="left"/>
+      <w:pPr>
+        <w:tabs>
+          <w:tab w:val="num" w:pos="0"/>
+        </w:tabs>
+        <w:ind w:left="0" w:firstLine="0"/>
+      </w:pPr>
+    </w:lvl>
+    <w:lvl w:ilvl="1">
+      <w:start w:val="1"/>
+      <w:numFmt w:val="none"/>
+      <w:suff w:val="nothing"/>
+      <w:lvlText w:val=""/>
+      <w:lvlJc w:val="left"/>
+      <w:pPr>
+        <w:tabs>
+          <w:tab w:val="num" w:pos="0"/>
+        </w:tabs>
+        <w:ind w:left="0" w:firstLine="0"/>
+      </w:pPr>
+    </w:lvl>
+    <w:lvl w:ilvl="2">
+      <w:start w:val="1"/>
+      <w:numFmt w:val="none"/>
+      <w:suff w:val="nothing"/>
+      <w:lvlText w:val=""/>
+      <w:lvlJc w:val="left"/>
+      <w:pPr>
+        <w:tabs>
+          <w:tab w:val="num" w:pos="0"/>
+        </w:tabs>
+        <w:ind w:left="0" w:firstLine="0"/>
+      </w:pPr>
+    </w:lvl>
+    <w:lvl w:ilvl="3">
+      <w:start w:val="1"/>
+      <w:numFmt w:val="none"/>
+      <w:suff w:val="nothing"/>
+      <w:lvlText w:val=""/>
+      <w:lvlJc w:val="left"/>
+      <w:pPr>
+        <w:tabs>
+          <w:tab w:val="num" w:pos="0"/>
+        </w:tabs>
+        <w:ind w:left="0" w:firstLine="0"/>
+      </w:pPr>
+    </w:lvl>
+    <w:lvl w:ilvl="4">
+      <w:start w:val="1"/>
+      <w:numFmt w:val="none"/>
+      <w:suff w:val="nothing"/>
+      <w:lvlText w:val=""/>
+      <w:lvlJc w:val="left"/>
+      <w:pPr>
+        <w:tabs>
+          <w:tab w:val="num" w:pos="0"/>
+        </w:tabs>
+        <w:ind w:left="0" w:firstLine="0"/>
+      </w:pPr>
+    </w:lvl>
+    <w:lvl w:ilvl="5">
+      <w:start w:val="1"/>
+      <w:numFmt w:val="none"/>
+      <w:suff w:val="nothing"/>
+      <w:lvlText w:val=""/>
+      <w:lvlJc w:val="left"/>
+      <w:pPr>
+        <w:tabs>
+          <w:tab w:val="num" w:pos="0"/>
+        </w:tabs>
+        <w:ind w:left="0" w:firstLine="0"/>
+      </w:pPr>
+    </w:lvl>
+    <w:lvl w:ilvl="6">
+      <w:start w:val="1"/>
+      <w:numFmt w:val="none"/>
+      <w:suff w:val="nothing"/>
+      <w:lvlText w:val=""/>
+      <w:lvlJc w:val="left"/>
+      <w:pPr>
+        <w:tabs>
+          <w:tab w:val="num" w:pos="0"/>
+        </w:tabs>
+        <w:ind w:left="0" w:firstLine="0"/>
+      </w:pPr>
+    </w:lvl>
+    <w:lvl w:ilvl="7">
+      <w:start w:val="1"/>
+      <w:numFmt w:val="none"/>
+      <w:suff w:val="nothing"/>
+      <w:lvlText w:val=""/>
+      <w:lvlJc w:val="left"/>
+      <w:pPr>
+        <w:tabs>
+          <w:tab w:val="num" w:pos="0"/>
+        </w:tabs>
+        <w:ind w:left="0" w:firstLine="0"/>
+      </w:pPr>
+    </w:lvl>
+    <w:lvl w:ilvl="8">
+      <w:start w:val="1"/>
+      <w:numFmt w:val="none"/>
+      <w:suff w:val="nothing"/>
+      <w:lvlText w:val=""/>
+      <w:lvlJc w:val="left"/>
+      <w:pPr>
+        <w:tabs>
+          <w:tab w:val="num" w:pos="0"/>
+        </w:tabs>
+        <w:ind w:left="0" w:firstLine="0"/>
+      </w:pPr>
+    </w:lvl>
+  </w:abstractNum>
+  <w:abstractNum w:abstractNumId="1" w15:restartNumberingAfterBreak="0">
+    <w:nsid w:val="09DE2D86"/>
+    <w:multiLevelType w:val="multilevel"/>
+    <w:tmpl w:val="2468F90E"/>
     <w:lvl w:ilvl="0">
       <w:start w:val="1"/>
       <w:numFmt w:val="bullet"/>
@@ -3930,7 +5157,10 @@
       </w:rPr>
     </w:lvl>
   </w:abstractNum>
-  <w:abstractNum w:abstractNumId="2">
+  <w:abstractNum w:abstractNumId="2" w15:restartNumberingAfterBreak="0">
+    <w:nsid w:val="0B9C1C6E"/>
+    <w:multiLevelType w:val="multilevel"/>
+    <w:tmpl w:val="BC021E36"/>
     <w:lvl w:ilvl="0">
       <w:start w:val="1"/>
       <w:numFmt w:val="bullet"/>
@@ -4067,7 +5297,10 @@
       </w:rPr>
     </w:lvl>
   </w:abstractNum>
-  <w:abstractNum w:abstractNumId="3">
+  <w:abstractNum w:abstractNumId="3" w15:restartNumberingAfterBreak="0">
+    <w:nsid w:val="202F66E7"/>
+    <w:multiLevelType w:val="multilevel"/>
+    <w:tmpl w:val="DF84705C"/>
     <w:lvl w:ilvl="0">
       <w:start w:val="1"/>
       <w:numFmt w:val="bullet"/>
@@ -4205,146 +5438,27 @@
       </w:rPr>
     </w:lvl>
   </w:abstractNum>
-  <w:abstractNum w:abstractNumId="4">
-    <w:lvl w:ilvl="0">
-      <w:start w:val="1"/>
-      <w:numFmt w:val="none"/>
-      <w:suff w:val="nothing"/>
-      <w:lvlText w:val=""/>
-      <w:lvlJc w:val="left"/>
-      <w:pPr>
-        <w:tabs>
-          <w:tab w:val="num" w:pos="0"/>
-        </w:tabs>
-        <w:ind w:left="0" w:hanging="0"/>
-      </w:pPr>
-    </w:lvl>
-    <w:lvl w:ilvl="1">
-      <w:start w:val="1"/>
-      <w:numFmt w:val="none"/>
-      <w:suff w:val="nothing"/>
-      <w:lvlText w:val=""/>
-      <w:lvlJc w:val="left"/>
-      <w:pPr>
-        <w:tabs>
-          <w:tab w:val="num" w:pos="0"/>
-        </w:tabs>
-        <w:ind w:left="0" w:hanging="0"/>
-      </w:pPr>
-    </w:lvl>
-    <w:lvl w:ilvl="2">
-      <w:start w:val="1"/>
-      <w:numFmt w:val="none"/>
-      <w:suff w:val="nothing"/>
-      <w:lvlText w:val=""/>
-      <w:lvlJc w:val="left"/>
-      <w:pPr>
-        <w:tabs>
-          <w:tab w:val="num" w:pos="0"/>
-        </w:tabs>
-        <w:ind w:left="0" w:hanging="0"/>
-      </w:pPr>
-    </w:lvl>
-    <w:lvl w:ilvl="3">
-      <w:start w:val="1"/>
-      <w:numFmt w:val="none"/>
-      <w:suff w:val="nothing"/>
-      <w:lvlText w:val=""/>
-      <w:lvlJc w:val="left"/>
-      <w:pPr>
-        <w:tabs>
-          <w:tab w:val="num" w:pos="0"/>
-        </w:tabs>
-        <w:ind w:left="0" w:hanging="0"/>
-      </w:pPr>
-    </w:lvl>
-    <w:lvl w:ilvl="4">
-      <w:start w:val="1"/>
-      <w:numFmt w:val="none"/>
-      <w:suff w:val="nothing"/>
-      <w:lvlText w:val=""/>
-      <w:lvlJc w:val="left"/>
-      <w:pPr>
-        <w:tabs>
-          <w:tab w:val="num" w:pos="0"/>
-        </w:tabs>
-        <w:ind w:left="0" w:hanging="0"/>
-      </w:pPr>
-    </w:lvl>
-    <w:lvl w:ilvl="5">
-      <w:start w:val="1"/>
-      <w:numFmt w:val="none"/>
-      <w:suff w:val="nothing"/>
-      <w:lvlText w:val=""/>
-      <w:lvlJc w:val="left"/>
-      <w:pPr>
-        <w:tabs>
-          <w:tab w:val="num" w:pos="0"/>
-        </w:tabs>
-        <w:ind w:left="0" w:hanging="0"/>
-      </w:pPr>
-    </w:lvl>
-    <w:lvl w:ilvl="6">
-      <w:start w:val="1"/>
-      <w:numFmt w:val="none"/>
-      <w:suff w:val="nothing"/>
-      <w:lvlText w:val=""/>
-      <w:lvlJc w:val="left"/>
-      <w:pPr>
-        <w:tabs>
-          <w:tab w:val="num" w:pos="0"/>
-        </w:tabs>
-        <w:ind w:left="0" w:hanging="0"/>
-      </w:pPr>
-    </w:lvl>
-    <w:lvl w:ilvl="7">
-      <w:start w:val="1"/>
-      <w:numFmt w:val="none"/>
-      <w:suff w:val="nothing"/>
-      <w:lvlText w:val=""/>
-      <w:lvlJc w:val="left"/>
-      <w:pPr>
-        <w:tabs>
-          <w:tab w:val="num" w:pos="0"/>
-        </w:tabs>
-        <w:ind w:left="0" w:hanging="0"/>
-      </w:pPr>
-    </w:lvl>
-    <w:lvl w:ilvl="8">
-      <w:start w:val="1"/>
-      <w:numFmt w:val="none"/>
-      <w:suff w:val="nothing"/>
-      <w:lvlText w:val=""/>
-      <w:lvlJc w:val="left"/>
-      <w:pPr>
-        <w:tabs>
-          <w:tab w:val="num" w:pos="0"/>
-        </w:tabs>
-        <w:ind w:left="0" w:hanging="0"/>
-      </w:pPr>
-    </w:lvl>
-  </w:abstractNum>
-  <w:num w:numId="1">
+  <w:num w:numId="1" w16cid:durableId="1465466799">
     <w:abstractNumId w:val="1"/>
   </w:num>
-  <w:num w:numId="2">
+  <w:num w:numId="2" w16cid:durableId="248806044">
     <w:abstractNumId w:val="2"/>
   </w:num>
-  <w:num w:numId="3">
+  <w:num w:numId="3" w16cid:durableId="1045714650">
     <w:abstractNumId w:val="3"/>
   </w:num>
-  <w:num w:numId="4">
-    <w:abstractNumId w:val="4"/>
+  <w:num w:numId="4" w16cid:durableId="156111818">
+    <w:abstractNumId w:val="0"/>
   </w:num>
 </w:numbering>
 </file>
 
 <file path=word/styles.xml><?xml version="1.0" encoding="utf-8"?>
-<w:styles xmlns:w="http://schemas.openxmlformats.org/wordprocessingml/2006/main" xmlns:w14="http://schemas.microsoft.com/office/word/2010/wordml" xmlns:mc="http://schemas.openxmlformats.org/markup-compatibility/2006" mc:Ignorable="w14">
+<w:styles xmlns:mc="http://schemas.openxmlformats.org/markup-compatibility/2006" xmlns:r="http://schemas.openxmlformats.org/officeDocument/2006/relationships" xmlns:w="http://schemas.openxmlformats.org/wordprocessingml/2006/main" xmlns:w14="http://schemas.microsoft.com/office/word/2010/wordml" xmlns:w15="http://schemas.microsoft.com/office/word/2012/wordml" xmlns:w16cex="http://schemas.microsoft.com/office/word/2018/wordml/cex" xmlns:w16cid="http://schemas.microsoft.com/office/word/2016/wordml/cid" xmlns:w16="http://schemas.microsoft.com/office/word/2018/wordml" xmlns:w16du="http://schemas.microsoft.com/office/word/2023/wordml/word16du" xmlns:w16sdtdh="http://schemas.microsoft.com/office/word/2020/wordml/sdtdatahash" xmlns:w16sdtfl="http://schemas.microsoft.com/office/word/2024/wordml/sdtformatlock" xmlns:w16se="http://schemas.microsoft.com/office/word/2015/wordml/symex" mc:Ignorable="w14 w15 w16se w16cid w16 w16cex w16sdtdh w16sdtfl w16du">
   <w:docDefaults>
     <w:rPrDefault>
       <w:rPr>
-        <w:rFonts w:ascii="Calibri" w:hAnsi="Calibri" w:eastAsia="Calibri" w:cs="" w:asciiTheme="minorHAnsi" w:cstheme="minorBidi" w:eastAsiaTheme="minorHAnsi" w:hAnsiTheme="minorHAnsi"/>
+        <w:rFonts w:asciiTheme="minorHAnsi" w:eastAsiaTheme="minorHAnsi" w:hAnsiTheme="minorHAnsi" w:cstheme="minorBidi"/>
         <w:sz w:val="22"/>
         <w:szCs w:val="22"/>
         <w:lang w:val="en-US" w:eastAsia="en-US" w:bidi="ar-SA"/>
@@ -4352,21 +5466,21 @@
     </w:rPrDefault>
     <w:pPrDefault>
       <w:pPr>
-        <w:suppressAutoHyphens w:val="true"/>
+        <w:suppressAutoHyphens/>
       </w:pPr>
     </w:pPrDefault>
   </w:docDefaults>
-  <w:latentStyles w:defLockedState="0" w:defUIPriority="99" w:defSemiHidden="0" w:defUnhideWhenUsed="0" w:defQFormat="0" w:count="371">
+  <w:latentStyles w:defLockedState="0" w:defUIPriority="99" w:defSemiHidden="0" w:defUnhideWhenUsed="0" w:defQFormat="0" w:count="376">
     <w:lsdException w:name="Normal" w:uiPriority="0" w:qFormat="1"/>
     <w:lsdException w:name="heading 1" w:uiPriority="9" w:qFormat="1"/>
-    <w:lsdException w:name="heading 2" w:uiPriority="9" w:semiHidden="1" w:unhideWhenUsed="1" w:qFormat="1"/>
-    <w:lsdException w:name="heading 3" w:uiPriority="9" w:semiHidden="1" w:unhideWhenUsed="1" w:qFormat="1"/>
-    <w:lsdException w:name="heading 4" w:uiPriority="9" w:semiHidden="1" w:unhideWhenUsed="1" w:qFormat="1"/>
-    <w:lsdException w:name="heading 5" w:uiPriority="9" w:semiHidden="1" w:unhideWhenUsed="1" w:qFormat="1"/>
-    <w:lsdException w:name="heading 6" w:uiPriority="9" w:semiHidden="1" w:unhideWhenUsed="1" w:qFormat="1"/>
-    <w:lsdException w:name="heading 7" w:uiPriority="9" w:semiHidden="1" w:unhideWhenUsed="1" w:qFormat="1"/>
-    <w:lsdException w:name="heading 8" w:uiPriority="9" w:semiHidden="1" w:unhideWhenUsed="1" w:qFormat="1"/>
-    <w:lsdException w:name="heading 9" w:uiPriority="9" w:semiHidden="1" w:unhideWhenUsed="1" w:qFormat="1"/>
+    <w:lsdException w:name="heading 2" w:semiHidden="1" w:uiPriority="9" w:unhideWhenUsed="1" w:qFormat="1"/>
+    <w:lsdException w:name="heading 3" w:semiHidden="1" w:uiPriority="9" w:unhideWhenUsed="1" w:qFormat="1"/>
+    <w:lsdException w:name="heading 4" w:semiHidden="1" w:uiPriority="9" w:unhideWhenUsed="1" w:qFormat="1"/>
+    <w:lsdException w:name="heading 5" w:semiHidden="1" w:uiPriority="9" w:unhideWhenUsed="1" w:qFormat="1"/>
+    <w:lsdException w:name="heading 6" w:semiHidden="1" w:uiPriority="9" w:unhideWhenUsed="1" w:qFormat="1"/>
+    <w:lsdException w:name="heading 7" w:semiHidden="1" w:uiPriority="9" w:unhideWhenUsed="1" w:qFormat="1"/>
+    <w:lsdException w:name="heading 8" w:semiHidden="1" w:uiPriority="9" w:unhideWhenUsed="1" w:qFormat="1"/>
+    <w:lsdException w:name="heading 9" w:semiHidden="1" w:uiPriority="9" w:unhideWhenUsed="1" w:qFormat="1"/>
     <w:lsdException w:name="index 1" w:semiHidden="1" w:unhideWhenUsed="1"/>
     <w:lsdException w:name="index 2" w:semiHidden="1" w:unhideWhenUsed="1"/>
     <w:lsdException w:name="index 3" w:semiHidden="1" w:unhideWhenUsed="1"/>
@@ -4376,22 +5490,22 @@
     <w:lsdException w:name="index 7" w:semiHidden="1" w:unhideWhenUsed="1"/>
     <w:lsdException w:name="index 8" w:semiHidden="1" w:unhideWhenUsed="1"/>
     <w:lsdException w:name="index 9" w:semiHidden="1" w:unhideWhenUsed="1"/>
-    <w:lsdException w:name="toc 1" w:uiPriority="39" w:semiHidden="1" w:unhideWhenUsed="1"/>
-    <w:lsdException w:name="toc 2" w:uiPriority="39" w:semiHidden="1" w:unhideWhenUsed="1"/>
-    <w:lsdException w:name="toc 3" w:uiPriority="39" w:semiHidden="1" w:unhideWhenUsed="1"/>
-    <w:lsdException w:name="toc 4" w:uiPriority="39" w:semiHidden="1" w:unhideWhenUsed="1"/>
-    <w:lsdException w:name="toc 5" w:uiPriority="39" w:semiHidden="1" w:unhideWhenUsed="1"/>
-    <w:lsdException w:name="toc 6" w:uiPriority="39" w:semiHidden="1" w:unhideWhenUsed="1"/>
-    <w:lsdException w:name="toc 7" w:uiPriority="39" w:semiHidden="1" w:unhideWhenUsed="1"/>
-    <w:lsdException w:name="toc 8" w:uiPriority="39" w:semiHidden="1" w:unhideWhenUsed="1"/>
-    <w:lsdException w:name="toc 9" w:uiPriority="39" w:semiHidden="1" w:unhideWhenUsed="1"/>
+    <w:lsdException w:name="toc 1" w:semiHidden="1" w:uiPriority="39" w:unhideWhenUsed="1"/>
+    <w:lsdException w:name="toc 2" w:semiHidden="1" w:uiPriority="39" w:unhideWhenUsed="1"/>
+    <w:lsdException w:name="toc 3" w:semiHidden="1" w:uiPriority="39" w:unhideWhenUsed="1"/>
+    <w:lsdException w:name="toc 4" w:semiHidden="1" w:uiPriority="39" w:unhideWhenUsed="1"/>
+    <w:lsdException w:name="toc 5" w:semiHidden="1" w:uiPriority="39" w:unhideWhenUsed="1"/>
+    <w:lsdException w:name="toc 6" w:semiHidden="1" w:uiPriority="39" w:unhideWhenUsed="1"/>
+    <w:lsdException w:name="toc 7" w:semiHidden="1" w:uiPriority="39" w:unhideWhenUsed="1"/>
+    <w:lsdException w:name="toc 8" w:semiHidden="1" w:uiPriority="39" w:unhideWhenUsed="1"/>
+    <w:lsdException w:name="toc 9" w:semiHidden="1" w:uiPriority="39" w:unhideWhenUsed="1"/>
     <w:lsdException w:name="Normal Indent" w:semiHidden="1" w:unhideWhenUsed="1"/>
     <w:lsdException w:name="footnote text" w:semiHidden="1" w:unhideWhenUsed="1"/>
     <w:lsdException w:name="annotation text" w:semiHidden="1" w:unhideWhenUsed="1"/>
     <w:lsdException w:name="header" w:semiHidden="1" w:unhideWhenUsed="1"/>
     <w:lsdException w:name="footer" w:semiHidden="1" w:unhideWhenUsed="1"/>
     <w:lsdException w:name="index heading" w:semiHidden="1" w:unhideWhenUsed="1"/>
-    <w:lsdException w:name="caption" w:uiPriority="35" w:semiHidden="1" w:unhideWhenUsed="1" w:qFormat="1"/>
+    <w:lsdException w:name="caption" w:semiHidden="1" w:uiPriority="35" w:unhideWhenUsed="1" w:qFormat="1"/>
     <w:lsdException w:name="table of figures" w:semiHidden="1" w:unhideWhenUsed="1"/>
     <w:lsdException w:name="envelope address" w:semiHidden="1" w:unhideWhenUsed="1"/>
     <w:lsdException w:name="envelope return" w:semiHidden="1" w:unhideWhenUsed="1"/>
@@ -4422,7 +5536,7 @@
     <w:lsdException w:name="Title" w:uiPriority="10" w:qFormat="1"/>
     <w:lsdException w:name="Closing" w:semiHidden="1" w:unhideWhenUsed="1"/>
     <w:lsdException w:name="Signature" w:semiHidden="1" w:unhideWhenUsed="1"/>
-    <w:lsdException w:name="Default Paragraph Font" w:uiPriority="1" w:semiHidden="1" w:unhideWhenUsed="1"/>
+    <w:lsdException w:name="Default Paragraph Font" w:semiHidden="1" w:uiPriority="1" w:unhideWhenUsed="1"/>
     <w:lsdException w:name="Body Text" w:semiHidden="1" w:unhideWhenUsed="1"/>
     <w:lsdException w:name="Body Text Indent" w:semiHidden="1" w:unhideWhenUsed="1"/>
     <w:lsdException w:name="List Continue" w:semiHidden="1" w:unhideWhenUsed="1"/>
@@ -4622,8 +5736,8 @@
     <w:lsdException w:name="Subtle Reference" w:uiPriority="31" w:qFormat="1"/>
     <w:lsdException w:name="Intense Reference" w:uiPriority="32" w:qFormat="1"/>
     <w:lsdException w:name="Book Title" w:uiPriority="33" w:qFormat="1"/>
-    <w:lsdException w:name="Bibliography" w:uiPriority="37" w:semiHidden="1" w:unhideWhenUsed="1"/>
-    <w:lsdException w:name="TOC Heading" w:uiPriority="39" w:semiHidden="1" w:unhideWhenUsed="1" w:qFormat="1"/>
+    <w:lsdException w:name="Bibliography" w:semiHidden="1" w:uiPriority="37" w:unhideWhenUsed="1"/>
+    <w:lsdException w:name="TOC Heading" w:semiHidden="1" w:uiPriority="39" w:unhideWhenUsed="1" w:qFormat="1"/>
     <w:lsdException w:name="Plain Table 1" w:uiPriority="41"/>
     <w:lsdException w:name="Plain Table 2" w:uiPriority="42"/>
     <w:lsdException w:name="Plain Table 3" w:uiPriority="43"/>
@@ -4728,33 +5842,45 @@
     <w:lsdException w:name="List Table 5 Dark Accent 6" w:uiPriority="50"/>
     <w:lsdException w:name="List Table 6 Colorful Accent 6" w:uiPriority="51"/>
     <w:lsdException w:name="List Table 7 Colorful Accent 6" w:uiPriority="52"/>
+    <w:lsdException w:name="Mention" w:semiHidden="1" w:unhideWhenUsed="1"/>
+    <w:lsdException w:name="Smart Hyperlink" w:semiHidden="1" w:unhideWhenUsed="1"/>
+    <w:lsdException w:name="Hashtag" w:semiHidden="1" w:unhideWhenUsed="1"/>
+    <w:lsdException w:name="Unresolved Mention" w:semiHidden="1" w:unhideWhenUsed="1"/>
+    <w:lsdException w:name="Smart Link" w:semiHidden="1" w:unhideWhenUsed="1"/>
   </w:latentStyles>
-  <w:style w:type="paragraph" w:styleId="Normal" w:default="1">
+  <w:style w:type="paragraph" w:default="1" w:styleId="Normal">
     <w:name w:val="Normal"/>
     <w:qFormat/>
     <w:pPr>
-      <w:widowControl/>
-      <w:suppressAutoHyphens w:val="true"/>
-      <w:bidi w:val="0"/>
-      <w:spacing w:lineRule="auto" w:line="259" w:before="0" w:after="160"/>
-      <w:jc w:val="left"/>
+      <w:spacing w:after="160" w:line="259" w:lineRule="auto"/>
     </w:pPr>
-    <w:rPr>
-      <w:rFonts w:ascii="Calibri" w:hAnsi="Calibri" w:eastAsia="Calibri" w:cs="" w:asciiTheme="minorHAnsi" w:cstheme="minorBidi" w:eastAsiaTheme="minorHAnsi" w:hAnsiTheme="minorHAnsi"/>
-      <w:color w:val="auto"/>
-      <w:kern w:val="0"/>
-      <w:sz w:val="22"/>
-      <w:szCs w:val="22"/>
-      <w:lang w:val="en-US" w:eastAsia="en-US" w:bidi="ar-SA"/>
-    </w:rPr>
   </w:style>
-  <w:style w:type="character" w:styleId="DefaultParagraphFont" w:default="1">
+  <w:style w:type="character" w:default="1" w:styleId="DefaultParagraphFont">
     <w:name w:val="Default Paragraph Font"/>
     <w:uiPriority w:val="1"/>
     <w:semiHidden/>
     <w:unhideWhenUsed/>
-    <w:qFormat/>
-    <w:rPr/>
+  </w:style>
+  <w:style w:type="table" w:default="1" w:styleId="TableNormal">
+    <w:name w:val="Normal Table"/>
+    <w:uiPriority w:val="99"/>
+    <w:semiHidden/>
+    <w:unhideWhenUsed/>
+    <w:tblPr>
+      <w:tblInd w:w="0" w:type="dxa"/>
+      <w:tblCellMar>
+        <w:top w:w="0" w:type="dxa"/>
+        <w:left w:w="108" w:type="dxa"/>
+        <w:bottom w:w="0" w:type="dxa"/>
+        <w:right w:w="108" w:type="dxa"/>
+      </w:tblCellMar>
+    </w:tblPr>
+  </w:style>
+  <w:style w:type="numbering" w:default="1" w:styleId="NoList">
+    <w:name w:val="No List"/>
+    <w:uiPriority w:val="99"/>
+    <w:semiHidden/>
+    <w:unhideWhenUsed/>
   </w:style>
   <w:style w:type="character" w:styleId="Hyperlink">
     <w:name w:val="Hyperlink"/>
@@ -4763,18 +5889,18 @@
       <w:u w:val="single"/>
     </w:rPr>
   </w:style>
-  <w:style w:type="character" w:styleId="Bullets">
+  <w:style w:type="character" w:customStyle="1" w:styleId="Bullets">
     <w:name w:val="Bullets"/>
     <w:qFormat/>
     <w:rPr>
-      <w:rFonts w:ascii="OpenSymbol" w:hAnsi="OpenSymbol" w:eastAsia="OpenSymbol" w:cs="OpenSymbol"/>
+      <w:rFonts w:ascii="OpenSymbol" w:eastAsia="OpenSymbol" w:hAnsi="OpenSymbol" w:cs="OpenSymbol"/>
     </w:rPr>
   </w:style>
-  <w:style w:type="character" w:styleId="Bulletsuser">
+  <w:style w:type="character" w:customStyle="1" w:styleId="Bulletsuser">
     <w:name w:val="Bullets (user)"/>
     <w:qFormat/>
     <w:rPr>
-      <w:rFonts w:ascii="OpenSymbol" w:hAnsi="OpenSymbol" w:eastAsia="OpenSymbol" w:cs="OpenSymbol"/>
+      <w:rFonts w:ascii="OpenSymbol" w:eastAsia="OpenSymbol" w:hAnsi="OpenSymbol" w:cs="OpenSymbol"/>
     </w:rPr>
   </w:style>
   <w:style w:type="character" w:styleId="Emphasis">
@@ -4785,17 +5911,17 @@
       <w:iCs/>
     </w:rPr>
   </w:style>
-  <w:style w:type="paragraph" w:styleId="Heading">
+  <w:style w:type="paragraph" w:customStyle="1" w:styleId="Heading">
     <w:name w:val="Heading"/>
     <w:basedOn w:val="Normal"/>
     <w:next w:val="BodyText"/>
     <w:qFormat/>
     <w:pPr>
-      <w:keepNext w:val="true"/>
+      <w:keepNext/>
       <w:spacing w:before="240" w:after="120"/>
     </w:pPr>
     <w:rPr>
-      <w:rFonts w:ascii="Liberation Sans" w:hAnsi="Liberation Sans" w:eastAsia="Microsoft YaHei" w:cs="Lucida Sans"/>
+      <w:rFonts w:ascii="Liberation Sans" w:eastAsia="Microsoft YaHei" w:hAnsi="Liberation Sans" w:cs="Lucida Sans"/>
       <w:sz w:val="28"/>
       <w:szCs w:val="28"/>
     </w:rPr>
@@ -4804,14 +5930,12 @@
     <w:name w:val="Body Text"/>
     <w:basedOn w:val="Normal"/>
     <w:pPr>
-      <w:spacing w:lineRule="auto" w:line="276" w:before="0" w:after="140"/>
+      <w:spacing w:after="140" w:line="276" w:lineRule="auto"/>
     </w:pPr>
-    <w:rPr/>
   </w:style>
   <w:style w:type="paragraph" w:styleId="List">
     <w:name w:val="List"/>
     <w:basedOn w:val="BodyText"/>
-    <w:pPr/>
     <w:rPr>
       <w:rFonts w:cs="Lucida Sans"/>
     </w:rPr>
@@ -4832,7 +5956,7 @@
       <w:szCs w:val="24"/>
     </w:rPr>
   </w:style>
-  <w:style w:type="paragraph" w:styleId="Index">
+  <w:style w:type="paragraph" w:customStyle="1" w:styleId="Index">
     <w:name w:val="Index"/>
     <w:basedOn w:val="Normal"/>
     <w:qFormat/>
@@ -4843,20 +5967,20 @@
       <w:rFonts w:cs="Lucida Sans"/>
     </w:rPr>
   </w:style>
-  <w:style w:type="paragraph" w:styleId="PreformattedText">
+  <w:style w:type="paragraph" w:customStyle="1" w:styleId="PreformattedText">
     <w:name w:val="Preformatted Text"/>
     <w:basedOn w:val="Normal"/>
     <w:qFormat/>
     <w:pPr>
-      <w:spacing w:before="0" w:after="0"/>
+      <w:spacing w:after="0"/>
     </w:pPr>
     <w:rPr>
-      <w:rFonts w:ascii="Liberation Mono" w:hAnsi="Liberation Mono" w:eastAsia="Liberation Mono" w:cs="Liberation Mono"/>
+      <w:rFonts w:ascii="Liberation Mono" w:eastAsia="Liberation Mono" w:hAnsi="Liberation Mono" w:cs="Liberation Mono"/>
       <w:sz w:val="20"/>
       <w:szCs w:val="20"/>
     </w:rPr>
   </w:style>
-  <w:style w:type="paragraph" w:styleId="HorizontalLine">
+  <w:style w:type="paragraph" w:customStyle="1" w:styleId="HorizontalLine">
     <w:name w:val="Horizontal Line"/>
     <w:basedOn w:val="Normal"/>
     <w:next w:val="BodyText"/>
@@ -4866,86 +5990,65 @@
       <w:pBdr>
         <w:bottom w:val="double" w:sz="2" w:space="0" w:color="808080"/>
       </w:pBdr>
-      <w:spacing w:before="0" w:after="283"/>
+      <w:spacing w:after="283"/>
     </w:pPr>
     <w:rPr>
       <w:sz w:val="12"/>
       <w:szCs w:val="12"/>
     </w:rPr>
   </w:style>
-  <w:style w:type="numbering" w:styleId="NoList" w:default="1">
-    <w:name w:val="No List"/>
-    <w:uiPriority w:val="99"/>
-    <w:semiHidden/>
-    <w:unhideWhenUsed/>
-    <w:qFormat/>
-  </w:style>
-  <w:style w:type="table" w:default="1" w:styleId="TableNormal">
-    <w:name w:val="Normal Table"/>
-    <w:uiPriority w:val="99"/>
-    <w:semiHidden/>
-    <w:unhideWhenUsed/>
-    <w:tblPr>
-      <w:tblCellMar>
-        <w:top w:w="0" w:type="dxa"/>
-        <w:left w:w="108" w:type="dxa"/>
-        <w:bottom w:w="0" w:type="dxa"/>
-        <w:right w:w="108" w:type="dxa"/>
-      </w:tblCellMar>
-    </w:tblPr>
-  </w:style>
 </w:styles>
 </file>
 
 <file path=word/theme/theme1.xml><?xml version="1.0" encoding="utf-8"?>
-<a:theme xmlns:a="http://schemas.openxmlformats.org/drawingml/2006/main" xmlns:r="http://schemas.openxmlformats.org/officeDocument/2006/relationships" name="Office Theme">
+<a:theme xmlns:a="http://schemas.openxmlformats.org/drawingml/2006/main" name="Office Theme">
   <a:themeElements>
     <a:clrScheme name="Office">
       <a:dk1>
         <a:srgbClr val="000000"/>
       </a:dk1>
       <a:lt1>
-        <a:srgbClr val="ffffff"/>
+        <a:srgbClr val="FFFFFF"/>
       </a:lt1>
       <a:dk2>
-        <a:srgbClr val="44546a"/>
+        <a:srgbClr val="44546A"/>
       </a:dk2>
       <a:lt2>
-        <a:srgbClr val="e7e6e6"/>
+        <a:srgbClr val="E7E6E6"/>
       </a:lt2>
       <a:accent1>
-        <a:srgbClr val="5b9bd5"/>
+        <a:srgbClr val="5B9BD5"/>
       </a:accent1>
       <a:accent2>
-        <a:srgbClr val="ed7d31"/>
+        <a:srgbClr val="ED7D31"/>
       </a:accent2>
       <a:accent3>
-        <a:srgbClr val="a5a5a5"/>
+        <a:srgbClr val="A5A5A5"/>
       </a:accent3>
       <a:accent4>
-        <a:srgbClr val="ffc000"/>
+        <a:srgbClr val="FFC000"/>
       </a:accent4>
       <a:accent5>
-        <a:srgbClr val="4472c4"/>
+        <a:srgbClr val="4472C4"/>
       </a:accent5>
       <a:accent6>
-        <a:srgbClr val="70ad47"/>
+        <a:srgbClr val="70AD47"/>
       </a:accent6>
       <a:hlink>
-        <a:srgbClr val="0563c1"/>
+        <a:srgbClr val="0563C1"/>
       </a:hlink>
       <a:folHlink>
-        <a:srgbClr val="954f72"/>
+        <a:srgbClr val="954F72"/>
       </a:folHlink>
     </a:clrScheme>
     <a:fontScheme name="Office">
       <a:majorFont>
-        <a:latin typeface="Calibri Light" panose="020F0302020204030204" pitchFamily="0" charset="1"/>
+        <a:latin typeface="Calibri Light" panose="020F0302020204030204"/>
         <a:ea typeface=""/>
         <a:cs typeface=""/>
       </a:majorFont>
       <a:minorFont>
-        <a:latin typeface="Calibri" panose="020F0502020204030204" pitchFamily="0" charset="1"/>
+        <a:latin typeface="Calibri" panose="020F0502020204030204"/>
         <a:ea typeface=""/>
         <a:cs typeface=""/>
       </a:minorFont>
@@ -4977,7 +6080,7 @@
             </a:gs>
           </a:gsLst>
           <a:lin ang="5400000" scaled="0"/>
-          <a:tileRect l="0" t="0" r="0" b="0"/>
+          <a:tileRect/>
         </a:gradFill>
         <a:gradFill>
           <a:gsLst>
@@ -5001,7 +6104,7 @@
             </a:gs>
           </a:gsLst>
           <a:lin ang="5400000" scaled="0"/>
-          <a:tileRect l="0" t="0" r="0" b="0"/>
+          <a:tileRect/>
         </a:gradFill>
       </a:fillStyleLst>
       <a:lnStyleLst>
@@ -5061,10 +6164,12 @@
             </a:gs>
           </a:gsLst>
           <a:lin ang="5400000" scaled="0"/>
-          <a:tileRect l="0" t="0" r="0" b="0"/>
+          <a:tileRect/>
         </a:gradFill>
       </a:bgFillStyleLst>
     </a:fmtScheme>
   </a:themeElements>
+  <a:objectDefaults/>
+  <a:extraClrSchemeLst/>
 </a:theme>
 </file>
--- a/Denisenko_Dmitry_CV.docx
+++ b/Denisenko_Dmitry_CV.docx
@@ -59,7 +59,7 @@
           <w:rFonts w:ascii="Arial" w:eastAsia="Arial" w:hAnsi="Arial" w:cs="Arial"/>
           <w:color w:val="999997"/>
         </w:rPr>
-        <w:t>Java Developer (API Integration/Development, eCommerce, ETL, SOA)</w:t>
+        <w:t>Backend Engineer | Team Lead | Java, ReactJS, DesOps, K8s, AWS</w:t>
       </w:r>
     </w:p>
     <w:p>
@@ -456,7 +456,13 @@
     <w:p>
       <w:r>
         <w:br/>
-        <w:t xml:space="preserve">• 15+ years of professional experience in the IT industry - proficient developer on popular web and backend platforms (Spring Boot, Symfony, Magento, React, </w:t>
+        <w:t xml:space="preserve">• 15+ years of professional experience in the IT industry - proficient developer on popular web and backend platforms (Spring </w:t>
+      </w:r>
+      <w:r>
+        <w:t>Framework ecosystem</w:t>
+      </w:r>
+      <w:r>
+        <w:t xml:space="preserve">, Symfony, Magento, React, </w:t>
       </w:r>
       <w:proofErr w:type="spellStart"/>
       <w:r>
@@ -465,6 +471,21 @@
       <w:proofErr w:type="spellEnd"/>
       <w:r>
         <w:t>);</w:t>
+      </w:r>
+      <w:r>
+        <w:br/>
+      </w:r>
+      <w:r>
+        <w:t xml:space="preserve">• 5 </w:t>
+      </w:r>
+      <w:r>
+        <w:t>years’ experience</w:t>
+      </w:r>
+      <w:r>
+        <w:t xml:space="preserve"> </w:t>
+      </w:r>
+      <w:r>
+        <w:t>with Java 11, 17, 21, Spring Boot 2 and 3, Spring Cloud, Camel 4, Kafka, Hibernate, microservices, etc.</w:t>
       </w:r>
       <w:r>
         <w:br/>
@@ -484,7 +505,10 @@
       </w:r>
       <w:r>
         <w:br/>
-        <w:t>• I am passionate about sharing some nice and suitable solutions to open source;</w:t>
+        <w:t>• I am passionate about sharing some nice and suitable solutions to open source</w:t>
+      </w:r>
+      <w:r>
+        <w:t>;</w:t>
       </w:r>
       <w:r>
         <w:br/>
@@ -583,6 +607,7 @@
       </w:r>
       <w:proofErr w:type="spellStart"/>
       <w:r>
+        <w:lastRenderedPageBreak/>
         <w:t>Fargate</w:t>
       </w:r>
       <w:proofErr w:type="spellEnd"/>
@@ -599,11 +624,7 @@
       </w:r>
       <w:proofErr w:type="spellEnd"/>
       <w:r>
-        <w:t xml:space="preserve">, load </w:t>
-      </w:r>
-      <w:r>
-        <w:lastRenderedPageBreak/>
-        <w:t>balancing, fault tolerance, monitoring, etc.);</w:t>
+        <w:t>, load balancing, fault tolerance, monitoring, etc.);</w:t>
       </w:r>
       <w:r>
         <w:br/>
@@ -2167,7 +2188,18 @@
           <w:szCs w:val="20"/>
           <w:shd w:val="clear" w:color="auto" w:fill="FFFFFF"/>
         </w:rPr>
-        <w:t>implements event-sourcing &amp; saga design patterns to manage distributed transactions across microservices. Also, a key point in development is that the application must be ready for a multi-cloud environment, so we have a restricted list of infrastructure tools &amp; instruments.</w:t>
+        <w:t>implements event-</w:t>
+      </w:r>
+      <w:r>
+        <w:rPr>
+          <w:rFonts w:ascii="Arial" w:eastAsia="Arial" w:hAnsi="Arial" w:cs="Arial"/>
+          <w:color w:val="061018"/>
+          <w:sz w:val="20"/>
+          <w:szCs w:val="20"/>
+          <w:shd w:val="clear" w:color="auto" w:fill="FFFFFF"/>
+        </w:rPr>
+        <w:lastRenderedPageBreak/>
+        <w:t>sourcing &amp; saga design patterns to manage distributed transactions across microservices. Also, a key point in development is that the application must be ready for a multi-cloud environment, so we have a restricted list of infrastructure tools &amp; instruments.</w:t>
       </w:r>
     </w:p>
     <w:p>
@@ -2192,7 +2224,6 @@
           <w:color w:val="231F20"/>
           <w:sz w:val="20"/>
         </w:rPr>
-        <w:lastRenderedPageBreak/>
         <w:t xml:space="preserve">Languages: </w:t>
       </w:r>
       <w:r>
@@ -3714,7 +3745,6 @@
           <w:color w:val="231F20"/>
           <w:sz w:val="20"/>
         </w:rPr>
-        <w:lastRenderedPageBreak/>
         <w:t>Client:</w:t>
       </w:r>
       <w:r>

--- a/Denisenko_Dmitry_CV.docx
+++ b/Denisenko_Dmitry_CV.docx
@@ -97,7 +97,14 @@
           <w:rFonts w:ascii="Arial" w:eastAsia="Arial" w:hAnsi="Arial" w:cs="Arial"/>
           <w:color w:val="231F20"/>
         </w:rPr>
-        <w:t>I'm a web developer interested in full-stack, event-driven microservices, DevOps, K8s architecture, and more</w:t>
+        <w:t>Results-driven Software Engineer with 5+ years of experience architecting, developing, and optimizing Java-based SaaS web applications, ETL pipelines, batch/stream processing, and API-driven integrations.</w:t>
+      </w:r>
+      <w:r>
+        <w:rPr>
+          <w:rFonts w:ascii="Arial" w:eastAsia="Arial" w:hAnsi="Arial" w:cs="Arial"/>
+          <w:color w:val="231F20"/>
+        </w:rPr>
+        <w:t xml:space="preserve"> </w:t>
       </w:r>
     </w:p>
     <w:p>
@@ -108,13 +115,42 @@
           <w:color w:val="231F20"/>
         </w:rPr>
       </w:pPr>
-      <w:r>
-        <w:rPr>
-          <w:rFonts w:ascii="Arial" w:eastAsia="Arial" w:hAnsi="Arial" w:cs="Arial"/>
-          <w:color w:val="231F20"/>
-        </w:rPr>
-        <w:br/>
-        <w:t>I really enjoy building open-source software, specializing in creating RESTful APIs, distributed services, ETL, batch data processing, and cloud-native apps.</w:t>
+    </w:p>
+    <w:p>
+      <w:pPr>
+        <w:spacing w:after="0" w:line="264" w:lineRule="auto"/>
+        <w:rPr>
+          <w:rFonts w:ascii="Arial" w:eastAsia="Arial" w:hAnsi="Arial" w:cs="Arial"/>
+          <w:color w:val="231F20"/>
+        </w:rPr>
+      </w:pPr>
+      <w:r>
+        <w:rPr>
+          <w:rFonts w:ascii="Arial" w:eastAsia="Arial" w:hAnsi="Arial" w:cs="Arial"/>
+          <w:color w:val="231F20"/>
+        </w:rPr>
+        <w:t>I'm interested in full-stack, event-driven microservices, DevOps, K8s architecture,</w:t>
+      </w:r>
+      <w:r>
+        <w:rPr>
+          <w:rFonts w:ascii="Arial" w:eastAsia="Arial" w:hAnsi="Arial" w:cs="Arial"/>
+          <w:color w:val="231F20"/>
+        </w:rPr>
+        <w:t xml:space="preserve"> AI-driven apps,</w:t>
+      </w:r>
+      <w:r>
+        <w:rPr>
+          <w:rFonts w:ascii="Arial" w:eastAsia="Arial" w:hAnsi="Arial" w:cs="Arial"/>
+          <w:color w:val="231F20"/>
+        </w:rPr>
+        <w:t xml:space="preserve"> and more</w:t>
+      </w:r>
+      <w:r>
+        <w:rPr>
+          <w:rFonts w:ascii="Arial" w:eastAsia="Arial" w:hAnsi="Arial" w:cs="Arial"/>
+          <w:color w:val="231F20"/>
+        </w:rPr>
+        <w:t>.</w:t>
       </w:r>
     </w:p>
     <w:p>
@@ -334,19 +370,8 @@
                   <w:bCs/>
                   <w:color w:val="1F4E79"/>
                 </w:rPr>
-                <w:t>github.com/</w:t>
+                <w:t>github.com/dimdnk</w:t>
               </w:r>
-              <w:proofErr w:type="spellStart"/>
-              <w:r>
-                <w:rPr>
-                  <w:rFonts w:ascii="Arial" w:eastAsia="Arial" w:hAnsi="Arial" w:cs="Arial"/>
-                  <w:b/>
-                  <w:bCs/>
-                  <w:color w:val="1F4E79"/>
-                </w:rPr>
-                <w:t>dimdnk</w:t>
-              </w:r>
-              <w:proofErr w:type="spellEnd"/>
             </w:hyperlink>
           </w:p>
         </w:tc>
@@ -412,19 +437,8 @@
                   <w:bCs/>
                   <w:color w:val="1F4E79"/>
                 </w:rPr>
-                <w:t>linkedin.com/in/</w:t>
+                <w:t>linkedin.com/in/dimdnk</w:t>
               </w:r>
-              <w:proofErr w:type="spellStart"/>
-              <w:r>
-                <w:rPr>
-                  <w:rFonts w:ascii="Arial" w:eastAsia="Arial" w:hAnsi="Arial" w:cs="Arial"/>
-                  <w:b/>
-                  <w:bCs/>
-                  <w:color w:val="1F4E79"/>
-                </w:rPr>
-                <w:t>dimdnk</w:t>
-              </w:r>
-              <w:proofErr w:type="spellEnd"/>
             </w:hyperlink>
           </w:p>
         </w:tc>
@@ -462,30 +476,11 @@
         <w:t>Framework ecosystem</w:t>
       </w:r>
       <w:r>
-        <w:t xml:space="preserve">, Symfony, Magento, React, </w:t>
-      </w:r>
-      <w:proofErr w:type="spellStart"/>
-      <w:r>
-        <w:t>etc</w:t>
-      </w:r>
-      <w:proofErr w:type="spellEnd"/>
-      <w:r>
-        <w:t>);</w:t>
+        <w:t>, Symfony, Magento, React, etc);</w:t>
       </w:r>
       <w:r>
         <w:br/>
-      </w:r>
-      <w:r>
-        <w:t xml:space="preserve">• 5 </w:t>
-      </w:r>
-      <w:r>
-        <w:t>years’ experience</w:t>
-      </w:r>
-      <w:r>
-        <w:t xml:space="preserve"> </w:t>
-      </w:r>
-      <w:r>
-        <w:t>with Java 11, 17, 21, Spring Boot 2 and 3, Spring Cloud, Camel 4, Kafka, Hibernate, microservices, etc.</w:t>
+        <w:t>• 5 years’ experience with Java 11, 17, 21, Spring Boot 2 and 3, Spring Cloud, Camel 4, Kafka, Hibernate, microservices, etc.</w:t>
       </w:r>
       <w:r>
         <w:br/>
@@ -523,23 +518,7 @@
       </w:r>
       <w:r>
         <w:br/>
-        <w:t xml:space="preserve">• Experience with Spring, </w:t>
-      </w:r>
-      <w:proofErr w:type="spellStart"/>
-      <w:r>
-        <w:t>Quarkus</w:t>
-      </w:r>
-      <w:proofErr w:type="spellEnd"/>
-      <w:r>
-        <w:t xml:space="preserve">, </w:t>
-      </w:r>
-      <w:proofErr w:type="spellStart"/>
-      <w:r>
-        <w:t>Vaadin</w:t>
-      </w:r>
-      <w:proofErr w:type="spellEnd"/>
-      <w:r>
-        <w:t>, Angular, Zend, and other MVC frameworks;</w:t>
+        <w:t>• Experience with Spring, Quarkus, Vaadin, Angular, Zend, and other MVC frameworks;</w:t>
       </w:r>
       <w:r>
         <w:br/>
@@ -559,35 +538,11 @@
       </w:r>
       <w:r>
         <w:br/>
-        <w:t xml:space="preserve">• Experience with different modules of Spring Framework like Web, </w:t>
-      </w:r>
-      <w:proofErr w:type="spellStart"/>
-      <w:r>
-        <w:t>Webflux</w:t>
-      </w:r>
-      <w:proofErr w:type="spellEnd"/>
-      <w:r>
-        <w:t>, Batch, JDBC, Data Couchbase, REST, Security, Spring Cloud (Task, Gateway, Config, Vault, Sleuth);</w:t>
+        <w:t>• Experience with different modules of Spring Framework like Web, Webflux, Batch, JDBC, Data Couchbase, REST, Security, Spring Cloud (Task, Gateway, Config, Vault, Sleuth);</w:t>
       </w:r>
       <w:r>
         <w:br/>
-        <w:t xml:space="preserve">• Working experience in building ELT using Spring Boot, Kafka Streams, Apache Camel 4, </w:t>
-      </w:r>
-      <w:proofErr w:type="spellStart"/>
-      <w:r>
-        <w:t>Mapstruct</w:t>
-      </w:r>
-      <w:proofErr w:type="spellEnd"/>
-      <w:r>
-        <w:t xml:space="preserve">, Commons </w:t>
-      </w:r>
-      <w:proofErr w:type="spellStart"/>
-      <w:r>
-        <w:t>HttpClient</w:t>
-      </w:r>
-      <w:proofErr w:type="spellEnd"/>
-      <w:r>
-        <w:t>;</w:t>
+        <w:t>• Working experience in building ELT using Spring Boot, Kafka Streams, Apache Camel 4, Mapstruct, Commons HttpClient;</w:t>
       </w:r>
       <w:r>
         <w:br/>
@@ -595,36 +550,15 @@
       </w:r>
       <w:r>
         <w:br/>
-        <w:t xml:space="preserve">• Experience with Kubernetes, OpenShift environments, AWS cloud services like EC2, S3, </w:t>
-      </w:r>
-      <w:proofErr w:type="spellStart"/>
-      <w:r>
-        <w:t>Cloudfront</w:t>
-      </w:r>
-      <w:proofErr w:type="spellEnd"/>
-      <w:r>
-        <w:t xml:space="preserve">, EKS, and </w:t>
-      </w:r>
-      <w:proofErr w:type="spellStart"/>
+        <w:t xml:space="preserve">• Experience with Kubernetes, OpenShift environments, AWS cloud services like EC2, S3, Cloudfront, EKS, and </w:t>
+      </w:r>
       <w:r>
         <w:lastRenderedPageBreak/>
-        <w:t>Fargate</w:t>
-      </w:r>
-      <w:proofErr w:type="spellEnd"/>
-      <w:r>
-        <w:t>, and a capability with Google Cloud Run for multi-cloud;</w:t>
+        <w:t>Fargate, and a capability with Google Cloud Run for multi-cloud;</w:t>
       </w:r>
       <w:r>
         <w:br/>
-        <w:t xml:space="preserve">• Deep understanding and hands-on experience with microservice architecture (autonomy, </w:t>
-      </w:r>
-      <w:proofErr w:type="spellStart"/>
-      <w:r>
-        <w:t>deployability</w:t>
-      </w:r>
-      <w:proofErr w:type="spellEnd"/>
-      <w:r>
-        <w:t>, load balancing, fault tolerance, monitoring, etc.);</w:t>
+        <w:t>• Deep understanding and hands-on experience with microservice architecture (autonomy, deployability, load balancing, fault tolerance, monitoring, etc.);</w:t>
       </w:r>
       <w:r>
         <w:br/>
@@ -648,15 +582,7 @@
       </w:r>
       <w:r>
         <w:br/>
-        <w:t xml:space="preserve">- following development methodology and processes (Agile, Scrum, </w:t>
-      </w:r>
-      <w:proofErr w:type="spellStart"/>
-      <w:r>
-        <w:t>SAFe</w:t>
-      </w:r>
-      <w:proofErr w:type="spellEnd"/>
-      <w:r>
-        <w:t xml:space="preserve">, Kanban); </w:t>
+        <w:t xml:space="preserve">- following development methodology and processes (Agile, Scrum, SAFe, Kanban); </w:t>
       </w:r>
     </w:p>
     <w:p>
@@ -946,7 +872,6 @@
           <w:sz w:val="20"/>
         </w:rPr>
       </w:pPr>
-      <w:proofErr w:type="spellStart"/>
       <w:r>
         <w:rPr>
           <w:rFonts w:ascii="Arial" w:eastAsia="Arial" w:hAnsi="Arial" w:cs="Arial"/>
@@ -957,7 +882,6 @@
         </w:rPr>
         <w:t>WellCart</w:t>
       </w:r>
-      <w:proofErr w:type="spellEnd"/>
     </w:p>
     <w:p>
       <w:pPr>
@@ -1252,47 +1176,26 @@
           <w:color w:val="231F20"/>
           <w:sz w:val="20"/>
         </w:rPr>
-        <w:t>Client</w:t>
-      </w:r>
-      <w:proofErr w:type="gramStart"/>
-      <w:r>
-        <w:rPr>
-          <w:rFonts w:ascii="Arial" w:eastAsia="Arial" w:hAnsi="Arial" w:cs="Arial"/>
-          <w:b/>
-          <w:bCs/>
-          <w:color w:val="231F20"/>
-          <w:sz w:val="20"/>
-        </w:rPr>
-        <w:t xml:space="preserve">: </w:t>
-      </w:r>
-      <w:r>
-        <w:rPr>
-          <w:rFonts w:ascii="Arial" w:eastAsia="Arial" w:hAnsi="Arial" w:cs="Arial"/>
-          <w:b/>
-          <w:bCs/>
-          <w:color w:val="231F20"/>
-          <w:sz w:val="20"/>
-        </w:rPr>
-        <w:tab/>
-      </w:r>
-      <w:r>
-        <w:rPr>
-          <w:rFonts w:ascii="Arial" w:eastAsia="Arial" w:hAnsi="Arial" w:cs="Arial"/>
-          <w:bCs/>
-          <w:color w:val="231F20"/>
-          <w:sz w:val="20"/>
-        </w:rPr>
-        <w:t>One</w:t>
-      </w:r>
-      <w:proofErr w:type="gramEnd"/>
-      <w:r>
-        <w:rPr>
-          <w:rFonts w:ascii="Arial" w:eastAsia="Arial" w:hAnsi="Arial" w:cs="Arial"/>
-          <w:bCs/>
-          <w:color w:val="231F20"/>
-          <w:sz w:val="20"/>
-        </w:rPr>
-        <w:t xml:space="preserve"> of Europe's largest asset managers</w:t>
+        <w:t xml:space="preserve">Client: </w:t>
+      </w:r>
+      <w:r>
+        <w:rPr>
+          <w:rFonts w:ascii="Arial" w:eastAsia="Arial" w:hAnsi="Arial" w:cs="Arial"/>
+          <w:b/>
+          <w:bCs/>
+          <w:color w:val="231F20"/>
+          <w:sz w:val="20"/>
+        </w:rPr>
+        <w:tab/>
+      </w:r>
+      <w:r>
+        <w:rPr>
+          <w:rFonts w:ascii="Arial" w:eastAsia="Arial" w:hAnsi="Arial" w:cs="Arial"/>
+          <w:bCs/>
+          <w:color w:val="231F20"/>
+          <w:sz w:val="20"/>
+        </w:rPr>
+        <w:t>One of Europe's largest asset managers</w:t>
       </w:r>
     </w:p>
     <w:p>
@@ -1316,47 +1219,26 @@
           <w:color w:val="231F20"/>
           <w:sz w:val="20"/>
         </w:rPr>
-        <w:t>Overview</w:t>
-      </w:r>
-      <w:proofErr w:type="gramStart"/>
-      <w:r>
-        <w:rPr>
-          <w:rFonts w:ascii="Arial" w:eastAsia="Arial" w:hAnsi="Arial" w:cs="Arial"/>
-          <w:b/>
-          <w:bCs/>
-          <w:color w:val="231F20"/>
-          <w:sz w:val="20"/>
-        </w:rPr>
-        <w:t xml:space="preserve">: </w:t>
-      </w:r>
-      <w:r>
-        <w:rPr>
-          <w:rFonts w:ascii="Arial" w:eastAsia="Arial" w:hAnsi="Arial" w:cs="Arial"/>
-          <w:b/>
-          <w:bCs/>
-          <w:color w:val="231F20"/>
-          <w:sz w:val="20"/>
-        </w:rPr>
-        <w:tab/>
-      </w:r>
-      <w:r>
-        <w:rPr>
-          <w:rFonts w:ascii="Arial" w:eastAsia="Arial" w:hAnsi="Arial" w:cs="Arial"/>
-          <w:bCs/>
-          <w:color w:val="231F20"/>
-          <w:sz w:val="20"/>
-        </w:rPr>
-        <w:t>The</w:t>
-      </w:r>
-      <w:proofErr w:type="gramEnd"/>
-      <w:r>
-        <w:rPr>
-          <w:rFonts w:ascii="Arial" w:eastAsia="Arial" w:hAnsi="Arial" w:cs="Arial"/>
-          <w:bCs/>
-          <w:color w:val="231F20"/>
-          <w:sz w:val="20"/>
-        </w:rPr>
-        <w:t xml:space="preserve"> project’s goal was to build, test, and maintain event-driven microservices using the Apache Camel framework, Kafka Streams, and Hibernate.</w:t>
+        <w:t xml:space="preserve">Overview: </w:t>
+      </w:r>
+      <w:r>
+        <w:rPr>
+          <w:rFonts w:ascii="Arial" w:eastAsia="Arial" w:hAnsi="Arial" w:cs="Arial"/>
+          <w:b/>
+          <w:bCs/>
+          <w:color w:val="231F20"/>
+          <w:sz w:val="20"/>
+        </w:rPr>
+        <w:tab/>
+      </w:r>
+      <w:r>
+        <w:rPr>
+          <w:rFonts w:ascii="Arial" w:eastAsia="Arial" w:hAnsi="Arial" w:cs="Arial"/>
+          <w:bCs/>
+          <w:color w:val="231F20"/>
+          <w:sz w:val="20"/>
+        </w:rPr>
+        <w:t>The project’s goal was to build, test, and maintain event-driven microservices using the Apache Camel framework, Kafka Streams, and Hibernate.</w:t>
       </w:r>
     </w:p>
     <w:p>
@@ -1393,25 +1275,14 @@
         </w:rPr>
         <w:tab/>
       </w:r>
-      <w:proofErr w:type="gramStart"/>
-      <w:r>
-        <w:rPr>
-          <w:rFonts w:ascii="Arial" w:eastAsia="Arial" w:hAnsi="Arial" w:cs="Arial"/>
-          <w:bCs/>
-          <w:color w:val="231F20"/>
-          <w:sz w:val="20"/>
-        </w:rPr>
-        <w:t>Java,  PL</w:t>
-      </w:r>
-      <w:proofErr w:type="gramEnd"/>
-      <w:r>
-        <w:rPr>
-          <w:rFonts w:ascii="Arial" w:eastAsia="Arial" w:hAnsi="Arial" w:cs="Arial"/>
-          <w:bCs/>
-          <w:color w:val="231F20"/>
-          <w:sz w:val="20"/>
-        </w:rPr>
-        <w:t>\SQL</w:t>
+      <w:r>
+        <w:rPr>
+          <w:rFonts w:ascii="Arial" w:eastAsia="Arial" w:hAnsi="Arial" w:cs="Arial"/>
+          <w:bCs/>
+          <w:color w:val="231F20"/>
+          <w:sz w:val="20"/>
+        </w:rPr>
+        <w:t>Java,  PL\SQL</w:t>
       </w:r>
     </w:p>
     <w:p>
@@ -1468,47 +1339,7 @@
           <w:color w:val="231F20"/>
           <w:sz w:val="20"/>
         </w:rPr>
-        <w:t xml:space="preserve">Spring Framework (Boot, Data), PostgreSQL, Hibernate, Apache Kafka, </w:t>
-      </w:r>
-      <w:proofErr w:type="spellStart"/>
-      <w:r>
-        <w:rPr>
-          <w:rFonts w:ascii="Arial" w:eastAsia="Arial" w:hAnsi="Arial" w:cs="Arial"/>
-          <w:bCs/>
-          <w:color w:val="231F20"/>
-          <w:sz w:val="20"/>
-        </w:rPr>
-        <w:t>Mapstruct</w:t>
-      </w:r>
-      <w:proofErr w:type="spellEnd"/>
-      <w:r>
-        <w:rPr>
-          <w:rFonts w:ascii="Arial" w:eastAsia="Arial" w:hAnsi="Arial" w:cs="Arial"/>
-          <w:bCs/>
-          <w:color w:val="231F20"/>
-          <w:sz w:val="20"/>
-        </w:rPr>
-        <w:t xml:space="preserve">, Apache Camel, JUnit, Mockito, Docker (Compose), OpenShift, Jenkins, SonarQube, </w:t>
-      </w:r>
-      <w:proofErr w:type="spellStart"/>
-      <w:r>
-        <w:rPr>
-          <w:rFonts w:ascii="Arial" w:eastAsia="Arial" w:hAnsi="Arial" w:cs="Arial"/>
-          <w:bCs/>
-          <w:color w:val="231F20"/>
-          <w:sz w:val="20"/>
-        </w:rPr>
-        <w:t>SpotBugs</w:t>
-      </w:r>
-      <w:proofErr w:type="spellEnd"/>
-      <w:r>
-        <w:rPr>
-          <w:rFonts w:ascii="Arial" w:eastAsia="Arial" w:hAnsi="Arial" w:cs="Arial"/>
-          <w:bCs/>
-          <w:color w:val="231F20"/>
-          <w:sz w:val="20"/>
-        </w:rPr>
-        <w:t>, PMD, Maven, etc.</w:t>
+        <w:t>Spring Framework (Boot, Data), PostgreSQL, Hibernate, Apache Kafka, Mapstruct, Apache Camel, JUnit, Mockito, Docker (Compose), OpenShift, Jenkins, SonarQube, SpotBugs, PMD, Maven, etc.</w:t>
       </w:r>
     </w:p>
     <w:p>
@@ -1533,18 +1364,7 @@
           <w:color w:val="231F20"/>
           <w:sz w:val="20"/>
         </w:rPr>
-        <w:t>Position</w:t>
-      </w:r>
-      <w:proofErr w:type="gramStart"/>
-      <w:r>
-        <w:rPr>
-          <w:rFonts w:ascii="Arial" w:eastAsia="Arial" w:hAnsi="Arial" w:cs="Arial"/>
-          <w:b/>
-          <w:bCs/>
-          <w:color w:val="231F20"/>
-          <w:sz w:val="20"/>
-        </w:rPr>
-        <w:t xml:space="preserve">: </w:t>
+        <w:t xml:space="preserve">Position: </w:t>
       </w:r>
       <w:r>
         <w:rPr>
@@ -1565,7 +1385,6 @@
         </w:rPr>
         <w:t>Senior</w:t>
       </w:r>
-      <w:proofErr w:type="gramEnd"/>
       <w:r>
         <w:rPr>
           <w:rFonts w:ascii="Arial" w:eastAsia="Arial" w:hAnsi="Arial" w:cs="Arial"/>
@@ -1649,18 +1468,8 @@
           <w:color w:val="231F20"/>
           <w:sz w:val="20"/>
         </w:rPr>
-        <w:t xml:space="preserve"> </w:t>
-      </w:r>
-      <w:proofErr w:type="gramStart"/>
-      <w:r>
-        <w:rPr>
-          <w:rFonts w:ascii="Arial" w:eastAsia="Arial" w:hAnsi="Arial" w:cs="Arial"/>
-          <w:color w:val="231F20"/>
-          <w:sz w:val="20"/>
-        </w:rPr>
-        <w:t>specifics;</w:t>
-      </w:r>
-      <w:proofErr w:type="gramEnd"/>
+        <w:t xml:space="preserve"> specifics;</w:t>
+      </w:r>
     </w:p>
     <w:p>
       <w:pPr>
@@ -1683,18 +1492,8 @@
           <w:color w:val="231F20"/>
           <w:sz w:val="20"/>
         </w:rPr>
-        <w:t xml:space="preserve">Constructing a business rules system from </w:t>
-      </w:r>
-      <w:proofErr w:type="gramStart"/>
-      <w:r>
-        <w:rPr>
-          <w:rFonts w:ascii="Arial" w:eastAsia="Arial" w:hAnsi="Arial" w:cs="Arial"/>
-          <w:color w:val="231F20"/>
-          <w:sz w:val="20"/>
-        </w:rPr>
-        <w:t>scratch;</w:t>
-      </w:r>
-      <w:proofErr w:type="gramEnd"/>
+        <w:t>Constructing a business rules system from scratch;</w:t>
+      </w:r>
     </w:p>
     <w:p>
       <w:pPr>
@@ -1717,18 +1516,8 @@
           <w:color w:val="231F20"/>
           <w:sz w:val="20"/>
         </w:rPr>
-        <w:t xml:space="preserve">Analyzing, designing, and developing the in-house ETL engine and its </w:t>
-      </w:r>
-      <w:proofErr w:type="gramStart"/>
-      <w:r>
-        <w:rPr>
-          <w:rFonts w:ascii="Arial" w:eastAsia="Arial" w:hAnsi="Arial" w:cs="Arial"/>
-          <w:color w:val="231F20"/>
-          <w:sz w:val="20"/>
-        </w:rPr>
-        <w:t>modules;</w:t>
-      </w:r>
-      <w:proofErr w:type="gramEnd"/>
+        <w:t>Analyzing, designing, and developing the in-house ETL engine and its modules;</w:t>
+      </w:r>
     </w:p>
     <w:p>
       <w:pPr>
@@ -1775,54 +1564,8 @@
           <w:color w:val="231F20"/>
           <w:sz w:val="20"/>
         </w:rPr>
-        <w:t xml:space="preserve">Implemented containerization strategies with a variety of </w:t>
-      </w:r>
-      <w:proofErr w:type="spellStart"/>
-      <w:r>
-        <w:rPr>
-          <w:rFonts w:ascii="Arial" w:eastAsia="Arial" w:hAnsi="Arial" w:cs="Arial"/>
-          <w:color w:val="231F20"/>
-          <w:sz w:val="20"/>
-        </w:rPr>
-        <w:t>Jenkinsfiles</w:t>
-      </w:r>
-      <w:proofErr w:type="spellEnd"/>
-      <w:r>
-        <w:rPr>
-          <w:rFonts w:ascii="Arial" w:eastAsia="Arial" w:hAnsi="Arial" w:cs="Arial"/>
-          <w:color w:val="231F20"/>
-          <w:sz w:val="20"/>
-        </w:rPr>
-        <w:t xml:space="preserve">, </w:t>
-      </w:r>
-      <w:proofErr w:type="spellStart"/>
-      <w:r>
-        <w:rPr>
-          <w:rFonts w:ascii="Arial" w:eastAsia="Arial" w:hAnsi="Arial" w:cs="Arial"/>
-          <w:color w:val="231F20"/>
-          <w:sz w:val="20"/>
-        </w:rPr>
-        <w:t>Dockerfiles</w:t>
-      </w:r>
-      <w:proofErr w:type="spellEnd"/>
-      <w:r>
-        <w:rPr>
-          <w:rFonts w:ascii="Arial" w:eastAsia="Arial" w:hAnsi="Arial" w:cs="Arial"/>
-          <w:color w:val="231F20"/>
-          <w:sz w:val="20"/>
-        </w:rPr>
-        <w:t xml:space="preserve">, </w:t>
-      </w:r>
-      <w:proofErr w:type="spellStart"/>
-      <w:r>
-        <w:rPr>
-          <w:rFonts w:ascii="Arial" w:eastAsia="Arial" w:hAnsi="Arial" w:cs="Arial"/>
-          <w:color w:val="231F20"/>
-          <w:sz w:val="20"/>
-        </w:rPr>
-        <w:t>podman</w:t>
-      </w:r>
-      <w:proofErr w:type="spellEnd"/>
+        <w:t>Implemented containerization strategies with a variety of Jenkinsfiles, Dockerfiles, podman</w:t>
+      </w:r>
     </w:p>
     <w:p>
       <w:pPr>
@@ -1845,18 +1588,8 @@
           <w:color w:val="231F20"/>
           <w:sz w:val="20"/>
         </w:rPr>
-        <w:t xml:space="preserve">Developed monitoring and logging systems with </w:t>
-      </w:r>
-      <w:proofErr w:type="spellStart"/>
-      <w:r>
-        <w:rPr>
-          <w:rFonts w:ascii="Arial" w:eastAsia="Arial" w:hAnsi="Arial" w:cs="Arial"/>
-          <w:color w:val="231F20"/>
-          <w:sz w:val="20"/>
-        </w:rPr>
-        <w:t>Prometheus+Grafana+Loki+Promtail</w:t>
-      </w:r>
-      <w:proofErr w:type="spellEnd"/>
+        <w:t>Developed monitoring and logging systems with Prometheus+Grafana+Loki+Promtail</w:t>
+      </w:r>
     </w:p>
     <w:p>
       <w:pPr>
@@ -1879,18 +1612,8 @@
           <w:color w:val="231F20"/>
           <w:sz w:val="20"/>
         </w:rPr>
-        <w:t xml:space="preserve">Keeping compliance with the code quality measurements and industry best </w:t>
-      </w:r>
-      <w:proofErr w:type="gramStart"/>
-      <w:r>
-        <w:rPr>
-          <w:rFonts w:ascii="Arial" w:eastAsia="Arial" w:hAnsi="Arial" w:cs="Arial"/>
-          <w:color w:val="231F20"/>
-          <w:sz w:val="20"/>
-        </w:rPr>
-        <w:t>practices;</w:t>
-      </w:r>
-      <w:proofErr w:type="gramEnd"/>
+        <w:t>Keeping compliance with the code quality measurements and industry best practices;</w:t>
+      </w:r>
     </w:p>
     <w:p>
       <w:pPr>
@@ -1913,18 +1636,8 @@
           <w:color w:val="231F20"/>
           <w:sz w:val="20"/>
         </w:rPr>
-        <w:t xml:space="preserve">Documenting of practice, processes, and </w:t>
-      </w:r>
-      <w:proofErr w:type="gramStart"/>
-      <w:r>
-        <w:rPr>
-          <w:rFonts w:ascii="Arial" w:eastAsia="Arial" w:hAnsi="Arial" w:cs="Arial"/>
-          <w:color w:val="231F20"/>
-          <w:sz w:val="20"/>
-        </w:rPr>
-        <w:t>software;</w:t>
-      </w:r>
-      <w:proofErr w:type="gramEnd"/>
+        <w:t>Documenting of practice, processes, and software;</w:t>
+      </w:r>
     </w:p>
     <w:p>
       <w:pPr>
@@ -1947,18 +1660,8 @@
           <w:color w:val="231F20"/>
           <w:sz w:val="20"/>
         </w:rPr>
-        <w:t xml:space="preserve">Ensuring proper implementation of changes in accordance with agreed Change Management </w:t>
-      </w:r>
-      <w:proofErr w:type="gramStart"/>
-      <w:r>
-        <w:rPr>
-          <w:rFonts w:ascii="Arial" w:eastAsia="Arial" w:hAnsi="Arial" w:cs="Arial"/>
-          <w:color w:val="231F20"/>
-          <w:sz w:val="20"/>
-        </w:rPr>
-        <w:t>procedures;</w:t>
-      </w:r>
-      <w:proofErr w:type="gramEnd"/>
+        <w:t>Ensuring proper implementation of changes in accordance with agreed Change Management procedures;</w:t>
+      </w:r>
     </w:p>
     <w:p>
       <w:pPr>
@@ -2052,47 +1755,26 @@
           <w:color w:val="231F20"/>
           <w:sz w:val="20"/>
         </w:rPr>
-        <w:t>Client</w:t>
-      </w:r>
-      <w:proofErr w:type="gramStart"/>
-      <w:r>
-        <w:rPr>
-          <w:rFonts w:ascii="Arial" w:eastAsia="Arial" w:hAnsi="Arial" w:cs="Arial"/>
-          <w:b/>
-          <w:bCs/>
-          <w:color w:val="231F20"/>
-          <w:sz w:val="20"/>
-        </w:rPr>
-        <w:t xml:space="preserve">: </w:t>
-      </w:r>
-      <w:r>
-        <w:rPr>
-          <w:rFonts w:ascii="Arial" w:eastAsia="Arial" w:hAnsi="Arial" w:cs="Arial"/>
-          <w:b/>
-          <w:bCs/>
-          <w:color w:val="231F20"/>
-          <w:sz w:val="20"/>
-        </w:rPr>
-        <w:tab/>
-      </w:r>
-      <w:r>
-        <w:rPr>
-          <w:rFonts w:ascii="Arial" w:eastAsia="Arial" w:hAnsi="Arial" w:cs="Arial"/>
-          <w:bCs/>
-          <w:color w:val="231F20"/>
-          <w:sz w:val="20"/>
-        </w:rPr>
-        <w:t>Home</w:t>
-      </w:r>
-      <w:proofErr w:type="gramEnd"/>
-      <w:r>
-        <w:rPr>
-          <w:rFonts w:ascii="Arial" w:eastAsia="Arial" w:hAnsi="Arial" w:cs="Arial"/>
-          <w:bCs/>
-          <w:color w:val="231F20"/>
-          <w:sz w:val="20"/>
-        </w:rPr>
-        <w:t xml:space="preserve"> improvement and gardening retailer</w:t>
+        <w:t xml:space="preserve">Client: </w:t>
+      </w:r>
+      <w:r>
+        <w:rPr>
+          <w:rFonts w:ascii="Arial" w:eastAsia="Arial" w:hAnsi="Arial" w:cs="Arial"/>
+          <w:b/>
+          <w:bCs/>
+          <w:color w:val="231F20"/>
+          <w:sz w:val="20"/>
+        </w:rPr>
+        <w:tab/>
+      </w:r>
+      <w:r>
+        <w:rPr>
+          <w:rFonts w:ascii="Arial" w:eastAsia="Arial" w:hAnsi="Arial" w:cs="Arial"/>
+          <w:bCs/>
+          <w:color w:val="231F20"/>
+          <w:sz w:val="20"/>
+        </w:rPr>
+        <w:t>Home improvement and gardening retailer</w:t>
       </w:r>
       <w:r>
         <w:rPr>
@@ -2128,47 +1810,26 @@
           <w:color w:val="231F20"/>
           <w:sz w:val="20"/>
         </w:rPr>
-        <w:t>Overview</w:t>
-      </w:r>
-      <w:proofErr w:type="gramStart"/>
-      <w:r>
-        <w:rPr>
-          <w:rFonts w:ascii="Arial" w:eastAsia="Arial" w:hAnsi="Arial" w:cs="Arial"/>
-          <w:b/>
-          <w:bCs/>
-          <w:color w:val="231F20"/>
-          <w:sz w:val="20"/>
-        </w:rPr>
-        <w:t xml:space="preserve">: </w:t>
-      </w:r>
-      <w:r>
-        <w:rPr>
-          <w:rFonts w:ascii="Arial" w:eastAsia="Arial" w:hAnsi="Arial" w:cs="Arial"/>
-          <w:b/>
-          <w:bCs/>
-          <w:color w:val="231F20"/>
-          <w:sz w:val="20"/>
-        </w:rPr>
-        <w:tab/>
-      </w:r>
-      <w:r>
-        <w:rPr>
-          <w:rFonts w:ascii="Arial" w:eastAsia="Arial" w:hAnsi="Arial" w:cs="Arial"/>
-          <w:bCs/>
-          <w:color w:val="231F20"/>
-          <w:sz w:val="20"/>
-        </w:rPr>
-        <w:t>Enterprise</w:t>
-      </w:r>
-      <w:proofErr w:type="gramEnd"/>
-      <w:r>
-        <w:rPr>
-          <w:rFonts w:ascii="Arial" w:eastAsia="Arial" w:hAnsi="Arial" w:cs="Arial"/>
-          <w:bCs/>
-          <w:color w:val="231F20"/>
-          <w:sz w:val="20"/>
-        </w:rPr>
-        <w:t xml:space="preserve"> product information management (PIM) software provides a single place to collect, manage, and enrich product information, create a product catalog, and distribute it to sales and eCommerce channels. </w:t>
+        <w:t xml:space="preserve">Overview: </w:t>
+      </w:r>
+      <w:r>
+        <w:rPr>
+          <w:rFonts w:ascii="Arial" w:eastAsia="Arial" w:hAnsi="Arial" w:cs="Arial"/>
+          <w:b/>
+          <w:bCs/>
+          <w:color w:val="231F20"/>
+          <w:sz w:val="20"/>
+        </w:rPr>
+        <w:tab/>
+      </w:r>
+      <w:r>
+        <w:rPr>
+          <w:rFonts w:ascii="Arial" w:eastAsia="Arial" w:hAnsi="Arial" w:cs="Arial"/>
+          <w:bCs/>
+          <w:color w:val="231F20"/>
+          <w:sz w:val="20"/>
+        </w:rPr>
+        <w:t xml:space="preserve">Enterprise product information management (PIM) software provides a single place to collect, manage, and enrich product information, create a product catalog, and distribute it to sales and eCommerce channels. </w:t>
       </w:r>
       <w:r>
         <w:rPr>
@@ -2236,25 +1897,14 @@
         </w:rPr>
         <w:tab/>
       </w:r>
-      <w:proofErr w:type="gramStart"/>
-      <w:r>
-        <w:rPr>
-          <w:rFonts w:ascii="Arial" w:eastAsia="Arial" w:hAnsi="Arial" w:cs="Arial"/>
-          <w:bCs/>
-          <w:color w:val="231F20"/>
-          <w:sz w:val="20"/>
-        </w:rPr>
-        <w:t>Java,  PL</w:t>
-      </w:r>
-      <w:proofErr w:type="gramEnd"/>
-      <w:r>
-        <w:rPr>
-          <w:rFonts w:ascii="Arial" w:eastAsia="Arial" w:hAnsi="Arial" w:cs="Arial"/>
-          <w:bCs/>
-          <w:color w:val="231F20"/>
-          <w:sz w:val="20"/>
-        </w:rPr>
-        <w:t>\SQL, Node, JavaScript, TypeScript</w:t>
+      <w:r>
+        <w:rPr>
+          <w:rFonts w:ascii="Arial" w:eastAsia="Arial" w:hAnsi="Arial" w:cs="Arial"/>
+          <w:bCs/>
+          <w:color w:val="231F20"/>
+          <w:sz w:val="20"/>
+        </w:rPr>
+        <w:t>Java,  PL\SQL, Node, JavaScript, TypeScript</w:t>
       </w:r>
     </w:p>
     <w:p>
@@ -2284,7 +1934,6 @@
         </w:rPr>
         <w:t>Technologies</w:t>
       </w:r>
-      <w:proofErr w:type="gramStart"/>
       <w:r>
         <w:rPr>
           <w:rFonts w:ascii="Arial" w:eastAsia="Arial" w:hAnsi="Arial" w:cs="Arial"/>
@@ -2312,77 +1961,7 @@
           <w:color w:val="231F20"/>
           <w:sz w:val="20"/>
         </w:rPr>
-        <w:t>Spring</w:t>
-      </w:r>
-      <w:proofErr w:type="gramEnd"/>
-      <w:r>
-        <w:rPr>
-          <w:rFonts w:ascii="Arial" w:eastAsia="Arial" w:hAnsi="Arial" w:cs="Arial"/>
-          <w:bCs/>
-          <w:color w:val="231F20"/>
-          <w:sz w:val="20"/>
-        </w:rPr>
-        <w:t xml:space="preserve"> Framework (Boot, Security, Data), PostgreSQL, Hibernate, Apache Kafka, Apache Avro, </w:t>
-      </w:r>
-      <w:proofErr w:type="spellStart"/>
-      <w:r>
-        <w:rPr>
-          <w:rFonts w:ascii="Arial" w:eastAsia="Arial" w:hAnsi="Arial" w:cs="Arial"/>
-          <w:bCs/>
-          <w:color w:val="231F20"/>
-          <w:sz w:val="20"/>
-        </w:rPr>
-        <w:t>ElasticSearch</w:t>
-      </w:r>
-      <w:proofErr w:type="spellEnd"/>
-      <w:r>
-        <w:rPr>
-          <w:rFonts w:ascii="Arial" w:eastAsia="Arial" w:hAnsi="Arial" w:cs="Arial"/>
-          <w:bCs/>
-          <w:color w:val="231F20"/>
-          <w:sz w:val="20"/>
-        </w:rPr>
-        <w:t xml:space="preserve">, Kibana, JUnit, Mockito, </w:t>
-      </w:r>
-      <w:proofErr w:type="spellStart"/>
-      <w:r>
-        <w:rPr>
-          <w:rFonts w:ascii="Arial" w:eastAsia="Arial" w:hAnsi="Arial" w:cs="Arial"/>
-          <w:bCs/>
-          <w:color w:val="231F20"/>
-          <w:sz w:val="20"/>
-        </w:rPr>
-        <w:t>WireMock</w:t>
-      </w:r>
-      <w:proofErr w:type="spellEnd"/>
-      <w:r>
-        <w:rPr>
-          <w:rFonts w:ascii="Arial" w:eastAsia="Arial" w:hAnsi="Arial" w:cs="Arial"/>
-          <w:bCs/>
-          <w:color w:val="231F20"/>
-          <w:sz w:val="20"/>
-        </w:rPr>
-        <w:t xml:space="preserve">, Docker (Compose), Kubernetes, Jenkins, Helm, Vault, SonarQube, </w:t>
-      </w:r>
-      <w:proofErr w:type="spellStart"/>
-      <w:r>
-        <w:rPr>
-          <w:rFonts w:ascii="Arial" w:eastAsia="Arial" w:hAnsi="Arial" w:cs="Arial"/>
-          <w:bCs/>
-          <w:color w:val="231F20"/>
-          <w:sz w:val="20"/>
-        </w:rPr>
-        <w:t>SpotBugs</w:t>
-      </w:r>
-      <w:proofErr w:type="spellEnd"/>
-      <w:r>
-        <w:rPr>
-          <w:rFonts w:ascii="Arial" w:eastAsia="Arial" w:hAnsi="Arial" w:cs="Arial"/>
-          <w:bCs/>
-          <w:color w:val="231F20"/>
-          <w:sz w:val="20"/>
-        </w:rPr>
-        <w:t>, PMD, Maven, etc.</w:t>
+        <w:t>Spring Framework (Boot, Security, Data), PostgreSQL, Hibernate, Apache Kafka, Apache Avro, ElasticSearch, Kibana, JUnit, Mockito, WireMock, Docker (Compose), Kubernetes, Jenkins, Helm, Vault, SonarQube, SpotBugs, PMD, Maven, etc.</w:t>
       </w:r>
     </w:p>
     <w:p>
@@ -2407,47 +1986,26 @@
           <w:color w:val="231F20"/>
           <w:sz w:val="20"/>
         </w:rPr>
-        <w:t>Position</w:t>
-      </w:r>
-      <w:proofErr w:type="gramStart"/>
-      <w:r>
-        <w:rPr>
-          <w:rFonts w:ascii="Arial" w:eastAsia="Arial" w:hAnsi="Arial" w:cs="Arial"/>
-          <w:b/>
-          <w:bCs/>
-          <w:color w:val="231F20"/>
-          <w:sz w:val="20"/>
-        </w:rPr>
-        <w:t xml:space="preserve">: </w:t>
-      </w:r>
-      <w:r>
-        <w:rPr>
-          <w:rFonts w:ascii="Arial" w:eastAsia="Arial" w:hAnsi="Arial" w:cs="Arial"/>
-          <w:b/>
-          <w:bCs/>
-          <w:color w:val="231F20"/>
-          <w:sz w:val="20"/>
-        </w:rPr>
-        <w:tab/>
-      </w:r>
-      <w:r>
-        <w:rPr>
-          <w:rFonts w:ascii="Arial" w:eastAsia="Arial" w:hAnsi="Arial" w:cs="Arial"/>
-          <w:bCs/>
-          <w:color w:val="231F20"/>
-          <w:sz w:val="20"/>
-        </w:rPr>
-        <w:t>Software</w:t>
-      </w:r>
-      <w:proofErr w:type="gramEnd"/>
-      <w:r>
-        <w:rPr>
-          <w:rFonts w:ascii="Arial" w:eastAsia="Arial" w:hAnsi="Arial" w:cs="Arial"/>
-          <w:bCs/>
-          <w:color w:val="231F20"/>
-          <w:sz w:val="20"/>
-        </w:rPr>
-        <w:t xml:space="preserve"> Developer</w:t>
+        <w:t xml:space="preserve">Position: </w:t>
+      </w:r>
+      <w:r>
+        <w:rPr>
+          <w:rFonts w:ascii="Arial" w:eastAsia="Arial" w:hAnsi="Arial" w:cs="Arial"/>
+          <w:b/>
+          <w:bCs/>
+          <w:color w:val="231F20"/>
+          <w:sz w:val="20"/>
+        </w:rPr>
+        <w:tab/>
+      </w:r>
+      <w:r>
+        <w:rPr>
+          <w:rFonts w:ascii="Arial" w:eastAsia="Arial" w:hAnsi="Arial" w:cs="Arial"/>
+          <w:bCs/>
+          <w:color w:val="231F20"/>
+          <w:sz w:val="20"/>
+        </w:rPr>
+        <w:t>Software Developer</w:t>
       </w:r>
     </w:p>
     <w:p>
@@ -2497,18 +2055,8 @@
           <w:color w:val="231F20"/>
           <w:sz w:val="20"/>
         </w:rPr>
-        <w:t xml:space="preserve">Designing, implementing, and maintaining Java microservices that follow corporate standards of quality, 12 factors, well-tested by </w:t>
-      </w:r>
-      <w:proofErr w:type="gramStart"/>
-      <w:r>
-        <w:rPr>
-          <w:rFonts w:ascii="Arial" w:eastAsia="Arial" w:hAnsi="Arial" w:cs="Arial"/>
-          <w:color w:val="231F20"/>
-          <w:sz w:val="20"/>
-        </w:rPr>
-        <w:t>JUnit;</w:t>
-      </w:r>
-      <w:proofErr w:type="gramEnd"/>
+        <w:t>Designing, implementing, and maintaining Java microservices that follow corporate standards of quality, 12 factors, well-tested by JUnit;</w:t>
+      </w:r>
     </w:p>
     <w:p>
       <w:pPr>
@@ -2531,18 +2079,8 @@
           <w:color w:val="231F20"/>
           <w:sz w:val="20"/>
         </w:rPr>
-        <w:t xml:space="preserve">Correcting assessment of the customer’s </w:t>
-      </w:r>
-      <w:proofErr w:type="gramStart"/>
-      <w:r>
-        <w:rPr>
-          <w:rFonts w:ascii="Arial" w:eastAsia="Arial" w:hAnsi="Arial" w:cs="Arial"/>
-          <w:color w:val="231F20"/>
-          <w:sz w:val="20"/>
-        </w:rPr>
-        <w:t>requirements;</w:t>
-      </w:r>
-      <w:proofErr w:type="gramEnd"/>
+        <w:t>Correcting assessment of the customer’s requirements;</w:t>
+      </w:r>
     </w:p>
     <w:p>
       <w:pPr>
@@ -2565,18 +2103,8 @@
           <w:color w:val="231F20"/>
           <w:sz w:val="20"/>
         </w:rPr>
-        <w:t xml:space="preserve">Ensuring application designs conform to business </w:t>
-      </w:r>
-      <w:proofErr w:type="gramStart"/>
-      <w:r>
-        <w:rPr>
-          <w:rFonts w:ascii="Arial" w:eastAsia="Arial" w:hAnsi="Arial" w:cs="Arial"/>
-          <w:color w:val="231F20"/>
-          <w:sz w:val="20"/>
-        </w:rPr>
-        <w:t>goals;</w:t>
-      </w:r>
-      <w:proofErr w:type="gramEnd"/>
+        <w:t>Ensuring application designs conform to business goals;</w:t>
+      </w:r>
     </w:p>
     <w:p>
       <w:pPr>
@@ -2599,18 +2127,8 @@
           <w:color w:val="231F20"/>
           <w:sz w:val="20"/>
         </w:rPr>
-        <w:t xml:space="preserve">Contributing to all phases of the development lifecycle - writing, testing &amp; reviewing </w:t>
-      </w:r>
-      <w:proofErr w:type="gramStart"/>
-      <w:r>
-        <w:rPr>
-          <w:rFonts w:ascii="Arial" w:eastAsia="Arial" w:hAnsi="Arial" w:cs="Arial"/>
-          <w:color w:val="231F20"/>
-          <w:sz w:val="20"/>
-        </w:rPr>
-        <w:t>code;</w:t>
-      </w:r>
-      <w:proofErr w:type="gramEnd"/>
+        <w:t>Contributing to all phases of the development lifecycle - writing, testing &amp; reviewing code;</w:t>
+      </w:r>
     </w:p>
     <w:p>
       <w:pPr>
@@ -2694,47 +2212,26 @@
           <w:color w:val="231F20"/>
           <w:sz w:val="20"/>
         </w:rPr>
-        <w:t>Client</w:t>
-      </w:r>
-      <w:proofErr w:type="gramStart"/>
-      <w:r>
-        <w:rPr>
-          <w:rFonts w:ascii="Arial" w:eastAsia="Arial" w:hAnsi="Arial" w:cs="Arial"/>
-          <w:b/>
-          <w:bCs/>
-          <w:color w:val="231F20"/>
-          <w:sz w:val="20"/>
-        </w:rPr>
-        <w:t xml:space="preserve">: </w:t>
-      </w:r>
-      <w:r>
-        <w:rPr>
-          <w:rFonts w:ascii="Arial" w:eastAsia="Arial" w:hAnsi="Arial" w:cs="Arial"/>
-          <w:b/>
-          <w:bCs/>
-          <w:color w:val="231F20"/>
-          <w:sz w:val="20"/>
-        </w:rPr>
-        <w:tab/>
-      </w:r>
-      <w:r>
-        <w:rPr>
-          <w:rFonts w:ascii="Arial" w:eastAsia="Arial" w:hAnsi="Arial" w:cs="Arial"/>
-          <w:bCs/>
-          <w:color w:val="231F20"/>
-          <w:sz w:val="20"/>
-        </w:rPr>
-        <w:t>Global</w:t>
-      </w:r>
-      <w:proofErr w:type="gramEnd"/>
-      <w:r>
-        <w:rPr>
-          <w:rFonts w:ascii="Arial" w:eastAsia="Arial" w:hAnsi="Arial" w:cs="Arial"/>
-          <w:bCs/>
-          <w:color w:val="231F20"/>
-          <w:sz w:val="20"/>
-        </w:rPr>
-        <w:t xml:space="preserve"> IT solutions provider in the travel industry</w:t>
+        <w:t xml:space="preserve">Client: </w:t>
+      </w:r>
+      <w:r>
+        <w:rPr>
+          <w:rFonts w:ascii="Arial" w:eastAsia="Arial" w:hAnsi="Arial" w:cs="Arial"/>
+          <w:b/>
+          <w:bCs/>
+          <w:color w:val="231F20"/>
+          <w:sz w:val="20"/>
+        </w:rPr>
+        <w:tab/>
+      </w:r>
+      <w:r>
+        <w:rPr>
+          <w:rFonts w:ascii="Arial" w:eastAsia="Arial" w:hAnsi="Arial" w:cs="Arial"/>
+          <w:bCs/>
+          <w:color w:val="231F20"/>
+          <w:sz w:val="20"/>
+        </w:rPr>
+        <w:t>Global IT solutions provider in the travel industry</w:t>
       </w:r>
       <w:r>
         <w:rPr>
@@ -2770,47 +2267,26 @@
           <w:color w:val="231F20"/>
           <w:sz w:val="20"/>
         </w:rPr>
-        <w:t>Overview</w:t>
-      </w:r>
-      <w:proofErr w:type="gramStart"/>
-      <w:r>
-        <w:rPr>
-          <w:rFonts w:ascii="Arial" w:eastAsia="Arial" w:hAnsi="Arial" w:cs="Arial"/>
-          <w:b/>
-          <w:bCs/>
-          <w:color w:val="231F20"/>
-          <w:sz w:val="20"/>
-        </w:rPr>
-        <w:t xml:space="preserve">: </w:t>
-      </w:r>
-      <w:r>
-        <w:rPr>
-          <w:rFonts w:ascii="Arial" w:eastAsia="Arial" w:hAnsi="Arial" w:cs="Arial"/>
-          <w:b/>
-          <w:bCs/>
-          <w:color w:val="231F20"/>
-          <w:sz w:val="20"/>
-        </w:rPr>
-        <w:tab/>
-      </w:r>
-      <w:r>
-        <w:rPr>
-          <w:rFonts w:ascii="Arial" w:eastAsia="Arial" w:hAnsi="Arial" w:cs="Arial"/>
-          <w:bCs/>
-          <w:color w:val="231F20"/>
-          <w:sz w:val="20"/>
-        </w:rPr>
-        <w:t>Internal</w:t>
-      </w:r>
-      <w:proofErr w:type="gramEnd"/>
-      <w:r>
-        <w:rPr>
-          <w:rFonts w:ascii="Arial" w:eastAsia="Arial" w:hAnsi="Arial" w:cs="Arial"/>
-          <w:bCs/>
-          <w:color w:val="231F20"/>
-          <w:sz w:val="20"/>
-        </w:rPr>
-        <w:t xml:space="preserve"> </w:t>
+        <w:t xml:space="preserve">Overview: </w:t>
+      </w:r>
+      <w:r>
+        <w:rPr>
+          <w:rFonts w:ascii="Arial" w:eastAsia="Arial" w:hAnsi="Arial" w:cs="Arial"/>
+          <w:b/>
+          <w:bCs/>
+          <w:color w:val="231F20"/>
+          <w:sz w:val="20"/>
+        </w:rPr>
+        <w:tab/>
+      </w:r>
+      <w:r>
+        <w:rPr>
+          <w:rFonts w:ascii="Arial" w:eastAsia="Arial" w:hAnsi="Arial" w:cs="Arial"/>
+          <w:bCs/>
+          <w:color w:val="231F20"/>
+          <w:sz w:val="20"/>
+        </w:rPr>
+        <w:t xml:space="preserve">Internal </w:t>
       </w:r>
       <w:r>
         <w:rPr>
@@ -2820,29 +2296,7 @@
           <w:color w:val="231F20"/>
           <w:sz w:val="20"/>
         </w:rPr>
-        <w:t xml:space="preserve">extract-transform-load tool that ran in batch mode to gather descriptive static content from different sources (like REST APIs, </w:t>
-      </w:r>
-      <w:proofErr w:type="spellStart"/>
-      <w:r>
-        <w:rPr>
-          <w:rFonts w:ascii="Arial" w:eastAsia="Arial" w:hAnsi="Arial" w:cs="Arial"/>
-          <w:bCs/>
-          <w:iCs/>
-          <w:color w:val="231F20"/>
-          <w:sz w:val="20"/>
-        </w:rPr>
-        <w:t>sFTP</w:t>
-      </w:r>
-      <w:proofErr w:type="spellEnd"/>
-      <w:r>
-        <w:rPr>
-          <w:rFonts w:ascii="Arial" w:eastAsia="Arial" w:hAnsi="Arial" w:cs="Arial"/>
-          <w:bCs/>
-          <w:iCs/>
-          <w:color w:val="231F20"/>
-          <w:sz w:val="20"/>
-        </w:rPr>
-        <w:t>, SOAP servers), transform it using XQuery and finally load it to the third-party consumer.</w:t>
+        <w:t>extract-transform-load tool that ran in batch mode to gather descriptive static content from different sources (like REST APIs, sFTP, SOAP servers), transform it using XQuery and finally load it to the third-party consumer.</w:t>
       </w:r>
     </w:p>
     <w:p>
@@ -2867,47 +2321,26 @@
           <w:color w:val="231F20"/>
           <w:sz w:val="20"/>
         </w:rPr>
-        <w:t>Languages</w:t>
-      </w:r>
-      <w:proofErr w:type="gramStart"/>
-      <w:r>
-        <w:rPr>
-          <w:rFonts w:ascii="Arial" w:eastAsia="Arial" w:hAnsi="Arial" w:cs="Arial"/>
-          <w:b/>
-          <w:bCs/>
-          <w:color w:val="231F20"/>
-          <w:sz w:val="20"/>
-        </w:rPr>
-        <w:t xml:space="preserve">: </w:t>
-      </w:r>
-      <w:r>
-        <w:rPr>
-          <w:rFonts w:ascii="Arial" w:eastAsia="Arial" w:hAnsi="Arial" w:cs="Arial"/>
-          <w:b/>
-          <w:bCs/>
-          <w:color w:val="231F20"/>
-          <w:sz w:val="20"/>
-        </w:rPr>
-        <w:tab/>
-      </w:r>
-      <w:r>
-        <w:rPr>
-          <w:rFonts w:ascii="Arial" w:eastAsia="Arial" w:hAnsi="Arial" w:cs="Arial"/>
-          <w:bCs/>
-          <w:color w:val="231F20"/>
-          <w:sz w:val="20"/>
-        </w:rPr>
-        <w:t>Java</w:t>
-      </w:r>
-      <w:proofErr w:type="gramEnd"/>
-      <w:r>
-        <w:rPr>
-          <w:rFonts w:ascii="Arial" w:eastAsia="Arial" w:hAnsi="Arial" w:cs="Arial"/>
-          <w:bCs/>
-          <w:color w:val="231F20"/>
-          <w:sz w:val="20"/>
-        </w:rPr>
-        <w:t>, PL\SQL, Node, JavaScript</w:t>
+        <w:t xml:space="preserve">Languages: </w:t>
+      </w:r>
+      <w:r>
+        <w:rPr>
+          <w:rFonts w:ascii="Arial" w:eastAsia="Arial" w:hAnsi="Arial" w:cs="Arial"/>
+          <w:b/>
+          <w:bCs/>
+          <w:color w:val="231F20"/>
+          <w:sz w:val="20"/>
+        </w:rPr>
+        <w:tab/>
+      </w:r>
+      <w:r>
+        <w:rPr>
+          <w:rFonts w:ascii="Arial" w:eastAsia="Arial" w:hAnsi="Arial" w:cs="Arial"/>
+          <w:bCs/>
+          <w:color w:val="231F20"/>
+          <w:sz w:val="20"/>
+        </w:rPr>
+        <w:t>Java, PL\SQL, Node, JavaScript</w:t>
       </w:r>
     </w:p>
     <w:p>
@@ -2965,51 +2398,7 @@
           <w:color w:val="231F20"/>
           <w:sz w:val="20"/>
         </w:rPr>
-        <w:t>Spring – Core / Batch / MVC / Data, Hibernate, various HTTP/</w:t>
-      </w:r>
-      <w:proofErr w:type="spellStart"/>
-      <w:r>
-        <w:rPr>
-          <w:rFonts w:ascii="Arial" w:eastAsia="Arial" w:hAnsi="Arial" w:cs="Arial"/>
-          <w:bCs/>
-          <w:iCs/>
-          <w:color w:val="231F20"/>
-          <w:sz w:val="20"/>
-        </w:rPr>
-        <w:t>sFTP</w:t>
-      </w:r>
-      <w:proofErr w:type="spellEnd"/>
-      <w:r>
-        <w:rPr>
-          <w:rFonts w:ascii="Arial" w:eastAsia="Arial" w:hAnsi="Arial" w:cs="Arial"/>
-          <w:bCs/>
-          <w:iCs/>
-          <w:color w:val="231F20"/>
-          <w:sz w:val="20"/>
-        </w:rPr>
-        <w:t xml:space="preserve">/SOAP clients, JUnit, Mockito, </w:t>
-      </w:r>
-      <w:proofErr w:type="spellStart"/>
-      <w:r>
-        <w:rPr>
-          <w:rFonts w:ascii="Arial" w:eastAsia="Arial" w:hAnsi="Arial" w:cs="Arial"/>
-          <w:bCs/>
-          <w:iCs/>
-          <w:color w:val="231F20"/>
-          <w:sz w:val="20"/>
-        </w:rPr>
-        <w:t>AssertJ</w:t>
-      </w:r>
-      <w:proofErr w:type="spellEnd"/>
-      <w:r>
-        <w:rPr>
-          <w:rFonts w:ascii="Arial" w:eastAsia="Arial" w:hAnsi="Arial" w:cs="Arial"/>
-          <w:bCs/>
-          <w:iCs/>
-          <w:color w:val="231F20"/>
-          <w:sz w:val="20"/>
-        </w:rPr>
-        <w:t xml:space="preserve">, Kafka, Apache Camel, Karaf, Couchbase, MariaDB, Maven, Consul, Docker, Kubernetes, OpenShift, </w:t>
+        <w:t xml:space="preserve">Spring – Core / Batch / MVC / Data, Hibernate, various HTTP/sFTP/SOAP clients, JUnit, Mockito, AssertJ, Kafka, Apache Camel, Karaf, Couchbase, MariaDB, Maven, Consul, Docker, Kubernetes, OpenShift, </w:t>
       </w:r>
       <w:r>
         <w:rPr>
@@ -3042,47 +2431,26 @@
           <w:color w:val="231F20"/>
           <w:sz w:val="20"/>
         </w:rPr>
-        <w:t>Position</w:t>
-      </w:r>
-      <w:proofErr w:type="gramStart"/>
-      <w:r>
-        <w:rPr>
-          <w:rFonts w:ascii="Arial" w:eastAsia="Arial" w:hAnsi="Arial" w:cs="Arial"/>
-          <w:b/>
-          <w:bCs/>
-          <w:color w:val="231F20"/>
-          <w:sz w:val="20"/>
-        </w:rPr>
-        <w:t xml:space="preserve">: </w:t>
-      </w:r>
-      <w:r>
-        <w:rPr>
-          <w:rFonts w:ascii="Arial" w:eastAsia="Arial" w:hAnsi="Arial" w:cs="Arial"/>
-          <w:b/>
-          <w:bCs/>
-          <w:color w:val="231F20"/>
-          <w:sz w:val="20"/>
-        </w:rPr>
-        <w:tab/>
-      </w:r>
-      <w:r>
-        <w:rPr>
-          <w:rFonts w:ascii="Arial" w:eastAsia="Arial" w:hAnsi="Arial" w:cs="Arial"/>
-          <w:bCs/>
-          <w:color w:val="231F20"/>
-          <w:sz w:val="20"/>
-        </w:rPr>
-        <w:t>Software</w:t>
-      </w:r>
-      <w:proofErr w:type="gramEnd"/>
-      <w:r>
-        <w:rPr>
-          <w:rFonts w:ascii="Arial" w:eastAsia="Arial" w:hAnsi="Arial" w:cs="Arial"/>
-          <w:bCs/>
-          <w:color w:val="231F20"/>
-          <w:sz w:val="20"/>
-        </w:rPr>
-        <w:t xml:space="preserve"> Developer</w:t>
+        <w:t xml:space="preserve">Position: </w:t>
+      </w:r>
+      <w:r>
+        <w:rPr>
+          <w:rFonts w:ascii="Arial" w:eastAsia="Arial" w:hAnsi="Arial" w:cs="Arial"/>
+          <w:b/>
+          <w:bCs/>
+          <w:color w:val="231F20"/>
+          <w:sz w:val="20"/>
+        </w:rPr>
+        <w:tab/>
+      </w:r>
+      <w:r>
+        <w:rPr>
+          <w:rFonts w:ascii="Arial" w:eastAsia="Arial" w:hAnsi="Arial" w:cs="Arial"/>
+          <w:bCs/>
+          <w:color w:val="231F20"/>
+          <w:sz w:val="20"/>
+        </w:rPr>
+        <w:t>Software Developer</w:t>
       </w:r>
     </w:p>
     <w:p>
@@ -3416,18 +2784,8 @@
           <w:color w:val="231F20"/>
           <w:sz w:val="20"/>
         </w:rPr>
-        <w:t xml:space="preserve">Creating a cloud-native platform from scratch using Java/Spring-stack </w:t>
-      </w:r>
-      <w:proofErr w:type="gramStart"/>
-      <w:r>
-        <w:rPr>
-          <w:rFonts w:ascii="Arial" w:eastAsia="Arial" w:hAnsi="Arial" w:cs="Arial"/>
-          <w:color w:val="231F20"/>
-          <w:sz w:val="20"/>
-        </w:rPr>
-        <w:t>technologies;</w:t>
-      </w:r>
-      <w:proofErr w:type="gramEnd"/>
+        <w:t>Creating a cloud-native platform from scratch using Java/Spring-stack technologies;</w:t>
+      </w:r>
     </w:p>
     <w:p>
       <w:pPr>
@@ -3450,18 +2808,8 @@
           <w:color w:val="231F20"/>
           <w:sz w:val="20"/>
         </w:rPr>
-        <w:t xml:space="preserve">Leading in the technical content of the system/functional/design </w:t>
-      </w:r>
-      <w:proofErr w:type="gramStart"/>
-      <w:r>
-        <w:rPr>
-          <w:rFonts w:ascii="Arial" w:eastAsia="Arial" w:hAnsi="Arial" w:cs="Arial"/>
-          <w:color w:val="231F20"/>
-          <w:sz w:val="20"/>
-        </w:rPr>
-        <w:t>specifications;</w:t>
-      </w:r>
-      <w:proofErr w:type="gramEnd"/>
+        <w:t>Leading in the technical content of the system/functional/design specifications;</w:t>
+      </w:r>
     </w:p>
     <w:p>
       <w:pPr>
@@ -3484,18 +2832,8 @@
           <w:color w:val="231F20"/>
           <w:sz w:val="20"/>
         </w:rPr>
-        <w:t xml:space="preserve">Building an ETL platform on top of the Spring Batch </w:t>
-      </w:r>
-      <w:proofErr w:type="gramStart"/>
-      <w:r>
-        <w:rPr>
-          <w:rFonts w:ascii="Arial" w:eastAsia="Arial" w:hAnsi="Arial" w:cs="Arial"/>
-          <w:color w:val="231F20"/>
-          <w:sz w:val="20"/>
-        </w:rPr>
-        <w:t>framework;</w:t>
-      </w:r>
-      <w:proofErr w:type="gramEnd"/>
+        <w:t>Building an ETL platform on top of the Spring Batch framework;</w:t>
+      </w:r>
     </w:p>
     <w:p>
       <w:pPr>
@@ -3975,39 +3313,8 @@
           <w:color w:val="231F20"/>
           <w:sz w:val="20"/>
         </w:rPr>
-        <w:t xml:space="preserve">MariaDB, Docker, Composer, RabbitMQ, Redis, sockets, streams, </w:t>
-      </w:r>
-      <w:proofErr w:type="spellStart"/>
-      <w:r>
-        <w:rPr>
-          <w:rFonts w:ascii="Arial" w:eastAsia="Arial" w:hAnsi="Arial" w:cs="Arial"/>
-          <w:bCs/>
-          <w:color w:val="231F20"/>
-          <w:sz w:val="20"/>
-        </w:rPr>
-        <w:t>ElasticSearch</w:t>
-      </w:r>
-      <w:proofErr w:type="spellEnd"/>
-      <w:r>
-        <w:rPr>
-          <w:rFonts w:ascii="Arial" w:eastAsia="Arial" w:hAnsi="Arial" w:cs="Arial"/>
-          <w:bCs/>
-          <w:color w:val="231F20"/>
-          <w:sz w:val="20"/>
-        </w:rPr>
-        <w:t xml:space="preserve">, MongoDB, Memcached, Cassandra, CouchDB, </w:t>
-      </w:r>
-      <w:proofErr w:type="spellStart"/>
-      <w:r>
-        <w:rPr>
-          <w:rFonts w:ascii="Arial" w:eastAsia="Arial" w:hAnsi="Arial" w:cs="Arial"/>
-          <w:bCs/>
-          <w:color w:val="231F20"/>
-          <w:sz w:val="20"/>
-        </w:rPr>
-        <w:t>InfluxDB</w:t>
-      </w:r>
-      <w:proofErr w:type="spellEnd"/>
+        <w:t>MariaDB, Docker, Composer, RabbitMQ, Redis, sockets, streams, ElasticSearch, MongoDB, Memcached, Cassandra, CouchDB, InfluxDB</w:t>
+      </w:r>
     </w:p>
     <w:p>
       <w:pPr>
@@ -4108,25 +3415,7 @@
           <w:color w:val="231F20"/>
           <w:sz w:val="20"/>
         </w:rPr>
-        <w:t xml:space="preserve">Supporting technology versatility and high technical </w:t>
-      </w:r>
-      <w:proofErr w:type="gramStart"/>
-      <w:r>
-        <w:rPr>
-          <w:rFonts w:ascii="Arial" w:eastAsia="Arial" w:hAnsi="Arial" w:cs="Arial"/>
-          <w:color w:val="231F20"/>
-          <w:sz w:val="20"/>
-        </w:rPr>
-        <w:t>skills;</w:t>
-      </w:r>
-      <w:proofErr w:type="gramEnd"/>
-      <w:r>
-        <w:rPr>
-          <w:rFonts w:ascii="Arial" w:eastAsia="Arial" w:hAnsi="Arial" w:cs="Arial"/>
-          <w:color w:val="231F20"/>
-          <w:sz w:val="20"/>
-        </w:rPr>
-        <w:t xml:space="preserve">  </w:t>
+        <w:t xml:space="preserve">Supporting technology versatility and high technical skills;  </w:t>
       </w:r>
     </w:p>
     <w:p>
@@ -4144,18 +3433,8 @@
           <w:color w:val="231F20"/>
           <w:sz w:val="20"/>
         </w:rPr>
-        <w:t xml:space="preserve">Software design, technical and architectural </w:t>
-      </w:r>
-      <w:proofErr w:type="gramStart"/>
-      <w:r>
-        <w:rPr>
-          <w:rFonts w:ascii="Arial" w:eastAsia="Arial" w:hAnsi="Arial" w:cs="Arial"/>
-          <w:color w:val="231F20"/>
-          <w:sz w:val="20"/>
-        </w:rPr>
-        <w:t>solutions;</w:t>
-      </w:r>
-      <w:proofErr w:type="gramEnd"/>
+        <w:t>Software design, technical and architectural solutions;</w:t>
+      </w:r>
     </w:p>
     <w:p>
       <w:pPr>
@@ -4172,18 +3451,8 @@
           <w:color w:val="231F20"/>
           <w:sz w:val="20"/>
         </w:rPr>
-        <w:t xml:space="preserve">Developing new features and maintaining existing </w:t>
-      </w:r>
-      <w:proofErr w:type="gramStart"/>
-      <w:r>
-        <w:rPr>
-          <w:rFonts w:ascii="Arial" w:eastAsia="Arial" w:hAnsi="Arial" w:cs="Arial"/>
-          <w:color w:val="231F20"/>
-          <w:sz w:val="20"/>
-        </w:rPr>
-        <w:t>extensions;</w:t>
-      </w:r>
-      <w:proofErr w:type="gramEnd"/>
+        <w:t>Developing new features and maintaining existing extensions;</w:t>
+      </w:r>
     </w:p>
     <w:p>
       <w:pPr>
@@ -4200,18 +3469,8 @@
           <w:color w:val="231F20"/>
           <w:sz w:val="20"/>
         </w:rPr>
-        <w:t xml:space="preserve">Designing and estimating </w:t>
-      </w:r>
-      <w:proofErr w:type="gramStart"/>
-      <w:r>
-        <w:rPr>
-          <w:rFonts w:ascii="Arial" w:eastAsia="Arial" w:hAnsi="Arial" w:cs="Arial"/>
-          <w:color w:val="231F20"/>
-          <w:sz w:val="20"/>
-        </w:rPr>
-        <w:t>solutions;</w:t>
-      </w:r>
-      <w:proofErr w:type="gramEnd"/>
+        <w:t>Designing and estimating solutions;</w:t>
+      </w:r>
     </w:p>
     <w:p>
       <w:pPr>
@@ -4228,18 +3487,8 @@
           <w:color w:val="231F20"/>
           <w:sz w:val="20"/>
         </w:rPr>
-        <w:t xml:space="preserve">Writing unit tests and working with CI </w:t>
-      </w:r>
-      <w:proofErr w:type="gramStart"/>
-      <w:r>
-        <w:rPr>
-          <w:rFonts w:ascii="Arial" w:eastAsia="Arial" w:hAnsi="Arial" w:cs="Arial"/>
-          <w:color w:val="231F20"/>
-          <w:sz w:val="20"/>
-        </w:rPr>
-        <w:t>tools;</w:t>
-      </w:r>
-      <w:proofErr w:type="gramEnd"/>
+        <w:t>Writing unit tests and working with CI tools;</w:t>
+      </w:r>
     </w:p>
     <w:p>
       <w:pPr>
@@ -4274,25 +3523,7 @@
           <w:color w:val="231F20"/>
           <w:sz w:val="20"/>
         </w:rPr>
-        <w:t xml:space="preserve">Facilitated the transition of 8+ engineers, moved a full-scale project, and increased resource </w:t>
-      </w:r>
-      <w:proofErr w:type="spellStart"/>
-      <w:r>
-        <w:rPr>
-          <w:rFonts w:ascii="Arial" w:eastAsia="Arial" w:hAnsi="Arial" w:cs="Arial"/>
-          <w:color w:val="231F20"/>
-          <w:sz w:val="20"/>
-        </w:rPr>
-        <w:t>utilisation</w:t>
-      </w:r>
-      <w:proofErr w:type="spellEnd"/>
-      <w:r>
-        <w:rPr>
-          <w:rFonts w:ascii="Arial" w:eastAsia="Arial" w:hAnsi="Arial" w:cs="Arial"/>
-          <w:color w:val="231F20"/>
-          <w:sz w:val="20"/>
-        </w:rPr>
-        <w:t xml:space="preserve"> by 90%.</w:t>
+        <w:t>Facilitated the transition of 8+ engineers, moved a full-scale project, and increased resource utilisation by 90%.</w:t>
       </w:r>
     </w:p>
     <w:p>
@@ -4488,25 +3719,7 @@
           <w:color w:val="231F20"/>
           <w:sz w:val="20"/>
         </w:rPr>
-        <w:t xml:space="preserve">Angular13+, Bootstrap, Apache Camel, Apache Karaf, Jackson, </w:t>
-      </w:r>
-      <w:proofErr w:type="spellStart"/>
-      <w:r>
-        <w:rPr>
-          <w:rFonts w:ascii="Arial" w:eastAsia="Arial" w:hAnsi="Arial" w:cs="Arial"/>
-          <w:color w:val="231F20"/>
-          <w:sz w:val="20"/>
-        </w:rPr>
-        <w:t>MapStruct</w:t>
-      </w:r>
-      <w:proofErr w:type="spellEnd"/>
-      <w:r>
-        <w:rPr>
-          <w:rFonts w:ascii="Arial" w:eastAsia="Arial" w:hAnsi="Arial" w:cs="Arial"/>
-          <w:color w:val="231F20"/>
-          <w:sz w:val="20"/>
-        </w:rPr>
-        <w:t>, Swagger 2, Flyway, Liquibase, Symfony 4+, Zend, Laravel, Kafka (with Avro), RabbitMQ</w:t>
+        <w:t>Angular13+, Bootstrap, Apache Camel, Apache Karaf, Jackson, MapStruct, Swagger 2, Flyway, Liquibase, Symfony 4+, Zend, Laravel, Kafka (with Avro), RabbitMQ</w:t>
       </w:r>
     </w:p>
     <w:p>
@@ -4633,36 +3846,8 @@
           <w:color w:val="231F20"/>
           <w:sz w:val="20"/>
         </w:rPr>
-        <w:t xml:space="preserve">IntelliJ IDEA, </w:t>
-      </w:r>
-      <w:proofErr w:type="spellStart"/>
-      <w:r>
-        <w:rPr>
-          <w:rFonts w:ascii="Arial" w:eastAsia="Arial" w:hAnsi="Arial" w:cs="Arial"/>
-          <w:color w:val="231F20"/>
-          <w:sz w:val="20"/>
-        </w:rPr>
-        <w:t>PHPStorm</w:t>
-      </w:r>
-      <w:proofErr w:type="spellEnd"/>
-      <w:r>
-        <w:rPr>
-          <w:rFonts w:ascii="Arial" w:eastAsia="Arial" w:hAnsi="Arial" w:cs="Arial"/>
-          <w:color w:val="231F20"/>
-          <w:sz w:val="20"/>
-        </w:rPr>
-        <w:t xml:space="preserve">, WebStorm, </w:t>
-      </w:r>
-      <w:proofErr w:type="spellStart"/>
-      <w:r>
-        <w:rPr>
-          <w:rFonts w:ascii="Arial" w:eastAsia="Arial" w:hAnsi="Arial" w:cs="Arial"/>
-          <w:color w:val="231F20"/>
-          <w:sz w:val="20"/>
-        </w:rPr>
-        <w:t>VSCode</w:t>
-      </w:r>
-      <w:proofErr w:type="spellEnd"/>
+        <w:t>IntelliJ IDEA, PHPStorm, WebStorm, VSCode</w:t>
+      </w:r>
     </w:p>
     <w:p>
       <w:pPr>
@@ -4705,65 +3890,14 @@
         </w:rPr>
         <w:t xml:space="preserve">JUnit, Mockito, </w:t>
       </w:r>
-      <w:proofErr w:type="spellStart"/>
-      <w:r>
-        <w:rPr>
-          <w:rFonts w:ascii="Arial" w:eastAsia="Arial" w:hAnsi="Arial" w:cs="Arial"/>
-          <w:bCs/>
-          <w:color w:val="231F20"/>
-          <w:sz w:val="20"/>
-        </w:rPr>
-        <w:t>WireMock</w:t>
-      </w:r>
-      <w:proofErr w:type="spellEnd"/>
-      <w:r>
-        <w:rPr>
-          <w:rFonts w:ascii="Arial" w:eastAsia="Arial" w:hAnsi="Arial" w:cs="Arial"/>
-          <w:bCs/>
-          <w:color w:val="231F20"/>
-          <w:sz w:val="20"/>
-        </w:rPr>
-        <w:t xml:space="preserve">, Cucumber, </w:t>
-      </w:r>
-      <w:proofErr w:type="spellStart"/>
-      <w:r>
-        <w:rPr>
-          <w:rFonts w:ascii="Arial" w:eastAsia="Arial" w:hAnsi="Arial" w:cs="Arial"/>
-          <w:bCs/>
-          <w:color w:val="231F20"/>
-          <w:sz w:val="20"/>
-        </w:rPr>
-        <w:t>Vitest</w:t>
-      </w:r>
-      <w:proofErr w:type="spellEnd"/>
-      <w:r>
-        <w:rPr>
-          <w:rFonts w:ascii="Arial" w:eastAsia="Arial" w:hAnsi="Arial" w:cs="Arial"/>
-          <w:bCs/>
-          <w:color w:val="231F20"/>
-          <w:sz w:val="20"/>
-        </w:rPr>
-        <w:t xml:space="preserve">, Cypress, </w:t>
-      </w:r>
-      <w:proofErr w:type="spellStart"/>
-      <w:r>
-        <w:rPr>
-          <w:rFonts w:ascii="Arial" w:eastAsia="Arial" w:hAnsi="Arial" w:cs="Arial"/>
-          <w:bCs/>
-          <w:color w:val="231F20"/>
-          <w:sz w:val="20"/>
-        </w:rPr>
-        <w:t>PHPUnit</w:t>
-      </w:r>
-      <w:proofErr w:type="spellEnd"/>
-      <w:r>
-        <w:rPr>
-          <w:rFonts w:ascii="Arial" w:eastAsia="Arial" w:hAnsi="Arial" w:cs="Arial"/>
-          <w:bCs/>
-          <w:color w:val="231F20"/>
-          <w:sz w:val="20"/>
-        </w:rPr>
-        <w:t>, Mockery</w:t>
+      <w:r>
+        <w:rPr>
+          <w:rFonts w:ascii="Arial" w:eastAsia="Arial" w:hAnsi="Arial" w:cs="Arial"/>
+          <w:bCs/>
+          <w:color w:val="231F20"/>
+          <w:sz w:val="20"/>
+        </w:rPr>
+        <w:t>WireMock, Cucumber, Vitest, Cypress, PHPUnit, Mockery</w:t>
       </w:r>
     </w:p>
     <w:p>
@@ -4880,36 +4014,8 @@
           <w:color w:val="231F20"/>
           <w:sz w:val="20"/>
         </w:rPr>
-        <w:t xml:space="preserve">Maven, Gradle, Jenkins, Drone CI, Composer PHP, </w:t>
-      </w:r>
-      <w:proofErr w:type="spellStart"/>
-      <w:r>
-        <w:rPr>
-          <w:rFonts w:ascii="Arial" w:eastAsia="Arial" w:hAnsi="Arial" w:cs="Arial"/>
-          <w:color w:val="231F20"/>
-          <w:sz w:val="20"/>
-        </w:rPr>
-        <w:t>npm</w:t>
-      </w:r>
-      <w:proofErr w:type="spellEnd"/>
-      <w:r>
-        <w:rPr>
-          <w:rFonts w:ascii="Arial" w:eastAsia="Arial" w:hAnsi="Arial" w:cs="Arial"/>
-          <w:color w:val="231F20"/>
-          <w:sz w:val="20"/>
-        </w:rPr>
-        <w:t xml:space="preserve">, </w:t>
-      </w:r>
-      <w:proofErr w:type="spellStart"/>
-      <w:r>
-        <w:rPr>
-          <w:rFonts w:ascii="Arial" w:eastAsia="Arial" w:hAnsi="Arial" w:cs="Arial"/>
-          <w:color w:val="231F20"/>
-          <w:sz w:val="20"/>
-        </w:rPr>
-        <w:t>WebPack</w:t>
-      </w:r>
-      <w:proofErr w:type="spellEnd"/>
+        <w:t>Maven, Gradle, Jenkins, Drone CI, Composer PHP, npm, WebPack</w:t>
+      </w:r>
     </w:p>
     <w:sectPr>
       <w:pgSz w:w="11906" w:h="16838"/>

--- a/Denisenko_Dmitry_CV.docx
+++ b/Denisenko_Dmitry_CV.docx
@@ -1,13 +1,14 @@
 
 <file path=word/document.xml><?xml version="1.0" encoding="utf-8"?>
-<w:document xmlns:wpc="http://schemas.microsoft.com/office/word/2010/wordprocessingCanvas" xmlns:cx="http://schemas.microsoft.com/office/drawing/2014/chartex" xmlns:cx1="http://schemas.microsoft.com/office/drawing/2015/9/8/chartex" xmlns:cx2="http://schemas.microsoft.com/office/drawing/2015/10/21/chartex" xmlns:cx3="http://schemas.microsoft.com/office/drawing/2016/5/9/chartex" xmlns:cx4="http://schemas.microsoft.com/office/drawing/2016/5/10/chartex" xmlns:cx5="http://schemas.microsoft.com/office/drawing/2016/5/11/chartex" xmlns:cx6="http://schemas.microsoft.com/office/drawing/2016/5/12/chartex" xmlns:cx7="http://schemas.microsoft.com/office/drawing/2016/5/13/chartex" xmlns:cx8="http://schemas.microsoft.com/office/drawing/2016/5/14/chartex" xmlns:mc="http://schemas.openxmlformats.org/markup-compatibility/2006" xmlns:aink="http://schemas.microsoft.com/office/drawing/2016/ink" xmlns:am3d="http://schemas.microsoft.com/office/drawing/2017/model3d" xmlns:o="urn:schemas-microsoft-com:office:office" xmlns:oel="http://schemas.microsoft.com/office/2019/extlst" xmlns:r="http://schemas.openxmlformats.org/officeDocument/2006/relationships" xmlns:m="http://schemas.openxmlformats.org/officeDocument/2006/math" xmlns:v="urn:schemas-microsoft-com:vml" xmlns:wp14="http://schemas.microsoft.com/office/word/2010/wordprocessingDrawing" xmlns:wp="http://schemas.openxmlformats.org/drawingml/2006/wordprocessingDrawing" xmlns:w10="urn:schemas-microsoft-com:office:word" xmlns:w="http://schemas.openxmlformats.org/wordprocessingml/2006/main" xmlns:w14="http://schemas.microsoft.com/office/word/2010/wordml" xmlns:w15="http://schemas.microsoft.com/office/word/2012/wordml" xmlns:w16cex="http://schemas.microsoft.com/office/word/2018/wordml/cex" xmlns:w16cid="http://schemas.microsoft.com/office/word/2016/wordml/cid" xmlns:w16="http://schemas.microsoft.com/office/word/2018/wordml" xmlns:w16du="http://schemas.microsoft.com/office/word/2023/wordml/word16du" xmlns:w16sdtdh="http://schemas.microsoft.com/office/word/2020/wordml/sdtdatahash" xmlns:w16sdtfl="http://schemas.microsoft.com/office/word/2024/wordml/sdtformatlock" xmlns:w16se="http://schemas.microsoft.com/office/word/2015/wordml/symex" xmlns:wpg="http://schemas.microsoft.com/office/word/2010/wordprocessingGroup" xmlns:wpi="http://schemas.microsoft.com/office/word/2010/wordprocessingInk" xmlns:wne="http://schemas.microsoft.com/office/word/2006/wordml" xmlns:wps="http://schemas.microsoft.com/office/word/2010/wordprocessingShape" mc:Ignorable="w14 w15 w16se w16cid w16 w16cex w16sdtdh w16sdtfl w16du wp14">
+<w:document xmlns:o="urn:schemas-microsoft-com:office:office" xmlns:r="http://schemas.openxmlformats.org/officeDocument/2006/relationships" xmlns:v="urn:schemas-microsoft-com:vml" xmlns:w="http://schemas.openxmlformats.org/wordprocessingml/2006/main" xmlns:w10="urn:schemas-microsoft-com:office:word" xmlns:wp="http://schemas.openxmlformats.org/drawingml/2006/wordprocessingDrawing" xmlns:pic="http://schemas.openxmlformats.org/drawingml/2006/picture" xmlns:wps="http://schemas.microsoft.com/office/word/2010/wordprocessingShape" xmlns:wpg="http://schemas.microsoft.com/office/word/2010/wordprocessingGroup" xmlns:mc="http://schemas.openxmlformats.org/markup-compatibility/2006" xmlns:wp14="http://schemas.microsoft.com/office/word/2010/wordprocessingDrawing" xmlns:w14="http://schemas.microsoft.com/office/word/2010/wordml" xmlns:w15="http://schemas.microsoft.com/office/word/2012/wordml" mc:Ignorable="w14 wp14 w15">
   <w:body>
     <w:p>
       <w:pPr>
-        <w:spacing w:after="0" w:line="260" w:lineRule="atLeast"/>
-        <w:jc w:val="both"/>
-        <w:rPr>
-          <w:rFonts w:ascii="Arial" w:eastAsia="Arial" w:hAnsi="Arial" w:cs="Arial"/>
+        <w:pStyle w:val="Normal"/>
+        <w:spacing w:lineRule="atLeast" w:line="260" w:before="0" w:after="0"/>
+        <w:jc w:val="both"/>
+        <w:rPr>
+          <w:rFonts w:ascii="Arial" w:hAnsi="Arial" w:eastAsia="Arial" w:cs="Arial"/>
           <w:b/>
           <w:color w:val="231F20"/>
           <w:sz w:val="40"/>
@@ -16,168 +17,159 @@
       </w:pPr>
       <w:r>
         <w:rPr>
-          <w:rFonts w:ascii="Arial" w:eastAsia="Arial" w:hAnsi="Arial" w:cs="Arial"/>
+          <w:rFonts w:eastAsia="Arial" w:cs="Arial" w:ascii="Arial" w:hAnsi="Arial"/>
           <w:b/>
           <w:color w:val="231F20"/>
           <w:sz w:val="40"/>
           <w:szCs w:val="40"/>
         </w:rPr>
-        <w:t>D</w:t>
-      </w:r>
-      <w:r>
-        <w:rPr>
-          <w:rFonts w:ascii="Arial" w:eastAsia="Arial" w:hAnsi="Arial" w:cs="Arial"/>
-          <w:b/>
-          <w:color w:val="231F20"/>
-          <w:sz w:val="40"/>
-          <w:szCs w:val="40"/>
-        </w:rPr>
-        <w:t>ima</w:t>
-      </w:r>
-      <w:r>
-        <w:rPr>
-          <w:rFonts w:ascii="Arial" w:eastAsia="Arial" w:hAnsi="Arial" w:cs="Arial"/>
-          <w:b/>
-          <w:color w:val="231F20"/>
-          <w:sz w:val="40"/>
-          <w:szCs w:val="40"/>
-        </w:rPr>
-        <w:t xml:space="preserve"> DENISENKO</w:t>
-      </w:r>
-    </w:p>
-    <w:p>
-      <w:pPr>
-        <w:spacing w:after="0" w:line="260" w:lineRule="atLeast"/>
-        <w:jc w:val="both"/>
-        <w:rPr>
-          <w:rFonts w:ascii="Arial" w:eastAsia="Arial" w:hAnsi="Arial" w:cs="Arial"/>
+        <w:t>Dima DENISENKO</w:t>
+      </w:r>
+    </w:p>
+    <w:p>
+      <w:pPr>
+        <w:pStyle w:val="Normal"/>
+        <w:spacing w:lineRule="atLeast" w:line="260" w:before="0" w:after="0"/>
+        <w:jc w:val="both"/>
+        <w:rPr>
+          <w:rFonts w:ascii="Arial" w:hAnsi="Arial" w:eastAsia="Arial" w:cs="Arial"/>
           <w:color w:val="999997"/>
         </w:rPr>
       </w:pPr>
       <w:r>
         <w:rPr>
-          <w:rFonts w:ascii="Arial" w:eastAsia="Arial" w:hAnsi="Arial" w:cs="Arial"/>
+          <w:rFonts w:eastAsia="Arial" w:cs="Arial" w:ascii="Arial" w:hAnsi="Arial"/>
           <w:color w:val="999997"/>
         </w:rPr>
-        <w:t>Backend Engineer | Team Lead | Java, ReactJS, DesOps, K8s, AWS</w:t>
-      </w:r>
-    </w:p>
-    <w:p>
-      <w:pPr>
-        <w:spacing w:after="0" w:line="260" w:lineRule="atLeast"/>
-        <w:jc w:val="both"/>
-        <w:rPr>
-          <w:rFonts w:ascii="Arial" w:eastAsia="Arial" w:hAnsi="Arial" w:cs="Arial"/>
+        <w:t>Backend Engineer | Java, ReactJS, DesOps, K8s, AWS</w:t>
+      </w:r>
+    </w:p>
+    <w:p>
+      <w:pPr>
+        <w:pStyle w:val="Normal"/>
+        <w:spacing w:lineRule="atLeast" w:line="260" w:before="0" w:after="0"/>
+        <w:jc w:val="both"/>
+        <w:rPr>
+          <w:rFonts w:ascii="Arial" w:hAnsi="Arial" w:eastAsia="Arial" w:cs="Arial"/>
           <w:color w:val="999997"/>
         </w:rPr>
       </w:pPr>
-    </w:p>
-    <w:p>
-      <w:pPr>
+      <w:r>
+        <w:rPr>
+          <w:rFonts w:eastAsia="Arial" w:cs="Arial" w:ascii="Arial" w:hAnsi="Arial"/>
+          <w:color w:val="999997"/>
+        </w:rPr>
+      </w:r>
+    </w:p>
+    <w:p>
+      <w:pPr>
+        <w:pStyle w:val="Normal"/>
         <w:pBdr>
           <w:top w:val="single" w:sz="2" w:space="1" w:color="000000"/>
         </w:pBdr>
-        <w:spacing w:after="0" w:line="264" w:lineRule="auto"/>
-        <w:rPr>
-          <w:rFonts w:ascii="Arial" w:eastAsia="Arial" w:hAnsi="Arial" w:cs="Arial"/>
-          <w:color w:val="231F20"/>
-        </w:rPr>
-      </w:pPr>
-    </w:p>
-    <w:p>
-      <w:pPr>
-        <w:spacing w:after="0" w:line="264" w:lineRule="auto"/>
-        <w:rPr>
-          <w:rFonts w:ascii="Arial" w:eastAsia="Arial" w:hAnsi="Arial" w:cs="Arial"/>
-          <w:color w:val="231F20"/>
-        </w:rPr>
-      </w:pPr>
-      <w:r>
-        <w:rPr>
-          <w:rFonts w:ascii="Arial" w:eastAsia="Arial" w:hAnsi="Arial" w:cs="Arial"/>
-          <w:color w:val="231F20"/>
-        </w:rPr>
-        <w:t>Results-driven Software Engineer with 5+ years of experience architecting, developing, and optimizing Java-based SaaS web applications, ETL pipelines, batch/stream processing, and API-driven integrations.</w:t>
-      </w:r>
-      <w:r>
-        <w:rPr>
-          <w:rFonts w:ascii="Arial" w:eastAsia="Arial" w:hAnsi="Arial" w:cs="Arial"/>
-          <w:color w:val="231F20"/>
-        </w:rPr>
-        <w:t xml:space="preserve"> </w:t>
-      </w:r>
-    </w:p>
-    <w:p>
-      <w:pPr>
-        <w:spacing w:after="0" w:line="264" w:lineRule="auto"/>
-        <w:rPr>
-          <w:rFonts w:ascii="Arial" w:eastAsia="Arial" w:hAnsi="Arial" w:cs="Arial"/>
-          <w:color w:val="231F20"/>
-        </w:rPr>
-      </w:pPr>
-    </w:p>
-    <w:p>
-      <w:pPr>
-        <w:spacing w:after="0" w:line="264" w:lineRule="auto"/>
-        <w:rPr>
-          <w:rFonts w:ascii="Arial" w:eastAsia="Arial" w:hAnsi="Arial" w:cs="Arial"/>
-          <w:color w:val="231F20"/>
-        </w:rPr>
-      </w:pPr>
-      <w:r>
-        <w:rPr>
-          <w:rFonts w:ascii="Arial" w:eastAsia="Arial" w:hAnsi="Arial" w:cs="Arial"/>
-          <w:color w:val="231F20"/>
-        </w:rPr>
-        <w:t>I'm interested in full-stack, event-driven microservices, DevOps, K8s architecture,</w:t>
-      </w:r>
-      <w:r>
-        <w:rPr>
-          <w:rFonts w:ascii="Arial" w:eastAsia="Arial" w:hAnsi="Arial" w:cs="Arial"/>
-          <w:color w:val="231F20"/>
-        </w:rPr>
-        <w:t xml:space="preserve"> AI-driven apps,</w:t>
-      </w:r>
-      <w:r>
-        <w:rPr>
-          <w:rFonts w:ascii="Arial" w:eastAsia="Arial" w:hAnsi="Arial" w:cs="Arial"/>
-          <w:color w:val="231F20"/>
-        </w:rPr>
-        <w:t xml:space="preserve"> and more</w:t>
-      </w:r>
-      <w:r>
-        <w:rPr>
-          <w:rFonts w:ascii="Arial" w:eastAsia="Arial" w:hAnsi="Arial" w:cs="Arial"/>
-          <w:color w:val="231F20"/>
-        </w:rPr>
-        <w:t>.</w:t>
-      </w:r>
-    </w:p>
-    <w:p>
-      <w:pPr>
-        <w:spacing w:after="0" w:line="264" w:lineRule="auto"/>
-        <w:rPr>
-          <w:rFonts w:ascii="Arial" w:eastAsia="Arial" w:hAnsi="Arial" w:cs="Arial"/>
-          <w:color w:val="231F20"/>
-          <w:sz w:val="20"/>
-        </w:rPr>
-      </w:pPr>
+        <w:spacing w:lineRule="auto" w:line="264" w:before="0" w:after="0"/>
+        <w:rPr>
+          <w:rFonts w:ascii="Arial" w:hAnsi="Arial" w:eastAsia="Arial" w:cs="Arial"/>
+          <w:color w:val="231F20"/>
+        </w:rPr>
+      </w:pPr>
+      <w:r>
+        <w:rPr>
+          <w:rFonts w:eastAsia="Arial" w:cs="Arial" w:ascii="Arial" w:hAnsi="Arial"/>
+          <w:color w:val="231F20"/>
+        </w:rPr>
+      </w:r>
+    </w:p>
+    <w:p>
+      <w:pPr>
+        <w:pStyle w:val="Normal"/>
+        <w:spacing w:lineRule="auto" w:line="264" w:before="0" w:after="0"/>
+        <w:rPr>
+          <w:rFonts w:ascii="Arial" w:hAnsi="Arial" w:eastAsia="Arial" w:cs="Arial"/>
+          <w:color w:val="231F20"/>
+        </w:rPr>
+      </w:pPr>
+      <w:r>
+        <w:rPr>
+          <w:rFonts w:eastAsia="Arial" w:cs="Arial" w:ascii="Arial" w:hAnsi="Arial"/>
+          <w:color w:val="231F20"/>
+        </w:rPr>
+        <w:t xml:space="preserve">Results-driven Software Engineer with 5+ years of experience architecting, developing, and optimizing Java-based SaaS web applications, ETL pipelines, batch/stream processing, and API-driven integrations. </w:t>
+      </w:r>
+    </w:p>
+    <w:p>
+      <w:pPr>
+        <w:pStyle w:val="Normal"/>
+        <w:spacing w:lineRule="auto" w:line="264" w:before="0" w:after="0"/>
+        <w:rPr>
+          <w:rFonts w:ascii="Arial" w:hAnsi="Arial" w:eastAsia="Arial" w:cs="Arial"/>
+          <w:color w:val="231F20"/>
+        </w:rPr>
+      </w:pPr>
+      <w:r>
+        <w:rPr>
+          <w:rFonts w:eastAsia="Arial" w:cs="Arial" w:ascii="Arial" w:hAnsi="Arial"/>
+          <w:color w:val="231F20"/>
+        </w:rPr>
+      </w:r>
+    </w:p>
+    <w:p>
+      <w:pPr>
+        <w:pStyle w:val="Normal"/>
+        <w:spacing w:lineRule="auto" w:line="264" w:before="0" w:after="0"/>
+        <w:rPr>
+          <w:rFonts w:ascii="Arial" w:hAnsi="Arial" w:eastAsia="Arial" w:cs="Arial"/>
+          <w:color w:val="231F20"/>
+        </w:rPr>
+      </w:pPr>
+      <w:r>
+        <w:rPr>
+          <w:rFonts w:eastAsia="Arial" w:cs="Arial" w:ascii="Arial" w:hAnsi="Arial"/>
+          <w:color w:val="231F20"/>
+        </w:rPr>
+        <w:t>I'm interested in full-stack, event-driven microservices, DevOps, K8s architecture, AI-driven apps, and more.</w:t>
+      </w:r>
+    </w:p>
+    <w:p>
+      <w:pPr>
+        <w:pStyle w:val="Normal"/>
+        <w:spacing w:lineRule="auto" w:line="264" w:before="0" w:after="0"/>
+        <w:rPr>
+          <w:rFonts w:ascii="Arial" w:hAnsi="Arial" w:eastAsia="Arial" w:cs="Arial"/>
+          <w:color w:val="231F20"/>
+          <w:sz w:val="20"/>
+        </w:rPr>
+      </w:pPr>
+      <w:r>
+        <w:rPr>
+          <w:rFonts w:eastAsia="Arial" w:cs="Arial" w:ascii="Arial" w:hAnsi="Arial"/>
+          <w:color w:val="231F20"/>
+          <w:sz w:val="20"/>
+        </w:rPr>
+      </w:r>
     </w:p>
     <w:tbl>
       <w:tblPr>
         <w:tblW w:w="7602" w:type="dxa"/>
+        <w:jc w:val="left"/>
         <w:tblInd w:w="-109" w:type="dxa"/>
         <w:tblLayout w:type="fixed"/>
-        <w:tblLook w:val="0420" w:firstRow="1" w:lastRow="0" w:firstColumn="0" w:lastColumn="0" w:noHBand="0" w:noVBand="1"/>
+        <w:tblCellMar>
+          <w:top w:w="0" w:type="dxa"/>
+          <w:left w:w="108" w:type="dxa"/>
+          <w:bottom w:w="0" w:type="dxa"/>
+          <w:right w:w="108" w:type="dxa"/>
+        </w:tblCellMar>
+        <w:tblLook w:firstRow="1" w:noVBand="1" w:lastRow="0" w:firstColumn="0" w:lastColumn="0" w:noHBand="0" w:val="0420"/>
       </w:tblPr>
       <w:tblGrid>
         <w:gridCol w:w="2519"/>
-        <w:gridCol w:w="5083"/>
+        <w:gridCol w:w="5082"/>
       </w:tblGrid>
       <w:tr>
         <w:trPr>
-          <w:trHeight w:val="719"/>
-          <w:tblHeader/>
+          <w:tblHeader w:val="true"/>
+          <w:trHeight w:val="719" w:hRule="atLeast"/>
         </w:trPr>
         <w:tc>
           <w:tcPr>
@@ -189,17 +181,22 @@
           </w:tcPr>
           <w:p>
             <w:pPr>
-              <w:spacing w:after="0" w:line="480" w:lineRule="auto"/>
+              <w:pStyle w:val="Normal"/>
+              <w:numPr>
+                <w:ilvl w:val="0"/>
+                <w:numId w:val="0"/>
+              </w:numPr>
+              <w:spacing w:lineRule="auto" w:line="480" w:before="0" w:after="0"/>
               <w:jc w:val="both"/>
               <w:outlineLvl w:val="1"/>
               <w:rPr>
-                <w:rFonts w:ascii="Arial" w:eastAsia="Quattrocento Sans" w:hAnsi="Arial" w:cs="Arial"/>
+                <w:rFonts w:ascii="Arial" w:hAnsi="Arial" w:eastAsia="Quattrocento Sans" w:cs="Arial"/>
                 <w:color w:val="000000"/>
               </w:rPr>
             </w:pPr>
             <w:r>
               <w:rPr>
-                <w:rFonts w:ascii="Arial" w:eastAsia="Quattrocento Sans" w:hAnsi="Arial" w:cs="Arial"/>
+                <w:rFonts w:eastAsia="Quattrocento Sans" w:cs="Arial" w:ascii="Arial" w:hAnsi="Arial"/>
                 <w:color w:val="000000"/>
               </w:rPr>
               <w:t>Email:</w:t>
@@ -216,25 +213,26 @@
           </w:tcPr>
           <w:p>
             <w:pPr>
-              <w:spacing w:after="0" w:line="480" w:lineRule="auto"/>
+              <w:pStyle w:val="Normal"/>
+              <w:numPr>
+                <w:ilvl w:val="0"/>
+                <w:numId w:val="0"/>
+              </w:numPr>
+              <w:spacing w:lineRule="auto" w:line="480" w:before="0" w:after="0"/>
               <w:jc w:val="both"/>
               <w:outlineLvl w:val="1"/>
-              <w:rPr>
-                <w:rFonts w:ascii="Arial" w:eastAsia="Arial" w:hAnsi="Arial" w:cs="Arial"/>
-                <w:b/>
-                <w:bCs/>
-                <w:color w:val="1F4E79"/>
-              </w:rPr>
+              <w:rPr/>
             </w:pPr>
-            <w:hyperlink r:id="rId5">
+            <w:hyperlink r:id="rId2">
               <w:r>
                 <w:rPr>
-                  <w:rFonts w:ascii="Arial" w:eastAsia="Arial" w:hAnsi="Arial" w:cs="Arial"/>
+                  <w:rStyle w:val="Hyperlink"/>
+                  <w:rFonts w:eastAsia="Arial" w:cs="Arial" w:ascii="Arial" w:hAnsi="Arial"/>
                   <w:b/>
                   <w:bCs/>
                   <w:color w:val="1F4E79"/>
                 </w:rPr>
-                <w:t>contact@dimdnk.com</w:t>
+                <w:t>dmitry.denisenko@hotmail.com</w:t>
               </w:r>
             </w:hyperlink>
           </w:p>
@@ -242,8 +240,8 @@
       </w:tr>
       <w:tr>
         <w:trPr>
-          <w:trHeight w:val="737"/>
-          <w:tblHeader/>
+          <w:tblHeader w:val="true"/>
+          <w:trHeight w:val="737" w:hRule="atLeast"/>
         </w:trPr>
         <w:tc>
           <w:tcPr>
@@ -252,22 +250,27 @@
               <w:top w:val="single" w:sz="2" w:space="0" w:color="999997"/>
               <w:bottom w:val="single" w:sz="2" w:space="0" w:color="999997"/>
             </w:tcBorders>
-            <w:shd w:val="clear" w:color="auto" w:fill="F2F2F2"/>
+            <w:shd w:color="auto" w:fill="F2F2F2" w:val="clear"/>
             <w:vAlign w:val="bottom"/>
           </w:tcPr>
           <w:p>
             <w:pPr>
-              <w:spacing w:after="0" w:line="480" w:lineRule="auto"/>
+              <w:pStyle w:val="Normal"/>
+              <w:numPr>
+                <w:ilvl w:val="0"/>
+                <w:numId w:val="0"/>
+              </w:numPr>
+              <w:spacing w:lineRule="auto" w:line="480" w:before="0" w:after="0"/>
               <w:jc w:val="both"/>
               <w:outlineLvl w:val="1"/>
               <w:rPr>
-                <w:rFonts w:ascii="Arial" w:eastAsia="Quattrocento Sans" w:hAnsi="Arial" w:cs="Arial"/>
+                <w:rFonts w:ascii="Arial" w:hAnsi="Arial" w:eastAsia="Quattrocento Sans" w:cs="Arial"/>
                 <w:color w:val="000000"/>
               </w:rPr>
             </w:pPr>
             <w:r>
               <w:rPr>
-                <w:rFonts w:ascii="Arial" w:eastAsia="Quattrocento Sans" w:hAnsi="Arial" w:cs="Arial"/>
+                <w:rFonts w:eastAsia="Quattrocento Sans" w:cs="Arial" w:ascii="Arial" w:hAnsi="Arial"/>
                 <w:color w:val="000000"/>
               </w:rPr>
               <w:t>Website:</w:t>
@@ -281,24 +284,30 @@
               <w:top w:val="single" w:sz="2" w:space="0" w:color="999997"/>
               <w:bottom w:val="single" w:sz="2" w:space="0" w:color="999997"/>
             </w:tcBorders>
-            <w:shd w:val="clear" w:color="auto" w:fill="F2F2F2"/>
+            <w:shd w:color="auto" w:fill="F2F2F2" w:val="clear"/>
             <w:vAlign w:val="bottom"/>
           </w:tcPr>
           <w:p>
             <w:pPr>
-              <w:spacing w:after="0" w:line="480" w:lineRule="auto"/>
+              <w:pStyle w:val="Normal"/>
+              <w:numPr>
+                <w:ilvl w:val="0"/>
+                <w:numId w:val="0"/>
+              </w:numPr>
+              <w:spacing w:lineRule="auto" w:line="480" w:before="0" w:after="0"/>
               <w:jc w:val="both"/>
               <w:outlineLvl w:val="1"/>
               <w:rPr>
-                <w:rFonts w:ascii="Arial" w:eastAsia="Quattrocento Sans" w:hAnsi="Arial" w:cs="Arial"/>
+                <w:rFonts w:ascii="Arial" w:hAnsi="Arial" w:eastAsia="Quattrocento Sans" w:cs="Arial"/>
                 <w:b/>
                 <w:color w:val="000000"/>
               </w:rPr>
             </w:pPr>
-            <w:hyperlink r:id="rId6">
+            <w:hyperlink r:id="rId3">
               <w:r>
                 <w:rPr>
-                  <w:rFonts w:ascii="Arial" w:eastAsia="Arial" w:hAnsi="Arial" w:cs="Arial"/>
+                  <w:rStyle w:val="Style9"/>
+                  <w:rFonts w:eastAsia="Arial" w:cs="Arial" w:ascii="Arial" w:hAnsi="Arial"/>
                   <w:b/>
                   <w:bCs/>
                   <w:color w:val="1F4E79"/>
@@ -311,8 +320,8 @@
       </w:tr>
       <w:tr>
         <w:trPr>
-          <w:trHeight w:val="719"/>
-          <w:tblHeader/>
+          <w:tblHeader w:val="true"/>
+          <w:trHeight w:val="719" w:hRule="atLeast"/>
         </w:trPr>
         <w:tc>
           <w:tcPr>
@@ -325,17 +334,22 @@
           </w:tcPr>
           <w:p>
             <w:pPr>
-              <w:spacing w:after="0" w:line="480" w:lineRule="auto"/>
+              <w:pStyle w:val="Normal"/>
+              <w:numPr>
+                <w:ilvl w:val="0"/>
+                <w:numId w:val="0"/>
+              </w:numPr>
+              <w:spacing w:lineRule="auto" w:line="480" w:before="0" w:after="0"/>
               <w:jc w:val="both"/>
               <w:outlineLvl w:val="1"/>
               <w:rPr>
-                <w:rFonts w:ascii="Arial" w:eastAsia="Quattrocento Sans" w:hAnsi="Arial" w:cs="Arial"/>
+                <w:rFonts w:ascii="Arial" w:hAnsi="Arial" w:eastAsia="Quattrocento Sans" w:cs="Arial"/>
                 <w:color w:val="000000"/>
               </w:rPr>
             </w:pPr>
             <w:r>
               <w:rPr>
-                <w:rFonts w:ascii="Arial" w:eastAsia="Quattrocento Sans" w:hAnsi="Arial" w:cs="Arial"/>
+                <w:rFonts w:eastAsia="Quattrocento Sans" w:cs="Arial" w:ascii="Arial" w:hAnsi="Arial"/>
                 <w:color w:val="000000"/>
               </w:rPr>
               <w:t>GitHub Profile:</w:t>
@@ -353,19 +367,25 @@
           </w:tcPr>
           <w:p>
             <w:pPr>
-              <w:spacing w:after="0" w:line="480" w:lineRule="auto"/>
+              <w:pStyle w:val="Normal"/>
+              <w:numPr>
+                <w:ilvl w:val="0"/>
+                <w:numId w:val="0"/>
+              </w:numPr>
+              <w:spacing w:lineRule="auto" w:line="480" w:before="0" w:after="0"/>
               <w:jc w:val="both"/>
               <w:outlineLvl w:val="1"/>
               <w:rPr>
-                <w:rFonts w:ascii="Arial" w:eastAsia="Quattrocento Sans" w:hAnsi="Arial" w:cs="Arial"/>
+                <w:rFonts w:ascii="Arial" w:hAnsi="Arial" w:eastAsia="Quattrocento Sans" w:cs="Arial"/>
                 <w:b/>
                 <w:color w:val="000000"/>
               </w:rPr>
             </w:pPr>
-            <w:hyperlink r:id="rId7">
+            <w:hyperlink r:id="rId4">
               <w:r>
                 <w:rPr>
-                  <w:rFonts w:ascii="Arial" w:eastAsia="Arial" w:hAnsi="Arial" w:cs="Arial"/>
+                  <w:rStyle w:val="Style9"/>
+                  <w:rFonts w:eastAsia="Arial" w:cs="Arial" w:ascii="Arial" w:hAnsi="Arial"/>
                   <w:b/>
                   <w:bCs/>
                   <w:color w:val="1F4E79"/>
@@ -378,8 +398,8 @@
       </w:tr>
       <w:tr>
         <w:trPr>
-          <w:trHeight w:val="737"/>
-          <w:tblHeader/>
+          <w:tblHeader w:val="true"/>
+          <w:trHeight w:val="737" w:hRule="atLeast"/>
         </w:trPr>
         <w:tc>
           <w:tcPr>
@@ -387,22 +407,27 @@
             <w:tcBorders>
               <w:top w:val="single" w:sz="2" w:space="0" w:color="999997"/>
             </w:tcBorders>
-            <w:shd w:val="clear" w:color="auto" w:fill="F2F2F2"/>
+            <w:shd w:color="auto" w:fill="F2F2F2" w:val="clear"/>
             <w:vAlign w:val="bottom"/>
           </w:tcPr>
           <w:p>
             <w:pPr>
-              <w:spacing w:after="0" w:line="480" w:lineRule="auto"/>
+              <w:pStyle w:val="Normal"/>
+              <w:numPr>
+                <w:ilvl w:val="0"/>
+                <w:numId w:val="0"/>
+              </w:numPr>
+              <w:spacing w:lineRule="auto" w:line="480" w:before="0" w:after="0"/>
               <w:jc w:val="both"/>
               <w:outlineLvl w:val="1"/>
               <w:rPr>
-                <w:rFonts w:ascii="Arial" w:eastAsia="Quattrocento Sans" w:hAnsi="Arial" w:cs="Arial"/>
+                <w:rFonts w:ascii="Arial" w:hAnsi="Arial" w:eastAsia="Quattrocento Sans" w:cs="Arial"/>
                 <w:color w:val="000000"/>
               </w:rPr>
             </w:pPr>
             <w:r>
               <w:rPr>
-                <w:rFonts w:ascii="Arial" w:eastAsia="Quattrocento Sans" w:hAnsi="Arial" w:cs="Arial"/>
+                <w:rFonts w:eastAsia="Quattrocento Sans" w:cs="Arial" w:ascii="Arial" w:hAnsi="Arial"/>
                 <w:color w:val="000000"/>
               </w:rPr>
               <w:t>LinkedIn:</w:t>
@@ -415,24 +440,30 @@
             <w:tcBorders>
               <w:top w:val="single" w:sz="2" w:space="0" w:color="999997"/>
             </w:tcBorders>
-            <w:shd w:val="clear" w:color="auto" w:fill="F2F2F2"/>
+            <w:shd w:color="auto" w:fill="F2F2F2" w:val="clear"/>
             <w:vAlign w:val="bottom"/>
           </w:tcPr>
           <w:p>
             <w:pPr>
-              <w:spacing w:after="0" w:line="480" w:lineRule="auto"/>
+              <w:pStyle w:val="Normal"/>
+              <w:numPr>
+                <w:ilvl w:val="0"/>
+                <w:numId w:val="0"/>
+              </w:numPr>
+              <w:spacing w:lineRule="auto" w:line="480" w:before="0" w:after="0"/>
               <w:jc w:val="both"/>
               <w:outlineLvl w:val="1"/>
               <w:rPr>
-                <w:rFonts w:ascii="Arial" w:eastAsia="Quattrocento Sans" w:hAnsi="Arial" w:cs="Arial"/>
+                <w:rFonts w:ascii="Arial" w:hAnsi="Arial" w:eastAsia="Quattrocento Sans" w:cs="Arial"/>
                 <w:b/>
                 <w:color w:val="000000"/>
               </w:rPr>
             </w:pPr>
-            <w:hyperlink r:id="rId8">
+            <w:hyperlink r:id="rId5">
               <w:r>
                 <w:rPr>
-                  <w:rFonts w:ascii="Arial" w:eastAsia="Arial" w:hAnsi="Arial" w:cs="Arial"/>
+                  <w:rStyle w:val="Style9"/>
+                  <w:rFonts w:eastAsia="Arial" w:cs="Arial" w:ascii="Arial" w:hAnsi="Arial"/>
                   <w:b/>
                   <w:bCs/>
                   <w:color w:val="1F4E79"/>
@@ -446,10 +477,11 @@
     </w:tbl>
     <w:p>
       <w:pPr>
-        <w:spacing w:before="360" w:after="120" w:line="260" w:lineRule="atLeast"/>
-        <w:jc w:val="both"/>
-        <w:rPr>
-          <w:rFonts w:ascii="Arial" w:eastAsia="Arial" w:hAnsi="Arial" w:cs="Arial"/>
+        <w:pStyle w:val="Normal"/>
+        <w:spacing w:lineRule="atLeast" w:line="260" w:before="360" w:after="120"/>
+        <w:jc w:val="both"/>
+        <w:rPr>
+          <w:rFonts w:ascii="Arial" w:hAnsi="Arial" w:eastAsia="Arial" w:cs="Arial"/>
           <w:b/>
           <w:color w:val="231F20"/>
           <w:sz w:val="28"/>
@@ -458,7 +490,7 @@
       </w:pPr>
       <w:r>
         <w:rPr>
-          <w:rFonts w:ascii="Arial" w:eastAsia="Arial" w:hAnsi="Arial" w:cs="Arial"/>
+          <w:rFonts w:eastAsia="Arial" w:cs="Arial" w:ascii="Arial" w:hAnsi="Arial"/>
           <w:b/>
           <w:color w:val="231F20"/>
           <w:sz w:val="28"/>
@@ -468,129 +500,72 @@
       </w:r>
     </w:p>
     <w:p>
-      <w:r>
+      <w:pPr>
+        <w:pStyle w:val="Normal"/>
+        <w:rPr/>
+      </w:pPr>
+      <w:r>
+        <w:rPr/>
         <w:br/>
-        <w:t xml:space="preserve">• 15+ years of professional experience in the IT industry - proficient developer on popular web and backend platforms (Spring </w:t>
-      </w:r>
-      <w:r>
-        <w:t>Framework ecosystem</w:t>
-      </w:r>
-      <w:r>
-        <w:t>, Symfony, Magento, React, etc);</w:t>
-      </w:r>
-      <w:r>
+        <w:t>• 15+ years of professional experience in the IT industry - proficient developer on popular web and backend platforms (Spring Framework ecosystem, Symfony, Magento, React, etc);</w:t>
         <w:br/>
         <w:t>• 5 years’ experience with Java 11, 17, 21, Spring Boot 2 and 3, Spring Cloud, Camel 4, Kafka, Hibernate, microservices, etc.</w:t>
-      </w:r>
-      <w:r>
         <w:br/>
         <w:t>• Domain expertise in e-commerce, finance, retail, and  travel industries;</w:t>
-      </w:r>
-      <w:r>
         <w:br/>
         <w:t>• Consulted global retail, investment companies as an IT industry expert in digital transformation and cloud computing;</w:t>
-      </w:r>
-      <w:r>
         <w:br/>
         <w:t>• Experienced in building software development, QA/QA Automation, DevOps processes from scratch, and optimizing existing ones;</w:t>
-      </w:r>
-      <w:r>
         <w:br/>
         <w:t>• Business-oriented: I know how to balance between business needs and tech efforts to maximize the business value;</w:t>
-      </w:r>
-      <w:r>
         <w:br/>
-        <w:t>• I am passionate about sharing some nice and suitable solutions to open source</w:t>
-      </w:r>
-      <w:r>
-        <w:t>;</w:t>
-      </w:r>
-      <w:r>
+        <w:t>• I am passionate about sharing some nice and suitable solutions to open source;</w:t>
         <w:br/>
-      </w:r>
-      <w:r>
         <w:br/>
         <w:t>• Solid knowledge and hands-on experience in development for the Java platform and related technologies;</w:t>
-      </w:r>
-      <w:r>
         <w:br/>
         <w:t>• Proficient knowledge of modern PHP, JavaScript, and popular JavaScript-based libraries, and frameworks;</w:t>
-      </w:r>
-      <w:r>
         <w:br/>
         <w:t>• Experience with Spring, Quarkus, Vaadin, Angular, Zend, and other MVC frameworks;</w:t>
-      </w:r>
-      <w:r>
         <w:br/>
         <w:t>• Strong understanding of design patterns, OOP, and development methodologies;</w:t>
-      </w:r>
-      <w:r>
         <w:br/>
         <w:t>• Experienced in software architecture design and development planning, business analysis, and requirements definition;</w:t>
-      </w:r>
-      <w:r>
         <w:br/>
         <w:t>• Experience in gathering requirements, establishing development goals, estimating tasks and projects;</w:t>
-      </w:r>
-      <w:r>
         <w:br/>
         <w:t>• Experience with DB abstraction layers (JDBC, Hibernate, JOOQ, + Liquibase, Flyway) and messaging services (Apache Kafka, RabbitMQ, JMS), etc.;</w:t>
-      </w:r>
-      <w:r>
         <w:br/>
         <w:t>• Experience with different modules of Spring Framework like Web, Webflux, Batch, JDBC, Data Couchbase, REST, Security, Spring Cloud (Task, Gateway, Config, Vault, Sleuth);</w:t>
-      </w:r>
-      <w:r>
         <w:br/>
         <w:t>• Working experience in building ELT using Spring Boot, Kafka Streams, Apache Camel 4, Mapstruct, Commons HttpClient;</w:t>
-      </w:r>
-      <w:r>
         <w:br/>
         <w:t>• Designing and implementing various REST APIs using best practices like idempotence, security, content negotiation, HATEOAS, versioning, etc.</w:t>
-      </w:r>
-      <w:r>
         <w:br/>
-        <w:t xml:space="preserve">• Experience with Kubernetes, OpenShift environments, AWS cloud services like EC2, S3, Cloudfront, EKS, and </w:t>
-      </w:r>
-      <w:r>
-        <w:lastRenderedPageBreak/>
-        <w:t>Fargate, and a capability with Google Cloud Run for multi-cloud;</w:t>
-      </w:r>
-      <w:r>
+        <w:t>• Experience with Kubernetes, OpenShift environments, AWS cloud services like EC2, S3, Cloudfront, EKS, and Fargate, and a capability with Google Cloud Run for multi-cloud;</w:t>
         <w:br/>
         <w:t>• Deep understanding and hands-on experience with microservice architecture (autonomy, deployability, load balancing, fault tolerance, monitoring, etc.);</w:t>
-      </w:r>
-      <w:r>
         <w:br/>
         <w:t>• Experience with CI/CD (Jenkins, GitLab pipelines, Drone CI, GitHub Actions, etc.);</w:t>
-      </w:r>
-      <w:r>
         <w:br/>
         <w:t>• Team management skills:</w:t>
-      </w:r>
-      <w:r>
         <w:br/>
         <w:t>- project coordination, guidance, planning, and tasks distribution;</w:t>
-      </w:r>
-      <w:r>
         <w:br/>
         <w:t>- building development processes as a tech leader, code review, and code audit;</w:t>
-      </w:r>
-      <w:r>
         <w:br/>
         <w:t>- team motivation, assistance on team member technical growth;</w:t>
-      </w:r>
-      <w:r>
         <w:br/>
         <w:t xml:space="preserve">- following development methodology and processes (Agile, Scrum, SAFe, Kanban); </w:t>
       </w:r>
     </w:p>
     <w:p>
       <w:pPr>
-        <w:spacing w:before="360" w:after="120" w:line="260" w:lineRule="atLeast"/>
-        <w:jc w:val="both"/>
-        <w:rPr>
-          <w:rFonts w:ascii="Arial" w:eastAsia="Arial" w:hAnsi="Arial" w:cs="Arial"/>
+        <w:pStyle w:val="Normal"/>
+        <w:spacing w:lineRule="atLeast" w:line="260" w:before="360" w:after="120"/>
+        <w:jc w:val="both"/>
+        <w:rPr>
+          <w:rFonts w:ascii="Arial" w:hAnsi="Arial" w:eastAsia="Arial" w:cs="Arial"/>
           <w:b/>
           <w:color w:val="231F20"/>
           <w:sz w:val="28"/>
@@ -599,545 +574,320 @@
       </w:pPr>
       <w:r>
         <w:rPr>
-          <w:rFonts w:ascii="Arial" w:eastAsia="Arial" w:hAnsi="Arial" w:cs="Arial"/>
+          <w:rFonts w:eastAsia="Arial" w:cs="Arial" w:ascii="Arial" w:hAnsi="Arial"/>
           <w:b/>
           <w:color w:val="231F20"/>
           <w:sz w:val="28"/>
           <w:szCs w:val="28"/>
         </w:rPr>
         <w:t xml:space="preserve">Work Experience: </w:t>
-      </w:r>
-      <w:r>
-        <w:rPr>
-          <w:rFonts w:ascii="Arial" w:eastAsia="Arial" w:hAnsi="Arial" w:cs="Arial"/>
+        <w:tab/>
+      </w:r>
+    </w:p>
+    <w:p>
+      <w:pPr>
+        <w:pStyle w:val="Normal"/>
+        <w:spacing w:lineRule="atLeast" w:line="260" w:before="0" w:after="0"/>
+        <w:jc w:val="both"/>
+        <w:rPr>
+          <w:rFonts w:ascii="Arial" w:hAnsi="Arial" w:eastAsia="Arial" w:cs="Arial"/>
+          <w:color w:val="231F20"/>
+          <w:sz w:val="20"/>
+        </w:rPr>
+      </w:pPr>
+      <w:r>
+        <w:rPr>
+          <w:rFonts w:eastAsia="Arial" w:cs="Arial" w:ascii="Arial" w:hAnsi="Arial"/>
+          <w:b/>
+          <w:bCs/>
+          <w:color w:val="231F20"/>
+          <w:sz w:val="20"/>
+        </w:rPr>
+        <w:t>DataArt Solutions, Inc.</w:t>
+      </w:r>
+    </w:p>
+    <w:p>
+      <w:pPr>
+        <w:pStyle w:val="Normal"/>
+        <w:widowControl w:val="false"/>
+        <w:spacing w:lineRule="atLeast" w:line="260" w:before="0" w:after="0"/>
+        <w:jc w:val="both"/>
+        <w:rPr>
+          <w:rFonts w:ascii="Arial" w:hAnsi="Arial" w:eastAsia="Arial" w:cs="Arial"/>
+          <w:color w:val="231F20"/>
+          <w:sz w:val="20"/>
+        </w:rPr>
+      </w:pPr>
+      <w:r>
+        <w:rPr>
+          <w:rFonts w:eastAsia="Arial" w:cs="Arial" w:ascii="Arial" w:hAnsi="Arial"/>
+          <w:color w:val="231F20"/>
+          <w:sz w:val="18"/>
+          <w:szCs w:val="18"/>
+        </w:rPr>
+        <w:t>Senior Software Developer</w:t>
+        <w:tab/>
+        <w:tab/>
+        <w:tab/>
+        <w:tab/>
+        <w:tab/>
+        <w:tab/>
+      </w:r>
+      <w:r>
+        <w:rPr>
+          <w:rFonts w:eastAsia="Arial" w:cs="Arial" w:ascii="Arial" w:hAnsi="Arial"/>
+          <w:color w:val="231F20"/>
+          <w:sz w:val="20"/>
+        </w:rPr>
+        <w:tab/>
+        <w:tab/>
+        <w:tab/>
+        <w:t>2021 – Present</w:t>
+      </w:r>
+    </w:p>
+    <w:p>
+      <w:pPr>
+        <w:pStyle w:val="Normal"/>
+        <w:widowControl w:val="false"/>
+        <w:spacing w:lineRule="atLeast" w:line="260" w:before="0" w:after="0"/>
+        <w:jc w:val="both"/>
+        <w:rPr>
+          <w:rFonts w:ascii="Arial" w:hAnsi="Arial" w:eastAsia="Arial" w:cs="Arial"/>
+          <w:b/>
+          <w:bCs/>
+          <w:color w:val="231F20"/>
+          <w:sz w:val="20"/>
+        </w:rPr>
+      </w:pPr>
+      <w:r>
+        <w:rPr>
+          <w:rFonts w:eastAsia="Arial" w:cs="Arial" w:ascii="Arial" w:hAnsi="Arial"/>
+          <w:b/>
+          <w:bCs/>
+          <w:color w:val="231F20"/>
+          <w:sz w:val="20"/>
+        </w:rPr>
+        <w:t>Amadeus IT Group SA</w:t>
+      </w:r>
+    </w:p>
+    <w:p>
+      <w:pPr>
+        <w:pStyle w:val="Normal"/>
+        <w:widowControl w:val="false"/>
+        <w:spacing w:lineRule="atLeast" w:line="260" w:before="0" w:after="0"/>
+        <w:jc w:val="both"/>
+        <w:rPr>
+          <w:rFonts w:ascii="Arial" w:hAnsi="Arial" w:eastAsia="Arial" w:cs="Arial"/>
+          <w:color w:val="231F20"/>
+          <w:sz w:val="20"/>
+        </w:rPr>
+      </w:pPr>
+      <w:r>
+        <w:rPr>
+          <w:rFonts w:eastAsia="Arial" w:cs="Arial" w:ascii="Arial" w:hAnsi="Arial"/>
+          <w:color w:val="231F20"/>
+          <w:sz w:val="18"/>
+          <w:szCs w:val="18"/>
+        </w:rPr>
+        <w:t>Software Engineer</w:t>
+        <w:tab/>
+        <w:tab/>
+      </w:r>
+      <w:r>
+        <w:rPr>
+          <w:rFonts w:eastAsia="Arial" w:cs="Arial" w:ascii="Arial" w:hAnsi="Arial"/>
+          <w:color w:val="231F20"/>
+          <w:sz w:val="20"/>
+        </w:rPr>
+        <w:tab/>
+        <w:tab/>
+        <w:tab/>
+        <w:tab/>
+        <w:tab/>
+        <w:tab/>
+        <w:tab/>
+        <w:t>2016 – 2021</w:t>
+      </w:r>
+    </w:p>
+    <w:p>
+      <w:pPr>
+        <w:pStyle w:val="Normal"/>
+        <w:widowControl w:val="false"/>
+        <w:spacing w:lineRule="atLeast" w:line="260" w:before="0" w:after="0"/>
+        <w:jc w:val="both"/>
+        <w:rPr>
+          <w:rFonts w:ascii="Arial" w:hAnsi="Arial" w:eastAsia="Arial" w:cs="Arial"/>
+          <w:b/>
+          <w:bCs/>
+          <w:color w:val="231F20"/>
+          <w:sz w:val="20"/>
+        </w:rPr>
+      </w:pPr>
+      <w:r>
+        <w:rPr>
+          <w:rFonts w:eastAsia="Arial" w:cs="Arial" w:ascii="Arial" w:hAnsi="Arial"/>
+          <w:b/>
+          <w:bCs/>
+          <w:color w:val="231F20"/>
+          <w:sz w:val="20"/>
+        </w:rPr>
+        <w:t>WellCart</w:t>
+      </w:r>
+    </w:p>
+    <w:p>
+      <w:pPr>
+        <w:pStyle w:val="Normal"/>
+        <w:widowControl w:val="false"/>
+        <w:spacing w:lineRule="atLeast" w:line="260" w:before="0" w:after="0"/>
+        <w:jc w:val="both"/>
+        <w:rPr>
+          <w:rFonts w:ascii="Arial" w:hAnsi="Arial" w:eastAsia="Arial" w:cs="Arial"/>
+          <w:color w:val="231F20"/>
+          <w:sz w:val="20"/>
+        </w:rPr>
+      </w:pPr>
+      <w:r>
+        <w:rPr>
+          <w:rFonts w:eastAsia="Arial" w:cs="Arial" w:ascii="Arial" w:hAnsi="Arial"/>
+          <w:color w:val="231F20"/>
+          <w:sz w:val="18"/>
+          <w:szCs w:val="18"/>
+        </w:rPr>
+        <w:t>Tech Lead/Co-founder</w:t>
+        <w:tab/>
+      </w:r>
+      <w:r>
+        <w:rPr>
+          <w:rFonts w:eastAsia="Arial" w:cs="Arial" w:ascii="Arial" w:hAnsi="Arial"/>
+          <w:color w:val="231F20"/>
+          <w:sz w:val="20"/>
+        </w:rPr>
+        <w:tab/>
+        <w:tab/>
+        <w:tab/>
+        <w:tab/>
+        <w:tab/>
+        <w:tab/>
+        <w:t xml:space="preserve">      </w:t>
+        <w:tab/>
+        <w:tab/>
+        <w:t>2012 – 2016</w:t>
+      </w:r>
+    </w:p>
+    <w:p>
+      <w:pPr>
+        <w:pStyle w:val="Normal"/>
+        <w:widowControl w:val="false"/>
+        <w:spacing w:lineRule="atLeast" w:line="260" w:before="0" w:after="0"/>
+        <w:jc w:val="both"/>
+        <w:rPr>
+          <w:rFonts w:ascii="Arial" w:hAnsi="Arial" w:eastAsia="Arial" w:cs="Arial"/>
+          <w:b/>
+          <w:bCs/>
+          <w:color w:val="231F20"/>
+          <w:sz w:val="20"/>
+        </w:rPr>
+      </w:pPr>
+      <w:r>
+        <w:rPr>
+          <w:rFonts w:eastAsia="Arial" w:cs="Arial" w:ascii="Arial" w:hAnsi="Arial"/>
+          <w:b/>
+          <w:bCs/>
+          <w:color w:val="231F20"/>
+          <w:sz w:val="20"/>
+        </w:rPr>
+        <w:t>Magento</w:t>
+      </w:r>
+    </w:p>
+    <w:p>
+      <w:pPr>
+        <w:pStyle w:val="Normal"/>
+        <w:widowControl w:val="false"/>
+        <w:spacing w:lineRule="atLeast" w:line="260" w:before="0" w:after="0"/>
+        <w:jc w:val="both"/>
+        <w:rPr>
+          <w:rFonts w:ascii="Arial" w:hAnsi="Arial" w:eastAsia="Arial" w:cs="Arial"/>
+          <w:color w:val="231F20"/>
+          <w:sz w:val="20"/>
+        </w:rPr>
+      </w:pPr>
+      <w:r>
+        <w:rPr>
+          <w:rFonts w:eastAsia="Arial" w:cs="Arial" w:ascii="Arial" w:hAnsi="Arial"/>
+          <w:color w:val="231F20"/>
+          <w:sz w:val="18"/>
+          <w:szCs w:val="18"/>
+        </w:rPr>
+        <w:t>Software Developer</w:t>
+        <w:tab/>
+      </w:r>
+      <w:r>
+        <w:rPr>
+          <w:rFonts w:eastAsia="Arial" w:cs="Arial" w:ascii="Arial" w:hAnsi="Arial"/>
+          <w:color w:val="231F20"/>
+          <w:sz w:val="20"/>
+        </w:rPr>
+        <w:tab/>
+        <w:tab/>
+        <w:tab/>
+        <w:tab/>
+        <w:tab/>
+        <w:tab/>
+        <w:tab/>
+        <w:tab/>
+        <w:t>2009 – 2011</w:t>
+      </w:r>
+    </w:p>
+    <w:p>
+      <w:pPr>
+        <w:pStyle w:val="Normal"/>
+        <w:widowControl w:val="false"/>
+        <w:spacing w:lineRule="atLeast" w:line="260" w:before="0" w:after="0"/>
+        <w:jc w:val="both"/>
+        <w:rPr>
+          <w:rFonts w:ascii="Arial" w:hAnsi="Arial" w:eastAsia="Arial" w:cs="Arial"/>
+          <w:color w:val="231F20"/>
+          <w:sz w:val="20"/>
+        </w:rPr>
+      </w:pPr>
+      <w:r>
+        <w:rPr>
+          <w:rFonts w:eastAsia="Arial" w:cs="Arial" w:ascii="Arial" w:hAnsi="Arial"/>
+          <w:color w:val="231F20"/>
+          <w:sz w:val="20"/>
+        </w:rPr>
+      </w:r>
+    </w:p>
+    <w:p>
+      <w:pPr>
+        <w:pStyle w:val="Normal"/>
+        <w:widowControl w:val="false"/>
+        <w:spacing w:lineRule="atLeast" w:line="260" w:before="0" w:after="0"/>
+        <w:jc w:val="both"/>
+        <w:rPr>
+          <w:rFonts w:ascii="Arial" w:hAnsi="Arial" w:eastAsia="Arial" w:cs="Arial"/>
+          <w:color w:val="231F20"/>
+          <w:sz w:val="20"/>
+        </w:rPr>
+      </w:pPr>
+      <w:r>
+        <w:rPr>
+          <w:rFonts w:eastAsia="Arial" w:cs="Arial" w:ascii="Arial" w:hAnsi="Arial"/>
           <w:b/>
           <w:color w:val="231F20"/>
           <w:sz w:val="28"/>
           <w:szCs w:val="28"/>
         </w:rPr>
-        <w:tab/>
-      </w:r>
-    </w:p>
-    <w:p>
-      <w:pPr>
-        <w:spacing w:after="0" w:line="260" w:lineRule="atLeast"/>
-        <w:jc w:val="both"/>
-        <w:rPr>
-          <w:rFonts w:ascii="Arial" w:eastAsia="Arial" w:hAnsi="Arial" w:cs="Arial"/>
-          <w:color w:val="231F20"/>
-          <w:sz w:val="20"/>
-        </w:rPr>
-      </w:pPr>
-      <w:r>
-        <w:rPr>
-          <w:rFonts w:ascii="Arial" w:eastAsia="Arial" w:hAnsi="Arial" w:cs="Arial"/>
-          <w:b/>
-          <w:bCs/>
-          <w:color w:val="231F20"/>
-          <w:sz w:val="20"/>
-        </w:rPr>
-        <w:t>DataArt Solutions, Inc.</w:t>
-      </w:r>
-    </w:p>
-    <w:p>
-      <w:pPr>
-        <w:widowControl w:val="0"/>
-        <w:spacing w:after="0" w:line="260" w:lineRule="atLeast"/>
-        <w:jc w:val="both"/>
-        <w:rPr>
-          <w:rFonts w:ascii="Arial" w:eastAsia="Arial" w:hAnsi="Arial" w:cs="Arial"/>
-          <w:color w:val="231F20"/>
-          <w:sz w:val="20"/>
-        </w:rPr>
-      </w:pPr>
-      <w:r>
-        <w:rPr>
-          <w:rFonts w:ascii="Arial" w:eastAsia="Arial" w:hAnsi="Arial" w:cs="Arial"/>
-          <w:color w:val="231F20"/>
-          <w:sz w:val="18"/>
-          <w:szCs w:val="18"/>
-        </w:rPr>
-        <w:t>Senior Software Developer</w:t>
-      </w:r>
-      <w:r>
-        <w:rPr>
-          <w:rFonts w:ascii="Arial" w:eastAsia="Arial" w:hAnsi="Arial" w:cs="Arial"/>
-          <w:color w:val="231F20"/>
-          <w:sz w:val="18"/>
-          <w:szCs w:val="18"/>
-        </w:rPr>
-        <w:tab/>
-      </w:r>
-      <w:r>
-        <w:rPr>
-          <w:rFonts w:ascii="Arial" w:eastAsia="Arial" w:hAnsi="Arial" w:cs="Arial"/>
-          <w:color w:val="231F20"/>
-          <w:sz w:val="18"/>
-          <w:szCs w:val="18"/>
-        </w:rPr>
-        <w:tab/>
-      </w:r>
-      <w:r>
-        <w:rPr>
-          <w:rFonts w:ascii="Arial" w:eastAsia="Arial" w:hAnsi="Arial" w:cs="Arial"/>
-          <w:color w:val="231F20"/>
-          <w:sz w:val="18"/>
-          <w:szCs w:val="18"/>
-        </w:rPr>
-        <w:tab/>
-      </w:r>
-      <w:r>
-        <w:rPr>
-          <w:rFonts w:ascii="Arial" w:eastAsia="Arial" w:hAnsi="Arial" w:cs="Arial"/>
-          <w:color w:val="231F20"/>
-          <w:sz w:val="18"/>
-          <w:szCs w:val="18"/>
-        </w:rPr>
-        <w:tab/>
-      </w:r>
-      <w:r>
-        <w:rPr>
-          <w:rFonts w:ascii="Arial" w:eastAsia="Arial" w:hAnsi="Arial" w:cs="Arial"/>
-          <w:color w:val="231F20"/>
-          <w:sz w:val="18"/>
-          <w:szCs w:val="18"/>
-        </w:rPr>
-        <w:tab/>
-      </w:r>
-      <w:r>
-        <w:rPr>
-          <w:rFonts w:ascii="Arial" w:eastAsia="Arial" w:hAnsi="Arial" w:cs="Arial"/>
-          <w:color w:val="231F20"/>
-          <w:sz w:val="18"/>
-          <w:szCs w:val="18"/>
-        </w:rPr>
-        <w:tab/>
-      </w:r>
-      <w:r>
-        <w:rPr>
-          <w:rFonts w:ascii="Arial" w:eastAsia="Arial" w:hAnsi="Arial" w:cs="Arial"/>
-          <w:color w:val="231F20"/>
-          <w:sz w:val="20"/>
-        </w:rPr>
-        <w:tab/>
-      </w:r>
-      <w:r>
-        <w:rPr>
-          <w:rFonts w:ascii="Arial" w:eastAsia="Arial" w:hAnsi="Arial" w:cs="Arial"/>
-          <w:color w:val="231F20"/>
-          <w:sz w:val="20"/>
-        </w:rPr>
-        <w:tab/>
-      </w:r>
-      <w:r>
-        <w:rPr>
-          <w:rFonts w:ascii="Arial" w:eastAsia="Arial" w:hAnsi="Arial" w:cs="Arial"/>
-          <w:color w:val="231F20"/>
-          <w:sz w:val="20"/>
-        </w:rPr>
-        <w:tab/>
-        <w:t>2021 – Present</w:t>
-      </w:r>
-    </w:p>
-    <w:p>
-      <w:pPr>
-        <w:widowControl w:val="0"/>
-        <w:spacing w:after="0" w:line="260" w:lineRule="atLeast"/>
-        <w:jc w:val="both"/>
-        <w:rPr>
-          <w:rFonts w:ascii="Arial" w:eastAsia="Arial" w:hAnsi="Arial" w:cs="Arial"/>
-          <w:b/>
-          <w:bCs/>
-          <w:color w:val="231F20"/>
-          <w:sz w:val="20"/>
-        </w:rPr>
-      </w:pPr>
-      <w:r>
-        <w:rPr>
-          <w:rFonts w:ascii="Arial" w:eastAsia="Arial" w:hAnsi="Arial" w:cs="Arial"/>
-          <w:b/>
-          <w:bCs/>
-          <w:color w:val="231F20"/>
-          <w:sz w:val="20"/>
-        </w:rPr>
-        <w:t>Amadeus IT Group SA</w:t>
-      </w:r>
-    </w:p>
-    <w:p>
-      <w:pPr>
-        <w:widowControl w:val="0"/>
-        <w:spacing w:after="0" w:line="260" w:lineRule="atLeast"/>
-        <w:jc w:val="both"/>
-        <w:rPr>
-          <w:rFonts w:ascii="Arial" w:eastAsia="Arial" w:hAnsi="Arial" w:cs="Arial"/>
-          <w:color w:val="231F20"/>
-          <w:sz w:val="20"/>
-        </w:rPr>
-      </w:pPr>
-      <w:r>
-        <w:rPr>
-          <w:rFonts w:ascii="Arial" w:eastAsia="Arial" w:hAnsi="Arial" w:cs="Arial"/>
-          <w:color w:val="231F20"/>
-          <w:sz w:val="18"/>
-          <w:szCs w:val="18"/>
-        </w:rPr>
-        <w:t>Software Engineer</w:t>
-      </w:r>
-      <w:r>
-        <w:rPr>
-          <w:rFonts w:ascii="Arial" w:eastAsia="Arial" w:hAnsi="Arial" w:cs="Arial"/>
-          <w:color w:val="231F20"/>
-          <w:sz w:val="18"/>
-          <w:szCs w:val="18"/>
-        </w:rPr>
-        <w:tab/>
-      </w:r>
-      <w:r>
-        <w:rPr>
-          <w:rFonts w:ascii="Arial" w:eastAsia="Arial" w:hAnsi="Arial" w:cs="Arial"/>
-          <w:color w:val="231F20"/>
-          <w:sz w:val="18"/>
-          <w:szCs w:val="18"/>
-        </w:rPr>
-        <w:tab/>
-      </w:r>
-      <w:r>
-        <w:rPr>
-          <w:rFonts w:ascii="Arial" w:eastAsia="Arial" w:hAnsi="Arial" w:cs="Arial"/>
-          <w:color w:val="231F20"/>
-          <w:sz w:val="20"/>
-        </w:rPr>
-        <w:tab/>
-      </w:r>
-      <w:r>
-        <w:rPr>
-          <w:rFonts w:ascii="Arial" w:eastAsia="Arial" w:hAnsi="Arial" w:cs="Arial"/>
-          <w:color w:val="231F20"/>
-          <w:sz w:val="20"/>
-        </w:rPr>
-        <w:tab/>
-      </w:r>
-      <w:r>
-        <w:rPr>
-          <w:rFonts w:ascii="Arial" w:eastAsia="Arial" w:hAnsi="Arial" w:cs="Arial"/>
-          <w:color w:val="231F20"/>
-          <w:sz w:val="20"/>
-        </w:rPr>
-        <w:tab/>
-      </w:r>
-      <w:r>
-        <w:rPr>
-          <w:rFonts w:ascii="Arial" w:eastAsia="Arial" w:hAnsi="Arial" w:cs="Arial"/>
-          <w:color w:val="231F20"/>
-          <w:sz w:val="20"/>
-        </w:rPr>
-        <w:tab/>
-      </w:r>
-      <w:r>
-        <w:rPr>
-          <w:rFonts w:ascii="Arial" w:eastAsia="Arial" w:hAnsi="Arial" w:cs="Arial"/>
-          <w:color w:val="231F20"/>
-          <w:sz w:val="20"/>
-        </w:rPr>
-        <w:tab/>
-      </w:r>
-      <w:r>
-        <w:rPr>
-          <w:rFonts w:ascii="Arial" w:eastAsia="Arial" w:hAnsi="Arial" w:cs="Arial"/>
-          <w:color w:val="231F20"/>
-          <w:sz w:val="20"/>
-        </w:rPr>
-        <w:tab/>
-      </w:r>
-      <w:r>
-        <w:rPr>
-          <w:rFonts w:ascii="Arial" w:eastAsia="Arial" w:hAnsi="Arial" w:cs="Arial"/>
-          <w:color w:val="231F20"/>
-          <w:sz w:val="20"/>
-        </w:rPr>
-        <w:tab/>
-        <w:t>2016 – 2021</w:t>
-      </w:r>
-    </w:p>
-    <w:p>
-      <w:pPr>
-        <w:widowControl w:val="0"/>
-        <w:spacing w:after="0" w:line="260" w:lineRule="atLeast"/>
-        <w:jc w:val="both"/>
-        <w:rPr>
-          <w:rFonts w:ascii="Arial" w:eastAsia="Arial" w:hAnsi="Arial" w:cs="Arial"/>
-          <w:b/>
-          <w:bCs/>
-          <w:color w:val="231F20"/>
-          <w:sz w:val="20"/>
-        </w:rPr>
-      </w:pPr>
-      <w:r>
-        <w:rPr>
-          <w:rFonts w:ascii="Arial" w:eastAsia="Arial" w:hAnsi="Arial" w:cs="Arial"/>
-          <w:b/>
-          <w:bCs/>
-          <w:color w:val="231F20"/>
-          <w:sz w:val="20"/>
-        </w:rPr>
-        <w:t>WellCart</w:t>
-      </w:r>
-    </w:p>
-    <w:p>
-      <w:pPr>
-        <w:widowControl w:val="0"/>
-        <w:spacing w:after="0" w:line="260" w:lineRule="atLeast"/>
-        <w:jc w:val="both"/>
-        <w:rPr>
-          <w:rFonts w:ascii="Arial" w:eastAsia="Arial" w:hAnsi="Arial" w:cs="Arial"/>
-          <w:color w:val="231F20"/>
-          <w:sz w:val="20"/>
-        </w:rPr>
-      </w:pPr>
-      <w:r>
-        <w:rPr>
-          <w:rFonts w:ascii="Arial" w:eastAsia="Arial" w:hAnsi="Arial" w:cs="Arial"/>
-          <w:color w:val="231F20"/>
-          <w:sz w:val="18"/>
-          <w:szCs w:val="18"/>
-        </w:rPr>
-        <w:t>Tech Lead/Co-founder</w:t>
-      </w:r>
-      <w:r>
-        <w:rPr>
-          <w:rFonts w:ascii="Arial" w:eastAsia="Arial" w:hAnsi="Arial" w:cs="Arial"/>
-          <w:color w:val="231F20"/>
-          <w:sz w:val="18"/>
-          <w:szCs w:val="18"/>
-        </w:rPr>
-        <w:tab/>
-      </w:r>
-      <w:r>
-        <w:rPr>
-          <w:rFonts w:ascii="Arial" w:eastAsia="Arial" w:hAnsi="Arial" w:cs="Arial"/>
-          <w:color w:val="231F20"/>
-          <w:sz w:val="20"/>
-        </w:rPr>
-        <w:tab/>
-      </w:r>
-      <w:r>
-        <w:rPr>
-          <w:rFonts w:ascii="Arial" w:eastAsia="Arial" w:hAnsi="Arial" w:cs="Arial"/>
-          <w:color w:val="231F20"/>
-          <w:sz w:val="20"/>
-        </w:rPr>
-        <w:tab/>
-      </w:r>
-      <w:r>
-        <w:rPr>
-          <w:rFonts w:ascii="Arial" w:eastAsia="Arial" w:hAnsi="Arial" w:cs="Arial"/>
-          <w:color w:val="231F20"/>
-          <w:sz w:val="20"/>
-        </w:rPr>
-        <w:tab/>
-      </w:r>
-      <w:r>
-        <w:rPr>
-          <w:rFonts w:ascii="Arial" w:eastAsia="Arial" w:hAnsi="Arial" w:cs="Arial"/>
-          <w:color w:val="231F20"/>
-          <w:sz w:val="20"/>
-        </w:rPr>
-        <w:tab/>
-      </w:r>
-      <w:r>
-        <w:rPr>
-          <w:rFonts w:ascii="Arial" w:eastAsia="Arial" w:hAnsi="Arial" w:cs="Arial"/>
-          <w:color w:val="231F20"/>
-          <w:sz w:val="20"/>
-        </w:rPr>
-        <w:tab/>
-      </w:r>
-      <w:r>
-        <w:rPr>
-          <w:rFonts w:ascii="Arial" w:eastAsia="Arial" w:hAnsi="Arial" w:cs="Arial"/>
-          <w:color w:val="231F20"/>
-          <w:sz w:val="20"/>
-        </w:rPr>
-        <w:tab/>
-        <w:t xml:space="preserve">      </w:t>
-      </w:r>
-      <w:r>
-        <w:rPr>
-          <w:rFonts w:ascii="Arial" w:eastAsia="Arial" w:hAnsi="Arial" w:cs="Arial"/>
-          <w:color w:val="231F20"/>
-          <w:sz w:val="20"/>
-        </w:rPr>
-        <w:tab/>
-      </w:r>
-      <w:r>
-        <w:rPr>
-          <w:rFonts w:ascii="Arial" w:eastAsia="Arial" w:hAnsi="Arial" w:cs="Arial"/>
-          <w:color w:val="231F20"/>
-          <w:sz w:val="20"/>
-        </w:rPr>
-        <w:tab/>
-        <w:t>2012 – 2016</w:t>
-      </w:r>
-    </w:p>
-    <w:p>
-      <w:pPr>
-        <w:widowControl w:val="0"/>
-        <w:spacing w:after="0" w:line="260" w:lineRule="atLeast"/>
-        <w:jc w:val="both"/>
-        <w:rPr>
-          <w:rFonts w:ascii="Arial" w:eastAsia="Arial" w:hAnsi="Arial" w:cs="Arial"/>
-          <w:b/>
-          <w:bCs/>
-          <w:color w:val="231F20"/>
-          <w:sz w:val="20"/>
-        </w:rPr>
-      </w:pPr>
-      <w:r>
-        <w:rPr>
-          <w:rFonts w:ascii="Arial" w:eastAsia="Arial" w:hAnsi="Arial" w:cs="Arial"/>
-          <w:b/>
-          <w:bCs/>
-          <w:color w:val="231F20"/>
-          <w:sz w:val="20"/>
-        </w:rPr>
-        <w:t>Magento</w:t>
-      </w:r>
-    </w:p>
-    <w:p>
-      <w:pPr>
-        <w:widowControl w:val="0"/>
-        <w:spacing w:after="0" w:line="260" w:lineRule="atLeast"/>
-        <w:jc w:val="both"/>
-        <w:rPr>
-          <w:rFonts w:ascii="Arial" w:eastAsia="Arial" w:hAnsi="Arial" w:cs="Arial"/>
-          <w:color w:val="231F20"/>
-          <w:sz w:val="20"/>
-        </w:rPr>
-      </w:pPr>
-      <w:r>
-        <w:rPr>
-          <w:rFonts w:ascii="Arial" w:eastAsia="Arial" w:hAnsi="Arial" w:cs="Arial"/>
-          <w:color w:val="231F20"/>
-          <w:sz w:val="18"/>
-          <w:szCs w:val="18"/>
-        </w:rPr>
-        <w:t>Software Developer</w:t>
-      </w:r>
-      <w:r>
-        <w:rPr>
-          <w:rFonts w:ascii="Arial" w:eastAsia="Arial" w:hAnsi="Arial" w:cs="Arial"/>
-          <w:color w:val="231F20"/>
-          <w:sz w:val="18"/>
-          <w:szCs w:val="18"/>
-        </w:rPr>
-        <w:tab/>
-      </w:r>
-      <w:r>
-        <w:rPr>
-          <w:rFonts w:ascii="Arial" w:eastAsia="Arial" w:hAnsi="Arial" w:cs="Arial"/>
-          <w:color w:val="231F20"/>
-          <w:sz w:val="20"/>
-        </w:rPr>
-        <w:tab/>
-      </w:r>
-      <w:r>
-        <w:rPr>
-          <w:rFonts w:ascii="Arial" w:eastAsia="Arial" w:hAnsi="Arial" w:cs="Arial"/>
-          <w:color w:val="231F20"/>
-          <w:sz w:val="20"/>
-        </w:rPr>
-        <w:tab/>
-      </w:r>
-      <w:r>
-        <w:rPr>
-          <w:rFonts w:ascii="Arial" w:eastAsia="Arial" w:hAnsi="Arial" w:cs="Arial"/>
-          <w:color w:val="231F20"/>
-          <w:sz w:val="20"/>
-        </w:rPr>
-        <w:tab/>
-      </w:r>
-      <w:r>
-        <w:rPr>
-          <w:rFonts w:ascii="Arial" w:eastAsia="Arial" w:hAnsi="Arial" w:cs="Arial"/>
-          <w:color w:val="231F20"/>
-          <w:sz w:val="20"/>
-        </w:rPr>
-        <w:tab/>
-      </w:r>
-      <w:r>
-        <w:rPr>
-          <w:rFonts w:ascii="Arial" w:eastAsia="Arial" w:hAnsi="Arial" w:cs="Arial"/>
-          <w:color w:val="231F20"/>
-          <w:sz w:val="20"/>
-        </w:rPr>
-        <w:tab/>
-      </w:r>
-      <w:r>
-        <w:rPr>
-          <w:rFonts w:ascii="Arial" w:eastAsia="Arial" w:hAnsi="Arial" w:cs="Arial"/>
-          <w:color w:val="231F20"/>
-          <w:sz w:val="20"/>
-        </w:rPr>
-        <w:tab/>
-      </w:r>
-      <w:r>
-        <w:rPr>
-          <w:rFonts w:ascii="Arial" w:eastAsia="Arial" w:hAnsi="Arial" w:cs="Arial"/>
-          <w:color w:val="231F20"/>
-          <w:sz w:val="20"/>
-        </w:rPr>
-        <w:tab/>
-      </w:r>
-      <w:r>
-        <w:rPr>
-          <w:rFonts w:ascii="Arial" w:eastAsia="Arial" w:hAnsi="Arial" w:cs="Arial"/>
-          <w:color w:val="231F20"/>
-          <w:sz w:val="20"/>
-        </w:rPr>
-        <w:tab/>
-        <w:t>2009 – 2011</w:t>
-      </w:r>
-    </w:p>
-    <w:p>
-      <w:pPr>
-        <w:widowControl w:val="0"/>
-        <w:spacing w:after="0" w:line="260" w:lineRule="atLeast"/>
-        <w:jc w:val="both"/>
-        <w:rPr>
-          <w:rFonts w:ascii="Arial" w:eastAsia="Arial" w:hAnsi="Arial" w:cs="Arial"/>
-          <w:color w:val="231F20"/>
-          <w:sz w:val="20"/>
-        </w:rPr>
-      </w:pPr>
-    </w:p>
-    <w:p>
-      <w:pPr>
-        <w:widowControl w:val="0"/>
-        <w:spacing w:after="0" w:line="260" w:lineRule="atLeast"/>
-        <w:jc w:val="both"/>
-        <w:rPr>
-          <w:rFonts w:ascii="Arial" w:eastAsia="Arial" w:hAnsi="Arial" w:cs="Arial"/>
-          <w:color w:val="231F20"/>
-          <w:sz w:val="20"/>
-        </w:rPr>
-      </w:pPr>
-      <w:r>
-        <w:rPr>
-          <w:rFonts w:ascii="Arial" w:eastAsia="Arial" w:hAnsi="Arial" w:cs="Arial"/>
-          <w:b/>
-          <w:color w:val="231F20"/>
-          <w:sz w:val="28"/>
-          <w:szCs w:val="28"/>
-        </w:rPr>
         <w:t>Recently Completed Projects:</w:t>
       </w:r>
     </w:p>
     <w:p>
       <w:pPr>
-        <w:spacing w:before="240" w:after="120" w:line="260" w:lineRule="atLeast"/>
-        <w:jc w:val="both"/>
-        <w:rPr>
-          <w:rFonts w:ascii="Arial" w:eastAsia="Arial" w:hAnsi="Arial" w:cs="Arial"/>
+        <w:pStyle w:val="Normal"/>
+        <w:spacing w:lineRule="atLeast" w:line="260" w:before="240" w:after="120"/>
+        <w:jc w:val="both"/>
+        <w:rPr>
+          <w:rFonts w:ascii="Arial" w:hAnsi="Arial" w:eastAsia="Arial" w:cs="Arial"/>
           <w:b/>
           <w:color w:val="333332"/>
           <w:sz w:val="24"/>
@@ -1146,7 +896,7 @@
       </w:pPr>
       <w:r>
         <w:rPr>
-          <w:rFonts w:ascii="Arial" w:eastAsia="Arial" w:hAnsi="Arial" w:cs="Arial"/>
+          <w:rFonts w:eastAsia="Arial" w:cs="Arial" w:ascii="Arial" w:hAnsi="Arial"/>
           <w:b/>
           <w:color w:val="333332"/>
           <w:sz w:val="24"/>
@@ -1157,40 +907,33 @@
     </w:p>
     <w:p>
       <w:pPr>
-        <w:tabs>
-          <w:tab w:val="left" w:pos="1730"/>
-        </w:tabs>
-        <w:spacing w:after="0" w:line="260" w:lineRule="atLeast"/>
-        <w:jc w:val="both"/>
-        <w:rPr>
-          <w:rFonts w:ascii="Arial" w:eastAsia="Arial" w:hAnsi="Arial" w:cs="Arial"/>
-          <w:color w:val="231F20"/>
-          <w:sz w:val="20"/>
-        </w:rPr>
-      </w:pPr>
-      <w:r>
-        <w:rPr>
-          <w:rFonts w:ascii="Arial" w:eastAsia="Arial" w:hAnsi="Arial" w:cs="Arial"/>
+        <w:pStyle w:val="Normal"/>
+        <w:tabs>
+          <w:tab w:val="clear" w:pos="720"/>
+          <w:tab w:val="left" w:pos="1730" w:leader="none"/>
+        </w:tabs>
+        <w:spacing w:lineRule="atLeast" w:line="260" w:before="0" w:after="0"/>
+        <w:jc w:val="both"/>
+        <w:rPr>
+          <w:rFonts w:ascii="Arial" w:hAnsi="Arial" w:eastAsia="Arial" w:cs="Arial"/>
+          <w:color w:val="231F20"/>
+          <w:sz w:val="20"/>
+        </w:rPr>
+      </w:pPr>
+      <w:r>
+        <w:rPr>
+          <w:rFonts w:eastAsia="Arial" w:cs="Arial" w:ascii="Arial" w:hAnsi="Arial"/>
           <w:b/>
           <w:bCs/>
           <w:color w:val="231F20"/>
           <w:sz w:val="20"/>
         </w:rPr>
         <w:t xml:space="preserve">Client: </w:t>
-      </w:r>
-      <w:r>
-        <w:rPr>
-          <w:rFonts w:ascii="Arial" w:eastAsia="Arial" w:hAnsi="Arial" w:cs="Arial"/>
-          <w:b/>
-          <w:bCs/>
-          <w:color w:val="231F20"/>
-          <w:sz w:val="20"/>
-        </w:rPr>
-        <w:tab/>
-      </w:r>
-      <w:r>
-        <w:rPr>
-          <w:rFonts w:ascii="Arial" w:eastAsia="Arial" w:hAnsi="Arial" w:cs="Arial"/>
+        <w:tab/>
+      </w:r>
+      <w:r>
+        <w:rPr>
+          <w:rFonts w:eastAsia="Arial" w:cs="Arial" w:ascii="Arial" w:hAnsi="Arial"/>
           <w:bCs/>
           <w:color w:val="231F20"/>
           <w:sz w:val="20"/>
@@ -1200,40 +943,33 @@
     </w:p>
     <w:p>
       <w:pPr>
-        <w:tabs>
-          <w:tab w:val="left" w:pos="1730"/>
-        </w:tabs>
-        <w:spacing w:after="0" w:line="260" w:lineRule="atLeast"/>
-        <w:ind w:left="1730" w:hanging="1730"/>
-        <w:rPr>
-          <w:rFonts w:ascii="Arial" w:eastAsia="Arial" w:hAnsi="Arial" w:cs="Arial"/>
-          <w:color w:val="231F20"/>
-          <w:sz w:val="20"/>
-        </w:rPr>
-      </w:pPr>
-      <w:r>
-        <w:rPr>
-          <w:rFonts w:ascii="Arial" w:eastAsia="Arial" w:hAnsi="Arial" w:cs="Arial"/>
+        <w:pStyle w:val="Normal"/>
+        <w:tabs>
+          <w:tab w:val="clear" w:pos="720"/>
+          <w:tab w:val="left" w:pos="1730" w:leader="none"/>
+        </w:tabs>
+        <w:spacing w:lineRule="atLeast" w:line="260" w:before="0" w:after="0"/>
+        <w:ind w:hanging="1730" w:left="1730"/>
+        <w:rPr>
+          <w:rFonts w:ascii="Arial" w:hAnsi="Arial" w:eastAsia="Arial" w:cs="Arial"/>
+          <w:color w:val="231F20"/>
+          <w:sz w:val="20"/>
+        </w:rPr>
+      </w:pPr>
+      <w:r>
+        <w:rPr>
+          <w:rFonts w:eastAsia="Arial" w:cs="Arial" w:ascii="Arial" w:hAnsi="Arial"/>
           <w:b/>
           <w:bCs/>
           <w:color w:val="231F20"/>
           <w:sz w:val="20"/>
         </w:rPr>
         <w:t xml:space="preserve">Overview: </w:t>
-      </w:r>
-      <w:r>
-        <w:rPr>
-          <w:rFonts w:ascii="Arial" w:eastAsia="Arial" w:hAnsi="Arial" w:cs="Arial"/>
-          <w:b/>
-          <w:bCs/>
-          <w:color w:val="231F20"/>
-          <w:sz w:val="20"/>
-        </w:rPr>
-        <w:tab/>
-      </w:r>
-      <w:r>
-        <w:rPr>
-          <w:rFonts w:ascii="Arial" w:eastAsia="Arial" w:hAnsi="Arial" w:cs="Arial"/>
+        <w:tab/>
+      </w:r>
+      <w:r>
+        <w:rPr>
+          <w:rFonts w:eastAsia="Arial" w:cs="Arial" w:ascii="Arial" w:hAnsi="Arial"/>
           <w:bCs/>
           <w:color w:val="231F20"/>
           <w:sz w:val="20"/>
@@ -1243,41 +979,34 @@
     </w:p>
     <w:p>
       <w:pPr>
-        <w:tabs>
-          <w:tab w:val="left" w:pos="1730"/>
-        </w:tabs>
-        <w:spacing w:after="0" w:line="260" w:lineRule="atLeast"/>
-        <w:jc w:val="both"/>
-        <w:rPr>
-          <w:rFonts w:ascii="Arial" w:eastAsia="Arial" w:hAnsi="Arial" w:cs="Arial"/>
-          <w:bCs/>
-          <w:color w:val="231F20"/>
-          <w:sz w:val="20"/>
-        </w:rPr>
-      </w:pPr>
-      <w:r>
-        <w:rPr>
-          <w:rFonts w:ascii="Arial" w:eastAsia="Arial" w:hAnsi="Arial" w:cs="Arial"/>
+        <w:pStyle w:val="Normal"/>
+        <w:tabs>
+          <w:tab w:val="clear" w:pos="720"/>
+          <w:tab w:val="left" w:pos="1730" w:leader="none"/>
+        </w:tabs>
+        <w:spacing w:lineRule="atLeast" w:line="260" w:before="0" w:after="0"/>
+        <w:jc w:val="both"/>
+        <w:rPr>
+          <w:rFonts w:ascii="Arial" w:hAnsi="Arial" w:eastAsia="Arial" w:cs="Arial"/>
+          <w:bCs/>
+          <w:color w:val="231F20"/>
+          <w:sz w:val="20"/>
+        </w:rPr>
+      </w:pPr>
+      <w:r>
+        <w:rPr>
+          <w:rFonts w:eastAsia="Arial" w:cs="Arial" w:ascii="Arial" w:hAnsi="Arial"/>
           <w:b/>
           <w:bCs/>
           <w:color w:val="231F20"/>
           <w:sz w:val="20"/>
         </w:rPr>
         <w:t xml:space="preserve">Languages: </w:t>
-      </w:r>
-      <w:r>
-        <w:rPr>
-          <w:rFonts w:ascii="Arial" w:eastAsia="Arial" w:hAnsi="Arial" w:cs="Arial"/>
-          <w:b/>
-          <w:bCs/>
-          <w:color w:val="231F20"/>
-          <w:sz w:val="20"/>
-        </w:rPr>
-        <w:tab/>
-      </w:r>
-      <w:r>
-        <w:rPr>
-          <w:rFonts w:ascii="Arial" w:eastAsia="Arial" w:hAnsi="Arial" w:cs="Arial"/>
+        <w:tab/>
+      </w:r>
+      <w:r>
+        <w:rPr>
+          <w:rFonts w:eastAsia="Arial" w:cs="Arial" w:ascii="Arial" w:hAnsi="Arial"/>
           <w:bCs/>
           <w:color w:val="231F20"/>
           <w:sz w:val="20"/>
@@ -1287,13 +1016,15 @@
     </w:p>
     <w:p>
       <w:pPr>
-        <w:tabs>
-          <w:tab w:val="left" w:pos="1730"/>
-        </w:tabs>
-        <w:spacing w:after="0" w:line="260" w:lineRule="atLeast"/>
-        <w:ind w:left="1728" w:hanging="1728"/>
-        <w:rPr>
-          <w:rFonts w:ascii="Arial" w:eastAsia="Arial" w:hAnsi="Arial" w:cs="Arial"/>
+        <w:pStyle w:val="Normal"/>
+        <w:tabs>
+          <w:tab w:val="clear" w:pos="720"/>
+          <w:tab w:val="left" w:pos="1730" w:leader="none"/>
+        </w:tabs>
+        <w:spacing w:lineRule="atLeast" w:line="260" w:before="0" w:after="0"/>
+        <w:ind w:hanging="1728" w:left="1728"/>
+        <w:rPr>
+          <w:rFonts w:ascii="Arial" w:hAnsi="Arial" w:eastAsia="Arial" w:cs="Arial"/>
           <w:bCs/>
           <w:iCs/>
           <w:color w:val="231F20"/>
@@ -1303,38 +1034,29 @@
       </w:pPr>
       <w:r>
         <w:rPr>
-          <w:rFonts w:ascii="Arial" w:eastAsia="Arial" w:hAnsi="Arial" w:cs="Arial"/>
-          <w:b/>
-          <w:bCs/>
-          <w:color w:val="231F20"/>
-          <w:sz w:val="20"/>
-          <w:u w:color="231F20"/>
+          <w:rFonts w:eastAsia="Arial" w:cs="Arial" w:ascii="Arial" w:hAnsi="Arial"/>
+          <w:b/>
+          <w:bCs/>
+          <w:color w:val="231F20"/>
+          <w:sz w:val="20"/>
+          <w:u w:val="none" w:color="231F20"/>
         </w:rPr>
         <w:t>Technologies</w:t>
       </w:r>
       <w:r>
         <w:rPr>
-          <w:rFonts w:ascii="Arial" w:eastAsia="Arial" w:hAnsi="Arial" w:cs="Arial"/>
+          <w:rFonts w:eastAsia="Arial" w:cs="Arial" w:ascii="Arial" w:hAnsi="Arial"/>
           <w:b/>
           <w:bCs/>
           <w:color w:val="231F20"/>
           <w:sz w:val="20"/>
         </w:rPr>
         <w:t xml:space="preserve">: </w:t>
-      </w:r>
-      <w:r>
-        <w:rPr>
-          <w:rFonts w:ascii="Arial" w:eastAsia="Arial" w:hAnsi="Arial" w:cs="Arial"/>
-          <w:b/>
-          <w:bCs/>
-          <w:color w:val="231F20"/>
-          <w:sz w:val="20"/>
-        </w:rPr>
-        <w:tab/>
-      </w:r>
-      <w:r>
-        <w:rPr>
-          <w:rFonts w:ascii="Arial" w:eastAsia="Arial" w:hAnsi="Arial" w:cs="Arial"/>
+        <w:tab/>
+      </w:r>
+      <w:r>
+        <w:rPr>
+          <w:rFonts w:eastAsia="Arial" w:cs="Arial" w:ascii="Arial" w:hAnsi="Arial"/>
           <w:bCs/>
           <w:color w:val="231F20"/>
           <w:sz w:val="20"/>
@@ -1344,41 +1066,34 @@
     </w:p>
     <w:p>
       <w:pPr>
-        <w:tabs>
-          <w:tab w:val="left" w:pos="1730"/>
-        </w:tabs>
-        <w:spacing w:after="0" w:line="260" w:lineRule="atLeast"/>
-        <w:jc w:val="both"/>
-        <w:rPr>
-          <w:rFonts w:ascii="Arial" w:eastAsia="Arial" w:hAnsi="Arial" w:cs="Arial"/>
-          <w:bCs/>
-          <w:color w:val="231F20"/>
-          <w:sz w:val="20"/>
-        </w:rPr>
-      </w:pPr>
-      <w:r>
-        <w:rPr>
-          <w:rFonts w:ascii="Arial" w:eastAsia="Arial" w:hAnsi="Arial" w:cs="Arial"/>
+        <w:pStyle w:val="Normal"/>
+        <w:tabs>
+          <w:tab w:val="clear" w:pos="720"/>
+          <w:tab w:val="left" w:pos="1730" w:leader="none"/>
+        </w:tabs>
+        <w:spacing w:lineRule="atLeast" w:line="260" w:before="0" w:after="0"/>
+        <w:jc w:val="both"/>
+        <w:rPr>
+          <w:rFonts w:ascii="Arial" w:hAnsi="Arial" w:eastAsia="Arial" w:cs="Arial"/>
+          <w:bCs/>
+          <w:color w:val="231F20"/>
+          <w:sz w:val="20"/>
+        </w:rPr>
+      </w:pPr>
+      <w:r>
+        <w:rPr>
+          <w:rFonts w:eastAsia="Arial" w:cs="Arial" w:ascii="Arial" w:hAnsi="Arial"/>
           <w:b/>
           <w:bCs/>
           <w:color w:val="231F20"/>
           <w:sz w:val="20"/>
         </w:rPr>
         <w:t xml:space="preserve">Position: </w:t>
-      </w:r>
-      <w:r>
-        <w:rPr>
-          <w:rFonts w:ascii="Arial" w:eastAsia="Arial" w:hAnsi="Arial" w:cs="Arial"/>
-          <w:b/>
-          <w:bCs/>
-          <w:color w:val="231F20"/>
-          <w:sz w:val="20"/>
-        </w:rPr>
-        <w:tab/>
-      </w:r>
-      <w:r>
-        <w:rPr>
-          <w:rFonts w:ascii="Arial" w:eastAsia="Arial" w:hAnsi="Arial" w:cs="Arial"/>
+        <w:tab/>
+      </w:r>
+      <w:r>
+        <w:rPr>
+          <w:rFonts w:eastAsia="Arial" w:cs="Arial" w:ascii="Arial" w:hAnsi="Arial"/>
           <w:bCs/>
           <w:color w:val="231F20"/>
           <w:sz w:val="20"/>
@@ -1387,7 +1102,7 @@
       </w:r>
       <w:r>
         <w:rPr>
-          <w:rFonts w:ascii="Arial" w:eastAsia="Arial" w:hAnsi="Arial" w:cs="Arial"/>
+          <w:rFonts w:eastAsia="Arial" w:cs="Arial" w:ascii="Arial" w:hAnsi="Arial"/>
           <w:b/>
           <w:bCs/>
           <w:color w:val="231F20"/>
@@ -1397,7 +1112,7 @@
       </w:r>
       <w:r>
         <w:rPr>
-          <w:rFonts w:ascii="Arial" w:eastAsia="Arial" w:hAnsi="Arial" w:cs="Arial"/>
+          <w:rFonts w:eastAsia="Arial" w:cs="Arial" w:ascii="Arial" w:hAnsi="Arial"/>
           <w:bCs/>
           <w:color w:val="231F20"/>
           <w:sz w:val="20"/>
@@ -1407,21 +1122,23 @@
     </w:p>
     <w:p>
       <w:pPr>
-        <w:tabs>
-          <w:tab w:val="left" w:pos="1730"/>
-        </w:tabs>
-        <w:spacing w:after="0" w:line="260" w:lineRule="atLeast"/>
-        <w:jc w:val="both"/>
-        <w:rPr>
-          <w:rFonts w:ascii="Arial" w:eastAsia="Arial" w:hAnsi="Arial" w:cs="Arial"/>
-          <w:bCs/>
-          <w:color w:val="231F20"/>
-          <w:sz w:val="20"/>
-        </w:rPr>
-      </w:pPr>
-      <w:r>
-        <w:rPr>
-          <w:rFonts w:ascii="Arial" w:eastAsia="Arial" w:hAnsi="Arial" w:cs="Arial"/>
+        <w:pStyle w:val="Normal"/>
+        <w:tabs>
+          <w:tab w:val="clear" w:pos="720"/>
+          <w:tab w:val="left" w:pos="1730" w:leader="none"/>
+        </w:tabs>
+        <w:spacing w:lineRule="atLeast" w:line="260" w:before="0" w:after="0"/>
+        <w:jc w:val="both"/>
+        <w:rPr>
+          <w:rFonts w:ascii="Arial" w:hAnsi="Arial" w:eastAsia="Arial" w:cs="Arial"/>
+          <w:bCs/>
+          <w:color w:val="231F20"/>
+          <w:sz w:val="20"/>
+        </w:rPr>
+      </w:pPr>
+      <w:r>
+        <w:rPr>
+          <w:rFonts w:eastAsia="Arial" w:cs="Arial" w:ascii="Arial" w:hAnsi="Arial"/>
           <w:b/>
           <w:bCs/>
           <w:color w:val="231F20"/>
@@ -1432,22 +1149,23 @@
     </w:p>
     <w:p>
       <w:pPr>
+        <w:pStyle w:val="Normal"/>
         <w:numPr>
           <w:ilvl w:val="0"/>
           <w:numId w:val="1"/>
         </w:numPr>
-        <w:spacing w:after="0" w:line="264" w:lineRule="auto"/>
+        <w:spacing w:lineRule="auto" w:line="264" w:before="0" w:after="0"/>
         <w:contextualSpacing/>
         <w:jc w:val="both"/>
         <w:rPr>
-          <w:rFonts w:ascii="Arial" w:eastAsia="Arial" w:hAnsi="Arial" w:cs="Arial"/>
-          <w:color w:val="231F20"/>
-          <w:sz w:val="20"/>
-        </w:rPr>
-      </w:pPr>
-      <w:r>
-        <w:rPr>
-          <w:rFonts w:ascii="Arial" w:eastAsia="Arial" w:hAnsi="Arial" w:cs="Arial"/>
+          <w:rFonts w:ascii="Arial" w:hAnsi="Arial" w:eastAsia="Arial" w:cs="Arial"/>
+          <w:color w:val="231F20"/>
+          <w:sz w:val="20"/>
+        </w:rPr>
+      </w:pPr>
+      <w:r>
+        <w:rPr>
+          <w:rFonts w:eastAsia="Arial" w:cs="Arial" w:ascii="Arial" w:hAnsi="Arial"/>
           <w:color w:val="231F20"/>
           <w:sz w:val="20"/>
         </w:rPr>
@@ -1455,16 +1173,16 @@
       </w:r>
       <w:r>
         <w:rPr>
-          <w:rFonts w:ascii="Arial" w:eastAsia="Arial" w:hAnsi="Arial" w:cs="Arial"/>
+          <w:rFonts w:eastAsia="Arial" w:cs="Arial" w:ascii="Arial" w:hAnsi="Arial"/>
           <w:color w:val="000000"/>
           <w:sz w:val="20"/>
-          <w:shd w:val="clear" w:color="auto" w:fill="FFFFFF"/>
+          <w:shd w:fill="FFFFFF" w:val="clear"/>
         </w:rPr>
         <w:t> investment management</w:t>
       </w:r>
       <w:r>
         <w:rPr>
-          <w:rFonts w:ascii="Arial" w:eastAsia="Arial" w:hAnsi="Arial" w:cs="Arial"/>
+          <w:rFonts w:eastAsia="Arial" w:cs="Arial" w:ascii="Arial" w:hAnsi="Arial"/>
           <w:color w:val="231F20"/>
           <w:sz w:val="20"/>
         </w:rPr>
@@ -1473,22 +1191,23 @@
     </w:p>
     <w:p>
       <w:pPr>
+        <w:pStyle w:val="Normal"/>
         <w:numPr>
           <w:ilvl w:val="0"/>
           <w:numId w:val="1"/>
         </w:numPr>
-        <w:spacing w:after="0" w:line="264" w:lineRule="auto"/>
+        <w:spacing w:lineRule="auto" w:line="264" w:before="0" w:after="0"/>
         <w:contextualSpacing/>
         <w:jc w:val="both"/>
         <w:rPr>
-          <w:rFonts w:ascii="Arial" w:eastAsia="Arial" w:hAnsi="Arial" w:cs="Arial"/>
-          <w:color w:val="231F20"/>
-          <w:sz w:val="20"/>
-        </w:rPr>
-      </w:pPr>
-      <w:r>
-        <w:rPr>
-          <w:rFonts w:ascii="Arial" w:eastAsia="Arial" w:hAnsi="Arial" w:cs="Arial"/>
+          <w:rFonts w:ascii="Arial" w:hAnsi="Arial" w:eastAsia="Arial" w:cs="Arial"/>
+          <w:color w:val="231F20"/>
+          <w:sz w:val="20"/>
+        </w:rPr>
+      </w:pPr>
+      <w:r>
+        <w:rPr>
+          <w:rFonts w:eastAsia="Arial" w:cs="Arial" w:ascii="Arial" w:hAnsi="Arial"/>
           <w:color w:val="231F20"/>
           <w:sz w:val="20"/>
         </w:rPr>
@@ -1497,22 +1216,23 @@
     </w:p>
     <w:p>
       <w:pPr>
+        <w:pStyle w:val="Normal"/>
         <w:numPr>
           <w:ilvl w:val="0"/>
           <w:numId w:val="1"/>
         </w:numPr>
-        <w:spacing w:after="0" w:line="264" w:lineRule="auto"/>
+        <w:spacing w:lineRule="auto" w:line="264" w:before="0" w:after="0"/>
         <w:contextualSpacing/>
         <w:jc w:val="both"/>
         <w:rPr>
-          <w:rFonts w:ascii="Arial" w:eastAsia="Arial" w:hAnsi="Arial" w:cs="Arial"/>
-          <w:color w:val="231F20"/>
-          <w:sz w:val="20"/>
-        </w:rPr>
-      </w:pPr>
-      <w:r>
-        <w:rPr>
-          <w:rFonts w:ascii="Arial" w:eastAsia="Arial" w:hAnsi="Arial" w:cs="Arial"/>
+          <w:rFonts w:ascii="Arial" w:hAnsi="Arial" w:eastAsia="Arial" w:cs="Arial"/>
+          <w:color w:val="231F20"/>
+          <w:sz w:val="20"/>
+        </w:rPr>
+      </w:pPr>
+      <w:r>
+        <w:rPr>
+          <w:rFonts w:eastAsia="Arial" w:cs="Arial" w:ascii="Arial" w:hAnsi="Arial"/>
           <w:color w:val="231F20"/>
           <w:sz w:val="20"/>
         </w:rPr>
@@ -1521,22 +1241,23 @@
     </w:p>
     <w:p>
       <w:pPr>
+        <w:pStyle w:val="Normal"/>
         <w:numPr>
           <w:ilvl w:val="0"/>
           <w:numId w:val="1"/>
         </w:numPr>
-        <w:spacing w:after="0" w:line="264" w:lineRule="auto"/>
+        <w:spacing w:lineRule="auto" w:line="264" w:before="0" w:after="0"/>
         <w:contextualSpacing/>
         <w:jc w:val="both"/>
         <w:rPr>
-          <w:rFonts w:ascii="Arial" w:eastAsia="Arial" w:hAnsi="Arial" w:cs="Arial"/>
-          <w:color w:val="231F20"/>
-          <w:sz w:val="20"/>
-        </w:rPr>
-      </w:pPr>
-      <w:r>
-        <w:rPr>
-          <w:rFonts w:ascii="Arial" w:eastAsia="Arial" w:hAnsi="Arial" w:cs="Arial"/>
+          <w:rFonts w:ascii="Arial" w:hAnsi="Arial" w:eastAsia="Arial" w:cs="Arial"/>
+          <w:color w:val="231F20"/>
+          <w:sz w:val="20"/>
+        </w:rPr>
+      </w:pPr>
+      <w:r>
+        <w:rPr>
+          <w:rFonts w:eastAsia="Arial" w:cs="Arial" w:ascii="Arial" w:hAnsi="Arial"/>
           <w:color w:val="231F20"/>
           <w:sz w:val="20"/>
         </w:rPr>
@@ -1545,22 +1266,23 @@
     </w:p>
     <w:p>
       <w:pPr>
+        <w:pStyle w:val="Normal"/>
         <w:numPr>
           <w:ilvl w:val="0"/>
           <w:numId w:val="1"/>
         </w:numPr>
-        <w:spacing w:after="0" w:line="264" w:lineRule="auto"/>
+        <w:spacing w:lineRule="auto" w:line="264" w:before="0" w:after="0"/>
         <w:contextualSpacing/>
         <w:jc w:val="both"/>
         <w:rPr>
-          <w:rFonts w:ascii="Arial" w:eastAsia="Arial" w:hAnsi="Arial" w:cs="Arial"/>
-          <w:color w:val="231F20"/>
-          <w:sz w:val="20"/>
-        </w:rPr>
-      </w:pPr>
-      <w:r>
-        <w:rPr>
-          <w:rFonts w:ascii="Arial" w:eastAsia="Arial" w:hAnsi="Arial" w:cs="Arial"/>
+          <w:rFonts w:ascii="Arial" w:hAnsi="Arial" w:eastAsia="Arial" w:cs="Arial"/>
+          <w:color w:val="231F20"/>
+          <w:sz w:val="20"/>
+        </w:rPr>
+      </w:pPr>
+      <w:r>
+        <w:rPr>
+          <w:rFonts w:eastAsia="Arial" w:cs="Arial" w:ascii="Arial" w:hAnsi="Arial"/>
           <w:color w:val="231F20"/>
           <w:sz w:val="20"/>
         </w:rPr>
@@ -1569,22 +1291,23 @@
     </w:p>
     <w:p>
       <w:pPr>
+        <w:pStyle w:val="Normal"/>
         <w:numPr>
           <w:ilvl w:val="0"/>
           <w:numId w:val="1"/>
         </w:numPr>
-        <w:spacing w:after="0" w:line="264" w:lineRule="auto"/>
+        <w:spacing w:lineRule="auto" w:line="264" w:before="0" w:after="0"/>
         <w:contextualSpacing/>
         <w:jc w:val="both"/>
         <w:rPr>
-          <w:rFonts w:ascii="Arial" w:eastAsia="Arial" w:hAnsi="Arial" w:cs="Arial"/>
-          <w:color w:val="231F20"/>
-          <w:sz w:val="20"/>
-        </w:rPr>
-      </w:pPr>
-      <w:r>
-        <w:rPr>
-          <w:rFonts w:ascii="Arial" w:eastAsia="Arial" w:hAnsi="Arial" w:cs="Arial"/>
+          <w:rFonts w:ascii="Arial" w:hAnsi="Arial" w:eastAsia="Arial" w:cs="Arial"/>
+          <w:color w:val="231F20"/>
+          <w:sz w:val="20"/>
+        </w:rPr>
+      </w:pPr>
+      <w:r>
+        <w:rPr>
+          <w:rFonts w:eastAsia="Arial" w:cs="Arial" w:ascii="Arial" w:hAnsi="Arial"/>
           <w:color w:val="231F20"/>
           <w:sz w:val="20"/>
         </w:rPr>
@@ -1593,22 +1316,23 @@
     </w:p>
     <w:p>
       <w:pPr>
+        <w:pStyle w:val="Normal"/>
         <w:numPr>
           <w:ilvl w:val="0"/>
           <w:numId w:val="1"/>
         </w:numPr>
-        <w:spacing w:after="0" w:line="264" w:lineRule="auto"/>
+        <w:spacing w:lineRule="auto" w:line="264" w:before="0" w:after="0"/>
         <w:contextualSpacing/>
         <w:jc w:val="both"/>
         <w:rPr>
-          <w:rFonts w:ascii="Arial" w:eastAsia="Arial" w:hAnsi="Arial" w:cs="Arial"/>
-          <w:color w:val="231F20"/>
-          <w:sz w:val="20"/>
-        </w:rPr>
-      </w:pPr>
-      <w:r>
-        <w:rPr>
-          <w:rFonts w:ascii="Arial" w:eastAsia="Arial" w:hAnsi="Arial" w:cs="Arial"/>
+          <w:rFonts w:ascii="Arial" w:hAnsi="Arial" w:eastAsia="Arial" w:cs="Arial"/>
+          <w:color w:val="231F20"/>
+          <w:sz w:val="20"/>
+        </w:rPr>
+      </w:pPr>
+      <w:r>
+        <w:rPr>
+          <w:rFonts w:eastAsia="Arial" w:cs="Arial" w:ascii="Arial" w:hAnsi="Arial"/>
           <w:color w:val="231F20"/>
           <w:sz w:val="20"/>
         </w:rPr>
@@ -1617,22 +1341,23 @@
     </w:p>
     <w:p>
       <w:pPr>
+        <w:pStyle w:val="Normal"/>
         <w:numPr>
           <w:ilvl w:val="0"/>
           <w:numId w:val="1"/>
         </w:numPr>
-        <w:spacing w:after="0" w:line="264" w:lineRule="auto"/>
+        <w:spacing w:lineRule="auto" w:line="264" w:before="0" w:after="0"/>
         <w:contextualSpacing/>
         <w:jc w:val="both"/>
         <w:rPr>
-          <w:rFonts w:ascii="Arial" w:eastAsia="Arial" w:hAnsi="Arial" w:cs="Arial"/>
-          <w:color w:val="231F20"/>
-          <w:sz w:val="20"/>
-        </w:rPr>
-      </w:pPr>
-      <w:r>
-        <w:rPr>
-          <w:rFonts w:ascii="Arial" w:eastAsia="Arial" w:hAnsi="Arial" w:cs="Arial"/>
+          <w:rFonts w:ascii="Arial" w:hAnsi="Arial" w:eastAsia="Arial" w:cs="Arial"/>
+          <w:color w:val="231F20"/>
+          <w:sz w:val="20"/>
+        </w:rPr>
+      </w:pPr>
+      <w:r>
+        <w:rPr>
+          <w:rFonts w:eastAsia="Arial" w:cs="Arial" w:ascii="Arial" w:hAnsi="Arial"/>
           <w:color w:val="231F20"/>
           <w:sz w:val="20"/>
         </w:rPr>
@@ -1641,22 +1366,23 @@
     </w:p>
     <w:p>
       <w:pPr>
+        <w:pStyle w:val="Normal"/>
         <w:numPr>
           <w:ilvl w:val="0"/>
           <w:numId w:val="1"/>
         </w:numPr>
-        <w:spacing w:after="0" w:line="264" w:lineRule="auto"/>
+        <w:spacing w:lineRule="auto" w:line="264" w:before="0" w:after="0"/>
         <w:contextualSpacing/>
         <w:jc w:val="both"/>
         <w:rPr>
-          <w:rFonts w:ascii="Arial" w:eastAsia="Arial" w:hAnsi="Arial" w:cs="Arial"/>
-          <w:color w:val="231F20"/>
-          <w:sz w:val="20"/>
-        </w:rPr>
-      </w:pPr>
-      <w:r>
-        <w:rPr>
-          <w:rFonts w:ascii="Arial" w:eastAsia="Arial" w:hAnsi="Arial" w:cs="Arial"/>
+          <w:rFonts w:ascii="Arial" w:hAnsi="Arial" w:eastAsia="Arial" w:cs="Arial"/>
+          <w:color w:val="231F20"/>
+          <w:sz w:val="20"/>
+        </w:rPr>
+      </w:pPr>
+      <w:r>
+        <w:rPr>
+          <w:rFonts w:eastAsia="Arial" w:cs="Arial" w:ascii="Arial" w:hAnsi="Arial"/>
           <w:color w:val="231F20"/>
           <w:sz w:val="20"/>
         </w:rPr>
@@ -1665,22 +1391,23 @@
     </w:p>
     <w:p>
       <w:pPr>
+        <w:pStyle w:val="Normal"/>
         <w:numPr>
           <w:ilvl w:val="0"/>
           <w:numId w:val="1"/>
         </w:numPr>
-        <w:spacing w:after="0" w:line="264" w:lineRule="auto"/>
+        <w:spacing w:lineRule="auto" w:line="264" w:before="0" w:after="0"/>
         <w:contextualSpacing/>
         <w:jc w:val="both"/>
         <w:rPr>
-          <w:rFonts w:ascii="Arial" w:eastAsia="Arial" w:hAnsi="Arial" w:cs="Arial"/>
-          <w:color w:val="231F20"/>
-          <w:sz w:val="20"/>
-        </w:rPr>
-      </w:pPr>
-      <w:r>
-        <w:rPr>
-          <w:rFonts w:ascii="Arial" w:eastAsia="Arial" w:hAnsi="Arial" w:cs="Arial"/>
+          <w:rFonts w:ascii="Arial" w:hAnsi="Arial" w:eastAsia="Arial" w:cs="Arial"/>
+          <w:color w:val="231F20"/>
+          <w:sz w:val="20"/>
+        </w:rPr>
+      </w:pPr>
+      <w:r>
+        <w:rPr>
+          <w:rFonts w:eastAsia="Arial" w:cs="Arial" w:ascii="Arial" w:hAnsi="Arial"/>
           <w:color w:val="231F20"/>
           <w:sz w:val="20"/>
         </w:rPr>
@@ -1689,87 +1416,99 @@
     </w:p>
     <w:p>
       <w:pPr>
-        <w:spacing w:after="0" w:line="264" w:lineRule="auto"/>
-        <w:rPr>
-          <w:rFonts w:ascii="Arial" w:eastAsia="Arial" w:hAnsi="Arial" w:cs="Arial"/>
-          <w:color w:val="231F20"/>
-          <w:sz w:val="20"/>
-        </w:rPr>
-      </w:pPr>
-    </w:p>
-    <w:p>
-      <w:pPr>
-        <w:spacing w:before="240" w:after="120" w:line="260" w:lineRule="atLeast"/>
-        <w:jc w:val="both"/>
-        <w:rPr>
-          <w:rFonts w:ascii="Arial" w:eastAsia="Arial" w:hAnsi="Arial" w:cs="Arial"/>
+        <w:pStyle w:val="Normal"/>
+        <w:spacing w:lineRule="auto" w:line="264" w:before="0" w:after="0"/>
+        <w:rPr>
+          <w:rFonts w:ascii="Arial" w:hAnsi="Arial" w:eastAsia="Arial" w:cs="Arial"/>
+          <w:color w:val="231F20"/>
+          <w:sz w:val="20"/>
+        </w:rPr>
+      </w:pPr>
+      <w:r>
+        <w:rPr>
+          <w:rFonts w:eastAsia="Arial" w:cs="Arial" w:ascii="Arial" w:hAnsi="Arial"/>
+          <w:color w:val="231F20"/>
+          <w:sz w:val="20"/>
+        </w:rPr>
+      </w:r>
+    </w:p>
+    <w:p>
+      <w:pPr>
+        <w:pStyle w:val="Normal"/>
+        <w:spacing w:lineRule="atLeast" w:line="260" w:before="240" w:after="120"/>
+        <w:jc w:val="both"/>
+        <w:rPr>
+          <w:rFonts w:ascii="Arial" w:hAnsi="Arial" w:eastAsia="Arial" w:cs="Arial"/>
           <w:b/>
           <w:color w:val="333332"/>
           <w:sz w:val="24"/>
           <w:szCs w:val="24"/>
         </w:rPr>
       </w:pPr>
-    </w:p>
-    <w:p>
-      <w:pPr>
-        <w:spacing w:before="240" w:after="120" w:line="260" w:lineRule="atLeast"/>
-        <w:jc w:val="both"/>
-        <w:rPr>
-          <w:rFonts w:ascii="Arial" w:eastAsia="Arial" w:hAnsi="Arial" w:cs="Arial"/>
+      <w:r>
+        <w:rPr>
+          <w:rFonts w:eastAsia="Arial" w:cs="Arial" w:ascii="Arial" w:hAnsi="Arial"/>
           <w:b/>
           <w:color w:val="333332"/>
           <w:sz w:val="24"/>
           <w:szCs w:val="24"/>
         </w:rPr>
-      </w:pPr>
-      <w:r>
-        <w:rPr>
-          <w:rFonts w:ascii="Arial" w:eastAsia="Arial" w:hAnsi="Arial" w:cs="Arial"/>
+      </w:r>
+    </w:p>
+    <w:p>
+      <w:pPr>
+        <w:pStyle w:val="Normal"/>
+        <w:spacing w:lineRule="atLeast" w:line="260" w:before="240" w:after="120"/>
+        <w:jc w:val="both"/>
+        <w:rPr>
+          <w:rFonts w:ascii="Arial" w:hAnsi="Arial" w:eastAsia="Arial" w:cs="Arial"/>
           <w:b/>
           <w:color w:val="333332"/>
           <w:sz w:val="24"/>
           <w:szCs w:val="24"/>
         </w:rPr>
+      </w:pPr>
+      <w:r>
+        <w:rPr>
+          <w:rFonts w:eastAsia="Arial" w:cs="Arial" w:ascii="Arial" w:hAnsi="Arial"/>
+          <w:b/>
+          <w:color w:val="333332"/>
+          <w:sz w:val="24"/>
+          <w:szCs w:val="24"/>
+        </w:rPr>
         <w:t>Product Information Management Solution</w:t>
       </w:r>
     </w:p>
     <w:p>
       <w:pPr>
-        <w:tabs>
-          <w:tab w:val="left" w:pos="1730"/>
-        </w:tabs>
-        <w:spacing w:after="0" w:line="260" w:lineRule="atLeast"/>
-        <w:jc w:val="both"/>
-        <w:rPr>
-          <w:rFonts w:ascii="Arial" w:eastAsia="Arial" w:hAnsi="Arial" w:cs="Arial"/>
-          <w:bCs/>
-          <w:color w:val="231F20"/>
-          <w:sz w:val="20"/>
-        </w:rPr>
-      </w:pPr>
-      <w:r>
-        <w:rPr>
-          <w:rFonts w:ascii="Arial" w:eastAsia="Arial" w:hAnsi="Arial" w:cs="Arial"/>
+        <w:pStyle w:val="Normal"/>
+        <w:tabs>
+          <w:tab w:val="clear" w:pos="720"/>
+          <w:tab w:val="left" w:pos="1730" w:leader="none"/>
+        </w:tabs>
+        <w:spacing w:lineRule="atLeast" w:line="260" w:before="0" w:after="0"/>
+        <w:jc w:val="both"/>
+        <w:rPr>
+          <w:rFonts w:ascii="Arial" w:hAnsi="Arial" w:eastAsia="Arial" w:cs="Arial"/>
+          <w:bCs/>
+          <w:color w:val="231F20"/>
+          <w:sz w:val="20"/>
+        </w:rPr>
+      </w:pPr>
+      <w:r>
+        <w:rPr>
+          <w:rFonts w:eastAsia="Arial" w:cs="Arial" w:ascii="Arial" w:hAnsi="Arial"/>
           <w:b/>
           <w:bCs/>
           <w:color w:val="231F20"/>
           <w:sz w:val="20"/>
         </w:rPr>
         <w:t xml:space="preserve">Client: </w:t>
-      </w:r>
-      <w:r>
-        <w:rPr>
-          <w:rFonts w:ascii="Arial" w:eastAsia="Arial" w:hAnsi="Arial" w:cs="Arial"/>
-          <w:b/>
-          <w:bCs/>
-          <w:color w:val="231F20"/>
-          <w:sz w:val="20"/>
-        </w:rPr>
-        <w:tab/>
-      </w:r>
-      <w:r>
-        <w:rPr>
-          <w:rFonts w:ascii="Arial" w:eastAsia="Arial" w:hAnsi="Arial" w:cs="Arial"/>
+        <w:tab/>
+      </w:r>
+      <w:r>
+        <w:rPr>
+          <w:rFonts w:eastAsia="Arial" w:cs="Arial" w:ascii="Arial" w:hAnsi="Arial"/>
           <w:bCs/>
           <w:color w:val="231F20"/>
           <w:sz w:val="20"/>
@@ -1778,7 +1517,7 @@
       </w:r>
       <w:r>
         <w:rPr>
-          <w:rFonts w:ascii="Arial" w:eastAsia="Arial" w:hAnsi="Arial" w:cs="Arial"/>
+          <w:rFonts w:eastAsia="Arial" w:cs="Arial" w:ascii="Arial" w:hAnsi="Arial"/>
           <w:b/>
           <w:bCs/>
           <w:color w:val="231F20"/>
@@ -1789,13 +1528,15 @@
     </w:p>
     <w:p>
       <w:pPr>
-        <w:tabs>
-          <w:tab w:val="left" w:pos="1730"/>
-        </w:tabs>
-        <w:spacing w:after="0" w:line="260" w:lineRule="atLeast"/>
-        <w:ind w:left="1730" w:hanging="1730"/>
-        <w:rPr>
-          <w:rFonts w:ascii="Arial" w:eastAsia="Arial" w:hAnsi="Arial" w:cs="Arial"/>
+        <w:pStyle w:val="Normal"/>
+        <w:tabs>
+          <w:tab w:val="clear" w:pos="720"/>
+          <w:tab w:val="left" w:pos="1730" w:leader="none"/>
+        </w:tabs>
+        <w:spacing w:lineRule="atLeast" w:line="260" w:before="0" w:after="0"/>
+        <w:ind w:hanging="1730" w:left="1730"/>
+        <w:rPr>
+          <w:rFonts w:ascii="Arial" w:hAnsi="Arial" w:eastAsia="Arial" w:cs="Arial"/>
           <w:bCs/>
           <w:color w:val="231F20"/>
           <w:sz w:val="20"/>
@@ -1804,27 +1545,18 @@
       </w:pPr>
       <w:r>
         <w:rPr>
-          <w:rFonts w:ascii="Arial" w:eastAsia="Arial" w:hAnsi="Arial" w:cs="Arial"/>
+          <w:rFonts w:eastAsia="Arial" w:cs="Arial" w:ascii="Arial" w:hAnsi="Arial"/>
           <w:b/>
           <w:bCs/>
           <w:color w:val="231F20"/>
           <w:sz w:val="20"/>
         </w:rPr>
         <w:t xml:space="preserve">Overview: </w:t>
-      </w:r>
-      <w:r>
-        <w:rPr>
-          <w:rFonts w:ascii="Arial" w:eastAsia="Arial" w:hAnsi="Arial" w:cs="Arial"/>
-          <w:b/>
-          <w:bCs/>
-          <w:color w:val="231F20"/>
-          <w:sz w:val="20"/>
-        </w:rPr>
-        <w:tab/>
-      </w:r>
-      <w:r>
-        <w:rPr>
-          <w:rFonts w:ascii="Arial" w:eastAsia="Arial" w:hAnsi="Arial" w:cs="Arial"/>
+        <w:tab/>
+      </w:r>
+      <w:r>
+        <w:rPr>
+          <w:rFonts w:eastAsia="Arial" w:cs="Arial" w:ascii="Arial" w:hAnsi="Arial"/>
           <w:bCs/>
           <w:color w:val="231F20"/>
           <w:sz w:val="20"/>
@@ -1833,73 +1565,55 @@
       </w:r>
       <w:r>
         <w:rPr>
-          <w:rFonts w:ascii="Arial" w:eastAsia="Arial" w:hAnsi="Arial" w:cs="Arial"/>
+          <w:rFonts w:eastAsia="Arial" w:cs="Arial" w:ascii="Arial" w:hAnsi="Arial"/>
           <w:color w:val="231F20"/>
           <w:sz w:val="20"/>
           <w:szCs w:val="20"/>
-          <w:shd w:val="clear" w:color="auto" w:fill="FFFFFF"/>
+          <w:shd w:fill="FFFFFF" w:val="clear"/>
         </w:rPr>
         <w:t xml:space="preserve">The solution consists of a set of microservices and has event-driven architecture using a Kafka broker, in combination with REST API endpoints for internal/external consumers, Angular UI for admin proposes, etc. Basically, the application </w:t>
       </w:r>
       <w:r>
         <w:rPr>
-          <w:rFonts w:ascii="Arial" w:eastAsia="Arial" w:hAnsi="Arial" w:cs="Arial"/>
+          <w:rFonts w:eastAsia="Arial" w:cs="Arial" w:ascii="Arial" w:hAnsi="Arial"/>
           <w:color w:val="061018"/>
           <w:sz w:val="20"/>
           <w:szCs w:val="20"/>
-          <w:shd w:val="clear" w:color="auto" w:fill="FFFFFF"/>
-        </w:rPr>
-        <w:t>implements event-</w:t>
-      </w:r>
-      <w:r>
-        <w:rPr>
-          <w:rFonts w:ascii="Arial" w:eastAsia="Arial" w:hAnsi="Arial" w:cs="Arial"/>
-          <w:color w:val="061018"/>
-          <w:sz w:val="20"/>
-          <w:szCs w:val="20"/>
-          <w:shd w:val="clear" w:color="auto" w:fill="FFFFFF"/>
-        </w:rPr>
-        <w:lastRenderedPageBreak/>
-        <w:t>sourcing &amp; saga design patterns to manage distributed transactions across microservices. Also, a key point in development is that the application must be ready for a multi-cloud environment, so we have a restricted list of infrastructure tools &amp; instruments.</w:t>
-      </w:r>
-    </w:p>
-    <w:p>
-      <w:pPr>
-        <w:tabs>
-          <w:tab w:val="left" w:pos="1730"/>
-        </w:tabs>
-        <w:spacing w:after="0" w:line="260" w:lineRule="atLeast"/>
-        <w:jc w:val="both"/>
-        <w:rPr>
-          <w:rFonts w:ascii="Arial" w:eastAsia="Arial" w:hAnsi="Arial" w:cs="Arial"/>
-          <w:bCs/>
-          <w:color w:val="231F20"/>
-          <w:sz w:val="20"/>
-        </w:rPr>
-      </w:pPr>
-      <w:r>
-        <w:rPr>
-          <w:rFonts w:ascii="Arial" w:eastAsia="Arial" w:hAnsi="Arial" w:cs="Arial"/>
+          <w:shd w:fill="FFFFFF" w:val="clear"/>
+        </w:rPr>
+        <w:t>implements event-sourcing &amp; saga design patterns to manage distributed transactions across microservices. Also, a key point in development is that the application must be ready for a multi-cloud environment, so we have a restricted list of infrastructure tools &amp; instruments.</w:t>
+      </w:r>
+    </w:p>
+    <w:p>
+      <w:pPr>
+        <w:pStyle w:val="Normal"/>
+        <w:tabs>
+          <w:tab w:val="clear" w:pos="720"/>
+          <w:tab w:val="left" w:pos="1730" w:leader="none"/>
+        </w:tabs>
+        <w:spacing w:lineRule="atLeast" w:line="260" w:before="0" w:after="0"/>
+        <w:jc w:val="both"/>
+        <w:rPr>
+          <w:rFonts w:ascii="Arial" w:hAnsi="Arial" w:eastAsia="Arial" w:cs="Arial"/>
+          <w:bCs/>
+          <w:color w:val="231F20"/>
+          <w:sz w:val="20"/>
+        </w:rPr>
+      </w:pPr>
+      <w:r>
+        <w:rPr>
+          <w:rFonts w:eastAsia="Arial" w:cs="Arial" w:ascii="Arial" w:hAnsi="Arial"/>
           <w:b/>
           <w:bCs/>
           <w:color w:val="231F20"/>
           <w:sz w:val="20"/>
         </w:rPr>
         <w:t xml:space="preserve">Languages: </w:t>
-      </w:r>
-      <w:r>
-        <w:rPr>
-          <w:rFonts w:ascii="Arial" w:eastAsia="Arial" w:hAnsi="Arial" w:cs="Arial"/>
-          <w:b/>
-          <w:bCs/>
-          <w:color w:val="231F20"/>
-          <w:sz w:val="20"/>
-        </w:rPr>
-        <w:tab/>
-      </w:r>
-      <w:r>
-        <w:rPr>
-          <w:rFonts w:ascii="Arial" w:eastAsia="Arial" w:hAnsi="Arial" w:cs="Arial"/>
+        <w:tab/>
+      </w:r>
+      <w:r>
+        <w:rPr>
+          <w:rFonts w:eastAsia="Arial" w:cs="Arial" w:ascii="Arial" w:hAnsi="Arial"/>
           <w:bCs/>
           <w:color w:val="231F20"/>
           <w:sz w:val="20"/>
@@ -1909,13 +1623,15 @@
     </w:p>
     <w:p>
       <w:pPr>
-        <w:tabs>
-          <w:tab w:val="left" w:pos="1730"/>
-        </w:tabs>
-        <w:spacing w:after="0" w:line="260" w:lineRule="atLeast"/>
-        <w:ind w:left="1728" w:hanging="1728"/>
-        <w:rPr>
-          <w:rFonts w:ascii="Arial" w:eastAsia="Arial" w:hAnsi="Arial" w:cs="Arial"/>
+        <w:pStyle w:val="Normal"/>
+        <w:tabs>
+          <w:tab w:val="clear" w:pos="720"/>
+          <w:tab w:val="left" w:pos="1730" w:leader="none"/>
+        </w:tabs>
+        <w:spacing w:lineRule="atLeast" w:line="260" w:before="0" w:after="0"/>
+        <w:ind w:hanging="1728" w:left="1728"/>
+        <w:rPr>
+          <w:rFonts w:ascii="Arial" w:hAnsi="Arial" w:eastAsia="Arial" w:cs="Arial"/>
           <w:bCs/>
           <w:iCs/>
           <w:color w:val="231F20"/>
@@ -1925,38 +1641,29 @@
       </w:pPr>
       <w:r>
         <w:rPr>
-          <w:rFonts w:ascii="Arial" w:eastAsia="Arial" w:hAnsi="Arial" w:cs="Arial"/>
-          <w:b/>
-          <w:bCs/>
-          <w:color w:val="231F20"/>
-          <w:sz w:val="20"/>
-          <w:u w:color="231F20"/>
+          <w:rFonts w:eastAsia="Arial" w:cs="Arial" w:ascii="Arial" w:hAnsi="Arial"/>
+          <w:b/>
+          <w:bCs/>
+          <w:color w:val="231F20"/>
+          <w:sz w:val="20"/>
+          <w:u w:val="none" w:color="231F20"/>
         </w:rPr>
         <w:t>Technologies</w:t>
       </w:r>
       <w:r>
         <w:rPr>
-          <w:rFonts w:ascii="Arial" w:eastAsia="Arial" w:hAnsi="Arial" w:cs="Arial"/>
+          <w:rFonts w:eastAsia="Arial" w:cs="Arial" w:ascii="Arial" w:hAnsi="Arial"/>
           <w:b/>
           <w:bCs/>
           <w:color w:val="231F20"/>
           <w:sz w:val="20"/>
         </w:rPr>
         <w:t xml:space="preserve">: </w:t>
-      </w:r>
-      <w:r>
-        <w:rPr>
-          <w:rFonts w:ascii="Arial" w:eastAsia="Arial" w:hAnsi="Arial" w:cs="Arial"/>
-          <w:b/>
-          <w:bCs/>
-          <w:color w:val="231F20"/>
-          <w:sz w:val="20"/>
-        </w:rPr>
-        <w:tab/>
-      </w:r>
-      <w:r>
-        <w:rPr>
-          <w:rFonts w:ascii="Arial" w:eastAsia="Arial" w:hAnsi="Arial" w:cs="Arial"/>
+        <w:tab/>
+      </w:r>
+      <w:r>
+        <w:rPr>
+          <w:rFonts w:eastAsia="Arial" w:cs="Arial" w:ascii="Arial" w:hAnsi="Arial"/>
           <w:bCs/>
           <w:color w:val="231F20"/>
           <w:sz w:val="20"/>
@@ -1966,41 +1673,34 @@
     </w:p>
     <w:p>
       <w:pPr>
-        <w:tabs>
-          <w:tab w:val="left" w:pos="1730"/>
-        </w:tabs>
-        <w:spacing w:after="0" w:line="260" w:lineRule="atLeast"/>
-        <w:jc w:val="both"/>
-        <w:rPr>
-          <w:rFonts w:ascii="Arial" w:eastAsia="Arial" w:hAnsi="Arial" w:cs="Arial"/>
-          <w:bCs/>
-          <w:color w:val="231F20"/>
-          <w:sz w:val="20"/>
-        </w:rPr>
-      </w:pPr>
-      <w:r>
-        <w:rPr>
-          <w:rFonts w:ascii="Arial" w:eastAsia="Arial" w:hAnsi="Arial" w:cs="Arial"/>
+        <w:pStyle w:val="Normal"/>
+        <w:tabs>
+          <w:tab w:val="clear" w:pos="720"/>
+          <w:tab w:val="left" w:pos="1730" w:leader="none"/>
+        </w:tabs>
+        <w:spacing w:lineRule="atLeast" w:line="260" w:before="0" w:after="0"/>
+        <w:jc w:val="both"/>
+        <w:rPr>
+          <w:rFonts w:ascii="Arial" w:hAnsi="Arial" w:eastAsia="Arial" w:cs="Arial"/>
+          <w:bCs/>
+          <w:color w:val="231F20"/>
+          <w:sz w:val="20"/>
+        </w:rPr>
+      </w:pPr>
+      <w:r>
+        <w:rPr>
+          <w:rFonts w:eastAsia="Arial" w:cs="Arial" w:ascii="Arial" w:hAnsi="Arial"/>
           <w:b/>
           <w:bCs/>
           <w:color w:val="231F20"/>
           <w:sz w:val="20"/>
         </w:rPr>
         <w:t xml:space="preserve">Position: </w:t>
-      </w:r>
-      <w:r>
-        <w:rPr>
-          <w:rFonts w:ascii="Arial" w:eastAsia="Arial" w:hAnsi="Arial" w:cs="Arial"/>
-          <w:b/>
-          <w:bCs/>
-          <w:color w:val="231F20"/>
-          <w:sz w:val="20"/>
-        </w:rPr>
-        <w:tab/>
-      </w:r>
-      <w:r>
-        <w:rPr>
-          <w:rFonts w:ascii="Arial" w:eastAsia="Arial" w:hAnsi="Arial" w:cs="Arial"/>
+        <w:tab/>
+      </w:r>
+      <w:r>
+        <w:rPr>
+          <w:rFonts w:eastAsia="Arial" w:cs="Arial" w:ascii="Arial" w:hAnsi="Arial"/>
           <w:bCs/>
           <w:color w:val="231F20"/>
           <w:sz w:val="20"/>
@@ -2010,21 +1710,23 @@
     </w:p>
     <w:p>
       <w:pPr>
-        <w:tabs>
-          <w:tab w:val="left" w:pos="1730"/>
-        </w:tabs>
-        <w:spacing w:after="0" w:line="260" w:lineRule="atLeast"/>
-        <w:jc w:val="both"/>
-        <w:rPr>
-          <w:rFonts w:ascii="Arial" w:eastAsia="Arial" w:hAnsi="Arial" w:cs="Arial"/>
-          <w:bCs/>
-          <w:color w:val="231F20"/>
-          <w:sz w:val="20"/>
-        </w:rPr>
-      </w:pPr>
-      <w:r>
-        <w:rPr>
-          <w:rFonts w:ascii="Arial" w:eastAsia="Arial" w:hAnsi="Arial" w:cs="Arial"/>
+        <w:pStyle w:val="Normal"/>
+        <w:tabs>
+          <w:tab w:val="clear" w:pos="720"/>
+          <w:tab w:val="left" w:pos="1730" w:leader="none"/>
+        </w:tabs>
+        <w:spacing w:lineRule="atLeast" w:line="260" w:before="0" w:after="0"/>
+        <w:jc w:val="both"/>
+        <w:rPr>
+          <w:rFonts w:ascii="Arial" w:hAnsi="Arial" w:eastAsia="Arial" w:cs="Arial"/>
+          <w:bCs/>
+          <w:color w:val="231F20"/>
+          <w:sz w:val="20"/>
+        </w:rPr>
+      </w:pPr>
+      <w:r>
+        <w:rPr>
+          <w:rFonts w:eastAsia="Arial" w:cs="Arial" w:ascii="Arial" w:hAnsi="Arial"/>
           <w:b/>
           <w:bCs/>
           <w:color w:val="231F20"/>
@@ -2036,22 +1738,23 @@
     </w:p>
     <w:p>
       <w:pPr>
+        <w:pStyle w:val="Normal"/>
         <w:numPr>
           <w:ilvl w:val="0"/>
           <w:numId w:val="1"/>
         </w:numPr>
-        <w:spacing w:after="0" w:line="264" w:lineRule="auto"/>
+        <w:spacing w:lineRule="auto" w:line="264" w:before="0" w:after="0"/>
         <w:contextualSpacing/>
         <w:jc w:val="both"/>
         <w:rPr>
-          <w:rFonts w:ascii="Arial" w:eastAsia="Arial" w:hAnsi="Arial" w:cs="Arial"/>
-          <w:color w:val="231F20"/>
-          <w:sz w:val="20"/>
-        </w:rPr>
-      </w:pPr>
-      <w:r>
-        <w:rPr>
-          <w:rFonts w:ascii="Arial" w:eastAsia="Arial" w:hAnsi="Arial" w:cs="Arial"/>
+          <w:rFonts w:ascii="Arial" w:hAnsi="Arial" w:eastAsia="Arial" w:cs="Arial"/>
+          <w:color w:val="231F20"/>
+          <w:sz w:val="20"/>
+        </w:rPr>
+      </w:pPr>
+      <w:r>
+        <w:rPr>
+          <w:rFonts w:eastAsia="Arial" w:cs="Arial" w:ascii="Arial" w:hAnsi="Arial"/>
           <w:color w:val="231F20"/>
           <w:sz w:val="20"/>
         </w:rPr>
@@ -2060,22 +1763,23 @@
     </w:p>
     <w:p>
       <w:pPr>
+        <w:pStyle w:val="Normal"/>
         <w:numPr>
           <w:ilvl w:val="0"/>
           <w:numId w:val="1"/>
         </w:numPr>
-        <w:spacing w:after="0" w:line="264" w:lineRule="auto"/>
+        <w:spacing w:lineRule="auto" w:line="264" w:before="0" w:after="0"/>
         <w:contextualSpacing/>
         <w:jc w:val="both"/>
         <w:rPr>
-          <w:rFonts w:ascii="Arial" w:eastAsia="Arial" w:hAnsi="Arial" w:cs="Arial"/>
-          <w:color w:val="231F20"/>
-          <w:sz w:val="20"/>
-        </w:rPr>
-      </w:pPr>
-      <w:r>
-        <w:rPr>
-          <w:rFonts w:ascii="Arial" w:eastAsia="Arial" w:hAnsi="Arial" w:cs="Arial"/>
+          <w:rFonts w:ascii="Arial" w:hAnsi="Arial" w:eastAsia="Arial" w:cs="Arial"/>
+          <w:color w:val="231F20"/>
+          <w:sz w:val="20"/>
+        </w:rPr>
+      </w:pPr>
+      <w:r>
+        <w:rPr>
+          <w:rFonts w:eastAsia="Arial" w:cs="Arial" w:ascii="Arial" w:hAnsi="Arial"/>
           <w:color w:val="231F20"/>
           <w:sz w:val="20"/>
         </w:rPr>
@@ -2084,22 +1788,23 @@
     </w:p>
     <w:p>
       <w:pPr>
+        <w:pStyle w:val="Normal"/>
         <w:numPr>
           <w:ilvl w:val="0"/>
           <w:numId w:val="1"/>
         </w:numPr>
-        <w:spacing w:after="0" w:line="264" w:lineRule="auto"/>
+        <w:spacing w:lineRule="auto" w:line="264" w:before="0" w:after="0"/>
         <w:contextualSpacing/>
         <w:jc w:val="both"/>
         <w:rPr>
-          <w:rFonts w:ascii="Arial" w:eastAsia="Arial" w:hAnsi="Arial" w:cs="Arial"/>
-          <w:color w:val="231F20"/>
-          <w:sz w:val="20"/>
-        </w:rPr>
-      </w:pPr>
-      <w:r>
-        <w:rPr>
-          <w:rFonts w:ascii="Arial" w:eastAsia="Arial" w:hAnsi="Arial" w:cs="Arial"/>
+          <w:rFonts w:ascii="Arial" w:hAnsi="Arial" w:eastAsia="Arial" w:cs="Arial"/>
+          <w:color w:val="231F20"/>
+          <w:sz w:val="20"/>
+        </w:rPr>
+      </w:pPr>
+      <w:r>
+        <w:rPr>
+          <w:rFonts w:eastAsia="Arial" w:cs="Arial" w:ascii="Arial" w:hAnsi="Arial"/>
           <w:color w:val="231F20"/>
           <w:sz w:val="20"/>
         </w:rPr>
@@ -2108,22 +1813,23 @@
     </w:p>
     <w:p>
       <w:pPr>
+        <w:pStyle w:val="Normal"/>
         <w:numPr>
           <w:ilvl w:val="0"/>
           <w:numId w:val="1"/>
         </w:numPr>
-        <w:spacing w:after="0" w:line="264" w:lineRule="auto"/>
+        <w:spacing w:lineRule="auto" w:line="264" w:before="0" w:after="0"/>
         <w:contextualSpacing/>
         <w:jc w:val="both"/>
         <w:rPr>
-          <w:rFonts w:ascii="Arial" w:eastAsia="Arial" w:hAnsi="Arial" w:cs="Arial"/>
-          <w:color w:val="231F20"/>
-          <w:sz w:val="20"/>
-        </w:rPr>
-      </w:pPr>
-      <w:r>
-        <w:rPr>
-          <w:rFonts w:ascii="Arial" w:eastAsia="Arial" w:hAnsi="Arial" w:cs="Arial"/>
+          <w:rFonts w:ascii="Arial" w:hAnsi="Arial" w:eastAsia="Arial" w:cs="Arial"/>
+          <w:color w:val="231F20"/>
+          <w:sz w:val="20"/>
+        </w:rPr>
+      </w:pPr>
+      <w:r>
+        <w:rPr>
+          <w:rFonts w:eastAsia="Arial" w:cs="Arial" w:ascii="Arial" w:hAnsi="Arial"/>
           <w:color w:val="231F20"/>
           <w:sz w:val="20"/>
         </w:rPr>
@@ -2132,22 +1838,23 @@
     </w:p>
     <w:p>
       <w:pPr>
+        <w:pStyle w:val="Normal"/>
         <w:numPr>
           <w:ilvl w:val="0"/>
           <w:numId w:val="1"/>
         </w:numPr>
-        <w:spacing w:after="0" w:line="264" w:lineRule="auto"/>
+        <w:spacing w:lineRule="auto" w:line="264" w:before="0" w:after="0"/>
         <w:contextualSpacing/>
         <w:jc w:val="both"/>
         <w:rPr>
-          <w:rFonts w:ascii="Arial" w:eastAsia="Arial" w:hAnsi="Arial" w:cs="Arial"/>
-          <w:color w:val="231F20"/>
-          <w:sz w:val="20"/>
-        </w:rPr>
-      </w:pPr>
-      <w:r>
-        <w:rPr>
-          <w:rFonts w:ascii="Arial" w:eastAsia="Arial" w:hAnsi="Arial" w:cs="Arial"/>
+          <w:rFonts w:ascii="Arial" w:hAnsi="Arial" w:eastAsia="Arial" w:cs="Arial"/>
+          <w:color w:val="231F20"/>
+          <w:sz w:val="20"/>
+        </w:rPr>
+      </w:pPr>
+      <w:r>
+        <w:rPr>
+          <w:rFonts w:eastAsia="Arial" w:cs="Arial" w:ascii="Arial" w:hAnsi="Arial"/>
           <w:color w:val="231F20"/>
           <w:sz w:val="20"/>
         </w:rPr>
@@ -2156,77 +1863,81 @@
     </w:p>
     <w:p>
       <w:pPr>
-        <w:spacing w:before="240" w:after="120" w:line="260" w:lineRule="atLeast"/>
-        <w:jc w:val="both"/>
-        <w:rPr>
-          <w:rFonts w:ascii="Arial" w:eastAsia="Arial" w:hAnsi="Arial" w:cs="Arial"/>
+        <w:pStyle w:val="Normal"/>
+        <w:spacing w:lineRule="atLeast" w:line="260" w:before="240" w:after="120"/>
+        <w:jc w:val="both"/>
+        <w:rPr>
+          <w:rFonts w:ascii="Arial" w:hAnsi="Arial" w:eastAsia="Arial" w:cs="Arial"/>
           <w:b/>
           <w:color w:val="333332"/>
           <w:sz w:val="24"/>
           <w:szCs w:val="24"/>
         </w:rPr>
       </w:pPr>
-    </w:p>
-    <w:p>
-      <w:pPr>
-        <w:spacing w:before="240" w:after="120" w:line="260" w:lineRule="atLeast"/>
-        <w:jc w:val="both"/>
-        <w:rPr>
-          <w:rFonts w:ascii="Arial" w:eastAsia="Arial" w:hAnsi="Arial" w:cs="Arial"/>
+      <w:r>
+        <w:rPr>
+          <w:rFonts w:eastAsia="Arial" w:cs="Arial" w:ascii="Arial" w:hAnsi="Arial"/>
           <w:b/>
           <w:color w:val="333332"/>
           <w:sz w:val="24"/>
           <w:szCs w:val="24"/>
         </w:rPr>
-      </w:pPr>
-      <w:r>
-        <w:rPr>
-          <w:rFonts w:ascii="Arial" w:eastAsia="Arial" w:hAnsi="Arial" w:cs="Arial"/>
+      </w:r>
+    </w:p>
+    <w:p>
+      <w:pPr>
+        <w:pStyle w:val="Normal"/>
+        <w:spacing w:lineRule="atLeast" w:line="260" w:before="240" w:after="120"/>
+        <w:jc w:val="both"/>
+        <w:rPr>
+          <w:rFonts w:ascii="Arial" w:hAnsi="Arial" w:eastAsia="Arial" w:cs="Arial"/>
           <w:b/>
           <w:color w:val="333332"/>
           <w:sz w:val="24"/>
           <w:szCs w:val="24"/>
         </w:rPr>
+      </w:pPr>
+      <w:r>
+        <w:rPr>
+          <w:rFonts w:eastAsia="Arial" w:cs="Arial" w:ascii="Arial" w:hAnsi="Arial"/>
+          <w:b/>
+          <w:color w:val="333332"/>
+          <w:sz w:val="24"/>
+          <w:szCs w:val="24"/>
+        </w:rPr>
         <w:t>ETL Engine for Processing Hotel Content</w:t>
       </w:r>
     </w:p>
     <w:p>
       <w:pPr>
-        <w:tabs>
-          <w:tab w:val="left" w:pos="1730"/>
-        </w:tabs>
-        <w:spacing w:after="0" w:line="260" w:lineRule="atLeast"/>
-        <w:jc w:val="both"/>
-        <w:rPr>
-          <w:rFonts w:ascii="Arial" w:eastAsia="Arial" w:hAnsi="Arial" w:cs="Arial"/>
-          <w:bCs/>
-          <w:color w:val="231F20"/>
-          <w:sz w:val="20"/>
-        </w:rPr>
-      </w:pPr>
-      <w:r>
-        <w:rPr>
-          <w:rFonts w:ascii="Arial" w:eastAsia="Arial" w:hAnsi="Arial" w:cs="Arial"/>
+        <w:pStyle w:val="Normal"/>
+        <w:tabs>
+          <w:tab w:val="clear" w:pos="720"/>
+          <w:tab w:val="left" w:pos="1730" w:leader="none"/>
+        </w:tabs>
+        <w:spacing w:lineRule="atLeast" w:line="260" w:before="0" w:after="0"/>
+        <w:jc w:val="both"/>
+        <w:rPr>
+          <w:rFonts w:ascii="Arial" w:hAnsi="Arial" w:eastAsia="Arial" w:cs="Arial"/>
+          <w:bCs/>
+          <w:color w:val="231F20"/>
+          <w:sz w:val="20"/>
+        </w:rPr>
+      </w:pPr>
+      <w:r>
+        <w:rPr>
+          <w:rFonts w:eastAsia="Arial" w:cs="Arial" w:ascii="Arial" w:hAnsi="Arial"/>
           <w:b/>
           <w:bCs/>
           <w:color w:val="231F20"/>
           <w:sz w:val="20"/>
         </w:rPr>
         <w:t xml:space="preserve">Client: </w:t>
-      </w:r>
-      <w:r>
-        <w:rPr>
-          <w:rFonts w:ascii="Arial" w:eastAsia="Arial" w:hAnsi="Arial" w:cs="Arial"/>
-          <w:b/>
-          <w:bCs/>
-          <w:color w:val="231F20"/>
-          <w:sz w:val="20"/>
-        </w:rPr>
-        <w:tab/>
-      </w:r>
-      <w:r>
-        <w:rPr>
-          <w:rFonts w:ascii="Arial" w:eastAsia="Arial" w:hAnsi="Arial" w:cs="Arial"/>
+        <w:tab/>
+      </w:r>
+      <w:r>
+        <w:rPr>
+          <w:rFonts w:eastAsia="Arial" w:cs="Arial" w:ascii="Arial" w:hAnsi="Arial"/>
           <w:bCs/>
           <w:color w:val="231F20"/>
           <w:sz w:val="20"/>
@@ -2235,7 +1946,7 @@
       </w:r>
       <w:r>
         <w:rPr>
-          <w:rFonts w:ascii="Arial" w:eastAsia="Arial" w:hAnsi="Arial" w:cs="Arial"/>
+          <w:rFonts w:eastAsia="Arial" w:cs="Arial" w:ascii="Arial" w:hAnsi="Arial"/>
           <w:b/>
           <w:bCs/>
           <w:color w:val="231F20"/>
@@ -2246,13 +1957,15 @@
     </w:p>
     <w:p>
       <w:pPr>
-        <w:tabs>
-          <w:tab w:val="left" w:pos="1730"/>
-        </w:tabs>
-        <w:spacing w:after="0" w:line="260" w:lineRule="atLeast"/>
-        <w:ind w:left="1728" w:hanging="1728"/>
-        <w:rPr>
-          <w:rFonts w:ascii="Arial" w:eastAsia="Arial" w:hAnsi="Arial" w:cs="Arial"/>
+        <w:pStyle w:val="Normal"/>
+        <w:tabs>
+          <w:tab w:val="clear" w:pos="720"/>
+          <w:tab w:val="left" w:pos="1730" w:leader="none"/>
+        </w:tabs>
+        <w:spacing w:lineRule="atLeast" w:line="260" w:before="0" w:after="0"/>
+        <w:ind w:hanging="1728" w:left="1728"/>
+        <w:rPr>
+          <w:rFonts w:ascii="Arial" w:hAnsi="Arial" w:eastAsia="Arial" w:cs="Arial"/>
           <w:bCs/>
           <w:iCs/>
           <w:color w:val="231F20"/>
@@ -2261,27 +1974,18 @@
       </w:pPr>
       <w:r>
         <w:rPr>
-          <w:rFonts w:ascii="Arial" w:eastAsia="Arial" w:hAnsi="Arial" w:cs="Arial"/>
+          <w:rFonts w:eastAsia="Arial" w:cs="Arial" w:ascii="Arial" w:hAnsi="Arial"/>
           <w:b/>
           <w:bCs/>
           <w:color w:val="231F20"/>
           <w:sz w:val="20"/>
         </w:rPr>
         <w:t xml:space="preserve">Overview: </w:t>
-      </w:r>
-      <w:r>
-        <w:rPr>
-          <w:rFonts w:ascii="Arial" w:eastAsia="Arial" w:hAnsi="Arial" w:cs="Arial"/>
-          <w:b/>
-          <w:bCs/>
-          <w:color w:val="231F20"/>
-          <w:sz w:val="20"/>
-        </w:rPr>
-        <w:tab/>
-      </w:r>
-      <w:r>
-        <w:rPr>
-          <w:rFonts w:ascii="Arial" w:eastAsia="Arial" w:hAnsi="Arial" w:cs="Arial"/>
+        <w:tab/>
+      </w:r>
+      <w:r>
+        <w:rPr>
+          <w:rFonts w:eastAsia="Arial" w:cs="Arial" w:ascii="Arial" w:hAnsi="Arial"/>
           <w:bCs/>
           <w:color w:val="231F20"/>
           <w:sz w:val="20"/>
@@ -2290,7 +1994,7 @@
       </w:r>
       <w:r>
         <w:rPr>
-          <w:rFonts w:ascii="Arial" w:eastAsia="Arial" w:hAnsi="Arial" w:cs="Arial"/>
+          <w:rFonts w:eastAsia="Arial" w:cs="Arial" w:ascii="Arial" w:hAnsi="Arial"/>
           <w:bCs/>
           <w:iCs/>
           <w:color w:val="231F20"/>
@@ -2301,41 +2005,34 @@
     </w:p>
     <w:p>
       <w:pPr>
-        <w:tabs>
-          <w:tab w:val="left" w:pos="1730"/>
-        </w:tabs>
-        <w:spacing w:after="0" w:line="260" w:lineRule="atLeast"/>
-        <w:ind w:left="1728" w:hanging="1728"/>
-        <w:rPr>
-          <w:rFonts w:ascii="Arial" w:eastAsia="Arial" w:hAnsi="Arial" w:cs="Arial"/>
-          <w:bCs/>
-          <w:color w:val="231F20"/>
-          <w:sz w:val="20"/>
-        </w:rPr>
-      </w:pPr>
-      <w:r>
-        <w:rPr>
-          <w:rFonts w:ascii="Arial" w:eastAsia="Arial" w:hAnsi="Arial" w:cs="Arial"/>
+        <w:pStyle w:val="Normal"/>
+        <w:tabs>
+          <w:tab w:val="clear" w:pos="720"/>
+          <w:tab w:val="left" w:pos="1730" w:leader="none"/>
+        </w:tabs>
+        <w:spacing w:lineRule="atLeast" w:line="260" w:before="0" w:after="0"/>
+        <w:ind w:hanging="1728" w:left="1728"/>
+        <w:rPr>
+          <w:rFonts w:ascii="Arial" w:hAnsi="Arial" w:eastAsia="Arial" w:cs="Arial"/>
+          <w:bCs/>
+          <w:color w:val="231F20"/>
+          <w:sz w:val="20"/>
+        </w:rPr>
+      </w:pPr>
+      <w:r>
+        <w:rPr>
+          <w:rFonts w:eastAsia="Arial" w:cs="Arial" w:ascii="Arial" w:hAnsi="Arial"/>
           <w:b/>
           <w:bCs/>
           <w:color w:val="231F20"/>
           <w:sz w:val="20"/>
         </w:rPr>
         <w:t xml:space="preserve">Languages: </w:t>
-      </w:r>
-      <w:r>
-        <w:rPr>
-          <w:rFonts w:ascii="Arial" w:eastAsia="Arial" w:hAnsi="Arial" w:cs="Arial"/>
-          <w:b/>
-          <w:bCs/>
-          <w:color w:val="231F20"/>
-          <w:sz w:val="20"/>
-        </w:rPr>
-        <w:tab/>
-      </w:r>
-      <w:r>
-        <w:rPr>
-          <w:rFonts w:ascii="Arial" w:eastAsia="Arial" w:hAnsi="Arial" w:cs="Arial"/>
+        <w:tab/>
+      </w:r>
+      <w:r>
+        <w:rPr>
+          <w:rFonts w:eastAsia="Arial" w:cs="Arial" w:ascii="Arial" w:hAnsi="Arial"/>
           <w:bCs/>
           <w:color w:val="231F20"/>
           <w:sz w:val="20"/>
@@ -2345,13 +2042,15 @@
     </w:p>
     <w:p>
       <w:pPr>
-        <w:tabs>
-          <w:tab w:val="left" w:pos="1730"/>
-        </w:tabs>
-        <w:spacing w:after="0" w:line="260" w:lineRule="atLeast"/>
-        <w:ind w:left="1728" w:hanging="1728"/>
-        <w:rPr>
-          <w:rFonts w:ascii="Arial" w:eastAsia="Arial" w:hAnsi="Arial" w:cs="Arial"/>
+        <w:pStyle w:val="Normal"/>
+        <w:tabs>
+          <w:tab w:val="clear" w:pos="720"/>
+          <w:tab w:val="left" w:pos="1730" w:leader="none"/>
+        </w:tabs>
+        <w:spacing w:lineRule="atLeast" w:line="260" w:before="0" w:after="0"/>
+        <w:ind w:hanging="1728" w:left="1728"/>
+        <w:rPr>
+          <w:rFonts w:ascii="Arial" w:hAnsi="Arial" w:eastAsia="Arial" w:cs="Arial"/>
           <w:bCs/>
           <w:iCs/>
           <w:color w:val="231F20"/>
@@ -2361,38 +2060,29 @@
       </w:pPr>
       <w:r>
         <w:rPr>
-          <w:rFonts w:ascii="Arial" w:eastAsia="Arial" w:hAnsi="Arial" w:cs="Arial"/>
-          <w:b/>
-          <w:bCs/>
-          <w:color w:val="231F20"/>
-          <w:sz w:val="20"/>
-          <w:u w:color="231F20"/>
+          <w:rFonts w:eastAsia="Arial" w:cs="Arial" w:ascii="Arial" w:hAnsi="Arial"/>
+          <w:b/>
+          <w:bCs/>
+          <w:color w:val="231F20"/>
+          <w:sz w:val="20"/>
+          <w:u w:val="none" w:color="231F20"/>
         </w:rPr>
         <w:t>Technologies</w:t>
       </w:r>
       <w:r>
         <w:rPr>
-          <w:rFonts w:ascii="Arial" w:eastAsia="Arial" w:hAnsi="Arial" w:cs="Arial"/>
+          <w:rFonts w:eastAsia="Arial" w:cs="Arial" w:ascii="Arial" w:hAnsi="Arial"/>
           <w:b/>
           <w:bCs/>
           <w:color w:val="231F20"/>
           <w:sz w:val="20"/>
         </w:rPr>
         <w:t xml:space="preserve">: </w:t>
-      </w:r>
-      <w:r>
-        <w:rPr>
-          <w:rFonts w:ascii="Arial" w:eastAsia="Arial" w:hAnsi="Arial" w:cs="Arial"/>
-          <w:b/>
-          <w:bCs/>
-          <w:color w:val="231F20"/>
-          <w:sz w:val="20"/>
-        </w:rPr>
-        <w:tab/>
-      </w:r>
-      <w:r>
-        <w:rPr>
-          <w:rFonts w:ascii="Arial" w:eastAsia="Arial" w:hAnsi="Arial" w:cs="Arial"/>
+        <w:tab/>
+      </w:r>
+      <w:r>
+        <w:rPr>
+          <w:rFonts w:eastAsia="Arial" w:cs="Arial" w:ascii="Arial" w:hAnsi="Arial"/>
           <w:bCs/>
           <w:iCs/>
           <w:color w:val="231F20"/>
@@ -2402,7 +2092,7 @@
       </w:r>
       <w:r>
         <w:rPr>
-          <w:rFonts w:ascii="Arial" w:eastAsia="Arial" w:hAnsi="Arial" w:cs="Arial"/>
+          <w:rFonts w:eastAsia="Arial" w:cs="Arial" w:ascii="Arial" w:hAnsi="Arial"/>
           <w:bCs/>
           <w:color w:val="231F20"/>
           <w:sz w:val="20"/>
@@ -2412,40 +2102,33 @@
     </w:p>
     <w:p>
       <w:pPr>
-        <w:tabs>
-          <w:tab w:val="left" w:pos="1730"/>
-        </w:tabs>
-        <w:spacing w:after="0" w:line="260" w:lineRule="atLeast"/>
-        <w:jc w:val="both"/>
-        <w:rPr>
-          <w:rFonts w:ascii="Arial" w:eastAsia="Arial" w:hAnsi="Arial" w:cs="Arial"/>
-          <w:color w:val="231F20"/>
-          <w:sz w:val="20"/>
-        </w:rPr>
-      </w:pPr>
-      <w:r>
-        <w:rPr>
-          <w:rFonts w:ascii="Arial" w:eastAsia="Arial" w:hAnsi="Arial" w:cs="Arial"/>
+        <w:pStyle w:val="Normal"/>
+        <w:tabs>
+          <w:tab w:val="clear" w:pos="720"/>
+          <w:tab w:val="left" w:pos="1730" w:leader="none"/>
+        </w:tabs>
+        <w:spacing w:lineRule="atLeast" w:line="260" w:before="0" w:after="0"/>
+        <w:jc w:val="both"/>
+        <w:rPr>
+          <w:rFonts w:ascii="Arial" w:hAnsi="Arial" w:eastAsia="Arial" w:cs="Arial"/>
+          <w:color w:val="231F20"/>
+          <w:sz w:val="20"/>
+        </w:rPr>
+      </w:pPr>
+      <w:r>
+        <w:rPr>
+          <w:rFonts w:eastAsia="Arial" w:cs="Arial" w:ascii="Arial" w:hAnsi="Arial"/>
           <w:b/>
           <w:bCs/>
           <w:color w:val="231F20"/>
           <w:sz w:val="20"/>
         </w:rPr>
         <w:t xml:space="preserve">Position: </w:t>
-      </w:r>
-      <w:r>
-        <w:rPr>
-          <w:rFonts w:ascii="Arial" w:eastAsia="Arial" w:hAnsi="Arial" w:cs="Arial"/>
-          <w:b/>
-          <w:bCs/>
-          <w:color w:val="231F20"/>
-          <w:sz w:val="20"/>
-        </w:rPr>
-        <w:tab/>
-      </w:r>
-      <w:r>
-        <w:rPr>
-          <w:rFonts w:ascii="Arial" w:eastAsia="Arial" w:hAnsi="Arial" w:cs="Arial"/>
+        <w:tab/>
+      </w:r>
+      <w:r>
+        <w:rPr>
+          <w:rFonts w:eastAsia="Arial" w:cs="Arial" w:ascii="Arial" w:hAnsi="Arial"/>
           <w:bCs/>
           <w:color w:val="231F20"/>
           <w:sz w:val="20"/>
@@ -2455,57 +2138,51 @@
     </w:p>
     <w:p>
       <w:pPr>
-        <w:tabs>
-          <w:tab w:val="left" w:pos="1730"/>
-        </w:tabs>
-        <w:spacing w:after="0" w:line="260" w:lineRule="atLeast"/>
-        <w:jc w:val="both"/>
-        <w:rPr>
-          <w:rFonts w:ascii="Arial" w:eastAsia="Arial" w:hAnsi="Arial" w:cs="Arial"/>
-          <w:bCs/>
-          <w:color w:val="231F20"/>
-          <w:sz w:val="20"/>
-        </w:rPr>
-      </w:pPr>
-      <w:r>
-        <w:rPr>
-          <w:rFonts w:ascii="Arial" w:eastAsia="Arial" w:hAnsi="Arial" w:cs="Arial"/>
+        <w:pStyle w:val="Normal"/>
+        <w:tabs>
+          <w:tab w:val="clear" w:pos="720"/>
+          <w:tab w:val="left" w:pos="1730" w:leader="none"/>
+        </w:tabs>
+        <w:spacing w:lineRule="atLeast" w:line="260" w:before="0" w:after="0"/>
+        <w:jc w:val="both"/>
+        <w:rPr>
+          <w:rFonts w:ascii="Arial" w:hAnsi="Arial" w:eastAsia="Arial" w:cs="Arial"/>
+          <w:bCs/>
+          <w:color w:val="231F20"/>
+          <w:sz w:val="20"/>
+        </w:rPr>
+      </w:pPr>
+      <w:r>
+        <w:rPr>
+          <w:rFonts w:eastAsia="Arial" w:cs="Arial" w:ascii="Arial" w:hAnsi="Arial"/>
           <w:b/>
           <w:bCs/>
           <w:color w:val="231F20"/>
           <w:sz w:val="20"/>
         </w:rPr>
         <w:t xml:space="preserve">Responsibilities: </w:t>
-      </w:r>
-      <w:r>
-        <w:rPr>
-          <w:rFonts w:ascii="Arial" w:eastAsia="Arial" w:hAnsi="Arial" w:cs="Arial"/>
-          <w:b/>
-          <w:bCs/>
-          <w:color w:val="231F20"/>
-          <w:sz w:val="20"/>
-        </w:rPr>
-        <w:tab/>
-      </w:r>
-    </w:p>
-    <w:p>
-      <w:pPr>
+        <w:tab/>
+      </w:r>
+    </w:p>
+    <w:p>
+      <w:pPr>
+        <w:pStyle w:val="Normal"/>
         <w:numPr>
           <w:ilvl w:val="0"/>
           <w:numId w:val="2"/>
         </w:numPr>
-        <w:spacing w:after="0" w:line="264" w:lineRule="auto"/>
+        <w:spacing w:lineRule="auto" w:line="264" w:before="0" w:after="0"/>
         <w:contextualSpacing/>
         <w:jc w:val="both"/>
         <w:rPr>
-          <w:rFonts w:ascii="Arial" w:eastAsia="Arial" w:hAnsi="Arial" w:cs="Arial"/>
-          <w:color w:val="231F20"/>
-          <w:sz w:val="20"/>
-        </w:rPr>
-      </w:pPr>
-      <w:r>
-        <w:rPr>
-          <w:rFonts w:ascii="Arial" w:eastAsia="Arial" w:hAnsi="Arial" w:cs="Arial"/>
+          <w:rFonts w:ascii="Arial" w:hAnsi="Arial" w:eastAsia="Arial" w:cs="Arial"/>
+          <w:color w:val="231F20"/>
+          <w:sz w:val="20"/>
+        </w:rPr>
+      </w:pPr>
+      <w:r>
+        <w:rPr>
+          <w:rFonts w:eastAsia="Arial" w:cs="Arial" w:ascii="Arial" w:hAnsi="Arial"/>
           <w:color w:val="231F20"/>
           <w:sz w:val="20"/>
         </w:rPr>
@@ -2514,22 +2191,23 @@
     </w:p>
     <w:p>
       <w:pPr>
+        <w:pStyle w:val="Normal"/>
         <w:numPr>
           <w:ilvl w:val="0"/>
           <w:numId w:val="2"/>
         </w:numPr>
-        <w:spacing w:after="0" w:line="264" w:lineRule="auto"/>
+        <w:spacing w:lineRule="auto" w:line="264" w:before="0" w:after="0"/>
         <w:contextualSpacing/>
         <w:jc w:val="both"/>
         <w:rPr>
-          <w:rFonts w:ascii="Arial" w:eastAsia="Arial" w:hAnsi="Arial" w:cs="Arial"/>
-          <w:color w:val="231F20"/>
-          <w:sz w:val="20"/>
-        </w:rPr>
-      </w:pPr>
-      <w:r>
-        <w:rPr>
-          <w:rFonts w:ascii="Arial" w:eastAsia="Arial" w:hAnsi="Arial" w:cs="Arial"/>
+          <w:rFonts w:ascii="Arial" w:hAnsi="Arial" w:eastAsia="Arial" w:cs="Arial"/>
+          <w:color w:val="231F20"/>
+          <w:sz w:val="20"/>
+        </w:rPr>
+      </w:pPr>
+      <w:r>
+        <w:rPr>
+          <w:rFonts w:eastAsia="Arial" w:cs="Arial" w:ascii="Arial" w:hAnsi="Arial"/>
           <w:color w:val="231F20"/>
           <w:sz w:val="20"/>
         </w:rPr>
@@ -2538,22 +2216,23 @@
     </w:p>
     <w:p>
       <w:pPr>
+        <w:pStyle w:val="Normal"/>
         <w:numPr>
           <w:ilvl w:val="0"/>
           <w:numId w:val="2"/>
         </w:numPr>
-        <w:spacing w:after="0" w:line="264" w:lineRule="auto"/>
+        <w:spacing w:lineRule="auto" w:line="264" w:before="0" w:after="0"/>
         <w:contextualSpacing/>
         <w:jc w:val="both"/>
         <w:rPr>
-          <w:rFonts w:ascii="Arial" w:eastAsia="Arial" w:hAnsi="Arial" w:cs="Arial"/>
-          <w:color w:val="231F20"/>
-          <w:sz w:val="20"/>
-        </w:rPr>
-      </w:pPr>
-      <w:r>
-        <w:rPr>
-          <w:rFonts w:ascii="Arial" w:eastAsia="Arial" w:hAnsi="Arial" w:cs="Arial"/>
+          <w:rFonts w:ascii="Arial" w:hAnsi="Arial" w:eastAsia="Arial" w:cs="Arial"/>
+          <w:color w:val="231F20"/>
+          <w:sz w:val="20"/>
+        </w:rPr>
+      </w:pPr>
+      <w:r>
+        <w:rPr>
+          <w:rFonts w:eastAsia="Arial" w:cs="Arial" w:ascii="Arial" w:hAnsi="Arial"/>
           <w:color w:val="231F20"/>
           <w:sz w:val="20"/>
         </w:rPr>
@@ -2562,22 +2241,23 @@
     </w:p>
     <w:p>
       <w:pPr>
+        <w:pStyle w:val="Normal"/>
         <w:numPr>
           <w:ilvl w:val="0"/>
           <w:numId w:val="2"/>
         </w:numPr>
-        <w:spacing w:after="0" w:line="264" w:lineRule="auto"/>
+        <w:spacing w:lineRule="auto" w:line="264" w:before="0" w:after="0"/>
         <w:contextualSpacing/>
         <w:jc w:val="both"/>
         <w:rPr>
-          <w:rFonts w:ascii="Arial" w:eastAsia="Arial" w:hAnsi="Arial" w:cs="Arial"/>
-          <w:color w:val="231F20"/>
-          <w:sz w:val="20"/>
-        </w:rPr>
-      </w:pPr>
-      <w:r>
-        <w:rPr>
-          <w:rFonts w:ascii="Arial" w:eastAsia="Arial" w:hAnsi="Arial" w:cs="Arial"/>
+          <w:rFonts w:ascii="Arial" w:hAnsi="Arial" w:eastAsia="Arial" w:cs="Arial"/>
+          <w:color w:val="231F20"/>
+          <w:sz w:val="20"/>
+        </w:rPr>
+      </w:pPr>
+      <w:r>
+        <w:rPr>
+          <w:rFonts w:eastAsia="Arial" w:cs="Arial" w:ascii="Arial" w:hAnsi="Arial"/>
           <w:color w:val="231F20"/>
           <w:sz w:val="20"/>
         </w:rPr>
@@ -2586,22 +2266,23 @@
     </w:p>
     <w:p>
       <w:pPr>
+        <w:pStyle w:val="Normal"/>
         <w:numPr>
           <w:ilvl w:val="0"/>
           <w:numId w:val="2"/>
         </w:numPr>
-        <w:spacing w:after="0" w:line="264" w:lineRule="auto"/>
+        <w:spacing w:lineRule="auto" w:line="264" w:before="0" w:after="0"/>
         <w:contextualSpacing/>
         <w:jc w:val="both"/>
         <w:rPr>
-          <w:rFonts w:ascii="Arial" w:eastAsia="Arial" w:hAnsi="Arial" w:cs="Arial"/>
-          <w:color w:val="231F20"/>
-          <w:sz w:val="20"/>
-        </w:rPr>
-      </w:pPr>
-      <w:r>
-        <w:rPr>
-          <w:rFonts w:ascii="Arial" w:eastAsia="Arial" w:hAnsi="Arial" w:cs="Arial"/>
+          <w:rFonts w:ascii="Arial" w:hAnsi="Arial" w:eastAsia="Arial" w:cs="Arial"/>
+          <w:color w:val="231F20"/>
+          <w:sz w:val="20"/>
+        </w:rPr>
+      </w:pPr>
+      <w:r>
+        <w:rPr>
+          <w:rFonts w:eastAsia="Arial" w:cs="Arial" w:ascii="Arial" w:hAnsi="Arial"/>
           <w:color w:val="231F20"/>
           <w:sz w:val="20"/>
         </w:rPr>
@@ -2610,22 +2291,23 @@
     </w:p>
     <w:p>
       <w:pPr>
+        <w:pStyle w:val="Normal"/>
         <w:numPr>
           <w:ilvl w:val="0"/>
           <w:numId w:val="2"/>
         </w:numPr>
-        <w:spacing w:after="0" w:line="264" w:lineRule="auto"/>
+        <w:spacing w:lineRule="auto" w:line="264" w:before="0" w:after="0"/>
         <w:contextualSpacing/>
         <w:jc w:val="both"/>
         <w:rPr>
-          <w:rFonts w:ascii="Arial" w:eastAsia="Arial" w:hAnsi="Arial" w:cs="Arial"/>
-          <w:color w:val="231F20"/>
-          <w:sz w:val="20"/>
-        </w:rPr>
-      </w:pPr>
-      <w:r>
-        <w:rPr>
-          <w:rFonts w:ascii="Arial" w:eastAsia="Arial" w:hAnsi="Arial" w:cs="Arial"/>
+          <w:rFonts w:ascii="Arial" w:hAnsi="Arial" w:eastAsia="Arial" w:cs="Arial"/>
+          <w:color w:val="231F20"/>
+          <w:sz w:val="20"/>
+        </w:rPr>
+      </w:pPr>
+      <w:r>
+        <w:rPr>
+          <w:rFonts w:eastAsia="Arial" w:cs="Arial" w:ascii="Arial" w:hAnsi="Arial"/>
           <w:color w:val="231F20"/>
           <w:sz w:val="20"/>
         </w:rPr>
@@ -2634,22 +2316,23 @@
     </w:p>
     <w:p>
       <w:pPr>
+        <w:pStyle w:val="Normal"/>
         <w:numPr>
           <w:ilvl w:val="0"/>
           <w:numId w:val="2"/>
         </w:numPr>
-        <w:spacing w:after="0" w:line="264" w:lineRule="auto"/>
+        <w:spacing w:lineRule="auto" w:line="264" w:before="0" w:after="0"/>
         <w:contextualSpacing/>
         <w:jc w:val="both"/>
         <w:rPr>
-          <w:rFonts w:ascii="Arial" w:eastAsia="Arial" w:hAnsi="Arial" w:cs="Arial"/>
-          <w:color w:val="231F20"/>
-          <w:sz w:val="20"/>
-        </w:rPr>
-      </w:pPr>
-      <w:r>
-        <w:rPr>
-          <w:rFonts w:ascii="Arial" w:eastAsia="Arial" w:hAnsi="Arial" w:cs="Arial"/>
+          <w:rFonts w:ascii="Arial" w:hAnsi="Arial" w:eastAsia="Arial" w:cs="Arial"/>
+          <w:color w:val="231F20"/>
+          <w:sz w:val="20"/>
+        </w:rPr>
+      </w:pPr>
+      <w:r>
+        <w:rPr>
+          <w:rFonts w:eastAsia="Arial" w:cs="Arial" w:ascii="Arial" w:hAnsi="Arial"/>
           <w:color w:val="231F20"/>
           <w:sz w:val="20"/>
         </w:rPr>
@@ -2658,22 +2341,23 @@
     </w:p>
     <w:p>
       <w:pPr>
+        <w:pStyle w:val="Normal"/>
         <w:numPr>
           <w:ilvl w:val="0"/>
           <w:numId w:val="2"/>
         </w:numPr>
-        <w:spacing w:after="0" w:line="264" w:lineRule="auto"/>
+        <w:spacing w:lineRule="auto" w:line="264" w:before="0" w:after="0"/>
         <w:contextualSpacing/>
         <w:jc w:val="both"/>
         <w:rPr>
-          <w:rFonts w:ascii="Arial" w:eastAsia="Arial" w:hAnsi="Arial" w:cs="Arial"/>
-          <w:color w:val="231F20"/>
-          <w:sz w:val="20"/>
-        </w:rPr>
-      </w:pPr>
-      <w:r>
-        <w:rPr>
-          <w:rFonts w:ascii="Arial" w:eastAsia="Arial" w:hAnsi="Arial" w:cs="Arial"/>
+          <w:rFonts w:ascii="Arial" w:hAnsi="Arial" w:eastAsia="Arial" w:cs="Arial"/>
+          <w:color w:val="231F20"/>
+          <w:sz w:val="20"/>
+        </w:rPr>
+      </w:pPr>
+      <w:r>
+        <w:rPr>
+          <w:rFonts w:eastAsia="Arial" w:cs="Arial" w:ascii="Arial" w:hAnsi="Arial"/>
           <w:color w:val="231F20"/>
           <w:sz w:val="20"/>
         </w:rPr>
@@ -2682,22 +2366,23 @@
     </w:p>
     <w:p>
       <w:pPr>
+        <w:pStyle w:val="Normal"/>
         <w:numPr>
           <w:ilvl w:val="0"/>
           <w:numId w:val="2"/>
         </w:numPr>
-        <w:spacing w:after="0" w:line="264" w:lineRule="auto"/>
+        <w:spacing w:lineRule="auto" w:line="264" w:before="0" w:after="0"/>
         <w:contextualSpacing/>
         <w:jc w:val="both"/>
         <w:rPr>
-          <w:rFonts w:ascii="Arial" w:eastAsia="Arial" w:hAnsi="Arial" w:cs="Arial"/>
-          <w:color w:val="231F20"/>
-          <w:sz w:val="20"/>
-        </w:rPr>
-      </w:pPr>
-      <w:r>
-        <w:rPr>
-          <w:rFonts w:ascii="Arial" w:eastAsia="Arial" w:hAnsi="Arial" w:cs="Arial"/>
+          <w:rFonts w:ascii="Arial" w:hAnsi="Arial" w:eastAsia="Arial" w:cs="Arial"/>
+          <w:color w:val="231F20"/>
+          <w:sz w:val="20"/>
+        </w:rPr>
+      </w:pPr>
+      <w:r>
+        <w:rPr>
+          <w:rFonts w:eastAsia="Arial" w:cs="Arial" w:ascii="Arial" w:hAnsi="Arial"/>
           <w:color w:val="231F20"/>
           <w:sz w:val="20"/>
         </w:rPr>
@@ -2706,22 +2391,23 @@
     </w:p>
     <w:p>
       <w:pPr>
+        <w:pStyle w:val="Normal"/>
         <w:numPr>
           <w:ilvl w:val="0"/>
           <w:numId w:val="2"/>
         </w:numPr>
-        <w:spacing w:after="0" w:line="264" w:lineRule="auto"/>
+        <w:spacing w:lineRule="auto" w:line="264" w:before="0" w:after="0"/>
         <w:contextualSpacing/>
         <w:jc w:val="both"/>
         <w:rPr>
-          <w:rFonts w:ascii="Arial" w:eastAsia="Arial" w:hAnsi="Arial" w:cs="Arial"/>
-          <w:color w:val="231F20"/>
-          <w:sz w:val="20"/>
-        </w:rPr>
-      </w:pPr>
-      <w:r>
-        <w:rPr>
-          <w:rFonts w:ascii="Arial" w:eastAsia="Arial" w:hAnsi="Arial" w:cs="Arial"/>
+          <w:rFonts w:ascii="Arial" w:hAnsi="Arial" w:eastAsia="Arial" w:cs="Arial"/>
+          <w:color w:val="231F20"/>
+          <w:sz w:val="20"/>
+        </w:rPr>
+      </w:pPr>
+      <w:r>
+        <w:rPr>
+          <w:rFonts w:eastAsia="Arial" w:cs="Arial" w:ascii="Arial" w:hAnsi="Arial"/>
           <w:color w:val="231F20"/>
           <w:sz w:val="20"/>
         </w:rPr>
@@ -2730,22 +2416,23 @@
     </w:p>
     <w:p>
       <w:pPr>
+        <w:pStyle w:val="Normal"/>
         <w:numPr>
           <w:ilvl w:val="0"/>
           <w:numId w:val="2"/>
         </w:numPr>
-        <w:spacing w:after="0" w:line="264" w:lineRule="auto"/>
+        <w:spacing w:lineRule="auto" w:line="264" w:before="0" w:after="0"/>
         <w:contextualSpacing/>
         <w:jc w:val="both"/>
         <w:rPr>
-          <w:rFonts w:ascii="Arial" w:eastAsia="Arial" w:hAnsi="Arial" w:cs="Arial"/>
-          <w:color w:val="231F20"/>
-          <w:sz w:val="20"/>
-        </w:rPr>
-      </w:pPr>
-      <w:r>
-        <w:rPr>
-          <w:rFonts w:ascii="Arial" w:eastAsia="Arial" w:hAnsi="Arial" w:cs="Arial"/>
+          <w:rFonts w:ascii="Arial" w:hAnsi="Arial" w:eastAsia="Arial" w:cs="Arial"/>
+          <w:color w:val="231F20"/>
+          <w:sz w:val="20"/>
+        </w:rPr>
+      </w:pPr>
+      <w:r>
+        <w:rPr>
+          <w:rFonts w:eastAsia="Arial" w:cs="Arial" w:ascii="Arial" w:hAnsi="Arial"/>
           <w:color w:val="231F20"/>
           <w:sz w:val="20"/>
         </w:rPr>
@@ -2754,33 +2441,43 @@
     </w:p>
     <w:p>
       <w:pPr>
-        <w:spacing w:after="0" w:line="264" w:lineRule="auto"/>
+        <w:pStyle w:val="Normal"/>
+        <w:spacing w:lineRule="auto" w:line="264" w:before="0" w:after="0"/>
         <w:ind w:left="1778"/>
         <w:rPr>
-          <w:rFonts w:ascii="Arial" w:eastAsia="Arial" w:hAnsi="Arial" w:cs="Arial"/>
-          <w:color w:val="231F20"/>
-          <w:sz w:val="20"/>
-        </w:rPr>
-      </w:pPr>
-    </w:p>
-    <w:p>
-      <w:pPr>
-        <w:tabs>
-          <w:tab w:val="left" w:pos="-382"/>
-        </w:tabs>
-        <w:spacing w:after="0" w:line="264" w:lineRule="auto"/>
-        <w:ind w:left="1778" w:hanging="360"/>
+          <w:rFonts w:ascii="Arial" w:hAnsi="Arial" w:eastAsia="Arial" w:cs="Arial"/>
+          <w:color w:val="231F20"/>
+          <w:sz w:val="20"/>
+        </w:rPr>
+      </w:pPr>
+      <w:r>
+        <w:rPr>
+          <w:rFonts w:eastAsia="Arial" w:cs="Arial" w:ascii="Arial" w:hAnsi="Arial"/>
+          <w:color w:val="231F20"/>
+          <w:sz w:val="20"/>
+        </w:rPr>
+      </w:r>
+    </w:p>
+    <w:p>
+      <w:pPr>
+        <w:pStyle w:val="Normal"/>
+        <w:tabs>
+          <w:tab w:val="clear" w:pos="720"/>
+          <w:tab w:val="left" w:pos="-382" w:leader="none"/>
+        </w:tabs>
+        <w:spacing w:lineRule="auto" w:line="264" w:before="0" w:after="0"/>
+        <w:ind w:hanging="360" w:left="1778"/>
         <w:contextualSpacing/>
         <w:jc w:val="both"/>
         <w:rPr>
-          <w:rFonts w:ascii="Arial" w:eastAsia="Arial" w:hAnsi="Arial" w:cs="Arial"/>
-          <w:color w:val="231F20"/>
-          <w:sz w:val="20"/>
-        </w:rPr>
-      </w:pPr>
-      <w:r>
-        <w:rPr>
-          <w:rFonts w:ascii="Arial" w:eastAsia="Arial" w:hAnsi="Arial" w:cs="Arial"/>
+          <w:rFonts w:ascii="Arial" w:hAnsi="Arial" w:eastAsia="Arial" w:cs="Arial"/>
+          <w:color w:val="231F20"/>
+          <w:sz w:val="20"/>
+        </w:rPr>
+      </w:pPr>
+      <w:r>
+        <w:rPr>
+          <w:rFonts w:eastAsia="Arial" w:cs="Arial" w:ascii="Arial" w:hAnsi="Arial"/>
           <w:color w:val="231F20"/>
           <w:sz w:val="20"/>
         </w:rPr>
@@ -2789,22 +2486,24 @@
     </w:p>
     <w:p>
       <w:pPr>
-        <w:tabs>
-          <w:tab w:val="left" w:pos="-382"/>
-        </w:tabs>
-        <w:spacing w:after="0" w:line="264" w:lineRule="auto"/>
-        <w:ind w:left="1778" w:hanging="360"/>
+        <w:pStyle w:val="Normal"/>
+        <w:tabs>
+          <w:tab w:val="clear" w:pos="720"/>
+          <w:tab w:val="left" w:pos="-382" w:leader="none"/>
+        </w:tabs>
+        <w:spacing w:lineRule="auto" w:line="264" w:before="0" w:after="0"/>
+        <w:ind w:hanging="360" w:left="1778"/>
         <w:contextualSpacing/>
         <w:jc w:val="both"/>
         <w:rPr>
-          <w:rFonts w:ascii="Arial" w:eastAsia="Arial" w:hAnsi="Arial" w:cs="Arial"/>
-          <w:color w:val="231F20"/>
-          <w:sz w:val="20"/>
-        </w:rPr>
-      </w:pPr>
-      <w:r>
-        <w:rPr>
-          <w:rFonts w:ascii="Arial" w:eastAsia="Arial" w:hAnsi="Arial" w:cs="Arial"/>
+          <w:rFonts w:ascii="Arial" w:hAnsi="Arial" w:eastAsia="Arial" w:cs="Arial"/>
+          <w:color w:val="231F20"/>
+          <w:sz w:val="20"/>
+        </w:rPr>
+      </w:pPr>
+      <w:r>
+        <w:rPr>
+          <w:rFonts w:eastAsia="Arial" w:cs="Arial" w:ascii="Arial" w:hAnsi="Arial"/>
           <w:color w:val="231F20"/>
           <w:sz w:val="20"/>
         </w:rPr>
@@ -2813,22 +2512,24 @@
     </w:p>
     <w:p>
       <w:pPr>
-        <w:tabs>
-          <w:tab w:val="left" w:pos="-382"/>
-        </w:tabs>
-        <w:spacing w:after="0" w:line="264" w:lineRule="auto"/>
-        <w:ind w:left="1778" w:hanging="360"/>
+        <w:pStyle w:val="Normal"/>
+        <w:tabs>
+          <w:tab w:val="clear" w:pos="720"/>
+          <w:tab w:val="left" w:pos="-382" w:leader="none"/>
+        </w:tabs>
+        <w:spacing w:lineRule="auto" w:line="264" w:before="0" w:after="0"/>
+        <w:ind w:hanging="360" w:left="1778"/>
         <w:contextualSpacing/>
         <w:jc w:val="both"/>
         <w:rPr>
-          <w:rFonts w:ascii="Arial" w:eastAsia="Arial" w:hAnsi="Arial" w:cs="Arial"/>
-          <w:color w:val="231F20"/>
-          <w:sz w:val="20"/>
-        </w:rPr>
-      </w:pPr>
-      <w:r>
-        <w:rPr>
-          <w:rFonts w:ascii="Arial" w:eastAsia="Arial" w:hAnsi="Arial" w:cs="Arial"/>
+          <w:rFonts w:ascii="Arial" w:hAnsi="Arial" w:eastAsia="Arial" w:cs="Arial"/>
+          <w:color w:val="231F20"/>
+          <w:sz w:val="20"/>
+        </w:rPr>
+      </w:pPr>
+      <w:r>
+        <w:rPr>
+          <w:rFonts w:eastAsia="Arial" w:cs="Arial" w:ascii="Arial" w:hAnsi="Arial"/>
           <w:color w:val="231F20"/>
           <w:sz w:val="20"/>
         </w:rPr>
@@ -2837,22 +2538,24 @@
     </w:p>
     <w:p>
       <w:pPr>
-        <w:tabs>
-          <w:tab w:val="left" w:pos="-382"/>
-        </w:tabs>
-        <w:spacing w:after="0" w:line="264" w:lineRule="auto"/>
-        <w:ind w:left="1778" w:hanging="360"/>
+        <w:pStyle w:val="Normal"/>
+        <w:tabs>
+          <w:tab w:val="clear" w:pos="720"/>
+          <w:tab w:val="left" w:pos="-382" w:leader="none"/>
+        </w:tabs>
+        <w:spacing w:lineRule="auto" w:line="264" w:before="0" w:after="0"/>
+        <w:ind w:hanging="360" w:left="1778"/>
         <w:contextualSpacing/>
         <w:jc w:val="both"/>
         <w:rPr>
-          <w:rFonts w:ascii="Arial" w:eastAsia="Arial" w:hAnsi="Arial" w:cs="Arial"/>
-          <w:color w:val="231F20"/>
-          <w:sz w:val="20"/>
-        </w:rPr>
-      </w:pPr>
-      <w:r>
-        <w:rPr>
-          <w:rFonts w:ascii="Arial" w:eastAsia="Arial" w:hAnsi="Arial" w:cs="Arial"/>
+          <w:rFonts w:ascii="Arial" w:hAnsi="Arial" w:eastAsia="Arial" w:cs="Arial"/>
+          <w:color w:val="231F20"/>
+          <w:sz w:val="20"/>
+        </w:rPr>
+      </w:pPr>
+      <w:r>
+        <w:rPr>
+          <w:rFonts w:eastAsia="Arial" w:cs="Arial" w:ascii="Arial" w:hAnsi="Arial"/>
           <w:color w:val="231F20"/>
           <w:sz w:val="20"/>
         </w:rPr>
@@ -2861,22 +2564,24 @@
     </w:p>
     <w:p>
       <w:pPr>
-        <w:tabs>
-          <w:tab w:val="left" w:pos="-382"/>
-        </w:tabs>
-        <w:spacing w:after="0" w:line="264" w:lineRule="auto"/>
-        <w:ind w:left="1778" w:hanging="360"/>
+        <w:pStyle w:val="Normal"/>
+        <w:tabs>
+          <w:tab w:val="clear" w:pos="720"/>
+          <w:tab w:val="left" w:pos="-382" w:leader="none"/>
+        </w:tabs>
+        <w:spacing w:lineRule="auto" w:line="264" w:before="0" w:after="0"/>
+        <w:ind w:hanging="360" w:left="1778"/>
         <w:contextualSpacing/>
         <w:jc w:val="both"/>
         <w:rPr>
-          <w:rFonts w:ascii="Arial" w:eastAsia="Arial" w:hAnsi="Arial" w:cs="Arial"/>
-          <w:color w:val="231F20"/>
-          <w:sz w:val="20"/>
-        </w:rPr>
-      </w:pPr>
-      <w:r>
-        <w:rPr>
-          <w:rFonts w:ascii="Arial" w:eastAsia="Arial" w:hAnsi="Arial" w:cs="Arial"/>
+          <w:rFonts w:ascii="Arial" w:hAnsi="Arial" w:eastAsia="Arial" w:cs="Arial"/>
+          <w:color w:val="231F20"/>
+          <w:sz w:val="20"/>
+        </w:rPr>
+      </w:pPr>
+      <w:r>
+        <w:rPr>
+          <w:rFonts w:eastAsia="Arial" w:cs="Arial" w:ascii="Arial" w:hAnsi="Arial"/>
           <w:color w:val="231F20"/>
           <w:sz w:val="20"/>
         </w:rPr>
@@ -2885,18 +2590,19 @@
     </w:p>
     <w:p>
       <w:pPr>
-        <w:spacing w:after="0" w:line="264" w:lineRule="auto"/>
-        <w:rPr>
-          <w:rFonts w:ascii="Arial" w:eastAsia="Arial" w:hAnsi="Arial" w:cs="Arial"/>
-          <w:b/>
-          <w:bCs/>
-          <w:color w:val="231F20"/>
-          <w:sz w:val="20"/>
-        </w:rPr>
-      </w:pPr>
-      <w:r>
-        <w:rPr>
-          <w:rFonts w:ascii="Arial" w:eastAsia="Arial" w:hAnsi="Arial" w:cs="Arial"/>
+        <w:pStyle w:val="Normal"/>
+        <w:spacing w:lineRule="auto" w:line="264" w:before="0" w:after="0"/>
+        <w:rPr>
+          <w:rFonts w:ascii="Arial" w:hAnsi="Arial" w:eastAsia="Arial" w:cs="Arial"/>
+          <w:b/>
+          <w:bCs/>
+          <w:color w:val="231F20"/>
+          <w:sz w:val="20"/>
+        </w:rPr>
+      </w:pPr>
+      <w:r>
+        <w:rPr>
+          <w:rFonts w:eastAsia="Arial" w:cs="Arial" w:ascii="Arial" w:hAnsi="Arial"/>
           <w:b/>
           <w:bCs/>
           <w:color w:val="231F20"/>
@@ -2907,22 +2613,23 @@
     </w:p>
     <w:p>
       <w:pPr>
+        <w:pStyle w:val="Normal"/>
         <w:numPr>
           <w:ilvl w:val="0"/>
           <w:numId w:val="3"/>
         </w:numPr>
-        <w:spacing w:after="0" w:line="264" w:lineRule="auto"/>
+        <w:spacing w:lineRule="auto" w:line="264" w:before="0" w:after="0"/>
         <w:contextualSpacing/>
         <w:jc w:val="both"/>
         <w:rPr>
-          <w:rFonts w:ascii="Arial" w:eastAsia="Arial" w:hAnsi="Arial" w:cs="Arial"/>
-          <w:color w:val="231F20"/>
-          <w:sz w:val="20"/>
-        </w:rPr>
-      </w:pPr>
-      <w:r>
-        <w:rPr>
-          <w:rFonts w:ascii="Arial" w:eastAsia="Arial" w:hAnsi="Arial" w:cs="Arial"/>
+          <w:rFonts w:ascii="Arial" w:hAnsi="Arial" w:eastAsia="Arial" w:cs="Arial"/>
+          <w:color w:val="231F20"/>
+          <w:sz w:val="20"/>
+        </w:rPr>
+      </w:pPr>
+      <w:r>
+        <w:rPr>
+          <w:rFonts w:eastAsia="Arial" w:cs="Arial" w:ascii="Arial" w:hAnsi="Arial"/>
           <w:color w:val="231F20"/>
           <w:sz w:val="20"/>
         </w:rPr>
@@ -2931,22 +2638,23 @@
     </w:p>
     <w:p>
       <w:pPr>
+        <w:pStyle w:val="Normal"/>
         <w:numPr>
           <w:ilvl w:val="0"/>
           <w:numId w:val="3"/>
         </w:numPr>
-        <w:spacing w:after="0" w:line="264" w:lineRule="auto"/>
+        <w:spacing w:lineRule="auto" w:line="264" w:before="0" w:after="0"/>
         <w:contextualSpacing/>
         <w:jc w:val="both"/>
         <w:rPr>
-          <w:rFonts w:ascii="Arial" w:eastAsia="Arial" w:hAnsi="Arial" w:cs="Arial"/>
-          <w:color w:val="231F20"/>
-          <w:sz w:val="20"/>
-        </w:rPr>
-      </w:pPr>
-      <w:r>
-        <w:rPr>
-          <w:rFonts w:ascii="Arial" w:eastAsia="Arial" w:hAnsi="Arial" w:cs="Arial"/>
+          <w:rFonts w:ascii="Arial" w:hAnsi="Arial" w:eastAsia="Arial" w:cs="Arial"/>
+          <w:color w:val="231F20"/>
+          <w:sz w:val="20"/>
+        </w:rPr>
+      </w:pPr>
+      <w:r>
+        <w:rPr>
+          <w:rFonts w:eastAsia="Arial" w:cs="Arial" w:ascii="Arial" w:hAnsi="Arial"/>
           <w:color w:val="231F20"/>
           <w:sz w:val="20"/>
         </w:rPr>
@@ -2955,22 +2663,23 @@
     </w:p>
     <w:p>
       <w:pPr>
+        <w:pStyle w:val="Normal"/>
         <w:numPr>
           <w:ilvl w:val="0"/>
           <w:numId w:val="3"/>
         </w:numPr>
-        <w:spacing w:after="0" w:line="264" w:lineRule="auto"/>
+        <w:spacing w:lineRule="auto" w:line="264" w:before="0" w:after="0"/>
         <w:contextualSpacing/>
         <w:jc w:val="both"/>
         <w:rPr>
-          <w:rFonts w:ascii="Arial" w:eastAsia="Arial" w:hAnsi="Arial" w:cs="Arial"/>
-          <w:color w:val="231F20"/>
-          <w:sz w:val="20"/>
-        </w:rPr>
-      </w:pPr>
-      <w:r>
-        <w:rPr>
-          <w:rFonts w:ascii="Arial" w:eastAsia="Arial" w:hAnsi="Arial" w:cs="Arial"/>
+          <w:rFonts w:ascii="Arial" w:hAnsi="Arial" w:eastAsia="Arial" w:cs="Arial"/>
+          <w:color w:val="231F20"/>
+          <w:sz w:val="20"/>
+        </w:rPr>
+      </w:pPr>
+      <w:r>
+        <w:rPr>
+          <w:rFonts w:eastAsia="Arial" w:cs="Arial" w:ascii="Arial" w:hAnsi="Arial"/>
           <w:color w:val="231F20"/>
           <w:sz w:val="20"/>
         </w:rPr>
@@ -2979,22 +2688,23 @@
     </w:p>
     <w:p>
       <w:pPr>
+        <w:pStyle w:val="Normal"/>
         <w:numPr>
           <w:ilvl w:val="0"/>
           <w:numId w:val="3"/>
         </w:numPr>
-        <w:spacing w:after="0" w:line="264" w:lineRule="auto"/>
+        <w:spacing w:lineRule="auto" w:line="264" w:before="0" w:after="0"/>
         <w:contextualSpacing/>
         <w:jc w:val="both"/>
         <w:rPr>
-          <w:rFonts w:ascii="Arial" w:eastAsia="Arial" w:hAnsi="Arial" w:cs="Arial"/>
-          <w:color w:val="231F20"/>
-          <w:sz w:val="20"/>
-        </w:rPr>
-      </w:pPr>
-      <w:r>
-        <w:rPr>
-          <w:rFonts w:ascii="Arial" w:eastAsia="Arial" w:hAnsi="Arial" w:cs="Arial"/>
+          <w:rFonts w:ascii="Arial" w:hAnsi="Arial" w:eastAsia="Arial" w:cs="Arial"/>
+          <w:color w:val="231F20"/>
+          <w:sz w:val="20"/>
+        </w:rPr>
+      </w:pPr>
+      <w:r>
+        <w:rPr>
+          <w:rFonts w:eastAsia="Arial" w:cs="Arial" w:ascii="Arial" w:hAnsi="Arial"/>
           <w:color w:val="231F20"/>
           <w:sz w:val="20"/>
         </w:rPr>
@@ -3003,22 +2713,23 @@
     </w:p>
     <w:p>
       <w:pPr>
+        <w:pStyle w:val="Normal"/>
         <w:numPr>
           <w:ilvl w:val="0"/>
           <w:numId w:val="3"/>
         </w:numPr>
-        <w:spacing w:after="0" w:line="264" w:lineRule="auto"/>
+        <w:spacing w:lineRule="auto" w:line="264" w:before="0" w:after="0"/>
         <w:contextualSpacing/>
         <w:jc w:val="both"/>
         <w:rPr>
-          <w:rFonts w:ascii="Arial" w:eastAsia="Arial" w:hAnsi="Arial" w:cs="Arial"/>
-          <w:color w:val="231F20"/>
-          <w:sz w:val="20"/>
-        </w:rPr>
-      </w:pPr>
-      <w:r>
-        <w:rPr>
-          <w:rFonts w:ascii="Arial" w:eastAsia="Arial" w:hAnsi="Arial" w:cs="Arial"/>
+          <w:rFonts w:ascii="Arial" w:hAnsi="Arial" w:eastAsia="Arial" w:cs="Arial"/>
+          <w:color w:val="231F20"/>
+          <w:sz w:val="20"/>
+        </w:rPr>
+      </w:pPr>
+      <w:r>
+        <w:rPr>
+          <w:rFonts w:eastAsia="Arial" w:cs="Arial" w:ascii="Arial" w:hAnsi="Arial"/>
           <w:color w:val="231F20"/>
           <w:sz w:val="20"/>
         </w:rPr>
@@ -3027,77 +2738,81 @@
     </w:p>
     <w:p>
       <w:pPr>
-        <w:spacing w:before="240" w:after="120" w:line="260" w:lineRule="atLeast"/>
-        <w:jc w:val="both"/>
-        <w:rPr>
-          <w:rFonts w:ascii="Arial" w:eastAsia="Arial" w:hAnsi="Arial" w:cs="Arial"/>
+        <w:pStyle w:val="Normal"/>
+        <w:spacing w:lineRule="atLeast" w:line="260" w:before="240" w:after="120"/>
+        <w:jc w:val="both"/>
+        <w:rPr>
+          <w:rFonts w:ascii="Arial" w:hAnsi="Arial" w:eastAsia="Arial" w:cs="Arial"/>
           <w:b/>
           <w:color w:val="333332"/>
           <w:sz w:val="24"/>
           <w:szCs w:val="24"/>
         </w:rPr>
       </w:pPr>
-    </w:p>
-    <w:p>
-      <w:pPr>
-        <w:spacing w:before="240" w:after="120" w:line="260" w:lineRule="atLeast"/>
-        <w:jc w:val="both"/>
-        <w:rPr>
-          <w:rFonts w:ascii="Arial" w:eastAsia="Arial" w:hAnsi="Arial" w:cs="Arial"/>
+      <w:r>
+        <w:rPr>
+          <w:rFonts w:eastAsia="Arial" w:cs="Arial" w:ascii="Arial" w:hAnsi="Arial"/>
           <w:b/>
           <w:color w:val="333332"/>
           <w:sz w:val="24"/>
           <w:szCs w:val="24"/>
         </w:rPr>
-      </w:pPr>
-      <w:r>
-        <w:rPr>
-          <w:rFonts w:ascii="Arial" w:eastAsia="Arial" w:hAnsi="Arial" w:cs="Arial"/>
+      </w:r>
+    </w:p>
+    <w:p>
+      <w:pPr>
+        <w:pStyle w:val="Normal"/>
+        <w:spacing w:lineRule="atLeast" w:line="260" w:before="240" w:after="120"/>
+        <w:jc w:val="both"/>
+        <w:rPr>
+          <w:rFonts w:ascii="Arial" w:hAnsi="Arial" w:eastAsia="Arial" w:cs="Arial"/>
           <w:b/>
           <w:color w:val="333332"/>
           <w:sz w:val="24"/>
           <w:szCs w:val="24"/>
         </w:rPr>
+      </w:pPr>
+      <w:r>
+        <w:rPr>
+          <w:rFonts w:eastAsia="Arial" w:cs="Arial" w:ascii="Arial" w:hAnsi="Arial"/>
+          <w:b/>
+          <w:color w:val="333332"/>
+          <w:sz w:val="24"/>
+          <w:szCs w:val="24"/>
+        </w:rPr>
         <w:t>B2B Hotel Booking Platform</w:t>
       </w:r>
     </w:p>
     <w:p>
       <w:pPr>
-        <w:tabs>
-          <w:tab w:val="left" w:pos="1730"/>
-        </w:tabs>
-        <w:spacing w:after="0" w:line="260" w:lineRule="atLeast"/>
-        <w:jc w:val="both"/>
-        <w:rPr>
-          <w:rFonts w:ascii="Arial" w:eastAsia="Arial" w:hAnsi="Arial" w:cs="Arial"/>
-          <w:bCs/>
-          <w:color w:val="231F20"/>
-          <w:sz w:val="20"/>
-        </w:rPr>
-      </w:pPr>
-      <w:r>
-        <w:rPr>
-          <w:rFonts w:ascii="Arial" w:eastAsia="Arial" w:hAnsi="Arial" w:cs="Arial"/>
+        <w:pStyle w:val="Normal"/>
+        <w:tabs>
+          <w:tab w:val="clear" w:pos="720"/>
+          <w:tab w:val="left" w:pos="1730" w:leader="none"/>
+        </w:tabs>
+        <w:spacing w:lineRule="atLeast" w:line="260" w:before="0" w:after="0"/>
+        <w:jc w:val="both"/>
+        <w:rPr>
+          <w:rFonts w:ascii="Arial" w:hAnsi="Arial" w:eastAsia="Arial" w:cs="Arial"/>
+          <w:bCs/>
+          <w:color w:val="231F20"/>
+          <w:sz w:val="20"/>
+        </w:rPr>
+      </w:pPr>
+      <w:r>
+        <w:rPr>
+          <w:rFonts w:eastAsia="Arial" w:cs="Arial" w:ascii="Arial" w:hAnsi="Arial"/>
           <w:b/>
           <w:bCs/>
           <w:color w:val="231F20"/>
           <w:sz w:val="20"/>
         </w:rPr>
         <w:t>Client:</w:t>
-      </w:r>
-      <w:r>
-        <w:rPr>
-          <w:rFonts w:ascii="Arial" w:eastAsia="Arial" w:hAnsi="Arial" w:cs="Arial"/>
-          <w:b/>
-          <w:bCs/>
-          <w:color w:val="231F20"/>
-          <w:sz w:val="20"/>
-        </w:rPr>
-        <w:tab/>
-      </w:r>
-      <w:r>
-        <w:rPr>
-          <w:rFonts w:ascii="Arial" w:eastAsia="Arial" w:hAnsi="Arial" w:cs="Arial"/>
+        <w:tab/>
+      </w:r>
+      <w:r>
+        <w:rPr>
+          <w:rFonts w:eastAsia="Arial" w:cs="Arial" w:ascii="Arial" w:hAnsi="Arial"/>
           <w:bCs/>
           <w:color w:val="231F20"/>
           <w:sz w:val="20"/>
@@ -3106,7 +2821,7 @@
       </w:r>
       <w:r>
         <w:rPr>
-          <w:rFonts w:ascii="Arial" w:eastAsia="Arial" w:hAnsi="Arial" w:cs="Arial"/>
+          <w:rFonts w:eastAsia="Arial" w:cs="Arial" w:ascii="Arial" w:hAnsi="Arial"/>
           <w:b/>
           <w:bCs/>
           <w:color w:val="231F20"/>
@@ -3117,41 +2832,34 @@
     </w:p>
     <w:p>
       <w:pPr>
-        <w:tabs>
-          <w:tab w:val="left" w:pos="1730"/>
-        </w:tabs>
-        <w:spacing w:after="0" w:line="260" w:lineRule="atLeast"/>
-        <w:ind w:left="1728" w:hanging="1728"/>
-        <w:jc w:val="both"/>
-        <w:rPr>
-          <w:rFonts w:ascii="Arial" w:eastAsia="Arial" w:hAnsi="Arial" w:cs="Arial"/>
-          <w:color w:val="231F20"/>
-          <w:sz w:val="20"/>
-        </w:rPr>
-      </w:pPr>
-      <w:r>
-        <w:rPr>
-          <w:rFonts w:ascii="Arial" w:eastAsia="Arial" w:hAnsi="Arial" w:cs="Arial"/>
+        <w:pStyle w:val="Normal"/>
+        <w:tabs>
+          <w:tab w:val="clear" w:pos="720"/>
+          <w:tab w:val="left" w:pos="1730" w:leader="none"/>
+        </w:tabs>
+        <w:spacing w:lineRule="atLeast" w:line="260" w:before="0" w:after="0"/>
+        <w:ind w:hanging="1728" w:left="1728"/>
+        <w:jc w:val="both"/>
+        <w:rPr>
+          <w:rFonts w:ascii="Arial" w:hAnsi="Arial" w:eastAsia="Arial" w:cs="Arial"/>
+          <w:color w:val="231F20"/>
+          <w:sz w:val="20"/>
+        </w:rPr>
+      </w:pPr>
+      <w:r>
+        <w:rPr>
+          <w:rFonts w:eastAsia="Arial" w:cs="Arial" w:ascii="Arial" w:hAnsi="Arial"/>
           <w:b/>
           <w:bCs/>
           <w:color w:val="231F20"/>
           <w:sz w:val="20"/>
         </w:rPr>
         <w:t>Overview:</w:t>
-      </w:r>
-      <w:r>
-        <w:rPr>
-          <w:rFonts w:ascii="Arial" w:eastAsia="Arial" w:hAnsi="Arial" w:cs="Arial"/>
-          <w:b/>
-          <w:bCs/>
-          <w:color w:val="231F20"/>
-          <w:sz w:val="20"/>
-        </w:rPr>
-        <w:tab/>
-      </w:r>
-      <w:r>
-        <w:rPr>
-          <w:rFonts w:ascii="Arial" w:eastAsia="Arial" w:hAnsi="Arial" w:cs="Arial"/>
+        <w:tab/>
+      </w:r>
+      <w:r>
+        <w:rPr>
+          <w:rFonts w:eastAsia="Arial" w:cs="Arial" w:ascii="Arial" w:hAnsi="Arial"/>
           <w:bCs/>
           <w:color w:val="231F20"/>
           <w:sz w:val="20"/>
@@ -3161,43 +2869,36 @@
     </w:p>
     <w:p>
       <w:pPr>
-        <w:tabs>
-          <w:tab w:val="left" w:pos="1730"/>
-        </w:tabs>
-        <w:spacing w:after="0" w:line="260" w:lineRule="atLeast"/>
-        <w:ind w:left="1728" w:hanging="1728"/>
-        <w:jc w:val="both"/>
-        <w:rPr>
-          <w:rFonts w:ascii="Arial" w:eastAsia="Arial" w:hAnsi="Arial" w:cs="Arial"/>
-          <w:b/>
-          <w:bCs/>
-          <w:color w:val="231F20"/>
-          <w:sz w:val="20"/>
-        </w:rPr>
-      </w:pPr>
-      <w:r>
-        <w:rPr>
-          <w:rFonts w:ascii="Arial" w:eastAsia="Arial" w:hAnsi="Arial" w:cs="Arial"/>
+        <w:pStyle w:val="Normal"/>
+        <w:tabs>
+          <w:tab w:val="clear" w:pos="720"/>
+          <w:tab w:val="left" w:pos="1730" w:leader="none"/>
+        </w:tabs>
+        <w:spacing w:lineRule="atLeast" w:line="260" w:before="0" w:after="0"/>
+        <w:ind w:hanging="1728" w:left="1728"/>
+        <w:jc w:val="both"/>
+        <w:rPr>
+          <w:rFonts w:ascii="Arial" w:hAnsi="Arial" w:eastAsia="Arial" w:cs="Arial"/>
+          <w:b/>
+          <w:bCs/>
+          <w:color w:val="231F20"/>
+          <w:sz w:val="20"/>
+        </w:rPr>
+      </w:pPr>
+      <w:r>
+        <w:rPr>
+          <w:rFonts w:eastAsia="Arial" w:cs="Arial" w:ascii="Arial" w:hAnsi="Arial"/>
           <w:b/>
           <w:bCs/>
           <w:color w:val="231F20"/>
           <w:sz w:val="20"/>
         </w:rPr>
         <w:t>Platform:</w:t>
-      </w:r>
-      <w:r>
-        <w:rPr>
-          <w:rFonts w:ascii="Arial" w:eastAsia="Arial" w:hAnsi="Arial" w:cs="Arial"/>
-          <w:b/>
-          <w:bCs/>
-          <w:color w:val="231F20"/>
-          <w:sz w:val="20"/>
-        </w:rPr>
-        <w:tab/>
-      </w:r>
-      <w:r>
-        <w:rPr>
-          <w:rFonts w:ascii="Arial" w:eastAsia="Arial" w:hAnsi="Arial" w:cs="Arial"/>
+        <w:tab/>
+      </w:r>
+      <w:r>
+        <w:rPr>
+          <w:rFonts w:eastAsia="Arial" w:cs="Arial" w:ascii="Arial" w:hAnsi="Arial"/>
           <w:bCs/>
           <w:color w:val="231F20"/>
           <w:sz w:val="20"/>
@@ -3207,42 +2908,35 @@
     </w:p>
     <w:p>
       <w:pPr>
-        <w:tabs>
-          <w:tab w:val="left" w:pos="1730"/>
-        </w:tabs>
-        <w:spacing w:after="0" w:line="260" w:lineRule="atLeast"/>
-        <w:jc w:val="both"/>
-        <w:rPr>
-          <w:rFonts w:ascii="Arial" w:eastAsia="Arial" w:hAnsi="Arial" w:cs="Arial"/>
-          <w:b/>
-          <w:bCs/>
-          <w:color w:val="231F20"/>
-          <w:sz w:val="20"/>
-        </w:rPr>
-      </w:pPr>
-      <w:r>
-        <w:rPr>
-          <w:rFonts w:ascii="Arial" w:eastAsia="Arial" w:hAnsi="Arial" w:cs="Arial"/>
+        <w:pStyle w:val="Normal"/>
+        <w:tabs>
+          <w:tab w:val="clear" w:pos="720"/>
+          <w:tab w:val="left" w:pos="1730" w:leader="none"/>
+        </w:tabs>
+        <w:spacing w:lineRule="atLeast" w:line="260" w:before="0" w:after="0"/>
+        <w:jc w:val="both"/>
+        <w:rPr>
+          <w:rFonts w:ascii="Arial" w:hAnsi="Arial" w:eastAsia="Arial" w:cs="Arial"/>
+          <w:b/>
+          <w:bCs/>
+          <w:color w:val="231F20"/>
+          <w:sz w:val="20"/>
+        </w:rPr>
+      </w:pPr>
+      <w:r>
+        <w:rPr>
+          <w:rFonts w:eastAsia="Arial" w:cs="Arial" w:ascii="Arial" w:hAnsi="Arial"/>
           <w:b/>
           <w:bCs/>
           <w:color w:val="231F20"/>
           <w:sz w:val="20"/>
         </w:rPr>
         <w:t>Languages:</w:t>
-      </w:r>
-      <w:r>
-        <w:rPr>
-          <w:rFonts w:ascii="Arial" w:eastAsia="Arial" w:hAnsi="Arial" w:cs="Arial"/>
-          <w:b/>
-          <w:bCs/>
-          <w:color w:val="231F20"/>
-          <w:sz w:val="20"/>
-        </w:rPr>
-        <w:tab/>
-      </w:r>
-      <w:r>
-        <w:rPr>
-          <w:rFonts w:ascii="Arial" w:eastAsia="Arial" w:hAnsi="Arial" w:cs="Arial"/>
+        <w:tab/>
+      </w:r>
+      <w:r>
+        <w:rPr>
+          <w:rFonts w:eastAsia="Arial" w:cs="Arial" w:ascii="Arial" w:hAnsi="Arial"/>
           <w:bCs/>
           <w:color w:val="231F20"/>
           <w:sz w:val="20"/>
@@ -3251,7 +2945,7 @@
       </w:r>
       <w:r>
         <w:rPr>
-          <w:rFonts w:ascii="Arial" w:eastAsia="Arial" w:hAnsi="Arial" w:cs="Arial"/>
+          <w:rFonts w:eastAsia="Arial" w:cs="Arial" w:ascii="Arial" w:hAnsi="Arial"/>
           <w:b/>
           <w:bCs/>
           <w:color w:val="231F20"/>
@@ -3262,53 +2956,46 @@
     </w:p>
     <w:p>
       <w:pPr>
-        <w:tabs>
-          <w:tab w:val="left" w:pos="1730"/>
-        </w:tabs>
-        <w:spacing w:after="0" w:line="260" w:lineRule="atLeast"/>
-        <w:ind w:left="1728" w:hanging="1728"/>
-        <w:jc w:val="both"/>
-        <w:rPr>
-          <w:rFonts w:ascii="Arial" w:eastAsia="Arial" w:hAnsi="Arial" w:cs="Arial"/>
-          <w:bCs/>
-          <w:color w:val="231F20"/>
-          <w:sz w:val="20"/>
-        </w:rPr>
-      </w:pPr>
-      <w:r>
-        <w:rPr>
-          <w:rFonts w:ascii="Arial" w:eastAsia="Arial" w:hAnsi="Arial" w:cs="Arial"/>
-          <w:b/>
-          <w:bCs/>
-          <w:color w:val="231F20"/>
-          <w:sz w:val="20"/>
-          <w:u w:color="231F20"/>
+        <w:pStyle w:val="Normal"/>
+        <w:tabs>
+          <w:tab w:val="clear" w:pos="720"/>
+          <w:tab w:val="left" w:pos="1730" w:leader="none"/>
+        </w:tabs>
+        <w:spacing w:lineRule="atLeast" w:line="260" w:before="0" w:after="0"/>
+        <w:ind w:hanging="1728" w:left="1728"/>
+        <w:jc w:val="both"/>
+        <w:rPr>
+          <w:rFonts w:ascii="Arial" w:hAnsi="Arial" w:eastAsia="Arial" w:cs="Arial"/>
+          <w:bCs/>
+          <w:color w:val="231F20"/>
+          <w:sz w:val="20"/>
+        </w:rPr>
+      </w:pPr>
+      <w:r>
+        <w:rPr>
+          <w:rFonts w:eastAsia="Arial" w:cs="Arial" w:ascii="Arial" w:hAnsi="Arial"/>
+          <w:b/>
+          <w:bCs/>
+          <w:color w:val="231F20"/>
+          <w:sz w:val="20"/>
+          <w:u w:val="none" w:color="231F20"/>
         </w:rPr>
         <w:t>Technologies</w:t>
       </w:r>
       <w:r>
         <w:rPr>
-          <w:rFonts w:ascii="Arial" w:eastAsia="Arial" w:hAnsi="Arial" w:cs="Arial"/>
+          <w:rFonts w:eastAsia="Arial" w:cs="Arial" w:ascii="Arial" w:hAnsi="Arial"/>
           <w:b/>
           <w:bCs/>
           <w:color w:val="231F20"/>
           <w:sz w:val="20"/>
         </w:rPr>
         <w:t>:</w:t>
-      </w:r>
-      <w:r>
-        <w:rPr>
-          <w:rFonts w:ascii="Arial" w:eastAsia="Arial" w:hAnsi="Arial" w:cs="Arial"/>
-          <w:b/>
-          <w:bCs/>
-          <w:color w:val="231F20"/>
-          <w:sz w:val="20"/>
-        </w:rPr>
-        <w:tab/>
-      </w:r>
-      <w:r>
-        <w:rPr>
-          <w:rFonts w:ascii="Arial" w:eastAsia="Arial" w:hAnsi="Arial" w:cs="Arial"/>
+        <w:tab/>
+      </w:r>
+      <w:r>
+        <w:rPr>
+          <w:rFonts w:eastAsia="Arial" w:cs="Arial" w:ascii="Arial" w:hAnsi="Arial"/>
           <w:bCs/>
           <w:color w:val="231F20"/>
           <w:sz w:val="20"/>
@@ -3318,43 +3005,36 @@
     </w:p>
     <w:p>
       <w:pPr>
-        <w:tabs>
-          <w:tab w:val="left" w:pos="1730"/>
-        </w:tabs>
-        <w:spacing w:after="0" w:line="260" w:lineRule="atLeast"/>
-        <w:ind w:left="1728" w:hanging="1728"/>
-        <w:jc w:val="both"/>
-        <w:rPr>
-          <w:rFonts w:ascii="Arial" w:eastAsia="Arial" w:hAnsi="Arial" w:cs="Arial"/>
-          <w:b/>
-          <w:bCs/>
-          <w:color w:val="231F20"/>
-          <w:sz w:val="20"/>
-        </w:rPr>
-      </w:pPr>
-      <w:r>
-        <w:rPr>
-          <w:rFonts w:ascii="Arial" w:eastAsia="Arial" w:hAnsi="Arial" w:cs="Arial"/>
+        <w:pStyle w:val="Normal"/>
+        <w:tabs>
+          <w:tab w:val="clear" w:pos="720"/>
+          <w:tab w:val="left" w:pos="1730" w:leader="none"/>
+        </w:tabs>
+        <w:spacing w:lineRule="atLeast" w:line="260" w:before="0" w:after="0"/>
+        <w:ind w:hanging="1728" w:left="1728"/>
+        <w:jc w:val="both"/>
+        <w:rPr>
+          <w:rFonts w:ascii="Arial" w:hAnsi="Arial" w:eastAsia="Arial" w:cs="Arial"/>
+          <w:b/>
+          <w:bCs/>
+          <w:color w:val="231F20"/>
+          <w:sz w:val="20"/>
+        </w:rPr>
+      </w:pPr>
+      <w:r>
+        <w:rPr>
+          <w:rFonts w:eastAsia="Arial" w:cs="Arial" w:ascii="Arial" w:hAnsi="Arial"/>
           <w:b/>
           <w:bCs/>
           <w:color w:val="231F20"/>
           <w:sz w:val="20"/>
         </w:rPr>
         <w:t>Position:</w:t>
-      </w:r>
-      <w:r>
-        <w:rPr>
-          <w:rFonts w:ascii="Arial" w:eastAsia="Arial" w:hAnsi="Arial" w:cs="Arial"/>
-          <w:b/>
-          <w:bCs/>
-          <w:color w:val="231F20"/>
-          <w:sz w:val="20"/>
-        </w:rPr>
-        <w:tab/>
-      </w:r>
-      <w:r>
-        <w:rPr>
-          <w:rFonts w:ascii="Arial" w:eastAsia="Arial" w:hAnsi="Arial" w:cs="Arial"/>
+        <w:tab/>
+      </w:r>
+      <w:r>
+        <w:rPr>
+          <w:rFonts w:eastAsia="Arial" w:cs="Arial" w:ascii="Arial" w:hAnsi="Arial"/>
           <w:bCs/>
           <w:color w:val="231F20"/>
           <w:sz w:val="20"/>
@@ -3364,54 +3044,49 @@
     </w:p>
     <w:p>
       <w:pPr>
-        <w:tabs>
-          <w:tab w:val="left" w:pos="1730"/>
-        </w:tabs>
-        <w:spacing w:after="0" w:line="260" w:lineRule="atLeast"/>
-        <w:ind w:left="1728" w:hanging="1728"/>
-        <w:jc w:val="both"/>
-        <w:rPr>
-          <w:rFonts w:ascii="Arial" w:eastAsia="Arial" w:hAnsi="Arial" w:cs="Arial"/>
-          <w:b/>
-          <w:bCs/>
-          <w:color w:val="231F20"/>
-          <w:sz w:val="20"/>
-        </w:rPr>
-      </w:pPr>
-      <w:r>
-        <w:rPr>
-          <w:rFonts w:ascii="Arial" w:eastAsia="Arial" w:hAnsi="Arial" w:cs="Arial"/>
+        <w:pStyle w:val="Normal"/>
+        <w:tabs>
+          <w:tab w:val="clear" w:pos="720"/>
+          <w:tab w:val="left" w:pos="1730" w:leader="none"/>
+        </w:tabs>
+        <w:spacing w:lineRule="atLeast" w:line="260" w:before="0" w:after="0"/>
+        <w:ind w:hanging="1728" w:left="1728"/>
+        <w:jc w:val="both"/>
+        <w:rPr>
+          <w:rFonts w:ascii="Arial" w:hAnsi="Arial" w:eastAsia="Arial" w:cs="Arial"/>
+          <w:b/>
+          <w:bCs/>
+          <w:color w:val="231F20"/>
+          <w:sz w:val="20"/>
+        </w:rPr>
+      </w:pPr>
+      <w:r>
+        <w:rPr>
+          <w:rFonts w:eastAsia="Arial" w:cs="Arial" w:ascii="Arial" w:hAnsi="Arial"/>
           <w:b/>
           <w:bCs/>
           <w:color w:val="231F20"/>
           <w:sz w:val="20"/>
         </w:rPr>
         <w:t>Responsibilities:</w:t>
-      </w:r>
-      <w:r>
-        <w:rPr>
-          <w:rFonts w:ascii="Arial" w:eastAsia="Arial" w:hAnsi="Arial" w:cs="Arial"/>
-          <w:b/>
-          <w:bCs/>
-          <w:color w:val="231F20"/>
-          <w:sz w:val="20"/>
-        </w:rPr>
         <w:tab/>
         <w:t xml:space="preserve"> </w:t>
       </w:r>
     </w:p>
     <w:p>
       <w:pPr>
+        <w:pStyle w:val="Normal"/>
         <w:numPr>
           <w:ilvl w:val="0"/>
           <w:numId w:val="1"/>
         </w:numPr>
-        <w:spacing w:after="0" w:line="264" w:lineRule="auto"/>
+        <w:spacing w:lineRule="auto" w:line="264" w:before="0" w:after="0"/>
         <w:contextualSpacing/>
-      </w:pPr>
-      <w:r>
-        <w:rPr>
-          <w:rFonts w:ascii="Arial" w:eastAsia="Arial" w:hAnsi="Arial" w:cs="Arial"/>
+        <w:rPr/>
+      </w:pPr>
+      <w:r>
+        <w:rPr>
+          <w:rFonts w:eastAsia="Arial" w:cs="Arial" w:ascii="Arial" w:hAnsi="Arial"/>
           <w:color w:val="231F20"/>
           <w:sz w:val="20"/>
         </w:rPr>
@@ -3420,16 +3095,18 @@
     </w:p>
     <w:p>
       <w:pPr>
+        <w:pStyle w:val="Normal"/>
         <w:numPr>
           <w:ilvl w:val="0"/>
           <w:numId w:val="1"/>
         </w:numPr>
-        <w:spacing w:after="0" w:line="264" w:lineRule="auto"/>
+        <w:spacing w:lineRule="auto" w:line="264" w:before="0" w:after="0"/>
         <w:contextualSpacing/>
-      </w:pPr>
-      <w:r>
-        <w:rPr>
-          <w:rFonts w:ascii="Arial" w:eastAsia="Arial" w:hAnsi="Arial" w:cs="Arial"/>
+        <w:rPr/>
+      </w:pPr>
+      <w:r>
+        <w:rPr>
+          <w:rFonts w:eastAsia="Arial" w:cs="Arial" w:ascii="Arial" w:hAnsi="Arial"/>
           <w:color w:val="231F20"/>
           <w:sz w:val="20"/>
         </w:rPr>
@@ -3438,16 +3115,18 @@
     </w:p>
     <w:p>
       <w:pPr>
+        <w:pStyle w:val="Normal"/>
         <w:numPr>
           <w:ilvl w:val="0"/>
           <w:numId w:val="1"/>
         </w:numPr>
-        <w:spacing w:after="0" w:line="264" w:lineRule="auto"/>
+        <w:spacing w:lineRule="auto" w:line="264" w:before="0" w:after="0"/>
         <w:contextualSpacing/>
-      </w:pPr>
-      <w:r>
-        <w:rPr>
-          <w:rFonts w:ascii="Arial" w:eastAsia="Arial" w:hAnsi="Arial" w:cs="Arial"/>
+        <w:rPr/>
+      </w:pPr>
+      <w:r>
+        <w:rPr>
+          <w:rFonts w:eastAsia="Arial" w:cs="Arial" w:ascii="Arial" w:hAnsi="Arial"/>
           <w:color w:val="231F20"/>
           <w:sz w:val="20"/>
         </w:rPr>
@@ -3456,16 +3135,18 @@
     </w:p>
     <w:p>
       <w:pPr>
+        <w:pStyle w:val="Normal"/>
         <w:numPr>
           <w:ilvl w:val="0"/>
           <w:numId w:val="1"/>
         </w:numPr>
-        <w:spacing w:after="0" w:line="264" w:lineRule="auto"/>
+        <w:spacing w:lineRule="auto" w:line="264" w:before="0" w:after="0"/>
         <w:contextualSpacing/>
-      </w:pPr>
-      <w:r>
-        <w:rPr>
-          <w:rFonts w:ascii="Arial" w:eastAsia="Arial" w:hAnsi="Arial" w:cs="Arial"/>
+        <w:rPr/>
+      </w:pPr>
+      <w:r>
+        <w:rPr>
+          <w:rFonts w:eastAsia="Arial" w:cs="Arial" w:ascii="Arial" w:hAnsi="Arial"/>
           <w:color w:val="231F20"/>
           <w:sz w:val="20"/>
         </w:rPr>
@@ -3474,16 +3155,18 @@
     </w:p>
     <w:p>
       <w:pPr>
+        <w:pStyle w:val="Normal"/>
         <w:numPr>
           <w:ilvl w:val="0"/>
           <w:numId w:val="1"/>
         </w:numPr>
-        <w:spacing w:after="0" w:line="264" w:lineRule="auto"/>
+        <w:spacing w:lineRule="auto" w:line="264" w:before="0" w:after="0"/>
         <w:contextualSpacing/>
-      </w:pPr>
-      <w:r>
-        <w:rPr>
-          <w:rFonts w:ascii="Arial" w:eastAsia="Arial" w:hAnsi="Arial" w:cs="Arial"/>
+        <w:rPr/>
+      </w:pPr>
+      <w:r>
+        <w:rPr>
+          <w:rFonts w:eastAsia="Arial" w:cs="Arial" w:ascii="Arial" w:hAnsi="Arial"/>
           <w:color w:val="231F20"/>
           <w:sz w:val="20"/>
         </w:rPr>
@@ -3492,16 +3175,18 @@
     </w:p>
     <w:p>
       <w:pPr>
+        <w:pStyle w:val="Normal"/>
         <w:numPr>
           <w:ilvl w:val="0"/>
           <w:numId w:val="1"/>
         </w:numPr>
-        <w:spacing w:after="0" w:line="264" w:lineRule="auto"/>
+        <w:spacing w:lineRule="auto" w:line="264" w:before="0" w:after="0"/>
         <w:contextualSpacing/>
-      </w:pPr>
-      <w:r>
-        <w:rPr>
-          <w:rFonts w:ascii="Arial" w:eastAsia="Arial" w:hAnsi="Arial" w:cs="Arial"/>
+        <w:rPr/>
+      </w:pPr>
+      <w:r>
+        <w:rPr>
+          <w:rFonts w:eastAsia="Arial" w:cs="Arial" w:ascii="Arial" w:hAnsi="Arial"/>
           <w:color w:val="231F20"/>
           <w:sz w:val="20"/>
         </w:rPr>
@@ -3510,16 +3195,18 @@
     </w:p>
     <w:p>
       <w:pPr>
+        <w:pStyle w:val="Normal"/>
         <w:numPr>
           <w:ilvl w:val="0"/>
           <w:numId w:val="1"/>
         </w:numPr>
-        <w:spacing w:after="0" w:line="264" w:lineRule="auto"/>
+        <w:spacing w:lineRule="auto" w:line="264" w:before="0" w:after="0"/>
         <w:contextualSpacing/>
-      </w:pPr>
-      <w:r>
-        <w:rPr>
-          <w:rFonts w:ascii="Arial" w:eastAsia="Arial" w:hAnsi="Arial" w:cs="Arial"/>
+        <w:rPr/>
+      </w:pPr>
+      <w:r>
+        <w:rPr>
+          <w:rFonts w:eastAsia="Arial" w:cs="Arial" w:ascii="Arial" w:hAnsi="Arial"/>
           <w:color w:val="231F20"/>
           <w:sz w:val="20"/>
         </w:rPr>
@@ -3528,16 +3215,18 @@
     </w:p>
     <w:p>
       <w:pPr>
+        <w:pStyle w:val="Normal"/>
         <w:numPr>
           <w:ilvl w:val="0"/>
           <w:numId w:val="1"/>
         </w:numPr>
-        <w:spacing w:after="0" w:line="264" w:lineRule="auto"/>
+        <w:spacing w:lineRule="auto" w:line="264" w:before="0" w:after="0"/>
         <w:contextualSpacing/>
-      </w:pPr>
-      <w:r>
-        <w:rPr>
-          <w:rFonts w:ascii="Arial" w:eastAsia="Arial" w:hAnsi="Arial" w:cs="Arial"/>
+        <w:rPr/>
+      </w:pPr>
+      <w:r>
+        <w:rPr>
+          <w:rFonts w:eastAsia="Arial" w:cs="Arial" w:ascii="Arial" w:hAnsi="Arial"/>
           <w:color w:val="231F20"/>
           <w:sz w:val="20"/>
         </w:rPr>
@@ -3546,21 +3235,22 @@
     </w:p>
     <w:p>
       <w:pPr>
+        <w:pStyle w:val="Normal"/>
         <w:numPr>
           <w:ilvl w:val="0"/>
           <w:numId w:val="1"/>
         </w:numPr>
-        <w:spacing w:after="0" w:line="264" w:lineRule="auto"/>
+        <w:spacing w:lineRule="auto" w:line="264" w:before="0" w:after="0"/>
         <w:contextualSpacing/>
         <w:rPr>
-          <w:rFonts w:ascii="Arial" w:eastAsia="Arial" w:hAnsi="Arial" w:cs="Arial"/>
-          <w:color w:val="231F20"/>
-          <w:sz w:val="20"/>
-        </w:rPr>
-      </w:pPr>
-      <w:r>
-        <w:rPr>
-          <w:rFonts w:ascii="Arial" w:eastAsia="Arial" w:hAnsi="Arial" w:cs="Arial"/>
+          <w:rFonts w:ascii="Arial" w:hAnsi="Arial" w:eastAsia="Arial" w:cs="Arial"/>
+          <w:color w:val="231F20"/>
+          <w:sz w:val="20"/>
+        </w:rPr>
+      </w:pPr>
+      <w:r>
+        <w:rPr>
+          <w:rFonts w:eastAsia="Arial" w:cs="Arial" w:ascii="Arial" w:hAnsi="Arial"/>
           <w:color w:val="231F20"/>
           <w:sz w:val="20"/>
         </w:rPr>
@@ -3569,29 +3259,40 @@
     </w:p>
     <w:p>
       <w:pPr>
+        <w:pStyle w:val="Normal"/>
         <w:pBdr>
           <w:top w:val="single" w:sz="2" w:space="1" w:color="000000"/>
         </w:pBdr>
-        <w:spacing w:before="360" w:after="120" w:line="260" w:lineRule="atLeast"/>
-        <w:jc w:val="both"/>
-        <w:rPr>
-          <w:rFonts w:ascii="Arial" w:eastAsia="Arial" w:hAnsi="Arial" w:cs="Arial"/>
+        <w:spacing w:lineRule="atLeast" w:line="260" w:before="360" w:after="120"/>
+        <w:jc w:val="both"/>
+        <w:rPr>
+          <w:rFonts w:ascii="Arial" w:hAnsi="Arial" w:eastAsia="Arial" w:cs="Arial"/>
           <w:b/>
           <w:color w:val="231F20"/>
           <w:sz w:val="28"/>
           <w:szCs w:val="28"/>
         </w:rPr>
       </w:pPr>
-    </w:p>
-    <w:p>
-      <w:pPr>
+      <w:r>
+        <w:rPr>
+          <w:rFonts w:eastAsia="Arial" w:cs="Arial" w:ascii="Arial" w:hAnsi="Arial"/>
+          <w:b/>
+          <w:color w:val="231F20"/>
+          <w:sz w:val="28"/>
+          <w:szCs w:val="28"/>
+        </w:rPr>
+      </w:r>
+    </w:p>
+    <w:p>
+      <w:pPr>
+        <w:pStyle w:val="Normal"/>
         <w:pBdr>
           <w:top w:val="single" w:sz="2" w:space="1" w:color="000000"/>
         </w:pBdr>
-        <w:spacing w:before="360" w:after="120" w:line="260" w:lineRule="atLeast"/>
-        <w:jc w:val="both"/>
-        <w:rPr>
-          <w:rFonts w:ascii="Arial" w:eastAsia="Arial" w:hAnsi="Arial" w:cs="Arial"/>
+        <w:spacing w:lineRule="atLeast" w:line="260" w:before="360" w:after="120"/>
+        <w:jc w:val="both"/>
+        <w:rPr>
+          <w:rFonts w:ascii="Arial" w:hAnsi="Arial" w:eastAsia="Arial" w:cs="Arial"/>
           <w:b/>
           <w:color w:val="231F20"/>
           <w:sz w:val="28"/>
@@ -3600,7 +3301,7 @@
       </w:pPr>
       <w:r>
         <w:rPr>
-          <w:rFonts w:ascii="Arial" w:eastAsia="Arial" w:hAnsi="Arial" w:cs="Arial"/>
+          <w:rFonts w:eastAsia="Arial" w:cs="Arial" w:ascii="Arial" w:hAnsi="Arial"/>
           <w:b/>
           <w:color w:val="231F20"/>
           <w:sz w:val="28"/>
@@ -3611,19 +3312,20 @@
     </w:p>
     <w:p>
       <w:pPr>
-        <w:spacing w:before="240" w:after="0" w:line="260" w:lineRule="atLeast"/>
-        <w:jc w:val="both"/>
-        <w:rPr>
-          <w:rFonts w:ascii="Arial" w:eastAsia="Arial" w:hAnsi="Arial" w:cs="Arial"/>
-          <w:b/>
-          <w:bCs/>
-          <w:color w:val="231F20"/>
-          <w:sz w:val="20"/>
-        </w:rPr>
-      </w:pPr>
-      <w:r>
-        <w:rPr>
-          <w:rFonts w:ascii="Arial" w:eastAsia="Arial" w:hAnsi="Arial" w:cs="Arial"/>
+        <w:pStyle w:val="Normal"/>
+        <w:spacing w:lineRule="atLeast" w:line="260" w:before="240" w:after="0"/>
+        <w:jc w:val="both"/>
+        <w:rPr>
+          <w:rFonts w:ascii="Arial" w:hAnsi="Arial" w:eastAsia="Arial" w:cs="Arial"/>
+          <w:b/>
+          <w:bCs/>
+          <w:color w:val="231F20"/>
+          <w:sz w:val="20"/>
+        </w:rPr>
+      </w:pPr>
+      <w:r>
+        <w:rPr>
+          <w:rFonts w:eastAsia="Arial" w:cs="Arial" w:ascii="Arial" w:hAnsi="Arial"/>
           <w:b/>
           <w:bCs/>
           <w:color w:val="231F20"/>
@@ -3634,10 +3336,11 @@
     </w:p>
     <w:p>
       <w:pPr>
-        <w:spacing w:after="0" w:line="260" w:lineRule="atLeast"/>
-        <w:jc w:val="both"/>
-        <w:rPr>
-          <w:rFonts w:ascii="Arial" w:eastAsia="Arial" w:hAnsi="Arial" w:cs="Arial"/>
+        <w:pStyle w:val="Normal"/>
+        <w:spacing w:lineRule="atLeast" w:line="260" w:before="0" w:after="0"/>
+        <w:jc w:val="both"/>
+        <w:rPr>
+          <w:rFonts w:ascii="Arial" w:hAnsi="Arial" w:eastAsia="Arial" w:cs="Arial"/>
           <w:color w:val="231F20"/>
           <w:sz w:val="20"/>
           <w:szCs w:val="20"/>
@@ -3645,7 +3348,7 @@
       </w:pPr>
       <w:r>
         <w:rPr>
-          <w:rFonts w:ascii="Arial" w:eastAsia="Arial" w:hAnsi="Arial" w:cs="Arial"/>
+          <w:rFonts w:eastAsia="Arial" w:cs="Arial" w:ascii="Arial" w:hAnsi="Arial"/>
           <w:color w:val="231F20"/>
           <w:sz w:val="20"/>
           <w:szCs w:val="20"/>
@@ -3655,19 +3358,20 @@
     </w:p>
     <w:p>
       <w:pPr>
-        <w:spacing w:before="240" w:after="0" w:line="260" w:lineRule="atLeast"/>
-        <w:jc w:val="both"/>
-        <w:rPr>
-          <w:rFonts w:ascii="Arial" w:eastAsia="Arial" w:hAnsi="Arial" w:cs="Arial"/>
-          <w:b/>
-          <w:bCs/>
-          <w:color w:val="231F20"/>
-          <w:sz w:val="20"/>
-        </w:rPr>
-      </w:pPr>
-      <w:r>
-        <w:rPr>
-          <w:rFonts w:ascii="Arial" w:eastAsia="Arial" w:hAnsi="Arial" w:cs="Arial"/>
+        <w:pStyle w:val="Normal"/>
+        <w:spacing w:lineRule="atLeast" w:line="260" w:before="240" w:after="0"/>
+        <w:jc w:val="both"/>
+        <w:rPr>
+          <w:rFonts w:ascii="Arial" w:hAnsi="Arial" w:eastAsia="Arial" w:cs="Arial"/>
+          <w:b/>
+          <w:bCs/>
+          <w:color w:val="231F20"/>
+          <w:sz w:val="20"/>
+        </w:rPr>
+      </w:pPr>
+      <w:r>
+        <w:rPr>
+          <w:rFonts w:eastAsia="Arial" w:cs="Arial" w:ascii="Arial" w:hAnsi="Arial"/>
           <w:b/>
           <w:bCs/>
           <w:color w:val="231F20"/>
@@ -3678,17 +3382,18 @@
     </w:p>
     <w:p>
       <w:pPr>
-        <w:spacing w:after="0" w:line="260" w:lineRule="atLeast"/>
-        <w:jc w:val="both"/>
-        <w:rPr>
-          <w:rFonts w:ascii="Arial" w:eastAsia="Arial" w:hAnsi="Arial" w:cs="Arial"/>
-          <w:color w:val="231F20"/>
-          <w:sz w:val="20"/>
-        </w:rPr>
-      </w:pPr>
-      <w:r>
-        <w:rPr>
-          <w:rFonts w:ascii="Arial" w:eastAsia="Arial" w:hAnsi="Arial" w:cs="Arial"/>
+        <w:pStyle w:val="Normal"/>
+        <w:spacing w:lineRule="atLeast" w:line="260" w:before="0" w:after="0"/>
+        <w:jc w:val="both"/>
+        <w:rPr>
+          <w:rFonts w:ascii="Arial" w:hAnsi="Arial" w:eastAsia="Arial" w:cs="Arial"/>
+          <w:color w:val="231F20"/>
+          <w:sz w:val="20"/>
+        </w:rPr>
+      </w:pPr>
+      <w:r>
+        <w:rPr>
+          <w:rFonts w:eastAsia="Arial" w:cs="Arial" w:ascii="Arial" w:hAnsi="Arial"/>
           <w:color w:val="000000"/>
           <w:sz w:val="20"/>
         </w:rPr>
@@ -3696,7 +3401,7 @@
       </w:r>
       <w:r>
         <w:rPr>
-          <w:rFonts w:ascii="Arial" w:eastAsia="Arial" w:hAnsi="Arial" w:cs="Arial"/>
+          <w:rFonts w:eastAsia="Arial" w:cs="Arial" w:ascii="Arial" w:hAnsi="Arial"/>
           <w:b/>
           <w:bCs/>
           <w:color w:val="000000"/>
@@ -3706,7 +3411,7 @@
       </w:r>
       <w:r>
         <w:rPr>
-          <w:rFonts w:ascii="Arial" w:eastAsia="Arial" w:hAnsi="Arial" w:cs="Arial"/>
+          <w:rFonts w:eastAsia="Arial" w:cs="Arial" w:ascii="Arial" w:hAnsi="Arial"/>
           <w:bCs/>
           <w:color w:val="000000"/>
           <w:sz w:val="20"/>
@@ -3715,7 +3420,7 @@
       </w:r>
       <w:r>
         <w:rPr>
-          <w:rFonts w:ascii="Arial" w:eastAsia="Arial" w:hAnsi="Arial" w:cs="Arial"/>
+          <w:rFonts w:eastAsia="Arial" w:cs="Arial" w:ascii="Arial" w:hAnsi="Arial"/>
           <w:color w:val="231F20"/>
           <w:sz w:val="20"/>
         </w:rPr>
@@ -3724,19 +3429,20 @@
     </w:p>
     <w:p>
       <w:pPr>
-        <w:spacing w:before="240" w:after="0" w:line="260" w:lineRule="atLeast"/>
-        <w:jc w:val="both"/>
-        <w:rPr>
-          <w:rFonts w:ascii="Arial" w:eastAsia="Arial" w:hAnsi="Arial" w:cs="Arial"/>
-          <w:b/>
-          <w:bCs/>
-          <w:color w:val="231F20"/>
-          <w:sz w:val="20"/>
-        </w:rPr>
-      </w:pPr>
-      <w:r>
-        <w:rPr>
-          <w:rFonts w:ascii="Arial" w:eastAsia="Arial" w:hAnsi="Arial" w:cs="Arial"/>
+        <w:pStyle w:val="Normal"/>
+        <w:spacing w:lineRule="atLeast" w:line="260" w:before="240" w:after="0"/>
+        <w:jc w:val="both"/>
+        <w:rPr>
+          <w:rFonts w:ascii="Arial" w:hAnsi="Arial" w:eastAsia="Arial" w:cs="Arial"/>
+          <w:b/>
+          <w:bCs/>
+          <w:color w:val="231F20"/>
+          <w:sz w:val="20"/>
+        </w:rPr>
+      </w:pPr>
+      <w:r>
+        <w:rPr>
+          <w:rFonts w:eastAsia="Arial" w:cs="Arial" w:ascii="Arial" w:hAnsi="Arial"/>
           <w:b/>
           <w:bCs/>
           <w:color w:val="231F20"/>
@@ -3747,39 +3453,53 @@
     </w:p>
     <w:p>
       <w:pPr>
-        <w:spacing w:after="0" w:line="260" w:lineRule="atLeast"/>
+        <w:pStyle w:val="Normal"/>
+        <w:numPr>
+          <w:ilvl w:val="0"/>
+          <w:numId w:val="0"/>
+        </w:numPr>
+        <w:spacing w:lineRule="atLeast" w:line="260" w:before="0" w:after="0"/>
         <w:jc w:val="both"/>
         <w:outlineLvl w:val="0"/>
         <w:rPr>
-          <w:rFonts w:ascii="Arial" w:eastAsia="Arial" w:hAnsi="Arial" w:cs="Arial"/>
-          <w:color w:val="231F20"/>
-          <w:sz w:val="20"/>
-        </w:rPr>
-      </w:pPr>
-      <w:r>
-        <w:rPr>
-          <w:rFonts w:ascii="Arial" w:eastAsia="Arial" w:hAnsi="Arial" w:cs="Arial"/>
-          <w:color w:val="231F20"/>
-          <w:sz w:val="20"/>
-        </w:rPr>
-        <w:t xml:space="preserve"> MySQL, PostgreSQL, Couchbase, MongoDB</w:t>
-      </w:r>
-    </w:p>
-    <w:p>
-      <w:pPr>
-        <w:spacing w:before="240" w:after="0" w:line="260" w:lineRule="atLeast"/>
-        <w:jc w:val="both"/>
-        <w:rPr>
-          <w:rFonts w:ascii="Arial" w:eastAsia="Arial" w:hAnsi="Arial" w:cs="Arial"/>
-          <w:b/>
-          <w:bCs/>
-          <w:color w:val="231F20"/>
-          <w:sz w:val="20"/>
-        </w:rPr>
-      </w:pPr>
-      <w:r>
-        <w:rPr>
-          <w:rFonts w:ascii="Arial" w:eastAsia="Arial" w:hAnsi="Arial" w:cs="Arial"/>
+          <w:rFonts w:ascii="Arial" w:hAnsi="Arial" w:eastAsia="Arial" w:cs="Arial"/>
+          <w:color w:val="231F20"/>
+          <w:sz w:val="20"/>
+        </w:rPr>
+      </w:pPr>
+      <w:r>
+        <w:rPr>
+          <w:rFonts w:eastAsia="Arial" w:cs="Arial" w:ascii="Arial" w:hAnsi="Arial"/>
+          <w:color w:val="231F20"/>
+          <w:sz w:val="20"/>
+        </w:rPr>
+        <w:t xml:space="preserve"> </w:t>
+      </w:r>
+      <w:r>
+        <w:rPr>
+          <w:rFonts w:eastAsia="Arial" w:cs="Arial" w:ascii="Arial" w:hAnsi="Arial"/>
+          <w:color w:val="231F20"/>
+          <w:sz w:val="20"/>
+        </w:rPr>
+        <w:t>MySQL, PostgreSQL, Couchbase, MongoDB</w:t>
+      </w:r>
+    </w:p>
+    <w:p>
+      <w:pPr>
+        <w:pStyle w:val="Normal"/>
+        <w:spacing w:lineRule="atLeast" w:line="260" w:before="240" w:after="0"/>
+        <w:jc w:val="both"/>
+        <w:rPr>
+          <w:rFonts w:ascii="Arial" w:hAnsi="Arial" w:eastAsia="Arial" w:cs="Arial"/>
+          <w:b/>
+          <w:bCs/>
+          <w:color w:val="231F20"/>
+          <w:sz w:val="20"/>
+        </w:rPr>
+      </w:pPr>
+      <w:r>
+        <w:rPr>
+          <w:rFonts w:eastAsia="Arial" w:cs="Arial" w:ascii="Arial" w:hAnsi="Arial"/>
           <w:b/>
           <w:bCs/>
           <w:color w:val="231F20"/>
@@ -3790,17 +3510,18 @@
     </w:p>
     <w:p>
       <w:pPr>
-        <w:spacing w:after="0" w:line="260" w:lineRule="atLeast"/>
-        <w:jc w:val="both"/>
-        <w:rPr>
-          <w:rFonts w:ascii="Arial" w:eastAsia="Arial" w:hAnsi="Arial" w:cs="Arial"/>
-          <w:color w:val="231F20"/>
-          <w:sz w:val="20"/>
-        </w:rPr>
-      </w:pPr>
-      <w:r>
-        <w:rPr>
-          <w:rFonts w:ascii="Arial" w:eastAsia="Arial" w:hAnsi="Arial" w:cs="Arial"/>
+        <w:pStyle w:val="Normal"/>
+        <w:spacing w:lineRule="atLeast" w:line="260" w:before="0" w:after="0"/>
+        <w:jc w:val="both"/>
+        <w:rPr>
+          <w:rFonts w:ascii="Arial" w:hAnsi="Arial" w:eastAsia="Arial" w:cs="Arial"/>
+          <w:color w:val="231F20"/>
+          <w:sz w:val="20"/>
+        </w:rPr>
+      </w:pPr>
+      <w:r>
+        <w:rPr>
+          <w:rFonts w:eastAsia="Arial" w:cs="Arial" w:ascii="Arial" w:hAnsi="Arial"/>
           <w:color w:val="231F20"/>
           <w:sz w:val="20"/>
         </w:rPr>
@@ -3809,19 +3530,20 @@
     </w:p>
     <w:p>
       <w:pPr>
-        <w:spacing w:before="240" w:after="0" w:line="260" w:lineRule="atLeast"/>
-        <w:jc w:val="both"/>
-        <w:rPr>
-          <w:rFonts w:ascii="Arial" w:eastAsia="Arial" w:hAnsi="Arial" w:cs="Arial"/>
-          <w:b/>
-          <w:bCs/>
-          <w:color w:val="231F20"/>
-          <w:sz w:val="20"/>
-        </w:rPr>
-      </w:pPr>
-      <w:r>
-        <w:rPr>
-          <w:rFonts w:ascii="Arial" w:eastAsia="Arial" w:hAnsi="Arial" w:cs="Arial"/>
+        <w:pStyle w:val="Normal"/>
+        <w:spacing w:lineRule="atLeast" w:line="260" w:before="240" w:after="0"/>
+        <w:jc w:val="both"/>
+        <w:rPr>
+          <w:rFonts w:ascii="Arial" w:hAnsi="Arial" w:eastAsia="Arial" w:cs="Arial"/>
+          <w:b/>
+          <w:bCs/>
+          <w:color w:val="231F20"/>
+          <w:sz w:val="20"/>
+        </w:rPr>
+      </w:pPr>
+      <w:r>
+        <w:rPr>
+          <w:rFonts w:eastAsia="Arial" w:cs="Arial" w:ascii="Arial" w:hAnsi="Arial"/>
           <w:b/>
           <w:bCs/>
           <w:color w:val="231F20"/>
@@ -3832,17 +3554,18 @@
     </w:p>
     <w:p>
       <w:pPr>
-        <w:spacing w:after="0" w:line="260" w:lineRule="atLeast"/>
-        <w:jc w:val="both"/>
-        <w:rPr>
-          <w:rFonts w:ascii="Arial" w:eastAsia="Arial" w:hAnsi="Arial" w:cs="Arial"/>
-          <w:color w:val="231F20"/>
-          <w:sz w:val="20"/>
-        </w:rPr>
-      </w:pPr>
-      <w:r>
-        <w:rPr>
-          <w:rFonts w:ascii="Arial" w:eastAsia="Arial" w:hAnsi="Arial" w:cs="Arial"/>
+        <w:pStyle w:val="Normal"/>
+        <w:spacing w:lineRule="atLeast" w:line="260" w:before="0" w:after="0"/>
+        <w:jc w:val="both"/>
+        <w:rPr>
+          <w:rFonts w:ascii="Arial" w:hAnsi="Arial" w:eastAsia="Arial" w:cs="Arial"/>
+          <w:color w:val="231F20"/>
+          <w:sz w:val="20"/>
+        </w:rPr>
+      </w:pPr>
+      <w:r>
+        <w:rPr>
+          <w:rFonts w:eastAsia="Arial" w:cs="Arial" w:ascii="Arial" w:hAnsi="Arial"/>
           <w:color w:val="231F20"/>
           <w:sz w:val="20"/>
         </w:rPr>
@@ -3851,19 +3574,20 @@
     </w:p>
     <w:p>
       <w:pPr>
-        <w:spacing w:before="240" w:after="0" w:line="260" w:lineRule="atLeast"/>
-        <w:jc w:val="both"/>
-        <w:rPr>
-          <w:rFonts w:ascii="Arial" w:eastAsia="Arial" w:hAnsi="Arial" w:cs="Arial"/>
-          <w:b/>
-          <w:bCs/>
-          <w:color w:val="231F20"/>
-          <w:sz w:val="20"/>
-        </w:rPr>
-      </w:pPr>
-      <w:r>
-        <w:rPr>
-          <w:rFonts w:ascii="Arial" w:eastAsia="Arial" w:hAnsi="Arial" w:cs="Arial"/>
+        <w:pStyle w:val="Normal"/>
+        <w:spacing w:lineRule="atLeast" w:line="260" w:before="240" w:after="0"/>
+        <w:jc w:val="both"/>
+        <w:rPr>
+          <w:rFonts w:ascii="Arial" w:hAnsi="Arial" w:eastAsia="Arial" w:cs="Arial"/>
+          <w:b/>
+          <w:bCs/>
+          <w:color w:val="231F20"/>
+          <w:sz w:val="20"/>
+        </w:rPr>
+      </w:pPr>
+      <w:r>
+        <w:rPr>
+          <w:rFonts w:eastAsia="Arial" w:cs="Arial" w:ascii="Arial" w:hAnsi="Arial"/>
           <w:b/>
           <w:bCs/>
           <w:color w:val="231F20"/>
@@ -3874,17 +3598,18 @@
     </w:p>
     <w:p>
       <w:pPr>
-        <w:spacing w:after="0" w:line="260" w:lineRule="atLeast"/>
-        <w:jc w:val="both"/>
-        <w:rPr>
-          <w:rFonts w:ascii="Arial" w:eastAsia="Arial" w:hAnsi="Arial" w:cs="Arial"/>
-          <w:color w:val="231F20"/>
-          <w:sz w:val="20"/>
-        </w:rPr>
-      </w:pPr>
-      <w:r>
-        <w:rPr>
-          <w:rFonts w:ascii="Arial" w:eastAsia="Arial" w:hAnsi="Arial" w:cs="Arial"/>
+        <w:pStyle w:val="Normal"/>
+        <w:spacing w:lineRule="atLeast" w:line="260" w:before="0" w:after="0"/>
+        <w:jc w:val="both"/>
+        <w:rPr>
+          <w:rFonts w:ascii="Arial" w:hAnsi="Arial" w:eastAsia="Arial" w:cs="Arial"/>
+          <w:color w:val="231F20"/>
+          <w:sz w:val="20"/>
+        </w:rPr>
+      </w:pPr>
+      <w:r>
+        <w:rPr>
+          <w:rFonts w:eastAsia="Arial" w:cs="Arial" w:ascii="Arial" w:hAnsi="Arial"/>
           <w:color w:val="231F20"/>
           <w:sz w:val="20"/>
         </w:rPr>
@@ -3892,7 +3617,7 @@
       </w:r>
       <w:r>
         <w:rPr>
-          <w:rFonts w:ascii="Arial" w:eastAsia="Arial" w:hAnsi="Arial" w:cs="Arial"/>
+          <w:rFonts w:eastAsia="Arial" w:cs="Arial" w:ascii="Arial" w:hAnsi="Arial"/>
           <w:bCs/>
           <w:color w:val="231F20"/>
           <w:sz w:val="20"/>
@@ -3902,19 +3627,20 @@
     </w:p>
     <w:p>
       <w:pPr>
-        <w:spacing w:before="240" w:after="0" w:line="260" w:lineRule="atLeast"/>
-        <w:jc w:val="both"/>
-        <w:rPr>
-          <w:rFonts w:ascii="Arial" w:eastAsia="Arial" w:hAnsi="Arial" w:cs="Arial"/>
-          <w:b/>
-          <w:bCs/>
-          <w:color w:val="231F20"/>
-          <w:sz w:val="20"/>
-        </w:rPr>
-      </w:pPr>
-      <w:r>
-        <w:rPr>
-          <w:rFonts w:ascii="Arial" w:eastAsia="Arial" w:hAnsi="Arial" w:cs="Arial"/>
+        <w:pStyle w:val="Normal"/>
+        <w:spacing w:lineRule="atLeast" w:line="260" w:before="240" w:after="0"/>
+        <w:jc w:val="both"/>
+        <w:rPr>
+          <w:rFonts w:ascii="Arial" w:hAnsi="Arial" w:eastAsia="Arial" w:cs="Arial"/>
+          <w:b/>
+          <w:bCs/>
+          <w:color w:val="231F20"/>
+          <w:sz w:val="20"/>
+        </w:rPr>
+      </w:pPr>
+      <w:r>
+        <w:rPr>
+          <w:rFonts w:eastAsia="Arial" w:cs="Arial" w:ascii="Arial" w:hAnsi="Arial"/>
           <w:b/>
           <w:bCs/>
           <w:color w:val="231F20"/>
@@ -3925,19 +3651,20 @@
     </w:p>
     <w:p>
       <w:pPr>
-        <w:spacing w:after="0" w:line="260" w:lineRule="atLeast"/>
-        <w:jc w:val="both"/>
-        <w:rPr>
-          <w:rFonts w:ascii="Arial" w:eastAsia="Arial" w:hAnsi="Arial" w:cs="Arial"/>
-          <w:b/>
-          <w:bCs/>
-          <w:color w:val="231F20"/>
-          <w:sz w:val="20"/>
-        </w:rPr>
-      </w:pPr>
-      <w:r>
-        <w:rPr>
-          <w:rFonts w:ascii="Arial" w:eastAsia="Arial" w:hAnsi="Arial" w:cs="Arial"/>
+        <w:pStyle w:val="Normal"/>
+        <w:spacing w:lineRule="atLeast" w:line="260" w:before="0" w:after="0"/>
+        <w:jc w:val="both"/>
+        <w:rPr>
+          <w:rFonts w:ascii="Arial" w:hAnsi="Arial" w:eastAsia="Arial" w:cs="Arial"/>
+          <w:b/>
+          <w:bCs/>
+          <w:color w:val="231F20"/>
+          <w:sz w:val="20"/>
+        </w:rPr>
+      </w:pPr>
+      <w:r>
+        <w:rPr>
+          <w:rFonts w:eastAsia="Arial" w:cs="Arial" w:ascii="Arial" w:hAnsi="Arial"/>
           <w:color w:val="231F20"/>
           <w:sz w:val="20"/>
         </w:rPr>
@@ -3946,19 +3673,20 @@
     </w:p>
     <w:p>
       <w:pPr>
-        <w:spacing w:before="240" w:after="0" w:line="260" w:lineRule="atLeast"/>
-        <w:jc w:val="both"/>
-        <w:rPr>
-          <w:rFonts w:ascii="Arial" w:eastAsia="Arial" w:hAnsi="Arial" w:cs="Arial"/>
-          <w:b/>
-          <w:bCs/>
-          <w:color w:val="231F20"/>
-          <w:sz w:val="20"/>
-        </w:rPr>
-      </w:pPr>
-      <w:r>
-        <w:rPr>
-          <w:rFonts w:ascii="Arial" w:eastAsia="Arial" w:hAnsi="Arial" w:cs="Arial"/>
+        <w:pStyle w:val="Normal"/>
+        <w:spacing w:lineRule="atLeast" w:line="260" w:before="240" w:after="0"/>
+        <w:jc w:val="both"/>
+        <w:rPr>
+          <w:rFonts w:ascii="Arial" w:hAnsi="Arial" w:eastAsia="Arial" w:cs="Arial"/>
+          <w:b/>
+          <w:bCs/>
+          <w:color w:val="231F20"/>
+          <w:sz w:val="20"/>
+        </w:rPr>
+      </w:pPr>
+      <w:r>
+        <w:rPr>
+          <w:rFonts w:eastAsia="Arial" w:cs="Arial" w:ascii="Arial" w:hAnsi="Arial"/>
           <w:b/>
           <w:bCs/>
           <w:color w:val="231F20"/>
@@ -3969,17 +3697,18 @@
     </w:p>
     <w:p>
       <w:pPr>
-        <w:spacing w:after="0" w:line="260" w:lineRule="atLeast"/>
-        <w:jc w:val="both"/>
-        <w:rPr>
-          <w:rFonts w:ascii="Arial" w:eastAsia="Arial" w:hAnsi="Arial" w:cs="Arial"/>
-          <w:color w:val="231F20"/>
-          <w:sz w:val="20"/>
-        </w:rPr>
-      </w:pPr>
-      <w:r>
-        <w:rPr>
-          <w:rFonts w:ascii="Arial" w:eastAsia="Arial" w:hAnsi="Arial" w:cs="Arial"/>
+        <w:pStyle w:val="Normal"/>
+        <w:spacing w:lineRule="atLeast" w:line="260" w:before="0" w:after="0"/>
+        <w:jc w:val="both"/>
+        <w:rPr>
+          <w:rFonts w:ascii="Arial" w:hAnsi="Arial" w:eastAsia="Arial" w:cs="Arial"/>
+          <w:color w:val="231F20"/>
+          <w:sz w:val="20"/>
+        </w:rPr>
+      </w:pPr>
+      <w:r>
+        <w:rPr>
+          <w:rFonts w:eastAsia="Arial" w:cs="Arial" w:ascii="Arial" w:hAnsi="Arial"/>
           <w:color w:val="231F20"/>
           <w:sz w:val="20"/>
         </w:rPr>
@@ -3988,19 +3717,20 @@
     </w:p>
     <w:p>
       <w:pPr>
-        <w:spacing w:before="240" w:after="0" w:line="260" w:lineRule="atLeast"/>
-        <w:jc w:val="both"/>
-        <w:rPr>
-          <w:rFonts w:ascii="Arial" w:eastAsia="Arial" w:hAnsi="Arial" w:cs="Arial"/>
-          <w:b/>
-          <w:bCs/>
-          <w:color w:val="231F20"/>
-          <w:sz w:val="20"/>
-        </w:rPr>
-      </w:pPr>
-      <w:r>
-        <w:rPr>
-          <w:rFonts w:ascii="Arial" w:eastAsia="Arial" w:hAnsi="Arial" w:cs="Arial"/>
+        <w:pStyle w:val="Normal"/>
+        <w:spacing w:lineRule="atLeast" w:line="260" w:before="240" w:after="0"/>
+        <w:jc w:val="both"/>
+        <w:rPr>
+          <w:rFonts w:ascii="Arial" w:hAnsi="Arial" w:eastAsia="Arial" w:cs="Arial"/>
+          <w:b/>
+          <w:bCs/>
+          <w:color w:val="231F20"/>
+          <w:sz w:val="20"/>
+        </w:rPr>
+      </w:pPr>
+      <w:r>
+        <w:rPr>
+          <w:rFonts w:eastAsia="Arial" w:cs="Arial" w:ascii="Arial" w:hAnsi="Arial"/>
           <w:b/>
           <w:bCs/>
           <w:color w:val="231F20"/>
@@ -4010,7 +3740,7 @@
       </w:r>
       <w:r>
         <w:rPr>
-          <w:rFonts w:ascii="Arial" w:eastAsia="Arial" w:hAnsi="Arial" w:cs="Arial"/>
+          <w:rFonts w:eastAsia="Arial" w:cs="Arial" w:ascii="Arial" w:hAnsi="Arial"/>
           <w:color w:val="231F20"/>
           <w:sz w:val="20"/>
         </w:rPr>
@@ -4018,144 +3748,21 @@
       </w:r>
     </w:p>
     <w:sectPr>
+      <w:type w:val="nextPage"/>
       <w:pgSz w:w="11906" w:h="16838"/>
-      <w:pgMar w:top="720" w:right="720" w:bottom="720" w:left="720" w:header="0" w:footer="0" w:gutter="0"/>
-      <w:cols w:space="720"/>
-      <w:formProt w:val="0"/>
-      <w:docGrid w:linePitch="360" w:charSpace="4096"/>
+      <w:pgMar w:left="720" w:right="720" w:gutter="0" w:header="0" w:top="720" w:footer="0" w:bottom="720"/>
+      <w:pgNumType w:fmt="decimal"/>
+      <w:formProt w:val="false"/>
+      <w:textDirection w:val="lrTb"/>
+      <w:docGrid w:type="default" w:linePitch="360" w:charSpace="4096"/>
     </w:sectPr>
   </w:body>
 </w:document>
 </file>
 
 <file path=word/numbering.xml><?xml version="1.0" encoding="utf-8"?>
-<w:numbering xmlns:wpc="http://schemas.microsoft.com/office/word/2010/wordprocessingCanvas" xmlns:cx="http://schemas.microsoft.com/office/drawing/2014/chartex" xmlns:cx1="http://schemas.microsoft.com/office/drawing/2015/9/8/chartex" xmlns:cx2="http://schemas.microsoft.com/office/drawing/2015/10/21/chartex" xmlns:cx3="http://schemas.microsoft.com/office/drawing/2016/5/9/chartex" xmlns:cx4="http://schemas.microsoft.com/office/drawing/2016/5/10/chartex" xmlns:cx5="http://schemas.microsoft.com/office/drawing/2016/5/11/chartex" xmlns:cx6="http://schemas.microsoft.com/office/drawing/2016/5/12/chartex" xmlns:cx7="http://schemas.microsoft.com/office/drawing/2016/5/13/chartex" xmlns:cx8="http://schemas.microsoft.com/office/drawing/2016/5/14/chartex" xmlns:mc="http://schemas.openxmlformats.org/markup-compatibility/2006" xmlns:aink="http://schemas.microsoft.com/office/drawing/2016/ink" xmlns:am3d="http://schemas.microsoft.com/office/drawing/2017/model3d" xmlns:o="urn:schemas-microsoft-com:office:office" xmlns:oel="http://schemas.microsoft.com/office/2019/extlst" xmlns:r="http://schemas.openxmlformats.org/officeDocument/2006/relationships" xmlns:m="http://schemas.openxmlformats.org/officeDocument/2006/math" xmlns:v="urn:schemas-microsoft-com:vml" xmlns:wp14="http://schemas.microsoft.com/office/word/2010/wordprocessingDrawing" xmlns:wp="http://schemas.openxmlformats.org/drawingml/2006/wordprocessingDrawing" xmlns:w10="urn:schemas-microsoft-com:office:word" xmlns:w="http://schemas.openxmlformats.org/wordprocessingml/2006/main" xmlns:w14="http://schemas.microsoft.com/office/word/2010/wordml" xmlns:w15="http://schemas.microsoft.com/office/word/2012/wordml" xmlns:w16cex="http://schemas.microsoft.com/office/word/2018/wordml/cex" xmlns:w16cid="http://schemas.microsoft.com/office/word/2016/wordml/cid" xmlns:w16="http://schemas.microsoft.com/office/word/2018/wordml" xmlns:w16du="http://schemas.microsoft.com/office/word/2023/wordml/word16du" xmlns:w16sdtdh="http://schemas.microsoft.com/office/word/2020/wordml/sdtdatahash" xmlns:w16sdtfl="http://schemas.microsoft.com/office/word/2024/wordml/sdtformatlock" xmlns:w16se="http://schemas.microsoft.com/office/word/2015/wordml/symex" xmlns:wpg="http://schemas.microsoft.com/office/word/2010/wordprocessingGroup" xmlns:wpi="http://schemas.microsoft.com/office/word/2010/wordprocessingInk" xmlns:wne="http://schemas.microsoft.com/office/word/2006/wordml" xmlns:wps="http://schemas.microsoft.com/office/word/2010/wordprocessingShape" mc:Ignorable="w14 w15 w16se w16cid w16 w16cex w16sdtdh w16sdtfl w16du wp14">
-  <w:abstractNum w:abstractNumId="0" w15:restartNumberingAfterBreak="0">
-    <w:nsid w:val="07BE3D43"/>
-    <w:multiLevelType w:val="multilevel"/>
-    <w:tmpl w:val="E9E479E0"/>
-    <w:lvl w:ilvl="0">
-      <w:start w:val="1"/>
-      <w:numFmt w:val="none"/>
-      <w:suff w:val="nothing"/>
-      <w:lvlText w:val=""/>
-      <w:lvlJc w:val="left"/>
-      <w:pPr>
-        <w:tabs>
-          <w:tab w:val="num" w:pos="0"/>
-        </w:tabs>
-        <w:ind w:left="0" w:firstLine="0"/>
-      </w:pPr>
-    </w:lvl>
-    <w:lvl w:ilvl="1">
-      <w:start w:val="1"/>
-      <w:numFmt w:val="none"/>
-      <w:suff w:val="nothing"/>
-      <w:lvlText w:val=""/>
-      <w:lvlJc w:val="left"/>
-      <w:pPr>
-        <w:tabs>
-          <w:tab w:val="num" w:pos="0"/>
-        </w:tabs>
-        <w:ind w:left="0" w:firstLine="0"/>
-      </w:pPr>
-    </w:lvl>
-    <w:lvl w:ilvl="2">
-      <w:start w:val="1"/>
-      <w:numFmt w:val="none"/>
-      <w:suff w:val="nothing"/>
-      <w:lvlText w:val=""/>
-      <w:lvlJc w:val="left"/>
-      <w:pPr>
-        <w:tabs>
-          <w:tab w:val="num" w:pos="0"/>
-        </w:tabs>
-        <w:ind w:left="0" w:firstLine="0"/>
-      </w:pPr>
-    </w:lvl>
-    <w:lvl w:ilvl="3">
-      <w:start w:val="1"/>
-      <w:numFmt w:val="none"/>
-      <w:suff w:val="nothing"/>
-      <w:lvlText w:val=""/>
-      <w:lvlJc w:val="left"/>
-      <w:pPr>
-        <w:tabs>
-          <w:tab w:val="num" w:pos="0"/>
-        </w:tabs>
-        <w:ind w:left="0" w:firstLine="0"/>
-      </w:pPr>
-    </w:lvl>
-    <w:lvl w:ilvl="4">
-      <w:start w:val="1"/>
-      <w:numFmt w:val="none"/>
-      <w:suff w:val="nothing"/>
-      <w:lvlText w:val=""/>
-      <w:lvlJc w:val="left"/>
-      <w:pPr>
-        <w:tabs>
-          <w:tab w:val="num" w:pos="0"/>
-        </w:tabs>
-        <w:ind w:left="0" w:firstLine="0"/>
-      </w:pPr>
-    </w:lvl>
-    <w:lvl w:ilvl="5">
-      <w:start w:val="1"/>
-      <w:numFmt w:val="none"/>
-      <w:suff w:val="nothing"/>
-      <w:lvlText w:val=""/>
-      <w:lvlJc w:val="left"/>
-      <w:pPr>
-        <w:tabs>
-          <w:tab w:val="num" w:pos="0"/>
-        </w:tabs>
-        <w:ind w:left="0" w:firstLine="0"/>
-      </w:pPr>
-    </w:lvl>
-    <w:lvl w:ilvl="6">
-      <w:start w:val="1"/>
-      <w:numFmt w:val="none"/>
-      <w:suff w:val="nothing"/>
-      <w:lvlText w:val=""/>
-      <w:lvlJc w:val="left"/>
-      <w:pPr>
-        <w:tabs>
-          <w:tab w:val="num" w:pos="0"/>
-        </w:tabs>
-        <w:ind w:left="0" w:firstLine="0"/>
-      </w:pPr>
-    </w:lvl>
-    <w:lvl w:ilvl="7">
-      <w:start w:val="1"/>
-      <w:numFmt w:val="none"/>
-      <w:suff w:val="nothing"/>
-      <w:lvlText w:val=""/>
-      <w:lvlJc w:val="left"/>
-      <w:pPr>
-        <w:tabs>
-          <w:tab w:val="num" w:pos="0"/>
-        </w:tabs>
-        <w:ind w:left="0" w:firstLine="0"/>
-      </w:pPr>
-    </w:lvl>
-    <w:lvl w:ilvl="8">
-      <w:start w:val="1"/>
-      <w:numFmt w:val="none"/>
-      <w:suff w:val="nothing"/>
-      <w:lvlText w:val=""/>
-      <w:lvlJc w:val="left"/>
-      <w:pPr>
-        <w:tabs>
-          <w:tab w:val="num" w:pos="0"/>
-        </w:tabs>
-        <w:ind w:left="0" w:firstLine="0"/>
-      </w:pPr>
-    </w:lvl>
-  </w:abstractNum>
-  <w:abstractNum w:abstractNumId="1" w15:restartNumberingAfterBreak="0">
-    <w:nsid w:val="09DE2D86"/>
-    <w:multiLevelType w:val="multilevel"/>
-    <w:tmpl w:val="2468F90E"/>
+<w:numbering xmlns:w="http://schemas.openxmlformats.org/wordprocessingml/2006/main" xmlns:o="urn:schemas-microsoft-com:office:office" xmlns:r="http://schemas.openxmlformats.org/officeDocument/2006/relationships" xmlns:v="urn:schemas-microsoft-com:vml" xmlns:mc="http://schemas.openxmlformats.org/markup-compatibility/2006" xmlns:w14="http://schemas.microsoft.com/office/word/2010/wordml" mc:Ignorable="w14">
+  <w:abstractNum w:abstractNumId="1">
     <w:lvl w:ilvl="0">
       <w:start w:val="1"/>
       <w:numFmt w:val="bullet"/>
@@ -4293,10 +3900,7 @@
       </w:rPr>
     </w:lvl>
   </w:abstractNum>
-  <w:abstractNum w:abstractNumId="2" w15:restartNumberingAfterBreak="0">
-    <w:nsid w:val="0B9C1C6E"/>
-    <w:multiLevelType w:val="multilevel"/>
-    <w:tmpl w:val="BC021E36"/>
+  <w:abstractNum w:abstractNumId="2">
     <w:lvl w:ilvl="0">
       <w:start w:val="1"/>
       <w:numFmt w:val="bullet"/>
@@ -4433,10 +4037,7 @@
       </w:rPr>
     </w:lvl>
   </w:abstractNum>
-  <w:abstractNum w:abstractNumId="3" w15:restartNumberingAfterBreak="0">
-    <w:nsid w:val="202F66E7"/>
-    <w:multiLevelType w:val="multilevel"/>
-    <w:tmpl w:val="DF84705C"/>
+  <w:abstractNum w:abstractNumId="3">
     <w:lvl w:ilvl="0">
       <w:start w:val="1"/>
       <w:numFmt w:val="bullet"/>
@@ -4574,27 +4175,146 @@
       </w:rPr>
     </w:lvl>
   </w:abstractNum>
-  <w:num w:numId="1" w16cid:durableId="1465466799">
+  <w:abstractNum w:abstractNumId="4">
+    <w:lvl w:ilvl="0">
+      <w:start w:val="1"/>
+      <w:numFmt w:val="none"/>
+      <w:suff w:val="nothing"/>
+      <w:lvlText w:val=""/>
+      <w:lvlJc w:val="left"/>
+      <w:pPr>
+        <w:tabs>
+          <w:tab w:val="num" w:pos="0"/>
+        </w:tabs>
+        <w:ind w:left="0" w:hanging="0"/>
+      </w:pPr>
+    </w:lvl>
+    <w:lvl w:ilvl="1">
+      <w:start w:val="1"/>
+      <w:numFmt w:val="none"/>
+      <w:suff w:val="nothing"/>
+      <w:lvlText w:val=""/>
+      <w:lvlJc w:val="left"/>
+      <w:pPr>
+        <w:tabs>
+          <w:tab w:val="num" w:pos="0"/>
+        </w:tabs>
+        <w:ind w:left="0" w:hanging="0"/>
+      </w:pPr>
+    </w:lvl>
+    <w:lvl w:ilvl="2">
+      <w:start w:val="1"/>
+      <w:numFmt w:val="none"/>
+      <w:suff w:val="nothing"/>
+      <w:lvlText w:val=""/>
+      <w:lvlJc w:val="left"/>
+      <w:pPr>
+        <w:tabs>
+          <w:tab w:val="num" w:pos="0"/>
+        </w:tabs>
+        <w:ind w:left="0" w:hanging="0"/>
+      </w:pPr>
+    </w:lvl>
+    <w:lvl w:ilvl="3">
+      <w:start w:val="1"/>
+      <w:numFmt w:val="none"/>
+      <w:suff w:val="nothing"/>
+      <w:lvlText w:val=""/>
+      <w:lvlJc w:val="left"/>
+      <w:pPr>
+        <w:tabs>
+          <w:tab w:val="num" w:pos="0"/>
+        </w:tabs>
+        <w:ind w:left="0" w:hanging="0"/>
+      </w:pPr>
+    </w:lvl>
+    <w:lvl w:ilvl="4">
+      <w:start w:val="1"/>
+      <w:numFmt w:val="none"/>
+      <w:suff w:val="nothing"/>
+      <w:lvlText w:val=""/>
+      <w:lvlJc w:val="left"/>
+      <w:pPr>
+        <w:tabs>
+          <w:tab w:val="num" w:pos="0"/>
+        </w:tabs>
+        <w:ind w:left="0" w:hanging="0"/>
+      </w:pPr>
+    </w:lvl>
+    <w:lvl w:ilvl="5">
+      <w:start w:val="1"/>
+      <w:numFmt w:val="none"/>
+      <w:suff w:val="nothing"/>
+      <w:lvlText w:val=""/>
+      <w:lvlJc w:val="left"/>
+      <w:pPr>
+        <w:tabs>
+          <w:tab w:val="num" w:pos="0"/>
+        </w:tabs>
+        <w:ind w:left="0" w:hanging="0"/>
+      </w:pPr>
+    </w:lvl>
+    <w:lvl w:ilvl="6">
+      <w:start w:val="1"/>
+      <w:numFmt w:val="none"/>
+      <w:suff w:val="nothing"/>
+      <w:lvlText w:val=""/>
+      <w:lvlJc w:val="left"/>
+      <w:pPr>
+        <w:tabs>
+          <w:tab w:val="num" w:pos="0"/>
+        </w:tabs>
+        <w:ind w:left="0" w:hanging="0"/>
+      </w:pPr>
+    </w:lvl>
+    <w:lvl w:ilvl="7">
+      <w:start w:val="1"/>
+      <w:numFmt w:val="none"/>
+      <w:suff w:val="nothing"/>
+      <w:lvlText w:val=""/>
+      <w:lvlJc w:val="left"/>
+      <w:pPr>
+        <w:tabs>
+          <w:tab w:val="num" w:pos="0"/>
+        </w:tabs>
+        <w:ind w:left="0" w:hanging="0"/>
+      </w:pPr>
+    </w:lvl>
+    <w:lvl w:ilvl="8">
+      <w:start w:val="1"/>
+      <w:numFmt w:val="none"/>
+      <w:suff w:val="nothing"/>
+      <w:lvlText w:val=""/>
+      <w:lvlJc w:val="left"/>
+      <w:pPr>
+        <w:tabs>
+          <w:tab w:val="num" w:pos="0"/>
+        </w:tabs>
+        <w:ind w:left="0" w:hanging="0"/>
+      </w:pPr>
+    </w:lvl>
+  </w:abstractNum>
+  <w:num w:numId="1">
     <w:abstractNumId w:val="1"/>
   </w:num>
-  <w:num w:numId="2" w16cid:durableId="248806044">
+  <w:num w:numId="2">
     <w:abstractNumId w:val="2"/>
   </w:num>
-  <w:num w:numId="3" w16cid:durableId="1045714650">
+  <w:num w:numId="3">
     <w:abstractNumId w:val="3"/>
   </w:num>
-  <w:num w:numId="4" w16cid:durableId="156111818">
-    <w:abstractNumId w:val="0"/>
+  <w:num w:numId="4">
+    <w:abstractNumId w:val="4"/>
   </w:num>
 </w:numbering>
 </file>
 
 <file path=word/styles.xml><?xml version="1.0" encoding="utf-8"?>
-<w:styles xmlns:mc="http://schemas.openxmlformats.org/markup-compatibility/2006" xmlns:r="http://schemas.openxmlformats.org/officeDocument/2006/relationships" xmlns:w="http://schemas.openxmlformats.org/wordprocessingml/2006/main" xmlns:w14="http://schemas.microsoft.com/office/word/2010/wordml" xmlns:w15="http://schemas.microsoft.com/office/word/2012/wordml" xmlns:w16cex="http://schemas.microsoft.com/office/word/2018/wordml/cex" xmlns:w16cid="http://schemas.microsoft.com/office/word/2016/wordml/cid" xmlns:w16="http://schemas.microsoft.com/office/word/2018/wordml" xmlns:w16du="http://schemas.microsoft.com/office/word/2023/wordml/word16du" xmlns:w16sdtdh="http://schemas.microsoft.com/office/word/2020/wordml/sdtdatahash" xmlns:w16sdtfl="http://schemas.microsoft.com/office/word/2024/wordml/sdtformatlock" xmlns:w16se="http://schemas.microsoft.com/office/word/2015/wordml/symex" mc:Ignorable="w14 w15 w16se w16cid w16 w16cex w16sdtdh w16sdtfl w16du">
+<w:styles xmlns:w="http://schemas.openxmlformats.org/wordprocessingml/2006/main" xmlns:w14="http://schemas.microsoft.com/office/word/2010/wordml" xmlns:mc="http://schemas.openxmlformats.org/markup-compatibility/2006" mc:Ignorable="w14">
   <w:docDefaults>
     <w:rPrDefault>
       <w:rPr>
-        <w:rFonts w:asciiTheme="minorHAnsi" w:eastAsiaTheme="minorHAnsi" w:hAnsiTheme="minorHAnsi" w:cstheme="minorBidi"/>
+        <w:rFonts w:ascii="Calibri" w:hAnsi="Calibri" w:eastAsia="Calibri" w:cs="" w:asciiTheme="minorHAnsi" w:cstheme="minorBidi" w:eastAsiaTheme="minorHAnsi" w:hAnsiTheme="minorHAnsi"/>
         <w:sz w:val="22"/>
         <w:szCs w:val="22"/>
         <w:lang w:val="en-US" w:eastAsia="en-US" w:bidi="ar-SA"/>
@@ -4602,21 +4322,21 @@
     </w:rPrDefault>
     <w:pPrDefault>
       <w:pPr>
-        <w:suppressAutoHyphens/>
+        <w:suppressAutoHyphens w:val="true"/>
       </w:pPr>
     </w:pPrDefault>
   </w:docDefaults>
   <w:latentStyles w:defLockedState="0" w:defUIPriority="99" w:defSemiHidden="0" w:defUnhideWhenUsed="0" w:defQFormat="0" w:count="376">
     <w:lsdException w:name="Normal" w:uiPriority="0" w:qFormat="1"/>
     <w:lsdException w:name="heading 1" w:uiPriority="9" w:qFormat="1"/>
-    <w:lsdException w:name="heading 2" w:semiHidden="1" w:uiPriority="9" w:unhideWhenUsed="1" w:qFormat="1"/>
-    <w:lsdException w:name="heading 3" w:semiHidden="1" w:uiPriority="9" w:unhideWhenUsed="1" w:qFormat="1"/>
-    <w:lsdException w:name="heading 4" w:semiHidden="1" w:uiPriority="9" w:unhideWhenUsed="1" w:qFormat="1"/>
-    <w:lsdException w:name="heading 5" w:semiHidden="1" w:uiPriority="9" w:unhideWhenUsed="1" w:qFormat="1"/>
-    <w:lsdException w:name="heading 6" w:semiHidden="1" w:uiPriority="9" w:unhideWhenUsed="1" w:qFormat="1"/>
-    <w:lsdException w:name="heading 7" w:semiHidden="1" w:uiPriority="9" w:unhideWhenUsed="1" w:qFormat="1"/>
-    <w:lsdException w:name="heading 8" w:semiHidden="1" w:uiPriority="9" w:unhideWhenUsed="1" w:qFormat="1"/>
-    <w:lsdException w:name="heading 9" w:semiHidden="1" w:uiPriority="9" w:unhideWhenUsed="1" w:qFormat="1"/>
+    <w:lsdException w:name="heading 2" w:uiPriority="9" w:semiHidden="1" w:unhideWhenUsed="1" w:qFormat="1"/>
+    <w:lsdException w:name="heading 3" w:uiPriority="9" w:semiHidden="1" w:unhideWhenUsed="1" w:qFormat="1"/>
+    <w:lsdException w:name="heading 4" w:uiPriority="9" w:semiHidden="1" w:unhideWhenUsed="1" w:qFormat="1"/>
+    <w:lsdException w:name="heading 5" w:uiPriority="9" w:semiHidden="1" w:unhideWhenUsed="1" w:qFormat="1"/>
+    <w:lsdException w:name="heading 6" w:uiPriority="9" w:semiHidden="1" w:unhideWhenUsed="1" w:qFormat="1"/>
+    <w:lsdException w:name="heading 7" w:uiPriority="9" w:semiHidden="1" w:unhideWhenUsed="1" w:qFormat="1"/>
+    <w:lsdException w:name="heading 8" w:uiPriority="9" w:semiHidden="1" w:unhideWhenUsed="1" w:qFormat="1"/>
+    <w:lsdException w:name="heading 9" w:uiPriority="9" w:semiHidden="1" w:unhideWhenUsed="1" w:qFormat="1"/>
     <w:lsdException w:name="index 1" w:semiHidden="1" w:unhideWhenUsed="1"/>
     <w:lsdException w:name="index 2" w:semiHidden="1" w:unhideWhenUsed="1"/>
     <w:lsdException w:name="index 3" w:semiHidden="1" w:unhideWhenUsed="1"/>
@@ -4626,22 +4346,22 @@
     <w:lsdException w:name="index 7" w:semiHidden="1" w:unhideWhenUsed="1"/>
     <w:lsdException w:name="index 8" w:semiHidden="1" w:unhideWhenUsed="1"/>
     <w:lsdException w:name="index 9" w:semiHidden="1" w:unhideWhenUsed="1"/>
-    <w:lsdException w:name="toc 1" w:semiHidden="1" w:uiPriority="39" w:unhideWhenUsed="1"/>
-    <w:lsdException w:name="toc 2" w:semiHidden="1" w:uiPriority="39" w:unhideWhenUsed="1"/>
-    <w:lsdException w:name="toc 3" w:semiHidden="1" w:uiPriority="39" w:unhideWhenUsed="1"/>
-    <w:lsdException w:name="toc 4" w:semiHidden="1" w:uiPriority="39" w:unhideWhenUsed="1"/>
-    <w:lsdException w:name="toc 5" w:semiHidden="1" w:uiPriority="39" w:unhideWhenUsed="1"/>
-    <w:lsdException w:name="toc 6" w:semiHidden="1" w:uiPriority="39" w:unhideWhenUsed="1"/>
-    <w:lsdException w:name="toc 7" w:semiHidden="1" w:uiPriority="39" w:unhideWhenUsed="1"/>
-    <w:lsdException w:name="toc 8" w:semiHidden="1" w:uiPriority="39" w:unhideWhenUsed="1"/>
-    <w:lsdException w:name="toc 9" w:semiHidden="1" w:uiPriority="39" w:unhideWhenUsed="1"/>
+    <w:lsdException w:name="toc 1" w:uiPriority="39" w:semiHidden="1" w:unhideWhenUsed="1"/>
+    <w:lsdException w:name="toc 2" w:uiPriority="39" w:semiHidden="1" w:unhideWhenUsed="1"/>
+    <w:lsdException w:name="toc 3" w:uiPriority="39" w:semiHidden="1" w:unhideWhenUsed="1"/>
+    <w:lsdException w:name="toc 4" w:uiPriority="39" w:semiHidden="1" w:unhideWhenUsed="1"/>
+    <w:lsdException w:name="toc 5" w:uiPriority="39" w:semiHidden="1" w:unhideWhenUsed="1"/>
+    <w:lsdException w:name="toc 6" w:uiPriority="39" w:semiHidden="1" w:unhideWhenUsed="1"/>
+    <w:lsdException w:name="toc 7" w:uiPriority="39" w:semiHidden="1" w:unhideWhenUsed="1"/>
+    <w:lsdException w:name="toc 8" w:uiPriority="39" w:semiHidden="1" w:unhideWhenUsed="1"/>
+    <w:lsdException w:name="toc 9" w:uiPriority="39" w:semiHidden="1" w:unhideWhenUsed="1"/>
     <w:lsdException w:name="Normal Indent" w:semiHidden="1" w:unhideWhenUsed="1"/>
     <w:lsdException w:name="footnote text" w:semiHidden="1" w:unhideWhenUsed="1"/>
     <w:lsdException w:name="annotation text" w:semiHidden="1" w:unhideWhenUsed="1"/>
     <w:lsdException w:name="header" w:semiHidden="1" w:unhideWhenUsed="1"/>
     <w:lsdException w:name="footer" w:semiHidden="1" w:unhideWhenUsed="1"/>
     <w:lsdException w:name="index heading" w:semiHidden="1" w:unhideWhenUsed="1"/>
-    <w:lsdException w:name="caption" w:semiHidden="1" w:uiPriority="35" w:unhideWhenUsed="1" w:qFormat="1"/>
+    <w:lsdException w:name="caption" w:uiPriority="35" w:semiHidden="1" w:unhideWhenUsed="1" w:qFormat="1"/>
     <w:lsdException w:name="table of figures" w:semiHidden="1" w:unhideWhenUsed="1"/>
     <w:lsdException w:name="envelope address" w:semiHidden="1" w:unhideWhenUsed="1"/>
     <w:lsdException w:name="envelope return" w:semiHidden="1" w:unhideWhenUsed="1"/>
@@ -4672,7 +4392,7 @@
     <w:lsdException w:name="Title" w:uiPriority="10" w:qFormat="1"/>
     <w:lsdException w:name="Closing" w:semiHidden="1" w:unhideWhenUsed="1"/>
     <w:lsdException w:name="Signature" w:semiHidden="1" w:unhideWhenUsed="1"/>
-    <w:lsdException w:name="Default Paragraph Font" w:semiHidden="1" w:uiPriority="1" w:unhideWhenUsed="1"/>
+    <w:lsdException w:name="Default Paragraph Font" w:uiPriority="1" w:semiHidden="1" w:unhideWhenUsed="1"/>
     <w:lsdException w:name="Body Text" w:semiHidden="1" w:unhideWhenUsed="1"/>
     <w:lsdException w:name="Body Text Indent" w:semiHidden="1" w:unhideWhenUsed="1"/>
     <w:lsdException w:name="List Continue" w:semiHidden="1" w:unhideWhenUsed="1"/>
@@ -4872,8 +4592,8 @@
     <w:lsdException w:name="Subtle Reference" w:uiPriority="31" w:qFormat="1"/>
     <w:lsdException w:name="Intense Reference" w:uiPriority="32" w:qFormat="1"/>
     <w:lsdException w:name="Book Title" w:uiPriority="33" w:qFormat="1"/>
-    <w:lsdException w:name="Bibliography" w:semiHidden="1" w:uiPriority="37" w:unhideWhenUsed="1"/>
-    <w:lsdException w:name="TOC Heading" w:semiHidden="1" w:uiPriority="39" w:unhideWhenUsed="1" w:qFormat="1"/>
+    <w:lsdException w:name="Bibliography" w:uiPriority="37" w:semiHidden="1" w:unhideWhenUsed="1"/>
+    <w:lsdException w:name="TOC Heading" w:uiPriority="39" w:semiHidden="1" w:unhideWhenUsed="1" w:qFormat="1"/>
     <w:lsdException w:name="Plain Table 1" w:uiPriority="41"/>
     <w:lsdException w:name="Plain Table 2" w:uiPriority="42"/>
     <w:lsdException w:name="Plain Table 3" w:uiPriority="43"/>
@@ -4984,39 +4704,32 @@
     <w:lsdException w:name="Unresolved Mention" w:semiHidden="1" w:unhideWhenUsed="1"/>
     <w:lsdException w:name="Smart Link" w:semiHidden="1" w:unhideWhenUsed="1"/>
   </w:latentStyles>
-  <w:style w:type="paragraph" w:default="1" w:styleId="Normal">
+  <w:style w:type="paragraph" w:styleId="Normal" w:default="1">
     <w:name w:val="Normal"/>
     <w:qFormat/>
     <w:pPr>
-      <w:spacing w:after="160" w:line="259" w:lineRule="auto"/>
+      <w:widowControl/>
+      <w:suppressAutoHyphens w:val="true"/>
+      <w:bidi w:val="0"/>
+      <w:spacing w:lineRule="auto" w:line="259" w:before="0" w:after="160"/>
+      <w:jc w:val="left"/>
     </w:pPr>
+    <w:rPr>
+      <w:rFonts w:ascii="Calibri" w:hAnsi="Calibri" w:eastAsia="Calibri" w:cs="" w:asciiTheme="minorHAnsi" w:cstheme="minorBidi" w:eastAsiaTheme="minorHAnsi" w:hAnsiTheme="minorHAnsi"/>
+      <w:color w:val="auto"/>
+      <w:kern w:val="0"/>
+      <w:sz w:val="22"/>
+      <w:szCs w:val="22"/>
+      <w:lang w:val="en-US" w:eastAsia="en-US" w:bidi="ar-SA"/>
+    </w:rPr>
   </w:style>
-  <w:style w:type="character" w:default="1" w:styleId="DefaultParagraphFont">
+  <w:style w:type="character" w:styleId="DefaultParagraphFont" w:default="1">
     <w:name w:val="Default Paragraph Font"/>
     <w:uiPriority w:val="1"/>
     <w:semiHidden/>
     <w:unhideWhenUsed/>
-  </w:style>
-  <w:style w:type="table" w:default="1" w:styleId="TableNormal">
-    <w:name w:val="Normal Table"/>
-    <w:uiPriority w:val="99"/>
-    <w:semiHidden/>
-    <w:unhideWhenUsed/>
-    <w:tblPr>
-      <w:tblInd w:w="0" w:type="dxa"/>
-      <w:tblCellMar>
-        <w:top w:w="0" w:type="dxa"/>
-        <w:left w:w="108" w:type="dxa"/>
-        <w:bottom w:w="0" w:type="dxa"/>
-        <w:right w:w="108" w:type="dxa"/>
-      </w:tblCellMar>
-    </w:tblPr>
-  </w:style>
-  <w:style w:type="numbering" w:default="1" w:styleId="NoList">
-    <w:name w:val="No List"/>
-    <w:uiPriority w:val="99"/>
-    <w:semiHidden/>
-    <w:unhideWhenUsed/>
+    <w:qFormat/>
+    <w:rPr/>
   </w:style>
   <w:style w:type="character" w:styleId="Hyperlink">
     <w:name w:val="Hyperlink"/>
@@ -5025,18 +4738,18 @@
       <w:u w:val="single"/>
     </w:rPr>
   </w:style>
-  <w:style w:type="character" w:customStyle="1" w:styleId="Bullets">
+  <w:style w:type="character" w:styleId="Bulletsuser" w:customStyle="1">
+    <w:name w:val="Bullets (user)"/>
+    <w:qFormat/>
+    <w:rPr>
+      <w:rFonts w:ascii="OpenSymbol" w:hAnsi="OpenSymbol" w:eastAsia="OpenSymbol" w:cs="OpenSymbol"/>
+    </w:rPr>
+  </w:style>
+  <w:style w:type="character" w:styleId="Bullets" w:customStyle="1">
     <w:name w:val="Bullets"/>
     <w:qFormat/>
     <w:rPr>
-      <w:rFonts w:ascii="OpenSymbol" w:eastAsia="OpenSymbol" w:hAnsi="OpenSymbol" w:cs="OpenSymbol"/>
-    </w:rPr>
-  </w:style>
-  <w:style w:type="character" w:customStyle="1" w:styleId="Bulletsuser">
-    <w:name w:val="Bullets (user)"/>
-    <w:qFormat/>
-    <w:rPr>
-      <w:rFonts w:ascii="OpenSymbol" w:eastAsia="OpenSymbol" w:hAnsi="OpenSymbol" w:cs="OpenSymbol"/>
+      <w:rFonts w:ascii="OpenSymbol" w:hAnsi="OpenSymbol" w:eastAsia="OpenSymbol" w:cs="OpenSymbol"/>
     </w:rPr>
   </w:style>
   <w:style w:type="character" w:styleId="Emphasis">
@@ -5047,17 +4760,17 @@
       <w:iCs/>
     </w:rPr>
   </w:style>
-  <w:style w:type="paragraph" w:customStyle="1" w:styleId="Heading">
+  <w:style w:type="paragraph" w:styleId="Heading" w:customStyle="1">
     <w:name w:val="Heading"/>
     <w:basedOn w:val="Normal"/>
     <w:next w:val="BodyText"/>
     <w:qFormat/>
     <w:pPr>
-      <w:keepNext/>
+      <w:keepNext w:val="true"/>
       <w:spacing w:before="240" w:after="120"/>
     </w:pPr>
     <w:rPr>
-      <w:rFonts w:ascii="Liberation Sans" w:eastAsia="Microsoft YaHei" w:hAnsi="Liberation Sans" w:cs="Lucida Sans"/>
+      <w:rFonts w:ascii="Liberation Sans" w:hAnsi="Liberation Sans" w:eastAsia="Microsoft YaHei" w:cs="Lucida Sans"/>
       <w:sz w:val="28"/>
       <w:szCs w:val="28"/>
     </w:rPr>
@@ -5066,12 +4779,14 @@
     <w:name w:val="Body Text"/>
     <w:basedOn w:val="Normal"/>
     <w:pPr>
-      <w:spacing w:after="140" w:line="276" w:lineRule="auto"/>
+      <w:spacing w:lineRule="auto" w:line="276" w:before="0" w:after="140"/>
     </w:pPr>
+    <w:rPr/>
   </w:style>
   <w:style w:type="paragraph" w:styleId="List">
     <w:name w:val="List"/>
     <w:basedOn w:val="BodyText"/>
+    <w:pPr/>
     <w:rPr>
       <w:rFonts w:cs="Lucida Sans"/>
     </w:rPr>
@@ -5092,7 +4807,7 @@
       <w:szCs w:val="24"/>
     </w:rPr>
   </w:style>
-  <w:style w:type="paragraph" w:customStyle="1" w:styleId="Index">
+  <w:style w:type="paragraph" w:styleId="Index" w:customStyle="1">
     <w:name w:val="Index"/>
     <w:basedOn w:val="Normal"/>
     <w:qFormat/>
@@ -5103,20 +4818,20 @@
       <w:rFonts w:cs="Lucida Sans"/>
     </w:rPr>
   </w:style>
-  <w:style w:type="paragraph" w:customStyle="1" w:styleId="PreformattedText">
+  <w:style w:type="paragraph" w:styleId="PreformattedText" w:customStyle="1">
     <w:name w:val="Preformatted Text"/>
     <w:basedOn w:val="Normal"/>
     <w:qFormat/>
     <w:pPr>
-      <w:spacing w:after="0"/>
+      <w:spacing w:before="0" w:after="0"/>
     </w:pPr>
     <w:rPr>
-      <w:rFonts w:ascii="Liberation Mono" w:eastAsia="Liberation Mono" w:hAnsi="Liberation Mono" w:cs="Liberation Mono"/>
+      <w:rFonts w:ascii="Liberation Mono" w:hAnsi="Liberation Mono" w:eastAsia="Liberation Mono" w:cs="Liberation Mono"/>
       <w:sz w:val="20"/>
       <w:szCs w:val="20"/>
     </w:rPr>
   </w:style>
-  <w:style w:type="paragraph" w:customStyle="1" w:styleId="HorizontalLine">
+  <w:style w:type="paragraph" w:styleId="HorizontalLine" w:customStyle="1">
     <w:name w:val="Horizontal Line"/>
     <w:basedOn w:val="Normal"/>
     <w:next w:val="BodyText"/>
@@ -5126,65 +4841,86 @@
       <w:pBdr>
         <w:bottom w:val="double" w:sz="2" w:space="0" w:color="808080"/>
       </w:pBdr>
-      <w:spacing w:after="283"/>
+      <w:spacing w:before="0" w:after="283"/>
     </w:pPr>
     <w:rPr>
       <w:sz w:val="12"/>
       <w:szCs w:val="12"/>
     </w:rPr>
   </w:style>
+  <w:style w:type="numbering" w:styleId="NoList" w:default="1">
+    <w:name w:val="No List"/>
+    <w:uiPriority w:val="99"/>
+    <w:semiHidden/>
+    <w:unhideWhenUsed/>
+    <w:qFormat/>
+  </w:style>
+  <w:style w:type="table" w:default="1" w:styleId="TableNormal">
+    <w:name w:val="Normal Table"/>
+    <w:uiPriority w:val="99"/>
+    <w:semiHidden/>
+    <w:unhideWhenUsed/>
+    <w:tblPr>
+      <w:tblCellMar>
+        <w:top w:w="0" w:type="dxa"/>
+        <w:left w:w="108" w:type="dxa"/>
+        <w:bottom w:w="0" w:type="dxa"/>
+        <w:right w:w="108" w:type="dxa"/>
+      </w:tblCellMar>
+    </w:tblPr>
+  </w:style>
 </w:styles>
 </file>
 
 <file path=word/theme/theme1.xml><?xml version="1.0" encoding="utf-8"?>
-<a:theme xmlns:a="http://schemas.openxmlformats.org/drawingml/2006/main" name="Office Theme">
+<a:theme xmlns:a="http://schemas.openxmlformats.org/drawingml/2006/main" xmlns:r="http://schemas.openxmlformats.org/officeDocument/2006/relationships" name="Office Theme">
   <a:themeElements>
     <a:clrScheme name="Office">
       <a:dk1>
         <a:srgbClr val="000000"/>
       </a:dk1>
       <a:lt1>
-        <a:srgbClr val="FFFFFF"/>
+        <a:srgbClr val="ffffff"/>
       </a:lt1>
       <a:dk2>
-        <a:srgbClr val="44546A"/>
+        <a:srgbClr val="44546a"/>
       </a:dk2>
       <a:lt2>
-        <a:srgbClr val="E7E6E6"/>
+        <a:srgbClr val="e7e6e6"/>
       </a:lt2>
       <a:accent1>
-        <a:srgbClr val="5B9BD5"/>
+        <a:srgbClr val="5b9bd5"/>
       </a:accent1>
       <a:accent2>
-        <a:srgbClr val="ED7D31"/>
+        <a:srgbClr val="ed7d31"/>
       </a:accent2>
       <a:accent3>
-        <a:srgbClr val="A5A5A5"/>
+        <a:srgbClr val="a5a5a5"/>
       </a:accent3>
       <a:accent4>
-        <a:srgbClr val="FFC000"/>
+        <a:srgbClr val="ffc000"/>
       </a:accent4>
       <a:accent5>
-        <a:srgbClr val="4472C4"/>
+        <a:srgbClr val="4472c4"/>
       </a:accent5>
       <a:accent6>
-        <a:srgbClr val="70AD47"/>
+        <a:srgbClr val="70ad47"/>
       </a:accent6>
       <a:hlink>
-        <a:srgbClr val="0563C1"/>
+        <a:srgbClr val="0563c1"/>
       </a:hlink>
       <a:folHlink>
-        <a:srgbClr val="954F72"/>
+        <a:srgbClr val="954f72"/>
       </a:folHlink>
     </a:clrScheme>
     <a:fontScheme name="Office">
       <a:majorFont>
-        <a:latin typeface="Calibri Light" panose="020F0302020204030204"/>
+        <a:latin typeface="Calibri Light" panose="020F0302020204030204" pitchFamily="0" charset="1"/>
         <a:ea typeface=""/>
         <a:cs typeface=""/>
       </a:majorFont>
       <a:minorFont>
-        <a:latin typeface="Calibri" panose="020F0502020204030204"/>
+        <a:latin typeface="Calibri" panose="020F0502020204030204" pitchFamily="0" charset="1"/>
         <a:ea typeface=""/>
         <a:cs typeface=""/>
       </a:minorFont>
@@ -5216,7 +4952,7 @@
             </a:gs>
           </a:gsLst>
           <a:lin ang="5400000" scaled="0"/>
-          <a:tileRect/>
+          <a:tileRect l="0" t="0" r="0" b="0"/>
         </a:gradFill>
         <a:gradFill>
           <a:gsLst>
@@ -5240,7 +4976,7 @@
             </a:gs>
           </a:gsLst>
           <a:lin ang="5400000" scaled="0"/>
-          <a:tileRect/>
+          <a:tileRect l="0" t="0" r="0" b="0"/>
         </a:gradFill>
       </a:fillStyleLst>
       <a:lnStyleLst>
@@ -5300,12 +5036,10 @@
             </a:gs>
           </a:gsLst>
           <a:lin ang="5400000" scaled="0"/>
-          <a:tileRect/>
+          <a:tileRect l="0" t="0" r="0" b="0"/>
         </a:gradFill>
       </a:bgFillStyleLst>
     </a:fmtScheme>
   </a:themeElements>
-  <a:objectDefaults/>
-  <a:extraClrSchemeLst/>
 </a:theme>
 </file>
--- a/Denisenko_Dmitry_CV.docx
+++ b/Denisenko_Dmitry_CV.docx
@@ -13,15 +13,28 @@
       </w:pPr>
       <w:r>
         <w:rPr>
+          <w:b/>
+          <w:bCs/>
           <w:sz w:val="44"/>
           <w:szCs w:val="44"/>
         </w:rPr>
-        <w:t>Dmitry Denisenko – Platform Engineer</w:t>
+        <w:t>Dmitry Denisenko</w:t>
+      </w:r>
+      <w:r>
+        <w:rPr>
+          <w:sz w:val="44"/>
+          <w:szCs w:val="44"/>
+        </w:rPr>
+        <w:t xml:space="preserve"> – Platform Engineer</w:t>
       </w:r>
     </w:p>
     <w:p>
       <w:pPr>
         <w:pStyle w:val="Subtitle"/>
+        <w:rPr>
+          <w:b/>
+          <w:bCs/>
+        </w:rPr>
       </w:pPr>
       <w:r>
         <w:t>Java, ReactJS, De</w:t>
@@ -36,167 +49,129 @@
         <w:t>Cloud</w:t>
       </w:r>
     </w:p>
-    <w:tbl>
-      <w:tblPr>
-        <w:tblStyle w:val="PlainTable1"/>
-        <w:tblW w:w="0" w:type="auto"/>
-        <w:tblLook w:val="0400" w:firstRow="0" w:lastRow="0" w:firstColumn="0" w:lastColumn="0" w:noHBand="0" w:noVBand="1"/>
-      </w:tblPr>
-      <w:tblGrid>
-        <w:gridCol w:w="5240"/>
-        <w:gridCol w:w="5240"/>
-      </w:tblGrid>
-      <w:tr>
-        <w:trPr>
-          <w:cnfStyle w:val="000000100000" w:firstRow="0" w:lastRow="0" w:firstColumn="0" w:lastColumn="0" w:oddVBand="0" w:evenVBand="0" w:oddHBand="1" w:evenHBand="0" w:firstRowFirstColumn="0" w:firstRowLastColumn="0" w:lastRowFirstColumn="0" w:lastRowLastColumn="0"/>
-          <w:trHeight w:val="144"/>
-        </w:trPr>
-        <w:tc>
-          <w:tcPr>
-            <w:tcW w:w="5240" w:type="dxa"/>
-          </w:tcPr>
-          <w:p>
-            <w:r>
-              <w:t>Email:</w:t>
-            </w:r>
-          </w:p>
-        </w:tc>
-        <w:tc>
-          <w:tcPr>
-            <w:tcW w:w="5240" w:type="dxa"/>
-          </w:tcPr>
-          <w:p>
-            <w:hyperlink r:id="rId5" w:history="1">
-              <w:r>
-                <w:rPr>
-                  <w:rStyle w:val="Hyperlink"/>
-                </w:rPr>
-                <w:t>dmitry.denisenko@hotmail.com</w:t>
-              </w:r>
-            </w:hyperlink>
-          </w:p>
-        </w:tc>
-      </w:tr>
-      <w:tr>
-        <w:trPr>
-          <w:trHeight w:val="144"/>
-        </w:trPr>
-        <w:tc>
-          <w:tcPr>
-            <w:tcW w:w="5240" w:type="dxa"/>
-          </w:tcPr>
-          <w:p>
-            <w:r>
-              <w:t>Website:</w:t>
-            </w:r>
-          </w:p>
-        </w:tc>
-        <w:tc>
-          <w:tcPr>
-            <w:tcW w:w="5240" w:type="dxa"/>
-          </w:tcPr>
-          <w:p>
-            <w:hyperlink r:id="rId6" w:history="1">
-              <w:r>
-                <w:rPr>
-                  <w:rStyle w:val="Hyperlink"/>
-                </w:rPr>
-                <w:t>www.dimdnk.com</w:t>
-              </w:r>
-            </w:hyperlink>
-          </w:p>
-        </w:tc>
-      </w:tr>
-      <w:tr>
-        <w:trPr>
-          <w:cnfStyle w:val="000000100000" w:firstRow="0" w:lastRow="0" w:firstColumn="0" w:lastColumn="0" w:oddVBand="0" w:evenVBand="0" w:oddHBand="1" w:evenHBand="0" w:firstRowFirstColumn="0" w:firstRowLastColumn="0" w:lastRowFirstColumn="0" w:lastRowLastColumn="0"/>
-          <w:trHeight w:val="144"/>
-        </w:trPr>
-        <w:tc>
-          <w:tcPr>
-            <w:tcW w:w="5240" w:type="dxa"/>
-          </w:tcPr>
-          <w:p>
-            <w:r>
-              <w:t>GitHub Profile:</w:t>
-            </w:r>
-          </w:p>
-        </w:tc>
-        <w:tc>
-          <w:tcPr>
-            <w:tcW w:w="5240" w:type="dxa"/>
-          </w:tcPr>
-          <w:p>
-            <w:hyperlink r:id="rId7" w:history="1">
-              <w:r>
-                <w:rPr>
-                  <w:rStyle w:val="Hyperlink"/>
-                </w:rPr>
-                <w:t>github.com/</w:t>
-              </w:r>
-              <w:proofErr w:type="spellStart"/>
-              <w:r>
-                <w:rPr>
-                  <w:rStyle w:val="Hyperlink"/>
-                </w:rPr>
-                <w:t>dimdnk</w:t>
-              </w:r>
-              <w:proofErr w:type="spellEnd"/>
-            </w:hyperlink>
-          </w:p>
-        </w:tc>
-      </w:tr>
-      <w:tr>
-        <w:trPr>
-          <w:trHeight w:val="144"/>
-        </w:trPr>
-        <w:tc>
-          <w:tcPr>
-            <w:tcW w:w="5240" w:type="dxa"/>
-          </w:tcPr>
-          <w:p>
-            <w:r>
-              <w:t>LinkedIn:</w:t>
-            </w:r>
-          </w:p>
-        </w:tc>
-        <w:tc>
-          <w:tcPr>
-            <w:tcW w:w="5240" w:type="dxa"/>
-          </w:tcPr>
-          <w:p>
-            <w:hyperlink r:id="rId8" w:history="1">
-              <w:r>
-                <w:rPr>
-                  <w:rStyle w:val="Hyperlink"/>
-                </w:rPr>
-                <w:t>linkedin.com/in/</w:t>
-              </w:r>
-              <w:proofErr w:type="spellStart"/>
-              <w:r>
-                <w:rPr>
-                  <w:rStyle w:val="Hyperlink"/>
-                </w:rPr>
-                <w:t>dimdnk</w:t>
-              </w:r>
-              <w:proofErr w:type="spellEnd"/>
-            </w:hyperlink>
-          </w:p>
-        </w:tc>
-      </w:tr>
-    </w:tbl>
+    <w:p>
+      <w:pPr>
+        <w:rPr>
+          <w:b/>
+          <w:bCs/>
+        </w:rPr>
+      </w:pPr>
+    </w:p>
+    <w:p>
+      <w:r>
+        <w:rPr>
+          <w:b/>
+          <w:bCs/>
+        </w:rPr>
+        <w:t>Email:</w:t>
+      </w:r>
+      <w:r>
+        <w:t xml:space="preserve"> </w:t>
+      </w:r>
+      <w:hyperlink r:id="rId5" w:history="1">
+        <w:r>
+          <w:rPr>
+            <w:rStyle w:val="Hyperlink"/>
+          </w:rPr>
+          <w:t>dmitry.denisenko@hotmail.com</w:t>
+        </w:r>
+      </w:hyperlink>
+      <w:r>
+        <w:br/>
+      </w:r>
+      <w:r>
+        <w:rPr>
+          <w:b/>
+          <w:bCs/>
+        </w:rPr>
+        <w:t>Website:</w:t>
+      </w:r>
+      <w:r>
+        <w:t xml:space="preserve"> </w:t>
+      </w:r>
+      <w:hyperlink r:id="rId6" w:history="1">
+        <w:r>
+          <w:rPr>
+            <w:rStyle w:val="Hyperlink"/>
+          </w:rPr>
+          <w:t>www.dimdnk.com</w:t>
+        </w:r>
+      </w:hyperlink>
+      <w:r>
+        <w:br/>
+      </w:r>
+      <w:r>
+        <w:rPr>
+          <w:b/>
+          <w:bCs/>
+        </w:rPr>
+        <w:t>GitHub Profile:</w:t>
+      </w:r>
+      <w:r>
+        <w:t xml:space="preserve"> </w:t>
+      </w:r>
+      <w:hyperlink r:id="rId7" w:history="1">
+        <w:r>
+          <w:rPr>
+            <w:rStyle w:val="Hyperlink"/>
+          </w:rPr>
+          <w:t>github.com/</w:t>
+        </w:r>
+        <w:proofErr w:type="spellStart"/>
+        <w:r>
+          <w:rPr>
+            <w:rStyle w:val="Hyperlink"/>
+          </w:rPr>
+          <w:t>dimdnk</w:t>
+        </w:r>
+        <w:proofErr w:type="spellEnd"/>
+      </w:hyperlink>
+      <w:r>
+        <w:br/>
+      </w:r>
+      <w:r>
+        <w:rPr>
+          <w:b/>
+          <w:bCs/>
+        </w:rPr>
+        <w:t>LinkedIn:</w:t>
+      </w:r>
+      <w:r>
+        <w:t xml:space="preserve"> </w:t>
+      </w:r>
+      <w:hyperlink r:id="rId8" w:history="1">
+        <w:r>
+          <w:rPr>
+            <w:rStyle w:val="Hyperlink"/>
+          </w:rPr>
+          <w:t>linkedin.com/in/</w:t>
+        </w:r>
+        <w:proofErr w:type="spellStart"/>
+        <w:r>
+          <w:rPr>
+            <w:rStyle w:val="Hyperlink"/>
+          </w:rPr>
+          <w:t>dimdnk</w:t>
+        </w:r>
+        <w:proofErr w:type="spellEnd"/>
+      </w:hyperlink>
+    </w:p>
     <w:p>
       <w:pPr>
         <w:pStyle w:val="Heading1"/>
         <w:rPr>
           <w:rFonts w:ascii="Calibri Light" w:hAnsi="Calibri Light" w:cs="Calibri Light"/>
           <w:color w:val="2E74B5"/>
+          <w:sz w:val="34"/>
+          <w:szCs w:val="34"/>
         </w:rPr>
       </w:pPr>
       <w:r>
         <w:rPr>
           <w:rFonts w:ascii="Calibri Light" w:hAnsi="Calibri Light" w:cs="Calibri Light"/>
           <w:color w:val="2E74B5"/>
+          <w:sz w:val="34"/>
+          <w:szCs w:val="34"/>
         </w:rPr>
         <w:t>Professional Summary</w:t>
       </w:r>
@@ -215,15 +190,13 @@
         </w:rPr>
         <w:t xml:space="preserve">Platform Engineer with 15+ years in IT, </w:t>
       </w:r>
-      <w:proofErr w:type="spellStart"/>
-      <w:r>
-        <w:rPr>
-          <w:rFonts w:ascii="Calibri" w:hAnsi="Calibri" w:cs="Calibri"/>
-          <w:color w:val="000000"/>
-        </w:rPr>
-        <w:t>specialising</w:t>
-      </w:r>
-      <w:proofErr w:type="spellEnd"/>
+      <w:r>
+        <w:rPr>
+          <w:rFonts w:ascii="Calibri" w:hAnsi="Calibri" w:cs="Calibri"/>
+          <w:color w:val="000000"/>
+        </w:rPr>
+        <w:t>specializing</w:t>
+      </w:r>
       <w:r>
         <w:rPr>
           <w:rFonts w:ascii="Calibri" w:hAnsi="Calibri" w:cs="Calibri"/>
@@ -275,331 +248,6 @@
           <w:color w:val="000000"/>
         </w:rPr>
         <w:t>Key Expertise:</w:t>
-      </w:r>
-    </w:p>
-    <w:p>
-      <w:pPr>
-        <w:ind w:left="1080"/>
-        <w:rPr>
-          <w:rFonts w:ascii="Calibri" w:hAnsi="Calibri" w:cs="Calibri"/>
-          <w:color w:val="000000"/>
-        </w:rPr>
-      </w:pPr>
-      <w:r>
-        <w:rPr>
-          <w:rFonts w:ascii="Calibri" w:hAnsi="Calibri" w:cs="Calibri"/>
-          <w:b/>
-          <w:color w:val="000000"/>
-        </w:rPr>
-        <w:t>Product Development:</w:t>
-      </w:r>
-      <w:r>
-        <w:rPr>
-          <w:rFonts w:ascii="Calibri" w:hAnsi="Calibri" w:cs="Calibri"/>
-          <w:color w:val="000000"/>
-        </w:rPr>
-        <w:t xml:space="preserve"> Delivers full-stack SaaS platforms with Java (17/21) and Spring Boot 3,</w:t>
-      </w:r>
-      <w:r>
-        <w:rPr>
-          <w:rFonts w:ascii="Calibri" w:hAnsi="Calibri" w:cs="Calibri"/>
-          <w:color w:val="000000"/>
-        </w:rPr>
-        <w:t xml:space="preserve"> React UI, sync and async communication architectures,</w:t>
-      </w:r>
-      <w:r>
-        <w:rPr>
-          <w:rFonts w:ascii="Calibri" w:hAnsi="Calibri" w:cs="Calibri"/>
-          <w:color w:val="000000"/>
-        </w:rPr>
-        <w:t xml:space="preserve"> aligning tech to business requirements.</w:t>
-      </w:r>
-      <w:r>
-        <w:rPr>
-          <w:rFonts w:ascii="Calibri" w:hAnsi="Calibri" w:cs="Calibri"/>
-          <w:color w:val="000000"/>
-        </w:rPr>
-        <w:br/>
-      </w:r>
-      <w:r>
-        <w:rPr>
-          <w:rFonts w:ascii="Calibri" w:hAnsi="Calibri" w:cs="Calibri"/>
-          <w:b/>
-          <w:color w:val="000000"/>
-        </w:rPr>
-        <w:t>Architecture:</w:t>
-      </w:r>
-      <w:r>
-        <w:rPr>
-          <w:rFonts w:ascii="Calibri" w:hAnsi="Calibri" w:cs="Calibri"/>
-          <w:color w:val="000000"/>
-        </w:rPr>
-        <w:t xml:space="preserve"> Designs reliable, event-driven systems using Kafka Streams, Apache Camel, and Saga/Event-Sourcing.</w:t>
-      </w:r>
-      <w:r>
-        <w:rPr>
-          <w:rFonts w:ascii="Calibri" w:hAnsi="Calibri" w:cs="Calibri"/>
-          <w:color w:val="000000"/>
-        </w:rPr>
-        <w:br/>
-      </w:r>
-      <w:r>
-        <w:rPr>
-          <w:rFonts w:ascii="Calibri" w:hAnsi="Calibri" w:cs="Calibri"/>
-          <w:b/>
-          <w:color w:val="000000"/>
-        </w:rPr>
-        <w:t>Cloud &amp; Infrastructure:</w:t>
-      </w:r>
-      <w:r>
-        <w:rPr>
-          <w:rFonts w:ascii="Calibri" w:hAnsi="Calibri" w:cs="Calibri"/>
-          <w:color w:val="000000"/>
-        </w:rPr>
-        <w:t xml:space="preserve"> Proficient in Kubernetes/OpenShift; led 20+ enterprise migrations and boosted CI/CD efficiency by 60%.</w:t>
-      </w:r>
-      <w:r>
-        <w:rPr>
-          <w:rFonts w:ascii="Calibri" w:hAnsi="Calibri" w:cs="Calibri"/>
-          <w:color w:val="000000"/>
-        </w:rPr>
-        <w:br/>
-      </w:r>
-      <w:r>
-        <w:rPr>
-          <w:rFonts w:ascii="Calibri" w:hAnsi="Calibri" w:cs="Calibri"/>
-          <w:b/>
-          <w:color w:val="000000"/>
-        </w:rPr>
-        <w:t>Data Engineering:</w:t>
-      </w:r>
-      <w:r>
-        <w:rPr>
-          <w:rFonts w:ascii="Calibri" w:hAnsi="Calibri" w:cs="Calibri"/>
-          <w:color w:val="000000"/>
-        </w:rPr>
-        <w:t xml:space="preserve"> Builds fast ETL and stream-processing engines for investment and retail data.</w:t>
-      </w:r>
-    </w:p>
-    <w:p>
-      <w:pPr>
-        <w:pStyle w:val="Heading1"/>
-        <w:rPr>
-          <w:rFonts w:ascii="Calibri Light" w:hAnsi="Calibri Light" w:cs="Calibri Light"/>
-          <w:color w:val="2E74B5"/>
-        </w:rPr>
-      </w:pPr>
-      <w:r>
-        <w:rPr>
-          <w:rFonts w:ascii="Calibri Light" w:hAnsi="Calibri Light" w:cs="Calibri Light"/>
-          <w:color w:val="2E74B5"/>
-        </w:rPr>
-        <w:t>Technical Skills</w:t>
-      </w:r>
-    </w:p>
-    <w:p>
-      <w:pPr>
-        <w:ind w:left="300"/>
-        <w:rPr>
-          <w:rFonts w:ascii="Calibri" w:hAnsi="Calibri" w:cs="Calibri"/>
-          <w:color w:val="000000"/>
-        </w:rPr>
-      </w:pPr>
-      <w:r>
-        <w:rPr>
-          <w:rFonts w:ascii="Calibri" w:hAnsi="Calibri" w:cs="Calibri"/>
-          <w:color w:val="000000"/>
-        </w:rPr>
-        <w:t>Languages: Java 17+, TypeScript/JavaScript, SQL (PostgreSQL/MySQL), PHP 8+, HTML5, CSS3</w:t>
-      </w:r>
-      <w:r>
-        <w:rPr>
-          <w:rFonts w:ascii="Calibri" w:hAnsi="Calibri" w:cs="Calibri"/>
-          <w:color w:val="000000"/>
-        </w:rPr>
-        <w:br/>
-      </w:r>
-      <w:r>
-        <w:rPr>
-          <w:rFonts w:ascii="Calibri" w:hAnsi="Calibri" w:cs="Calibri"/>
-          <w:color w:val="000000"/>
-        </w:rPr>
-        <w:t xml:space="preserve">Backend: Spring Boot 3+, Hibernate/JPA, </w:t>
-      </w:r>
-      <w:proofErr w:type="spellStart"/>
-      <w:r>
-        <w:rPr>
-          <w:rFonts w:ascii="Calibri" w:hAnsi="Calibri" w:cs="Calibri"/>
-          <w:color w:val="000000"/>
-        </w:rPr>
-        <w:t>MapStruct</w:t>
-      </w:r>
-      <w:proofErr w:type="spellEnd"/>
-      <w:r>
-        <w:rPr>
-          <w:rFonts w:ascii="Calibri" w:hAnsi="Calibri" w:cs="Calibri"/>
-          <w:color w:val="000000"/>
-        </w:rPr>
-        <w:t>, Apache Camel, Jackson, Laravel, Symfony, Doctrine ORM</w:t>
-      </w:r>
-      <w:r>
-        <w:rPr>
-          <w:rFonts w:ascii="Calibri" w:hAnsi="Calibri" w:cs="Calibri"/>
-          <w:color w:val="000000"/>
-        </w:rPr>
-        <w:br/>
-      </w:r>
-      <w:r>
-        <w:rPr>
-          <w:rFonts w:ascii="Calibri" w:hAnsi="Calibri" w:cs="Calibri"/>
-          <w:color w:val="000000"/>
-        </w:rPr>
-        <w:t xml:space="preserve">Frontend: Angular 13+, React 18+, MUI, </w:t>
-      </w:r>
-      <w:proofErr w:type="spellStart"/>
-      <w:r>
-        <w:rPr>
-          <w:rFonts w:ascii="Calibri" w:hAnsi="Calibri" w:cs="Calibri"/>
-          <w:color w:val="000000"/>
-        </w:rPr>
-        <w:t>Mantine</w:t>
-      </w:r>
-      <w:proofErr w:type="spellEnd"/>
-      <w:r>
-        <w:rPr>
-          <w:rFonts w:ascii="Calibri" w:hAnsi="Calibri" w:cs="Calibri"/>
-          <w:color w:val="000000"/>
-        </w:rPr>
-        <w:t xml:space="preserve">, Bootstrap, </w:t>
-      </w:r>
-      <w:proofErr w:type="spellStart"/>
-      <w:r>
-        <w:rPr>
-          <w:rFonts w:ascii="Calibri" w:hAnsi="Calibri" w:cs="Calibri"/>
-          <w:color w:val="000000"/>
-        </w:rPr>
-        <w:t>Vitest</w:t>
-      </w:r>
-      <w:proofErr w:type="spellEnd"/>
-      <w:r>
-        <w:rPr>
-          <w:rFonts w:ascii="Calibri" w:hAnsi="Calibri" w:cs="Calibri"/>
-          <w:color w:val="000000"/>
-        </w:rPr>
-        <w:t>, Cypress</w:t>
-      </w:r>
-      <w:r>
-        <w:rPr>
-          <w:rFonts w:ascii="Calibri" w:hAnsi="Calibri" w:cs="Calibri"/>
-          <w:color w:val="000000"/>
-        </w:rPr>
-        <w:br/>
-      </w:r>
-      <w:r>
-        <w:rPr>
-          <w:rFonts w:ascii="Calibri" w:hAnsi="Calibri" w:cs="Calibri"/>
-          <w:color w:val="000000"/>
-        </w:rPr>
-        <w:t>Data/Messaging: Kafka (Avro), RabbitMQ, MongoDB, Couchbase</w:t>
-      </w:r>
-      <w:r>
-        <w:rPr>
-          <w:rFonts w:ascii="Calibri" w:hAnsi="Calibri" w:cs="Calibri"/>
-          <w:color w:val="000000"/>
-        </w:rPr>
-        <w:br/>
-      </w:r>
-      <w:r>
-        <w:rPr>
-          <w:rFonts w:ascii="Calibri" w:hAnsi="Calibri" w:cs="Calibri"/>
-          <w:color w:val="000000"/>
-        </w:rPr>
-        <w:t>CI/CD &amp; DevOps: GitHub Actions, GitLab CI, Jenkins, Drone CI, Docker, Flyway/Liquibase</w:t>
-      </w:r>
-      <w:r>
-        <w:rPr>
-          <w:rFonts w:ascii="Calibri" w:hAnsi="Calibri" w:cs="Calibri"/>
-          <w:color w:val="000000"/>
-        </w:rPr>
-        <w:br/>
-      </w:r>
-      <w:r>
-        <w:rPr>
-          <w:rFonts w:ascii="Calibri" w:hAnsi="Calibri" w:cs="Calibri"/>
-          <w:color w:val="000000"/>
-        </w:rPr>
-        <w:t xml:space="preserve">Tools/Testing: JUnit 5, Mockito, </w:t>
-      </w:r>
-      <w:proofErr w:type="spellStart"/>
-      <w:r>
-        <w:rPr>
-          <w:rFonts w:ascii="Calibri" w:hAnsi="Calibri" w:cs="Calibri"/>
-          <w:color w:val="000000"/>
-        </w:rPr>
-        <w:t>WireMock</w:t>
-      </w:r>
-      <w:proofErr w:type="spellEnd"/>
-      <w:r>
-        <w:rPr>
-          <w:rFonts w:ascii="Calibri" w:hAnsi="Calibri" w:cs="Calibri"/>
-          <w:color w:val="000000"/>
-        </w:rPr>
-        <w:t xml:space="preserve">, Maven, Gradle, </w:t>
-      </w:r>
-      <w:proofErr w:type="spellStart"/>
-      <w:r>
-        <w:rPr>
-          <w:rFonts w:ascii="Calibri" w:hAnsi="Calibri" w:cs="Calibri"/>
-          <w:color w:val="000000"/>
-        </w:rPr>
-        <w:t>npm</w:t>
-      </w:r>
-      <w:proofErr w:type="spellEnd"/>
-      <w:r>
-        <w:rPr>
-          <w:rFonts w:ascii="Calibri" w:hAnsi="Calibri" w:cs="Calibri"/>
-          <w:color w:val="000000"/>
-        </w:rPr>
-        <w:t>, Swagger/</w:t>
-      </w:r>
-      <w:proofErr w:type="spellStart"/>
-      <w:r>
-        <w:rPr>
-          <w:rFonts w:ascii="Calibri" w:hAnsi="Calibri" w:cs="Calibri"/>
-          <w:color w:val="000000"/>
-        </w:rPr>
-        <w:t>OpenAPI</w:t>
-      </w:r>
-      <w:proofErr w:type="spellEnd"/>
-      <w:r>
-        <w:rPr>
-          <w:rFonts w:ascii="Calibri" w:hAnsi="Calibri" w:cs="Calibri"/>
-          <w:color w:val="000000"/>
-        </w:rPr>
-        <w:br/>
-      </w:r>
-      <w:r>
-        <w:rPr>
-          <w:rFonts w:ascii="Calibri" w:hAnsi="Calibri" w:cs="Calibri"/>
-          <w:color w:val="000000"/>
-        </w:rPr>
-        <w:t>Cloud/Orchestration: Kubernetes, OpenShift, AWS, Google Cloud Run, Docker</w:t>
-      </w:r>
-    </w:p>
-    <w:p>
-      <w:pPr>
-        <w:pStyle w:val="Heading1"/>
-        <w:rPr>
-          <w:rFonts w:ascii="Calibri Light" w:hAnsi="Calibri Light" w:cs="Calibri Light"/>
-          <w:color w:val="2E74B5"/>
-        </w:rPr>
-      </w:pPr>
-      <w:r>
-        <w:rPr>
-          <w:rFonts w:ascii="Calibri Light" w:hAnsi="Calibri Light" w:cs="Calibri Light"/>
-          <w:color w:val="2E74B5"/>
-        </w:rPr>
-        <w:t>Work Experience</w:t>
       </w:r>
     </w:p>
     <w:p>
@@ -607,7 +255,7 @@
         <w:pStyle w:val="ListParagraph"/>
         <w:numPr>
           <w:ilvl w:val="0"/>
-          <w:numId w:val="4"/>
+          <w:numId w:val="6"/>
         </w:numPr>
         <w:rPr>
           <w:rFonts w:ascii="Calibri" w:hAnsi="Calibri" w:cs="Calibri"/>
@@ -617,23 +265,45 @@
       <w:r>
         <w:rPr>
           <w:rFonts w:ascii="Calibri" w:hAnsi="Calibri" w:cs="Calibri"/>
-          <w:color w:val="000000"/>
-        </w:rPr>
-        <w:t>IQ Key Value Foundation – Founder/Technologist (2021</w:t>
-      </w:r>
-      <w:r>
-        <w:rPr>
-          <w:rFonts w:ascii="Calibri" w:hAnsi="Calibri" w:cs="Calibri"/>
-          <w:color w:val="000000"/>
-        </w:rPr>
-        <w:t>-</w:t>
-      </w:r>
-      <w:r>
-        <w:rPr>
-          <w:rFonts w:ascii="Calibri" w:hAnsi="Calibri" w:cs="Calibri"/>
-          <w:color w:val="000000"/>
-        </w:rPr>
-        <w:t>Present)</w:t>
+          <w:b/>
+          <w:color w:val="000000"/>
+        </w:rPr>
+        <w:t>Product Development:</w:t>
+      </w:r>
+      <w:r>
+        <w:rPr>
+          <w:rFonts w:ascii="Calibri" w:hAnsi="Calibri" w:cs="Calibri"/>
+          <w:color w:val="000000"/>
+        </w:rPr>
+        <w:t xml:space="preserve"> Delivers full-stack SaaS platforms with Java (17/21) and Spring Boot 3, React</w:t>
+      </w:r>
+      <w:r>
+        <w:rPr>
+          <w:rFonts w:ascii="Calibri" w:hAnsi="Calibri" w:cs="Calibri"/>
+          <w:color w:val="000000"/>
+        </w:rPr>
+        <w:t>JS 18</w:t>
+      </w:r>
+      <w:r>
+        <w:rPr>
+          <w:rFonts w:ascii="Calibri" w:hAnsi="Calibri" w:cs="Calibri"/>
+          <w:color w:val="000000"/>
+        </w:rPr>
+        <w:t>, sync and async communication</w:t>
+      </w:r>
+      <w:r>
+        <w:rPr>
+          <w:rFonts w:ascii="Calibri" w:hAnsi="Calibri" w:cs="Calibri"/>
+          <w:color w:val="000000"/>
+        </w:rPr>
+        <w:t>, supporting 12-factors;</w:t>
+      </w:r>
+      <w:r>
+        <w:rPr>
+          <w:rFonts w:ascii="Calibri" w:hAnsi="Calibri" w:cs="Calibri"/>
+          <w:color w:val="000000"/>
+        </w:rPr>
+        <w:t xml:space="preserve"> aligning tech to business requirements.</w:t>
       </w:r>
     </w:p>
     <w:p>
@@ -641,7 +311,7 @@
         <w:pStyle w:val="ListParagraph"/>
         <w:numPr>
           <w:ilvl w:val="0"/>
-          <w:numId w:val="4"/>
+          <w:numId w:val="6"/>
         </w:numPr>
         <w:rPr>
           <w:rFonts w:ascii="Calibri" w:hAnsi="Calibri" w:cs="Calibri"/>
@@ -651,23 +321,17 @@
       <w:r>
         <w:rPr>
           <w:rFonts w:ascii="Calibri" w:hAnsi="Calibri" w:cs="Calibri"/>
-          <w:color w:val="000000"/>
-        </w:rPr>
-        <w:t>DataArt Solutions, Inc. – Senior Software Engineer (2021</w:t>
-      </w:r>
-      <w:r>
-        <w:rPr>
-          <w:rFonts w:ascii="Calibri" w:hAnsi="Calibri" w:cs="Calibri"/>
-          <w:color w:val="000000"/>
-        </w:rPr>
-        <w:t>-</w:t>
-      </w:r>
-      <w:r>
-        <w:rPr>
-          <w:rFonts w:ascii="Calibri" w:hAnsi="Calibri" w:cs="Calibri"/>
-          <w:color w:val="000000"/>
-        </w:rPr>
-        <w:t>2025)</w:t>
+          <w:b/>
+          <w:color w:val="000000"/>
+        </w:rPr>
+        <w:t>Architecture:</w:t>
+      </w:r>
+      <w:r>
+        <w:rPr>
+          <w:rFonts w:ascii="Calibri" w:hAnsi="Calibri" w:cs="Calibri"/>
+          <w:color w:val="000000"/>
+        </w:rPr>
+        <w:t xml:space="preserve"> Designs reliable, event-driven systems using Kafka Streams, Apache Camel, and Saga/Event-Sourcing.</w:t>
       </w:r>
     </w:p>
     <w:p>
@@ -675,7 +339,7 @@
         <w:pStyle w:val="ListParagraph"/>
         <w:numPr>
           <w:ilvl w:val="0"/>
-          <w:numId w:val="4"/>
+          <w:numId w:val="6"/>
         </w:numPr>
         <w:rPr>
           <w:rFonts w:ascii="Calibri" w:hAnsi="Calibri" w:cs="Calibri"/>
@@ -685,23 +349,17 @@
       <w:r>
         <w:rPr>
           <w:rFonts w:ascii="Calibri" w:hAnsi="Calibri" w:cs="Calibri"/>
-          <w:color w:val="000000"/>
-        </w:rPr>
-        <w:t>Amadeus IT Group SA – Software Engineer (2016</w:t>
-      </w:r>
-      <w:r>
-        <w:rPr>
-          <w:rFonts w:ascii="Calibri" w:hAnsi="Calibri" w:cs="Calibri"/>
-          <w:color w:val="000000"/>
-        </w:rPr>
-        <w:t>-</w:t>
-      </w:r>
-      <w:r>
-        <w:rPr>
-          <w:rFonts w:ascii="Calibri" w:hAnsi="Calibri" w:cs="Calibri"/>
-          <w:color w:val="000000"/>
-        </w:rPr>
-        <w:t>2021)</w:t>
+          <w:b/>
+          <w:color w:val="000000"/>
+        </w:rPr>
+        <w:t>Cloud &amp; Infrastructure:</w:t>
+      </w:r>
+      <w:r>
+        <w:rPr>
+          <w:rFonts w:ascii="Calibri" w:hAnsi="Calibri" w:cs="Calibri"/>
+          <w:color w:val="000000"/>
+        </w:rPr>
+        <w:t xml:space="preserve"> Proficient in Kubernetes/OpenShift; led 20+ enterprise migrations and boosted CI/CD efficiency by 60%.</w:t>
       </w:r>
     </w:p>
     <w:p>
@@ -709,20 +367,103 @@
         <w:pStyle w:val="ListParagraph"/>
         <w:numPr>
           <w:ilvl w:val="0"/>
-          <w:numId w:val="4"/>
+          <w:numId w:val="6"/>
         </w:numPr>
         <w:rPr>
           <w:rFonts w:ascii="Calibri" w:hAnsi="Calibri" w:cs="Calibri"/>
           <w:color w:val="000000"/>
         </w:rPr>
       </w:pPr>
+      <w:r>
+        <w:rPr>
+          <w:rFonts w:ascii="Calibri" w:hAnsi="Calibri" w:cs="Calibri"/>
+          <w:b/>
+          <w:color w:val="000000"/>
+        </w:rPr>
+        <w:t>Data Engineering:</w:t>
+      </w:r>
+      <w:r>
+        <w:rPr>
+          <w:rFonts w:ascii="Calibri" w:hAnsi="Calibri" w:cs="Calibri"/>
+          <w:color w:val="000000"/>
+        </w:rPr>
+        <w:t xml:space="preserve"> Builds fast ETL and stream-processing engines for investment and retail data.</w:t>
+      </w:r>
+    </w:p>
+    <w:p>
+      <w:pPr>
+        <w:pStyle w:val="Heading1"/>
+        <w:rPr>
+          <w:rFonts w:ascii="Calibri Light" w:hAnsi="Calibri Light" w:cs="Calibri Light"/>
+          <w:color w:val="2E74B5"/>
+          <w:sz w:val="34"/>
+          <w:szCs w:val="34"/>
+        </w:rPr>
+      </w:pPr>
+      <w:r>
+        <w:rPr>
+          <w:rFonts w:ascii="Calibri Light" w:hAnsi="Calibri Light" w:cs="Calibri Light"/>
+          <w:color w:val="2E74B5"/>
+          <w:sz w:val="34"/>
+          <w:szCs w:val="34"/>
+        </w:rPr>
+        <w:t>Technical Skills</w:t>
+      </w:r>
+    </w:p>
+    <w:p>
+      <w:pPr>
+        <w:ind w:left="300"/>
+        <w:rPr>
+          <w:rFonts w:ascii="Calibri" w:hAnsi="Calibri" w:cs="Calibri"/>
+          <w:color w:val="000000"/>
+        </w:rPr>
+      </w:pPr>
+      <w:r>
+        <w:rPr>
+          <w:rFonts w:ascii="Calibri" w:hAnsi="Calibri" w:cs="Calibri"/>
+          <w:b/>
+          <w:bCs/>
+          <w:color w:val="000000"/>
+        </w:rPr>
+        <w:t>Languages:</w:t>
+      </w:r>
+      <w:r>
+        <w:rPr>
+          <w:rFonts w:ascii="Calibri" w:hAnsi="Calibri" w:cs="Calibri"/>
+          <w:color w:val="000000"/>
+        </w:rPr>
+        <w:t xml:space="preserve"> Java 17+, TypeScript/JavaScript, SQL (PostgreSQL/MySQL), PHP 8+, HTML5, CSS3</w:t>
+      </w:r>
+      <w:r>
+        <w:rPr>
+          <w:rFonts w:ascii="Calibri" w:hAnsi="Calibri" w:cs="Calibri"/>
+          <w:color w:val="000000"/>
+        </w:rPr>
+        <w:br/>
+      </w:r>
+      <w:r>
+        <w:rPr>
+          <w:rFonts w:ascii="Calibri" w:hAnsi="Calibri" w:cs="Calibri"/>
+          <w:b/>
+          <w:bCs/>
+          <w:color w:val="000000"/>
+        </w:rPr>
+        <w:t>Backend:</w:t>
+      </w:r>
+      <w:r>
+        <w:rPr>
+          <w:rFonts w:ascii="Calibri" w:hAnsi="Calibri" w:cs="Calibri"/>
+          <w:color w:val="000000"/>
+        </w:rPr>
+        <w:t xml:space="preserve"> Spring Boot 3+, Hibernate/JPA, </w:t>
+      </w:r>
       <w:proofErr w:type="spellStart"/>
       <w:r>
         <w:rPr>
           <w:rFonts w:ascii="Calibri" w:hAnsi="Calibri" w:cs="Calibri"/>
           <w:color w:val="000000"/>
         </w:rPr>
-        <w:t>WellCart</w:t>
+        <w:t>MapStruct</w:t>
       </w:r>
       <w:proofErr w:type="spellEnd"/>
       <w:r>
@@ -730,21 +471,215 @@
           <w:rFonts w:ascii="Calibri" w:hAnsi="Calibri" w:cs="Calibri"/>
           <w:color w:val="000000"/>
         </w:rPr>
-        <w:t xml:space="preserve"> – Tech Lead/Co-founder (2012</w:t>
-      </w:r>
-      <w:r>
-        <w:rPr>
-          <w:rFonts w:ascii="Calibri" w:hAnsi="Calibri" w:cs="Calibri"/>
-          <w:color w:val="000000"/>
-        </w:rPr>
-        <w:t>-</w:t>
-      </w:r>
-      <w:r>
-        <w:rPr>
-          <w:rFonts w:ascii="Calibri" w:hAnsi="Calibri" w:cs="Calibri"/>
-          <w:color w:val="000000"/>
-        </w:rPr>
-        <w:t>2016)</w:t>
+        <w:t>, Apache Camel, Jackson, Laravel, Symfony, Doctrine ORM</w:t>
+      </w:r>
+      <w:r>
+        <w:rPr>
+          <w:rFonts w:ascii="Calibri" w:hAnsi="Calibri" w:cs="Calibri"/>
+          <w:color w:val="000000"/>
+        </w:rPr>
+        <w:br/>
+      </w:r>
+      <w:r>
+        <w:rPr>
+          <w:rFonts w:ascii="Calibri" w:hAnsi="Calibri" w:cs="Calibri"/>
+          <w:b/>
+          <w:bCs/>
+          <w:color w:val="000000"/>
+        </w:rPr>
+        <w:t>Frontend:</w:t>
+      </w:r>
+      <w:r>
+        <w:rPr>
+          <w:rFonts w:ascii="Calibri" w:hAnsi="Calibri" w:cs="Calibri"/>
+          <w:color w:val="000000"/>
+        </w:rPr>
+        <w:t xml:space="preserve"> Angular 13+, React 18+, MUI, </w:t>
+      </w:r>
+      <w:proofErr w:type="spellStart"/>
+      <w:r>
+        <w:rPr>
+          <w:rFonts w:ascii="Calibri" w:hAnsi="Calibri" w:cs="Calibri"/>
+          <w:color w:val="000000"/>
+        </w:rPr>
+        <w:t>Mantine</w:t>
+      </w:r>
+      <w:proofErr w:type="spellEnd"/>
+      <w:r>
+        <w:rPr>
+          <w:rFonts w:ascii="Calibri" w:hAnsi="Calibri" w:cs="Calibri"/>
+          <w:color w:val="000000"/>
+        </w:rPr>
+        <w:t xml:space="preserve">, Bootstrap, </w:t>
+      </w:r>
+      <w:proofErr w:type="spellStart"/>
+      <w:r>
+        <w:rPr>
+          <w:rFonts w:ascii="Calibri" w:hAnsi="Calibri" w:cs="Calibri"/>
+          <w:color w:val="000000"/>
+        </w:rPr>
+        <w:t>Vitest</w:t>
+      </w:r>
+      <w:proofErr w:type="spellEnd"/>
+      <w:r>
+        <w:rPr>
+          <w:rFonts w:ascii="Calibri" w:hAnsi="Calibri" w:cs="Calibri"/>
+          <w:color w:val="000000"/>
+        </w:rPr>
+        <w:t>, Cypress</w:t>
+      </w:r>
+      <w:r>
+        <w:rPr>
+          <w:rFonts w:ascii="Calibri" w:hAnsi="Calibri" w:cs="Calibri"/>
+          <w:color w:val="000000"/>
+        </w:rPr>
+        <w:br/>
+      </w:r>
+      <w:r>
+        <w:rPr>
+          <w:rFonts w:ascii="Calibri" w:hAnsi="Calibri" w:cs="Calibri"/>
+          <w:b/>
+          <w:bCs/>
+          <w:color w:val="000000"/>
+        </w:rPr>
+        <w:t>Data/Messaging:</w:t>
+      </w:r>
+      <w:r>
+        <w:rPr>
+          <w:rFonts w:ascii="Calibri" w:hAnsi="Calibri" w:cs="Calibri"/>
+          <w:color w:val="000000"/>
+        </w:rPr>
+        <w:t xml:space="preserve"> Kafka (Avro), RabbitMQ, MongoDB, Couchbase</w:t>
+      </w:r>
+      <w:r>
+        <w:rPr>
+          <w:rFonts w:ascii="Calibri" w:hAnsi="Calibri" w:cs="Calibri"/>
+          <w:color w:val="000000"/>
+        </w:rPr>
+        <w:br/>
+      </w:r>
+      <w:r>
+        <w:rPr>
+          <w:rFonts w:ascii="Calibri" w:hAnsi="Calibri" w:cs="Calibri"/>
+          <w:b/>
+          <w:bCs/>
+          <w:color w:val="000000"/>
+        </w:rPr>
+        <w:t>CI/CD &amp; DevOps:</w:t>
+      </w:r>
+      <w:r>
+        <w:rPr>
+          <w:rFonts w:ascii="Calibri" w:hAnsi="Calibri" w:cs="Calibri"/>
+          <w:color w:val="000000"/>
+        </w:rPr>
+        <w:t xml:space="preserve"> GitHub Actions, GitLab CI, Jenkins, Drone CI, Docker, Flyway/Liquibase</w:t>
+      </w:r>
+      <w:r>
+        <w:rPr>
+          <w:rFonts w:ascii="Calibri" w:hAnsi="Calibri" w:cs="Calibri"/>
+          <w:color w:val="000000"/>
+        </w:rPr>
+        <w:br/>
+      </w:r>
+      <w:r>
+        <w:rPr>
+          <w:rFonts w:ascii="Calibri" w:hAnsi="Calibri" w:cs="Calibri"/>
+          <w:b/>
+          <w:bCs/>
+          <w:color w:val="000000"/>
+        </w:rPr>
+        <w:t>Tools/Testing:</w:t>
+      </w:r>
+      <w:r>
+        <w:rPr>
+          <w:rFonts w:ascii="Calibri" w:hAnsi="Calibri" w:cs="Calibri"/>
+          <w:color w:val="000000"/>
+        </w:rPr>
+        <w:t xml:space="preserve"> JUnit 5, Mockito, </w:t>
+      </w:r>
+      <w:proofErr w:type="spellStart"/>
+      <w:r>
+        <w:rPr>
+          <w:rFonts w:ascii="Calibri" w:hAnsi="Calibri" w:cs="Calibri"/>
+          <w:color w:val="000000"/>
+        </w:rPr>
+        <w:t>WireMock</w:t>
+      </w:r>
+      <w:proofErr w:type="spellEnd"/>
+      <w:r>
+        <w:rPr>
+          <w:rFonts w:ascii="Calibri" w:hAnsi="Calibri" w:cs="Calibri"/>
+          <w:color w:val="000000"/>
+        </w:rPr>
+        <w:t xml:space="preserve">, Maven, Gradle, </w:t>
+      </w:r>
+      <w:proofErr w:type="spellStart"/>
+      <w:r>
+        <w:rPr>
+          <w:rFonts w:ascii="Calibri" w:hAnsi="Calibri" w:cs="Calibri"/>
+          <w:color w:val="000000"/>
+        </w:rPr>
+        <w:t>npm</w:t>
+      </w:r>
+      <w:proofErr w:type="spellEnd"/>
+      <w:r>
+        <w:rPr>
+          <w:rFonts w:ascii="Calibri" w:hAnsi="Calibri" w:cs="Calibri"/>
+          <w:color w:val="000000"/>
+        </w:rPr>
+        <w:t>, Swagger/</w:t>
+      </w:r>
+      <w:proofErr w:type="spellStart"/>
+      <w:r>
+        <w:rPr>
+          <w:rFonts w:ascii="Calibri" w:hAnsi="Calibri" w:cs="Calibri"/>
+          <w:color w:val="000000"/>
+        </w:rPr>
+        <w:t>OpenAPI</w:t>
+      </w:r>
+      <w:proofErr w:type="spellEnd"/>
+      <w:r>
+        <w:rPr>
+          <w:rFonts w:ascii="Calibri" w:hAnsi="Calibri" w:cs="Calibri"/>
+          <w:color w:val="000000"/>
+        </w:rPr>
+        <w:br/>
+      </w:r>
+      <w:r>
+        <w:rPr>
+          <w:rFonts w:ascii="Calibri" w:hAnsi="Calibri" w:cs="Calibri"/>
+          <w:b/>
+          <w:bCs/>
+          <w:color w:val="000000"/>
+        </w:rPr>
+        <w:t>Cloud/Orchestration:</w:t>
+      </w:r>
+      <w:r>
+        <w:rPr>
+          <w:rFonts w:ascii="Calibri" w:hAnsi="Calibri" w:cs="Calibri"/>
+          <w:color w:val="000000"/>
+        </w:rPr>
+        <w:t xml:space="preserve"> Kubernetes, OpenShift, AWS, Google Cloud Run, Docker</w:t>
+      </w:r>
+    </w:p>
+    <w:p>
+      <w:pPr>
+        <w:pStyle w:val="Heading1"/>
+        <w:rPr>
+          <w:rFonts w:ascii="Calibri Light" w:hAnsi="Calibri Light" w:cs="Calibri Light"/>
+          <w:color w:val="2E74B5"/>
+          <w:sz w:val="34"/>
+          <w:szCs w:val="34"/>
+        </w:rPr>
+      </w:pPr>
+      <w:r>
+        <w:rPr>
+          <w:rFonts w:ascii="Calibri Light" w:hAnsi="Calibri Light" w:cs="Calibri Light"/>
+          <w:color w:val="2E74B5"/>
+          <w:sz w:val="34"/>
+          <w:szCs w:val="34"/>
+        </w:rPr>
+        <w:t>Work Experience</w:t>
       </w:r>
     </w:p>
     <w:p>
@@ -752,7 +687,194 @@
         <w:pStyle w:val="ListParagraph"/>
         <w:numPr>
           <w:ilvl w:val="0"/>
-          <w:numId w:val="4"/>
+          <w:numId w:val="7"/>
+        </w:numPr>
+        <w:rPr>
+          <w:rFonts w:ascii="Calibri" w:hAnsi="Calibri" w:cs="Calibri"/>
+          <w:color w:val="000000"/>
+        </w:rPr>
+      </w:pPr>
+      <w:r>
+        <w:rPr>
+          <w:rFonts w:ascii="Calibri" w:hAnsi="Calibri" w:cs="Calibri"/>
+          <w:color w:val="000000"/>
+        </w:rPr>
+        <w:t xml:space="preserve">IQ Key Value Foundation – </w:t>
+      </w:r>
+      <w:r>
+        <w:rPr>
+          <w:rFonts w:ascii="Calibri" w:hAnsi="Calibri" w:cs="Calibri"/>
+          <w:color w:val="000000"/>
+        </w:rPr>
+        <w:t>Open</w:t>
+      </w:r>
+      <w:r>
+        <w:rPr>
+          <w:rFonts w:ascii="Calibri" w:hAnsi="Calibri" w:cs="Calibri"/>
+          <w:color w:val="000000"/>
+        </w:rPr>
+        <w:t>-</w:t>
+      </w:r>
+      <w:r>
+        <w:rPr>
+          <w:rFonts w:ascii="Calibri" w:hAnsi="Calibri" w:cs="Calibri"/>
+          <w:color w:val="000000"/>
+        </w:rPr>
+        <w:t xml:space="preserve">Source, </w:t>
+      </w:r>
+      <w:r>
+        <w:rPr>
+          <w:rFonts w:ascii="Calibri" w:hAnsi="Calibri" w:cs="Calibri"/>
+          <w:color w:val="000000"/>
+        </w:rPr>
+        <w:t>Founder/Technologist (2021</w:t>
+      </w:r>
+      <w:r>
+        <w:rPr>
+          <w:rFonts w:ascii="Calibri" w:hAnsi="Calibri" w:cs="Calibri"/>
+          <w:color w:val="000000"/>
+        </w:rPr>
+        <w:t>-</w:t>
+      </w:r>
+      <w:r>
+        <w:rPr>
+          <w:rFonts w:ascii="Calibri" w:hAnsi="Calibri" w:cs="Calibri"/>
+          <w:color w:val="000000"/>
+        </w:rPr>
+        <w:t>Present)</w:t>
+      </w:r>
+    </w:p>
+    <w:p>
+      <w:pPr>
+        <w:pStyle w:val="ListParagraph"/>
+        <w:numPr>
+          <w:ilvl w:val="0"/>
+          <w:numId w:val="7"/>
+        </w:numPr>
+        <w:rPr>
+          <w:rFonts w:ascii="Calibri" w:hAnsi="Calibri" w:cs="Calibri"/>
+          <w:color w:val="000000"/>
+        </w:rPr>
+      </w:pPr>
+      <w:r>
+        <w:rPr>
+          <w:rFonts w:ascii="Calibri" w:hAnsi="Calibri" w:cs="Calibri"/>
+          <w:color w:val="000000"/>
+        </w:rPr>
+        <w:t>DataArt Solutions, Inc. – Senior Software Engineer (2021</w:t>
+      </w:r>
+      <w:r>
+        <w:rPr>
+          <w:rFonts w:ascii="Calibri" w:hAnsi="Calibri" w:cs="Calibri"/>
+          <w:color w:val="000000"/>
+        </w:rPr>
+        <w:t>-</w:t>
+      </w:r>
+      <w:r>
+        <w:rPr>
+          <w:rFonts w:ascii="Calibri" w:hAnsi="Calibri" w:cs="Calibri"/>
+          <w:color w:val="000000"/>
+        </w:rPr>
+        <w:t>2025)</w:t>
+      </w:r>
+    </w:p>
+    <w:p>
+      <w:pPr>
+        <w:pStyle w:val="ListParagraph"/>
+        <w:numPr>
+          <w:ilvl w:val="0"/>
+          <w:numId w:val="7"/>
+        </w:numPr>
+        <w:rPr>
+          <w:rFonts w:ascii="Calibri" w:hAnsi="Calibri" w:cs="Calibri"/>
+          <w:color w:val="000000"/>
+        </w:rPr>
+      </w:pPr>
+      <w:r>
+        <w:rPr>
+          <w:rFonts w:ascii="Calibri" w:hAnsi="Calibri" w:cs="Calibri"/>
+          <w:color w:val="000000"/>
+        </w:rPr>
+        <w:t>Amadeus IT Group SA – Software Engineer (2016</w:t>
+      </w:r>
+      <w:r>
+        <w:rPr>
+          <w:rFonts w:ascii="Calibri" w:hAnsi="Calibri" w:cs="Calibri"/>
+          <w:color w:val="000000"/>
+        </w:rPr>
+        <w:t>-</w:t>
+      </w:r>
+      <w:r>
+        <w:rPr>
+          <w:rFonts w:ascii="Calibri" w:hAnsi="Calibri" w:cs="Calibri"/>
+          <w:color w:val="000000"/>
+        </w:rPr>
+        <w:t>2021)</w:t>
+      </w:r>
+    </w:p>
+    <w:p>
+      <w:pPr>
+        <w:pStyle w:val="ListParagraph"/>
+        <w:numPr>
+          <w:ilvl w:val="0"/>
+          <w:numId w:val="7"/>
+        </w:numPr>
+        <w:rPr>
+          <w:rFonts w:ascii="Calibri" w:hAnsi="Calibri" w:cs="Calibri"/>
+          <w:color w:val="000000"/>
+        </w:rPr>
+      </w:pPr>
+      <w:proofErr w:type="spellStart"/>
+      <w:r>
+        <w:rPr>
+          <w:rFonts w:ascii="Calibri" w:hAnsi="Calibri" w:cs="Calibri"/>
+          <w:color w:val="000000"/>
+        </w:rPr>
+        <w:t>WellCart</w:t>
+      </w:r>
+      <w:proofErr w:type="spellEnd"/>
+      <w:r>
+        <w:rPr>
+          <w:rFonts w:ascii="Calibri" w:hAnsi="Calibri" w:cs="Calibri"/>
+          <w:color w:val="000000"/>
+        </w:rPr>
+        <w:t xml:space="preserve"> – Tech Lead/</w:t>
+      </w:r>
+      <w:r>
+        <w:rPr>
+          <w:rFonts w:ascii="Calibri" w:hAnsi="Calibri" w:cs="Calibri"/>
+          <w:color w:val="000000"/>
+        </w:rPr>
+        <w:t>F</w:t>
+      </w:r>
+      <w:r>
+        <w:rPr>
+          <w:rFonts w:ascii="Calibri" w:hAnsi="Calibri" w:cs="Calibri"/>
+          <w:color w:val="000000"/>
+        </w:rPr>
+        <w:t>ounder (2012</w:t>
+      </w:r>
+      <w:r>
+        <w:rPr>
+          <w:rFonts w:ascii="Calibri" w:hAnsi="Calibri" w:cs="Calibri"/>
+          <w:color w:val="000000"/>
+        </w:rPr>
+        <w:t>-</w:t>
+      </w:r>
+      <w:r>
+        <w:rPr>
+          <w:rFonts w:ascii="Calibri" w:hAnsi="Calibri" w:cs="Calibri"/>
+          <w:color w:val="000000"/>
+        </w:rPr>
+        <w:t>2016)</w:t>
+      </w:r>
+    </w:p>
+    <w:p>
+      <w:pPr>
+        <w:pStyle w:val="ListParagraph"/>
+        <w:numPr>
+          <w:ilvl w:val="0"/>
+          <w:numId w:val="7"/>
         </w:numPr>
         <w:rPr>
           <w:rFonts w:ascii="Calibri" w:hAnsi="Calibri" w:cs="Calibri"/>
@@ -1191,8 +1313,8 @@
     <w:p>
       <w:pPr>
         <w:rPr>
-          <w:rFonts w:ascii="Calibri" w:hAnsi="Calibri" w:cs="Calibri"/>
-          <w:color w:val="000000"/>
+          <w:rFonts w:ascii="Calibri Light" w:hAnsi="Calibri Light" w:cs="Calibri Light"/>
+          <w:color w:val="2E74B5"/>
         </w:rPr>
       </w:pPr>
       <w:r>
@@ -1416,6 +1538,15 @@
         </w:rPr>
         <w:t>Monitored processes using Prometheus, Grafana, ELK Stack, and OpenShift dashboards</w:t>
       </w:r>
+    </w:p>
+    <w:p>
+      <w:pPr>
+        <w:pStyle w:val="Heading2"/>
+        <w:rPr>
+          <w:rFonts w:ascii="Calibri Light" w:hAnsi="Calibri Light" w:cs="Calibri Light"/>
+          <w:color w:val="2E74B5"/>
+        </w:rPr>
+      </w:pPr>
     </w:p>
     <w:p>
       <w:pPr>
@@ -1786,6 +1917,119 @@
     </w:lvl>
   </w:abstractNum>
   <w:abstractNum w:abstractNumId="1" w15:restartNumberingAfterBreak="0">
+    <w:nsid w:val="03B02F95"/>
+    <w:multiLevelType w:val="hybridMultilevel"/>
+    <w:tmpl w:val="663A56A8"/>
+    <w:lvl w:ilvl="0" w:tplc="0409000D">
+      <w:start w:val="1"/>
+      <w:numFmt w:val="bullet"/>
+      <w:lvlText w:val=""/>
+      <w:lvlJc w:val="left"/>
+      <w:pPr>
+        <w:ind w:left="1800" w:hanging="360"/>
+      </w:pPr>
+      <w:rPr>
+        <w:rFonts w:ascii="Wingdings" w:hAnsi="Wingdings" w:hint="default"/>
+      </w:rPr>
+    </w:lvl>
+    <w:lvl w:ilvl="1" w:tplc="04090003" w:tentative="1">
+      <w:start w:val="1"/>
+      <w:numFmt w:val="bullet"/>
+      <w:lvlText w:val="o"/>
+      <w:lvlJc w:val="left"/>
+      <w:pPr>
+        <w:ind w:left="2520" w:hanging="360"/>
+      </w:pPr>
+      <w:rPr>
+        <w:rFonts w:ascii="Courier New" w:hAnsi="Courier New" w:cs="Courier New" w:hint="default"/>
+      </w:rPr>
+    </w:lvl>
+    <w:lvl w:ilvl="2" w:tplc="04090005" w:tentative="1">
+      <w:start w:val="1"/>
+      <w:numFmt w:val="bullet"/>
+      <w:lvlText w:val=""/>
+      <w:lvlJc w:val="left"/>
+      <w:pPr>
+        <w:ind w:left="3240" w:hanging="360"/>
+      </w:pPr>
+      <w:rPr>
+        <w:rFonts w:ascii="Wingdings" w:hAnsi="Wingdings" w:hint="default"/>
+      </w:rPr>
+    </w:lvl>
+    <w:lvl w:ilvl="3" w:tplc="04090001" w:tentative="1">
+      <w:start w:val="1"/>
+      <w:numFmt w:val="bullet"/>
+      <w:lvlText w:val=""/>
+      <w:lvlJc w:val="left"/>
+      <w:pPr>
+        <w:ind w:left="3960" w:hanging="360"/>
+      </w:pPr>
+      <w:rPr>
+        <w:rFonts w:ascii="Symbol" w:hAnsi="Symbol" w:hint="default"/>
+      </w:rPr>
+    </w:lvl>
+    <w:lvl w:ilvl="4" w:tplc="04090003" w:tentative="1">
+      <w:start w:val="1"/>
+      <w:numFmt w:val="bullet"/>
+      <w:lvlText w:val="o"/>
+      <w:lvlJc w:val="left"/>
+      <w:pPr>
+        <w:ind w:left="4680" w:hanging="360"/>
+      </w:pPr>
+      <w:rPr>
+        <w:rFonts w:ascii="Courier New" w:hAnsi="Courier New" w:cs="Courier New" w:hint="default"/>
+      </w:rPr>
+    </w:lvl>
+    <w:lvl w:ilvl="5" w:tplc="04090005" w:tentative="1">
+      <w:start w:val="1"/>
+      <w:numFmt w:val="bullet"/>
+      <w:lvlText w:val=""/>
+      <w:lvlJc w:val="left"/>
+      <w:pPr>
+        <w:ind w:left="5400" w:hanging="360"/>
+      </w:pPr>
+      <w:rPr>
+        <w:rFonts w:ascii="Wingdings" w:hAnsi="Wingdings" w:hint="default"/>
+      </w:rPr>
+    </w:lvl>
+    <w:lvl w:ilvl="6" w:tplc="04090001" w:tentative="1">
+      <w:start w:val="1"/>
+      <w:numFmt w:val="bullet"/>
+      <w:lvlText w:val=""/>
+      <w:lvlJc w:val="left"/>
+      <w:pPr>
+        <w:ind w:left="6120" w:hanging="360"/>
+      </w:pPr>
+      <w:rPr>
+        <w:rFonts w:ascii="Symbol" w:hAnsi="Symbol" w:hint="default"/>
+      </w:rPr>
+    </w:lvl>
+    <w:lvl w:ilvl="7" w:tplc="04090003" w:tentative="1">
+      <w:start w:val="1"/>
+      <w:numFmt w:val="bullet"/>
+      <w:lvlText w:val="o"/>
+      <w:lvlJc w:val="left"/>
+      <w:pPr>
+        <w:ind w:left="6840" w:hanging="360"/>
+      </w:pPr>
+      <w:rPr>
+        <w:rFonts w:ascii="Courier New" w:hAnsi="Courier New" w:cs="Courier New" w:hint="default"/>
+      </w:rPr>
+    </w:lvl>
+    <w:lvl w:ilvl="8" w:tplc="04090005" w:tentative="1">
+      <w:start w:val="1"/>
+      <w:numFmt w:val="bullet"/>
+      <w:lvlText w:val=""/>
+      <w:lvlJc w:val="left"/>
+      <w:pPr>
+        <w:ind w:left="7560" w:hanging="360"/>
+      </w:pPr>
+      <w:rPr>
+        <w:rFonts w:ascii="Wingdings" w:hAnsi="Wingdings" w:hint="default"/>
+      </w:rPr>
+    </w:lvl>
+  </w:abstractNum>
+  <w:abstractNum w:abstractNumId="2" w15:restartNumberingAfterBreak="0">
     <w:nsid w:val="38D20937"/>
     <w:multiLevelType w:val="hybridMultilevel"/>
     <w:tmpl w:val="7B8E8A78"/>
@@ -1898,7 +2142,233 @@
       </w:rPr>
     </w:lvl>
   </w:abstractNum>
-  <w:abstractNum w:abstractNumId="2" w15:restartNumberingAfterBreak="0">
+  <w:abstractNum w:abstractNumId="3" w15:restartNumberingAfterBreak="0">
+    <w:nsid w:val="3BA26DB0"/>
+    <w:multiLevelType w:val="hybridMultilevel"/>
+    <w:tmpl w:val="A3A8DB0A"/>
+    <w:lvl w:ilvl="0" w:tplc="04090001">
+      <w:start w:val="1"/>
+      <w:numFmt w:val="bullet"/>
+      <w:lvlText w:val=""/>
+      <w:lvlJc w:val="left"/>
+      <w:pPr>
+        <w:ind w:left="1800" w:hanging="360"/>
+      </w:pPr>
+      <w:rPr>
+        <w:rFonts w:ascii="Symbol" w:hAnsi="Symbol" w:hint="default"/>
+      </w:rPr>
+    </w:lvl>
+    <w:lvl w:ilvl="1" w:tplc="04090003" w:tentative="1">
+      <w:start w:val="1"/>
+      <w:numFmt w:val="bullet"/>
+      <w:lvlText w:val="o"/>
+      <w:lvlJc w:val="left"/>
+      <w:pPr>
+        <w:ind w:left="2520" w:hanging="360"/>
+      </w:pPr>
+      <w:rPr>
+        <w:rFonts w:ascii="Courier New" w:hAnsi="Courier New" w:cs="Courier New" w:hint="default"/>
+      </w:rPr>
+    </w:lvl>
+    <w:lvl w:ilvl="2" w:tplc="04090005" w:tentative="1">
+      <w:start w:val="1"/>
+      <w:numFmt w:val="bullet"/>
+      <w:lvlText w:val=""/>
+      <w:lvlJc w:val="left"/>
+      <w:pPr>
+        <w:ind w:left="3240" w:hanging="360"/>
+      </w:pPr>
+      <w:rPr>
+        <w:rFonts w:ascii="Wingdings" w:hAnsi="Wingdings" w:hint="default"/>
+      </w:rPr>
+    </w:lvl>
+    <w:lvl w:ilvl="3" w:tplc="04090001" w:tentative="1">
+      <w:start w:val="1"/>
+      <w:numFmt w:val="bullet"/>
+      <w:lvlText w:val=""/>
+      <w:lvlJc w:val="left"/>
+      <w:pPr>
+        <w:ind w:left="3960" w:hanging="360"/>
+      </w:pPr>
+      <w:rPr>
+        <w:rFonts w:ascii="Symbol" w:hAnsi="Symbol" w:hint="default"/>
+      </w:rPr>
+    </w:lvl>
+    <w:lvl w:ilvl="4" w:tplc="04090003" w:tentative="1">
+      <w:start w:val="1"/>
+      <w:numFmt w:val="bullet"/>
+      <w:lvlText w:val="o"/>
+      <w:lvlJc w:val="left"/>
+      <w:pPr>
+        <w:ind w:left="4680" w:hanging="360"/>
+      </w:pPr>
+      <w:rPr>
+        <w:rFonts w:ascii="Courier New" w:hAnsi="Courier New" w:cs="Courier New" w:hint="default"/>
+      </w:rPr>
+    </w:lvl>
+    <w:lvl w:ilvl="5" w:tplc="04090005" w:tentative="1">
+      <w:start w:val="1"/>
+      <w:numFmt w:val="bullet"/>
+      <w:lvlText w:val=""/>
+      <w:lvlJc w:val="left"/>
+      <w:pPr>
+        <w:ind w:left="5400" w:hanging="360"/>
+      </w:pPr>
+      <w:rPr>
+        <w:rFonts w:ascii="Wingdings" w:hAnsi="Wingdings" w:hint="default"/>
+      </w:rPr>
+    </w:lvl>
+    <w:lvl w:ilvl="6" w:tplc="04090001" w:tentative="1">
+      <w:start w:val="1"/>
+      <w:numFmt w:val="bullet"/>
+      <w:lvlText w:val=""/>
+      <w:lvlJc w:val="left"/>
+      <w:pPr>
+        <w:ind w:left="6120" w:hanging="360"/>
+      </w:pPr>
+      <w:rPr>
+        <w:rFonts w:ascii="Symbol" w:hAnsi="Symbol" w:hint="default"/>
+      </w:rPr>
+    </w:lvl>
+    <w:lvl w:ilvl="7" w:tplc="04090003" w:tentative="1">
+      <w:start w:val="1"/>
+      <w:numFmt w:val="bullet"/>
+      <w:lvlText w:val="o"/>
+      <w:lvlJc w:val="left"/>
+      <w:pPr>
+        <w:ind w:left="6840" w:hanging="360"/>
+      </w:pPr>
+      <w:rPr>
+        <w:rFonts w:ascii="Courier New" w:hAnsi="Courier New" w:cs="Courier New" w:hint="default"/>
+      </w:rPr>
+    </w:lvl>
+    <w:lvl w:ilvl="8" w:tplc="04090005" w:tentative="1">
+      <w:start w:val="1"/>
+      <w:numFmt w:val="bullet"/>
+      <w:lvlText w:val=""/>
+      <w:lvlJc w:val="left"/>
+      <w:pPr>
+        <w:ind w:left="7560" w:hanging="360"/>
+      </w:pPr>
+      <w:rPr>
+        <w:rFonts w:ascii="Wingdings" w:hAnsi="Wingdings" w:hint="default"/>
+      </w:rPr>
+    </w:lvl>
+  </w:abstractNum>
+  <w:abstractNum w:abstractNumId="4" w15:restartNumberingAfterBreak="0">
+    <w:nsid w:val="3BE21D11"/>
+    <w:multiLevelType w:val="hybridMultilevel"/>
+    <w:tmpl w:val="EDDA8890"/>
+    <w:lvl w:ilvl="0" w:tplc="04090005">
+      <w:start w:val="1"/>
+      <w:numFmt w:val="bullet"/>
+      <w:lvlText w:val=""/>
+      <w:lvlJc w:val="left"/>
+      <w:pPr>
+        <w:ind w:left="1440" w:hanging="360"/>
+      </w:pPr>
+      <w:rPr>
+        <w:rFonts w:ascii="Wingdings" w:hAnsi="Wingdings" w:hint="default"/>
+      </w:rPr>
+    </w:lvl>
+    <w:lvl w:ilvl="1" w:tplc="FFFFFFFF">
+      <w:start w:val="1"/>
+      <w:numFmt w:val="bullet"/>
+      <w:lvlText w:val="o"/>
+      <w:lvlJc w:val="left"/>
+      <w:pPr>
+        <w:ind w:left="2160" w:hanging="360"/>
+      </w:pPr>
+      <w:rPr>
+        <w:rFonts w:ascii="Courier New" w:hAnsi="Courier New" w:cs="Courier New" w:hint="default"/>
+      </w:rPr>
+    </w:lvl>
+    <w:lvl w:ilvl="2" w:tplc="FFFFFFFF" w:tentative="1">
+      <w:start w:val="1"/>
+      <w:numFmt w:val="bullet"/>
+      <w:lvlText w:val=""/>
+      <w:lvlJc w:val="left"/>
+      <w:pPr>
+        <w:ind w:left="2880" w:hanging="360"/>
+      </w:pPr>
+      <w:rPr>
+        <w:rFonts w:ascii="Wingdings" w:hAnsi="Wingdings" w:hint="default"/>
+      </w:rPr>
+    </w:lvl>
+    <w:lvl w:ilvl="3" w:tplc="FFFFFFFF">
+      <w:start w:val="1"/>
+      <w:numFmt w:val="bullet"/>
+      <w:lvlText w:val=""/>
+      <w:lvlJc w:val="left"/>
+      <w:pPr>
+        <w:ind w:left="3600" w:hanging="360"/>
+      </w:pPr>
+      <w:rPr>
+        <w:rFonts w:ascii="Symbol" w:hAnsi="Symbol" w:hint="default"/>
+      </w:rPr>
+    </w:lvl>
+    <w:lvl w:ilvl="4" w:tplc="FFFFFFFF" w:tentative="1">
+      <w:start w:val="1"/>
+      <w:numFmt w:val="bullet"/>
+      <w:lvlText w:val="o"/>
+      <w:lvlJc w:val="left"/>
+      <w:pPr>
+        <w:ind w:left="4320" w:hanging="360"/>
+      </w:pPr>
+      <w:rPr>
+        <w:rFonts w:ascii="Courier New" w:hAnsi="Courier New" w:cs="Courier New" w:hint="default"/>
+      </w:rPr>
+    </w:lvl>
+    <w:lvl w:ilvl="5" w:tplc="FFFFFFFF" w:tentative="1">
+      <w:start w:val="1"/>
+      <w:numFmt w:val="bullet"/>
+      <w:lvlText w:val=""/>
+      <w:lvlJc w:val="left"/>
+      <w:pPr>
+        <w:ind w:left="5040" w:hanging="360"/>
+      </w:pPr>
+      <w:rPr>
+        <w:rFonts w:ascii="Wingdings" w:hAnsi="Wingdings" w:hint="default"/>
+      </w:rPr>
+    </w:lvl>
+    <w:lvl w:ilvl="6" w:tplc="FFFFFFFF" w:tentative="1">
+      <w:start w:val="1"/>
+      <w:numFmt w:val="bullet"/>
+      <w:lvlText w:val=""/>
+      <w:lvlJc w:val="left"/>
+      <w:pPr>
+        <w:ind w:left="5760" w:hanging="360"/>
+      </w:pPr>
+      <w:rPr>
+        <w:rFonts w:ascii="Symbol" w:hAnsi="Symbol" w:hint="default"/>
+      </w:rPr>
+    </w:lvl>
+    <w:lvl w:ilvl="7" w:tplc="FFFFFFFF" w:tentative="1">
+      <w:start w:val="1"/>
+      <w:numFmt w:val="bullet"/>
+      <w:lvlText w:val="o"/>
+      <w:lvlJc w:val="left"/>
+      <w:pPr>
+        <w:ind w:left="6480" w:hanging="360"/>
+      </w:pPr>
+      <w:rPr>
+        <w:rFonts w:ascii="Courier New" w:hAnsi="Courier New" w:cs="Courier New" w:hint="default"/>
+      </w:rPr>
+    </w:lvl>
+    <w:lvl w:ilvl="8" w:tplc="FFFFFFFF" w:tentative="1">
+      <w:start w:val="1"/>
+      <w:numFmt w:val="bullet"/>
+      <w:lvlText w:val=""/>
+      <w:lvlJc w:val="left"/>
+      <w:pPr>
+        <w:ind w:left="7200" w:hanging="360"/>
+      </w:pPr>
+      <w:rPr>
+        <w:rFonts w:ascii="Wingdings" w:hAnsi="Wingdings" w:hint="default"/>
+      </w:rPr>
+    </w:lvl>
+  </w:abstractNum>
+  <w:abstractNum w:abstractNumId="5" w15:restartNumberingAfterBreak="0">
     <w:nsid w:val="4AE869C1"/>
     <w:multiLevelType w:val="hybridMultilevel"/>
     <w:tmpl w:val="F934EF6C"/>
@@ -2011,7 +2481,7 @@
       </w:rPr>
     </w:lvl>
   </w:abstractNum>
-  <w:abstractNum w:abstractNumId="3" w15:restartNumberingAfterBreak="0">
+  <w:abstractNum w:abstractNumId="6" w15:restartNumberingAfterBreak="0">
     <w:nsid w:val="4B763A71"/>
     <w:multiLevelType w:val="hybridMultilevel"/>
     <w:tmpl w:val="116E2E88"/>
@@ -2125,16 +2595,25 @@
     </w:lvl>
   </w:abstractNum>
   <w:num w:numId="1" w16cid:durableId="828983495">
-    <w:abstractNumId w:val="1"/>
+    <w:abstractNumId w:val="2"/>
   </w:num>
   <w:num w:numId="2" w16cid:durableId="1430586510">
-    <w:abstractNumId w:val="2"/>
+    <w:abstractNumId w:val="5"/>
   </w:num>
   <w:num w:numId="3" w16cid:durableId="1255551966">
-    <w:abstractNumId w:val="3"/>
+    <w:abstractNumId w:val="6"/>
   </w:num>
   <w:num w:numId="4" w16cid:durableId="277488804">
     <w:abstractNumId w:val="0"/>
+  </w:num>
+  <w:num w:numId="5" w16cid:durableId="622157060">
+    <w:abstractNumId w:val="3"/>
+  </w:num>
+  <w:num w:numId="6" w16cid:durableId="1491410301">
+    <w:abstractNumId w:val="1"/>
+  </w:num>
+  <w:num w:numId="7" w16cid:durableId="1091124580">
+    <w:abstractNumId w:val="4"/>
   </w:num>
   <w:numIdMacAtCleanup w:val="4"/>
 </w:numbering>

--- a/Denisenko_Dmitry_CV.docx
+++ b/Denisenko_Dmitry_CV.docx
@@ -25,7 +25,14 @@
           <w:sz w:val="44"/>
           <w:szCs w:val="44"/>
         </w:rPr>
-        <w:t xml:space="preserve"> – Platform Engineer</w:t>
+        <w:t xml:space="preserve"> </w:t>
+      </w:r>
+      <w:r>
+        <w:rPr>
+          <w:sz w:val="36"/>
+          <w:szCs w:val="36"/>
+        </w:rPr>
+        <w:t>– Platform Engineer</w:t>
       </w:r>
     </w:p>
     <w:p>
@@ -162,16 +169,16 @@
         <w:rPr>
           <w:rFonts w:ascii="Calibri Light" w:hAnsi="Calibri Light" w:cs="Calibri Light"/>
           <w:color w:val="2E74B5"/>
-          <w:sz w:val="34"/>
-          <w:szCs w:val="34"/>
+          <w:sz w:val="36"/>
+          <w:szCs w:val="36"/>
         </w:rPr>
       </w:pPr>
       <w:r>
         <w:rPr>
           <w:rFonts w:ascii="Calibri Light" w:hAnsi="Calibri Light" w:cs="Calibri Light"/>
           <w:color w:val="2E74B5"/>
-          <w:sz w:val="34"/>
-          <w:szCs w:val="34"/>
+          <w:sz w:val="36"/>
+          <w:szCs w:val="36"/>
         </w:rPr>
         <w:t>Professional Summary</w:t>
       </w:r>
@@ -255,7 +262,7 @@
         <w:pStyle w:val="ListParagraph"/>
         <w:numPr>
           <w:ilvl w:val="0"/>
-          <w:numId w:val="6"/>
+          <w:numId w:val="11"/>
         </w:numPr>
         <w:rPr>
           <w:rFonts w:ascii="Calibri" w:hAnsi="Calibri" w:cs="Calibri"/>
@@ -311,7 +318,7 @@
         <w:pStyle w:val="ListParagraph"/>
         <w:numPr>
           <w:ilvl w:val="0"/>
-          <w:numId w:val="6"/>
+          <w:numId w:val="11"/>
         </w:numPr>
         <w:rPr>
           <w:rFonts w:ascii="Calibri" w:hAnsi="Calibri" w:cs="Calibri"/>
@@ -339,7 +346,7 @@
         <w:pStyle w:val="ListParagraph"/>
         <w:numPr>
           <w:ilvl w:val="0"/>
-          <w:numId w:val="6"/>
+          <w:numId w:val="11"/>
         </w:numPr>
         <w:rPr>
           <w:rFonts w:ascii="Calibri" w:hAnsi="Calibri" w:cs="Calibri"/>
@@ -367,7 +374,7 @@
         <w:pStyle w:val="ListParagraph"/>
         <w:numPr>
           <w:ilvl w:val="0"/>
-          <w:numId w:val="6"/>
+          <w:numId w:val="11"/>
         </w:numPr>
         <w:rPr>
           <w:rFonts w:ascii="Calibri" w:hAnsi="Calibri" w:cs="Calibri"/>
@@ -396,16 +403,12 @@
         <w:rPr>
           <w:rFonts w:ascii="Calibri Light" w:hAnsi="Calibri Light" w:cs="Calibri Light"/>
           <w:color w:val="2E74B5"/>
-          <w:sz w:val="34"/>
-          <w:szCs w:val="34"/>
         </w:rPr>
       </w:pPr>
       <w:r>
         <w:rPr>
           <w:rFonts w:ascii="Calibri Light" w:hAnsi="Calibri Light" w:cs="Calibri Light"/>
           <w:color w:val="2E74B5"/>
-          <w:sz w:val="34"/>
-          <w:szCs w:val="34"/>
         </w:rPr>
         <w:t>Technical Skills</w:t>
       </w:r>
@@ -668,16 +671,12 @@
         <w:rPr>
           <w:rFonts w:ascii="Calibri Light" w:hAnsi="Calibri Light" w:cs="Calibri Light"/>
           <w:color w:val="2E74B5"/>
-          <w:sz w:val="34"/>
-          <w:szCs w:val="34"/>
         </w:rPr>
       </w:pPr>
       <w:r>
         <w:rPr>
           <w:rFonts w:ascii="Calibri Light" w:hAnsi="Calibri Light" w:cs="Calibri Light"/>
           <w:color w:val="2E74B5"/>
-          <w:sz w:val="34"/>
-          <w:szCs w:val="34"/>
         </w:rPr>
         <w:t>Work Experience</w:t>
       </w:r>
@@ -687,7 +686,7 @@
         <w:pStyle w:val="ListParagraph"/>
         <w:numPr>
           <w:ilvl w:val="0"/>
-          <w:numId w:val="7"/>
+          <w:numId w:val="12"/>
         </w:numPr>
         <w:rPr>
           <w:rFonts w:ascii="Calibri" w:hAnsi="Calibri" w:cs="Calibri"/>
@@ -699,7 +698,22 @@
           <w:rFonts w:ascii="Calibri" w:hAnsi="Calibri" w:cs="Calibri"/>
           <w:color w:val="000000"/>
         </w:rPr>
-        <w:t xml:space="preserve">IQ Key Value Foundation – </w:t>
+        <w:t xml:space="preserve">IQ Key Value Foundation </w:t>
+      </w:r>
+      <w:r>
+        <w:rPr>
+          <w:rFonts w:ascii="Calibri" w:hAnsi="Calibri" w:cs="Calibri"/>
+          <w:color w:val="000000"/>
+          <w:lang w:val="uk-UA"/>
+        </w:rPr>
+        <w:t>-</w:t>
+      </w:r>
+      <w:r>
+        <w:rPr>
+          <w:rFonts w:ascii="Calibri" w:hAnsi="Calibri" w:cs="Calibri"/>
+          <w:color w:val="000000"/>
+        </w:rPr>
+        <w:t xml:space="preserve"> </w:t>
       </w:r>
       <w:r>
         <w:rPr>
@@ -749,7 +763,7 @@
         <w:pStyle w:val="ListParagraph"/>
         <w:numPr>
           <w:ilvl w:val="0"/>
-          <w:numId w:val="7"/>
+          <w:numId w:val="12"/>
         </w:numPr>
         <w:rPr>
           <w:rFonts w:ascii="Calibri" w:hAnsi="Calibri" w:cs="Calibri"/>
@@ -761,7 +775,22 @@
           <w:rFonts w:ascii="Calibri" w:hAnsi="Calibri" w:cs="Calibri"/>
           <w:color w:val="000000"/>
         </w:rPr>
-        <w:t>DataArt Solutions, Inc. – Senior Software Engineer (2021</w:t>
+        <w:t xml:space="preserve">DataArt Solutions, Inc. </w:t>
+      </w:r>
+      <w:r>
+        <w:rPr>
+          <w:rFonts w:ascii="Calibri" w:hAnsi="Calibri" w:cs="Calibri"/>
+          <w:color w:val="000000"/>
+          <w:lang w:val="uk-UA"/>
+        </w:rPr>
+        <w:t>-</w:t>
+      </w:r>
+      <w:r>
+        <w:rPr>
+          <w:rFonts w:ascii="Calibri" w:hAnsi="Calibri" w:cs="Calibri"/>
+          <w:color w:val="000000"/>
+        </w:rPr>
+        <w:t xml:space="preserve"> Senior Software Engineer (2021</w:t>
       </w:r>
       <w:r>
         <w:rPr>
@@ -783,7 +812,7 @@
         <w:pStyle w:val="ListParagraph"/>
         <w:numPr>
           <w:ilvl w:val="0"/>
-          <w:numId w:val="7"/>
+          <w:numId w:val="12"/>
         </w:numPr>
         <w:rPr>
           <w:rFonts w:ascii="Calibri" w:hAnsi="Calibri" w:cs="Calibri"/>
@@ -795,7 +824,22 @@
           <w:rFonts w:ascii="Calibri" w:hAnsi="Calibri" w:cs="Calibri"/>
           <w:color w:val="000000"/>
         </w:rPr>
-        <w:t>Amadeus IT Group SA – Software Engineer (2016</w:t>
+        <w:t xml:space="preserve">Amadeus IT Group SA </w:t>
+      </w:r>
+      <w:r>
+        <w:rPr>
+          <w:rFonts w:ascii="Calibri" w:hAnsi="Calibri" w:cs="Calibri"/>
+          <w:color w:val="000000"/>
+          <w:lang w:val="uk-UA"/>
+        </w:rPr>
+        <w:t>-</w:t>
+      </w:r>
+      <w:r>
+        <w:rPr>
+          <w:rFonts w:ascii="Calibri" w:hAnsi="Calibri" w:cs="Calibri"/>
+          <w:color w:val="000000"/>
+        </w:rPr>
+        <w:t xml:space="preserve"> Software Engineer (2016</w:t>
       </w:r>
       <w:r>
         <w:rPr>
@@ -817,7 +861,7 @@
         <w:pStyle w:val="ListParagraph"/>
         <w:numPr>
           <w:ilvl w:val="0"/>
-          <w:numId w:val="7"/>
+          <w:numId w:val="12"/>
         </w:numPr>
         <w:rPr>
           <w:rFonts w:ascii="Calibri" w:hAnsi="Calibri" w:cs="Calibri"/>
@@ -838,7 +882,22 @@
           <w:rFonts w:ascii="Calibri" w:hAnsi="Calibri" w:cs="Calibri"/>
           <w:color w:val="000000"/>
         </w:rPr>
-        <w:t xml:space="preserve"> – Tech Lead/</w:t>
+        <w:t xml:space="preserve"> </w:t>
+      </w:r>
+      <w:r>
+        <w:rPr>
+          <w:rFonts w:ascii="Calibri" w:hAnsi="Calibri" w:cs="Calibri"/>
+          <w:color w:val="000000"/>
+          <w:lang w:val="uk-UA"/>
+        </w:rPr>
+        <w:t>-</w:t>
+      </w:r>
+      <w:r>
+        <w:rPr>
+          <w:rFonts w:ascii="Calibri" w:hAnsi="Calibri" w:cs="Calibri"/>
+          <w:color w:val="000000"/>
+        </w:rPr>
+        <w:t xml:space="preserve"> Tech Lead/</w:t>
       </w:r>
       <w:r>
         <w:rPr>
@@ -874,7 +933,7 @@
         <w:pStyle w:val="ListParagraph"/>
         <w:numPr>
           <w:ilvl w:val="0"/>
-          <w:numId w:val="7"/>
+          <w:numId w:val="12"/>
         </w:numPr>
         <w:rPr>
           <w:rFonts w:ascii="Calibri" w:hAnsi="Calibri" w:cs="Calibri"/>
@@ -886,12 +945,13 @@
           <w:rFonts w:ascii="Calibri" w:hAnsi="Calibri" w:cs="Calibri"/>
           <w:color w:val="000000"/>
         </w:rPr>
-        <w:t>Magento – Software Developer (2009</w:t>
-      </w:r>
-      <w:r>
-        <w:rPr>
-          <w:rFonts w:ascii="Calibri" w:hAnsi="Calibri" w:cs="Calibri"/>
-          <w:color w:val="000000"/>
+        <w:t xml:space="preserve">Magento </w:t>
+      </w:r>
+      <w:r>
+        <w:rPr>
+          <w:rFonts w:ascii="Calibri" w:hAnsi="Calibri" w:cs="Calibri"/>
+          <w:color w:val="000000"/>
+          <w:lang w:val="uk-UA"/>
         </w:rPr>
         <w:t>-</w:t>
       </w:r>
@@ -900,23 +960,26 @@
           <w:rFonts w:ascii="Calibri" w:hAnsi="Calibri" w:cs="Calibri"/>
           <w:color w:val="000000"/>
         </w:rPr>
+        <w:t xml:space="preserve"> Software Developer (2009</w:t>
+      </w:r>
+      <w:r>
+        <w:rPr>
+          <w:rFonts w:ascii="Calibri" w:hAnsi="Calibri" w:cs="Calibri"/>
+          <w:color w:val="000000"/>
+        </w:rPr>
+        <w:t>-</w:t>
+      </w:r>
+      <w:r>
+        <w:rPr>
+          <w:rFonts w:ascii="Calibri" w:hAnsi="Calibri" w:cs="Calibri"/>
+          <w:color w:val="000000"/>
+        </w:rPr>
         <w:t>2011)</w:t>
       </w:r>
     </w:p>
     <w:p>
       <w:pPr>
         <w:pStyle w:val="Heading1"/>
-      </w:pPr>
-      <w:r>
-        <w:t>Recent Notable</w:t>
-      </w:r>
-      <w:r>
-        <w:t xml:space="preserve"> Projects</w:t>
-      </w:r>
-    </w:p>
-    <w:p>
-      <w:pPr>
-        <w:pStyle w:val="Heading2"/>
         <w:rPr>
           <w:rFonts w:ascii="Calibri Light" w:hAnsi="Calibri Light" w:cs="Calibri Light"/>
           <w:color w:val="1F4D78"/>
@@ -924,8 +987,30 @@
       </w:pPr>
       <w:r>
         <w:rPr>
+          <w:sz w:val="36"/>
+          <w:szCs w:val="36"/>
+        </w:rPr>
+        <w:t xml:space="preserve">Recent </w:t>
+      </w:r>
+      <w:r>
+        <w:rPr>
+          <w:sz w:val="36"/>
+          <w:szCs w:val="36"/>
+        </w:rPr>
+        <w:t>Projects</w:t>
+      </w:r>
+      <w:r>
+        <w:rPr>
+          <w:lang w:val="uk-UA"/>
+        </w:rPr>
+        <w:br/>
+      </w:r>
+      <w:r>
+        <w:rPr>
           <w:rFonts w:ascii="Calibri Light" w:hAnsi="Calibri Light" w:cs="Calibri Light"/>
           <w:color w:val="1F4D78"/>
+          <w:sz w:val="28"/>
+          <w:szCs w:val="28"/>
         </w:rPr>
         <w:t>Founder &amp; Lead at IQ Key Value Platform</w:t>
       </w:r>
@@ -935,6 +1020,7 @@
         <w:rPr>
           <w:rFonts w:ascii="Calibri" w:hAnsi="Calibri" w:cs="Calibri"/>
           <w:color w:val="000000"/>
+          <w:lang w:val="uk-UA"/>
         </w:rPr>
       </w:pPr>
       <w:r>
@@ -967,20 +1053,22 @@
         <w:rPr>
           <w:rFonts w:ascii="Calibri Light" w:hAnsi="Calibri Light" w:cs="Calibri Light"/>
           <w:color w:val="2E74B5"/>
+          <w:sz w:val="28"/>
+          <w:szCs w:val="28"/>
         </w:rPr>
       </w:pPr>
       <w:r>
         <w:rPr>
           <w:rFonts w:ascii="Calibri Light" w:hAnsi="Calibri Light" w:cs="Calibri Light"/>
           <w:color w:val="2E74B5"/>
+          <w:sz w:val="28"/>
+          <w:szCs w:val="28"/>
         </w:rPr>
         <w:t>Complex ETL Engine on Top of Kafka Streams</w:t>
       </w:r>
     </w:p>
     <w:p>
       <w:pPr>
-        <w:pStyle w:val="ListParagraph"/>
-        <w:ind w:left="660"/>
         <w:rPr>
           <w:rFonts w:ascii="Calibri" w:hAnsi="Calibri" w:cs="Calibri"/>
           <w:color w:val="000000"/>
@@ -993,16 +1081,14 @@
         </w:rPr>
         <w:t>Client: Major European asset manager</w:t>
       </w:r>
-    </w:p>
-    <w:p>
-      <w:pPr>
-        <w:pStyle w:val="ListParagraph"/>
-        <w:ind w:left="660"/>
-        <w:rPr>
-          <w:rFonts w:ascii="Calibri" w:hAnsi="Calibri" w:cs="Calibri"/>
-          <w:color w:val="000000"/>
-        </w:rPr>
-      </w:pPr>
+      <w:r>
+        <w:rPr>
+          <w:rFonts w:ascii="Calibri" w:hAnsi="Calibri" w:cs="Calibri"/>
+          <w:color w:val="000000"/>
+          <w:lang w:val="uk-UA"/>
+        </w:rPr>
+        <w:br/>
+      </w:r>
       <w:r>
         <w:rPr>
           <w:rFonts w:ascii="Calibri" w:hAnsi="Calibri" w:cs="Calibri"/>
@@ -1015,8 +1101,8 @@
       <w:pPr>
         <w:pStyle w:val="ListParagraph"/>
         <w:numPr>
-          <w:ilvl w:val="0"/>
-          <w:numId w:val="1"/>
+          <w:ilvl w:val="1"/>
+          <w:numId w:val="10"/>
         </w:numPr>
         <w:rPr>
           <w:rFonts w:ascii="Calibri" w:hAnsi="Calibri" w:cs="Calibri"/>
@@ -1035,8 +1121,8 @@
       <w:pPr>
         <w:pStyle w:val="ListParagraph"/>
         <w:numPr>
-          <w:ilvl w:val="0"/>
-          <w:numId w:val="1"/>
+          <w:ilvl w:val="1"/>
+          <w:numId w:val="10"/>
         </w:numPr>
         <w:rPr>
           <w:rFonts w:ascii="Calibri" w:hAnsi="Calibri" w:cs="Calibri"/>
@@ -1055,8 +1141,8 @@
       <w:pPr>
         <w:pStyle w:val="ListParagraph"/>
         <w:numPr>
-          <w:ilvl w:val="0"/>
-          <w:numId w:val="1"/>
+          <w:ilvl w:val="1"/>
+          <w:numId w:val="10"/>
         </w:numPr>
         <w:rPr>
           <w:rFonts w:ascii="Calibri" w:hAnsi="Calibri" w:cs="Calibri"/>
@@ -1076,8 +1162,8 @@
       <w:pPr>
         <w:pStyle w:val="ListParagraph"/>
         <w:numPr>
-          <w:ilvl w:val="0"/>
-          <w:numId w:val="1"/>
+          <w:ilvl w:val="1"/>
+          <w:numId w:val="10"/>
         </w:numPr>
         <w:rPr>
           <w:rFonts w:ascii="Calibri" w:hAnsi="Calibri" w:cs="Calibri"/>
@@ -1096,8 +1182,8 @@
       <w:pPr>
         <w:pStyle w:val="ListParagraph"/>
         <w:numPr>
-          <w:ilvl w:val="0"/>
-          <w:numId w:val="1"/>
+          <w:ilvl w:val="1"/>
+          <w:numId w:val="10"/>
         </w:numPr>
         <w:rPr>
           <w:rFonts w:ascii="Calibri" w:hAnsi="Calibri" w:cs="Calibri"/>
@@ -1132,8 +1218,8 @@
       <w:pPr>
         <w:pStyle w:val="ListParagraph"/>
         <w:numPr>
-          <w:ilvl w:val="0"/>
-          <w:numId w:val="1"/>
+          <w:ilvl w:val="1"/>
+          <w:numId w:val="10"/>
         </w:numPr>
         <w:rPr>
           <w:rFonts w:ascii="Calibri" w:hAnsi="Calibri" w:cs="Calibri"/>
@@ -1154,20 +1240,22 @@
         <w:rPr>
           <w:rFonts w:ascii="Calibri Light" w:hAnsi="Calibri Light" w:cs="Calibri Light"/>
           <w:color w:val="2E74B5"/>
+          <w:sz w:val="28"/>
+          <w:szCs w:val="28"/>
         </w:rPr>
       </w:pPr>
       <w:r>
         <w:rPr>
           <w:rFonts w:ascii="Calibri Light" w:hAnsi="Calibri Light" w:cs="Calibri Light"/>
           <w:color w:val="2E74B5"/>
+          <w:sz w:val="28"/>
+          <w:szCs w:val="28"/>
         </w:rPr>
         <w:t>Product Information Management Solution</w:t>
       </w:r>
     </w:p>
     <w:p>
       <w:pPr>
-        <w:pStyle w:val="ListParagraph"/>
-        <w:ind w:left="660"/>
         <w:rPr>
           <w:rFonts w:ascii="Calibri" w:hAnsi="Calibri" w:cs="Calibri"/>
           <w:color w:val="000000"/>
@@ -1315,6 +1403,7 @@
         <w:rPr>
           <w:rFonts w:ascii="Calibri Light" w:hAnsi="Calibri Light" w:cs="Calibri Light"/>
           <w:color w:val="2E74B5"/>
+          <w:lang w:val="uk-UA"/>
         </w:rPr>
       </w:pPr>
       <w:r>
@@ -1323,6 +1412,14 @@
           <w:color w:val="000000"/>
         </w:rPr>
         <w:t>Designed and tested Java microservices, gathered requirements, and supported development, testing, code reviews, and releases to align with business goals.</w:t>
+      </w:r>
+      <w:r>
+        <w:rPr>
+          <w:rFonts w:ascii="Calibri" w:hAnsi="Calibri" w:cs="Calibri"/>
+          <w:color w:val="000000"/>
+          <w:lang w:val="uk-UA"/>
+        </w:rPr>
+        <w:br/>
       </w:r>
     </w:p>
     <w:p>
@@ -1331,20 +1428,22 @@
         <w:rPr>
           <w:rFonts w:ascii="Calibri Light" w:hAnsi="Calibri Light" w:cs="Calibri Light"/>
           <w:color w:val="2E74B5"/>
+          <w:sz w:val="28"/>
+          <w:szCs w:val="28"/>
         </w:rPr>
       </w:pPr>
       <w:r>
         <w:rPr>
           <w:rFonts w:ascii="Calibri Light" w:hAnsi="Calibri Light" w:cs="Calibri Light"/>
           <w:color w:val="2E74B5"/>
+          <w:sz w:val="28"/>
+          <w:szCs w:val="28"/>
         </w:rPr>
         <w:t>ETL Engine for Processing Hotel Content</w:t>
       </w:r>
     </w:p>
     <w:p>
       <w:pPr>
-        <w:pStyle w:val="ListParagraph"/>
-        <w:ind w:left="660"/>
         <w:rPr>
           <w:rFonts w:ascii="Calibri" w:hAnsi="Calibri" w:cs="Calibri"/>
           <w:color w:val="000000"/>
@@ -1394,8 +1493,8 @@
       <w:pPr>
         <w:pStyle w:val="ListParagraph"/>
         <w:numPr>
-          <w:ilvl w:val="0"/>
-          <w:numId w:val="2"/>
+          <w:ilvl w:val="1"/>
+          <w:numId w:val="9"/>
         </w:numPr>
         <w:rPr>
           <w:rFonts w:ascii="Calibri" w:hAnsi="Calibri" w:cs="Calibri"/>
@@ -1414,8 +1513,8 @@
       <w:pPr>
         <w:pStyle w:val="ListParagraph"/>
         <w:numPr>
-          <w:ilvl w:val="0"/>
-          <w:numId w:val="2"/>
+          <w:ilvl w:val="1"/>
+          <w:numId w:val="9"/>
         </w:numPr>
         <w:rPr>
           <w:rFonts w:ascii="Calibri" w:hAnsi="Calibri" w:cs="Calibri"/>
@@ -1434,8 +1533,8 @@
       <w:pPr>
         <w:pStyle w:val="ListParagraph"/>
         <w:numPr>
-          <w:ilvl w:val="0"/>
-          <w:numId w:val="2"/>
+          <w:ilvl w:val="1"/>
+          <w:numId w:val="9"/>
         </w:numPr>
         <w:rPr>
           <w:rFonts w:ascii="Calibri" w:hAnsi="Calibri" w:cs="Calibri"/>
@@ -1454,8 +1553,8 @@
       <w:pPr>
         <w:pStyle w:val="ListParagraph"/>
         <w:numPr>
-          <w:ilvl w:val="0"/>
-          <w:numId w:val="2"/>
+          <w:ilvl w:val="1"/>
+          <w:numId w:val="9"/>
         </w:numPr>
         <w:rPr>
           <w:rFonts w:ascii="Calibri" w:hAnsi="Calibri" w:cs="Calibri"/>
@@ -1474,8 +1573,8 @@
       <w:pPr>
         <w:pStyle w:val="ListParagraph"/>
         <w:numPr>
-          <w:ilvl w:val="0"/>
-          <w:numId w:val="2"/>
+          <w:ilvl w:val="1"/>
+          <w:numId w:val="9"/>
         </w:numPr>
         <w:rPr>
           <w:rFonts w:ascii="Calibri" w:hAnsi="Calibri" w:cs="Calibri"/>
@@ -1503,8 +1602,8 @@
       <w:pPr>
         <w:pStyle w:val="ListParagraph"/>
         <w:numPr>
-          <w:ilvl w:val="0"/>
-          <w:numId w:val="2"/>
+          <w:ilvl w:val="1"/>
+          <w:numId w:val="9"/>
         </w:numPr>
         <w:rPr>
           <w:rFonts w:ascii="Calibri" w:hAnsi="Calibri" w:cs="Calibri"/>
@@ -1523,8 +1622,8 @@
       <w:pPr>
         <w:pStyle w:val="ListParagraph"/>
         <w:numPr>
-          <w:ilvl w:val="0"/>
-          <w:numId w:val="2"/>
+          <w:ilvl w:val="1"/>
+          <w:numId w:val="9"/>
         </w:numPr>
         <w:rPr>
           <w:rFonts w:ascii="Calibri" w:hAnsi="Calibri" w:cs="Calibri"/>
@@ -1537,6 +1636,14 @@
           <w:color w:val="000000"/>
         </w:rPr>
         <w:t>Monitored processes using Prometheus, Grafana, ELK Stack, and OpenShift dashboards</w:t>
+      </w:r>
+      <w:r>
+        <w:rPr>
+          <w:rFonts w:ascii="Calibri" w:hAnsi="Calibri" w:cs="Calibri"/>
+          <w:color w:val="000000"/>
+          <w:lang w:val="uk-UA"/>
+        </w:rPr>
+        <w:br/>
       </w:r>
     </w:p>
     <w:p>
@@ -1545,28 +1652,22 @@
         <w:rPr>
           <w:rFonts w:ascii="Calibri Light" w:hAnsi="Calibri Light" w:cs="Calibri Light"/>
           <w:color w:val="2E74B5"/>
-        </w:rPr>
-      </w:pPr>
-    </w:p>
-    <w:p>
-      <w:pPr>
-        <w:pStyle w:val="Heading2"/>
+          <w:sz w:val="28"/>
+          <w:szCs w:val="28"/>
+        </w:rPr>
+      </w:pPr>
+      <w:r>
         <w:rPr>
           <w:rFonts w:ascii="Calibri Light" w:hAnsi="Calibri Light" w:cs="Calibri Light"/>
           <w:color w:val="2E74B5"/>
-        </w:rPr>
-      </w:pPr>
-      <w:r>
-        <w:rPr>
-          <w:rFonts w:ascii="Calibri Light" w:hAnsi="Calibri Light" w:cs="Calibri Light"/>
-          <w:color w:val="2E74B5"/>
+          <w:sz w:val="28"/>
+          <w:szCs w:val="28"/>
         </w:rPr>
         <w:t>B2B Hotel Booking Platform</w:t>
       </w:r>
     </w:p>
     <w:p>
       <w:pPr>
-        <w:ind w:left="720"/>
         <w:rPr>
           <w:rFonts w:ascii="Calibri" w:hAnsi="Calibri" w:cs="Calibri"/>
           <w:color w:val="000000"/>
@@ -1665,8 +1766,8 @@
       <w:pPr>
         <w:pStyle w:val="ListParagraph"/>
         <w:numPr>
-          <w:ilvl w:val="0"/>
-          <w:numId w:val="3"/>
+          <w:ilvl w:val="1"/>
+          <w:numId w:val="8"/>
         </w:numPr>
         <w:rPr>
           <w:rFonts w:ascii="Calibri" w:hAnsi="Calibri" w:cs="Calibri"/>
@@ -1685,8 +1786,8 @@
       <w:pPr>
         <w:pStyle w:val="ListParagraph"/>
         <w:numPr>
-          <w:ilvl w:val="0"/>
-          <w:numId w:val="3"/>
+          <w:ilvl w:val="1"/>
+          <w:numId w:val="8"/>
         </w:numPr>
         <w:rPr>
           <w:rFonts w:ascii="Calibri" w:hAnsi="Calibri" w:cs="Calibri"/>
@@ -1705,8 +1806,8 @@
       <w:pPr>
         <w:pStyle w:val="ListParagraph"/>
         <w:numPr>
-          <w:ilvl w:val="0"/>
-          <w:numId w:val="3"/>
+          <w:ilvl w:val="1"/>
+          <w:numId w:val="8"/>
         </w:numPr>
         <w:rPr>
           <w:rFonts w:ascii="Calibri" w:hAnsi="Calibri" w:cs="Calibri"/>
@@ -1725,8 +1826,8 @@
       <w:pPr>
         <w:pStyle w:val="ListParagraph"/>
         <w:numPr>
-          <w:ilvl w:val="0"/>
-          <w:numId w:val="3"/>
+          <w:ilvl w:val="1"/>
+          <w:numId w:val="8"/>
         </w:numPr>
         <w:rPr>
           <w:rFonts w:ascii="Calibri" w:hAnsi="Calibri" w:cs="Calibri"/>
@@ -1754,8 +1855,8 @@
       <w:pPr>
         <w:pStyle w:val="ListParagraph"/>
         <w:numPr>
-          <w:ilvl w:val="0"/>
-          <w:numId w:val="3"/>
+          <w:ilvl w:val="1"/>
+          <w:numId w:val="8"/>
         </w:numPr>
         <w:rPr>
           <w:rFonts w:ascii="Calibri" w:hAnsi="Calibri" w:cs="Calibri"/>
@@ -1774,8 +1875,8 @@
       <w:pPr>
         <w:pStyle w:val="ListParagraph"/>
         <w:numPr>
-          <w:ilvl w:val="0"/>
-          <w:numId w:val="3"/>
+          <w:ilvl w:val="1"/>
+          <w:numId w:val="8"/>
         </w:numPr>
         <w:rPr>
           <w:rFonts w:ascii="Calibri" w:hAnsi="Calibri" w:cs="Calibri"/>
@@ -2030,6 +2131,345 @@
     </w:lvl>
   </w:abstractNum>
   <w:abstractNum w:abstractNumId="2" w15:restartNumberingAfterBreak="0">
+    <w:nsid w:val="172112D2"/>
+    <w:multiLevelType w:val="multilevel"/>
+    <w:tmpl w:val="04090021"/>
+    <w:lvl w:ilvl="0">
+      <w:start w:val="1"/>
+      <w:numFmt w:val="bullet"/>
+      <w:lvlText w:val=""/>
+      <w:lvlJc w:val="left"/>
+      <w:pPr>
+        <w:ind w:left="360" w:hanging="360"/>
+      </w:pPr>
+      <w:rPr>
+        <w:rFonts w:ascii="Wingdings" w:hAnsi="Wingdings" w:hint="default"/>
+      </w:rPr>
+    </w:lvl>
+    <w:lvl w:ilvl="1">
+      <w:start w:val="1"/>
+      <w:numFmt w:val="bullet"/>
+      <w:lvlText w:val=""/>
+      <w:lvlJc w:val="left"/>
+      <w:pPr>
+        <w:ind w:left="720" w:hanging="360"/>
+      </w:pPr>
+      <w:rPr>
+        <w:rFonts w:ascii="Wingdings" w:hAnsi="Wingdings" w:hint="default"/>
+      </w:rPr>
+    </w:lvl>
+    <w:lvl w:ilvl="2">
+      <w:start w:val="1"/>
+      <w:numFmt w:val="bullet"/>
+      <w:lvlText w:val=""/>
+      <w:lvlJc w:val="left"/>
+      <w:pPr>
+        <w:ind w:left="1080" w:hanging="360"/>
+      </w:pPr>
+      <w:rPr>
+        <w:rFonts w:ascii="Wingdings" w:hAnsi="Wingdings" w:hint="default"/>
+      </w:rPr>
+    </w:lvl>
+    <w:lvl w:ilvl="3">
+      <w:start w:val="1"/>
+      <w:numFmt w:val="bullet"/>
+      <w:lvlText w:val=""/>
+      <w:lvlJc w:val="left"/>
+      <w:pPr>
+        <w:ind w:left="1440" w:hanging="360"/>
+      </w:pPr>
+      <w:rPr>
+        <w:rFonts w:ascii="Symbol" w:hAnsi="Symbol" w:hint="default"/>
+      </w:rPr>
+    </w:lvl>
+    <w:lvl w:ilvl="4">
+      <w:start w:val="1"/>
+      <w:numFmt w:val="bullet"/>
+      <w:lvlText w:val=""/>
+      <w:lvlJc w:val="left"/>
+      <w:pPr>
+        <w:ind w:left="1800" w:hanging="360"/>
+      </w:pPr>
+      <w:rPr>
+        <w:rFonts w:ascii="Symbol" w:hAnsi="Symbol" w:hint="default"/>
+      </w:rPr>
+    </w:lvl>
+    <w:lvl w:ilvl="5">
+      <w:start w:val="1"/>
+      <w:numFmt w:val="bullet"/>
+      <w:lvlText w:val=""/>
+      <w:lvlJc w:val="left"/>
+      <w:pPr>
+        <w:ind w:left="2160" w:hanging="360"/>
+      </w:pPr>
+      <w:rPr>
+        <w:rFonts w:ascii="Wingdings" w:hAnsi="Wingdings" w:hint="default"/>
+      </w:rPr>
+    </w:lvl>
+    <w:lvl w:ilvl="6">
+      <w:start w:val="1"/>
+      <w:numFmt w:val="bullet"/>
+      <w:lvlText w:val=""/>
+      <w:lvlJc w:val="left"/>
+      <w:pPr>
+        <w:ind w:left="2520" w:hanging="360"/>
+      </w:pPr>
+      <w:rPr>
+        <w:rFonts w:ascii="Wingdings" w:hAnsi="Wingdings" w:hint="default"/>
+      </w:rPr>
+    </w:lvl>
+    <w:lvl w:ilvl="7">
+      <w:start w:val="1"/>
+      <w:numFmt w:val="bullet"/>
+      <w:lvlText w:val=""/>
+      <w:lvlJc w:val="left"/>
+      <w:pPr>
+        <w:ind w:left="2880" w:hanging="360"/>
+      </w:pPr>
+      <w:rPr>
+        <w:rFonts w:ascii="Symbol" w:hAnsi="Symbol" w:hint="default"/>
+      </w:rPr>
+    </w:lvl>
+    <w:lvl w:ilvl="8">
+      <w:start w:val="1"/>
+      <w:numFmt w:val="bullet"/>
+      <w:lvlText w:val=""/>
+      <w:lvlJc w:val="left"/>
+      <w:pPr>
+        <w:ind w:left="3240" w:hanging="360"/>
+      </w:pPr>
+      <w:rPr>
+        <w:rFonts w:ascii="Symbol" w:hAnsi="Symbol" w:hint="default"/>
+      </w:rPr>
+    </w:lvl>
+  </w:abstractNum>
+  <w:abstractNum w:abstractNumId="3" w15:restartNumberingAfterBreak="0">
+    <w:nsid w:val="30A86104"/>
+    <w:multiLevelType w:val="multilevel"/>
+    <w:tmpl w:val="04090021"/>
+    <w:lvl w:ilvl="0">
+      <w:start w:val="1"/>
+      <w:numFmt w:val="bullet"/>
+      <w:lvlText w:val=""/>
+      <w:lvlJc w:val="left"/>
+      <w:pPr>
+        <w:ind w:left="360" w:hanging="360"/>
+      </w:pPr>
+      <w:rPr>
+        <w:rFonts w:ascii="Wingdings" w:hAnsi="Wingdings" w:hint="default"/>
+      </w:rPr>
+    </w:lvl>
+    <w:lvl w:ilvl="1">
+      <w:start w:val="1"/>
+      <w:numFmt w:val="bullet"/>
+      <w:lvlText w:val=""/>
+      <w:lvlJc w:val="left"/>
+      <w:pPr>
+        <w:ind w:left="720" w:hanging="360"/>
+      </w:pPr>
+      <w:rPr>
+        <w:rFonts w:ascii="Wingdings" w:hAnsi="Wingdings" w:hint="default"/>
+      </w:rPr>
+    </w:lvl>
+    <w:lvl w:ilvl="2">
+      <w:start w:val="1"/>
+      <w:numFmt w:val="bullet"/>
+      <w:lvlText w:val=""/>
+      <w:lvlJc w:val="left"/>
+      <w:pPr>
+        <w:ind w:left="1080" w:hanging="360"/>
+      </w:pPr>
+      <w:rPr>
+        <w:rFonts w:ascii="Wingdings" w:hAnsi="Wingdings" w:hint="default"/>
+      </w:rPr>
+    </w:lvl>
+    <w:lvl w:ilvl="3">
+      <w:start w:val="1"/>
+      <w:numFmt w:val="bullet"/>
+      <w:lvlText w:val=""/>
+      <w:lvlJc w:val="left"/>
+      <w:pPr>
+        <w:ind w:left="1440" w:hanging="360"/>
+      </w:pPr>
+      <w:rPr>
+        <w:rFonts w:ascii="Symbol" w:hAnsi="Symbol" w:hint="default"/>
+      </w:rPr>
+    </w:lvl>
+    <w:lvl w:ilvl="4">
+      <w:start w:val="1"/>
+      <w:numFmt w:val="bullet"/>
+      <w:lvlText w:val=""/>
+      <w:lvlJc w:val="left"/>
+      <w:pPr>
+        <w:ind w:left="1800" w:hanging="360"/>
+      </w:pPr>
+      <w:rPr>
+        <w:rFonts w:ascii="Symbol" w:hAnsi="Symbol" w:hint="default"/>
+      </w:rPr>
+    </w:lvl>
+    <w:lvl w:ilvl="5">
+      <w:start w:val="1"/>
+      <w:numFmt w:val="bullet"/>
+      <w:lvlText w:val=""/>
+      <w:lvlJc w:val="left"/>
+      <w:pPr>
+        <w:ind w:left="2160" w:hanging="360"/>
+      </w:pPr>
+      <w:rPr>
+        <w:rFonts w:ascii="Wingdings" w:hAnsi="Wingdings" w:hint="default"/>
+      </w:rPr>
+    </w:lvl>
+    <w:lvl w:ilvl="6">
+      <w:start w:val="1"/>
+      <w:numFmt w:val="bullet"/>
+      <w:lvlText w:val=""/>
+      <w:lvlJc w:val="left"/>
+      <w:pPr>
+        <w:ind w:left="2520" w:hanging="360"/>
+      </w:pPr>
+      <w:rPr>
+        <w:rFonts w:ascii="Wingdings" w:hAnsi="Wingdings" w:hint="default"/>
+      </w:rPr>
+    </w:lvl>
+    <w:lvl w:ilvl="7">
+      <w:start w:val="1"/>
+      <w:numFmt w:val="bullet"/>
+      <w:lvlText w:val=""/>
+      <w:lvlJc w:val="left"/>
+      <w:pPr>
+        <w:ind w:left="2880" w:hanging="360"/>
+      </w:pPr>
+      <w:rPr>
+        <w:rFonts w:ascii="Symbol" w:hAnsi="Symbol" w:hint="default"/>
+      </w:rPr>
+    </w:lvl>
+    <w:lvl w:ilvl="8">
+      <w:start w:val="1"/>
+      <w:numFmt w:val="bullet"/>
+      <w:lvlText w:val=""/>
+      <w:lvlJc w:val="left"/>
+      <w:pPr>
+        <w:ind w:left="3240" w:hanging="360"/>
+      </w:pPr>
+      <w:rPr>
+        <w:rFonts w:ascii="Symbol" w:hAnsi="Symbol" w:hint="default"/>
+      </w:rPr>
+    </w:lvl>
+  </w:abstractNum>
+  <w:abstractNum w:abstractNumId="4" w15:restartNumberingAfterBreak="0">
+    <w:nsid w:val="329D74BD"/>
+    <w:multiLevelType w:val="multilevel"/>
+    <w:tmpl w:val="04090021"/>
+    <w:lvl w:ilvl="0">
+      <w:start w:val="1"/>
+      <w:numFmt w:val="bullet"/>
+      <w:lvlText w:val=""/>
+      <w:lvlJc w:val="left"/>
+      <w:pPr>
+        <w:ind w:left="360" w:hanging="360"/>
+      </w:pPr>
+      <w:rPr>
+        <w:rFonts w:ascii="Wingdings" w:hAnsi="Wingdings" w:hint="default"/>
+      </w:rPr>
+    </w:lvl>
+    <w:lvl w:ilvl="1">
+      <w:start w:val="1"/>
+      <w:numFmt w:val="bullet"/>
+      <w:lvlText w:val=""/>
+      <w:lvlJc w:val="left"/>
+      <w:pPr>
+        <w:ind w:left="720" w:hanging="360"/>
+      </w:pPr>
+      <w:rPr>
+        <w:rFonts w:ascii="Wingdings" w:hAnsi="Wingdings" w:hint="default"/>
+      </w:rPr>
+    </w:lvl>
+    <w:lvl w:ilvl="2">
+      <w:start w:val="1"/>
+      <w:numFmt w:val="bullet"/>
+      <w:lvlText w:val=""/>
+      <w:lvlJc w:val="left"/>
+      <w:pPr>
+        <w:ind w:left="1080" w:hanging="360"/>
+      </w:pPr>
+      <w:rPr>
+        <w:rFonts w:ascii="Wingdings" w:hAnsi="Wingdings" w:hint="default"/>
+      </w:rPr>
+    </w:lvl>
+    <w:lvl w:ilvl="3">
+      <w:start w:val="1"/>
+      <w:numFmt w:val="bullet"/>
+      <w:lvlText w:val=""/>
+      <w:lvlJc w:val="left"/>
+      <w:pPr>
+        <w:ind w:left="1440" w:hanging="360"/>
+      </w:pPr>
+      <w:rPr>
+        <w:rFonts w:ascii="Symbol" w:hAnsi="Symbol" w:hint="default"/>
+      </w:rPr>
+    </w:lvl>
+    <w:lvl w:ilvl="4">
+      <w:start w:val="1"/>
+      <w:numFmt w:val="bullet"/>
+      <w:lvlText w:val=""/>
+      <w:lvlJc w:val="left"/>
+      <w:pPr>
+        <w:ind w:left="1800" w:hanging="360"/>
+      </w:pPr>
+      <w:rPr>
+        <w:rFonts w:ascii="Symbol" w:hAnsi="Symbol" w:hint="default"/>
+      </w:rPr>
+    </w:lvl>
+    <w:lvl w:ilvl="5">
+      <w:start w:val="1"/>
+      <w:numFmt w:val="bullet"/>
+      <w:lvlText w:val=""/>
+      <w:lvlJc w:val="left"/>
+      <w:pPr>
+        <w:ind w:left="2160" w:hanging="360"/>
+      </w:pPr>
+      <w:rPr>
+        <w:rFonts w:ascii="Wingdings" w:hAnsi="Wingdings" w:hint="default"/>
+      </w:rPr>
+    </w:lvl>
+    <w:lvl w:ilvl="6">
+      <w:start w:val="1"/>
+      <w:numFmt w:val="bullet"/>
+      <w:lvlText w:val=""/>
+      <w:lvlJc w:val="left"/>
+      <w:pPr>
+        <w:ind w:left="2520" w:hanging="360"/>
+      </w:pPr>
+      <w:rPr>
+        <w:rFonts w:ascii="Wingdings" w:hAnsi="Wingdings" w:hint="default"/>
+      </w:rPr>
+    </w:lvl>
+    <w:lvl w:ilvl="7">
+      <w:start w:val="1"/>
+      <w:numFmt w:val="bullet"/>
+      <w:lvlText w:val=""/>
+      <w:lvlJc w:val="left"/>
+      <w:pPr>
+        <w:ind w:left="2880" w:hanging="360"/>
+      </w:pPr>
+      <w:rPr>
+        <w:rFonts w:ascii="Symbol" w:hAnsi="Symbol" w:hint="default"/>
+      </w:rPr>
+    </w:lvl>
+    <w:lvl w:ilvl="8">
+      <w:start w:val="1"/>
+      <w:numFmt w:val="bullet"/>
+      <w:lvlText w:val=""/>
+      <w:lvlJc w:val="left"/>
+      <w:pPr>
+        <w:ind w:left="3240" w:hanging="360"/>
+      </w:pPr>
+      <w:rPr>
+        <w:rFonts w:ascii="Symbol" w:hAnsi="Symbol" w:hint="default"/>
+      </w:rPr>
+    </w:lvl>
+  </w:abstractNum>
+  <w:abstractNum w:abstractNumId="5" w15:restartNumberingAfterBreak="0">
     <w:nsid w:val="38D20937"/>
     <w:multiLevelType w:val="hybridMultilevel"/>
     <w:tmpl w:val="7B8E8A78"/>
@@ -2142,7 +2582,7 @@
       </w:rPr>
     </w:lvl>
   </w:abstractNum>
-  <w:abstractNum w:abstractNumId="3" w15:restartNumberingAfterBreak="0">
+  <w:abstractNum w:abstractNumId="6" w15:restartNumberingAfterBreak="0">
     <w:nsid w:val="3BA26DB0"/>
     <w:multiLevelType w:val="hybridMultilevel"/>
     <w:tmpl w:val="A3A8DB0A"/>
@@ -2255,7 +2695,7 @@
       </w:rPr>
     </w:lvl>
   </w:abstractNum>
-  <w:abstractNum w:abstractNumId="4" w15:restartNumberingAfterBreak="0">
+  <w:abstractNum w:abstractNumId="7" w15:restartNumberingAfterBreak="0">
     <w:nsid w:val="3BE21D11"/>
     <w:multiLevelType w:val="hybridMultilevel"/>
     <w:tmpl w:val="EDDA8890"/>
@@ -2368,7 +2808,7 @@
       </w:rPr>
     </w:lvl>
   </w:abstractNum>
-  <w:abstractNum w:abstractNumId="5" w15:restartNumberingAfterBreak="0">
+  <w:abstractNum w:abstractNumId="8" w15:restartNumberingAfterBreak="0">
     <w:nsid w:val="4AE869C1"/>
     <w:multiLevelType w:val="hybridMultilevel"/>
     <w:tmpl w:val="F934EF6C"/>
@@ -2481,7 +2921,7 @@
       </w:rPr>
     </w:lvl>
   </w:abstractNum>
-  <w:abstractNum w:abstractNumId="6" w15:restartNumberingAfterBreak="0">
+  <w:abstractNum w:abstractNumId="9" w15:restartNumberingAfterBreak="0">
     <w:nsid w:val="4B763A71"/>
     <w:multiLevelType w:val="hybridMultilevel"/>
     <w:tmpl w:val="116E2E88"/>
@@ -2594,26 +3034,267 @@
       </w:rPr>
     </w:lvl>
   </w:abstractNum>
+  <w:abstractNum w:abstractNumId="10" w15:restartNumberingAfterBreak="0">
+    <w:nsid w:val="76057E86"/>
+    <w:multiLevelType w:val="multilevel"/>
+    <w:tmpl w:val="04090021"/>
+    <w:lvl w:ilvl="0">
+      <w:start w:val="1"/>
+      <w:numFmt w:val="bullet"/>
+      <w:lvlText w:val=""/>
+      <w:lvlJc w:val="left"/>
+      <w:pPr>
+        <w:ind w:left="360" w:hanging="360"/>
+      </w:pPr>
+      <w:rPr>
+        <w:rFonts w:ascii="Wingdings" w:hAnsi="Wingdings" w:hint="default"/>
+      </w:rPr>
+    </w:lvl>
+    <w:lvl w:ilvl="1">
+      <w:start w:val="1"/>
+      <w:numFmt w:val="bullet"/>
+      <w:lvlText w:val=""/>
+      <w:lvlJc w:val="left"/>
+      <w:pPr>
+        <w:ind w:left="720" w:hanging="360"/>
+      </w:pPr>
+      <w:rPr>
+        <w:rFonts w:ascii="Wingdings" w:hAnsi="Wingdings" w:hint="default"/>
+      </w:rPr>
+    </w:lvl>
+    <w:lvl w:ilvl="2">
+      <w:start w:val="1"/>
+      <w:numFmt w:val="bullet"/>
+      <w:lvlText w:val=""/>
+      <w:lvlJc w:val="left"/>
+      <w:pPr>
+        <w:ind w:left="1080" w:hanging="360"/>
+      </w:pPr>
+      <w:rPr>
+        <w:rFonts w:ascii="Wingdings" w:hAnsi="Wingdings" w:hint="default"/>
+      </w:rPr>
+    </w:lvl>
+    <w:lvl w:ilvl="3">
+      <w:start w:val="1"/>
+      <w:numFmt w:val="bullet"/>
+      <w:lvlText w:val=""/>
+      <w:lvlJc w:val="left"/>
+      <w:pPr>
+        <w:ind w:left="1440" w:hanging="360"/>
+      </w:pPr>
+      <w:rPr>
+        <w:rFonts w:ascii="Symbol" w:hAnsi="Symbol" w:hint="default"/>
+      </w:rPr>
+    </w:lvl>
+    <w:lvl w:ilvl="4">
+      <w:start w:val="1"/>
+      <w:numFmt w:val="bullet"/>
+      <w:lvlText w:val=""/>
+      <w:lvlJc w:val="left"/>
+      <w:pPr>
+        <w:ind w:left="1800" w:hanging="360"/>
+      </w:pPr>
+      <w:rPr>
+        <w:rFonts w:ascii="Symbol" w:hAnsi="Symbol" w:hint="default"/>
+      </w:rPr>
+    </w:lvl>
+    <w:lvl w:ilvl="5">
+      <w:start w:val="1"/>
+      <w:numFmt w:val="bullet"/>
+      <w:lvlText w:val=""/>
+      <w:lvlJc w:val="left"/>
+      <w:pPr>
+        <w:ind w:left="2160" w:hanging="360"/>
+      </w:pPr>
+      <w:rPr>
+        <w:rFonts w:ascii="Wingdings" w:hAnsi="Wingdings" w:hint="default"/>
+      </w:rPr>
+    </w:lvl>
+    <w:lvl w:ilvl="6">
+      <w:start w:val="1"/>
+      <w:numFmt w:val="bullet"/>
+      <w:lvlText w:val=""/>
+      <w:lvlJc w:val="left"/>
+      <w:pPr>
+        <w:ind w:left="2520" w:hanging="360"/>
+      </w:pPr>
+      <w:rPr>
+        <w:rFonts w:ascii="Wingdings" w:hAnsi="Wingdings" w:hint="default"/>
+      </w:rPr>
+    </w:lvl>
+    <w:lvl w:ilvl="7">
+      <w:start w:val="1"/>
+      <w:numFmt w:val="bullet"/>
+      <w:lvlText w:val=""/>
+      <w:lvlJc w:val="left"/>
+      <w:pPr>
+        <w:ind w:left="2880" w:hanging="360"/>
+      </w:pPr>
+      <w:rPr>
+        <w:rFonts w:ascii="Symbol" w:hAnsi="Symbol" w:hint="default"/>
+      </w:rPr>
+    </w:lvl>
+    <w:lvl w:ilvl="8">
+      <w:start w:val="1"/>
+      <w:numFmt w:val="bullet"/>
+      <w:lvlText w:val=""/>
+      <w:lvlJc w:val="left"/>
+      <w:pPr>
+        <w:ind w:left="3240" w:hanging="360"/>
+      </w:pPr>
+      <w:rPr>
+        <w:rFonts w:ascii="Symbol" w:hAnsi="Symbol" w:hint="default"/>
+      </w:rPr>
+    </w:lvl>
+  </w:abstractNum>
+  <w:abstractNum w:abstractNumId="11" w15:restartNumberingAfterBreak="0">
+    <w:nsid w:val="7D3C411C"/>
+    <w:multiLevelType w:val="multilevel"/>
+    <w:tmpl w:val="04090021"/>
+    <w:lvl w:ilvl="0">
+      <w:start w:val="1"/>
+      <w:numFmt w:val="bullet"/>
+      <w:lvlText w:val=""/>
+      <w:lvlJc w:val="left"/>
+      <w:pPr>
+        <w:ind w:left="360" w:hanging="360"/>
+      </w:pPr>
+      <w:rPr>
+        <w:rFonts w:ascii="Wingdings" w:hAnsi="Wingdings" w:hint="default"/>
+      </w:rPr>
+    </w:lvl>
+    <w:lvl w:ilvl="1">
+      <w:start w:val="1"/>
+      <w:numFmt w:val="bullet"/>
+      <w:lvlText w:val=""/>
+      <w:lvlJc w:val="left"/>
+      <w:pPr>
+        <w:ind w:left="720" w:hanging="360"/>
+      </w:pPr>
+      <w:rPr>
+        <w:rFonts w:ascii="Wingdings" w:hAnsi="Wingdings" w:hint="default"/>
+      </w:rPr>
+    </w:lvl>
+    <w:lvl w:ilvl="2">
+      <w:start w:val="1"/>
+      <w:numFmt w:val="bullet"/>
+      <w:lvlText w:val=""/>
+      <w:lvlJc w:val="left"/>
+      <w:pPr>
+        <w:ind w:left="1080" w:hanging="360"/>
+      </w:pPr>
+      <w:rPr>
+        <w:rFonts w:ascii="Wingdings" w:hAnsi="Wingdings" w:hint="default"/>
+      </w:rPr>
+    </w:lvl>
+    <w:lvl w:ilvl="3">
+      <w:start w:val="1"/>
+      <w:numFmt w:val="bullet"/>
+      <w:lvlText w:val=""/>
+      <w:lvlJc w:val="left"/>
+      <w:pPr>
+        <w:ind w:left="1440" w:hanging="360"/>
+      </w:pPr>
+      <w:rPr>
+        <w:rFonts w:ascii="Symbol" w:hAnsi="Symbol" w:hint="default"/>
+      </w:rPr>
+    </w:lvl>
+    <w:lvl w:ilvl="4">
+      <w:start w:val="1"/>
+      <w:numFmt w:val="bullet"/>
+      <w:lvlText w:val=""/>
+      <w:lvlJc w:val="left"/>
+      <w:pPr>
+        <w:ind w:left="1800" w:hanging="360"/>
+      </w:pPr>
+      <w:rPr>
+        <w:rFonts w:ascii="Symbol" w:hAnsi="Symbol" w:hint="default"/>
+      </w:rPr>
+    </w:lvl>
+    <w:lvl w:ilvl="5">
+      <w:start w:val="1"/>
+      <w:numFmt w:val="bullet"/>
+      <w:lvlText w:val=""/>
+      <w:lvlJc w:val="left"/>
+      <w:pPr>
+        <w:ind w:left="2160" w:hanging="360"/>
+      </w:pPr>
+      <w:rPr>
+        <w:rFonts w:ascii="Wingdings" w:hAnsi="Wingdings" w:hint="default"/>
+      </w:rPr>
+    </w:lvl>
+    <w:lvl w:ilvl="6">
+      <w:start w:val="1"/>
+      <w:numFmt w:val="bullet"/>
+      <w:lvlText w:val=""/>
+      <w:lvlJc w:val="left"/>
+      <w:pPr>
+        <w:ind w:left="2520" w:hanging="360"/>
+      </w:pPr>
+      <w:rPr>
+        <w:rFonts w:ascii="Wingdings" w:hAnsi="Wingdings" w:hint="default"/>
+      </w:rPr>
+    </w:lvl>
+    <w:lvl w:ilvl="7">
+      <w:start w:val="1"/>
+      <w:numFmt w:val="bullet"/>
+      <w:lvlText w:val=""/>
+      <w:lvlJc w:val="left"/>
+      <w:pPr>
+        <w:ind w:left="2880" w:hanging="360"/>
+      </w:pPr>
+      <w:rPr>
+        <w:rFonts w:ascii="Symbol" w:hAnsi="Symbol" w:hint="default"/>
+      </w:rPr>
+    </w:lvl>
+    <w:lvl w:ilvl="8">
+      <w:start w:val="1"/>
+      <w:numFmt w:val="bullet"/>
+      <w:lvlText w:val=""/>
+      <w:lvlJc w:val="left"/>
+      <w:pPr>
+        <w:ind w:left="3240" w:hanging="360"/>
+      </w:pPr>
+      <w:rPr>
+        <w:rFonts w:ascii="Symbol" w:hAnsi="Symbol" w:hint="default"/>
+      </w:rPr>
+    </w:lvl>
+  </w:abstractNum>
   <w:num w:numId="1" w16cid:durableId="828983495">
-    <w:abstractNumId w:val="2"/>
+    <w:abstractNumId w:val="5"/>
   </w:num>
   <w:num w:numId="2" w16cid:durableId="1430586510">
-    <w:abstractNumId w:val="5"/>
+    <w:abstractNumId w:val="8"/>
   </w:num>
   <w:num w:numId="3" w16cid:durableId="1255551966">
-    <w:abstractNumId w:val="6"/>
+    <w:abstractNumId w:val="9"/>
   </w:num>
   <w:num w:numId="4" w16cid:durableId="277488804">
     <w:abstractNumId w:val="0"/>
   </w:num>
   <w:num w:numId="5" w16cid:durableId="622157060">
-    <w:abstractNumId w:val="3"/>
+    <w:abstractNumId w:val="6"/>
   </w:num>
   <w:num w:numId="6" w16cid:durableId="1491410301">
     <w:abstractNumId w:val="1"/>
   </w:num>
   <w:num w:numId="7" w16cid:durableId="1091124580">
+    <w:abstractNumId w:val="7"/>
+  </w:num>
+  <w:num w:numId="8" w16cid:durableId="1757289571">
+    <w:abstractNumId w:val="3"/>
+  </w:num>
+  <w:num w:numId="9" w16cid:durableId="882055674">
     <w:abstractNumId w:val="4"/>
+  </w:num>
+  <w:num w:numId="10" w16cid:durableId="204148729">
+    <w:abstractNumId w:val="10"/>
+  </w:num>
+  <w:num w:numId="11" w16cid:durableId="422185087">
+    <w:abstractNumId w:val="2"/>
+  </w:num>
+  <w:num w:numId="12" w16cid:durableId="1672827428">
+    <w:abstractNumId w:val="11"/>
   </w:num>
   <w:numIdMacAtCleanup w:val="4"/>
 </w:numbering>
